--- a/docassemble/PetitionForRuleToShowCauseFamily/data/templates/word_petition_rule_family.docx
+++ b/docassemble/PetitionForRuleToShowCauseFamily/data/templates/word_petition_rule_family.docx
@@ -15,29 +15,8 @@
         <w:t xml:space="preserve">IN THE CIRCUIT COURT OF </w:t>
       </w:r>
       <w:r>
-        <w:t>{{</w:t>
-      </w:r>
-      <w:proofErr w:type="spellStart"/>
-      <w:r>
-        <w:t>trial_</w:t>
-      </w:r>
-      <w:proofErr w:type="gramStart"/>
-      <w:r>
-        <w:t>court.address</w:t>
-      </w:r>
-      <w:proofErr w:type="gramEnd"/>
-      <w:r>
-        <w:t>.</w:t>
-      </w:r>
-      <w:proofErr w:type="gramStart"/>
-      <w:r>
-        <w:t>county.upper</w:t>
-      </w:r>
-      <w:proofErr w:type="spellEnd"/>
-      <w:r>
-        <w:t>()}}</w:t>
-      </w:r>
-      <w:proofErr w:type="gramEnd"/>
+        <w:t>{{trial_court.address.county.upper()}}</w:t>
+      </w:r>
       <w:r>
         <w:t xml:space="preserve"> COUNTY, ILLINOIS</w:t>
       </w:r>
@@ -98,93 +77,27 @@
                 <w:sz w:val="12"/>
                 <w:szCs w:val="12"/>
               </w:rPr>
-              <w:t xml:space="preserve">{% if </w:t>
+              <w:t>{% if in_re_check %}</w:t>
             </w:r>
-            <w:proofErr w:type="spellStart"/>
+            <w:r>
+              <w:rPr>
+                <w:b/>
+              </w:rPr>
+              <w:t xml:space="preserve">In re: </w:t>
+            </w:r>
+            <w:r>
+              <w:rPr>
+                <w:b/>
+              </w:rPr>
+              <w:t>{{in_re_label}}</w:t>
+            </w:r>
             <w:r>
               <w:rPr>
                 <w:b/>
                 <w:sz w:val="12"/>
                 <w:szCs w:val="12"/>
               </w:rPr>
-              <w:t>in_re_check</w:t>
-            </w:r>
-            <w:proofErr w:type="spellEnd"/>
-            <w:r>
-              <w:rPr>
-                <w:b/>
-                <w:sz w:val="12"/>
-                <w:szCs w:val="12"/>
-              </w:rPr>
-              <w:t xml:space="preserve"> </w:t>
-            </w:r>
-            <w:proofErr w:type="gramStart"/>
-            <w:r>
-              <w:rPr>
-                <w:b/>
-                <w:sz w:val="12"/>
-                <w:szCs w:val="12"/>
-              </w:rPr>
-              <w:t>%}</w:t>
-            </w:r>
-            <w:r>
-              <w:rPr>
-                <w:b/>
-              </w:rPr>
-              <w:t>In</w:t>
-            </w:r>
-            <w:proofErr w:type="gramEnd"/>
-            <w:r>
-              <w:rPr>
-                <w:b/>
-              </w:rPr>
-              <w:t xml:space="preserve"> </w:t>
-            </w:r>
-            <w:proofErr w:type="gramStart"/>
-            <w:r>
-              <w:rPr>
-                <w:b/>
-              </w:rPr>
-              <w:t xml:space="preserve">re: </w:t>
-            </w:r>
-            <w:r>
-              <w:rPr>
-                <w:b/>
-              </w:rPr>
-              <w:t>{{</w:t>
-            </w:r>
-            <w:proofErr w:type="spellStart"/>
-            <w:proofErr w:type="gramEnd"/>
-            <w:r>
-              <w:rPr>
-                <w:b/>
-              </w:rPr>
-              <w:t>in_re_label</w:t>
-            </w:r>
-            <w:proofErr w:type="spellEnd"/>
-            <w:proofErr w:type="gramStart"/>
-            <w:r>
-              <w:rPr>
-                <w:b/>
-              </w:rPr>
-              <w:t>}}</w:t>
-            </w:r>
-            <w:r>
-              <w:rPr>
-                <w:b/>
-                <w:sz w:val="12"/>
-                <w:szCs w:val="12"/>
-              </w:rPr>
-              <w:t>{</w:t>
-            </w:r>
-            <w:proofErr w:type="gramEnd"/>
-            <w:r>
-              <w:rPr>
-                <w:b/>
-                <w:sz w:val="12"/>
-                <w:szCs w:val="12"/>
-              </w:rPr>
-              <w:t>% endif %}</w:t>
+              <w:t>{% endif %}</w:t>
             </w:r>
           </w:p>
         </w:tc>
@@ -345,21 +258,7 @@
               <w:rPr>
                 <w:b/>
               </w:rPr>
-              <w:t>{{</w:t>
-            </w:r>
-            <w:proofErr w:type="spellStart"/>
-            <w:r>
-              <w:rPr>
-                <w:b/>
-              </w:rPr>
-              <w:t>case_number</w:t>
-            </w:r>
-            <w:proofErr w:type="spellEnd"/>
-            <w:r>
-              <w:rPr>
-                <w:b/>
-              </w:rPr>
-              <w:t>}}</w:t>
+              <w:t>{{case_number}}</w:t>
             </w:r>
           </w:p>
         </w:tc>
@@ -405,42 +304,7 @@
               <w:rPr>
                 <w:b/>
               </w:rPr>
-              <w:t xml:space="preserve">{% if </w:t>
-            </w:r>
-            <w:proofErr w:type="spellStart"/>
-            <w:r>
-              <w:rPr>
-                <w:b/>
-              </w:rPr>
-              <w:t>party_label</w:t>
-            </w:r>
-            <w:proofErr w:type="spellEnd"/>
-            <w:r>
-              <w:rPr>
-                <w:b/>
-              </w:rPr>
-              <w:t xml:space="preserve"> == “plaintiff” or </w:t>
-            </w:r>
-            <w:proofErr w:type="spellStart"/>
-            <w:r>
-              <w:rPr>
-                <w:b/>
-              </w:rPr>
-              <w:t>party_label</w:t>
-            </w:r>
-            <w:proofErr w:type="spellEnd"/>
-            <w:r>
-              <w:rPr>
-                <w:b/>
-              </w:rPr>
-              <w:t xml:space="preserve"> == “petitioner” </w:t>
-            </w:r>
-            <w:proofErr w:type="gramStart"/>
-            <w:r>
-              <w:rPr>
-                <w:b/>
-              </w:rPr>
-              <w:t>%</w:t>
+              <w:t>{% if party_label == “plaintiff” or party_label == “petitioner” %</w:t>
             </w:r>
             <w:r>
               <w:rPr>
@@ -452,44 +316,8 @@
               <w:rPr>
                 <w:b/>
               </w:rPr>
-              <w:t>{</w:t>
+              <w:t>{{users[0].name_full()</w:t>
             </w:r>
-            <w:proofErr w:type="gramEnd"/>
-            <w:r>
-              <w:rPr>
-                <w:b/>
-              </w:rPr>
-              <w:t>{users[0].</w:t>
-            </w:r>
-            <w:proofErr w:type="spellStart"/>
-            <w:r>
-              <w:rPr>
-                <w:b/>
-              </w:rPr>
-              <w:t>name_</w:t>
-            </w:r>
-            <w:proofErr w:type="gramStart"/>
-            <w:r>
-              <w:rPr>
-                <w:b/>
-              </w:rPr>
-              <w:t>full</w:t>
-            </w:r>
-            <w:proofErr w:type="spellEnd"/>
-            <w:r>
-              <w:rPr>
-                <w:b/>
-              </w:rPr>
-              <w:t>(</w:t>
-            </w:r>
-            <w:proofErr w:type="gramEnd"/>
-            <w:r>
-              <w:rPr>
-                <w:b/>
-              </w:rPr>
-              <w:t>)</w:t>
-            </w:r>
-            <w:proofErr w:type="gramStart"/>
             <w:r>
               <w:rPr>
                 <w:b/>
@@ -506,21 +334,7 @@
               <w:rPr>
                 <w:b/>
               </w:rPr>
-              <w:t>{</w:t>
-            </w:r>
-            <w:proofErr w:type="gramEnd"/>
-            <w:r>
-              <w:rPr>
-                <w:b/>
-              </w:rPr>
-              <w:t xml:space="preserve">% else </w:t>
-            </w:r>
-            <w:proofErr w:type="gramStart"/>
-            <w:r>
-              <w:rPr>
-                <w:b/>
-              </w:rPr>
-              <w:t>%</w:t>
+              <w:t>{% else %</w:t>
             </w:r>
             <w:r>
               <w:rPr>
@@ -532,70 +346,7 @@
               <w:rPr>
                 <w:b/>
               </w:rPr>
-              <w:t>{</w:t>
-            </w:r>
-            <w:proofErr w:type="gramEnd"/>
-            <w:r>
-              <w:rPr>
-                <w:b/>
-              </w:rPr>
-              <w:t>{</w:t>
-            </w:r>
-            <w:proofErr w:type="spellStart"/>
-            <w:r>
-              <w:rPr>
-                <w:b/>
-              </w:rPr>
-              <w:t>other_parties</w:t>
-            </w:r>
-            <w:proofErr w:type="spellEnd"/>
-            <w:r>
-              <w:rPr>
-                <w:b/>
-              </w:rPr>
-              <w:t>[0].</w:t>
-            </w:r>
-            <w:proofErr w:type="spellStart"/>
-            <w:r>
-              <w:rPr>
-                <w:b/>
-              </w:rPr>
-              <w:t>name_</w:t>
-            </w:r>
-            <w:proofErr w:type="gramStart"/>
-            <w:r>
-              <w:rPr>
-                <w:b/>
-              </w:rPr>
-              <w:t>full</w:t>
-            </w:r>
-            <w:proofErr w:type="spellEnd"/>
-            <w:r>
-              <w:rPr>
-                <w:b/>
-              </w:rPr>
-              <w:t>(</w:t>
-            </w:r>
-            <w:proofErr w:type="gramEnd"/>
-            <w:r>
-              <w:rPr>
-                <w:b/>
-              </w:rPr>
-              <w:t>)</w:t>
-            </w:r>
-            <w:proofErr w:type="gramStart"/>
-            <w:r>
-              <w:rPr>
-                <w:b/>
-              </w:rPr>
-              <w:t>}}{</w:t>
-            </w:r>
-            <w:proofErr w:type="gramEnd"/>
-            <w:r>
-              <w:rPr>
-                <w:b/>
-              </w:rPr>
-              <w:t>% endif %}</w:t>
+              <w:t>{{other_parties[0].name_full()}}{% endif %}</w:t>
             </w:r>
             <w:r>
               <w:rPr>
@@ -1042,42 +793,7 @@
               <w:rPr>
                 <w:b/>
               </w:rPr>
-              <w:t xml:space="preserve">{% if </w:t>
-            </w:r>
-            <w:proofErr w:type="spellStart"/>
-            <w:r>
-              <w:rPr>
-                <w:b/>
-              </w:rPr>
-              <w:t>party_label</w:t>
-            </w:r>
-            <w:proofErr w:type="spellEnd"/>
-            <w:r>
-              <w:rPr>
-                <w:b/>
-              </w:rPr>
-              <w:t xml:space="preserve"> == “defendant” or </w:t>
-            </w:r>
-            <w:proofErr w:type="spellStart"/>
-            <w:r>
-              <w:rPr>
-                <w:b/>
-              </w:rPr>
-              <w:t>party_label</w:t>
-            </w:r>
-            <w:proofErr w:type="spellEnd"/>
-            <w:r>
-              <w:rPr>
-                <w:b/>
-              </w:rPr>
-              <w:t xml:space="preserve"> == “respondent” </w:t>
-            </w:r>
-            <w:proofErr w:type="gramStart"/>
-            <w:r>
-              <w:rPr>
-                <w:b/>
-              </w:rPr>
-              <w:t>%</w:t>
+              <w:t>{% if party_label == “defendant” or party_label == “respondent” %</w:t>
             </w:r>
             <w:r>
               <w:rPr>
@@ -1089,44 +805,8 @@
               <w:rPr>
                 <w:b/>
               </w:rPr>
-              <w:t>{</w:t>
+              <w:t>{{users[0].name_full()</w:t>
             </w:r>
-            <w:proofErr w:type="gramEnd"/>
-            <w:r>
-              <w:rPr>
-                <w:b/>
-              </w:rPr>
-              <w:t>{users[0].</w:t>
-            </w:r>
-            <w:proofErr w:type="spellStart"/>
-            <w:r>
-              <w:rPr>
-                <w:b/>
-              </w:rPr>
-              <w:t>name_</w:t>
-            </w:r>
-            <w:proofErr w:type="gramStart"/>
-            <w:r>
-              <w:rPr>
-                <w:b/>
-              </w:rPr>
-              <w:t>full</w:t>
-            </w:r>
-            <w:proofErr w:type="spellEnd"/>
-            <w:r>
-              <w:rPr>
-                <w:b/>
-              </w:rPr>
-              <w:t>(</w:t>
-            </w:r>
-            <w:proofErr w:type="gramEnd"/>
-            <w:r>
-              <w:rPr>
-                <w:b/>
-              </w:rPr>
-              <w:t>)</w:t>
-            </w:r>
-            <w:proofErr w:type="gramStart"/>
             <w:r>
               <w:rPr>
                 <w:b/>
@@ -1143,21 +823,7 @@
               <w:rPr>
                 <w:b/>
               </w:rPr>
-              <w:t>{</w:t>
-            </w:r>
-            <w:proofErr w:type="gramEnd"/>
-            <w:r>
-              <w:rPr>
-                <w:b/>
-              </w:rPr>
-              <w:t xml:space="preserve">% else </w:t>
-            </w:r>
-            <w:proofErr w:type="gramStart"/>
-            <w:r>
-              <w:rPr>
-                <w:b/>
-              </w:rPr>
-              <w:t>%</w:t>
+              <w:t>{% else %</w:t>
             </w:r>
             <w:r>
               <w:rPr>
@@ -1169,70 +835,7 @@
               <w:rPr>
                 <w:b/>
               </w:rPr>
-              <w:t>{</w:t>
-            </w:r>
-            <w:proofErr w:type="gramEnd"/>
-            <w:r>
-              <w:rPr>
-                <w:b/>
-              </w:rPr>
-              <w:t>{</w:t>
-            </w:r>
-            <w:proofErr w:type="spellStart"/>
-            <w:r>
-              <w:rPr>
-                <w:b/>
-              </w:rPr>
-              <w:t>other_parties</w:t>
-            </w:r>
-            <w:proofErr w:type="spellEnd"/>
-            <w:r>
-              <w:rPr>
-                <w:b/>
-              </w:rPr>
-              <w:t>[0].</w:t>
-            </w:r>
-            <w:proofErr w:type="spellStart"/>
-            <w:r>
-              <w:rPr>
-                <w:b/>
-              </w:rPr>
-              <w:t>name_</w:t>
-            </w:r>
-            <w:proofErr w:type="gramStart"/>
-            <w:r>
-              <w:rPr>
-                <w:b/>
-              </w:rPr>
-              <w:t>full</w:t>
-            </w:r>
-            <w:proofErr w:type="spellEnd"/>
-            <w:r>
-              <w:rPr>
-                <w:b/>
-              </w:rPr>
-              <w:t>(</w:t>
-            </w:r>
-            <w:proofErr w:type="gramEnd"/>
-            <w:r>
-              <w:rPr>
-                <w:b/>
-              </w:rPr>
-              <w:t>)</w:t>
-            </w:r>
-            <w:proofErr w:type="gramStart"/>
-            <w:r>
-              <w:rPr>
-                <w:b/>
-              </w:rPr>
-              <w:t>}}{</w:t>
-            </w:r>
-            <w:proofErr w:type="gramEnd"/>
-            <w:r>
-              <w:rPr>
-                <w:b/>
-              </w:rPr>
-              <w:t>% endif %}</w:t>
+              <w:t>{{other_parties[0].name_full()}}{% endif %}</w:t>
             </w:r>
             <w:r>
               <w:rPr>
@@ -1299,21 +902,7 @@
               <w:rPr>
                 <w:b/>
               </w:rPr>
-              <w:t>{{</w:t>
-            </w:r>
-            <w:proofErr w:type="spellStart"/>
-            <w:r>
-              <w:rPr>
-                <w:b/>
-              </w:rPr>
-              <w:t>ivd_number</w:t>
-            </w:r>
-            <w:proofErr w:type="spellEnd"/>
-            <w:r>
-              <w:rPr>
-                <w:b/>
-              </w:rPr>
-              <w:t>}}</w:t>
+              <w:t>{{ivd_number}}</w:t>
             </w:r>
           </w:p>
         </w:tc>
@@ -1519,39 +1108,25 @@
         <w:rPr>
           <w:b/>
         </w:rPr>
-        <w:t xml:space="preserve">{% if </w:t>
-      </w:r>
-      <w:proofErr w:type="spellStart"/>
+        <w:t>{% if v</w:t>
+      </w:r>
       <w:r>
         <w:rPr>
           <w:b/>
         </w:rPr>
-        <w:t>v</w:t>
+        <w:t>i</w:t>
       </w:r>
       <w:r>
         <w:rPr>
           <w:b/>
         </w:rPr>
-        <w:t>i</w:t>
+        <w:t>olation</w:t>
       </w:r>
       <w:r>
         <w:rPr>
           <w:b/>
         </w:rPr>
-        <w:t>olation</w:t>
-      </w:r>
-      <w:r>
-        <w:rPr>
-          <w:b/>
-        </w:rPr>
-        <w:t>_type</w:t>
-      </w:r>
-      <w:proofErr w:type="spellEnd"/>
-      <w:r>
-        <w:rPr>
-          <w:b/>
-        </w:rPr>
-        <w:t xml:space="preserve"> == “child”</w:t>
+        <w:t>_type == “child”</w:t>
       </w:r>
       <w:r>
         <w:rPr>
@@ -1578,29 +1153,13 @@
         <w:t xml:space="preserve"> </w:t>
       </w:r>
       <w:r>
-        <w:t>{{capitalize(</w:t>
-      </w:r>
-      <w:proofErr w:type="spellStart"/>
-      <w:r>
-        <w:t>party_label</w:t>
-      </w:r>
-      <w:proofErr w:type="spellEnd"/>
-      <w:r>
-        <w:t>)}}</w:t>
+        <w:t>{{capitalize(party_label)}}</w:t>
       </w:r>
       <w:r>
         <w:t xml:space="preserve">, </w:t>
       </w:r>
       <w:r>
-        <w:t>{{users[0].</w:t>
-      </w:r>
-      <w:proofErr w:type="spellStart"/>
-      <w:r>
-        <w:t>name_full</w:t>
-      </w:r>
-      <w:proofErr w:type="spellEnd"/>
-      <w:r>
-        <w:t>()}}</w:t>
+        <w:t>{{users[0].name_full()}}</w:t>
       </w:r>
       <w:r>
         <w:t xml:space="preserve">, </w:t>
@@ -1612,15 +1171,7 @@
         <w:t xml:space="preserve">and moves this Court to issue a Rule to Show Cause against </w:t>
       </w:r>
       <w:r>
-        <w:t>{{</w:t>
-      </w:r>
-      <w:proofErr w:type="spellStart"/>
-      <w:r>
-        <w:t>opponent_label</w:t>
-      </w:r>
-      <w:proofErr w:type="spellEnd"/>
-      <w:r>
-        <w:t>}}</w:t>
+        <w:t>{{opponent_label}}</w:t>
       </w:r>
       <w:r>
         <w:t>,</w:t>
@@ -1629,51 +1180,17 @@
         <w:t xml:space="preserve"> </w:t>
       </w:r>
       <w:r>
-        <w:t>{{</w:t>
-      </w:r>
-      <w:proofErr w:type="spellStart"/>
-      <w:r>
-        <w:t>other_parties</w:t>
-      </w:r>
-      <w:proofErr w:type="spellEnd"/>
-      <w:r>
-        <w:t>[0].</w:t>
-      </w:r>
-      <w:proofErr w:type="spellStart"/>
-      <w:r>
-        <w:t>name_full</w:t>
-      </w:r>
-      <w:proofErr w:type="spellEnd"/>
+        <w:t>{{other_parties[0].name_full</w:t>
+      </w:r>
       <w:r>
         <w:t>(</w:t>
       </w:r>
       <w:r>
-        <w:t xml:space="preserve">)}}, as to why they should not be held in Indirect Civil Contempt of Court for their refusal to pay child support and/or other child-related expenses pursuant this Court's order. In support of this </w:t>
-      </w:r>
-      <w:proofErr w:type="gramStart"/>
-      <w:r>
-        <w:t xml:space="preserve">Petition, </w:t>
-      </w:r>
-      <w:r>
-        <w:t>{{</w:t>
-      </w:r>
-      <w:proofErr w:type="gramEnd"/>
-      <w:r>
-        <w:t>capitalize(</w:t>
-      </w:r>
-      <w:proofErr w:type="spellStart"/>
-      <w:r>
-        <w:t>party_</w:t>
-      </w:r>
-      <w:proofErr w:type="gramStart"/>
-      <w:r>
-        <w:t>label</w:t>
-      </w:r>
-      <w:proofErr w:type="spellEnd"/>
-      <w:r>
-        <w:t>)}}</w:t>
-      </w:r>
-      <w:proofErr w:type="gramEnd"/>
+        <w:t xml:space="preserve">)}}, as to why they should not be held in Indirect Civil Contempt of Court for their refusal to pay child support and/or other child-related expenses pursuant this Court's order. In support of this Petition, </w:t>
+      </w:r>
+      <w:r>
+        <w:t>{{capitalize(party_label)}}</w:t>
+      </w:r>
       <w:r>
         <w:t xml:space="preserve"> states as follows:</w:t>
       </w:r>
@@ -1709,241 +1226,45 @@
           <w:sz w:val="24"/>
           <w:szCs w:val="24"/>
         </w:rPr>
-        <w:t xml:space="preserve">{% if </w:t>
-      </w:r>
-      <w:proofErr w:type="spellStart"/>
-      <w:r>
-        <w:rPr>
-          <w:sz w:val="24"/>
-          <w:szCs w:val="24"/>
-        </w:rPr>
-        <w:t>case_type</w:t>
-      </w:r>
-      <w:proofErr w:type="spellEnd"/>
-      <w:r>
-        <w:rPr>
-          <w:sz w:val="24"/>
-          <w:szCs w:val="24"/>
-        </w:rPr>
-        <w:t xml:space="preserve"> == “Other” </w:t>
-      </w:r>
-      <w:proofErr w:type="gramStart"/>
-      <w:r>
-        <w:rPr>
-          <w:sz w:val="24"/>
-          <w:szCs w:val="24"/>
-        </w:rPr>
-        <w:t>%}{{</w:t>
+        <w:t>{% if case_type == “Other” %}{{</w:t>
       </w:r>
       <w:r>
         <w:t xml:space="preserve"> </w:t>
       </w:r>
-      <w:proofErr w:type="spellStart"/>
-      <w:r>
-        <w:rPr>
-          <w:sz w:val="24"/>
-          <w:szCs w:val="24"/>
-        </w:rPr>
-        <w:t>other</w:t>
-      </w:r>
-      <w:proofErr w:type="gramEnd"/>
-      <w:r>
-        <w:rPr>
-          <w:sz w:val="24"/>
-          <w:szCs w:val="24"/>
-        </w:rPr>
-        <w:t>_case_type</w:t>
-      </w:r>
-      <w:proofErr w:type="spellEnd"/>
-      <w:proofErr w:type="gramStart"/>
-      <w:r>
-        <w:rPr>
-          <w:sz w:val="24"/>
-          <w:szCs w:val="24"/>
-        </w:rPr>
-        <w:t>}}{</w:t>
-      </w:r>
-      <w:proofErr w:type="gramEnd"/>
-      <w:r>
-        <w:rPr>
-          <w:sz w:val="24"/>
-          <w:szCs w:val="24"/>
-        </w:rPr>
-        <w:t xml:space="preserve">% else </w:t>
-      </w:r>
-      <w:proofErr w:type="gramStart"/>
-      <w:r>
-        <w:rPr>
-          <w:sz w:val="24"/>
-          <w:szCs w:val="24"/>
-        </w:rPr>
-        <w:t>%}</w:t>
-      </w:r>
-      <w:r>
-        <w:rPr>
-          <w:sz w:val="24"/>
-          <w:szCs w:val="24"/>
-        </w:rPr>
-        <w:t>{</w:t>
-      </w:r>
-      <w:proofErr w:type="gramEnd"/>
-      <w:r>
-        <w:rPr>
-          <w:sz w:val="24"/>
-          <w:szCs w:val="24"/>
-        </w:rPr>
-        <w:t>{</w:t>
-      </w:r>
-      <w:proofErr w:type="spellStart"/>
-      <w:r>
-        <w:rPr>
-          <w:sz w:val="24"/>
-          <w:szCs w:val="24"/>
-        </w:rPr>
-        <w:t>case_type</w:t>
-      </w:r>
-      <w:proofErr w:type="spellEnd"/>
-      <w:proofErr w:type="gramStart"/>
-      <w:r>
-        <w:rPr>
-          <w:sz w:val="24"/>
-          <w:szCs w:val="24"/>
-        </w:rPr>
-        <w:t>}}</w:t>
-      </w:r>
-      <w:r>
-        <w:rPr>
-          <w:sz w:val="24"/>
-          <w:szCs w:val="24"/>
-        </w:rPr>
-        <w:t>{</w:t>
-      </w:r>
-      <w:proofErr w:type="gramEnd"/>
-      <w:r>
-        <w:rPr>
-          <w:sz w:val="24"/>
-          <w:szCs w:val="24"/>
-        </w:rPr>
-        <w:t>% endif %}</w:t>
-      </w:r>
-      <w:r>
-        <w:rPr>
-          <w:sz w:val="24"/>
-          <w:szCs w:val="24"/>
-        </w:rPr>
-        <w:t xml:space="preserve"> on {{</w:t>
-      </w:r>
-      <w:proofErr w:type="spellStart"/>
-      <w:r>
-        <w:rPr>
-          <w:sz w:val="24"/>
-          <w:szCs w:val="24"/>
-        </w:rPr>
-        <w:t>filing_date</w:t>
-      </w:r>
-      <w:proofErr w:type="spellEnd"/>
-      <w:r>
-        <w:rPr>
-          <w:sz w:val="24"/>
-          <w:szCs w:val="24"/>
-        </w:rPr>
-        <w:t xml:space="preserve">}}. {% if </w:t>
-      </w:r>
-      <w:proofErr w:type="spellStart"/>
-      <w:r>
-        <w:rPr>
-          <w:sz w:val="24"/>
-          <w:szCs w:val="24"/>
-        </w:rPr>
-        <w:t>case_completed</w:t>
-      </w:r>
-      <w:proofErr w:type="spellEnd"/>
-      <w:r>
-        <w:rPr>
-          <w:sz w:val="24"/>
-          <w:szCs w:val="24"/>
-        </w:rPr>
-        <w:t xml:space="preserve"> </w:t>
-      </w:r>
-      <w:proofErr w:type="gramStart"/>
-      <w:r>
-        <w:rPr>
-          <w:sz w:val="24"/>
-          <w:szCs w:val="24"/>
-        </w:rPr>
-        <w:t>%}A</w:t>
-      </w:r>
-      <w:proofErr w:type="gramEnd"/>
-      <w:r>
-        <w:rPr>
-          <w:sz w:val="24"/>
-          <w:szCs w:val="24"/>
-        </w:rPr>
-        <w:t xml:space="preserve"> final judgment was entered in said action on {{</w:t>
-      </w:r>
-      <w:proofErr w:type="spellStart"/>
-      <w:r>
-        <w:rPr>
-          <w:sz w:val="24"/>
-          <w:szCs w:val="24"/>
-        </w:rPr>
-        <w:t>final_order_date</w:t>
-      </w:r>
-      <w:proofErr w:type="spellEnd"/>
-      <w:r>
-        <w:rPr>
-          <w:sz w:val="24"/>
-          <w:szCs w:val="24"/>
-        </w:rPr>
-        <w:t>}</w:t>
-      </w:r>
-      <w:proofErr w:type="gramStart"/>
-      <w:r>
-        <w:rPr>
-          <w:sz w:val="24"/>
-          <w:szCs w:val="24"/>
-        </w:rPr>
-        <w:t>}.{</w:t>
-      </w:r>
-      <w:proofErr w:type="gramEnd"/>
-      <w:r>
-        <w:rPr>
-          <w:sz w:val="24"/>
-          <w:szCs w:val="24"/>
-        </w:rPr>
-        <w:t xml:space="preserve">% else </w:t>
-      </w:r>
-      <w:proofErr w:type="gramStart"/>
-      <w:r>
-        <w:rPr>
-          <w:sz w:val="24"/>
-          <w:szCs w:val="24"/>
-        </w:rPr>
-        <w:t>%}Said</w:t>
-      </w:r>
-      <w:proofErr w:type="gramEnd"/>
-      <w:r>
-        <w:rPr>
-          <w:sz w:val="24"/>
-          <w:szCs w:val="24"/>
-        </w:rPr>
-        <w:t xml:space="preserve"> action is pending and unresolved before this </w:t>
-      </w:r>
-      <w:proofErr w:type="gramStart"/>
-      <w:r>
-        <w:rPr>
-          <w:sz w:val="24"/>
-          <w:szCs w:val="24"/>
-        </w:rPr>
-        <w:t>court.{</w:t>
-      </w:r>
-      <w:proofErr w:type="gramEnd"/>
-      <w:r>
-        <w:rPr>
-          <w:sz w:val="24"/>
-          <w:szCs w:val="24"/>
-        </w:rPr>
-        <w:t>% endif %}</w:t>
+      <w:r>
+        <w:rPr>
+          <w:sz w:val="24"/>
+          <w:szCs w:val="24"/>
+        </w:rPr>
+        <w:t>other_case_type</w:t>
+      </w:r>
+      <w:r>
+        <w:rPr>
+          <w:sz w:val="24"/>
+          <w:szCs w:val="24"/>
+        </w:rPr>
+        <w:t>}}{% else %}</w:t>
+      </w:r>
+      <w:r>
+        <w:rPr>
+          <w:sz w:val="24"/>
+          <w:szCs w:val="24"/>
+        </w:rPr>
+        <w:t>{{case_type}}</w:t>
+      </w:r>
+      <w:r>
+        <w:rPr>
+          <w:sz w:val="24"/>
+          <w:szCs w:val="24"/>
+        </w:rPr>
+        <w:t>{% endif %}</w:t>
+      </w:r>
+      <w:r>
+        <w:rPr>
+          <w:sz w:val="24"/>
+          <w:szCs w:val="24"/>
+        </w:rPr>
+        <w:t xml:space="preserve"> on {{filing_date}}. {% if case_completed %}A final judgment was entered in said action on {{final_order_date}}.{% else %}Said action is pending and unresolved before this court.{% endif %}</w:t>
       </w:r>
     </w:p>
     <w:p>
@@ -1970,23 +1291,7 @@
           <w:sz w:val="24"/>
           <w:szCs w:val="24"/>
         </w:rPr>
-        <w:t xml:space="preserve">{% if </w:t>
-      </w:r>
-      <w:proofErr w:type="spellStart"/>
-      <w:r>
-        <w:rPr>
-          <w:sz w:val="24"/>
-          <w:szCs w:val="24"/>
-        </w:rPr>
-        <w:t>children.number_gathered</w:t>
-      </w:r>
-      <w:proofErr w:type="spellEnd"/>
-      <w:r>
-        <w:rPr>
-          <w:sz w:val="24"/>
-          <w:szCs w:val="24"/>
-        </w:rPr>
-        <w:t>() &gt; 1 %}{{</w:t>
+        <w:t>{% if children.number_gathered() &gt; 1 %}{{</w:t>
       </w:r>
       <w:r>
         <w:rPr>
@@ -1995,37 +1300,19 @@
         </w:rPr>
         <w:t>capitalize(</w:t>
       </w:r>
-      <w:proofErr w:type="spellStart"/>
-      <w:r>
-        <w:rPr>
-          <w:sz w:val="24"/>
-          <w:szCs w:val="24"/>
-        </w:rPr>
-        <w:t>nice_number</w:t>
-      </w:r>
-      <w:proofErr w:type="spellEnd"/>
-      <w:r>
-        <w:rPr>
-          <w:sz w:val="24"/>
-          <w:szCs w:val="24"/>
-        </w:rPr>
-        <w:t>(</w:t>
-      </w:r>
-      <w:proofErr w:type="spellStart"/>
-      <w:r>
-        <w:rPr>
-          <w:sz w:val="24"/>
-          <w:szCs w:val="24"/>
-        </w:rPr>
-        <w:t>children.number_gathered</w:t>
-      </w:r>
-      <w:proofErr w:type="spellEnd"/>
-      <w:r>
-        <w:rPr>
-          <w:sz w:val="24"/>
-          <w:szCs w:val="24"/>
-        </w:rPr>
-        <w:t>()</w:t>
+      <w:r>
+        <w:rPr>
+          <w:sz w:val="24"/>
+          <w:szCs w:val="24"/>
+        </w:rPr>
+        <w:t>nice_number(</w:t>
+      </w:r>
+      <w:r>
+        <w:rPr>
+          <w:sz w:val="24"/>
+          <w:szCs w:val="24"/>
+        </w:rPr>
+        <w:t>children.number_gathered()</w:t>
       </w:r>
       <w:r>
         <w:rPr>
@@ -2034,7 +1321,6 @@
         </w:rPr>
         <w:t xml:space="preserve">, </w:t>
       </w:r>
-      <w:proofErr w:type="spellStart"/>
       <w:r>
         <w:rPr>
           <w:sz w:val="24"/>
@@ -2042,7 +1328,6 @@
         </w:rPr>
         <w:t>use_word</w:t>
       </w:r>
-      <w:proofErr w:type="spellEnd"/>
       <w:r>
         <w:rPr>
           <w:sz w:val="24"/>
@@ -2076,41 +1361,8 @@
           <w:sz w:val="24"/>
           <w:szCs w:val="24"/>
         </w:rPr>
-        <w:t xml:space="preserve"> ({{</w:t>
-      </w:r>
-      <w:proofErr w:type="spellStart"/>
-      <w:r>
-        <w:rPr>
-          <w:sz w:val="24"/>
-          <w:szCs w:val="24"/>
-        </w:rPr>
-        <w:t>nice_number</w:t>
-      </w:r>
-      <w:proofErr w:type="spellEnd"/>
-      <w:r>
-        <w:rPr>
-          <w:sz w:val="24"/>
-          <w:szCs w:val="24"/>
-        </w:rPr>
-        <w:t>(</w:t>
-      </w:r>
-      <w:proofErr w:type="spellStart"/>
-      <w:r>
-        <w:rPr>
-          <w:sz w:val="24"/>
-          <w:szCs w:val="24"/>
-        </w:rPr>
-        <w:t>children.number_gathered</w:t>
-      </w:r>
-      <w:proofErr w:type="spellEnd"/>
-      <w:r>
-        <w:rPr>
-          <w:sz w:val="24"/>
-          <w:szCs w:val="24"/>
-        </w:rPr>
-        <w:t>(),</w:t>
-      </w:r>
-      <w:proofErr w:type="spellStart"/>
+        <w:t xml:space="preserve"> ({{nice_number(children.number_gathered(),</w:t>
+      </w:r>
       <w:r>
         <w:rPr>
           <w:sz w:val="24"/>
@@ -2118,7 +1370,6 @@
         </w:rPr>
         <w:t>use_word</w:t>
       </w:r>
-      <w:proofErr w:type="spellEnd"/>
       <w:r>
         <w:rPr>
           <w:sz w:val="24"/>
@@ -2217,72 +1468,22 @@
           <w:sz w:val="24"/>
           <w:szCs w:val="24"/>
         </w:rPr>
-        <w:t>{{</w:t>
-      </w:r>
-      <w:proofErr w:type="spellStart"/>
-      <w:r>
-        <w:rPr>
-          <w:sz w:val="24"/>
-          <w:szCs w:val="24"/>
-        </w:rPr>
-        <w:t>name_with_age</w:t>
-      </w:r>
-      <w:proofErr w:type="spellEnd"/>
-      <w:r>
-        <w:rPr>
-          <w:sz w:val="24"/>
-          <w:szCs w:val="24"/>
-        </w:rPr>
-        <w:t>(child</w:t>
-      </w:r>
-      <w:r>
-        <w:rPr>
-          <w:sz w:val="24"/>
-          <w:szCs w:val="24"/>
-        </w:rPr>
-        <w:t>)}</w:t>
-      </w:r>
-      <w:proofErr w:type="gramStart"/>
-      <w:r>
-        <w:rPr>
-          <w:sz w:val="24"/>
-          <w:szCs w:val="24"/>
-        </w:rPr>
-        <w:t>}.</w:t>
-      </w:r>
-      <w:r>
-        <w:rPr>
-          <w:sz w:val="24"/>
-          <w:szCs w:val="24"/>
-        </w:rPr>
-        <w:t>{</w:t>
-      </w:r>
-      <w:proofErr w:type="gramEnd"/>
-      <w:r>
-        <w:rPr>
-          <w:sz w:val="24"/>
-          <w:szCs w:val="24"/>
-        </w:rPr>
-        <w:t xml:space="preserve">% </w:t>
-      </w:r>
-      <w:proofErr w:type="spellStart"/>
-      <w:proofErr w:type="gramStart"/>
-      <w:r>
-        <w:rPr>
-          <w:sz w:val="24"/>
-          <w:szCs w:val="24"/>
-        </w:rPr>
-        <w:t>endfor</w:t>
-      </w:r>
-      <w:proofErr w:type="spellEnd"/>
-      <w:r>
-        <w:rPr>
-          <w:sz w:val="24"/>
-          <w:szCs w:val="24"/>
-        </w:rPr>
-        <w:t xml:space="preserve"> %}</w:t>
-      </w:r>
-      <w:proofErr w:type="gramEnd"/>
+        <w:t>{{name_with_age(child</w:t>
+      </w:r>
+      <w:r>
+        <w:rPr>
+          <w:sz w:val="24"/>
+          <w:szCs w:val="24"/>
+        </w:rPr>
+        <w:t>)}}.</w:t>
+      </w:r>
+      <w:r>
+        <w:rPr>
+          <w:sz w:val="24"/>
+          <w:szCs w:val="24"/>
+        </w:rPr>
+        <w:t>{% endfor %}</w:t>
+      </w:r>
     </w:p>
     <w:p>
       <w:pPr>
@@ -2308,80 +1509,7 @@
           <w:sz w:val="24"/>
           <w:szCs w:val="24"/>
         </w:rPr>
-        <w:t>On {{</w:t>
-      </w:r>
-      <w:proofErr w:type="spellStart"/>
-      <w:r>
-        <w:rPr>
-          <w:sz w:val="24"/>
-          <w:szCs w:val="24"/>
-        </w:rPr>
-        <w:t>child_support_order_</w:t>
-      </w:r>
-      <w:proofErr w:type="gramStart"/>
-      <w:r>
-        <w:rPr>
-          <w:sz w:val="24"/>
-          <w:szCs w:val="24"/>
-        </w:rPr>
-        <w:t>date</w:t>
-      </w:r>
-      <w:proofErr w:type="spellEnd"/>
-      <w:r>
-        <w:rPr>
-          <w:sz w:val="24"/>
-          <w:szCs w:val="24"/>
-        </w:rPr>
-        <w:t>}}, {{</w:t>
-      </w:r>
-      <w:proofErr w:type="spellStart"/>
-      <w:proofErr w:type="gramEnd"/>
-      <w:r>
-        <w:rPr>
-          <w:sz w:val="24"/>
-          <w:szCs w:val="24"/>
-        </w:rPr>
-        <w:t>other_parties</w:t>
-      </w:r>
-      <w:proofErr w:type="spellEnd"/>
-      <w:r>
-        <w:rPr>
-          <w:sz w:val="24"/>
-          <w:szCs w:val="24"/>
-        </w:rPr>
-        <w:t>[0].</w:t>
-      </w:r>
-      <w:proofErr w:type="spellStart"/>
-      <w:r>
-        <w:rPr>
-          <w:sz w:val="24"/>
-          <w:szCs w:val="24"/>
-        </w:rPr>
-        <w:t>name_</w:t>
-      </w:r>
-      <w:proofErr w:type="gramStart"/>
-      <w:r>
-        <w:rPr>
-          <w:sz w:val="24"/>
-          <w:szCs w:val="24"/>
-        </w:rPr>
-        <w:t>full</w:t>
-      </w:r>
-      <w:proofErr w:type="spellEnd"/>
-      <w:r>
-        <w:rPr>
-          <w:sz w:val="24"/>
-          <w:szCs w:val="24"/>
-        </w:rPr>
-        <w:t>(</w:t>
-      </w:r>
-      <w:proofErr w:type="gramEnd"/>
-      <w:r>
-        <w:rPr>
-          <w:sz w:val="24"/>
-          <w:szCs w:val="24"/>
-        </w:rPr>
-        <w:t>)}} was ordered to pay child support in the amount of {{</w:t>
+        <w:t>On {{child_support_order_date}}, {{other_parties[0].name_full()}} was ordered to pay child support in the amount of {{</w:t>
       </w:r>
       <w:r>
         <w:rPr>
@@ -2390,23 +1518,13 @@
         </w:rPr>
         <w:t>currency(</w:t>
       </w:r>
-      <w:proofErr w:type="spellStart"/>
-      <w:r>
-        <w:rPr>
-          <w:sz w:val="24"/>
-          <w:szCs w:val="24"/>
-        </w:rPr>
-        <w:t>child_support_</w:t>
-      </w:r>
-      <w:proofErr w:type="gramStart"/>
-      <w:r>
-        <w:rPr>
-          <w:sz w:val="24"/>
-          <w:szCs w:val="24"/>
-        </w:rPr>
-        <w:t>amount</w:t>
-      </w:r>
-      <w:proofErr w:type="spellEnd"/>
+      <w:r>
+        <w:rPr>
+          <w:sz w:val="24"/>
+          <w:szCs w:val="24"/>
+        </w:rPr>
+        <w:t>child_support_amount</w:t>
+      </w:r>
       <w:r>
         <w:rPr>
           <w:sz w:val="24"/>
@@ -2419,54 +1537,21 @@
           <w:sz w:val="24"/>
           <w:szCs w:val="24"/>
         </w:rPr>
-        <w:t>}} {{</w:t>
-      </w:r>
-      <w:proofErr w:type="spellStart"/>
-      <w:proofErr w:type="gramEnd"/>
-      <w:r>
-        <w:rPr>
-          <w:sz w:val="24"/>
-          <w:szCs w:val="24"/>
-        </w:rPr>
-        <w:t>child_support_</w:t>
-      </w:r>
-      <w:proofErr w:type="gramStart"/>
-      <w:r>
-        <w:rPr>
-          <w:sz w:val="24"/>
-          <w:szCs w:val="24"/>
-        </w:rPr>
-        <w:t>freq</w:t>
-      </w:r>
-      <w:r>
-        <w:rPr>
-          <w:sz w:val="24"/>
-          <w:szCs w:val="24"/>
-        </w:rPr>
-        <w:t>.lower</w:t>
-      </w:r>
-      <w:proofErr w:type="spellEnd"/>
-      <w:r>
-        <w:rPr>
-          <w:sz w:val="24"/>
-          <w:szCs w:val="24"/>
-        </w:rPr>
-        <w:t>()</w:t>
-      </w:r>
-      <w:r>
-        <w:rPr>
-          <w:sz w:val="24"/>
-          <w:szCs w:val="24"/>
-        </w:rPr>
-        <w:t>}}</w:t>
-      </w:r>
-      <w:proofErr w:type="gramEnd"/>
-      <w:r>
-        <w:rPr>
-          <w:sz w:val="24"/>
-          <w:szCs w:val="24"/>
-        </w:rPr>
-        <w:t>. See Uniform Order</w:t>
+        <w:t>}} {{child_support_freq</w:t>
+      </w:r>
+      <w:r>
+        <w:rPr>
+          <w:sz w:val="24"/>
+          <w:szCs w:val="24"/>
+        </w:rPr>
+        <w:t>.lower()</w:t>
+      </w:r>
+      <w:r>
+        <w:rPr>
+          <w:sz w:val="24"/>
+          <w:szCs w:val="24"/>
+        </w:rPr>
+        <w:t>}}. See Uniform Order</w:t>
       </w:r>
       <w:r>
         <w:rPr>
@@ -2507,81 +1592,36 @@
           <w:sz w:val="24"/>
           <w:szCs w:val="24"/>
         </w:rPr>
-        <w:t xml:space="preserve">As of the date of filing of this </w:t>
-      </w:r>
-      <w:proofErr w:type="gramStart"/>
-      <w:r>
-        <w:rPr>
-          <w:sz w:val="24"/>
-          <w:szCs w:val="24"/>
-        </w:rPr>
-        <w:t>pleading, {{</w:t>
-      </w:r>
-      <w:proofErr w:type="gramEnd"/>
-      <w:r>
-        <w:rPr>
-          <w:sz w:val="24"/>
-          <w:szCs w:val="24"/>
-        </w:rPr>
-        <w:t>users[0].</w:t>
-      </w:r>
-      <w:proofErr w:type="spellStart"/>
-      <w:r>
-        <w:rPr>
-          <w:sz w:val="24"/>
-          <w:szCs w:val="24"/>
-        </w:rPr>
-        <w:t>name_</w:t>
-      </w:r>
-      <w:proofErr w:type="gramStart"/>
-      <w:r>
-        <w:rPr>
-          <w:sz w:val="24"/>
-          <w:szCs w:val="24"/>
-        </w:rPr>
-        <w:t>full</w:t>
-      </w:r>
-      <w:proofErr w:type="spellEnd"/>
-      <w:r>
-        <w:rPr>
-          <w:sz w:val="24"/>
-          <w:szCs w:val="24"/>
-        </w:rPr>
-        <w:t>(</w:t>
-      </w:r>
-      <w:proofErr w:type="gramEnd"/>
-      <w:r>
-        <w:rPr>
-          <w:sz w:val="24"/>
-          <w:szCs w:val="24"/>
-        </w:rPr>
-        <w:t>)}} has not received a child support payment since {{</w:t>
-      </w:r>
-      <w:proofErr w:type="spellStart"/>
-      <w:r>
-        <w:rPr>
-          <w:sz w:val="24"/>
-          <w:szCs w:val="24"/>
-        </w:rPr>
-        <w:t>child_support_last_payment_</w:t>
-      </w:r>
-      <w:proofErr w:type="gramStart"/>
-      <w:r>
-        <w:rPr>
-          <w:sz w:val="24"/>
-          <w:szCs w:val="24"/>
-        </w:rPr>
-        <w:t>date</w:t>
-      </w:r>
-      <w:proofErr w:type="spellEnd"/>
-      <w:r>
-        <w:rPr>
-          <w:sz w:val="24"/>
-          <w:szCs w:val="24"/>
-        </w:rPr>
-        <w:t>}}.</w:t>
-      </w:r>
-      <w:proofErr w:type="gramEnd"/>
+        <w:t xml:space="preserve">As of the date of filing of this pleading, {{users[0].name_full()}} has not received </w:t>
+      </w:r>
+      <w:r>
+        <w:rPr>
+          <w:sz w:val="24"/>
+          <w:szCs w:val="24"/>
+        </w:rPr>
+        <w:t>{% if child_support_never_paid %}any child support payments{% else %}</w:t>
+      </w:r>
+      <w:r>
+        <w:rPr>
+          <w:sz w:val="24"/>
+          <w:szCs w:val="24"/>
+        </w:rPr>
+        <w:t>a child support payment since {{child_support_last_payment_date}}</w:t>
+      </w:r>
+      <w:r>
+        <w:rPr>
+          <w:sz w:val="24"/>
+          <w:szCs w:val="24"/>
+        </w:rPr>
+        <w:t>{% endif %}</w:t>
+      </w:r>
+      <w:r>
+        <w:rPr>
+          <w:sz w:val="24"/>
+          <w:szCs w:val="24"/>
+        </w:rPr>
+        <w:t>.</w:t>
+      </w:r>
     </w:p>
     <w:p>
       <w:pPr>
@@ -2607,71 +1647,35 @@
           <w:sz w:val="24"/>
           <w:szCs w:val="24"/>
         </w:rPr>
-        <w:t>{{</w:t>
-      </w:r>
-      <w:proofErr w:type="spellStart"/>
-      <w:r>
-        <w:rPr>
-          <w:sz w:val="24"/>
-          <w:szCs w:val="24"/>
-        </w:rPr>
-        <w:t>other_parties</w:t>
-      </w:r>
-      <w:proofErr w:type="spellEnd"/>
-      <w:r>
-        <w:rPr>
-          <w:sz w:val="24"/>
-          <w:szCs w:val="24"/>
-        </w:rPr>
-        <w:t>[0].</w:t>
-      </w:r>
-      <w:proofErr w:type="spellStart"/>
-      <w:r>
-        <w:rPr>
-          <w:sz w:val="24"/>
-          <w:szCs w:val="24"/>
-        </w:rPr>
-        <w:t>name_</w:t>
-      </w:r>
-      <w:proofErr w:type="gramStart"/>
-      <w:r>
-        <w:rPr>
-          <w:sz w:val="24"/>
-          <w:szCs w:val="24"/>
-        </w:rPr>
-        <w:t>full</w:t>
-      </w:r>
-      <w:proofErr w:type="spellEnd"/>
-      <w:r>
-        <w:rPr>
-          <w:sz w:val="24"/>
-          <w:szCs w:val="24"/>
-        </w:rPr>
-        <w:t>(</w:t>
-      </w:r>
-      <w:proofErr w:type="gramEnd"/>
-      <w:r>
-        <w:rPr>
-          <w:sz w:val="24"/>
-          <w:szCs w:val="24"/>
-        </w:rPr>
-        <w:t>)}} has failed to comply with the court order in that they have not paid child support since the {{</w:t>
-      </w:r>
-      <w:proofErr w:type="spellStart"/>
-      <w:r>
-        <w:rPr>
-          <w:sz w:val="24"/>
-          <w:szCs w:val="24"/>
-        </w:rPr>
-        <w:t>child_support_last_payment_date</w:t>
-      </w:r>
-      <w:proofErr w:type="spellEnd"/>
-      <w:r>
-        <w:rPr>
-          <w:sz w:val="24"/>
-          <w:szCs w:val="24"/>
-        </w:rPr>
-        <w:t>}} payment.</w:t>
+        <w:t>{{other_parties[0].name_full()}} has failed to comply with the court order in that they have not paid child support</w:t>
+      </w:r>
+      <w:r>
+        <w:rPr>
+          <w:sz w:val="24"/>
+          <w:szCs w:val="24"/>
+        </w:rPr>
+        <w:t>{% if not child_support_never_paid %}</w:t>
+      </w:r>
+      <w:r>
+        <w:rPr>
+          <w:sz w:val="24"/>
+          <w:szCs w:val="24"/>
+        </w:rPr>
+        <w:t xml:space="preserve"> since the {{child_support_last_payment_date}} payment</w:t>
+      </w:r>
+      <w:r>
+        <w:rPr>
+          <w:sz w:val="24"/>
+          <w:szCs w:val="24"/>
+        </w:rPr>
+        <w:t>{% endif %}</w:t>
+      </w:r>
+      <w:r>
+        <w:rPr>
+          <w:sz w:val="24"/>
+          <w:szCs w:val="24"/>
+        </w:rPr>
+        <w:t>.</w:t>
       </w:r>
     </w:p>
     <w:p>
@@ -2698,62 +1702,140 @@
           <w:sz w:val="24"/>
           <w:szCs w:val="24"/>
         </w:rPr>
+        <w:t>{{other_parties[0].name_full()}} owes a total of {</w:t>
+      </w:r>
+      <w:r>
+        <w:rPr>
+          <w:sz w:val="24"/>
+          <w:szCs w:val="24"/>
+        </w:rPr>
+        <w:t>{</w:t>
+      </w:r>
+      <w:r>
+        <w:rPr>
+          <w:sz w:val="24"/>
+          <w:szCs w:val="24"/>
+        </w:rPr>
+        <w:t>currency(</w:t>
+      </w:r>
+      <w:r>
+        <w:rPr>
+          <w:sz w:val="24"/>
+          <w:szCs w:val="24"/>
+        </w:rPr>
+        <w:t>child_support_total_amount</w:t>
+      </w:r>
+      <w:r>
+        <w:rPr>
+          <w:sz w:val="24"/>
+          <w:szCs w:val="24"/>
+        </w:rPr>
+        <w:t>)</w:t>
+      </w:r>
+      <w:r>
+        <w:rPr>
+          <w:sz w:val="24"/>
+          <w:szCs w:val="24"/>
+        </w:rPr>
+        <w:t xml:space="preserve">}} in child support. This represents </w:t>
+      </w:r>
+      <w:r>
+        <w:rPr>
+          <w:sz w:val="24"/>
+          <w:szCs w:val="24"/>
+        </w:rPr>
+        <w:t>{{nice_number(child_support_missed_payment_count</w:t>
+      </w:r>
+      <w:r>
+        <w:rPr>
+          <w:sz w:val="24"/>
+          <w:szCs w:val="24"/>
+        </w:rPr>
+        <w:t>,</w:t>
+      </w:r>
+      <w:r>
+        <w:rPr>
+          <w:sz w:val="24"/>
+          <w:szCs w:val="24"/>
+        </w:rPr>
+        <w:t>use_word</w:t>
+      </w:r>
+      <w:r>
+        <w:rPr>
+          <w:sz w:val="24"/>
+          <w:szCs w:val="24"/>
+        </w:rPr>
+        <w:t>=True</w:t>
+      </w:r>
+      <w:r>
+        <w:rPr>
+          <w:sz w:val="24"/>
+          <w:szCs w:val="24"/>
+        </w:rPr>
+        <w:t>)}} (</w:t>
+      </w:r>
+      <w:r>
+        <w:rPr>
+          <w:sz w:val="24"/>
+          <w:szCs w:val="24"/>
+        </w:rPr>
         <w:t>{{</w:t>
       </w:r>
-      <w:proofErr w:type="spellStart"/>
-      <w:r>
-        <w:rPr>
-          <w:sz w:val="24"/>
-          <w:szCs w:val="24"/>
-        </w:rPr>
-        <w:t>other_parties</w:t>
-      </w:r>
-      <w:proofErr w:type="spellEnd"/>
-      <w:r>
-        <w:rPr>
-          <w:sz w:val="24"/>
-          <w:szCs w:val="24"/>
-        </w:rPr>
-        <w:t>[0].</w:t>
-      </w:r>
-      <w:proofErr w:type="spellStart"/>
-      <w:r>
-        <w:rPr>
-          <w:sz w:val="24"/>
-          <w:szCs w:val="24"/>
-        </w:rPr>
-        <w:t>name_</w:t>
-      </w:r>
-      <w:proofErr w:type="gramStart"/>
-      <w:r>
-        <w:rPr>
-          <w:sz w:val="24"/>
-          <w:szCs w:val="24"/>
-        </w:rPr>
-        <w:t>full</w:t>
-      </w:r>
-      <w:proofErr w:type="spellEnd"/>
-      <w:r>
-        <w:rPr>
-          <w:sz w:val="24"/>
-          <w:szCs w:val="24"/>
-        </w:rPr>
-        <w:t>(</w:t>
-      </w:r>
-      <w:proofErr w:type="gramEnd"/>
-      <w:r>
-        <w:rPr>
-          <w:sz w:val="24"/>
-          <w:szCs w:val="24"/>
-        </w:rPr>
-        <w:t>)}} owes a total of {</w:t>
-      </w:r>
-      <w:r>
-        <w:rPr>
-          <w:sz w:val="24"/>
-          <w:szCs w:val="24"/>
-        </w:rPr>
-        <w:t>{</w:t>
+      <w:r>
+        <w:rPr>
+          <w:sz w:val="24"/>
+          <w:szCs w:val="24"/>
+        </w:rPr>
+        <w:t>nice_number(</w:t>
+      </w:r>
+      <w:r>
+        <w:rPr>
+          <w:sz w:val="24"/>
+          <w:szCs w:val="24"/>
+        </w:rPr>
+        <w:t>child_support_missed_payment_count</w:t>
+      </w:r>
+      <w:r>
+        <w:rPr>
+          <w:sz w:val="24"/>
+          <w:szCs w:val="24"/>
+        </w:rPr>
+        <w:t>,</w:t>
+      </w:r>
+      <w:r>
+        <w:rPr>
+          <w:sz w:val="24"/>
+          <w:szCs w:val="24"/>
+        </w:rPr>
+        <w:t>use_word</w:t>
+      </w:r>
+      <w:r>
+        <w:rPr>
+          <w:sz w:val="24"/>
+          <w:szCs w:val="24"/>
+        </w:rPr>
+        <w:t>=False)</w:t>
+      </w:r>
+      <w:r>
+        <w:rPr>
+          <w:sz w:val="24"/>
+          <w:szCs w:val="24"/>
+        </w:rPr>
+        <w:t>}}</w:t>
+      </w:r>
+      <w:r>
+        <w:rPr>
+          <w:sz w:val="24"/>
+          <w:szCs w:val="24"/>
+        </w:rPr>
+        <w:t>)</w:t>
+      </w:r>
+      <w:r>
+        <w:rPr>
+          <w:sz w:val="24"/>
+          <w:szCs w:val="24"/>
+        </w:rPr>
+        <w:t xml:space="preserve"> payments of {{</w:t>
       </w:r>
       <w:r>
         <w:rPr>
@@ -2762,23 +1844,13 @@
         </w:rPr>
         <w:t>currency(</w:t>
       </w:r>
-      <w:proofErr w:type="spellStart"/>
-      <w:r>
-        <w:rPr>
-          <w:sz w:val="24"/>
-          <w:szCs w:val="24"/>
-        </w:rPr>
-        <w:t>child_support_total_</w:t>
-      </w:r>
-      <w:proofErr w:type="gramStart"/>
-      <w:r>
-        <w:rPr>
-          <w:sz w:val="24"/>
-          <w:szCs w:val="24"/>
-        </w:rPr>
-        <w:t>amount</w:t>
-      </w:r>
-      <w:proofErr w:type="spellEnd"/>
+      <w:r>
+        <w:rPr>
+          <w:sz w:val="24"/>
+          <w:szCs w:val="24"/>
+        </w:rPr>
+        <w:t>child_support_amount</w:t>
+      </w:r>
       <w:r>
         <w:rPr>
           <w:sz w:val="24"/>
@@ -2791,50 +1863,21 @@
           <w:sz w:val="24"/>
           <w:szCs w:val="24"/>
         </w:rPr>
-        <w:t>}}</w:t>
-      </w:r>
-      <w:proofErr w:type="gramEnd"/>
-      <w:r>
-        <w:rPr>
-          <w:sz w:val="24"/>
-          <w:szCs w:val="24"/>
-        </w:rPr>
-        <w:t xml:space="preserve"> in child support. This represents </w:t>
-      </w:r>
-      <w:r>
-        <w:rPr>
-          <w:sz w:val="24"/>
-          <w:szCs w:val="24"/>
-        </w:rPr>
-        <w:t>{{nice_number(child_support_missed_payment_count</w:t>
-      </w:r>
-      <w:r>
-        <w:rPr>
-          <w:sz w:val="24"/>
-          <w:szCs w:val="24"/>
-        </w:rPr>
-        <w:t>,</w:t>
-      </w:r>
-      <w:r>
-        <w:rPr>
-          <w:sz w:val="24"/>
-          <w:szCs w:val="24"/>
-        </w:rPr>
-        <w:t>use_word</w:t>
-      </w:r>
-      <w:r>
-        <w:rPr>
-          <w:sz w:val="24"/>
-          <w:szCs w:val="24"/>
-        </w:rPr>
-        <w:t>=True</w:t>
-      </w:r>
-      <w:r>
-        <w:rPr>
-          <w:sz w:val="24"/>
-          <w:szCs w:val="24"/>
-        </w:rPr>
-        <w:t>)}} (</w:t>
+        <w:t xml:space="preserve">}}{% if child_support_arrears_check %} and </w:t>
+      </w:r>
+      <w:r>
+        <w:rPr>
+          <w:sz w:val="24"/>
+          <w:szCs w:val="24"/>
+        </w:rPr>
+        <w:t>an arrearage of</w:t>
+      </w:r>
+      <w:r>
+        <w:rPr>
+          <w:sz w:val="24"/>
+          <w:szCs w:val="24"/>
+        </w:rPr>
+        <w:t xml:space="preserve"> </w:t>
       </w:r>
       <w:r>
         <w:rPr>
@@ -2848,132 +1891,8 @@
           <w:sz w:val="24"/>
           <w:szCs w:val="24"/>
         </w:rPr>
-        <w:t>nice_number(</w:t>
-      </w:r>
-      <w:r>
-        <w:rPr>
-          <w:sz w:val="24"/>
-          <w:szCs w:val="24"/>
-        </w:rPr>
-        <w:t>child_support_missed_payment_count</w:t>
-      </w:r>
-      <w:r>
-        <w:rPr>
-          <w:sz w:val="24"/>
-          <w:szCs w:val="24"/>
-        </w:rPr>
-        <w:t>,</w:t>
-      </w:r>
-      <w:r>
-        <w:rPr>
-          <w:sz w:val="24"/>
-          <w:szCs w:val="24"/>
-        </w:rPr>
-        <w:t>use_word</w:t>
-      </w:r>
-      <w:r>
-        <w:rPr>
-          <w:sz w:val="24"/>
-          <w:szCs w:val="24"/>
-        </w:rPr>
-        <w:t>=False)</w:t>
-      </w:r>
-      <w:r>
-        <w:rPr>
-          <w:sz w:val="24"/>
-          <w:szCs w:val="24"/>
-        </w:rPr>
-        <w:t>}}</w:t>
-      </w:r>
-      <w:r>
-        <w:rPr>
-          <w:sz w:val="24"/>
-          <w:szCs w:val="24"/>
-        </w:rPr>
-        <w:t>)</w:t>
-      </w:r>
-      <w:r>
-        <w:rPr>
-          <w:sz w:val="24"/>
-          <w:szCs w:val="24"/>
-        </w:rPr>
-        <w:t xml:space="preserve"> payments of {{</w:t>
-      </w:r>
-      <w:r>
-        <w:rPr>
-          <w:sz w:val="24"/>
-          <w:szCs w:val="24"/>
-        </w:rPr>
         <w:t>currency(</w:t>
       </w:r>
-      <w:proofErr w:type="spellStart"/>
-      <w:r>
-        <w:rPr>
-          <w:sz w:val="24"/>
-          <w:szCs w:val="24"/>
-        </w:rPr>
-        <w:t>child_support_amount</w:t>
-      </w:r>
-      <w:proofErr w:type="spellEnd"/>
-      <w:r>
-        <w:rPr>
-          <w:sz w:val="24"/>
-          <w:szCs w:val="24"/>
-        </w:rPr>
-        <w:t>)</w:t>
-      </w:r>
-      <w:r>
-        <w:rPr>
-          <w:sz w:val="24"/>
-          <w:szCs w:val="24"/>
-        </w:rPr>
-        <w:t xml:space="preserve">}}{% if </w:t>
-      </w:r>
-      <w:proofErr w:type="spellStart"/>
-      <w:r>
-        <w:rPr>
-          <w:sz w:val="24"/>
-          <w:szCs w:val="24"/>
-        </w:rPr>
-        <w:t>child_support_arrears_check</w:t>
-      </w:r>
-      <w:proofErr w:type="spellEnd"/>
-      <w:r>
-        <w:rPr>
-          <w:sz w:val="24"/>
-          <w:szCs w:val="24"/>
-        </w:rPr>
-        <w:t xml:space="preserve"> %} and </w:t>
-      </w:r>
-      <w:r>
-        <w:rPr>
-          <w:sz w:val="24"/>
-          <w:szCs w:val="24"/>
-        </w:rPr>
-        <w:t>an arrearage of</w:t>
-      </w:r>
-      <w:r>
-        <w:rPr>
-          <w:sz w:val="24"/>
-          <w:szCs w:val="24"/>
-        </w:rPr>
-        <w:t xml:space="preserve"> </w:t>
-      </w:r>
-      <w:r>
-        <w:rPr>
-          <w:sz w:val="24"/>
-          <w:szCs w:val="24"/>
-        </w:rPr>
-        <w:t>{{</w:t>
-      </w:r>
-      <w:r>
-        <w:rPr>
-          <w:sz w:val="24"/>
-          <w:szCs w:val="24"/>
-        </w:rPr>
-        <w:t>currency(</w:t>
-      </w:r>
-      <w:proofErr w:type="spellStart"/>
       <w:r>
         <w:rPr>
           <w:sz w:val="24"/>
@@ -2981,7 +1900,6 @@
         </w:rPr>
         <w:t>child_support_arrears_amount</w:t>
       </w:r>
-      <w:proofErr w:type="spellEnd"/>
       <w:r>
         <w:rPr>
           <w:sz w:val="24"/>
@@ -3028,39 +1946,7 @@
           <w:sz w:val="24"/>
           <w:szCs w:val="24"/>
         </w:rPr>
-        <w:t>The lapse in payment has been in indirect contravention of the Court’s order and has caused undue financial hardship to {{users[0].</w:t>
-      </w:r>
-      <w:proofErr w:type="spellStart"/>
-      <w:r>
-        <w:rPr>
-          <w:sz w:val="24"/>
-          <w:szCs w:val="24"/>
-        </w:rPr>
-        <w:t>name_</w:t>
-      </w:r>
-      <w:proofErr w:type="gramStart"/>
-      <w:r>
-        <w:rPr>
-          <w:sz w:val="24"/>
-          <w:szCs w:val="24"/>
-        </w:rPr>
-        <w:t>full</w:t>
-      </w:r>
-      <w:proofErr w:type="spellEnd"/>
-      <w:r>
-        <w:rPr>
-          <w:sz w:val="24"/>
-          <w:szCs w:val="24"/>
-        </w:rPr>
-        <w:t>(</w:t>
-      </w:r>
-      <w:proofErr w:type="gramEnd"/>
-      <w:r>
-        <w:rPr>
-          <w:sz w:val="24"/>
-          <w:szCs w:val="24"/>
-        </w:rPr>
-        <w:t>)}}.</w:t>
+        <w:t>The lapse in payment has been in indirect contravention of the Court’s order and has caused undue financial hardship to {{users[0].name_full()}}.</w:t>
       </w:r>
     </w:p>
     <w:p>
@@ -3087,55 +1973,7 @@
           <w:sz w:val="24"/>
           <w:szCs w:val="24"/>
         </w:rPr>
-        <w:t>{{</w:t>
-      </w:r>
-      <w:proofErr w:type="spellStart"/>
-      <w:r>
-        <w:rPr>
-          <w:sz w:val="24"/>
-          <w:szCs w:val="24"/>
-        </w:rPr>
-        <w:t>other_parties</w:t>
-      </w:r>
-      <w:proofErr w:type="spellEnd"/>
-      <w:r>
-        <w:rPr>
-          <w:sz w:val="24"/>
-          <w:szCs w:val="24"/>
-        </w:rPr>
-        <w:t>[0].</w:t>
-      </w:r>
-      <w:proofErr w:type="spellStart"/>
-      <w:r>
-        <w:rPr>
-          <w:sz w:val="24"/>
-          <w:szCs w:val="24"/>
-        </w:rPr>
-        <w:t>name_</w:t>
-      </w:r>
-      <w:proofErr w:type="gramStart"/>
-      <w:r>
-        <w:rPr>
-          <w:sz w:val="24"/>
-          <w:szCs w:val="24"/>
-        </w:rPr>
-        <w:t>full</w:t>
-      </w:r>
-      <w:proofErr w:type="spellEnd"/>
-      <w:r>
-        <w:rPr>
-          <w:sz w:val="24"/>
-          <w:szCs w:val="24"/>
-        </w:rPr>
-        <w:t>(</w:t>
-      </w:r>
-      <w:proofErr w:type="gramEnd"/>
-      <w:r>
-        <w:rPr>
-          <w:sz w:val="24"/>
-          <w:szCs w:val="24"/>
-        </w:rPr>
-        <w:t>)}} is well able to pay reasonable sums for support of the children pursuant to {{statute}}.</w:t>
+        <w:t>{{other_parties[0].name_full()}} is well able to pay reasonable sums for support of the children pursuant to {{statute}}.</w:t>
       </w:r>
     </w:p>
     <w:p>
@@ -3162,55 +2000,7 @@
           <w:sz w:val="24"/>
           <w:szCs w:val="24"/>
         </w:rPr>
-        <w:t>Said behavior by {{</w:t>
-      </w:r>
-      <w:proofErr w:type="spellStart"/>
-      <w:r>
-        <w:rPr>
-          <w:sz w:val="24"/>
-          <w:szCs w:val="24"/>
-        </w:rPr>
-        <w:t>other_parties</w:t>
-      </w:r>
-      <w:proofErr w:type="spellEnd"/>
-      <w:r>
-        <w:rPr>
-          <w:sz w:val="24"/>
-          <w:szCs w:val="24"/>
-        </w:rPr>
-        <w:t>[0].</w:t>
-      </w:r>
-      <w:proofErr w:type="spellStart"/>
-      <w:r>
-        <w:rPr>
-          <w:sz w:val="24"/>
-          <w:szCs w:val="24"/>
-        </w:rPr>
-        <w:t>name_</w:t>
-      </w:r>
-      <w:proofErr w:type="gramStart"/>
-      <w:r>
-        <w:rPr>
-          <w:sz w:val="24"/>
-          <w:szCs w:val="24"/>
-        </w:rPr>
-        <w:t>full</w:t>
-      </w:r>
-      <w:proofErr w:type="spellEnd"/>
-      <w:r>
-        <w:rPr>
-          <w:sz w:val="24"/>
-          <w:szCs w:val="24"/>
-        </w:rPr>
-        <w:t>(</w:t>
-      </w:r>
-      <w:proofErr w:type="gramEnd"/>
-      <w:r>
-        <w:rPr>
-          <w:sz w:val="24"/>
-          <w:szCs w:val="24"/>
-        </w:rPr>
-        <w:t>)}} was willful and contumacious and they should be found in contempt of court and sanctioned accordingly.</w:t>
+        <w:t>Said behavior by {{other_parties[0].name_full()}} was willful and contumacious and they should be found in contempt of court and sanctioned accordingly.</w:t>
       </w:r>
     </w:p>
     <w:p>
@@ -3237,23 +2027,7 @@
           <w:sz w:val="24"/>
           <w:szCs w:val="24"/>
         </w:rPr>
-        <w:t xml:space="preserve">Section 505 of the IMDMA requires interest </w:t>
-      </w:r>
-      <w:proofErr w:type="gramStart"/>
-      <w:r>
-        <w:rPr>
-          <w:sz w:val="24"/>
-          <w:szCs w:val="24"/>
-        </w:rPr>
-        <w:t>on</w:t>
-      </w:r>
-      <w:proofErr w:type="gramEnd"/>
-      <w:r>
-        <w:rPr>
-          <w:sz w:val="24"/>
-          <w:szCs w:val="24"/>
-        </w:rPr>
-        <w:t xml:space="preserve"> overdue child support.</w:t>
+        <w:t>Section 505 of the IMDMA requires interest on overdue child support.</w:t>
       </w:r>
     </w:p>
     <w:p>
@@ -3283,7 +2057,6 @@
           <w:szCs w:val="24"/>
         </w:rPr>
       </w:pPr>
-      <w:proofErr w:type="gramStart"/>
       <w:r>
         <w:rPr>
           <w:sz w:val="24"/>
@@ -3296,79 +2069,14 @@
           <w:sz w:val="24"/>
           <w:szCs w:val="24"/>
         </w:rPr>
-        <w:t>{{</w:t>
-      </w:r>
-      <w:proofErr w:type="gramEnd"/>
-      <w:r>
-        <w:rPr>
-          <w:sz w:val="24"/>
-          <w:szCs w:val="24"/>
-        </w:rPr>
-        <w:t>capitalize(</w:t>
-      </w:r>
-      <w:proofErr w:type="spellStart"/>
-      <w:r>
-        <w:rPr>
-          <w:sz w:val="24"/>
-          <w:szCs w:val="24"/>
-        </w:rPr>
-        <w:t>party_</w:t>
-      </w:r>
-      <w:proofErr w:type="gramStart"/>
-      <w:r>
-        <w:rPr>
-          <w:sz w:val="24"/>
-          <w:szCs w:val="24"/>
-        </w:rPr>
-        <w:t>label</w:t>
-      </w:r>
-      <w:proofErr w:type="spellEnd"/>
-      <w:r>
-        <w:rPr>
-          <w:sz w:val="24"/>
-          <w:szCs w:val="24"/>
-        </w:rPr>
-        <w:t>)}}</w:t>
-      </w:r>
-      <w:proofErr w:type="gramEnd"/>
-      <w:r>
-        <w:rPr>
-          <w:sz w:val="24"/>
-          <w:szCs w:val="24"/>
-        </w:rPr>
-        <w:t>, {{users[0].</w:t>
-      </w:r>
-      <w:proofErr w:type="spellStart"/>
-      <w:r>
-        <w:rPr>
-          <w:sz w:val="24"/>
-          <w:szCs w:val="24"/>
-        </w:rPr>
-        <w:t>name_</w:t>
-      </w:r>
-      <w:proofErr w:type="gramStart"/>
-      <w:r>
-        <w:rPr>
-          <w:sz w:val="24"/>
-          <w:szCs w:val="24"/>
-        </w:rPr>
-        <w:t>full</w:t>
-      </w:r>
-      <w:proofErr w:type="spellEnd"/>
-      <w:r>
-        <w:rPr>
-          <w:sz w:val="24"/>
-          <w:szCs w:val="24"/>
-        </w:rPr>
-        <w:t>(</w:t>
-      </w:r>
-      <w:proofErr w:type="gramEnd"/>
-      <w:r>
-        <w:rPr>
-          <w:sz w:val="24"/>
-          <w:szCs w:val="24"/>
-        </w:rPr>
-        <w:t>)}} respectfully prays</w:t>
+        <w:t>{{capitalize(party_label)}}</w:t>
+      </w:r>
+      <w:r>
+        <w:rPr>
+          <w:sz w:val="24"/>
+          <w:szCs w:val="24"/>
+        </w:rPr>
+        <w:t>, {{users[0].name_full()}} respectfully prays</w:t>
       </w:r>
       <w:r>
         <w:rPr>
@@ -3416,81 +2124,16 @@
           <w:sz w:val="24"/>
           <w:szCs w:val="24"/>
         </w:rPr>
-        <w:t>For a Rule to Issue against {{</w:t>
-      </w:r>
-      <w:proofErr w:type="spellStart"/>
-      <w:r>
-        <w:rPr>
-          <w:sz w:val="24"/>
-          <w:szCs w:val="24"/>
-        </w:rPr>
-        <w:t>other_parties</w:t>
-      </w:r>
-      <w:proofErr w:type="spellEnd"/>
-      <w:r>
-        <w:rPr>
-          <w:sz w:val="24"/>
-          <w:szCs w:val="24"/>
-        </w:rPr>
-        <w:t>[0].</w:t>
-      </w:r>
-      <w:proofErr w:type="spellStart"/>
-      <w:r>
-        <w:rPr>
-          <w:sz w:val="24"/>
-          <w:szCs w:val="24"/>
-        </w:rPr>
-        <w:t>name_</w:t>
-      </w:r>
-      <w:proofErr w:type="gramStart"/>
-      <w:r>
-        <w:rPr>
-          <w:sz w:val="24"/>
-          <w:szCs w:val="24"/>
-        </w:rPr>
-        <w:t>full</w:t>
-      </w:r>
-      <w:proofErr w:type="spellEnd"/>
-      <w:r>
-        <w:rPr>
-          <w:sz w:val="24"/>
-          <w:szCs w:val="24"/>
-        </w:rPr>
-        <w:t>(</w:t>
-      </w:r>
-      <w:proofErr w:type="gramEnd"/>
-      <w:r>
-        <w:rPr>
-          <w:sz w:val="24"/>
-          <w:szCs w:val="24"/>
-        </w:rPr>
-        <w:t>)}} to show cause, if they have any, why they should not be held in contempt of this Court’s order of {{</w:t>
-      </w:r>
-      <w:proofErr w:type="spellStart"/>
-      <w:r>
-        <w:rPr>
-          <w:sz w:val="24"/>
-          <w:szCs w:val="24"/>
-        </w:rPr>
-        <w:t>child_support_order_</w:t>
-      </w:r>
-      <w:proofErr w:type="gramStart"/>
-      <w:r>
-        <w:rPr>
-          <w:sz w:val="24"/>
-          <w:szCs w:val="24"/>
-        </w:rPr>
-        <w:t>date</w:t>
-      </w:r>
-      <w:proofErr w:type="spellEnd"/>
-      <w:r>
-        <w:rPr>
-          <w:sz w:val="24"/>
-          <w:szCs w:val="24"/>
-        </w:rPr>
-        <w:t>}}.</w:t>
-      </w:r>
-      <w:proofErr w:type="gramEnd"/>
+        <w:t xml:space="preserve">For a Rule to Issue against {{other_parties[0].name_full()}} to show cause, if they have any, why they should not be held in contempt of this Court’s order of </w:t>
+      </w:r>
+      <w:r>
+        <w:rPr>
+          <w:sz w:val="24"/>
+          <w:szCs w:val="24"/>
+        </w:rPr>
+        <w:lastRenderedPageBreak/>
+        <w:t>{{child_support_order_date}}.</w:t>
+      </w:r>
     </w:p>
     <w:p>
       <w:pPr>
@@ -3516,88 +2159,7 @@
           <w:sz w:val="24"/>
           <w:szCs w:val="24"/>
         </w:rPr>
-        <w:lastRenderedPageBreak/>
-        <w:t>For this court to order that {{</w:t>
-      </w:r>
-      <w:proofErr w:type="spellStart"/>
-      <w:r>
-        <w:rPr>
-          <w:sz w:val="24"/>
-          <w:szCs w:val="24"/>
-        </w:rPr>
-        <w:t>other_parties</w:t>
-      </w:r>
-      <w:proofErr w:type="spellEnd"/>
-      <w:r>
-        <w:rPr>
-          <w:sz w:val="24"/>
-          <w:szCs w:val="24"/>
-        </w:rPr>
-        <w:t>[0].</w:t>
-      </w:r>
-      <w:proofErr w:type="spellStart"/>
-      <w:r>
-        <w:rPr>
-          <w:sz w:val="24"/>
-          <w:szCs w:val="24"/>
-        </w:rPr>
-        <w:t>name_</w:t>
-      </w:r>
-      <w:proofErr w:type="gramStart"/>
-      <w:r>
-        <w:rPr>
-          <w:sz w:val="24"/>
-          <w:szCs w:val="24"/>
-        </w:rPr>
-        <w:t>full</w:t>
-      </w:r>
-      <w:proofErr w:type="spellEnd"/>
-      <w:r>
-        <w:rPr>
-          <w:sz w:val="24"/>
-          <w:szCs w:val="24"/>
-        </w:rPr>
-        <w:t>(</w:t>
-      </w:r>
-      <w:proofErr w:type="gramEnd"/>
-      <w:r>
-        <w:rPr>
-          <w:sz w:val="24"/>
-          <w:szCs w:val="24"/>
-        </w:rPr>
-        <w:t>)}} pay to {{users[0].</w:t>
-      </w:r>
-      <w:proofErr w:type="spellStart"/>
-      <w:r>
-        <w:rPr>
-          <w:sz w:val="24"/>
-          <w:szCs w:val="24"/>
-        </w:rPr>
-        <w:t>name_</w:t>
-      </w:r>
-      <w:proofErr w:type="gramStart"/>
-      <w:r>
-        <w:rPr>
-          <w:sz w:val="24"/>
-          <w:szCs w:val="24"/>
-        </w:rPr>
-        <w:t>full</w:t>
-      </w:r>
-      <w:proofErr w:type="spellEnd"/>
-      <w:r>
-        <w:rPr>
-          <w:sz w:val="24"/>
-          <w:szCs w:val="24"/>
-        </w:rPr>
-        <w:t>(</w:t>
-      </w:r>
-      <w:proofErr w:type="gramEnd"/>
-      <w:r>
-        <w:rPr>
-          <w:sz w:val="24"/>
-          <w:szCs w:val="24"/>
-        </w:rPr>
-        <w:t xml:space="preserve">)}} the amount of </w:t>
+        <w:t xml:space="preserve">For this court to order that {{other_parties[0].name_full()}} pay to {{users[0].name_full()}} the amount of </w:t>
       </w:r>
       <w:r>
         <w:rPr>
@@ -3613,23 +2175,13 @@
         </w:rPr>
         <w:t>currency(</w:t>
       </w:r>
-      <w:proofErr w:type="spellStart"/>
-      <w:r>
-        <w:rPr>
-          <w:sz w:val="24"/>
-          <w:szCs w:val="24"/>
-        </w:rPr>
-        <w:t>child_support_total_</w:t>
-      </w:r>
-      <w:proofErr w:type="gramStart"/>
-      <w:r>
-        <w:rPr>
-          <w:sz w:val="24"/>
-          <w:szCs w:val="24"/>
-        </w:rPr>
-        <w:t>amount</w:t>
-      </w:r>
-      <w:proofErr w:type="spellEnd"/>
+      <w:r>
+        <w:rPr>
+          <w:sz w:val="24"/>
+          <w:szCs w:val="24"/>
+        </w:rPr>
+        <w:t>child_support_total_amount</w:t>
+      </w:r>
       <w:r>
         <w:rPr>
           <w:sz w:val="24"/>
@@ -3642,15 +2194,7 @@
           <w:sz w:val="24"/>
           <w:szCs w:val="24"/>
         </w:rPr>
-        <w:t>}}</w:t>
-      </w:r>
-      <w:proofErr w:type="gramEnd"/>
-      <w:r>
-        <w:rPr>
-          <w:sz w:val="24"/>
-          <w:szCs w:val="24"/>
-        </w:rPr>
-        <w:t xml:space="preserve"> immediately.</w:t>
+        <w:t>}} immediately.</w:t>
       </w:r>
     </w:p>
     <w:p>
@@ -3677,87 +2221,7 @@
           <w:sz w:val="24"/>
           <w:szCs w:val="24"/>
         </w:rPr>
-        <w:t>For this court to order that {{</w:t>
-      </w:r>
-      <w:proofErr w:type="spellStart"/>
-      <w:r>
-        <w:rPr>
-          <w:sz w:val="24"/>
-          <w:szCs w:val="24"/>
-        </w:rPr>
-        <w:t>other_parties</w:t>
-      </w:r>
-      <w:proofErr w:type="spellEnd"/>
-      <w:r>
-        <w:rPr>
-          <w:sz w:val="24"/>
-          <w:szCs w:val="24"/>
-        </w:rPr>
-        <w:t>[0].</w:t>
-      </w:r>
-      <w:proofErr w:type="spellStart"/>
-      <w:r>
-        <w:rPr>
-          <w:sz w:val="24"/>
-          <w:szCs w:val="24"/>
-        </w:rPr>
-        <w:t>name_</w:t>
-      </w:r>
-      <w:proofErr w:type="gramStart"/>
-      <w:r>
-        <w:rPr>
-          <w:sz w:val="24"/>
-          <w:szCs w:val="24"/>
-        </w:rPr>
-        <w:t>full</w:t>
-      </w:r>
-      <w:proofErr w:type="spellEnd"/>
-      <w:r>
-        <w:rPr>
-          <w:sz w:val="24"/>
-          <w:szCs w:val="24"/>
-        </w:rPr>
-        <w:t>(</w:t>
-      </w:r>
-      <w:proofErr w:type="gramEnd"/>
-      <w:r>
-        <w:rPr>
-          <w:sz w:val="24"/>
-          <w:szCs w:val="24"/>
-        </w:rPr>
-        <w:t>)}} pay to {{users[0].</w:t>
-      </w:r>
-      <w:proofErr w:type="spellStart"/>
-      <w:r>
-        <w:rPr>
-          <w:sz w:val="24"/>
-          <w:szCs w:val="24"/>
-        </w:rPr>
-        <w:t>name_</w:t>
-      </w:r>
-      <w:proofErr w:type="gramStart"/>
-      <w:r>
-        <w:rPr>
-          <w:sz w:val="24"/>
-          <w:szCs w:val="24"/>
-        </w:rPr>
-        <w:t>full</w:t>
-      </w:r>
-      <w:proofErr w:type="spellEnd"/>
-      <w:r>
-        <w:rPr>
-          <w:sz w:val="24"/>
-          <w:szCs w:val="24"/>
-        </w:rPr>
-        <w:t>(</w:t>
-      </w:r>
-      <w:proofErr w:type="gramEnd"/>
-      <w:r>
-        <w:rPr>
-          <w:sz w:val="24"/>
-          <w:szCs w:val="24"/>
-        </w:rPr>
-        <w:t>)}} interest on {{</w:t>
+        <w:t>For this court to order that {{other_parties[0].name_full()}} pay to {{users[0].name_full()}} interest on {{</w:t>
       </w:r>
       <w:r>
         <w:rPr>
@@ -3766,23 +2230,13 @@
         </w:rPr>
         <w:t>currency(</w:t>
       </w:r>
-      <w:proofErr w:type="spellStart"/>
-      <w:r>
-        <w:rPr>
-          <w:sz w:val="24"/>
-          <w:szCs w:val="24"/>
-        </w:rPr>
-        <w:t>child_support_total_</w:t>
-      </w:r>
-      <w:proofErr w:type="gramStart"/>
-      <w:r>
-        <w:rPr>
-          <w:sz w:val="24"/>
-          <w:szCs w:val="24"/>
-        </w:rPr>
-        <w:t>amount</w:t>
-      </w:r>
-      <w:proofErr w:type="spellEnd"/>
+      <w:r>
+        <w:rPr>
+          <w:sz w:val="24"/>
+          <w:szCs w:val="24"/>
+        </w:rPr>
+        <w:t>child_support_total_amount</w:t>
+      </w:r>
       <w:r>
         <w:rPr>
           <w:sz w:val="24"/>
@@ -3795,15 +2249,7 @@
           <w:sz w:val="24"/>
           <w:szCs w:val="24"/>
         </w:rPr>
-        <w:t>}}</w:t>
-      </w:r>
-      <w:proofErr w:type="gramEnd"/>
-      <w:r>
-        <w:rPr>
-          <w:sz w:val="24"/>
-          <w:szCs w:val="24"/>
-        </w:rPr>
-        <w:t xml:space="preserve"> in accordance with section 505 of the IMDMA.</w:t>
+        <w:t>}} in accordance with section 505 of the IMDMA.</w:t>
       </w:r>
     </w:p>
     <w:p>
@@ -3878,25 +2324,8 @@
           <w:sz w:val="24"/>
           <w:szCs w:val="24"/>
         </w:rPr>
-        <w:t xml:space="preserve">{% </w:t>
-      </w:r>
-      <w:proofErr w:type="spellStart"/>
-      <w:r>
-        <w:rPr>
-          <w:sz w:val="24"/>
-          <w:szCs w:val="24"/>
-        </w:rPr>
-        <w:t>elif</w:t>
-      </w:r>
-      <w:proofErr w:type="spellEnd"/>
-      <w:r>
-        <w:rPr>
-          <w:sz w:val="24"/>
-          <w:szCs w:val="24"/>
-        </w:rPr>
-        <w:t xml:space="preserve"> </w:t>
-      </w:r>
-      <w:proofErr w:type="spellStart"/>
+        <w:t xml:space="preserve">{% elif </w:t>
+      </w:r>
       <w:r>
         <w:rPr>
           <w:sz w:val="24"/>
@@ -3904,7 +2333,6 @@
         </w:rPr>
         <w:t>violation_type</w:t>
       </w:r>
-      <w:proofErr w:type="spellEnd"/>
       <w:r>
         <w:rPr>
           <w:sz w:val="24"/>
@@ -3919,7 +2347,6 @@
         </w:rPr>
         <w:t>maintain</w:t>
       </w:r>
-      <w:proofErr w:type="gramStart"/>
       <w:r>
         <w:rPr>
           <w:sz w:val="24"/>
@@ -3927,7 +2354,6 @@
         </w:rPr>
         <w:t>" %}</w:t>
       </w:r>
-      <w:proofErr w:type="gramEnd"/>
     </w:p>
     <w:p>
       <w:pPr>
@@ -3944,84 +2370,26 @@
         <w:t xml:space="preserve">Now comes </w:t>
       </w:r>
       <w:r>
-        <w:t>{{capitalize(</w:t>
-      </w:r>
-      <w:proofErr w:type="spellStart"/>
-      <w:r>
-        <w:t>party_label</w:t>
-      </w:r>
-      <w:proofErr w:type="spellEnd"/>
-      <w:r>
-        <w:t>)}}</w:t>
-      </w:r>
-      <w:r>
-        <w:t>, {{users[0].</w:t>
-      </w:r>
-      <w:proofErr w:type="spellStart"/>
-      <w:r>
-        <w:t>name_full</w:t>
-      </w:r>
-      <w:proofErr w:type="spellEnd"/>
-      <w:r>
-        <w:t>()}}, pursuant to {{statute}}, and moves this Court to issue a Rule to Show Cause against {{</w:t>
-      </w:r>
-      <w:proofErr w:type="spellStart"/>
-      <w:r>
-        <w:t>opponent_label</w:t>
-      </w:r>
-      <w:proofErr w:type="spellEnd"/>
-      <w:r>
-        <w:t>}},</w:t>
+        <w:t>{{capitalize(party_label)}}</w:t>
+      </w:r>
+      <w:r>
+        <w:t>, {{users[0].name_full()}}, pursuant to {{statute}}, and moves this Court to issue a Rule to Show Cause against {{opponent_label}},</w:t>
       </w:r>
       <w:r>
         <w:t xml:space="preserve"> </w:t>
       </w:r>
       <w:r>
-        <w:t>{{</w:t>
-      </w:r>
-      <w:proofErr w:type="spellStart"/>
-      <w:r>
-        <w:t>other_parties</w:t>
-      </w:r>
-      <w:proofErr w:type="spellEnd"/>
-      <w:r>
-        <w:t>[0].</w:t>
-      </w:r>
-      <w:proofErr w:type="spellStart"/>
-      <w:r>
-        <w:t>name_full</w:t>
-      </w:r>
-      <w:proofErr w:type="spellEnd"/>
+        <w:t>{{other_parties[0].name_full</w:t>
+      </w:r>
       <w:r>
         <w:t>(</w:t>
       </w:r>
       <w:r>
-        <w:t xml:space="preserve">)}}, as to why they should not be held in Indirect Civil Contempt of Court for their refusal to pay maintenance and/or other maintenance-related expenses pursuant this Court's order. In support of this </w:t>
-      </w:r>
-      <w:proofErr w:type="gramStart"/>
-      <w:r>
-        <w:t xml:space="preserve">Petition, </w:t>
-      </w:r>
-      <w:r>
-        <w:t>{{</w:t>
-      </w:r>
-      <w:proofErr w:type="gramEnd"/>
-      <w:r>
-        <w:t>capitalize(</w:t>
-      </w:r>
-      <w:proofErr w:type="spellStart"/>
-      <w:r>
-        <w:t>party_</w:t>
-      </w:r>
-      <w:proofErr w:type="gramStart"/>
-      <w:r>
-        <w:t>label</w:t>
-      </w:r>
-      <w:proofErr w:type="spellEnd"/>
-      <w:r>
-        <w:t>)}}</w:t>
-      </w:r>
-      <w:proofErr w:type="gramEnd"/>
+        <w:t xml:space="preserve">)}}, as to why they should not be held in Indirect Civil Contempt of Court for their refusal to pay maintenance and/or other maintenance-related expenses pursuant this Court's order. In support of this Petition, </w:t>
+      </w:r>
+      <w:r>
+        <w:t>{{capitalize(party_label)}}</w:t>
+      </w:r>
       <w:r>
         <w:t xml:space="preserve"> states as follows:</w:t>
       </w:r>
@@ -4057,241 +2425,45 @@
           <w:sz w:val="24"/>
           <w:szCs w:val="24"/>
         </w:rPr>
-        <w:t xml:space="preserve">{% if </w:t>
-      </w:r>
-      <w:proofErr w:type="spellStart"/>
-      <w:r>
-        <w:rPr>
-          <w:sz w:val="24"/>
-          <w:szCs w:val="24"/>
-        </w:rPr>
-        <w:t>case_type</w:t>
-      </w:r>
-      <w:proofErr w:type="spellEnd"/>
-      <w:r>
-        <w:rPr>
-          <w:sz w:val="24"/>
-          <w:szCs w:val="24"/>
-        </w:rPr>
-        <w:t xml:space="preserve"> == “Other” </w:t>
-      </w:r>
-      <w:proofErr w:type="gramStart"/>
-      <w:r>
-        <w:rPr>
-          <w:sz w:val="24"/>
-          <w:szCs w:val="24"/>
-        </w:rPr>
-        <w:t>%}{{</w:t>
+        <w:t>{% if case_type == “Other” %}{{</w:t>
       </w:r>
       <w:r>
         <w:t xml:space="preserve"> </w:t>
       </w:r>
-      <w:proofErr w:type="spellStart"/>
-      <w:r>
-        <w:rPr>
-          <w:sz w:val="24"/>
-          <w:szCs w:val="24"/>
-        </w:rPr>
-        <w:t>other</w:t>
-      </w:r>
-      <w:proofErr w:type="gramEnd"/>
-      <w:r>
-        <w:rPr>
-          <w:sz w:val="24"/>
-          <w:szCs w:val="24"/>
-        </w:rPr>
-        <w:t>_case_type</w:t>
-      </w:r>
-      <w:proofErr w:type="spellEnd"/>
-      <w:proofErr w:type="gramStart"/>
-      <w:r>
-        <w:rPr>
-          <w:sz w:val="24"/>
-          <w:szCs w:val="24"/>
-        </w:rPr>
-        <w:t>}}{</w:t>
-      </w:r>
-      <w:proofErr w:type="gramEnd"/>
-      <w:r>
-        <w:rPr>
-          <w:sz w:val="24"/>
-          <w:szCs w:val="24"/>
-        </w:rPr>
-        <w:t xml:space="preserve">% else </w:t>
-      </w:r>
-      <w:proofErr w:type="gramStart"/>
-      <w:r>
-        <w:rPr>
-          <w:sz w:val="24"/>
-          <w:szCs w:val="24"/>
-        </w:rPr>
-        <w:t>%}</w:t>
-      </w:r>
-      <w:r>
-        <w:rPr>
-          <w:sz w:val="24"/>
-          <w:szCs w:val="24"/>
-        </w:rPr>
-        <w:t>{</w:t>
-      </w:r>
-      <w:proofErr w:type="gramEnd"/>
-      <w:r>
-        <w:rPr>
-          <w:sz w:val="24"/>
-          <w:szCs w:val="24"/>
-        </w:rPr>
-        <w:t>{</w:t>
-      </w:r>
-      <w:proofErr w:type="spellStart"/>
-      <w:r>
-        <w:rPr>
-          <w:sz w:val="24"/>
-          <w:szCs w:val="24"/>
-        </w:rPr>
-        <w:t>case_type</w:t>
-      </w:r>
-      <w:proofErr w:type="spellEnd"/>
-      <w:proofErr w:type="gramStart"/>
-      <w:r>
-        <w:rPr>
-          <w:sz w:val="24"/>
-          <w:szCs w:val="24"/>
-        </w:rPr>
-        <w:t>}}</w:t>
-      </w:r>
-      <w:r>
-        <w:rPr>
-          <w:sz w:val="24"/>
-          <w:szCs w:val="24"/>
-        </w:rPr>
-        <w:t>{</w:t>
-      </w:r>
-      <w:proofErr w:type="gramEnd"/>
-      <w:r>
-        <w:rPr>
-          <w:sz w:val="24"/>
-          <w:szCs w:val="24"/>
-        </w:rPr>
-        <w:t>% endif %}</w:t>
-      </w:r>
-      <w:r>
-        <w:rPr>
-          <w:sz w:val="24"/>
-          <w:szCs w:val="24"/>
-        </w:rPr>
-        <w:t xml:space="preserve"> on {{</w:t>
-      </w:r>
-      <w:proofErr w:type="spellStart"/>
-      <w:r>
-        <w:rPr>
-          <w:sz w:val="24"/>
-          <w:szCs w:val="24"/>
-        </w:rPr>
-        <w:t>filing_date</w:t>
-      </w:r>
-      <w:proofErr w:type="spellEnd"/>
-      <w:r>
-        <w:rPr>
-          <w:sz w:val="24"/>
-          <w:szCs w:val="24"/>
-        </w:rPr>
-        <w:t xml:space="preserve">}}. {% if </w:t>
-      </w:r>
-      <w:proofErr w:type="spellStart"/>
-      <w:r>
-        <w:rPr>
-          <w:sz w:val="24"/>
-          <w:szCs w:val="24"/>
-        </w:rPr>
-        <w:t>case_completed</w:t>
-      </w:r>
-      <w:proofErr w:type="spellEnd"/>
-      <w:r>
-        <w:rPr>
-          <w:sz w:val="24"/>
-          <w:szCs w:val="24"/>
-        </w:rPr>
-        <w:t xml:space="preserve"> </w:t>
-      </w:r>
-      <w:proofErr w:type="gramStart"/>
-      <w:r>
-        <w:rPr>
-          <w:sz w:val="24"/>
-          <w:szCs w:val="24"/>
-        </w:rPr>
-        <w:t>%}A</w:t>
-      </w:r>
-      <w:proofErr w:type="gramEnd"/>
-      <w:r>
-        <w:rPr>
-          <w:sz w:val="24"/>
-          <w:szCs w:val="24"/>
-        </w:rPr>
-        <w:t xml:space="preserve"> final judgment was entered in said action on {{</w:t>
-      </w:r>
-      <w:proofErr w:type="spellStart"/>
-      <w:r>
-        <w:rPr>
-          <w:sz w:val="24"/>
-          <w:szCs w:val="24"/>
-        </w:rPr>
-        <w:t>final_order_date</w:t>
-      </w:r>
-      <w:proofErr w:type="spellEnd"/>
-      <w:r>
-        <w:rPr>
-          <w:sz w:val="24"/>
-          <w:szCs w:val="24"/>
-        </w:rPr>
-        <w:t>}</w:t>
-      </w:r>
-      <w:proofErr w:type="gramStart"/>
-      <w:r>
-        <w:rPr>
-          <w:sz w:val="24"/>
-          <w:szCs w:val="24"/>
-        </w:rPr>
-        <w:t>}.{</w:t>
-      </w:r>
-      <w:proofErr w:type="gramEnd"/>
-      <w:r>
-        <w:rPr>
-          <w:sz w:val="24"/>
-          <w:szCs w:val="24"/>
-        </w:rPr>
-        <w:t xml:space="preserve">% else </w:t>
-      </w:r>
-      <w:proofErr w:type="gramStart"/>
-      <w:r>
-        <w:rPr>
-          <w:sz w:val="24"/>
-          <w:szCs w:val="24"/>
-        </w:rPr>
-        <w:t>%}Said</w:t>
-      </w:r>
-      <w:proofErr w:type="gramEnd"/>
-      <w:r>
-        <w:rPr>
-          <w:sz w:val="24"/>
-          <w:szCs w:val="24"/>
-        </w:rPr>
-        <w:t xml:space="preserve"> action is pending and unresolved before this </w:t>
-      </w:r>
-      <w:proofErr w:type="gramStart"/>
-      <w:r>
-        <w:rPr>
-          <w:sz w:val="24"/>
-          <w:szCs w:val="24"/>
-        </w:rPr>
-        <w:t>court.{</w:t>
-      </w:r>
-      <w:proofErr w:type="gramEnd"/>
-      <w:r>
-        <w:rPr>
-          <w:sz w:val="24"/>
-          <w:szCs w:val="24"/>
-        </w:rPr>
-        <w:t>% endif %}</w:t>
+      <w:r>
+        <w:rPr>
+          <w:sz w:val="24"/>
+          <w:szCs w:val="24"/>
+        </w:rPr>
+        <w:t>other_case_type</w:t>
+      </w:r>
+      <w:r>
+        <w:rPr>
+          <w:sz w:val="24"/>
+          <w:szCs w:val="24"/>
+        </w:rPr>
+        <w:t>}}{% else %}</w:t>
+      </w:r>
+      <w:r>
+        <w:rPr>
+          <w:sz w:val="24"/>
+          <w:szCs w:val="24"/>
+        </w:rPr>
+        <w:t>{{case_type}}</w:t>
+      </w:r>
+      <w:r>
+        <w:rPr>
+          <w:sz w:val="24"/>
+          <w:szCs w:val="24"/>
+        </w:rPr>
+        <w:t>{% endif %}</w:t>
+      </w:r>
+      <w:r>
+        <w:rPr>
+          <w:sz w:val="24"/>
+          <w:szCs w:val="24"/>
+        </w:rPr>
+        <w:t xml:space="preserve"> on {{filing_date}}. {% if case_completed %}A final judgment was entered in said action on {{final_order_date}}.{% else %}Said action is pending and unresolved before this court.{% endif %}</w:t>
       </w:r>
     </w:p>
     <w:p>
@@ -4320,7 +2492,6 @@
         </w:rPr>
         <w:t>On {{</w:t>
       </w:r>
-      <w:proofErr w:type="spellStart"/>
       <w:r>
         <w:rPr>
           <w:sz w:val="24"/>
@@ -4333,58 +2504,29 @@
           <w:sz w:val="24"/>
           <w:szCs w:val="24"/>
         </w:rPr>
-        <w:t>_order_</w:t>
-      </w:r>
-      <w:proofErr w:type="gramStart"/>
-      <w:r>
-        <w:rPr>
-          <w:sz w:val="24"/>
-          <w:szCs w:val="24"/>
-        </w:rPr>
-        <w:t>date</w:t>
-      </w:r>
-      <w:proofErr w:type="spellEnd"/>
-      <w:r>
-        <w:rPr>
-          <w:sz w:val="24"/>
-          <w:szCs w:val="24"/>
-        </w:rPr>
-        <w:t>}}, {{</w:t>
-      </w:r>
-      <w:proofErr w:type="spellStart"/>
-      <w:proofErr w:type="gramEnd"/>
-      <w:r>
-        <w:rPr>
-          <w:sz w:val="24"/>
-          <w:szCs w:val="24"/>
-        </w:rPr>
-        <w:t>other_parties</w:t>
-      </w:r>
-      <w:proofErr w:type="spellEnd"/>
-      <w:r>
-        <w:rPr>
-          <w:sz w:val="24"/>
-          <w:szCs w:val="24"/>
-        </w:rPr>
-        <w:t>[0].</w:t>
-      </w:r>
-      <w:proofErr w:type="spellStart"/>
-      <w:r>
-        <w:rPr>
-          <w:sz w:val="24"/>
-          <w:szCs w:val="24"/>
-        </w:rPr>
-        <w:t>name_</w:t>
-      </w:r>
-      <w:proofErr w:type="gramStart"/>
-      <w:r>
-        <w:rPr>
-          <w:sz w:val="24"/>
-          <w:szCs w:val="24"/>
-        </w:rPr>
-        <w:t>full</w:t>
-      </w:r>
-      <w:proofErr w:type="spellEnd"/>
+        <w:t xml:space="preserve">_order_date}}, {{other_parties[0].name_full()}} was ordered to pay </w:t>
+      </w:r>
+      <w:r>
+        <w:rPr>
+          <w:sz w:val="24"/>
+          <w:szCs w:val="24"/>
+        </w:rPr>
+        <w:t>maintenance</w:t>
+      </w:r>
+      <w:r>
+        <w:rPr>
+          <w:sz w:val="24"/>
+          <w:szCs w:val="24"/>
+        </w:rPr>
+        <w:t xml:space="preserve"> in the amount of </w:t>
+      </w:r>
+      <w:r>
+        <w:rPr>
+          <w:sz w:val="24"/>
+          <w:szCs w:val="24"/>
+        </w:rPr>
+        <w:t>{{currency</w:t>
+      </w:r>
       <w:r>
         <w:rPr>
           <w:sz w:val="24"/>
@@ -4392,30 +2534,6 @@
         </w:rPr>
         <w:t>(</w:t>
       </w:r>
-      <w:proofErr w:type="gramEnd"/>
-      <w:r>
-        <w:rPr>
-          <w:sz w:val="24"/>
-          <w:szCs w:val="24"/>
-        </w:rPr>
-        <w:t xml:space="preserve">)}} </w:t>
-      </w:r>
-      <w:proofErr w:type="gramStart"/>
-      <w:r>
-        <w:rPr>
-          <w:sz w:val="24"/>
-          <w:szCs w:val="24"/>
-        </w:rPr>
-        <w:t>was</w:t>
-      </w:r>
-      <w:proofErr w:type="gramEnd"/>
-      <w:r>
-        <w:rPr>
-          <w:sz w:val="24"/>
-          <w:szCs w:val="24"/>
-        </w:rPr>
-        <w:t xml:space="preserve"> ordered to pay </w:t>
-      </w:r>
       <w:r>
         <w:rPr>
           <w:sz w:val="24"/>
@@ -4428,38 +2546,8 @@
           <w:sz w:val="24"/>
           <w:szCs w:val="24"/>
         </w:rPr>
-        <w:t xml:space="preserve"> in the amount of </w:t>
-      </w:r>
-      <w:r>
-        <w:rPr>
-          <w:sz w:val="24"/>
-          <w:szCs w:val="24"/>
-        </w:rPr>
-        <w:t>{{currency</w:t>
-      </w:r>
-      <w:r>
-        <w:rPr>
-          <w:sz w:val="24"/>
-          <w:szCs w:val="24"/>
-        </w:rPr>
-        <w:t>(</w:t>
-      </w:r>
-      <w:proofErr w:type="spellStart"/>
-      <w:r>
-        <w:rPr>
-          <w:sz w:val="24"/>
-          <w:szCs w:val="24"/>
-        </w:rPr>
-        <w:t>maintenance</w:t>
-      </w:r>
-      <w:r>
-        <w:rPr>
-          <w:sz w:val="24"/>
-          <w:szCs w:val="24"/>
-        </w:rPr>
         <w:t>_amount</w:t>
       </w:r>
-      <w:proofErr w:type="spellEnd"/>
       <w:r>
         <w:rPr>
           <w:sz w:val="24"/>
@@ -4472,99 +2560,42 @@
           <w:sz w:val="24"/>
           <w:szCs w:val="24"/>
         </w:rPr>
-        <w:t xml:space="preserve">}} </w:t>
-      </w:r>
-      <w:proofErr w:type="gramStart"/>
-      <w:r>
-        <w:rPr>
-          <w:sz w:val="24"/>
-          <w:szCs w:val="24"/>
-        </w:rPr>
-        <w:t>{{</w:t>
-      </w:r>
-      <w:r>
-        <w:rPr>
-          <w:sz w:val="24"/>
-          <w:szCs w:val="24"/>
-        </w:rPr>
-        <w:t xml:space="preserve"> </w:t>
-      </w:r>
-      <w:proofErr w:type="spellStart"/>
-      <w:r>
-        <w:rPr>
-          <w:sz w:val="24"/>
-          <w:szCs w:val="24"/>
-        </w:rPr>
-        <w:t>maintenance</w:t>
-      </w:r>
-      <w:proofErr w:type="gramEnd"/>
-      <w:r>
-        <w:rPr>
-          <w:sz w:val="24"/>
-          <w:szCs w:val="24"/>
-        </w:rPr>
-        <w:t>_</w:t>
-      </w:r>
-      <w:proofErr w:type="gramStart"/>
-      <w:r>
-        <w:rPr>
-          <w:sz w:val="24"/>
-          <w:szCs w:val="24"/>
-        </w:rPr>
-        <w:t>freq</w:t>
-      </w:r>
-      <w:r>
-        <w:rPr>
-          <w:sz w:val="24"/>
-          <w:szCs w:val="24"/>
-        </w:rPr>
-        <w:t>.lower</w:t>
-      </w:r>
-      <w:proofErr w:type="spellEnd"/>
-      <w:r>
-        <w:rPr>
-          <w:sz w:val="24"/>
-          <w:szCs w:val="24"/>
-        </w:rPr>
-        <w:t>()</w:t>
-      </w:r>
-      <w:r>
-        <w:rPr>
-          <w:sz w:val="24"/>
-          <w:szCs w:val="24"/>
-        </w:rPr>
-        <w:t>}}</w:t>
-      </w:r>
-      <w:proofErr w:type="gramEnd"/>
-      <w:r>
-        <w:rPr>
-          <w:sz w:val="24"/>
-          <w:szCs w:val="24"/>
-        </w:rPr>
-        <w:t xml:space="preserve">. See </w:t>
-      </w:r>
-      <w:r>
-        <w:rPr>
-          <w:sz w:val="24"/>
-          <w:szCs w:val="24"/>
-        </w:rPr>
-        <w:t>{{</w:t>
-      </w:r>
-      <w:proofErr w:type="spellStart"/>
-      <w:r>
-        <w:rPr>
-          <w:sz w:val="24"/>
-          <w:szCs w:val="24"/>
-        </w:rPr>
-        <w:t>maintenance_order_date</w:t>
-      </w:r>
-      <w:proofErr w:type="spellEnd"/>
-      <w:r>
-        <w:rPr>
-          <w:sz w:val="24"/>
-          <w:szCs w:val="24"/>
-        </w:rPr>
-        <w:t>}} Order</w:t>
+        <w:t>}} {{</w:t>
+      </w:r>
+      <w:r>
+        <w:rPr>
+          <w:sz w:val="24"/>
+          <w:szCs w:val="24"/>
+        </w:rPr>
+        <w:t xml:space="preserve"> maintenance</w:t>
+      </w:r>
+      <w:r>
+        <w:rPr>
+          <w:sz w:val="24"/>
+          <w:szCs w:val="24"/>
+        </w:rPr>
+        <w:t>_freq</w:t>
+      </w:r>
+      <w:r>
+        <w:rPr>
+          <w:sz w:val="24"/>
+          <w:szCs w:val="24"/>
+        </w:rPr>
+        <w:t>.lower()</w:t>
+      </w:r>
+      <w:r>
+        <w:rPr>
+          <w:sz w:val="24"/>
+          <w:szCs w:val="24"/>
+        </w:rPr>
+        <w:t xml:space="preserve">}}. See </w:t>
+      </w:r>
+      <w:r>
+        <w:rPr>
+          <w:sz w:val="24"/>
+          <w:szCs w:val="24"/>
+        </w:rPr>
+        <w:t>{{maintenance_order_date}} Order</w:t>
       </w:r>
       <w:r>
         <w:rPr>
@@ -4598,55 +2629,21 @@
           <w:sz w:val="24"/>
           <w:szCs w:val="24"/>
         </w:rPr>
-        <w:t xml:space="preserve">As of the date of filing of this </w:t>
-      </w:r>
-      <w:proofErr w:type="gramStart"/>
-      <w:r>
-        <w:rPr>
-          <w:sz w:val="24"/>
-          <w:szCs w:val="24"/>
-        </w:rPr>
-        <w:t>pleading, {{</w:t>
-      </w:r>
-      <w:proofErr w:type="gramEnd"/>
-      <w:r>
-        <w:rPr>
-          <w:sz w:val="24"/>
-          <w:szCs w:val="24"/>
-        </w:rPr>
-        <w:t>users[0].</w:t>
-      </w:r>
-      <w:proofErr w:type="spellStart"/>
-      <w:r>
-        <w:rPr>
-          <w:sz w:val="24"/>
-          <w:szCs w:val="24"/>
-        </w:rPr>
-        <w:t>name_</w:t>
-      </w:r>
-      <w:proofErr w:type="gramStart"/>
-      <w:r>
-        <w:rPr>
-          <w:sz w:val="24"/>
-          <w:szCs w:val="24"/>
-        </w:rPr>
-        <w:t>full</w:t>
-      </w:r>
-      <w:proofErr w:type="spellEnd"/>
-      <w:r>
-        <w:rPr>
-          <w:sz w:val="24"/>
-          <w:szCs w:val="24"/>
-        </w:rPr>
-        <w:t>(</w:t>
-      </w:r>
-      <w:proofErr w:type="gramEnd"/>
-      <w:r>
-        <w:rPr>
-          <w:sz w:val="24"/>
-          <w:szCs w:val="24"/>
-        </w:rPr>
-        <w:t xml:space="preserve">)}} has not received a </w:t>
+        <w:t xml:space="preserve">As of the date of filing of this pleading, {{users[0].name_full()}} has not received </w:t>
+      </w:r>
+      <w:r>
+        <w:rPr>
+          <w:sz w:val="24"/>
+          <w:szCs w:val="24"/>
+        </w:rPr>
+        <w:t>{% if maintenance_never_paid %}any maintenance payments{%else %}</w:t>
+      </w:r>
+      <w:r>
+        <w:rPr>
+          <w:sz w:val="24"/>
+          <w:szCs w:val="24"/>
+        </w:rPr>
+        <w:t xml:space="preserve">a </w:t>
       </w:r>
       <w:r>
         <w:rPr>
@@ -4660,33 +2657,22 @@
           <w:sz w:val="24"/>
           <w:szCs w:val="24"/>
         </w:rPr>
-        <w:t xml:space="preserve"> payment since {{</w:t>
-      </w:r>
-      <w:proofErr w:type="spellStart"/>
-      <w:r>
-        <w:rPr>
-          <w:sz w:val="24"/>
-          <w:szCs w:val="24"/>
-        </w:rPr>
-        <w:t>maintenance_last_payment_</w:t>
-      </w:r>
-      <w:proofErr w:type="gramStart"/>
-      <w:r>
-        <w:rPr>
-          <w:sz w:val="24"/>
-          <w:szCs w:val="24"/>
-        </w:rPr>
-        <w:t>date</w:t>
-      </w:r>
-      <w:proofErr w:type="spellEnd"/>
-      <w:r>
-        <w:rPr>
-          <w:sz w:val="24"/>
-          <w:szCs w:val="24"/>
-        </w:rPr>
-        <w:t>}}.</w:t>
-      </w:r>
-      <w:proofErr w:type="gramEnd"/>
+        <w:t xml:space="preserve"> payment since {{maintenance_last_payment_date}}</w:t>
+      </w:r>
+      <w:r>
+        <w:rPr>
+          <w:sz w:val="24"/>
+          <w:szCs w:val="24"/>
+        </w:rPr>
+        <w:t>{% endif %}</w:t>
+      </w:r>
+      <w:r>
+        <w:rPr>
+          <w:sz w:val="24"/>
+          <w:szCs w:val="24"/>
+        </w:rPr>
+        <w:t>.</w:t>
+      </w:r>
     </w:p>
     <w:p>
       <w:pPr>
@@ -4712,71 +2698,15 @@
           <w:sz w:val="24"/>
           <w:szCs w:val="24"/>
         </w:rPr>
-        <w:t>{{</w:t>
-      </w:r>
-      <w:proofErr w:type="spellStart"/>
-      <w:r>
-        <w:rPr>
-          <w:sz w:val="24"/>
-          <w:szCs w:val="24"/>
-        </w:rPr>
-        <w:t>other_parties</w:t>
-      </w:r>
-      <w:proofErr w:type="spellEnd"/>
-      <w:r>
-        <w:rPr>
-          <w:sz w:val="24"/>
-          <w:szCs w:val="24"/>
-        </w:rPr>
-        <w:t>[0].</w:t>
-      </w:r>
-      <w:proofErr w:type="spellStart"/>
-      <w:r>
-        <w:rPr>
-          <w:sz w:val="24"/>
-          <w:szCs w:val="24"/>
-        </w:rPr>
-        <w:t>name_</w:t>
-      </w:r>
-      <w:proofErr w:type="gramStart"/>
-      <w:r>
-        <w:rPr>
-          <w:sz w:val="24"/>
-          <w:szCs w:val="24"/>
-        </w:rPr>
-        <w:t>full</w:t>
-      </w:r>
-      <w:proofErr w:type="spellEnd"/>
-      <w:r>
-        <w:rPr>
-          <w:sz w:val="24"/>
-          <w:szCs w:val="24"/>
-        </w:rPr>
-        <w:t>(</w:t>
-      </w:r>
-      <w:proofErr w:type="gramEnd"/>
-      <w:r>
-        <w:rPr>
-          <w:sz w:val="24"/>
-          <w:szCs w:val="24"/>
-        </w:rPr>
-        <w:t xml:space="preserve">)}} </w:t>
-      </w:r>
-      <w:proofErr w:type="gramStart"/>
-      <w:r>
-        <w:rPr>
-          <w:sz w:val="24"/>
-          <w:szCs w:val="24"/>
-        </w:rPr>
-        <w:t>has</w:t>
-      </w:r>
-      <w:proofErr w:type="gramEnd"/>
-      <w:r>
-        <w:rPr>
-          <w:sz w:val="24"/>
-          <w:szCs w:val="24"/>
-        </w:rPr>
-        <w:t xml:space="preserve"> failed to comply with the court order in that they have not paid </w:t>
+        <w:t xml:space="preserve">{{other_parties[0].name_full()}} has failed to comply with the court order in that they </w:t>
+      </w:r>
+      <w:r>
+        <w:rPr>
+          <w:sz w:val="24"/>
+          <w:szCs w:val="24"/>
+        </w:rPr>
+        <w:lastRenderedPageBreak/>
+        <w:t xml:space="preserve">have not paid </w:t>
       </w:r>
       <w:r>
         <w:rPr>
@@ -4790,9 +2720,15 @@
           <w:sz w:val="24"/>
           <w:szCs w:val="24"/>
         </w:rPr>
+        <w:t>{% if not maintenance_never_paid %}</w:t>
+      </w:r>
+      <w:r>
+        <w:rPr>
+          <w:sz w:val="24"/>
+          <w:szCs w:val="24"/>
+        </w:rPr>
         <w:t xml:space="preserve"> since the {{</w:t>
       </w:r>
-      <w:proofErr w:type="spellStart"/>
       <w:r>
         <w:rPr>
           <w:sz w:val="24"/>
@@ -4805,15 +2741,21 @@
           <w:sz w:val="24"/>
           <w:szCs w:val="24"/>
         </w:rPr>
-        <w:t>last_payment_date</w:t>
-      </w:r>
-      <w:proofErr w:type="spellEnd"/>
-      <w:r>
-        <w:rPr>
-          <w:sz w:val="24"/>
-          <w:szCs w:val="24"/>
-        </w:rPr>
-        <w:t>}} payment.</w:t>
+        <w:t>last_payment_date}} payment</w:t>
+      </w:r>
+      <w:r>
+        <w:rPr>
+          <w:sz w:val="24"/>
+          <w:szCs w:val="24"/>
+        </w:rPr>
+        <w:t>{% endif %}</w:t>
+      </w:r>
+      <w:r>
+        <w:rPr>
+          <w:sz w:val="24"/>
+          <w:szCs w:val="24"/>
+        </w:rPr>
+        <w:t>.</w:t>
       </w:r>
     </w:p>
     <w:p>
@@ -4840,253 +2782,190 @@
           <w:sz w:val="24"/>
           <w:szCs w:val="24"/>
         </w:rPr>
+        <w:t xml:space="preserve">{{other_parties[0].name_full()}} owes a total of {{ </w:t>
+      </w:r>
+      <w:r>
+        <w:rPr>
+          <w:sz w:val="24"/>
+          <w:szCs w:val="24"/>
+        </w:rPr>
+        <w:t>currency(</w:t>
+      </w:r>
+      <w:r>
+        <w:rPr>
+          <w:sz w:val="24"/>
+          <w:szCs w:val="24"/>
+        </w:rPr>
+        <w:t>maintenance_total_amount</w:t>
+      </w:r>
+      <w:r>
+        <w:rPr>
+          <w:sz w:val="24"/>
+          <w:szCs w:val="24"/>
+        </w:rPr>
+        <w:t>)</w:t>
+      </w:r>
+      <w:r>
+        <w:rPr>
+          <w:sz w:val="24"/>
+          <w:szCs w:val="24"/>
+        </w:rPr>
+        <w:t xml:space="preserve">}} in maintenance. This represents </w:t>
+      </w:r>
+      <w:r>
+        <w:rPr>
+          <w:sz w:val="24"/>
+          <w:szCs w:val="24"/>
+        </w:rPr>
+        <w:t>{{nice_number(maintenance_missed_payment_count</w:t>
+      </w:r>
+      <w:r>
+        <w:rPr>
+          <w:sz w:val="24"/>
+          <w:szCs w:val="24"/>
+        </w:rPr>
+        <w:t>,use_word=True</w:t>
+      </w:r>
+      <w:r>
+        <w:rPr>
+          <w:sz w:val="24"/>
+          <w:szCs w:val="24"/>
+        </w:rPr>
+        <w:t>)}} (</w:t>
+      </w:r>
+      <w:r>
+        <w:rPr>
+          <w:sz w:val="24"/>
+          <w:szCs w:val="24"/>
+        </w:rPr>
+        <w:t xml:space="preserve">{{ </w:t>
+      </w:r>
+      <w:r>
+        <w:rPr>
+          <w:sz w:val="24"/>
+          <w:szCs w:val="24"/>
+        </w:rPr>
+        <w:t>nice_number(</w:t>
+      </w:r>
+      <w:r>
+        <w:rPr>
+          <w:sz w:val="24"/>
+          <w:szCs w:val="24"/>
+        </w:rPr>
+        <w:t>maintenance_missed_payment_count</w:t>
+      </w:r>
+      <w:r>
+        <w:rPr>
+          <w:sz w:val="24"/>
+          <w:szCs w:val="24"/>
+        </w:rPr>
+        <w:t>,</w:t>
+      </w:r>
+      <w:r>
+        <w:rPr>
+          <w:sz w:val="24"/>
+          <w:szCs w:val="24"/>
+        </w:rPr>
+        <w:t>use_word</w:t>
+      </w:r>
+      <w:r>
+        <w:rPr>
+          <w:sz w:val="24"/>
+          <w:szCs w:val="24"/>
+        </w:rPr>
+        <w:t>=False)</w:t>
+      </w:r>
+      <w:r>
+        <w:rPr>
+          <w:sz w:val="24"/>
+          <w:szCs w:val="24"/>
+        </w:rPr>
+        <w:t>}}</w:t>
+      </w:r>
+      <w:r>
+        <w:rPr>
+          <w:sz w:val="24"/>
+          <w:szCs w:val="24"/>
+        </w:rPr>
+        <w:t>)</w:t>
+      </w:r>
+      <w:r>
+        <w:rPr>
+          <w:sz w:val="24"/>
+          <w:szCs w:val="24"/>
+        </w:rPr>
+        <w:t xml:space="preserve"> payments of {{</w:t>
+      </w:r>
+      <w:r>
+        <w:rPr>
+          <w:sz w:val="24"/>
+          <w:szCs w:val="24"/>
+        </w:rPr>
+        <w:t xml:space="preserve"> </w:t>
+      </w:r>
+      <w:r>
+        <w:rPr>
+          <w:sz w:val="24"/>
+          <w:szCs w:val="24"/>
+        </w:rPr>
+        <w:t>currency(</w:t>
+      </w:r>
+      <w:r>
+        <w:rPr>
+          <w:sz w:val="24"/>
+          <w:szCs w:val="24"/>
+        </w:rPr>
+        <w:t>maintenance</w:t>
+      </w:r>
+      <w:r>
+        <w:rPr>
+          <w:sz w:val="24"/>
+          <w:szCs w:val="24"/>
+        </w:rPr>
+        <w:t>_amount</w:t>
+      </w:r>
+      <w:r>
+        <w:rPr>
+          <w:sz w:val="24"/>
+          <w:szCs w:val="24"/>
+        </w:rPr>
+        <w:t>)</w:t>
+      </w:r>
+      <w:r>
+        <w:rPr>
+          <w:sz w:val="24"/>
+          <w:szCs w:val="24"/>
+        </w:rPr>
+        <w:t xml:space="preserve">}}{% if </w:t>
+      </w:r>
+      <w:r>
+        <w:rPr>
+          <w:sz w:val="24"/>
+          <w:szCs w:val="24"/>
+        </w:rPr>
+        <w:t>maintenance</w:t>
+      </w:r>
+      <w:r>
+        <w:rPr>
+          <w:sz w:val="24"/>
+          <w:szCs w:val="24"/>
+        </w:rPr>
+        <w:t>_arrears_check %} and an arrearage of</w:t>
+      </w:r>
+      <w:r>
+        <w:rPr>
+          <w:sz w:val="24"/>
+          <w:szCs w:val="24"/>
+        </w:rPr>
+        <w:t xml:space="preserve"> </w:t>
+      </w:r>
+      <w:r>
+        <w:rPr>
+          <w:sz w:val="24"/>
+          <w:szCs w:val="24"/>
+        </w:rPr>
         <w:t>{{</w:t>
       </w:r>
-      <w:proofErr w:type="spellStart"/>
-      <w:r>
-        <w:rPr>
-          <w:sz w:val="24"/>
-          <w:szCs w:val="24"/>
-        </w:rPr>
-        <w:t>other_parties</w:t>
-      </w:r>
-      <w:proofErr w:type="spellEnd"/>
-      <w:r>
-        <w:rPr>
-          <w:sz w:val="24"/>
-          <w:szCs w:val="24"/>
-        </w:rPr>
-        <w:t>[0].</w:t>
-      </w:r>
-      <w:proofErr w:type="spellStart"/>
-      <w:r>
-        <w:rPr>
-          <w:sz w:val="24"/>
-          <w:szCs w:val="24"/>
-        </w:rPr>
-        <w:t>name_</w:t>
-      </w:r>
-      <w:proofErr w:type="gramStart"/>
-      <w:r>
-        <w:rPr>
-          <w:sz w:val="24"/>
-          <w:szCs w:val="24"/>
-        </w:rPr>
-        <w:t>full</w:t>
-      </w:r>
-      <w:proofErr w:type="spellEnd"/>
-      <w:r>
-        <w:rPr>
-          <w:sz w:val="24"/>
-          <w:szCs w:val="24"/>
-        </w:rPr>
-        <w:t>(</w:t>
-      </w:r>
-      <w:proofErr w:type="gramEnd"/>
-      <w:r>
-        <w:rPr>
-          <w:sz w:val="24"/>
-          <w:szCs w:val="24"/>
-        </w:rPr>
-        <w:t xml:space="preserve">)}} owes a total of </w:t>
-      </w:r>
-      <w:proofErr w:type="gramStart"/>
-      <w:r>
-        <w:rPr>
-          <w:sz w:val="24"/>
-          <w:szCs w:val="24"/>
-        </w:rPr>
-        <w:t xml:space="preserve">{{ </w:t>
-      </w:r>
-      <w:r>
-        <w:rPr>
-          <w:sz w:val="24"/>
-          <w:szCs w:val="24"/>
-        </w:rPr>
-        <w:lastRenderedPageBreak/>
-        <w:t>currency</w:t>
-      </w:r>
-      <w:proofErr w:type="gramEnd"/>
-      <w:r>
-        <w:rPr>
-          <w:sz w:val="24"/>
-          <w:szCs w:val="24"/>
-        </w:rPr>
-        <w:t>(</w:t>
-      </w:r>
-      <w:proofErr w:type="spellStart"/>
-      <w:r>
-        <w:rPr>
-          <w:sz w:val="24"/>
-          <w:szCs w:val="24"/>
-        </w:rPr>
-        <w:t>maintenance_total_</w:t>
-      </w:r>
-      <w:proofErr w:type="gramStart"/>
-      <w:r>
-        <w:rPr>
-          <w:sz w:val="24"/>
-          <w:szCs w:val="24"/>
-        </w:rPr>
-        <w:t>amount</w:t>
-      </w:r>
-      <w:proofErr w:type="spellEnd"/>
-      <w:r>
-        <w:rPr>
-          <w:sz w:val="24"/>
-          <w:szCs w:val="24"/>
-        </w:rPr>
-        <w:t>)</w:t>
-      </w:r>
-      <w:r>
-        <w:rPr>
-          <w:sz w:val="24"/>
-          <w:szCs w:val="24"/>
-        </w:rPr>
-        <w:t>}}</w:t>
-      </w:r>
-      <w:proofErr w:type="gramEnd"/>
-      <w:r>
-        <w:rPr>
-          <w:sz w:val="24"/>
-          <w:szCs w:val="24"/>
-        </w:rPr>
-        <w:t xml:space="preserve"> in maintenance. This represents </w:t>
-      </w:r>
-      <w:r>
-        <w:rPr>
-          <w:sz w:val="24"/>
-          <w:szCs w:val="24"/>
-        </w:rPr>
-        <w:t>{{</w:t>
-      </w:r>
-      <w:proofErr w:type="spellStart"/>
-      <w:r>
-        <w:rPr>
-          <w:sz w:val="24"/>
-          <w:szCs w:val="24"/>
-        </w:rPr>
-        <w:t>nice_number</w:t>
-      </w:r>
-      <w:proofErr w:type="spellEnd"/>
-      <w:r>
-        <w:rPr>
-          <w:sz w:val="24"/>
-          <w:szCs w:val="24"/>
-        </w:rPr>
-        <w:t>(</w:t>
-      </w:r>
-      <w:proofErr w:type="spellStart"/>
-      <w:r>
-        <w:rPr>
-          <w:sz w:val="24"/>
-          <w:szCs w:val="24"/>
-        </w:rPr>
-        <w:t>maintenance_missed_payment_count</w:t>
-      </w:r>
-      <w:r>
-        <w:rPr>
-          <w:sz w:val="24"/>
-          <w:szCs w:val="24"/>
-        </w:rPr>
-        <w:t>,use_word</w:t>
-      </w:r>
-      <w:proofErr w:type="spellEnd"/>
-      <w:r>
-        <w:rPr>
-          <w:sz w:val="24"/>
-          <w:szCs w:val="24"/>
-        </w:rPr>
-        <w:t>=True</w:t>
-      </w:r>
-      <w:r>
-        <w:rPr>
-          <w:sz w:val="24"/>
-          <w:szCs w:val="24"/>
-        </w:rPr>
-        <w:t>)}} (</w:t>
-      </w:r>
-      <w:r>
-        <w:rPr>
-          <w:sz w:val="24"/>
-          <w:szCs w:val="24"/>
-        </w:rPr>
-        <w:t xml:space="preserve">{{ </w:t>
-      </w:r>
-      <w:proofErr w:type="spellStart"/>
-      <w:r>
-        <w:rPr>
-          <w:sz w:val="24"/>
-          <w:szCs w:val="24"/>
-        </w:rPr>
-        <w:t>nice_number</w:t>
-      </w:r>
-      <w:proofErr w:type="spellEnd"/>
-      <w:r>
-        <w:rPr>
-          <w:sz w:val="24"/>
-          <w:szCs w:val="24"/>
-        </w:rPr>
-        <w:t>(</w:t>
-      </w:r>
-      <w:proofErr w:type="spellStart"/>
-      <w:r>
-        <w:rPr>
-          <w:sz w:val="24"/>
-          <w:szCs w:val="24"/>
-        </w:rPr>
-        <w:t>maintenance_missed_payment_count</w:t>
-      </w:r>
-      <w:r>
-        <w:rPr>
-          <w:sz w:val="24"/>
-          <w:szCs w:val="24"/>
-        </w:rPr>
-        <w:t>,</w:t>
-      </w:r>
-      <w:r>
-        <w:rPr>
-          <w:sz w:val="24"/>
-          <w:szCs w:val="24"/>
-        </w:rPr>
-        <w:t>use_word</w:t>
-      </w:r>
-      <w:proofErr w:type="spellEnd"/>
-      <w:r>
-        <w:rPr>
-          <w:sz w:val="24"/>
-          <w:szCs w:val="24"/>
-        </w:rPr>
-        <w:t>=False)</w:t>
-      </w:r>
-      <w:r>
-        <w:rPr>
-          <w:sz w:val="24"/>
-          <w:szCs w:val="24"/>
-        </w:rPr>
-        <w:t>}}</w:t>
-      </w:r>
-      <w:r>
-        <w:rPr>
-          <w:sz w:val="24"/>
-          <w:szCs w:val="24"/>
-        </w:rPr>
-        <w:t>)</w:t>
-      </w:r>
-      <w:r>
-        <w:rPr>
-          <w:sz w:val="24"/>
-          <w:szCs w:val="24"/>
-        </w:rPr>
-        <w:t xml:space="preserve"> payments of {{</w:t>
-      </w:r>
-      <w:r>
-        <w:rPr>
-          <w:sz w:val="24"/>
-          <w:szCs w:val="24"/>
-        </w:rPr>
-        <w:t xml:space="preserve"> </w:t>
-      </w:r>
       <w:r>
         <w:rPr>
           <w:sz w:val="24"/>
@@ -5094,81 +2973,6 @@
         </w:rPr>
         <w:t>currency(</w:t>
       </w:r>
-      <w:proofErr w:type="spellStart"/>
-      <w:r>
-        <w:rPr>
-          <w:sz w:val="24"/>
-          <w:szCs w:val="24"/>
-        </w:rPr>
-        <w:t>maintenance</w:t>
-      </w:r>
-      <w:r>
-        <w:rPr>
-          <w:sz w:val="24"/>
-          <w:szCs w:val="24"/>
-        </w:rPr>
-        <w:t>_amount</w:t>
-      </w:r>
-      <w:proofErr w:type="spellEnd"/>
-      <w:r>
-        <w:rPr>
-          <w:sz w:val="24"/>
-          <w:szCs w:val="24"/>
-        </w:rPr>
-        <w:t>)</w:t>
-      </w:r>
-      <w:r>
-        <w:rPr>
-          <w:sz w:val="24"/>
-          <w:szCs w:val="24"/>
-        </w:rPr>
-        <w:t xml:space="preserve">}}{% if </w:t>
-      </w:r>
-      <w:proofErr w:type="spellStart"/>
-      <w:r>
-        <w:rPr>
-          <w:sz w:val="24"/>
-          <w:szCs w:val="24"/>
-        </w:rPr>
-        <w:t>maintenance</w:t>
-      </w:r>
-      <w:r>
-        <w:rPr>
-          <w:sz w:val="24"/>
-          <w:szCs w:val="24"/>
-        </w:rPr>
-        <w:t>_arrears_check</w:t>
-      </w:r>
-      <w:proofErr w:type="spellEnd"/>
-      <w:r>
-        <w:rPr>
-          <w:sz w:val="24"/>
-          <w:szCs w:val="24"/>
-        </w:rPr>
-        <w:t xml:space="preserve"> %} and an arrearage of</w:t>
-      </w:r>
-      <w:r>
-        <w:rPr>
-          <w:sz w:val="24"/>
-          <w:szCs w:val="24"/>
-        </w:rPr>
-        <w:t xml:space="preserve"> </w:t>
-      </w:r>
-      <w:r>
-        <w:rPr>
-          <w:sz w:val="24"/>
-          <w:szCs w:val="24"/>
-        </w:rPr>
-        <w:t>{{</w:t>
-      </w:r>
-      <w:r>
-        <w:rPr>
-          <w:sz w:val="24"/>
-          <w:szCs w:val="24"/>
-        </w:rPr>
-        <w:t>currency(</w:t>
-      </w:r>
-      <w:proofErr w:type="spellStart"/>
       <w:r>
         <w:rPr>
           <w:sz w:val="24"/>
@@ -5183,7 +2987,6 @@
         </w:rPr>
         <w:t>arrears_amount</w:t>
       </w:r>
-      <w:proofErr w:type="spellEnd"/>
       <w:r>
         <w:rPr>
           <w:sz w:val="24"/>
@@ -5223,39 +3026,7 @@
           <w:sz w:val="24"/>
           <w:szCs w:val="24"/>
         </w:rPr>
-        <w:t>The lapse in payment has been in indirect contravention of the Court’s order and has caused undue financial hardship to {{users[0].</w:t>
-      </w:r>
-      <w:proofErr w:type="spellStart"/>
-      <w:r>
-        <w:rPr>
-          <w:sz w:val="24"/>
-          <w:szCs w:val="24"/>
-        </w:rPr>
-        <w:t>name_</w:t>
-      </w:r>
-      <w:proofErr w:type="gramStart"/>
-      <w:r>
-        <w:rPr>
-          <w:sz w:val="24"/>
-          <w:szCs w:val="24"/>
-        </w:rPr>
-        <w:t>full</w:t>
-      </w:r>
-      <w:proofErr w:type="spellEnd"/>
-      <w:r>
-        <w:rPr>
-          <w:sz w:val="24"/>
-          <w:szCs w:val="24"/>
-        </w:rPr>
-        <w:t>(</w:t>
-      </w:r>
-      <w:proofErr w:type="gramEnd"/>
-      <w:r>
-        <w:rPr>
-          <w:sz w:val="24"/>
-          <w:szCs w:val="24"/>
-        </w:rPr>
-        <w:t>)}}.</w:t>
+        <w:t>The lapse in payment has been in indirect contravention of the Court’s order and has caused undue financial hardship to {{users[0].name_full()}}.</w:t>
       </w:r>
     </w:p>
     <w:p>
@@ -5282,55 +3053,7 @@
           <w:sz w:val="24"/>
           <w:szCs w:val="24"/>
         </w:rPr>
-        <w:t>{{</w:t>
-      </w:r>
-      <w:proofErr w:type="spellStart"/>
-      <w:r>
-        <w:rPr>
-          <w:sz w:val="24"/>
-          <w:szCs w:val="24"/>
-        </w:rPr>
-        <w:t>other_parties</w:t>
-      </w:r>
-      <w:proofErr w:type="spellEnd"/>
-      <w:r>
-        <w:rPr>
-          <w:sz w:val="24"/>
-          <w:szCs w:val="24"/>
-        </w:rPr>
-        <w:t>[0].</w:t>
-      </w:r>
-      <w:proofErr w:type="spellStart"/>
-      <w:r>
-        <w:rPr>
-          <w:sz w:val="24"/>
-          <w:szCs w:val="24"/>
-        </w:rPr>
-        <w:t>name_</w:t>
-      </w:r>
-      <w:proofErr w:type="gramStart"/>
-      <w:r>
-        <w:rPr>
-          <w:sz w:val="24"/>
-          <w:szCs w:val="24"/>
-        </w:rPr>
-        <w:t>full</w:t>
-      </w:r>
-      <w:proofErr w:type="spellEnd"/>
-      <w:r>
-        <w:rPr>
-          <w:sz w:val="24"/>
-          <w:szCs w:val="24"/>
-        </w:rPr>
-        <w:t>(</w:t>
-      </w:r>
-      <w:proofErr w:type="gramEnd"/>
-      <w:r>
-        <w:rPr>
-          <w:sz w:val="24"/>
-          <w:szCs w:val="24"/>
-        </w:rPr>
-        <w:t xml:space="preserve">)}} is well able to pay reasonable sums for </w:t>
+        <w:t xml:space="preserve">{{other_parties[0].name_full()}} is well able to pay reasonable sums for </w:t>
       </w:r>
       <w:r>
         <w:rPr>
@@ -5371,55 +3094,7 @@
           <w:sz w:val="24"/>
           <w:szCs w:val="24"/>
         </w:rPr>
-        <w:t>Said behavior by {{</w:t>
-      </w:r>
-      <w:proofErr w:type="spellStart"/>
-      <w:r>
-        <w:rPr>
-          <w:sz w:val="24"/>
-          <w:szCs w:val="24"/>
-        </w:rPr>
-        <w:t>other_parties</w:t>
-      </w:r>
-      <w:proofErr w:type="spellEnd"/>
-      <w:r>
-        <w:rPr>
-          <w:sz w:val="24"/>
-          <w:szCs w:val="24"/>
-        </w:rPr>
-        <w:t>[0].</w:t>
-      </w:r>
-      <w:proofErr w:type="spellStart"/>
-      <w:r>
-        <w:rPr>
-          <w:sz w:val="24"/>
-          <w:szCs w:val="24"/>
-        </w:rPr>
-        <w:t>name_</w:t>
-      </w:r>
-      <w:proofErr w:type="gramStart"/>
-      <w:r>
-        <w:rPr>
-          <w:sz w:val="24"/>
-          <w:szCs w:val="24"/>
-        </w:rPr>
-        <w:t>full</w:t>
-      </w:r>
-      <w:proofErr w:type="spellEnd"/>
-      <w:r>
-        <w:rPr>
-          <w:sz w:val="24"/>
-          <w:szCs w:val="24"/>
-        </w:rPr>
-        <w:t>(</w:t>
-      </w:r>
-      <w:proofErr w:type="gramEnd"/>
-      <w:r>
-        <w:rPr>
-          <w:sz w:val="24"/>
-          <w:szCs w:val="24"/>
-        </w:rPr>
-        <w:t>)}} was willful and contumacious and they should be found in contempt of court and sanctioned accordingly.</w:t>
+        <w:t>Said behavior by {{other_parties[0].name_full()}} was willful and contumacious and they should be found in contempt of court and sanctioned accordingly.</w:t>
       </w:r>
     </w:p>
     <w:p>
@@ -5467,17 +3142,8 @@
           <w:sz w:val="24"/>
           <w:szCs w:val="24"/>
         </w:rPr>
-        <w:t xml:space="preserve"> of the IMDMA requires interest </w:t>
-      </w:r>
-      <w:proofErr w:type="gramStart"/>
-      <w:r>
-        <w:rPr>
-          <w:sz w:val="24"/>
-          <w:szCs w:val="24"/>
-        </w:rPr>
-        <w:t>on</w:t>
-      </w:r>
-      <w:proofErr w:type="gramEnd"/>
+        <w:t xml:space="preserve"> of the IMDMA requires interest on</w:t>
+      </w:r>
       <w:r>
         <w:rPr>
           <w:sz w:val="24"/>
@@ -5514,7 +3180,6 @@
           <w:szCs w:val="24"/>
         </w:rPr>
       </w:pPr>
-      <w:proofErr w:type="gramStart"/>
       <w:r>
         <w:rPr>
           <w:sz w:val="24"/>
@@ -5527,79 +3192,14 @@
           <w:sz w:val="24"/>
           <w:szCs w:val="24"/>
         </w:rPr>
-        <w:t>{{</w:t>
-      </w:r>
-      <w:proofErr w:type="gramEnd"/>
-      <w:r>
-        <w:rPr>
-          <w:sz w:val="24"/>
-          <w:szCs w:val="24"/>
-        </w:rPr>
-        <w:t>capitalize(</w:t>
-      </w:r>
-      <w:proofErr w:type="spellStart"/>
-      <w:r>
-        <w:rPr>
-          <w:sz w:val="24"/>
-          <w:szCs w:val="24"/>
-        </w:rPr>
-        <w:t>party_</w:t>
-      </w:r>
-      <w:proofErr w:type="gramStart"/>
-      <w:r>
-        <w:rPr>
-          <w:sz w:val="24"/>
-          <w:szCs w:val="24"/>
-        </w:rPr>
-        <w:t>label</w:t>
-      </w:r>
-      <w:proofErr w:type="spellEnd"/>
-      <w:r>
-        <w:rPr>
-          <w:sz w:val="24"/>
-          <w:szCs w:val="24"/>
-        </w:rPr>
-        <w:t>)}}</w:t>
-      </w:r>
-      <w:proofErr w:type="gramEnd"/>
-      <w:r>
-        <w:rPr>
-          <w:sz w:val="24"/>
-          <w:szCs w:val="24"/>
-        </w:rPr>
-        <w:t>, {{users[0].</w:t>
-      </w:r>
-      <w:proofErr w:type="spellStart"/>
-      <w:r>
-        <w:rPr>
-          <w:sz w:val="24"/>
-          <w:szCs w:val="24"/>
-        </w:rPr>
-        <w:t>name_</w:t>
-      </w:r>
-      <w:proofErr w:type="gramStart"/>
-      <w:r>
-        <w:rPr>
-          <w:sz w:val="24"/>
-          <w:szCs w:val="24"/>
-        </w:rPr>
-        <w:t>full</w:t>
-      </w:r>
-      <w:proofErr w:type="spellEnd"/>
-      <w:r>
-        <w:rPr>
-          <w:sz w:val="24"/>
-          <w:szCs w:val="24"/>
-        </w:rPr>
-        <w:t>(</w:t>
-      </w:r>
-      <w:proofErr w:type="gramEnd"/>
-      <w:r>
-        <w:rPr>
-          <w:sz w:val="24"/>
-          <w:szCs w:val="24"/>
-        </w:rPr>
-        <w:t>)}} respectfully prays:</w:t>
+        <w:t>{{capitalize(party_label)}}</w:t>
+      </w:r>
+      <w:r>
+        <w:rPr>
+          <w:sz w:val="24"/>
+          <w:szCs w:val="24"/>
+        </w:rPr>
+        <w:t>, {{users[0].name_full()}} respectfully prays:</w:t>
       </w:r>
     </w:p>
     <w:p>
@@ -5640,81 +3240,8 @@
           <w:sz w:val="24"/>
           <w:szCs w:val="24"/>
         </w:rPr>
-        <w:t>For a Rule to Issue against {{</w:t>
-      </w:r>
-      <w:proofErr w:type="spellStart"/>
-      <w:r>
-        <w:rPr>
-          <w:sz w:val="24"/>
-          <w:szCs w:val="24"/>
-        </w:rPr>
-        <w:t>other_parties</w:t>
-      </w:r>
-      <w:proofErr w:type="spellEnd"/>
-      <w:r>
-        <w:rPr>
-          <w:sz w:val="24"/>
-          <w:szCs w:val="24"/>
-        </w:rPr>
-        <w:t>[0].</w:t>
-      </w:r>
-      <w:proofErr w:type="spellStart"/>
-      <w:r>
-        <w:rPr>
-          <w:sz w:val="24"/>
-          <w:szCs w:val="24"/>
-        </w:rPr>
-        <w:t>name_</w:t>
-      </w:r>
-      <w:proofErr w:type="gramStart"/>
-      <w:r>
-        <w:rPr>
-          <w:sz w:val="24"/>
-          <w:szCs w:val="24"/>
-        </w:rPr>
-        <w:t>full</w:t>
-      </w:r>
-      <w:proofErr w:type="spellEnd"/>
-      <w:r>
-        <w:rPr>
-          <w:sz w:val="24"/>
-          <w:szCs w:val="24"/>
-        </w:rPr>
-        <w:t>(</w:t>
-      </w:r>
-      <w:proofErr w:type="gramEnd"/>
-      <w:r>
-        <w:rPr>
-          <w:sz w:val="24"/>
-          <w:szCs w:val="24"/>
-        </w:rPr>
-        <w:t>)}} to show cause, if they have any, why they should not be held in contempt of this Court’s order of {{</w:t>
-      </w:r>
-      <w:proofErr w:type="spellStart"/>
-      <w:r>
-        <w:rPr>
-          <w:sz w:val="24"/>
-          <w:szCs w:val="24"/>
-        </w:rPr>
-        <w:t>maintenance_order_</w:t>
-      </w:r>
-      <w:proofErr w:type="gramStart"/>
-      <w:r>
-        <w:rPr>
-          <w:sz w:val="24"/>
-          <w:szCs w:val="24"/>
-        </w:rPr>
-        <w:t>date</w:t>
-      </w:r>
-      <w:proofErr w:type="spellEnd"/>
-      <w:r>
-        <w:rPr>
-          <w:sz w:val="24"/>
-          <w:szCs w:val="24"/>
-        </w:rPr>
-        <w:t>}}.</w:t>
-      </w:r>
-      <w:proofErr w:type="gramEnd"/>
+        <w:t>For a Rule to Issue against {{other_parties[0].name_full()}} to show cause, if they have any, why they should not be held in contempt of this Court’s order of {{maintenance_order_date}}.</w:t>
+      </w:r>
     </w:p>
     <w:p>
       <w:pPr>
@@ -5740,87 +3267,7 @@
           <w:sz w:val="24"/>
           <w:szCs w:val="24"/>
         </w:rPr>
-        <w:t>For this court to order that {{</w:t>
-      </w:r>
-      <w:proofErr w:type="spellStart"/>
-      <w:r>
-        <w:rPr>
-          <w:sz w:val="24"/>
-          <w:szCs w:val="24"/>
-        </w:rPr>
-        <w:t>other_parties</w:t>
-      </w:r>
-      <w:proofErr w:type="spellEnd"/>
-      <w:r>
-        <w:rPr>
-          <w:sz w:val="24"/>
-          <w:szCs w:val="24"/>
-        </w:rPr>
-        <w:t>[0].</w:t>
-      </w:r>
-      <w:proofErr w:type="spellStart"/>
-      <w:r>
-        <w:rPr>
-          <w:sz w:val="24"/>
-          <w:szCs w:val="24"/>
-        </w:rPr>
-        <w:t>name_</w:t>
-      </w:r>
-      <w:proofErr w:type="gramStart"/>
-      <w:r>
-        <w:rPr>
-          <w:sz w:val="24"/>
-          <w:szCs w:val="24"/>
-        </w:rPr>
-        <w:t>full</w:t>
-      </w:r>
-      <w:proofErr w:type="spellEnd"/>
-      <w:r>
-        <w:rPr>
-          <w:sz w:val="24"/>
-          <w:szCs w:val="24"/>
-        </w:rPr>
-        <w:t>(</w:t>
-      </w:r>
-      <w:proofErr w:type="gramEnd"/>
-      <w:r>
-        <w:rPr>
-          <w:sz w:val="24"/>
-          <w:szCs w:val="24"/>
-        </w:rPr>
-        <w:t>)}} pay to {{users[0].</w:t>
-      </w:r>
-      <w:proofErr w:type="spellStart"/>
-      <w:r>
-        <w:rPr>
-          <w:sz w:val="24"/>
-          <w:szCs w:val="24"/>
-        </w:rPr>
-        <w:t>name_</w:t>
-      </w:r>
-      <w:proofErr w:type="gramStart"/>
-      <w:r>
-        <w:rPr>
-          <w:sz w:val="24"/>
-          <w:szCs w:val="24"/>
-        </w:rPr>
-        <w:t>full</w:t>
-      </w:r>
-      <w:proofErr w:type="spellEnd"/>
-      <w:r>
-        <w:rPr>
-          <w:sz w:val="24"/>
-          <w:szCs w:val="24"/>
-        </w:rPr>
-        <w:t>(</w:t>
-      </w:r>
-      <w:proofErr w:type="gramEnd"/>
-      <w:r>
-        <w:rPr>
-          <w:sz w:val="24"/>
-          <w:szCs w:val="24"/>
-        </w:rPr>
-        <w:t>)}} the amount of {{</w:t>
+        <w:t>For this court to order that {{other_parties[0].name_full()}} pay to {{users[0].name_full()}} the amount of {{</w:t>
       </w:r>
       <w:r>
         <w:rPr>
@@ -5829,23 +3276,13 @@
         </w:rPr>
         <w:t>currency(</w:t>
       </w:r>
-      <w:proofErr w:type="spellStart"/>
-      <w:r>
-        <w:rPr>
-          <w:sz w:val="24"/>
-          <w:szCs w:val="24"/>
-        </w:rPr>
-        <w:t>maintenance_total_</w:t>
-      </w:r>
-      <w:proofErr w:type="gramStart"/>
-      <w:r>
-        <w:rPr>
-          <w:sz w:val="24"/>
-          <w:szCs w:val="24"/>
-        </w:rPr>
-        <w:t>amount</w:t>
-      </w:r>
-      <w:proofErr w:type="spellEnd"/>
+      <w:r>
+        <w:rPr>
+          <w:sz w:val="24"/>
+          <w:szCs w:val="24"/>
+        </w:rPr>
+        <w:t>maintenance_total_amount</w:t>
+      </w:r>
       <w:r>
         <w:rPr>
           <w:sz w:val="24"/>
@@ -5858,15 +3295,7 @@
           <w:sz w:val="24"/>
           <w:szCs w:val="24"/>
         </w:rPr>
-        <w:t>}}</w:t>
-      </w:r>
-      <w:proofErr w:type="gramEnd"/>
-      <w:r>
-        <w:rPr>
-          <w:sz w:val="24"/>
-          <w:szCs w:val="24"/>
-        </w:rPr>
-        <w:t xml:space="preserve"> immediately.</w:t>
+        <w:t>}} immediately.</w:t>
       </w:r>
     </w:p>
     <w:p>
@@ -5900,89 +3329,8 @@
           <w:sz w:val="24"/>
           <w:szCs w:val="24"/>
         </w:rPr>
-        <w:t>this court to order that {{</w:t>
-      </w:r>
-      <w:proofErr w:type="spellStart"/>
-      <w:r>
-        <w:rPr>
-          <w:sz w:val="24"/>
-          <w:szCs w:val="24"/>
-        </w:rPr>
-        <w:t>other_parties</w:t>
-      </w:r>
-      <w:proofErr w:type="spellEnd"/>
-      <w:r>
-        <w:rPr>
-          <w:sz w:val="24"/>
-          <w:szCs w:val="24"/>
-        </w:rPr>
-        <w:t>[0].</w:t>
-      </w:r>
-      <w:proofErr w:type="spellStart"/>
-      <w:r>
-        <w:rPr>
-          <w:sz w:val="24"/>
-          <w:szCs w:val="24"/>
-        </w:rPr>
-        <w:t>name_</w:t>
-      </w:r>
-      <w:proofErr w:type="gramStart"/>
-      <w:r>
-        <w:rPr>
-          <w:sz w:val="24"/>
-          <w:szCs w:val="24"/>
-        </w:rPr>
-        <w:t>full</w:t>
-      </w:r>
-      <w:proofErr w:type="spellEnd"/>
-      <w:r>
-        <w:rPr>
-          <w:sz w:val="24"/>
-          <w:szCs w:val="24"/>
-        </w:rPr>
-        <w:t>(</w:t>
-      </w:r>
-      <w:proofErr w:type="gramEnd"/>
-      <w:r>
-        <w:rPr>
-          <w:sz w:val="24"/>
-          <w:szCs w:val="24"/>
-        </w:rPr>
-        <w:t>)}} pay to {{users[0].</w:t>
-      </w:r>
-      <w:proofErr w:type="spellStart"/>
-      <w:r>
-        <w:rPr>
-          <w:sz w:val="24"/>
-          <w:szCs w:val="24"/>
-        </w:rPr>
-        <w:t>name_</w:t>
-      </w:r>
-      <w:proofErr w:type="gramStart"/>
-      <w:r>
-        <w:rPr>
-          <w:sz w:val="24"/>
-          <w:szCs w:val="24"/>
-        </w:rPr>
-        <w:t>full</w:t>
-      </w:r>
-      <w:proofErr w:type="spellEnd"/>
-      <w:r>
-        <w:rPr>
-          <w:sz w:val="24"/>
-          <w:szCs w:val="24"/>
-        </w:rPr>
-        <w:t>(</w:t>
-      </w:r>
-      <w:proofErr w:type="gramEnd"/>
-      <w:r>
-        <w:rPr>
-          <w:sz w:val="24"/>
-          <w:szCs w:val="24"/>
-        </w:rPr>
-        <w:t>)}} interest on {{currency(</w:t>
-      </w:r>
-      <w:proofErr w:type="spellStart"/>
+        <w:t>this court to order that {{other_parties[0].name_full()}} pay to {{users[0].name_full()}} interest on {{currency(</w:t>
+      </w:r>
       <w:r>
         <w:rPr>
           <w:sz w:val="24"/>
@@ -5995,15 +3343,7 @@
           <w:sz w:val="24"/>
           <w:szCs w:val="24"/>
         </w:rPr>
-        <w:t>_amount</w:t>
-      </w:r>
-      <w:proofErr w:type="spellEnd"/>
-      <w:r>
-        <w:rPr>
-          <w:sz w:val="24"/>
-          <w:szCs w:val="24"/>
-        </w:rPr>
-        <w:t>)}} in accordance with section 50</w:t>
+        <w:t>_amount)}} in accordance with section 50</w:t>
       </w:r>
       <w:r>
         <w:rPr>
@@ -6071,6 +3411,7 @@
           <w:sz w:val="24"/>
           <w:szCs w:val="24"/>
         </w:rPr>
+        <w:lastRenderedPageBreak/>
         <w:t>That Petitioner have such other relief as may be just and equitable.</w:t>
       </w:r>
     </w:p>
@@ -6110,58 +3451,17 @@
         <w:t xml:space="preserve">Now comes </w:t>
       </w:r>
       <w:r>
-        <w:t>{{capitalize(</w:t>
-      </w:r>
-      <w:proofErr w:type="spellStart"/>
-      <w:r>
-        <w:t>party_label</w:t>
-      </w:r>
-      <w:proofErr w:type="spellEnd"/>
-      <w:r>
-        <w:t>)}}</w:t>
-      </w:r>
-      <w:r>
-        <w:t>, {{users[0].</w:t>
-      </w:r>
-      <w:proofErr w:type="spellStart"/>
-      <w:r>
-        <w:t>name_full</w:t>
-      </w:r>
-      <w:proofErr w:type="spellEnd"/>
-      <w:r>
-        <w:t xml:space="preserve">()}}, pursuant to </w:t>
-      </w:r>
-      <w:r>
-        <w:lastRenderedPageBreak/>
-        <w:t>{{statute}}, and moves this Court to issue a Rule to Show Cause against {{</w:t>
-      </w:r>
-      <w:proofErr w:type="spellStart"/>
-      <w:r>
-        <w:t>opponent_label</w:t>
-      </w:r>
-      <w:proofErr w:type="spellEnd"/>
-      <w:r>
-        <w:t>}},</w:t>
+        <w:t>{{capitalize(party_label)}}</w:t>
+      </w:r>
+      <w:r>
+        <w:t>, {{users[0].name_full()}}, pursuant to {{statute}}, and moves this Court to issue a Rule to Show Cause against {{opponent_label}},</w:t>
       </w:r>
       <w:r>
         <w:t xml:space="preserve"> </w:t>
       </w:r>
       <w:r>
-        <w:t>{{</w:t>
-      </w:r>
-      <w:proofErr w:type="spellStart"/>
-      <w:r>
-        <w:t>other_parties</w:t>
-      </w:r>
-      <w:proofErr w:type="spellEnd"/>
-      <w:r>
-        <w:t>[0].</w:t>
-      </w:r>
-      <w:proofErr w:type="spellStart"/>
-      <w:r>
-        <w:t>name_full</w:t>
-      </w:r>
-      <w:proofErr w:type="spellEnd"/>
+        <w:t>{{other_parties[0].name_full</w:t>
+      </w:r>
       <w:r>
         <w:t>(</w:t>
       </w:r>
@@ -6169,34 +3469,10 @@
         <w:t xml:space="preserve">)}}, as to why they should not be held in Indirect Civil Contempt of Court for their refusal to abide by this Court's </w:t>
       </w:r>
       <w:r>
-        <w:t xml:space="preserve">{% if </w:t>
-      </w:r>
-      <w:proofErr w:type="spellStart"/>
-      <w:r>
-        <w:t>case_type</w:t>
-      </w:r>
-      <w:proofErr w:type="spellEnd"/>
-      <w:r>
-        <w:t xml:space="preserve"> == “Other” %}{{ </w:t>
-      </w:r>
-      <w:proofErr w:type="spellStart"/>
-      <w:r>
-        <w:t>other_case_type</w:t>
-      </w:r>
-      <w:proofErr w:type="spellEnd"/>
-      <w:r>
-        <w:t>}}{% else %}</w:t>
-      </w:r>
-      <w:r>
-        <w:t>{{</w:t>
-      </w:r>
-      <w:proofErr w:type="spellStart"/>
-      <w:r>
-        <w:t>case_type</w:t>
-      </w:r>
-      <w:proofErr w:type="spellEnd"/>
-      <w:r>
-        <w:t>}}</w:t>
+        <w:t>{% if case_type == “Other” %}{{ other_case_type}}{% else %}</w:t>
+      </w:r>
+      <w:r>
+        <w:t>{{case_type}}</w:t>
       </w:r>
       <w:r>
         <w:t>{% endif %}</w:t>
@@ -6205,32 +3481,11 @@
         <w:t xml:space="preserve"> </w:t>
       </w:r>
       <w:r>
-        <w:t xml:space="preserve">order. In support of this </w:t>
-      </w:r>
-      <w:proofErr w:type="gramStart"/>
-      <w:r>
-        <w:t xml:space="preserve">Petition, </w:t>
-      </w:r>
-      <w:r>
-        <w:t>{{</w:t>
-      </w:r>
-      <w:proofErr w:type="gramEnd"/>
-      <w:r>
-        <w:t>capitalize(</w:t>
-      </w:r>
-      <w:proofErr w:type="spellStart"/>
-      <w:r>
-        <w:t>party_</w:t>
-      </w:r>
-      <w:proofErr w:type="gramStart"/>
-      <w:r>
-        <w:t>label</w:t>
-      </w:r>
-      <w:proofErr w:type="spellEnd"/>
-      <w:r>
-        <w:t>)}}</w:t>
-      </w:r>
-      <w:proofErr w:type="gramEnd"/>
+        <w:t xml:space="preserve">order. In support of this Petition, </w:t>
+      </w:r>
+      <w:r>
+        <w:t>{{capitalize(party_label)}}</w:t>
+      </w:r>
       <w:r>
         <w:t xml:space="preserve"> states as follows:</w:t>
       </w:r>
@@ -6259,74 +3514,25 @@
           <w:sz w:val="24"/>
           <w:szCs w:val="24"/>
         </w:rPr>
-        <w:t xml:space="preserve">{% if </w:t>
-      </w:r>
-      <w:proofErr w:type="spellStart"/>
-      <w:r>
-        <w:rPr>
-          <w:sz w:val="24"/>
-          <w:szCs w:val="24"/>
-        </w:rPr>
-        <w:t>case_completed</w:t>
-      </w:r>
-      <w:proofErr w:type="spellEnd"/>
-      <w:r>
-        <w:rPr>
-          <w:sz w:val="24"/>
-          <w:szCs w:val="24"/>
-        </w:rPr>
-        <w:t xml:space="preserve"> %}On</w:t>
-      </w:r>
-      <w:r>
-        <w:rPr>
-          <w:sz w:val="24"/>
-          <w:szCs w:val="24"/>
-        </w:rPr>
-        <w:t xml:space="preserve"> {{ </w:t>
-      </w:r>
-      <w:proofErr w:type="spellStart"/>
-      <w:r>
-        <w:rPr>
-          <w:sz w:val="24"/>
-          <w:szCs w:val="24"/>
-        </w:rPr>
-        <w:t>final_order_date</w:t>
-      </w:r>
-      <w:proofErr w:type="spellEnd"/>
-      <w:r>
-        <w:rPr>
-          <w:sz w:val="24"/>
-          <w:szCs w:val="24"/>
-        </w:rPr>
-        <w:t xml:space="preserve">}}, a </w:t>
-      </w:r>
-      <w:r>
-        <w:rPr>
-          <w:sz w:val="24"/>
-          <w:szCs w:val="24"/>
-        </w:rPr>
-        <w:t xml:space="preserve">{% if </w:t>
-      </w:r>
-      <w:proofErr w:type="spellStart"/>
-      <w:r>
-        <w:rPr>
-          <w:sz w:val="24"/>
-          <w:szCs w:val="24"/>
-        </w:rPr>
-        <w:t>case_type</w:t>
-      </w:r>
-      <w:proofErr w:type="spellEnd"/>
-      <w:r>
-        <w:rPr>
-          <w:sz w:val="24"/>
-          <w:szCs w:val="24"/>
-        </w:rPr>
-        <w:t xml:space="preserve"> == “Other” %}{{</w:t>
+        <w:t>{% if case_completed %}On</w:t>
+      </w:r>
+      <w:r>
+        <w:rPr>
+          <w:sz w:val="24"/>
+          <w:szCs w:val="24"/>
+        </w:rPr>
+        <w:t xml:space="preserve"> {{ final_order_date}}, a </w:t>
+      </w:r>
+      <w:r>
+        <w:rPr>
+          <w:sz w:val="24"/>
+          <w:szCs w:val="24"/>
+        </w:rPr>
+        <w:t>{% if case_type == “Other” %}{{</w:t>
       </w:r>
       <w:r>
         <w:t xml:space="preserve"> </w:t>
       </w:r>
-      <w:proofErr w:type="spellStart"/>
       <w:r>
         <w:rPr>
           <w:sz w:val="24"/>
@@ -6334,7 +3540,6 @@
         </w:rPr>
         <w:t>other_case_type</w:t>
       </w:r>
-      <w:proofErr w:type="spellEnd"/>
       <w:r>
         <w:rPr>
           <w:sz w:val="24"/>
@@ -6347,23 +3552,7 @@
           <w:sz w:val="24"/>
           <w:szCs w:val="24"/>
         </w:rPr>
-        <w:t>{{</w:t>
-      </w:r>
-      <w:proofErr w:type="spellStart"/>
-      <w:r>
-        <w:rPr>
-          <w:sz w:val="24"/>
-          <w:szCs w:val="24"/>
-        </w:rPr>
-        <w:t>case_type</w:t>
-      </w:r>
-      <w:proofErr w:type="spellEnd"/>
-      <w:r>
-        <w:rPr>
-          <w:sz w:val="24"/>
-          <w:szCs w:val="24"/>
-        </w:rPr>
-        <w:t>}}</w:t>
+        <w:t>{{case_type}}</w:t>
       </w:r>
       <w:r>
         <w:rPr>
@@ -6377,23 +3566,7 @@
           <w:sz w:val="24"/>
           <w:szCs w:val="24"/>
         </w:rPr>
-        <w:t xml:space="preserve"> order was entered.{% else %}On {{</w:t>
-      </w:r>
-      <w:proofErr w:type="spellStart"/>
-      <w:r>
-        <w:rPr>
-          <w:sz w:val="24"/>
-          <w:szCs w:val="24"/>
-        </w:rPr>
-        <w:t>filing_date</w:t>
-      </w:r>
-      <w:proofErr w:type="spellEnd"/>
-      <w:r>
-        <w:rPr>
-          <w:sz w:val="24"/>
-          <w:szCs w:val="24"/>
-        </w:rPr>
-        <w:t>}}, this case was filed.{% endif %}</w:t>
+        <w:t xml:space="preserve"> order was entered.{% else %}On {{filing_date}}, this case was filed.{% endif %}</w:t>
       </w:r>
       <w:r>
         <w:rPr>
@@ -6407,15 +3580,7 @@
           <w:sz w:val="24"/>
           <w:szCs w:val="24"/>
         </w:rPr>
-        <w:t xml:space="preserve">para in </w:t>
-      </w:r>
-      <w:proofErr w:type="spellStart"/>
-      <w:r>
-        <w:rPr>
-          <w:sz w:val="24"/>
-          <w:szCs w:val="24"/>
-        </w:rPr>
-        <w:t>order_paragraph</w:t>
+        <w:t>para in order_paragraph</w:t>
       </w:r>
       <w:r>
         <w:rPr>
@@ -6424,7 +3589,6 @@
         </w:rPr>
         <w:t>s</w:t>
       </w:r>
-      <w:proofErr w:type="spellEnd"/>
       <w:r>
         <w:rPr>
           <w:sz w:val="24"/>
@@ -6459,7 +3623,6 @@
         </w:rPr>
         <w:t>In paragraph {{</w:t>
       </w:r>
-      <w:proofErr w:type="spellStart"/>
       <w:r>
         <w:rPr>
           <w:sz w:val="24"/>
@@ -6474,21 +3637,12 @@
         </w:rPr>
         <w:t>.name.text</w:t>
       </w:r>
-      <w:proofErr w:type="spellEnd"/>
-      <w:r>
-        <w:rPr>
-          <w:sz w:val="24"/>
-          <w:szCs w:val="24"/>
-        </w:rPr>
-        <w:t xml:space="preserve">}} of the </w:t>
-      </w:r>
-      <w:proofErr w:type="gramStart"/>
-      <w:r>
-        <w:rPr>
-          <w:sz w:val="24"/>
-          <w:szCs w:val="24"/>
-        </w:rPr>
-        <w:t>order,</w:t>
+      <w:r>
+        <w:rPr>
+          <w:sz w:val="24"/>
+          <w:szCs w:val="24"/>
+        </w:rPr>
+        <w:t>}} of the order,</w:t>
       </w:r>
       <w:r>
         <w:rPr>
@@ -6502,87 +3656,29 @@
           <w:sz w:val="24"/>
           <w:szCs w:val="24"/>
         </w:rPr>
+        <w:t>{{other_parties[0].name_full()}} was ordered to</w:t>
+      </w:r>
+      <w:r>
+        <w:rPr>
+          <w:sz w:val="24"/>
+          <w:szCs w:val="24"/>
+        </w:rPr>
+        <w:t>:</w:t>
+      </w:r>
+      <w:r>
+        <w:rPr>
+          <w:sz w:val="24"/>
+          <w:szCs w:val="24"/>
+        </w:rPr>
+        <w:t xml:space="preserve"> </w:t>
+      </w:r>
+      <w:r>
+        <w:rPr>
+          <w:sz w:val="24"/>
+          <w:szCs w:val="24"/>
+        </w:rPr>
         <w:t>{{</w:t>
       </w:r>
-      <w:proofErr w:type="spellStart"/>
-      <w:proofErr w:type="gramEnd"/>
-      <w:r>
-        <w:rPr>
-          <w:sz w:val="24"/>
-          <w:szCs w:val="24"/>
-        </w:rPr>
-        <w:t>other_parties</w:t>
-      </w:r>
-      <w:proofErr w:type="spellEnd"/>
-      <w:r>
-        <w:rPr>
-          <w:sz w:val="24"/>
-          <w:szCs w:val="24"/>
-        </w:rPr>
-        <w:t>[0].</w:t>
-      </w:r>
-      <w:proofErr w:type="spellStart"/>
-      <w:r>
-        <w:rPr>
-          <w:sz w:val="24"/>
-          <w:szCs w:val="24"/>
-        </w:rPr>
-        <w:t>name_</w:t>
-      </w:r>
-      <w:proofErr w:type="gramStart"/>
-      <w:r>
-        <w:rPr>
-          <w:sz w:val="24"/>
-          <w:szCs w:val="24"/>
-        </w:rPr>
-        <w:t>full</w:t>
-      </w:r>
-      <w:proofErr w:type="spellEnd"/>
-      <w:r>
-        <w:rPr>
-          <w:sz w:val="24"/>
-          <w:szCs w:val="24"/>
-        </w:rPr>
-        <w:t>(</w:t>
-      </w:r>
-      <w:proofErr w:type="gramEnd"/>
-      <w:r>
-        <w:rPr>
-          <w:sz w:val="24"/>
-          <w:szCs w:val="24"/>
-        </w:rPr>
-        <w:t xml:space="preserve">)}} was ordered </w:t>
-      </w:r>
-      <w:proofErr w:type="gramStart"/>
-      <w:r>
-        <w:rPr>
-          <w:sz w:val="24"/>
-          <w:szCs w:val="24"/>
-        </w:rPr>
-        <w:t>to</w:t>
-      </w:r>
-      <w:r>
-        <w:rPr>
-          <w:sz w:val="24"/>
-          <w:szCs w:val="24"/>
-        </w:rPr>
-        <w:t>:</w:t>
-      </w:r>
-      <w:r>
-        <w:rPr>
-          <w:sz w:val="24"/>
-          <w:szCs w:val="24"/>
-        </w:rPr>
-        <w:t xml:space="preserve"> </w:t>
-      </w:r>
-      <w:r>
-        <w:rPr>
-          <w:sz w:val="24"/>
-          <w:szCs w:val="24"/>
-        </w:rPr>
-        <w:t>{{</w:t>
-      </w:r>
-      <w:proofErr w:type="gramEnd"/>
       <w:r>
         <w:rPr>
           <w:sz w:val="24"/>
@@ -6595,73 +3691,15 @@
           <w:sz w:val="24"/>
           <w:szCs w:val="24"/>
         </w:rPr>
-        <w:t>fix_punctuation(</w:t>
-      </w:r>
-      <w:proofErr w:type="gramStart"/>
-      <w:r>
-        <w:rPr>
-          <w:sz w:val="24"/>
-          <w:szCs w:val="24"/>
-        </w:rPr>
-        <w:t>para.requirement</w:t>
-      </w:r>
-      <w:proofErr w:type="gramEnd"/>
-      <w:r>
-        <w:rPr>
-          <w:sz w:val="24"/>
-          <w:szCs w:val="24"/>
-        </w:rPr>
-        <w:t>.replace(</w:t>
-      </w:r>
-      <w:proofErr w:type="gramStart"/>
-      <w:r>
-        <w:rPr>
-          <w:sz w:val="24"/>
-          <w:szCs w:val="24"/>
-        </w:rPr>
-        <w:t>para.requirement</w:t>
-      </w:r>
-      <w:proofErr w:type="gramEnd"/>
-      <w:r>
-        <w:rPr>
-          <w:sz w:val="24"/>
-          <w:szCs w:val="24"/>
-        </w:rPr>
-        <w:t>[0</w:t>
-      </w:r>
-      <w:proofErr w:type="gramStart"/>
-      <w:r>
-        <w:rPr>
-          <w:sz w:val="24"/>
-          <w:szCs w:val="24"/>
-        </w:rPr>
-        <w:t>],para</w:t>
-      </w:r>
-      <w:proofErr w:type="gramEnd"/>
-      <w:r>
-        <w:rPr>
-          <w:sz w:val="24"/>
-          <w:szCs w:val="24"/>
-        </w:rPr>
-        <w:t>.requirement[0</w:t>
-      </w:r>
-      <w:proofErr w:type="gramStart"/>
-      <w:r>
-        <w:rPr>
-          <w:sz w:val="24"/>
-          <w:szCs w:val="24"/>
-        </w:rPr>
-        <w:t>].lower</w:t>
-      </w:r>
-      <w:proofErr w:type="gramEnd"/>
-      <w:r>
-        <w:rPr>
-          <w:sz w:val="24"/>
-          <w:szCs w:val="24"/>
-        </w:rPr>
-        <w:t>(),1)</w:t>
-      </w:r>
-      <w:proofErr w:type="gramStart"/>
+        <w:t>fix_punctuation(para.requirement</w:t>
+      </w:r>
+      <w:r>
+        <w:rPr>
+          <w:sz w:val="24"/>
+          <w:szCs w:val="24"/>
+        </w:rPr>
+        <w:t>.replace(para.requirement[0],para.requirement[0].lower(),1)</w:t>
+      </w:r>
       <w:r>
         <w:rPr>
           <w:sz w:val="24"/>
@@ -6676,7 +3714,6 @@
         </w:rPr>
         <w:t>)}}</w:t>
       </w:r>
-      <w:proofErr w:type="gramEnd"/>
     </w:p>
     <w:p>
       <w:pPr>
@@ -6702,107 +3739,50 @@
           <w:sz w:val="24"/>
           <w:szCs w:val="24"/>
         </w:rPr>
+        <w:t>{{other_parties[0].name_full()}}</w:t>
+      </w:r>
+      <w:r>
+        <w:rPr>
+          <w:sz w:val="24"/>
+          <w:szCs w:val="24"/>
+        </w:rPr>
+        <w:t xml:space="preserve"> violated </w:t>
+      </w:r>
+      <w:r>
+        <w:rPr>
+          <w:sz w:val="24"/>
+          <w:szCs w:val="24"/>
+        </w:rPr>
+        <w:t>paragraph {{para</w:t>
+      </w:r>
+      <w:r>
+        <w:rPr>
+          <w:sz w:val="24"/>
+          <w:szCs w:val="24"/>
+        </w:rPr>
+        <w:t>.name.text</w:t>
+      </w:r>
+      <w:r>
+        <w:rPr>
+          <w:sz w:val="24"/>
+          <w:szCs w:val="24"/>
+        </w:rPr>
+        <w:t>}} of the</w:t>
+      </w:r>
+      <w:r>
+        <w:rPr>
+          <w:sz w:val="24"/>
+          <w:szCs w:val="24"/>
+        </w:rPr>
+        <w:t xml:space="preserve"> order by: </w:t>
+      </w:r>
+      <w:r>
+        <w:rPr>
+          <w:sz w:val="24"/>
+          <w:szCs w:val="24"/>
+        </w:rPr>
         <w:t>{{</w:t>
       </w:r>
-      <w:proofErr w:type="spellStart"/>
-      <w:r>
-        <w:rPr>
-          <w:sz w:val="24"/>
-          <w:szCs w:val="24"/>
-        </w:rPr>
-        <w:t>other_parties</w:t>
-      </w:r>
-      <w:proofErr w:type="spellEnd"/>
-      <w:r>
-        <w:rPr>
-          <w:sz w:val="24"/>
-          <w:szCs w:val="24"/>
-        </w:rPr>
-        <w:t>[0].</w:t>
-      </w:r>
-      <w:proofErr w:type="spellStart"/>
-      <w:r>
-        <w:rPr>
-          <w:sz w:val="24"/>
-          <w:szCs w:val="24"/>
-        </w:rPr>
-        <w:t>name_</w:t>
-      </w:r>
-      <w:proofErr w:type="gramStart"/>
-      <w:r>
-        <w:rPr>
-          <w:sz w:val="24"/>
-          <w:szCs w:val="24"/>
-        </w:rPr>
-        <w:t>full</w:t>
-      </w:r>
-      <w:proofErr w:type="spellEnd"/>
-      <w:r>
-        <w:rPr>
-          <w:sz w:val="24"/>
-          <w:szCs w:val="24"/>
-        </w:rPr>
-        <w:t>(</w:t>
-      </w:r>
-      <w:proofErr w:type="gramEnd"/>
-      <w:r>
-        <w:rPr>
-          <w:sz w:val="24"/>
-          <w:szCs w:val="24"/>
-        </w:rPr>
-        <w:t>)}}</w:t>
-      </w:r>
-      <w:r>
-        <w:rPr>
-          <w:sz w:val="24"/>
-          <w:szCs w:val="24"/>
-        </w:rPr>
-        <w:t xml:space="preserve"> violated </w:t>
-      </w:r>
-      <w:r>
-        <w:rPr>
-          <w:sz w:val="24"/>
-          <w:szCs w:val="24"/>
-        </w:rPr>
-        <w:t>paragraph {{</w:t>
-      </w:r>
-      <w:proofErr w:type="spellStart"/>
-      <w:r>
-        <w:rPr>
-          <w:sz w:val="24"/>
-          <w:szCs w:val="24"/>
-        </w:rPr>
-        <w:t>para</w:t>
-      </w:r>
-      <w:r>
-        <w:rPr>
-          <w:sz w:val="24"/>
-          <w:szCs w:val="24"/>
-        </w:rPr>
-        <w:t>.name.text</w:t>
-      </w:r>
-      <w:proofErr w:type="spellEnd"/>
-      <w:r>
-        <w:rPr>
-          <w:sz w:val="24"/>
-          <w:szCs w:val="24"/>
-        </w:rPr>
-        <w:t>}} of the</w:t>
-      </w:r>
-      <w:r>
-        <w:rPr>
-          <w:sz w:val="24"/>
-          <w:szCs w:val="24"/>
-        </w:rPr>
-        <w:t xml:space="preserve"> order by: </w:t>
-      </w:r>
-      <w:r>
-        <w:rPr>
-          <w:sz w:val="24"/>
-          <w:szCs w:val="24"/>
-        </w:rPr>
-        <w:t>{{</w:t>
-      </w:r>
       <w:r>
         <w:rPr>
           <w:sz w:val="24"/>
@@ -6817,7 +3797,6 @@
         </w:rPr>
         <w:t>fix_punctuation(</w:t>
       </w:r>
-      <w:proofErr w:type="gramStart"/>
       <w:r>
         <w:rPr>
           <w:sz w:val="24"/>
@@ -6825,61 +3804,12 @@
         </w:rPr>
         <w:t>para.violation</w:t>
       </w:r>
-      <w:proofErr w:type="gramEnd"/>
-      <w:r>
-        <w:rPr>
-          <w:sz w:val="24"/>
-          <w:szCs w:val="24"/>
-        </w:rPr>
-        <w:t>.replace(</w:t>
-      </w:r>
-      <w:proofErr w:type="gramStart"/>
-      <w:r>
-        <w:rPr>
-          <w:sz w:val="24"/>
-          <w:szCs w:val="24"/>
-        </w:rPr>
-        <w:t>para.violation</w:t>
-      </w:r>
-      <w:proofErr w:type="gramEnd"/>
-      <w:r>
-        <w:rPr>
-          <w:sz w:val="24"/>
-          <w:szCs w:val="24"/>
-        </w:rPr>
-        <w:t>[0</w:t>
-      </w:r>
-      <w:proofErr w:type="gramStart"/>
-      <w:r>
-        <w:rPr>
-          <w:sz w:val="24"/>
-          <w:szCs w:val="24"/>
-        </w:rPr>
-        <w:t>],para</w:t>
-      </w:r>
-      <w:proofErr w:type="gramEnd"/>
-      <w:r>
-        <w:rPr>
-          <w:sz w:val="24"/>
-          <w:szCs w:val="24"/>
-        </w:rPr>
-        <w:t>.violation[0</w:t>
-      </w:r>
-      <w:proofErr w:type="gramStart"/>
-      <w:r>
-        <w:rPr>
-          <w:sz w:val="24"/>
-          <w:szCs w:val="24"/>
-        </w:rPr>
-        <w:t>].lower</w:t>
-      </w:r>
-      <w:proofErr w:type="gramEnd"/>
-      <w:r>
-        <w:rPr>
-          <w:sz w:val="24"/>
-          <w:szCs w:val="24"/>
-        </w:rPr>
-        <w:t>(),1)</w:t>
+      <w:r>
+        <w:rPr>
+          <w:sz w:val="24"/>
+          <w:szCs w:val="24"/>
+        </w:rPr>
+        <w:t>.replace(para.violation[0],para.violation[0].lower(),1)</w:t>
       </w:r>
       <w:r>
         <w:rPr>
@@ -6895,37 +3825,12 @@
         </w:rPr>
         <w:t>)</w:t>
       </w:r>
-      <w:proofErr w:type="gramStart"/>
-      <w:r>
-        <w:rPr>
-          <w:sz w:val="24"/>
-          <w:szCs w:val="24"/>
-        </w:rPr>
-        <w:t>}}{</w:t>
-      </w:r>
-      <w:proofErr w:type="gramEnd"/>
-      <w:r>
-        <w:rPr>
-          <w:sz w:val="24"/>
-          <w:szCs w:val="24"/>
-        </w:rPr>
-        <w:t xml:space="preserve">% </w:t>
-      </w:r>
-      <w:proofErr w:type="spellStart"/>
-      <w:r>
-        <w:rPr>
-          <w:sz w:val="24"/>
-          <w:szCs w:val="24"/>
-        </w:rPr>
-        <w:t>endfor</w:t>
-      </w:r>
-      <w:proofErr w:type="spellEnd"/>
-      <w:r>
-        <w:rPr>
-          <w:sz w:val="24"/>
-          <w:szCs w:val="24"/>
-        </w:rPr>
-        <w:t xml:space="preserve"> %}</w:t>
+      <w:r>
+        <w:rPr>
+          <w:sz w:val="24"/>
+          <w:szCs w:val="24"/>
+        </w:rPr>
+        <w:t>}}{% endfor %}</w:t>
       </w:r>
     </w:p>
     <w:p>
@@ -6952,55 +3857,7 @@
           <w:sz w:val="24"/>
           <w:szCs w:val="24"/>
         </w:rPr>
-        <w:t>Said behavior by {{</w:t>
-      </w:r>
-      <w:proofErr w:type="spellStart"/>
-      <w:r>
-        <w:rPr>
-          <w:sz w:val="24"/>
-          <w:szCs w:val="24"/>
-        </w:rPr>
-        <w:t>other_parties</w:t>
-      </w:r>
-      <w:proofErr w:type="spellEnd"/>
-      <w:r>
-        <w:rPr>
-          <w:sz w:val="24"/>
-          <w:szCs w:val="24"/>
-        </w:rPr>
-        <w:t>[0].</w:t>
-      </w:r>
-      <w:proofErr w:type="spellStart"/>
-      <w:r>
-        <w:rPr>
-          <w:sz w:val="24"/>
-          <w:szCs w:val="24"/>
-        </w:rPr>
-        <w:t>name_</w:t>
-      </w:r>
-      <w:proofErr w:type="gramStart"/>
-      <w:r>
-        <w:rPr>
-          <w:sz w:val="24"/>
-          <w:szCs w:val="24"/>
-        </w:rPr>
-        <w:t>full</w:t>
-      </w:r>
-      <w:proofErr w:type="spellEnd"/>
-      <w:r>
-        <w:rPr>
-          <w:sz w:val="24"/>
-          <w:szCs w:val="24"/>
-        </w:rPr>
-        <w:t>(</w:t>
-      </w:r>
-      <w:proofErr w:type="gramEnd"/>
-      <w:r>
-        <w:rPr>
-          <w:sz w:val="24"/>
-          <w:szCs w:val="24"/>
-        </w:rPr>
-        <w:t>)}} was willful and contumacious and they should be found in contempt of court and sanctioned accordingly.</w:t>
+        <w:t>Said behavior by {{other_parties[0].name_full()}} was willful and contumacious and they should be found in contempt of court and sanctioned accordingly.</w:t>
       </w:r>
     </w:p>
     <w:p>
@@ -7016,7 +3873,6 @@
           <w:szCs w:val="24"/>
         </w:rPr>
       </w:pPr>
-      <w:proofErr w:type="gramStart"/>
       <w:r>
         <w:rPr>
           <w:sz w:val="24"/>
@@ -7029,79 +3885,14 @@
           <w:sz w:val="24"/>
           <w:szCs w:val="24"/>
         </w:rPr>
-        <w:t>{{</w:t>
-      </w:r>
-      <w:proofErr w:type="gramEnd"/>
-      <w:r>
-        <w:rPr>
-          <w:sz w:val="24"/>
-          <w:szCs w:val="24"/>
-        </w:rPr>
-        <w:t>capitalize(</w:t>
-      </w:r>
-      <w:proofErr w:type="spellStart"/>
-      <w:r>
-        <w:rPr>
-          <w:sz w:val="24"/>
-          <w:szCs w:val="24"/>
-        </w:rPr>
-        <w:t>party_</w:t>
-      </w:r>
-      <w:proofErr w:type="gramStart"/>
-      <w:r>
-        <w:rPr>
-          <w:sz w:val="24"/>
-          <w:szCs w:val="24"/>
-        </w:rPr>
-        <w:t>label</w:t>
-      </w:r>
-      <w:proofErr w:type="spellEnd"/>
-      <w:r>
-        <w:rPr>
-          <w:sz w:val="24"/>
-          <w:szCs w:val="24"/>
-        </w:rPr>
-        <w:t>)}}</w:t>
-      </w:r>
-      <w:proofErr w:type="gramEnd"/>
-      <w:r>
-        <w:rPr>
-          <w:sz w:val="24"/>
-          <w:szCs w:val="24"/>
-        </w:rPr>
-        <w:t>, {{users[0].</w:t>
-      </w:r>
-      <w:proofErr w:type="spellStart"/>
-      <w:r>
-        <w:rPr>
-          <w:sz w:val="24"/>
-          <w:szCs w:val="24"/>
-        </w:rPr>
-        <w:t>name_</w:t>
-      </w:r>
-      <w:proofErr w:type="gramStart"/>
-      <w:r>
-        <w:rPr>
-          <w:sz w:val="24"/>
-          <w:szCs w:val="24"/>
-        </w:rPr>
-        <w:t>full</w:t>
-      </w:r>
-      <w:proofErr w:type="spellEnd"/>
-      <w:r>
-        <w:rPr>
-          <w:sz w:val="24"/>
-          <w:szCs w:val="24"/>
-        </w:rPr>
-        <w:t>(</w:t>
-      </w:r>
-      <w:proofErr w:type="gramEnd"/>
-      <w:r>
-        <w:rPr>
-          <w:sz w:val="24"/>
-          <w:szCs w:val="24"/>
-        </w:rPr>
-        <w:t>)}} respectfully prays:</w:t>
+        <w:t>{{capitalize(party_label)}}</w:t>
+      </w:r>
+      <w:r>
+        <w:rPr>
+          <w:sz w:val="24"/>
+          <w:szCs w:val="24"/>
+        </w:rPr>
+        <w:t>, {{users[0].name_full()}} respectfully prays:</w:t>
       </w:r>
     </w:p>
     <w:p>
@@ -7128,39 +3919,7 @@
           <w:sz w:val="24"/>
           <w:szCs w:val="24"/>
         </w:rPr>
-        <w:t>For a Rule to issue against {{</w:t>
-      </w:r>
-      <w:proofErr w:type="spellStart"/>
-      <w:r>
-        <w:rPr>
-          <w:sz w:val="24"/>
-          <w:szCs w:val="24"/>
-        </w:rPr>
-        <w:t>other_parties</w:t>
-      </w:r>
-      <w:proofErr w:type="spellEnd"/>
-      <w:r>
-        <w:rPr>
-          <w:sz w:val="24"/>
-          <w:szCs w:val="24"/>
-        </w:rPr>
-        <w:t>[0].</w:t>
-      </w:r>
-      <w:proofErr w:type="spellStart"/>
-      <w:r>
-        <w:rPr>
-          <w:sz w:val="24"/>
-          <w:szCs w:val="24"/>
-        </w:rPr>
-        <w:t>name_full</w:t>
-      </w:r>
-      <w:proofErr w:type="spellEnd"/>
-      <w:r>
-        <w:rPr>
-          <w:sz w:val="24"/>
-          <w:szCs w:val="24"/>
-        </w:rPr>
-        <w:t>()}}</w:t>
+        <w:t>For a Rule to issue against {{other_parties[0].name_full()}}</w:t>
       </w:r>
       <w:r>
         <w:rPr>
@@ -7174,84 +3933,28 @@
           <w:sz w:val="24"/>
           <w:szCs w:val="24"/>
         </w:rPr>
-        <w:t xml:space="preserve">{% if </w:t>
-      </w:r>
-      <w:proofErr w:type="spellStart"/>
-      <w:r>
-        <w:rPr>
-          <w:sz w:val="24"/>
-          <w:szCs w:val="24"/>
-        </w:rPr>
-        <w:t>case_completed</w:t>
-      </w:r>
-      <w:proofErr w:type="spellEnd"/>
-      <w:r>
-        <w:rPr>
-          <w:sz w:val="24"/>
-          <w:szCs w:val="24"/>
-        </w:rPr>
-        <w:t xml:space="preserve"> %}</w:t>
-      </w:r>
-      <w:r>
-        <w:rPr>
-          <w:sz w:val="24"/>
-          <w:szCs w:val="24"/>
-        </w:rPr>
-        <w:t xml:space="preserve"> of {{</w:t>
-      </w:r>
-      <w:proofErr w:type="spellStart"/>
-      <w:r>
-        <w:rPr>
-          <w:sz w:val="24"/>
-          <w:szCs w:val="24"/>
-        </w:rPr>
-        <w:t>final_order_</w:t>
-      </w:r>
-      <w:proofErr w:type="gramStart"/>
-      <w:r>
-        <w:rPr>
-          <w:sz w:val="24"/>
-          <w:szCs w:val="24"/>
-        </w:rPr>
-        <w:t>date</w:t>
-      </w:r>
-      <w:proofErr w:type="spellEnd"/>
-      <w:r>
-        <w:rPr>
-          <w:sz w:val="24"/>
-          <w:szCs w:val="24"/>
-        </w:rPr>
-        <w:t>}}</w:t>
-      </w:r>
-      <w:r>
-        <w:rPr>
-          <w:sz w:val="24"/>
-          <w:szCs w:val="24"/>
-        </w:rPr>
-        <w:t>{%</w:t>
-      </w:r>
-      <w:proofErr w:type="gramEnd"/>
-      <w:r>
-        <w:rPr>
-          <w:sz w:val="24"/>
-          <w:szCs w:val="24"/>
-        </w:rPr>
-        <w:t xml:space="preserve"> endif %}</w:t>
-      </w:r>
-      <w:r>
-        <w:rPr>
-          <w:sz w:val="24"/>
-          <w:szCs w:val="24"/>
-        </w:rPr>
-        <w:t xml:space="preserve">.{% for para in </w:t>
-      </w:r>
-      <w:proofErr w:type="spellStart"/>
-      <w:r>
-        <w:rPr>
-          <w:sz w:val="24"/>
-          <w:szCs w:val="24"/>
-        </w:rPr>
-        <w:t>order_paragraph</w:t>
+        <w:t>{% if case_completed %}</w:t>
+      </w:r>
+      <w:r>
+        <w:rPr>
+          <w:sz w:val="24"/>
+          <w:szCs w:val="24"/>
+        </w:rPr>
+        <w:t xml:space="preserve"> of {{final_order_date}}</w:t>
+      </w:r>
+      <w:r>
+        <w:rPr>
+          <w:sz w:val="24"/>
+          <w:szCs w:val="24"/>
+        </w:rPr>
+        <w:t>{% endif %}</w:t>
+      </w:r>
+      <w:r>
+        <w:rPr>
+          <w:sz w:val="24"/>
+          <w:szCs w:val="24"/>
+        </w:rPr>
+        <w:t>.{% for para in order_paragraph</w:t>
       </w:r>
       <w:r>
         <w:rPr>
@@ -7260,7 +3963,6 @@
         </w:rPr>
         <w:t>s</w:t>
       </w:r>
-      <w:proofErr w:type="spellEnd"/>
       <w:r>
         <w:rPr>
           <w:sz w:val="24"/>
@@ -7293,65 +3995,8 @@
           <w:sz w:val="24"/>
           <w:szCs w:val="24"/>
         </w:rPr>
-        <w:t>For this Court to order that {{</w:t>
-      </w:r>
-      <w:proofErr w:type="spellStart"/>
-      <w:r>
-        <w:rPr>
-          <w:sz w:val="24"/>
-          <w:szCs w:val="24"/>
-        </w:rPr>
-        <w:t>other_parties</w:t>
-      </w:r>
-      <w:proofErr w:type="spellEnd"/>
-      <w:r>
-        <w:rPr>
-          <w:sz w:val="24"/>
-          <w:szCs w:val="24"/>
-        </w:rPr>
-        <w:t>[0].</w:t>
-      </w:r>
-      <w:proofErr w:type="spellStart"/>
-      <w:r>
-        <w:rPr>
-          <w:sz w:val="24"/>
-          <w:szCs w:val="24"/>
-        </w:rPr>
-        <w:t>name_</w:t>
-      </w:r>
-      <w:proofErr w:type="gramStart"/>
-      <w:r>
-        <w:rPr>
-          <w:sz w:val="24"/>
-          <w:szCs w:val="24"/>
-        </w:rPr>
-        <w:t>full</w:t>
-      </w:r>
-      <w:proofErr w:type="spellEnd"/>
-      <w:r>
-        <w:rPr>
-          <w:sz w:val="24"/>
-          <w:szCs w:val="24"/>
-        </w:rPr>
-        <w:t>(</w:t>
-      </w:r>
-      <w:proofErr w:type="gramEnd"/>
-      <w:r>
-        <w:rPr>
-          <w:sz w:val="24"/>
-          <w:szCs w:val="24"/>
-        </w:rPr>
-        <w:t xml:space="preserve">)}} do the </w:t>
-      </w:r>
-      <w:proofErr w:type="gramStart"/>
-      <w:r>
-        <w:rPr>
-          <w:sz w:val="24"/>
-          <w:szCs w:val="24"/>
-        </w:rPr>
-        <w:t>following: {{</w:t>
-      </w:r>
-      <w:proofErr w:type="gramEnd"/>
+        <w:t>For this Court to order that {{other_parties[0].name_full()}} do the following: {{</w:t>
+      </w:r>
       <w:r>
         <w:rPr>
           <w:sz w:val="24"/>
@@ -7364,54 +4009,21 @@
           <w:sz w:val="24"/>
           <w:szCs w:val="24"/>
         </w:rPr>
-        <w:t>fix_punctuation(</w:t>
-      </w:r>
-      <w:proofErr w:type="gramStart"/>
-      <w:r>
-        <w:rPr>
-          <w:sz w:val="24"/>
-          <w:szCs w:val="24"/>
-        </w:rPr>
-        <w:t>para.order</w:t>
-      </w:r>
-      <w:proofErr w:type="gramEnd"/>
-      <w:r>
-        <w:rPr>
-          <w:sz w:val="24"/>
-          <w:szCs w:val="24"/>
-        </w:rPr>
-        <w:t>_</w:t>
-      </w:r>
-      <w:proofErr w:type="gramStart"/>
-      <w:r>
-        <w:rPr>
-          <w:sz w:val="24"/>
-          <w:szCs w:val="24"/>
-        </w:rPr>
-        <w:t>request</w:t>
-      </w:r>
-      <w:r>
-        <w:rPr>
-          <w:sz w:val="24"/>
-          <w:szCs w:val="24"/>
-        </w:rPr>
-        <w:t>.replace</w:t>
-      </w:r>
-      <w:proofErr w:type="gramEnd"/>
-      <w:r>
-        <w:rPr>
-          <w:sz w:val="24"/>
-          <w:szCs w:val="24"/>
-        </w:rPr>
-        <w:t>(</w:t>
-      </w:r>
-      <w:proofErr w:type="gramStart"/>
-      <w:r>
-        <w:rPr>
-          <w:sz w:val="24"/>
-          <w:szCs w:val="24"/>
-        </w:rPr>
-        <w:t>para.</w:t>
+        <w:t>fix_punctuation(para.order</w:t>
+      </w:r>
+      <w:r>
+        <w:rPr>
+          <w:sz w:val="24"/>
+          <w:szCs w:val="24"/>
+        </w:rPr>
+        <w:t>_request</w:t>
+      </w:r>
+      <w:r>
+        <w:rPr>
+          <w:sz w:val="24"/>
+          <w:szCs w:val="24"/>
+        </w:rPr>
+        <w:t>.replace(para.</w:t>
       </w:r>
       <w:r>
         <w:rPr>
@@ -7420,29 +4032,12 @@
         </w:rPr>
         <w:t>order</w:t>
       </w:r>
-      <w:proofErr w:type="gramEnd"/>
-      <w:r>
-        <w:rPr>
-          <w:sz w:val="24"/>
-          <w:szCs w:val="24"/>
-        </w:rPr>
-        <w:t>_request[0</w:t>
-      </w:r>
-      <w:proofErr w:type="gramStart"/>
-      <w:r>
-        <w:rPr>
-          <w:sz w:val="24"/>
-          <w:szCs w:val="24"/>
-        </w:rPr>
-        <w:t>],para</w:t>
-      </w:r>
-      <w:proofErr w:type="gramEnd"/>
-      <w:r>
-        <w:rPr>
-          <w:sz w:val="24"/>
-          <w:szCs w:val="24"/>
-        </w:rPr>
-        <w:t>.</w:t>
+      <w:r>
+        <w:rPr>
+          <w:sz w:val="24"/>
+          <w:szCs w:val="24"/>
+        </w:rPr>
+        <w:t>_request[0],para.</w:t>
       </w:r>
       <w:r>
         <w:rPr>
@@ -7456,23 +4051,7 @@
           <w:sz w:val="24"/>
           <w:szCs w:val="24"/>
         </w:rPr>
-        <w:t>_request[0</w:t>
-      </w:r>
-      <w:proofErr w:type="gramStart"/>
-      <w:r>
-        <w:rPr>
-          <w:sz w:val="24"/>
-          <w:szCs w:val="24"/>
-        </w:rPr>
-        <w:t>].lower</w:t>
-      </w:r>
-      <w:proofErr w:type="gramEnd"/>
-      <w:r>
-        <w:rPr>
-          <w:sz w:val="24"/>
-          <w:szCs w:val="24"/>
-        </w:rPr>
-        <w:t>(),1)</w:t>
+        <w:t>_request[0].lower(),1)</w:t>
       </w:r>
       <w:r>
         <w:rPr>
@@ -7488,40 +4067,13 @@
         </w:rPr>
         <w:t>)</w:t>
       </w:r>
-      <w:proofErr w:type="gramStart"/>
-      <w:r>
-        <w:rPr>
-          <w:sz w:val="24"/>
-          <w:szCs w:val="24"/>
-        </w:rPr>
-        <w:t>}}{</w:t>
-      </w:r>
-      <w:proofErr w:type="gramEnd"/>
-      <w:r>
-        <w:rPr>
-          <w:sz w:val="24"/>
-          <w:szCs w:val="24"/>
-        </w:rPr>
-        <w:t xml:space="preserve">% </w:t>
-      </w:r>
-      <w:proofErr w:type="spellStart"/>
-      <w:proofErr w:type="gramStart"/>
-      <w:r>
-        <w:rPr>
-          <w:sz w:val="24"/>
-          <w:szCs w:val="24"/>
-        </w:rPr>
-        <w:t>endfor</w:t>
-      </w:r>
-      <w:proofErr w:type="spellEnd"/>
-      <w:r>
-        <w:rPr>
-          <w:sz w:val="24"/>
-          <w:szCs w:val="24"/>
-        </w:rPr>
-        <w:t xml:space="preserve"> %}</w:t>
-      </w:r>
-      <w:proofErr w:type="gramEnd"/>
+      <w:r>
+        <w:rPr>
+          <w:sz w:val="24"/>
+          <w:szCs w:val="24"/>
+        </w:rPr>
+        <w:t>}}{% endfor %}</w:t>
+      </w:r>
     </w:p>
     <w:p>
       <w:pPr>
@@ -7547,7 +4099,15 @@
           <w:sz w:val="24"/>
           <w:szCs w:val="24"/>
         </w:rPr>
-        <w:t>For Sanctions to issue, including jail time if there are continued violations, to prevent future violations.</w:t>
+        <w:t xml:space="preserve">For Sanctions to issue, including jail time if there are continued violations, to prevent </w:t>
+      </w:r>
+      <w:r>
+        <w:rPr>
+          <w:sz w:val="24"/>
+          <w:szCs w:val="24"/>
+        </w:rPr>
+        <w:lastRenderedPageBreak/>
+        <w:t>future violations.</w:t>
       </w:r>
     </w:p>
     <w:p>
@@ -7581,55 +4141,14 @@
           <w:sz w:val="24"/>
           <w:szCs w:val="24"/>
         </w:rPr>
-        <w:t>{{capitalize(</w:t>
-      </w:r>
-      <w:proofErr w:type="spellStart"/>
-      <w:r>
-        <w:rPr>
-          <w:sz w:val="24"/>
-          <w:szCs w:val="24"/>
-        </w:rPr>
-        <w:t>party_</w:t>
-      </w:r>
-      <w:proofErr w:type="gramStart"/>
-      <w:r>
-        <w:rPr>
-          <w:sz w:val="24"/>
-          <w:szCs w:val="24"/>
-        </w:rPr>
-        <w:t>label</w:t>
-      </w:r>
-      <w:proofErr w:type="spellEnd"/>
-      <w:r>
-        <w:rPr>
-          <w:sz w:val="24"/>
-          <w:szCs w:val="24"/>
-        </w:rPr>
-        <w:t>)}}</w:t>
-      </w:r>
-      <w:proofErr w:type="gramEnd"/>
-      <w:r>
-        <w:rPr>
-          <w:sz w:val="24"/>
-          <w:szCs w:val="24"/>
-        </w:rPr>
-        <w:t xml:space="preserve"> </w:t>
-      </w:r>
-      <w:proofErr w:type="gramStart"/>
-      <w:r>
-        <w:rPr>
-          <w:sz w:val="24"/>
-          <w:szCs w:val="24"/>
-        </w:rPr>
-        <w:t>have</w:t>
-      </w:r>
-      <w:proofErr w:type="gramEnd"/>
-      <w:r>
-        <w:rPr>
-          <w:sz w:val="24"/>
-          <w:szCs w:val="24"/>
-        </w:rPr>
-        <w:t xml:space="preserve"> such other relief as may be just and equitable.</w:t>
+        <w:t>{{capitalize(party_label)}}</w:t>
+      </w:r>
+      <w:r>
+        <w:rPr>
+          <w:sz w:val="24"/>
+          <w:szCs w:val="24"/>
+        </w:rPr>
+        <w:t xml:space="preserve"> have such other relief as may be just and equitable.</w:t>
       </w:r>
     </w:p>
     <w:p>
@@ -7650,7 +4169,6 @@
           <w:sz w:val="24"/>
           <w:szCs w:val="24"/>
         </w:rPr>
-        <w:lastRenderedPageBreak/>
         <w:t>{% endif %}</w:t>
       </w:r>
     </w:p>
@@ -7734,103 +4252,7 @@
                 <w:sz w:val="24"/>
                 <w:szCs w:val="24"/>
               </w:rPr>
-              <w:t xml:space="preserve">{% if </w:t>
-            </w:r>
-            <w:proofErr w:type="spellStart"/>
-            <w:r>
-              <w:rPr>
-                <w:sz w:val="24"/>
-                <w:szCs w:val="24"/>
-              </w:rPr>
-              <w:t>e_</w:t>
-            </w:r>
-            <w:proofErr w:type="gramStart"/>
-            <w:r>
-              <w:rPr>
-                <w:sz w:val="24"/>
-                <w:szCs w:val="24"/>
-              </w:rPr>
-              <w:t>signature</w:t>
-            </w:r>
-            <w:proofErr w:type="spellEnd"/>
-            <w:r>
-              <w:rPr>
-                <w:sz w:val="24"/>
-                <w:szCs w:val="24"/>
-              </w:rPr>
-              <w:t xml:space="preserve"> %}</w:t>
-            </w:r>
-            <w:proofErr w:type="gramEnd"/>
-            <w:r>
-              <w:rPr>
-                <w:sz w:val="24"/>
-                <w:szCs w:val="24"/>
-              </w:rPr>
-              <w:t>/</w:t>
-            </w:r>
-            <w:proofErr w:type="gramStart"/>
-            <w:r>
-              <w:rPr>
-                <w:sz w:val="24"/>
-                <w:szCs w:val="24"/>
-              </w:rPr>
-              <w:t>s/ {{</w:t>
-            </w:r>
-            <w:proofErr w:type="gramEnd"/>
-            <w:r>
-              <w:rPr>
-                <w:sz w:val="24"/>
-                <w:szCs w:val="24"/>
-              </w:rPr>
-              <w:t>users[0].</w:t>
-            </w:r>
-            <w:proofErr w:type="spellStart"/>
-            <w:r>
-              <w:rPr>
-                <w:sz w:val="24"/>
-                <w:szCs w:val="24"/>
-              </w:rPr>
-              <w:t>name_</w:t>
-            </w:r>
-            <w:proofErr w:type="gramStart"/>
-            <w:r>
-              <w:rPr>
-                <w:sz w:val="24"/>
-                <w:szCs w:val="24"/>
-              </w:rPr>
-              <w:t>full</w:t>
-            </w:r>
-            <w:proofErr w:type="spellEnd"/>
-            <w:r>
-              <w:rPr>
-                <w:sz w:val="24"/>
-                <w:szCs w:val="24"/>
-              </w:rPr>
-              <w:t>(</w:t>
-            </w:r>
-            <w:proofErr w:type="gramEnd"/>
-            <w:r>
-              <w:rPr>
-                <w:sz w:val="24"/>
-                <w:szCs w:val="24"/>
-              </w:rPr>
-              <w:t>)</w:t>
-            </w:r>
-            <w:proofErr w:type="gramStart"/>
-            <w:r>
-              <w:rPr>
-                <w:sz w:val="24"/>
-                <w:szCs w:val="24"/>
-              </w:rPr>
-              <w:t>}}{</w:t>
-            </w:r>
-            <w:proofErr w:type="gramEnd"/>
-            <w:r>
-              <w:rPr>
-                <w:sz w:val="24"/>
-                <w:szCs w:val="24"/>
-              </w:rPr>
-              <w:t>% endif %}</w:t>
+              <w:t>{% if e_signature %}/s/ {{users[0].name_full()}}{% endif %}</w:t>
             </w:r>
           </w:p>
         </w:tc>
@@ -7857,39 +4279,7 @@
           <w:sz w:val="24"/>
           <w:szCs w:val="24"/>
         </w:rPr>
-        <w:t>{{users[0].</w:t>
-      </w:r>
-      <w:proofErr w:type="spellStart"/>
-      <w:r>
-        <w:rPr>
-          <w:sz w:val="24"/>
-          <w:szCs w:val="24"/>
-        </w:rPr>
-        <w:t>name_</w:t>
-      </w:r>
-      <w:proofErr w:type="gramStart"/>
-      <w:r>
-        <w:rPr>
-          <w:sz w:val="24"/>
-          <w:szCs w:val="24"/>
-        </w:rPr>
-        <w:t>full</w:t>
-      </w:r>
-      <w:proofErr w:type="spellEnd"/>
-      <w:r>
-        <w:rPr>
-          <w:sz w:val="24"/>
-          <w:szCs w:val="24"/>
-        </w:rPr>
-        <w:t>(</w:t>
-      </w:r>
-      <w:proofErr w:type="gramEnd"/>
-      <w:r>
-        <w:rPr>
-          <w:sz w:val="24"/>
-          <w:szCs w:val="24"/>
-        </w:rPr>
-        <w:t>)}}</w:t>
+        <w:t>{{users[0].name_full()}}</w:t>
       </w:r>
     </w:p>
     <w:p>
@@ -8067,103 +4457,7 @@
                 <w:sz w:val="24"/>
                 <w:szCs w:val="24"/>
               </w:rPr>
-              <w:t xml:space="preserve">{% if </w:t>
-            </w:r>
-            <w:proofErr w:type="spellStart"/>
-            <w:r>
-              <w:rPr>
-                <w:sz w:val="24"/>
-                <w:szCs w:val="24"/>
-              </w:rPr>
-              <w:t>e_</w:t>
-            </w:r>
-            <w:proofErr w:type="gramStart"/>
-            <w:r>
-              <w:rPr>
-                <w:sz w:val="24"/>
-                <w:szCs w:val="24"/>
-              </w:rPr>
-              <w:t>signature</w:t>
-            </w:r>
-            <w:proofErr w:type="spellEnd"/>
-            <w:r>
-              <w:rPr>
-                <w:sz w:val="24"/>
-                <w:szCs w:val="24"/>
-              </w:rPr>
-              <w:t xml:space="preserve"> %}</w:t>
-            </w:r>
-            <w:proofErr w:type="gramEnd"/>
-            <w:r>
-              <w:rPr>
-                <w:sz w:val="24"/>
-                <w:szCs w:val="24"/>
-              </w:rPr>
-              <w:t>/</w:t>
-            </w:r>
-            <w:proofErr w:type="gramStart"/>
-            <w:r>
-              <w:rPr>
-                <w:sz w:val="24"/>
-                <w:szCs w:val="24"/>
-              </w:rPr>
-              <w:t>s/ {{</w:t>
-            </w:r>
-            <w:proofErr w:type="gramEnd"/>
-            <w:r>
-              <w:rPr>
-                <w:sz w:val="24"/>
-                <w:szCs w:val="24"/>
-              </w:rPr>
-              <w:t>users[0].</w:t>
-            </w:r>
-            <w:proofErr w:type="spellStart"/>
-            <w:r>
-              <w:rPr>
-                <w:sz w:val="24"/>
-                <w:szCs w:val="24"/>
-              </w:rPr>
-              <w:t>name_</w:t>
-            </w:r>
-            <w:proofErr w:type="gramStart"/>
-            <w:r>
-              <w:rPr>
-                <w:sz w:val="24"/>
-                <w:szCs w:val="24"/>
-              </w:rPr>
-              <w:t>full</w:t>
-            </w:r>
-            <w:proofErr w:type="spellEnd"/>
-            <w:r>
-              <w:rPr>
-                <w:sz w:val="24"/>
-                <w:szCs w:val="24"/>
-              </w:rPr>
-              <w:t>(</w:t>
-            </w:r>
-            <w:proofErr w:type="gramEnd"/>
-            <w:r>
-              <w:rPr>
-                <w:sz w:val="24"/>
-                <w:szCs w:val="24"/>
-              </w:rPr>
-              <w:t>)</w:t>
-            </w:r>
-            <w:proofErr w:type="gramStart"/>
-            <w:r>
-              <w:rPr>
-                <w:sz w:val="24"/>
-                <w:szCs w:val="24"/>
-              </w:rPr>
-              <w:t>}}{</w:t>
-            </w:r>
-            <w:proofErr w:type="gramEnd"/>
-            <w:r>
-              <w:rPr>
-                <w:sz w:val="24"/>
-                <w:szCs w:val="24"/>
-              </w:rPr>
-              <w:t>%endif %}</w:t>
+              <w:t>{% if e_signature %}/s/ {{users[0].name_full()}}{%endif %}</w:t>
             </w:r>
           </w:p>
         </w:tc>
@@ -8216,71 +4510,7 @@
                 <w:sz w:val="24"/>
                 <w:szCs w:val="24"/>
               </w:rPr>
-              <w:t xml:space="preserve">{% if </w:t>
-            </w:r>
-            <w:proofErr w:type="spellStart"/>
-            <w:r>
-              <w:rPr>
-                <w:sz w:val="24"/>
-                <w:szCs w:val="24"/>
-              </w:rPr>
-              <w:t>e_signature</w:t>
-            </w:r>
-            <w:proofErr w:type="spellEnd"/>
-            <w:r>
-              <w:rPr>
-                <w:sz w:val="24"/>
-                <w:szCs w:val="24"/>
-              </w:rPr>
-              <w:t xml:space="preserve"> </w:t>
-            </w:r>
-            <w:proofErr w:type="gramStart"/>
-            <w:r>
-              <w:rPr>
-                <w:sz w:val="24"/>
-                <w:szCs w:val="24"/>
-              </w:rPr>
-              <w:t>%}{</w:t>
-            </w:r>
-            <w:proofErr w:type="gramEnd"/>
-            <w:r>
-              <w:rPr>
-                <w:sz w:val="24"/>
-                <w:szCs w:val="24"/>
-              </w:rPr>
-              <w:t>{</w:t>
-            </w:r>
-            <w:proofErr w:type="gramStart"/>
-            <w:r>
-              <w:rPr>
-                <w:sz w:val="24"/>
-                <w:szCs w:val="24"/>
-              </w:rPr>
-              <w:t>today(</w:t>
-            </w:r>
-            <w:proofErr w:type="gramEnd"/>
-            <w:r>
-              <w:rPr>
-                <w:sz w:val="24"/>
-                <w:szCs w:val="24"/>
-              </w:rPr>
-              <w:t>)</w:t>
-            </w:r>
-            <w:proofErr w:type="gramStart"/>
-            <w:r>
-              <w:rPr>
-                <w:sz w:val="24"/>
-                <w:szCs w:val="24"/>
-              </w:rPr>
-              <w:t>}}{</w:t>
-            </w:r>
-            <w:proofErr w:type="gramEnd"/>
-            <w:r>
-              <w:rPr>
-                <w:sz w:val="24"/>
-                <w:szCs w:val="24"/>
-              </w:rPr>
-              <w:t>% endif %}</w:t>
+              <w:t>{% if e_signature %}{{today()}}{% endif %}</w:t>
             </w:r>
           </w:p>
         </w:tc>
@@ -8412,39 +4642,7 @@
                 <w:sz w:val="24"/>
                 <w:szCs w:val="24"/>
               </w:rPr>
-              <w:t>{{users[0].</w:t>
-            </w:r>
-            <w:proofErr w:type="spellStart"/>
-            <w:r>
-              <w:rPr>
-                <w:sz w:val="24"/>
-                <w:szCs w:val="24"/>
-              </w:rPr>
-              <w:t>name_</w:t>
-            </w:r>
-            <w:proofErr w:type="gramStart"/>
-            <w:r>
-              <w:rPr>
-                <w:sz w:val="24"/>
-                <w:szCs w:val="24"/>
-              </w:rPr>
-              <w:t>full</w:t>
-            </w:r>
-            <w:proofErr w:type="spellEnd"/>
-            <w:r>
-              <w:rPr>
-                <w:sz w:val="24"/>
-                <w:szCs w:val="24"/>
-              </w:rPr>
-              <w:t>(</w:t>
-            </w:r>
-            <w:proofErr w:type="gramEnd"/>
-            <w:r>
-              <w:rPr>
-                <w:sz w:val="24"/>
-                <w:szCs w:val="24"/>
-              </w:rPr>
-              <w:t>)</w:t>
+              <w:t>{{users[0].name_full()</w:t>
             </w:r>
             <w:r>
               <w:rPr>
@@ -8612,87 +4810,7 @@
                 <w:sz w:val="24"/>
                 <w:szCs w:val="24"/>
               </w:rPr>
-              <w:t xml:space="preserve">{% if </w:t>
-            </w:r>
-            <w:proofErr w:type="gramStart"/>
-            <w:r>
-              <w:rPr>
-                <w:sz w:val="24"/>
-                <w:szCs w:val="24"/>
-              </w:rPr>
-              <w:t>users[</w:t>
-            </w:r>
-            <w:proofErr w:type="gramEnd"/>
-            <w:r>
-              <w:rPr>
-                <w:sz w:val="24"/>
-                <w:szCs w:val="24"/>
-              </w:rPr>
-              <w:t>0</w:t>
-            </w:r>
-            <w:proofErr w:type="gramStart"/>
-            <w:r>
-              <w:rPr>
-                <w:sz w:val="24"/>
-                <w:szCs w:val="24"/>
-              </w:rPr>
-              <w:t>].</w:t>
-            </w:r>
-            <w:proofErr w:type="spellStart"/>
-            <w:r>
-              <w:rPr>
-                <w:sz w:val="24"/>
-                <w:szCs w:val="24"/>
-              </w:rPr>
-              <w:t>has</w:t>
-            </w:r>
-            <w:proofErr w:type="gramEnd"/>
-            <w:r>
-              <w:rPr>
-                <w:sz w:val="24"/>
-                <w:szCs w:val="24"/>
-              </w:rPr>
-              <w:t>_email_address</w:t>
-            </w:r>
-            <w:proofErr w:type="spellEnd"/>
-            <w:r>
-              <w:rPr>
-                <w:sz w:val="24"/>
-                <w:szCs w:val="24"/>
-              </w:rPr>
-              <w:t xml:space="preserve"> </w:t>
-            </w:r>
-            <w:proofErr w:type="gramStart"/>
-            <w:r>
-              <w:rPr>
-                <w:sz w:val="24"/>
-                <w:szCs w:val="24"/>
-              </w:rPr>
-              <w:t>%}{</w:t>
-            </w:r>
-            <w:proofErr w:type="gramEnd"/>
-            <w:r>
-              <w:rPr>
-                <w:sz w:val="24"/>
-                <w:szCs w:val="24"/>
-              </w:rPr>
-              <w:t>{users[0</w:t>
-            </w:r>
-            <w:proofErr w:type="gramStart"/>
-            <w:r>
-              <w:rPr>
-                <w:sz w:val="24"/>
-                <w:szCs w:val="24"/>
-              </w:rPr>
-              <w:t>].email}}{</w:t>
-            </w:r>
-            <w:proofErr w:type="gramEnd"/>
-            <w:r>
-              <w:rPr>
-                <w:sz w:val="24"/>
-                <w:szCs w:val="24"/>
-              </w:rPr>
-              <w:t>% endif %}</w:t>
+              <w:t>{% if users[0].has_email_address %}{{users[0].email}}{% endif %}</w:t>
             </w:r>
           </w:p>
         </w:tc>
@@ -8745,126 +4863,14 @@
                 <w:sz w:val="24"/>
                 <w:szCs w:val="24"/>
               </w:rPr>
-              <w:t xml:space="preserve">{% if </w:t>
+              <w:t>{% if users[0].phone_number != “” %}</w:t>
             </w:r>
-            <w:proofErr w:type="gramStart"/>
             <w:r>
               <w:rPr>
                 <w:sz w:val="24"/>
                 <w:szCs w:val="24"/>
               </w:rPr>
-              <w:t>users[</w:t>
-            </w:r>
-            <w:proofErr w:type="gramEnd"/>
-            <w:r>
-              <w:rPr>
-                <w:sz w:val="24"/>
-                <w:szCs w:val="24"/>
-              </w:rPr>
-              <w:t>0</w:t>
-            </w:r>
-            <w:proofErr w:type="gramStart"/>
-            <w:r>
-              <w:rPr>
-                <w:sz w:val="24"/>
-                <w:szCs w:val="24"/>
-              </w:rPr>
-              <w:t>].</w:t>
-            </w:r>
-            <w:proofErr w:type="spellStart"/>
-            <w:r>
-              <w:rPr>
-                <w:sz w:val="24"/>
-                <w:szCs w:val="24"/>
-              </w:rPr>
-              <w:t>phone</w:t>
-            </w:r>
-            <w:proofErr w:type="gramEnd"/>
-            <w:r>
-              <w:rPr>
-                <w:sz w:val="24"/>
-                <w:szCs w:val="24"/>
-              </w:rPr>
-              <w:t>_</w:t>
-            </w:r>
-            <w:proofErr w:type="gramStart"/>
-            <w:r>
-              <w:rPr>
-                <w:sz w:val="24"/>
-                <w:szCs w:val="24"/>
-              </w:rPr>
-              <w:t>number</w:t>
-            </w:r>
-            <w:proofErr w:type="spellEnd"/>
-            <w:r>
-              <w:rPr>
-                <w:sz w:val="24"/>
-                <w:szCs w:val="24"/>
-              </w:rPr>
-              <w:t xml:space="preserve"> !</w:t>
-            </w:r>
-            <w:proofErr w:type="gramEnd"/>
-            <w:r>
-              <w:rPr>
-                <w:sz w:val="24"/>
-                <w:szCs w:val="24"/>
-              </w:rPr>
-              <w:t xml:space="preserve">= “” </w:t>
-            </w:r>
-            <w:proofErr w:type="gramStart"/>
-            <w:r>
-              <w:rPr>
-                <w:sz w:val="24"/>
-                <w:szCs w:val="24"/>
-              </w:rPr>
-              <w:t>%}</w:t>
-            </w:r>
-            <w:r>
-              <w:rPr>
-                <w:sz w:val="24"/>
-                <w:szCs w:val="24"/>
-              </w:rPr>
-              <w:t>{</w:t>
-            </w:r>
-            <w:proofErr w:type="gramEnd"/>
-            <w:r>
-              <w:rPr>
-                <w:sz w:val="24"/>
-                <w:szCs w:val="24"/>
-              </w:rPr>
-              <w:t>{</w:t>
-            </w:r>
-            <w:proofErr w:type="spellStart"/>
-            <w:r>
-              <w:rPr>
-                <w:sz w:val="24"/>
-                <w:szCs w:val="24"/>
-              </w:rPr>
-              <w:t>phone_number_formatted</w:t>
-            </w:r>
-            <w:proofErr w:type="spellEnd"/>
-            <w:r>
-              <w:rPr>
-                <w:sz w:val="24"/>
-                <w:szCs w:val="24"/>
-              </w:rPr>
-              <w:t>(users[0</w:t>
-            </w:r>
-            <w:proofErr w:type="gramStart"/>
-            <w:r>
-              <w:rPr>
-                <w:sz w:val="24"/>
-                <w:szCs w:val="24"/>
-              </w:rPr>
-              <w:t>].</w:t>
-            </w:r>
-            <w:proofErr w:type="spellStart"/>
-            <w:r>
-              <w:rPr>
-                <w:sz w:val="24"/>
-                <w:szCs w:val="24"/>
-              </w:rPr>
-              <w:t>pho</w:t>
+              <w:t>{{phone_number_formatted(users[0].pho</w:t>
             </w:r>
             <w:r>
               <w:rPr>
@@ -8878,46 +4884,14 @@
                 <w:sz w:val="24"/>
                 <w:szCs w:val="24"/>
               </w:rPr>
-              <w:t>e</w:t>
+              <w:t>e_number)}}</w:t>
             </w:r>
-            <w:proofErr w:type="gramEnd"/>
             <w:r>
               <w:rPr>
                 <w:sz w:val="24"/>
                 <w:szCs w:val="24"/>
               </w:rPr>
-              <w:t>_number</w:t>
-            </w:r>
-            <w:proofErr w:type="spellEnd"/>
-            <w:r>
-              <w:rPr>
-                <w:sz w:val="24"/>
-                <w:szCs w:val="24"/>
-              </w:rPr>
-              <w:t>)</w:t>
-            </w:r>
-            <w:proofErr w:type="gramStart"/>
-            <w:r>
-              <w:rPr>
-                <w:sz w:val="24"/>
-                <w:szCs w:val="24"/>
-              </w:rPr>
-              <w:t>}}</w:t>
-            </w:r>
-            <w:r>
-              <w:rPr>
-                <w:sz w:val="24"/>
-                <w:szCs w:val="24"/>
-              </w:rPr>
-              <w:t>{</w:t>
-            </w:r>
-            <w:proofErr w:type="gramEnd"/>
-            <w:r>
-              <w:rPr>
-                <w:sz w:val="24"/>
-                <w:szCs w:val="24"/>
-              </w:rPr>
-              <w:t xml:space="preserve">% endif </w:t>
+              <w:t xml:space="preserve">{% endif </w:t>
             </w:r>
             <w:r>
               <w:rPr>
@@ -9060,39 +5034,7 @@
                 <w:sz w:val="24"/>
                 <w:szCs w:val="24"/>
               </w:rPr>
-              <w:t>{{users[0</w:t>
-            </w:r>
-            <w:proofErr w:type="gramStart"/>
-            <w:r>
-              <w:rPr>
-                <w:sz w:val="24"/>
-                <w:szCs w:val="24"/>
-              </w:rPr>
-              <w:t>].</w:t>
-            </w:r>
-            <w:proofErr w:type="spellStart"/>
-            <w:r>
-              <w:rPr>
-                <w:sz w:val="24"/>
-                <w:szCs w:val="24"/>
-              </w:rPr>
-              <w:t>address</w:t>
-            </w:r>
-            <w:proofErr w:type="gramEnd"/>
-            <w:r>
-              <w:rPr>
-                <w:sz w:val="24"/>
-                <w:szCs w:val="24"/>
-              </w:rPr>
-              <w:t>.on_one_line</w:t>
-            </w:r>
-            <w:proofErr w:type="spellEnd"/>
-            <w:r>
-              <w:rPr>
-                <w:sz w:val="24"/>
-                <w:szCs w:val="24"/>
-              </w:rPr>
-              <w:t>(bare=True)}}</w:t>
+              <w:t>{{users[0].address.on_one_line(bare=True)}}</w:t>
             </w:r>
           </w:p>
         </w:tc>

--- a/docassemble/PetitionForRuleToShowCauseFamily/data/templates/word_petition_rule_family.docx
+++ b/docassemble/PetitionForRuleToShowCauseFamily/data/templates/word_petition_rule_family.docx
@@ -15,8 +15,29 @@
         <w:t xml:space="preserve">IN THE CIRCUIT COURT OF </w:t>
       </w:r>
       <w:r>
-        <w:t>{{trial_court.address.county.upper()}}</w:t>
-      </w:r>
+        <w:t>{{</w:t>
+      </w:r>
+      <w:proofErr w:type="spellStart"/>
+      <w:r>
+        <w:t>trial_</w:t>
+      </w:r>
+      <w:proofErr w:type="gramStart"/>
+      <w:r>
+        <w:t>court.address</w:t>
+      </w:r>
+      <w:proofErr w:type="gramEnd"/>
+      <w:r>
+        <w:t>.</w:t>
+      </w:r>
+      <w:proofErr w:type="gramStart"/>
+      <w:r>
+        <w:t>county.upper</w:t>
+      </w:r>
+      <w:proofErr w:type="spellEnd"/>
+      <w:r>
+        <w:t>()}}</w:t>
+      </w:r>
+      <w:proofErr w:type="gramEnd"/>
       <w:r>
         <w:t xml:space="preserve"> COUNTY, ILLINOIS</w:t>
       </w:r>
@@ -77,27 +98,93 @@
                 <w:sz w:val="12"/>
                 <w:szCs w:val="12"/>
               </w:rPr>
-              <w:t>{% if in_re_check %}</w:t>
-            </w:r>
-            <w:r>
-              <w:rPr>
-                <w:b/>
-              </w:rPr>
-              <w:t xml:space="preserve">In re: </w:t>
-            </w:r>
-            <w:r>
-              <w:rPr>
-                <w:b/>
-              </w:rPr>
-              <w:t>{{in_re_label}}</w:t>
-            </w:r>
+              <w:t xml:space="preserve">{% if </w:t>
+            </w:r>
+            <w:proofErr w:type="spellStart"/>
             <w:r>
               <w:rPr>
                 <w:b/>
                 <w:sz w:val="12"/>
                 <w:szCs w:val="12"/>
               </w:rPr>
-              <w:t>{% endif %}</w:t>
+              <w:t>in_re_check</w:t>
+            </w:r>
+            <w:proofErr w:type="spellEnd"/>
+            <w:r>
+              <w:rPr>
+                <w:b/>
+                <w:sz w:val="12"/>
+                <w:szCs w:val="12"/>
+              </w:rPr>
+              <w:t xml:space="preserve"> </w:t>
+            </w:r>
+            <w:proofErr w:type="gramStart"/>
+            <w:r>
+              <w:rPr>
+                <w:b/>
+                <w:sz w:val="12"/>
+                <w:szCs w:val="12"/>
+              </w:rPr>
+              <w:t>%}</w:t>
+            </w:r>
+            <w:r>
+              <w:rPr>
+                <w:b/>
+              </w:rPr>
+              <w:t>In</w:t>
+            </w:r>
+            <w:proofErr w:type="gramEnd"/>
+            <w:r>
+              <w:rPr>
+                <w:b/>
+              </w:rPr>
+              <w:t xml:space="preserve"> </w:t>
+            </w:r>
+            <w:proofErr w:type="gramStart"/>
+            <w:r>
+              <w:rPr>
+                <w:b/>
+              </w:rPr>
+              <w:t xml:space="preserve">re: </w:t>
+            </w:r>
+            <w:r>
+              <w:rPr>
+                <w:b/>
+              </w:rPr>
+              <w:t>{{</w:t>
+            </w:r>
+            <w:proofErr w:type="spellStart"/>
+            <w:proofErr w:type="gramEnd"/>
+            <w:r>
+              <w:rPr>
+                <w:b/>
+              </w:rPr>
+              <w:t>in_re_label</w:t>
+            </w:r>
+            <w:proofErr w:type="spellEnd"/>
+            <w:proofErr w:type="gramStart"/>
+            <w:r>
+              <w:rPr>
+                <w:b/>
+              </w:rPr>
+              <w:t>}}</w:t>
+            </w:r>
+            <w:r>
+              <w:rPr>
+                <w:b/>
+                <w:sz w:val="12"/>
+                <w:szCs w:val="12"/>
+              </w:rPr>
+              <w:t>{</w:t>
+            </w:r>
+            <w:proofErr w:type="gramEnd"/>
+            <w:r>
+              <w:rPr>
+                <w:b/>
+                <w:sz w:val="12"/>
+                <w:szCs w:val="12"/>
+              </w:rPr>
+              <w:t>% endif %}</w:t>
             </w:r>
           </w:p>
         </w:tc>
@@ -258,7 +345,21 @@
               <w:rPr>
                 <w:b/>
               </w:rPr>
-              <w:t>{{case_number}}</w:t>
+              <w:t>{{</w:t>
+            </w:r>
+            <w:proofErr w:type="spellStart"/>
+            <w:r>
+              <w:rPr>
+                <w:b/>
+              </w:rPr>
+              <w:t>case_number</w:t>
+            </w:r>
+            <w:proofErr w:type="spellEnd"/>
+            <w:r>
+              <w:rPr>
+                <w:b/>
+              </w:rPr>
+              <w:t>}}</w:t>
             </w:r>
           </w:p>
         </w:tc>
@@ -304,7 +405,42 @@
               <w:rPr>
                 <w:b/>
               </w:rPr>
-              <w:t>{% if party_label == “plaintiff” or party_label == “petitioner” %</w:t>
+              <w:t xml:space="preserve">{% if </w:t>
+            </w:r>
+            <w:proofErr w:type="spellStart"/>
+            <w:r>
+              <w:rPr>
+                <w:b/>
+              </w:rPr>
+              <w:t>party_label</w:t>
+            </w:r>
+            <w:proofErr w:type="spellEnd"/>
+            <w:r>
+              <w:rPr>
+                <w:b/>
+              </w:rPr>
+              <w:t xml:space="preserve"> == “plaintiff” or </w:t>
+            </w:r>
+            <w:proofErr w:type="spellStart"/>
+            <w:r>
+              <w:rPr>
+                <w:b/>
+              </w:rPr>
+              <w:t>party_label</w:t>
+            </w:r>
+            <w:proofErr w:type="spellEnd"/>
+            <w:r>
+              <w:rPr>
+                <w:b/>
+              </w:rPr>
+              <w:t xml:space="preserve"> == “petitioner” </w:t>
+            </w:r>
+            <w:proofErr w:type="gramStart"/>
+            <w:r>
+              <w:rPr>
+                <w:b/>
+              </w:rPr>
+              <w:t>%</w:t>
             </w:r>
             <w:r>
               <w:rPr>
@@ -316,8 +452,44 @@
               <w:rPr>
                 <w:b/>
               </w:rPr>
-              <w:t>{{users[0].name_full()</w:t>
-            </w:r>
+              <w:t>{</w:t>
+            </w:r>
+            <w:proofErr w:type="gramEnd"/>
+            <w:r>
+              <w:rPr>
+                <w:b/>
+              </w:rPr>
+              <w:t>{users[0].</w:t>
+            </w:r>
+            <w:proofErr w:type="spellStart"/>
+            <w:r>
+              <w:rPr>
+                <w:b/>
+              </w:rPr>
+              <w:t>name_</w:t>
+            </w:r>
+            <w:proofErr w:type="gramStart"/>
+            <w:r>
+              <w:rPr>
+                <w:b/>
+              </w:rPr>
+              <w:t>full</w:t>
+            </w:r>
+            <w:proofErr w:type="spellEnd"/>
+            <w:r>
+              <w:rPr>
+                <w:b/>
+              </w:rPr>
+              <w:t>(</w:t>
+            </w:r>
+            <w:proofErr w:type="gramEnd"/>
+            <w:r>
+              <w:rPr>
+                <w:b/>
+              </w:rPr>
+              <w:t>)</w:t>
+            </w:r>
+            <w:proofErr w:type="gramStart"/>
             <w:r>
               <w:rPr>
                 <w:b/>
@@ -334,7 +506,21 @@
               <w:rPr>
                 <w:b/>
               </w:rPr>
-              <w:t>{% else %</w:t>
+              <w:t>{</w:t>
+            </w:r>
+            <w:proofErr w:type="gramEnd"/>
+            <w:r>
+              <w:rPr>
+                <w:b/>
+              </w:rPr>
+              <w:t xml:space="preserve">% else </w:t>
+            </w:r>
+            <w:proofErr w:type="gramStart"/>
+            <w:r>
+              <w:rPr>
+                <w:b/>
+              </w:rPr>
+              <w:t>%</w:t>
             </w:r>
             <w:r>
               <w:rPr>
@@ -346,7 +532,70 @@
               <w:rPr>
                 <w:b/>
               </w:rPr>
-              <w:t>{{other_parties[0].name_full()}}{% endif %}</w:t>
+              <w:t>{</w:t>
+            </w:r>
+            <w:proofErr w:type="gramEnd"/>
+            <w:r>
+              <w:rPr>
+                <w:b/>
+              </w:rPr>
+              <w:t>{</w:t>
+            </w:r>
+            <w:proofErr w:type="spellStart"/>
+            <w:r>
+              <w:rPr>
+                <w:b/>
+              </w:rPr>
+              <w:t>other_parties</w:t>
+            </w:r>
+            <w:proofErr w:type="spellEnd"/>
+            <w:r>
+              <w:rPr>
+                <w:b/>
+              </w:rPr>
+              <w:t>[0].</w:t>
+            </w:r>
+            <w:proofErr w:type="spellStart"/>
+            <w:r>
+              <w:rPr>
+                <w:b/>
+              </w:rPr>
+              <w:t>name_</w:t>
+            </w:r>
+            <w:proofErr w:type="gramStart"/>
+            <w:r>
+              <w:rPr>
+                <w:b/>
+              </w:rPr>
+              <w:t>full</w:t>
+            </w:r>
+            <w:proofErr w:type="spellEnd"/>
+            <w:r>
+              <w:rPr>
+                <w:b/>
+              </w:rPr>
+              <w:t>(</w:t>
+            </w:r>
+            <w:proofErr w:type="gramEnd"/>
+            <w:r>
+              <w:rPr>
+                <w:b/>
+              </w:rPr>
+              <w:t>)</w:t>
+            </w:r>
+            <w:proofErr w:type="gramStart"/>
+            <w:r>
+              <w:rPr>
+                <w:b/>
+              </w:rPr>
+              <w:t>}}{</w:t>
+            </w:r>
+            <w:proofErr w:type="gramEnd"/>
+            <w:r>
+              <w:rPr>
+                <w:b/>
+              </w:rPr>
+              <w:t>% endif %}</w:t>
             </w:r>
             <w:r>
               <w:rPr>
@@ -793,7 +1042,42 @@
               <w:rPr>
                 <w:b/>
               </w:rPr>
-              <w:t>{% if party_label == “defendant” or party_label == “respondent” %</w:t>
+              <w:t xml:space="preserve">{% if </w:t>
+            </w:r>
+            <w:proofErr w:type="spellStart"/>
+            <w:r>
+              <w:rPr>
+                <w:b/>
+              </w:rPr>
+              <w:t>party_label</w:t>
+            </w:r>
+            <w:proofErr w:type="spellEnd"/>
+            <w:r>
+              <w:rPr>
+                <w:b/>
+              </w:rPr>
+              <w:t xml:space="preserve"> == “defendant” or </w:t>
+            </w:r>
+            <w:proofErr w:type="spellStart"/>
+            <w:r>
+              <w:rPr>
+                <w:b/>
+              </w:rPr>
+              <w:t>party_label</w:t>
+            </w:r>
+            <w:proofErr w:type="spellEnd"/>
+            <w:r>
+              <w:rPr>
+                <w:b/>
+              </w:rPr>
+              <w:t xml:space="preserve"> == “respondent” </w:t>
+            </w:r>
+            <w:proofErr w:type="gramStart"/>
+            <w:r>
+              <w:rPr>
+                <w:b/>
+              </w:rPr>
+              <w:t>%</w:t>
             </w:r>
             <w:r>
               <w:rPr>
@@ -805,8 +1089,44 @@
               <w:rPr>
                 <w:b/>
               </w:rPr>
-              <w:t>{{users[0].name_full()</w:t>
-            </w:r>
+              <w:t>{</w:t>
+            </w:r>
+            <w:proofErr w:type="gramEnd"/>
+            <w:r>
+              <w:rPr>
+                <w:b/>
+              </w:rPr>
+              <w:t>{users[0].</w:t>
+            </w:r>
+            <w:proofErr w:type="spellStart"/>
+            <w:r>
+              <w:rPr>
+                <w:b/>
+              </w:rPr>
+              <w:t>name_</w:t>
+            </w:r>
+            <w:proofErr w:type="gramStart"/>
+            <w:r>
+              <w:rPr>
+                <w:b/>
+              </w:rPr>
+              <w:t>full</w:t>
+            </w:r>
+            <w:proofErr w:type="spellEnd"/>
+            <w:r>
+              <w:rPr>
+                <w:b/>
+              </w:rPr>
+              <w:t>(</w:t>
+            </w:r>
+            <w:proofErr w:type="gramEnd"/>
+            <w:r>
+              <w:rPr>
+                <w:b/>
+              </w:rPr>
+              <w:t>)</w:t>
+            </w:r>
+            <w:proofErr w:type="gramStart"/>
             <w:r>
               <w:rPr>
                 <w:b/>
@@ -823,7 +1143,21 @@
               <w:rPr>
                 <w:b/>
               </w:rPr>
-              <w:t>{% else %</w:t>
+              <w:t>{</w:t>
+            </w:r>
+            <w:proofErr w:type="gramEnd"/>
+            <w:r>
+              <w:rPr>
+                <w:b/>
+              </w:rPr>
+              <w:t xml:space="preserve">% else </w:t>
+            </w:r>
+            <w:proofErr w:type="gramStart"/>
+            <w:r>
+              <w:rPr>
+                <w:b/>
+              </w:rPr>
+              <w:t>%</w:t>
             </w:r>
             <w:r>
               <w:rPr>
@@ -835,7 +1169,70 @@
               <w:rPr>
                 <w:b/>
               </w:rPr>
-              <w:t>{{other_parties[0].name_full()}}{% endif %}</w:t>
+              <w:t>{</w:t>
+            </w:r>
+            <w:proofErr w:type="gramEnd"/>
+            <w:r>
+              <w:rPr>
+                <w:b/>
+              </w:rPr>
+              <w:t>{</w:t>
+            </w:r>
+            <w:proofErr w:type="spellStart"/>
+            <w:r>
+              <w:rPr>
+                <w:b/>
+              </w:rPr>
+              <w:t>other_parties</w:t>
+            </w:r>
+            <w:proofErr w:type="spellEnd"/>
+            <w:r>
+              <w:rPr>
+                <w:b/>
+              </w:rPr>
+              <w:t>[0].</w:t>
+            </w:r>
+            <w:proofErr w:type="spellStart"/>
+            <w:r>
+              <w:rPr>
+                <w:b/>
+              </w:rPr>
+              <w:t>name_</w:t>
+            </w:r>
+            <w:proofErr w:type="gramStart"/>
+            <w:r>
+              <w:rPr>
+                <w:b/>
+              </w:rPr>
+              <w:t>full</w:t>
+            </w:r>
+            <w:proofErr w:type="spellEnd"/>
+            <w:r>
+              <w:rPr>
+                <w:b/>
+              </w:rPr>
+              <w:t>(</w:t>
+            </w:r>
+            <w:proofErr w:type="gramEnd"/>
+            <w:r>
+              <w:rPr>
+                <w:b/>
+              </w:rPr>
+              <w:t>)</w:t>
+            </w:r>
+            <w:proofErr w:type="gramStart"/>
+            <w:r>
+              <w:rPr>
+                <w:b/>
+              </w:rPr>
+              <w:t>}}{</w:t>
+            </w:r>
+            <w:proofErr w:type="gramEnd"/>
+            <w:r>
+              <w:rPr>
+                <w:b/>
+              </w:rPr>
+              <w:t>% endif %}</w:t>
             </w:r>
             <w:r>
               <w:rPr>
@@ -902,7 +1299,21 @@
               <w:rPr>
                 <w:b/>
               </w:rPr>
-              <w:t>{{ivd_number}}</w:t>
+              <w:t>{{</w:t>
+            </w:r>
+            <w:proofErr w:type="spellStart"/>
+            <w:r>
+              <w:rPr>
+                <w:b/>
+              </w:rPr>
+              <w:t>ivd_number</w:t>
+            </w:r>
+            <w:proofErr w:type="spellEnd"/>
+            <w:r>
+              <w:rPr>
+                <w:b/>
+              </w:rPr>
+              <w:t>}}</w:t>
             </w:r>
           </w:p>
         </w:tc>
@@ -1108,12 +1519,19 @@
         <w:rPr>
           <w:b/>
         </w:rPr>
-        <w:t>{% if v</w:t>
-      </w:r>
+        <w:t xml:space="preserve">{% if </w:t>
+      </w:r>
+      <w:proofErr w:type="spellStart"/>
       <w:r>
         <w:rPr>
           <w:b/>
         </w:rPr>
+        <w:t>v</w:t>
+      </w:r>
+      <w:r>
+        <w:rPr>
+          <w:b/>
+        </w:rPr>
         <w:t>i</w:t>
       </w:r>
       <w:r>
@@ -1126,7 +1544,14 @@
         <w:rPr>
           <w:b/>
         </w:rPr>
-        <w:t>_type == “child”</w:t>
+        <w:t>_type</w:t>
+      </w:r>
+      <w:proofErr w:type="spellEnd"/>
+      <w:r>
+        <w:rPr>
+          <w:b/>
+        </w:rPr>
+        <w:t xml:space="preserve"> == “child”</w:t>
       </w:r>
       <w:r>
         <w:rPr>
@@ -1153,13 +1578,29 @@
         <w:t xml:space="preserve"> </w:t>
       </w:r>
       <w:r>
-        <w:t>{{capitalize(party_label)}}</w:t>
+        <w:t>{{capitalize(</w:t>
+      </w:r>
+      <w:proofErr w:type="spellStart"/>
+      <w:r>
+        <w:t>party_label</w:t>
+      </w:r>
+      <w:proofErr w:type="spellEnd"/>
+      <w:r>
+        <w:t>)}}</w:t>
       </w:r>
       <w:r>
         <w:t xml:space="preserve">, </w:t>
       </w:r>
       <w:r>
-        <w:t>{{users[0].name_full()}}</w:t>
+        <w:t>{{users[0].</w:t>
+      </w:r>
+      <w:proofErr w:type="spellStart"/>
+      <w:r>
+        <w:t>name_full</w:t>
+      </w:r>
+      <w:proofErr w:type="spellEnd"/>
+      <w:r>
+        <w:t>()}}</w:t>
       </w:r>
       <w:r>
         <w:t xml:space="preserve">, </w:t>
@@ -1171,7 +1612,15 @@
         <w:t xml:space="preserve">and moves this Court to issue a Rule to Show Cause against </w:t>
       </w:r>
       <w:r>
-        <w:t>{{opponent_label}}</w:t>
+        <w:t>{{</w:t>
+      </w:r>
+      <w:proofErr w:type="spellStart"/>
+      <w:r>
+        <w:t>opponent_label</w:t>
+      </w:r>
+      <w:proofErr w:type="spellEnd"/>
+      <w:r>
+        <w:t>}}</w:t>
       </w:r>
       <w:r>
         <w:t>,</w:t>
@@ -1180,17 +1629,51 @@
         <w:t xml:space="preserve"> </w:t>
       </w:r>
       <w:r>
-        <w:t>{{other_parties[0].name_full</w:t>
-      </w:r>
+        <w:t>{{</w:t>
+      </w:r>
+      <w:proofErr w:type="spellStart"/>
+      <w:r>
+        <w:t>other_parties</w:t>
+      </w:r>
+      <w:proofErr w:type="spellEnd"/>
+      <w:r>
+        <w:t>[0].</w:t>
+      </w:r>
+      <w:proofErr w:type="spellStart"/>
+      <w:r>
+        <w:t>name_full</w:t>
+      </w:r>
+      <w:proofErr w:type="spellEnd"/>
       <w:r>
         <w:t>(</w:t>
       </w:r>
       <w:r>
-        <w:t xml:space="preserve">)}}, as to why they should not be held in Indirect Civil Contempt of Court for their refusal to pay child support and/or other child-related expenses pursuant this Court's order. In support of this Petition, </w:t>
-      </w:r>
-      <w:r>
-        <w:t>{{capitalize(party_label)}}</w:t>
-      </w:r>
+        <w:t xml:space="preserve">)}}, as to why they should not be held in Indirect Civil Contempt of Court for their refusal to pay child support and/or other child-related expenses pursuant this Court's order. In support of this </w:t>
+      </w:r>
+      <w:proofErr w:type="gramStart"/>
+      <w:r>
+        <w:t xml:space="preserve">Petition, </w:t>
+      </w:r>
+      <w:r>
+        <w:t>{{</w:t>
+      </w:r>
+      <w:proofErr w:type="gramEnd"/>
+      <w:r>
+        <w:t>capitalize(</w:t>
+      </w:r>
+      <w:proofErr w:type="spellStart"/>
+      <w:r>
+        <w:t>party_</w:t>
+      </w:r>
+      <w:proofErr w:type="gramStart"/>
+      <w:r>
+        <w:t>label</w:t>
+      </w:r>
+      <w:proofErr w:type="spellEnd"/>
+      <w:r>
+        <w:t>)}}</w:t>
+      </w:r>
+      <w:proofErr w:type="gramEnd"/>
       <w:r>
         <w:t xml:space="preserve"> states as follows:</w:t>
       </w:r>
@@ -1226,45 +1709,241 @@
           <w:sz w:val="24"/>
           <w:szCs w:val="24"/>
         </w:rPr>
-        <w:t>{% if case_type == “Other” %}{{</w:t>
+        <w:t xml:space="preserve">{% if </w:t>
+      </w:r>
+      <w:proofErr w:type="spellStart"/>
+      <w:r>
+        <w:rPr>
+          <w:sz w:val="24"/>
+          <w:szCs w:val="24"/>
+        </w:rPr>
+        <w:t>case_type</w:t>
+      </w:r>
+      <w:proofErr w:type="spellEnd"/>
+      <w:r>
+        <w:rPr>
+          <w:sz w:val="24"/>
+          <w:szCs w:val="24"/>
+        </w:rPr>
+        <w:t xml:space="preserve"> == “Other” </w:t>
+      </w:r>
+      <w:proofErr w:type="gramStart"/>
+      <w:r>
+        <w:rPr>
+          <w:sz w:val="24"/>
+          <w:szCs w:val="24"/>
+        </w:rPr>
+        <w:t>%}{{</w:t>
       </w:r>
       <w:r>
         <w:t xml:space="preserve"> </w:t>
       </w:r>
-      <w:r>
-        <w:rPr>
-          <w:sz w:val="24"/>
-          <w:szCs w:val="24"/>
-        </w:rPr>
-        <w:t>other_case_type</w:t>
-      </w:r>
-      <w:r>
-        <w:rPr>
-          <w:sz w:val="24"/>
-          <w:szCs w:val="24"/>
-        </w:rPr>
-        <w:t>}}{% else %}</w:t>
-      </w:r>
-      <w:r>
-        <w:rPr>
-          <w:sz w:val="24"/>
-          <w:szCs w:val="24"/>
-        </w:rPr>
-        <w:t>{{case_type}}</w:t>
-      </w:r>
-      <w:r>
-        <w:rPr>
-          <w:sz w:val="24"/>
-          <w:szCs w:val="24"/>
-        </w:rPr>
-        <w:t>{% endif %}</w:t>
-      </w:r>
-      <w:r>
-        <w:rPr>
-          <w:sz w:val="24"/>
-          <w:szCs w:val="24"/>
-        </w:rPr>
-        <w:t xml:space="preserve"> on {{filing_date}}. {% if case_completed %}A final judgment was entered in said action on {{final_order_date}}.{% else %}Said action is pending and unresolved before this court.{% endif %}</w:t>
+      <w:proofErr w:type="spellStart"/>
+      <w:r>
+        <w:rPr>
+          <w:sz w:val="24"/>
+          <w:szCs w:val="24"/>
+        </w:rPr>
+        <w:t>other</w:t>
+      </w:r>
+      <w:proofErr w:type="gramEnd"/>
+      <w:r>
+        <w:rPr>
+          <w:sz w:val="24"/>
+          <w:szCs w:val="24"/>
+        </w:rPr>
+        <w:t>_case_type</w:t>
+      </w:r>
+      <w:proofErr w:type="spellEnd"/>
+      <w:proofErr w:type="gramStart"/>
+      <w:r>
+        <w:rPr>
+          <w:sz w:val="24"/>
+          <w:szCs w:val="24"/>
+        </w:rPr>
+        <w:t>}}{</w:t>
+      </w:r>
+      <w:proofErr w:type="gramEnd"/>
+      <w:r>
+        <w:rPr>
+          <w:sz w:val="24"/>
+          <w:szCs w:val="24"/>
+        </w:rPr>
+        <w:t xml:space="preserve">% else </w:t>
+      </w:r>
+      <w:proofErr w:type="gramStart"/>
+      <w:r>
+        <w:rPr>
+          <w:sz w:val="24"/>
+          <w:szCs w:val="24"/>
+        </w:rPr>
+        <w:t>%}</w:t>
+      </w:r>
+      <w:r>
+        <w:rPr>
+          <w:sz w:val="24"/>
+          <w:szCs w:val="24"/>
+        </w:rPr>
+        <w:t>{</w:t>
+      </w:r>
+      <w:proofErr w:type="gramEnd"/>
+      <w:r>
+        <w:rPr>
+          <w:sz w:val="24"/>
+          <w:szCs w:val="24"/>
+        </w:rPr>
+        <w:t>{</w:t>
+      </w:r>
+      <w:proofErr w:type="spellStart"/>
+      <w:r>
+        <w:rPr>
+          <w:sz w:val="24"/>
+          <w:szCs w:val="24"/>
+        </w:rPr>
+        <w:t>case_type</w:t>
+      </w:r>
+      <w:proofErr w:type="spellEnd"/>
+      <w:proofErr w:type="gramStart"/>
+      <w:r>
+        <w:rPr>
+          <w:sz w:val="24"/>
+          <w:szCs w:val="24"/>
+        </w:rPr>
+        <w:t>}}</w:t>
+      </w:r>
+      <w:r>
+        <w:rPr>
+          <w:sz w:val="24"/>
+          <w:szCs w:val="24"/>
+        </w:rPr>
+        <w:t>{</w:t>
+      </w:r>
+      <w:proofErr w:type="gramEnd"/>
+      <w:r>
+        <w:rPr>
+          <w:sz w:val="24"/>
+          <w:szCs w:val="24"/>
+        </w:rPr>
+        <w:t>% endif %}</w:t>
+      </w:r>
+      <w:r>
+        <w:rPr>
+          <w:sz w:val="24"/>
+          <w:szCs w:val="24"/>
+        </w:rPr>
+        <w:t xml:space="preserve"> on {{</w:t>
+      </w:r>
+      <w:proofErr w:type="spellStart"/>
+      <w:r>
+        <w:rPr>
+          <w:sz w:val="24"/>
+          <w:szCs w:val="24"/>
+        </w:rPr>
+        <w:t>filing_date</w:t>
+      </w:r>
+      <w:proofErr w:type="spellEnd"/>
+      <w:r>
+        <w:rPr>
+          <w:sz w:val="24"/>
+          <w:szCs w:val="24"/>
+        </w:rPr>
+        <w:t xml:space="preserve">}}. {% if </w:t>
+      </w:r>
+      <w:proofErr w:type="spellStart"/>
+      <w:r>
+        <w:rPr>
+          <w:sz w:val="24"/>
+          <w:szCs w:val="24"/>
+        </w:rPr>
+        <w:t>case_completed</w:t>
+      </w:r>
+      <w:proofErr w:type="spellEnd"/>
+      <w:r>
+        <w:rPr>
+          <w:sz w:val="24"/>
+          <w:szCs w:val="24"/>
+        </w:rPr>
+        <w:t xml:space="preserve"> </w:t>
+      </w:r>
+      <w:proofErr w:type="gramStart"/>
+      <w:r>
+        <w:rPr>
+          <w:sz w:val="24"/>
+          <w:szCs w:val="24"/>
+        </w:rPr>
+        <w:t>%}A</w:t>
+      </w:r>
+      <w:proofErr w:type="gramEnd"/>
+      <w:r>
+        <w:rPr>
+          <w:sz w:val="24"/>
+          <w:szCs w:val="24"/>
+        </w:rPr>
+        <w:t xml:space="preserve"> final judgment was entered in said action on {{</w:t>
+      </w:r>
+      <w:proofErr w:type="spellStart"/>
+      <w:r>
+        <w:rPr>
+          <w:sz w:val="24"/>
+          <w:szCs w:val="24"/>
+        </w:rPr>
+        <w:t>final_order_date</w:t>
+      </w:r>
+      <w:proofErr w:type="spellEnd"/>
+      <w:r>
+        <w:rPr>
+          <w:sz w:val="24"/>
+          <w:szCs w:val="24"/>
+        </w:rPr>
+        <w:t>}</w:t>
+      </w:r>
+      <w:proofErr w:type="gramStart"/>
+      <w:r>
+        <w:rPr>
+          <w:sz w:val="24"/>
+          <w:szCs w:val="24"/>
+        </w:rPr>
+        <w:t>}.{</w:t>
+      </w:r>
+      <w:proofErr w:type="gramEnd"/>
+      <w:r>
+        <w:rPr>
+          <w:sz w:val="24"/>
+          <w:szCs w:val="24"/>
+        </w:rPr>
+        <w:t xml:space="preserve">% else </w:t>
+      </w:r>
+      <w:proofErr w:type="gramStart"/>
+      <w:r>
+        <w:rPr>
+          <w:sz w:val="24"/>
+          <w:szCs w:val="24"/>
+        </w:rPr>
+        <w:t>%}Said</w:t>
+      </w:r>
+      <w:proofErr w:type="gramEnd"/>
+      <w:r>
+        <w:rPr>
+          <w:sz w:val="24"/>
+          <w:szCs w:val="24"/>
+        </w:rPr>
+        <w:t xml:space="preserve"> action is pending and unresolved before this </w:t>
+      </w:r>
+      <w:proofErr w:type="gramStart"/>
+      <w:r>
+        <w:rPr>
+          <w:sz w:val="24"/>
+          <w:szCs w:val="24"/>
+        </w:rPr>
+        <w:t>court.{</w:t>
+      </w:r>
+      <w:proofErr w:type="gramEnd"/>
+      <w:r>
+        <w:rPr>
+          <w:sz w:val="24"/>
+          <w:szCs w:val="24"/>
+        </w:rPr>
+        <w:t>% endif %}</w:t>
       </w:r>
     </w:p>
     <w:p>
@@ -1291,7 +1970,23 @@
           <w:sz w:val="24"/>
           <w:szCs w:val="24"/>
         </w:rPr>
-        <w:t>{% if children.number_gathered() &gt; 1 %}{{</w:t>
+        <w:t xml:space="preserve">{% if </w:t>
+      </w:r>
+      <w:proofErr w:type="spellStart"/>
+      <w:r>
+        <w:rPr>
+          <w:sz w:val="24"/>
+          <w:szCs w:val="24"/>
+        </w:rPr>
+        <w:t>children.number_gathered</w:t>
+      </w:r>
+      <w:proofErr w:type="spellEnd"/>
+      <w:r>
+        <w:rPr>
+          <w:sz w:val="24"/>
+          <w:szCs w:val="24"/>
+        </w:rPr>
+        <w:t>() &gt; 1 %}{{</w:t>
       </w:r>
       <w:r>
         <w:rPr>
@@ -1300,19 +1995,37 @@
         </w:rPr>
         <w:t>capitalize(</w:t>
       </w:r>
-      <w:r>
-        <w:rPr>
-          <w:sz w:val="24"/>
-          <w:szCs w:val="24"/>
-        </w:rPr>
-        <w:t>nice_number(</w:t>
-      </w:r>
-      <w:r>
-        <w:rPr>
-          <w:sz w:val="24"/>
-          <w:szCs w:val="24"/>
-        </w:rPr>
-        <w:t>children.number_gathered()</w:t>
+      <w:proofErr w:type="spellStart"/>
+      <w:r>
+        <w:rPr>
+          <w:sz w:val="24"/>
+          <w:szCs w:val="24"/>
+        </w:rPr>
+        <w:t>nice_number</w:t>
+      </w:r>
+      <w:proofErr w:type="spellEnd"/>
+      <w:r>
+        <w:rPr>
+          <w:sz w:val="24"/>
+          <w:szCs w:val="24"/>
+        </w:rPr>
+        <w:t>(</w:t>
+      </w:r>
+      <w:proofErr w:type="spellStart"/>
+      <w:r>
+        <w:rPr>
+          <w:sz w:val="24"/>
+          <w:szCs w:val="24"/>
+        </w:rPr>
+        <w:t>children.number_gathered</w:t>
+      </w:r>
+      <w:proofErr w:type="spellEnd"/>
+      <w:r>
+        <w:rPr>
+          <w:sz w:val="24"/>
+          <w:szCs w:val="24"/>
+        </w:rPr>
+        <w:t>()</w:t>
       </w:r>
       <w:r>
         <w:rPr>
@@ -1321,6 +2034,7 @@
         </w:rPr>
         <w:t xml:space="preserve">, </w:t>
       </w:r>
+      <w:proofErr w:type="spellStart"/>
       <w:r>
         <w:rPr>
           <w:sz w:val="24"/>
@@ -1328,6 +2042,7 @@
         </w:rPr>
         <w:t>use_word</w:t>
       </w:r>
+      <w:proofErr w:type="spellEnd"/>
       <w:r>
         <w:rPr>
           <w:sz w:val="24"/>
@@ -1361,8 +2076,41 @@
           <w:sz w:val="24"/>
           <w:szCs w:val="24"/>
         </w:rPr>
-        <w:t xml:space="preserve"> ({{nice_number(children.number_gathered(),</w:t>
-      </w:r>
+        <w:t xml:space="preserve"> ({{</w:t>
+      </w:r>
+      <w:proofErr w:type="spellStart"/>
+      <w:r>
+        <w:rPr>
+          <w:sz w:val="24"/>
+          <w:szCs w:val="24"/>
+        </w:rPr>
+        <w:t>nice_number</w:t>
+      </w:r>
+      <w:proofErr w:type="spellEnd"/>
+      <w:r>
+        <w:rPr>
+          <w:sz w:val="24"/>
+          <w:szCs w:val="24"/>
+        </w:rPr>
+        <w:t>(</w:t>
+      </w:r>
+      <w:proofErr w:type="spellStart"/>
+      <w:r>
+        <w:rPr>
+          <w:sz w:val="24"/>
+          <w:szCs w:val="24"/>
+        </w:rPr>
+        <w:t>children.number_gathered</w:t>
+      </w:r>
+      <w:proofErr w:type="spellEnd"/>
+      <w:r>
+        <w:rPr>
+          <w:sz w:val="24"/>
+          <w:szCs w:val="24"/>
+        </w:rPr>
+        <w:t>(),</w:t>
+      </w:r>
+      <w:proofErr w:type="spellStart"/>
       <w:r>
         <w:rPr>
           <w:sz w:val="24"/>
@@ -1370,6 +2118,7 @@
         </w:rPr>
         <w:t>use_word</w:t>
       </w:r>
+      <w:proofErr w:type="spellEnd"/>
       <w:r>
         <w:rPr>
           <w:sz w:val="24"/>
@@ -1468,22 +2217,72 @@
           <w:sz w:val="24"/>
           <w:szCs w:val="24"/>
         </w:rPr>
-        <w:t>{{name_with_age(child</w:t>
-      </w:r>
-      <w:r>
-        <w:rPr>
-          <w:sz w:val="24"/>
-          <w:szCs w:val="24"/>
-        </w:rPr>
-        <w:t>)}}.</w:t>
-      </w:r>
-      <w:r>
-        <w:rPr>
-          <w:sz w:val="24"/>
-          <w:szCs w:val="24"/>
-        </w:rPr>
-        <w:t>{% endfor %}</w:t>
-      </w:r>
+        <w:t>{{</w:t>
+      </w:r>
+      <w:proofErr w:type="spellStart"/>
+      <w:r>
+        <w:rPr>
+          <w:sz w:val="24"/>
+          <w:szCs w:val="24"/>
+        </w:rPr>
+        <w:t>name_with_age</w:t>
+      </w:r>
+      <w:proofErr w:type="spellEnd"/>
+      <w:r>
+        <w:rPr>
+          <w:sz w:val="24"/>
+          <w:szCs w:val="24"/>
+        </w:rPr>
+        <w:t>(child</w:t>
+      </w:r>
+      <w:r>
+        <w:rPr>
+          <w:sz w:val="24"/>
+          <w:szCs w:val="24"/>
+        </w:rPr>
+        <w:t>)}</w:t>
+      </w:r>
+      <w:proofErr w:type="gramStart"/>
+      <w:r>
+        <w:rPr>
+          <w:sz w:val="24"/>
+          <w:szCs w:val="24"/>
+        </w:rPr>
+        <w:t>}.</w:t>
+      </w:r>
+      <w:r>
+        <w:rPr>
+          <w:sz w:val="24"/>
+          <w:szCs w:val="24"/>
+        </w:rPr>
+        <w:t>{</w:t>
+      </w:r>
+      <w:proofErr w:type="gramEnd"/>
+      <w:r>
+        <w:rPr>
+          <w:sz w:val="24"/>
+          <w:szCs w:val="24"/>
+        </w:rPr>
+        <w:t xml:space="preserve">% </w:t>
+      </w:r>
+      <w:proofErr w:type="spellStart"/>
+      <w:proofErr w:type="gramStart"/>
+      <w:r>
+        <w:rPr>
+          <w:sz w:val="24"/>
+          <w:szCs w:val="24"/>
+        </w:rPr>
+        <w:t>endfor</w:t>
+      </w:r>
+      <w:proofErr w:type="spellEnd"/>
+      <w:r>
+        <w:rPr>
+          <w:sz w:val="24"/>
+          <w:szCs w:val="24"/>
+        </w:rPr>
+        <w:t xml:space="preserve"> %}</w:t>
+      </w:r>
+      <w:proofErr w:type="gramEnd"/>
     </w:p>
     <w:p>
       <w:pPr>
@@ -1509,7 +2308,80 @@
           <w:sz w:val="24"/>
           <w:szCs w:val="24"/>
         </w:rPr>
-        <w:t>On {{child_support_order_date}}, {{other_parties[0].name_full()}} was ordered to pay child support in the amount of {{</w:t>
+        <w:t>On {{</w:t>
+      </w:r>
+      <w:proofErr w:type="spellStart"/>
+      <w:r>
+        <w:rPr>
+          <w:sz w:val="24"/>
+          <w:szCs w:val="24"/>
+        </w:rPr>
+        <w:t>child_support_order_</w:t>
+      </w:r>
+      <w:proofErr w:type="gramStart"/>
+      <w:r>
+        <w:rPr>
+          <w:sz w:val="24"/>
+          <w:szCs w:val="24"/>
+        </w:rPr>
+        <w:t>date</w:t>
+      </w:r>
+      <w:proofErr w:type="spellEnd"/>
+      <w:r>
+        <w:rPr>
+          <w:sz w:val="24"/>
+          <w:szCs w:val="24"/>
+        </w:rPr>
+        <w:t>}}, {{</w:t>
+      </w:r>
+      <w:proofErr w:type="spellStart"/>
+      <w:proofErr w:type="gramEnd"/>
+      <w:r>
+        <w:rPr>
+          <w:sz w:val="24"/>
+          <w:szCs w:val="24"/>
+        </w:rPr>
+        <w:t>other_parties</w:t>
+      </w:r>
+      <w:proofErr w:type="spellEnd"/>
+      <w:r>
+        <w:rPr>
+          <w:sz w:val="24"/>
+          <w:szCs w:val="24"/>
+        </w:rPr>
+        <w:t>[0].</w:t>
+      </w:r>
+      <w:proofErr w:type="spellStart"/>
+      <w:r>
+        <w:rPr>
+          <w:sz w:val="24"/>
+          <w:szCs w:val="24"/>
+        </w:rPr>
+        <w:t>name_</w:t>
+      </w:r>
+      <w:proofErr w:type="gramStart"/>
+      <w:r>
+        <w:rPr>
+          <w:sz w:val="24"/>
+          <w:szCs w:val="24"/>
+        </w:rPr>
+        <w:t>full</w:t>
+      </w:r>
+      <w:proofErr w:type="spellEnd"/>
+      <w:r>
+        <w:rPr>
+          <w:sz w:val="24"/>
+          <w:szCs w:val="24"/>
+        </w:rPr>
+        <w:t>(</w:t>
+      </w:r>
+      <w:proofErr w:type="gramEnd"/>
+      <w:r>
+        <w:rPr>
+          <w:sz w:val="24"/>
+          <w:szCs w:val="24"/>
+        </w:rPr>
+        <w:t>)}} was ordered to pay child support in the amount of {{</w:t>
       </w:r>
       <w:r>
         <w:rPr>
@@ -1518,13 +2390,23 @@
         </w:rPr>
         <w:t>currency(</w:t>
       </w:r>
-      <w:r>
-        <w:rPr>
-          <w:sz w:val="24"/>
-          <w:szCs w:val="24"/>
-        </w:rPr>
-        <w:t>child_support_amount</w:t>
-      </w:r>
+      <w:proofErr w:type="spellStart"/>
+      <w:r>
+        <w:rPr>
+          <w:sz w:val="24"/>
+          <w:szCs w:val="24"/>
+        </w:rPr>
+        <w:t>child_support_</w:t>
+      </w:r>
+      <w:proofErr w:type="gramStart"/>
+      <w:r>
+        <w:rPr>
+          <w:sz w:val="24"/>
+          <w:szCs w:val="24"/>
+        </w:rPr>
+        <w:t>amount</w:t>
+      </w:r>
+      <w:proofErr w:type="spellEnd"/>
       <w:r>
         <w:rPr>
           <w:sz w:val="24"/>
@@ -1537,21 +2419,54 @@
           <w:sz w:val="24"/>
           <w:szCs w:val="24"/>
         </w:rPr>
-        <w:t>}} {{child_support_freq</w:t>
-      </w:r>
-      <w:r>
-        <w:rPr>
-          <w:sz w:val="24"/>
-          <w:szCs w:val="24"/>
-        </w:rPr>
-        <w:t>.lower()</w:t>
-      </w:r>
-      <w:r>
-        <w:rPr>
-          <w:sz w:val="24"/>
-          <w:szCs w:val="24"/>
-        </w:rPr>
-        <w:t>}}. See Uniform Order</w:t>
+        <w:t>}} {{</w:t>
+      </w:r>
+      <w:proofErr w:type="spellStart"/>
+      <w:proofErr w:type="gramEnd"/>
+      <w:r>
+        <w:rPr>
+          <w:sz w:val="24"/>
+          <w:szCs w:val="24"/>
+        </w:rPr>
+        <w:t>child_support_</w:t>
+      </w:r>
+      <w:proofErr w:type="gramStart"/>
+      <w:r>
+        <w:rPr>
+          <w:sz w:val="24"/>
+          <w:szCs w:val="24"/>
+        </w:rPr>
+        <w:t>freq</w:t>
+      </w:r>
+      <w:r>
+        <w:rPr>
+          <w:sz w:val="24"/>
+          <w:szCs w:val="24"/>
+        </w:rPr>
+        <w:t>.lower</w:t>
+      </w:r>
+      <w:proofErr w:type="spellEnd"/>
+      <w:r>
+        <w:rPr>
+          <w:sz w:val="24"/>
+          <w:szCs w:val="24"/>
+        </w:rPr>
+        <w:t>()</w:t>
+      </w:r>
+      <w:r>
+        <w:rPr>
+          <w:sz w:val="24"/>
+          <w:szCs w:val="24"/>
+        </w:rPr>
+        <w:t>}}</w:t>
+      </w:r>
+      <w:proofErr w:type="gramEnd"/>
+      <w:r>
+        <w:rPr>
+          <w:sz w:val="24"/>
+          <w:szCs w:val="24"/>
+        </w:rPr>
+        <w:t>. See Uniform Order</w:t>
       </w:r>
       <w:r>
         <w:rPr>
@@ -1592,21 +2507,113 @@
           <w:sz w:val="24"/>
           <w:szCs w:val="24"/>
         </w:rPr>
-        <w:t xml:space="preserve">As of the date of filing of this pleading, {{users[0].name_full()}} has not received </w:t>
-      </w:r>
-      <w:r>
-        <w:rPr>
-          <w:sz w:val="24"/>
-          <w:szCs w:val="24"/>
-        </w:rPr>
-        <w:t>{% if child_support_never_paid %}any child support payments{% else %}</w:t>
-      </w:r>
-      <w:r>
-        <w:rPr>
-          <w:sz w:val="24"/>
-          <w:szCs w:val="24"/>
-        </w:rPr>
-        <w:t>a child support payment since {{child_support_last_payment_date}}</w:t>
+        <w:t>As of the date of filing of this pleading, {{users[0].</w:t>
+      </w:r>
+      <w:proofErr w:type="spellStart"/>
+      <w:r>
+        <w:rPr>
+          <w:sz w:val="24"/>
+          <w:szCs w:val="24"/>
+        </w:rPr>
+        <w:t>name_full</w:t>
+      </w:r>
+      <w:proofErr w:type="spellEnd"/>
+      <w:r>
+        <w:rPr>
+          <w:sz w:val="24"/>
+          <w:szCs w:val="24"/>
+        </w:rPr>
+        <w:t xml:space="preserve">()}} has not received </w:t>
+      </w:r>
+      <w:r>
+        <w:rPr>
+          <w:sz w:val="24"/>
+          <w:szCs w:val="24"/>
+        </w:rPr>
+        <w:t xml:space="preserve">{% if </w:t>
+      </w:r>
+      <w:proofErr w:type="spellStart"/>
+      <w:r>
+        <w:rPr>
+          <w:sz w:val="24"/>
+          <w:szCs w:val="24"/>
+        </w:rPr>
+        <w:t>child_support_never_paid</w:t>
+      </w:r>
+      <w:proofErr w:type="spellEnd"/>
+      <w:r>
+        <w:rPr>
+          <w:sz w:val="24"/>
+          <w:szCs w:val="24"/>
+        </w:rPr>
+        <w:t xml:space="preserve"> %}</w:t>
+      </w:r>
+      <w:r>
+        <w:rPr>
+          <w:sz w:val="24"/>
+          <w:szCs w:val="24"/>
+        </w:rPr>
+        <w:t>the</w:t>
+      </w:r>
+      <w:r>
+        <w:rPr>
+          <w:sz w:val="24"/>
+          <w:szCs w:val="24"/>
+        </w:rPr>
+        <w:t xml:space="preserve"> child support payments</w:t>
+      </w:r>
+      <w:r>
+        <w:rPr>
+          <w:sz w:val="24"/>
+          <w:szCs w:val="24"/>
+        </w:rPr>
+        <w:t xml:space="preserve"> ordered on {{</w:t>
+      </w:r>
+      <w:proofErr w:type="spellStart"/>
+      <w:r>
+        <w:rPr>
+          <w:sz w:val="24"/>
+          <w:szCs w:val="24"/>
+        </w:rPr>
+        <w:t>child_support_order_date</w:t>
+      </w:r>
+      <w:proofErr w:type="spellEnd"/>
+      <w:r>
+        <w:rPr>
+          <w:sz w:val="24"/>
+          <w:szCs w:val="24"/>
+        </w:rPr>
+        <w:t>}}</w:t>
+      </w:r>
+      <w:r>
+        <w:rPr>
+          <w:sz w:val="24"/>
+          <w:szCs w:val="24"/>
+        </w:rPr>
+        <w:t>{% else %}</w:t>
+      </w:r>
+      <w:r>
+        <w:rPr>
+          <w:sz w:val="24"/>
+          <w:szCs w:val="24"/>
+        </w:rPr>
+        <w:t>a child support payment since {{</w:t>
+      </w:r>
+      <w:proofErr w:type="spellStart"/>
+      <w:r>
+        <w:rPr>
+          <w:sz w:val="24"/>
+          <w:szCs w:val="24"/>
+        </w:rPr>
+        <w:t>child_support_last_payment_date</w:t>
+      </w:r>
+      <w:proofErr w:type="spellEnd"/>
+      <w:r>
+        <w:rPr>
+          <w:sz w:val="24"/>
+          <w:szCs w:val="24"/>
+        </w:rPr>
+        <w:t>}}</w:t>
       </w:r>
       <w:r>
         <w:rPr>
@@ -1647,29 +2654,164 @@
           <w:sz w:val="24"/>
           <w:szCs w:val="24"/>
         </w:rPr>
-        <w:t>{{other_parties[0].name_full()}} has failed to comply with the court order in that they have not paid child support</w:t>
-      </w:r>
-      <w:r>
-        <w:rPr>
-          <w:sz w:val="24"/>
-          <w:szCs w:val="24"/>
-        </w:rPr>
-        <w:t>{% if not child_support_never_paid %}</w:t>
-      </w:r>
-      <w:r>
-        <w:rPr>
-          <w:sz w:val="24"/>
-          <w:szCs w:val="24"/>
-        </w:rPr>
-        <w:t xml:space="preserve"> since the {{child_support_last_payment_date}} payment</w:t>
-      </w:r>
-      <w:r>
-        <w:rPr>
-          <w:sz w:val="24"/>
-          <w:szCs w:val="24"/>
-        </w:rPr>
-        <w:t>{% endif %}</w:t>
-      </w:r>
+        <w:t>{{</w:t>
+      </w:r>
+      <w:proofErr w:type="spellStart"/>
+      <w:r>
+        <w:rPr>
+          <w:sz w:val="24"/>
+          <w:szCs w:val="24"/>
+        </w:rPr>
+        <w:t>other_parties</w:t>
+      </w:r>
+      <w:proofErr w:type="spellEnd"/>
+      <w:r>
+        <w:rPr>
+          <w:sz w:val="24"/>
+          <w:szCs w:val="24"/>
+        </w:rPr>
+        <w:t>[0].</w:t>
+      </w:r>
+      <w:proofErr w:type="spellStart"/>
+      <w:r>
+        <w:rPr>
+          <w:sz w:val="24"/>
+          <w:szCs w:val="24"/>
+        </w:rPr>
+        <w:t>name_full</w:t>
+      </w:r>
+      <w:proofErr w:type="spellEnd"/>
+      <w:r>
+        <w:rPr>
+          <w:sz w:val="24"/>
+          <w:szCs w:val="24"/>
+        </w:rPr>
+        <w:t xml:space="preserve">()}} has failed to comply with the court order in that they have not paid </w:t>
+      </w:r>
+      <w:r>
+        <w:rPr>
+          <w:sz w:val="24"/>
+          <w:szCs w:val="24"/>
+        </w:rPr>
+        <w:t xml:space="preserve">the </w:t>
+      </w:r>
+      <w:r>
+        <w:rPr>
+          <w:sz w:val="24"/>
+          <w:szCs w:val="24"/>
+        </w:rPr>
+        <w:t>child support</w:t>
+      </w:r>
+      <w:r>
+        <w:rPr>
+          <w:sz w:val="24"/>
+          <w:szCs w:val="24"/>
+        </w:rPr>
+        <w:t xml:space="preserve"> ordered on {{</w:t>
+      </w:r>
+      <w:proofErr w:type="spellStart"/>
+      <w:r>
+        <w:rPr>
+          <w:sz w:val="24"/>
+          <w:szCs w:val="24"/>
+        </w:rPr>
+        <w:t>child_support_order_</w:t>
+      </w:r>
+      <w:proofErr w:type="gramStart"/>
+      <w:r>
+        <w:rPr>
+          <w:sz w:val="24"/>
+          <w:szCs w:val="24"/>
+        </w:rPr>
+        <w:t>date</w:t>
+      </w:r>
+      <w:proofErr w:type="spellEnd"/>
+      <w:r>
+        <w:rPr>
+          <w:sz w:val="24"/>
+          <w:szCs w:val="24"/>
+        </w:rPr>
+        <w:t>}}</w:t>
+      </w:r>
+      <w:r>
+        <w:rPr>
+          <w:sz w:val="24"/>
+          <w:szCs w:val="24"/>
+        </w:rPr>
+        <w:t>{%</w:t>
+      </w:r>
+      <w:proofErr w:type="gramEnd"/>
+      <w:r>
+        <w:rPr>
+          <w:sz w:val="24"/>
+          <w:szCs w:val="24"/>
+        </w:rPr>
+        <w:t xml:space="preserve"> if not </w:t>
+      </w:r>
+      <w:proofErr w:type="spellStart"/>
+      <w:r>
+        <w:rPr>
+          <w:sz w:val="24"/>
+          <w:szCs w:val="24"/>
+        </w:rPr>
+        <w:t>child_support_never_</w:t>
+      </w:r>
+      <w:proofErr w:type="gramStart"/>
+      <w:r>
+        <w:rPr>
+          <w:sz w:val="24"/>
+          <w:szCs w:val="24"/>
+        </w:rPr>
+        <w:t>paid</w:t>
+      </w:r>
+      <w:proofErr w:type="spellEnd"/>
+      <w:r>
+        <w:rPr>
+          <w:sz w:val="24"/>
+          <w:szCs w:val="24"/>
+        </w:rPr>
+        <w:t xml:space="preserve"> %}</w:t>
+      </w:r>
+      <w:proofErr w:type="gramEnd"/>
+      <w:r>
+        <w:rPr>
+          <w:sz w:val="24"/>
+          <w:szCs w:val="24"/>
+        </w:rPr>
+        <w:t xml:space="preserve"> since the {{</w:t>
+      </w:r>
+      <w:proofErr w:type="spellStart"/>
+      <w:r>
+        <w:rPr>
+          <w:sz w:val="24"/>
+          <w:szCs w:val="24"/>
+        </w:rPr>
+        <w:t>child_support_last_payment_date</w:t>
+      </w:r>
+      <w:proofErr w:type="spellEnd"/>
+      <w:r>
+        <w:rPr>
+          <w:sz w:val="24"/>
+          <w:szCs w:val="24"/>
+        </w:rPr>
+        <w:t>}} payment</w:t>
+      </w:r>
+      <w:r>
+        <w:rPr>
+          <w:sz w:val="24"/>
+          <w:szCs w:val="24"/>
+        </w:rPr>
+        <w:t xml:space="preserve">{% </w:t>
+      </w:r>
+      <w:proofErr w:type="gramStart"/>
+      <w:r>
+        <w:rPr>
+          <w:sz w:val="24"/>
+          <w:szCs w:val="24"/>
+        </w:rPr>
+        <w:t>endif %}</w:t>
+      </w:r>
+      <w:proofErr w:type="gramEnd"/>
       <w:r>
         <w:rPr>
           <w:sz w:val="24"/>
@@ -1702,7 +2844,55 @@
           <w:sz w:val="24"/>
           <w:szCs w:val="24"/>
         </w:rPr>
-        <w:t>{{other_parties[0].name_full()}} owes a total of {</w:t>
+        <w:t>{{</w:t>
+      </w:r>
+      <w:proofErr w:type="spellStart"/>
+      <w:r>
+        <w:rPr>
+          <w:sz w:val="24"/>
+          <w:szCs w:val="24"/>
+        </w:rPr>
+        <w:t>other_parties</w:t>
+      </w:r>
+      <w:proofErr w:type="spellEnd"/>
+      <w:r>
+        <w:rPr>
+          <w:sz w:val="24"/>
+          <w:szCs w:val="24"/>
+        </w:rPr>
+        <w:t>[0].</w:t>
+      </w:r>
+      <w:proofErr w:type="spellStart"/>
+      <w:r>
+        <w:rPr>
+          <w:sz w:val="24"/>
+          <w:szCs w:val="24"/>
+        </w:rPr>
+        <w:t>name_</w:t>
+      </w:r>
+      <w:proofErr w:type="gramStart"/>
+      <w:r>
+        <w:rPr>
+          <w:sz w:val="24"/>
+          <w:szCs w:val="24"/>
+        </w:rPr>
+        <w:t>full</w:t>
+      </w:r>
+      <w:proofErr w:type="spellEnd"/>
+      <w:r>
+        <w:rPr>
+          <w:sz w:val="24"/>
+          <w:szCs w:val="24"/>
+        </w:rPr>
+        <w:t>(</w:t>
+      </w:r>
+      <w:proofErr w:type="gramEnd"/>
+      <w:r>
+        <w:rPr>
+          <w:sz w:val="24"/>
+          <w:szCs w:val="24"/>
+        </w:rPr>
+        <w:t>)}} owes a total of {</w:t>
       </w:r>
       <w:r>
         <w:rPr>
@@ -1718,13 +2908,23 @@
         </w:rPr>
         <w:t>currency(</w:t>
       </w:r>
-      <w:r>
-        <w:rPr>
-          <w:sz w:val="24"/>
-          <w:szCs w:val="24"/>
-        </w:rPr>
-        <w:t>child_support_total_amount</w:t>
-      </w:r>
+      <w:proofErr w:type="spellStart"/>
+      <w:r>
+        <w:rPr>
+          <w:sz w:val="24"/>
+          <w:szCs w:val="24"/>
+        </w:rPr>
+        <w:t>child_support_total_</w:t>
+      </w:r>
+      <w:proofErr w:type="gramStart"/>
+      <w:r>
+        <w:rPr>
+          <w:sz w:val="24"/>
+          <w:szCs w:val="24"/>
+        </w:rPr>
+        <w:t>amount</w:t>
+      </w:r>
+      <w:proofErr w:type="spellEnd"/>
       <w:r>
         <w:rPr>
           <w:sz w:val="24"/>
@@ -1737,7 +2937,15 @@
           <w:sz w:val="24"/>
           <w:szCs w:val="24"/>
         </w:rPr>
-        <w:t xml:space="preserve">}} in child support. This represents </w:t>
+        <w:t>}}</w:t>
+      </w:r>
+      <w:proofErr w:type="gramEnd"/>
+      <w:r>
+        <w:rPr>
+          <w:sz w:val="24"/>
+          <w:szCs w:val="24"/>
+        </w:rPr>
+        <w:t xml:space="preserve"> in child support. This represents </w:t>
       </w:r>
       <w:r>
         <w:rPr>
@@ -1844,6 +3052,7 @@
         </w:rPr>
         <w:t>currency(</w:t>
       </w:r>
+      <w:proofErr w:type="spellStart"/>
       <w:r>
         <w:rPr>
           <w:sz w:val="24"/>
@@ -1851,6 +3060,7 @@
         </w:rPr>
         <w:t>child_support_amount</w:t>
       </w:r>
+      <w:proofErr w:type="spellEnd"/>
       <w:r>
         <w:rPr>
           <w:sz w:val="24"/>
@@ -1863,7 +3073,23 @@
           <w:sz w:val="24"/>
           <w:szCs w:val="24"/>
         </w:rPr>
-        <w:t xml:space="preserve">}}{% if child_support_arrears_check %} and </w:t>
+        <w:t xml:space="preserve">}}{% if </w:t>
+      </w:r>
+      <w:proofErr w:type="spellStart"/>
+      <w:r>
+        <w:rPr>
+          <w:sz w:val="24"/>
+          <w:szCs w:val="24"/>
+        </w:rPr>
+        <w:t>child_support_arrears_check</w:t>
+      </w:r>
+      <w:proofErr w:type="spellEnd"/>
+      <w:r>
+        <w:rPr>
+          <w:sz w:val="24"/>
+          <w:szCs w:val="24"/>
+        </w:rPr>
+        <w:t xml:space="preserve"> %} and </w:t>
       </w:r>
       <w:r>
         <w:rPr>
@@ -1893,6 +3119,7 @@
         </w:rPr>
         <w:t>currency(</w:t>
       </w:r>
+      <w:proofErr w:type="spellStart"/>
       <w:r>
         <w:rPr>
           <w:sz w:val="24"/>
@@ -1900,6 +3127,7 @@
         </w:rPr>
         <w:t>child_support_arrears_amount</w:t>
       </w:r>
+      <w:proofErr w:type="spellEnd"/>
       <w:r>
         <w:rPr>
           <w:sz w:val="24"/>
@@ -1946,7 +3174,39 @@
           <w:sz w:val="24"/>
           <w:szCs w:val="24"/>
         </w:rPr>
-        <w:t>The lapse in payment has been in indirect contravention of the Court’s order and has caused undue financial hardship to {{users[0].name_full()}}.</w:t>
+        <w:t>The lapse in payment has been in indirect contravention of the Court’s order and has caused undue financial hardship to {{users[0].</w:t>
+      </w:r>
+      <w:proofErr w:type="spellStart"/>
+      <w:r>
+        <w:rPr>
+          <w:sz w:val="24"/>
+          <w:szCs w:val="24"/>
+        </w:rPr>
+        <w:t>name_</w:t>
+      </w:r>
+      <w:proofErr w:type="gramStart"/>
+      <w:r>
+        <w:rPr>
+          <w:sz w:val="24"/>
+          <w:szCs w:val="24"/>
+        </w:rPr>
+        <w:t>full</w:t>
+      </w:r>
+      <w:proofErr w:type="spellEnd"/>
+      <w:r>
+        <w:rPr>
+          <w:sz w:val="24"/>
+          <w:szCs w:val="24"/>
+        </w:rPr>
+        <w:t>(</w:t>
+      </w:r>
+      <w:proofErr w:type="gramEnd"/>
+      <w:r>
+        <w:rPr>
+          <w:sz w:val="24"/>
+          <w:szCs w:val="24"/>
+        </w:rPr>
+        <w:t>)}}.</w:t>
       </w:r>
     </w:p>
     <w:p>
@@ -1973,7 +3233,55 @@
           <w:sz w:val="24"/>
           <w:szCs w:val="24"/>
         </w:rPr>
-        <w:t>{{other_parties[0].name_full()}} is well able to pay reasonable sums for support of the children pursuant to {{statute}}.</w:t>
+        <w:t>{{</w:t>
+      </w:r>
+      <w:proofErr w:type="spellStart"/>
+      <w:r>
+        <w:rPr>
+          <w:sz w:val="24"/>
+          <w:szCs w:val="24"/>
+        </w:rPr>
+        <w:t>other_parties</w:t>
+      </w:r>
+      <w:proofErr w:type="spellEnd"/>
+      <w:r>
+        <w:rPr>
+          <w:sz w:val="24"/>
+          <w:szCs w:val="24"/>
+        </w:rPr>
+        <w:t>[0].</w:t>
+      </w:r>
+      <w:proofErr w:type="spellStart"/>
+      <w:r>
+        <w:rPr>
+          <w:sz w:val="24"/>
+          <w:szCs w:val="24"/>
+        </w:rPr>
+        <w:t>name_</w:t>
+      </w:r>
+      <w:proofErr w:type="gramStart"/>
+      <w:r>
+        <w:rPr>
+          <w:sz w:val="24"/>
+          <w:szCs w:val="24"/>
+        </w:rPr>
+        <w:t>full</w:t>
+      </w:r>
+      <w:proofErr w:type="spellEnd"/>
+      <w:r>
+        <w:rPr>
+          <w:sz w:val="24"/>
+          <w:szCs w:val="24"/>
+        </w:rPr>
+        <w:t>(</w:t>
+      </w:r>
+      <w:proofErr w:type="gramEnd"/>
+      <w:r>
+        <w:rPr>
+          <w:sz w:val="24"/>
+          <w:szCs w:val="24"/>
+        </w:rPr>
+        <w:t>)}} is well able to pay reasonable sums for support of the children pursuant to {{statute}}.</w:t>
       </w:r>
     </w:p>
     <w:p>
@@ -2000,7 +3308,55 @@
           <w:sz w:val="24"/>
           <w:szCs w:val="24"/>
         </w:rPr>
-        <w:t>Said behavior by {{other_parties[0].name_full()}} was willful and contumacious and they should be found in contempt of court and sanctioned accordingly.</w:t>
+        <w:t>Said behavior by {{</w:t>
+      </w:r>
+      <w:proofErr w:type="spellStart"/>
+      <w:r>
+        <w:rPr>
+          <w:sz w:val="24"/>
+          <w:szCs w:val="24"/>
+        </w:rPr>
+        <w:t>other_parties</w:t>
+      </w:r>
+      <w:proofErr w:type="spellEnd"/>
+      <w:r>
+        <w:rPr>
+          <w:sz w:val="24"/>
+          <w:szCs w:val="24"/>
+        </w:rPr>
+        <w:t>[0].</w:t>
+      </w:r>
+      <w:proofErr w:type="spellStart"/>
+      <w:r>
+        <w:rPr>
+          <w:sz w:val="24"/>
+          <w:szCs w:val="24"/>
+        </w:rPr>
+        <w:t>name_</w:t>
+      </w:r>
+      <w:proofErr w:type="gramStart"/>
+      <w:r>
+        <w:rPr>
+          <w:sz w:val="24"/>
+          <w:szCs w:val="24"/>
+        </w:rPr>
+        <w:t>full</w:t>
+      </w:r>
+      <w:proofErr w:type="spellEnd"/>
+      <w:r>
+        <w:rPr>
+          <w:sz w:val="24"/>
+          <w:szCs w:val="24"/>
+        </w:rPr>
+        <w:t>(</w:t>
+      </w:r>
+      <w:proofErr w:type="gramEnd"/>
+      <w:r>
+        <w:rPr>
+          <w:sz w:val="24"/>
+          <w:szCs w:val="24"/>
+        </w:rPr>
+        <w:t>)}} was willful and contumacious and they should be found in contempt of court and sanctioned accordingly.</w:t>
       </w:r>
     </w:p>
     <w:p>
@@ -2027,7 +3383,23 @@
           <w:sz w:val="24"/>
           <w:szCs w:val="24"/>
         </w:rPr>
-        <w:t>Section 505 of the IMDMA requires interest on overdue child support.</w:t>
+        <w:t xml:space="preserve">Section 505 of the IMDMA requires interest </w:t>
+      </w:r>
+      <w:proofErr w:type="gramStart"/>
+      <w:r>
+        <w:rPr>
+          <w:sz w:val="24"/>
+          <w:szCs w:val="24"/>
+        </w:rPr>
+        <w:t>on</w:t>
+      </w:r>
+      <w:proofErr w:type="gramEnd"/>
+      <w:r>
+        <w:rPr>
+          <w:sz w:val="24"/>
+          <w:szCs w:val="24"/>
+        </w:rPr>
+        <w:t xml:space="preserve"> overdue child support.</w:t>
       </w:r>
     </w:p>
     <w:p>
@@ -2057,6 +3429,7 @@
           <w:szCs w:val="24"/>
         </w:rPr>
       </w:pPr>
+      <w:proofErr w:type="gramStart"/>
       <w:r>
         <w:rPr>
           <w:sz w:val="24"/>
@@ -2069,14 +3442,79 @@
           <w:sz w:val="24"/>
           <w:szCs w:val="24"/>
         </w:rPr>
-        <w:t>{{capitalize(party_label)}}</w:t>
-      </w:r>
-      <w:r>
-        <w:rPr>
-          <w:sz w:val="24"/>
-          <w:szCs w:val="24"/>
-        </w:rPr>
-        <w:t>, {{users[0].name_full()}} respectfully prays</w:t>
+        <w:t>{{</w:t>
+      </w:r>
+      <w:proofErr w:type="gramEnd"/>
+      <w:r>
+        <w:rPr>
+          <w:sz w:val="24"/>
+          <w:szCs w:val="24"/>
+        </w:rPr>
+        <w:t>capitalize(</w:t>
+      </w:r>
+      <w:proofErr w:type="spellStart"/>
+      <w:r>
+        <w:rPr>
+          <w:sz w:val="24"/>
+          <w:szCs w:val="24"/>
+        </w:rPr>
+        <w:t>party_</w:t>
+      </w:r>
+      <w:proofErr w:type="gramStart"/>
+      <w:r>
+        <w:rPr>
+          <w:sz w:val="24"/>
+          <w:szCs w:val="24"/>
+        </w:rPr>
+        <w:t>label</w:t>
+      </w:r>
+      <w:proofErr w:type="spellEnd"/>
+      <w:r>
+        <w:rPr>
+          <w:sz w:val="24"/>
+          <w:szCs w:val="24"/>
+        </w:rPr>
+        <w:t>)}}</w:t>
+      </w:r>
+      <w:proofErr w:type="gramEnd"/>
+      <w:r>
+        <w:rPr>
+          <w:sz w:val="24"/>
+          <w:szCs w:val="24"/>
+        </w:rPr>
+        <w:t>, {{users[0].</w:t>
+      </w:r>
+      <w:proofErr w:type="spellStart"/>
+      <w:r>
+        <w:rPr>
+          <w:sz w:val="24"/>
+          <w:szCs w:val="24"/>
+        </w:rPr>
+        <w:t>name_</w:t>
+      </w:r>
+      <w:proofErr w:type="gramStart"/>
+      <w:r>
+        <w:rPr>
+          <w:sz w:val="24"/>
+          <w:szCs w:val="24"/>
+        </w:rPr>
+        <w:t>full</w:t>
+      </w:r>
+      <w:proofErr w:type="spellEnd"/>
+      <w:r>
+        <w:rPr>
+          <w:sz w:val="24"/>
+          <w:szCs w:val="24"/>
+        </w:rPr>
+        <w:t>(</w:t>
+      </w:r>
+      <w:proofErr w:type="gramEnd"/>
+      <w:r>
+        <w:rPr>
+          <w:sz w:val="24"/>
+          <w:szCs w:val="24"/>
+        </w:rPr>
+        <w:t>)}} respectfully prays</w:t>
       </w:r>
       <w:r>
         <w:rPr>
@@ -2124,16 +3562,82 @@
           <w:sz w:val="24"/>
           <w:szCs w:val="24"/>
         </w:rPr>
-        <w:t xml:space="preserve">For a Rule to Issue against {{other_parties[0].name_full()}} to show cause, if they have any, why they should not be held in contempt of this Court’s order of </w:t>
-      </w:r>
-      <w:r>
-        <w:rPr>
-          <w:sz w:val="24"/>
-          <w:szCs w:val="24"/>
-        </w:rPr>
         <w:lastRenderedPageBreak/>
-        <w:t>{{child_support_order_date}}.</w:t>
-      </w:r>
+        <w:t>For a Rule to Issue against {{</w:t>
+      </w:r>
+      <w:proofErr w:type="spellStart"/>
+      <w:r>
+        <w:rPr>
+          <w:sz w:val="24"/>
+          <w:szCs w:val="24"/>
+        </w:rPr>
+        <w:t>other_parties</w:t>
+      </w:r>
+      <w:proofErr w:type="spellEnd"/>
+      <w:r>
+        <w:rPr>
+          <w:sz w:val="24"/>
+          <w:szCs w:val="24"/>
+        </w:rPr>
+        <w:t>[0].</w:t>
+      </w:r>
+      <w:proofErr w:type="spellStart"/>
+      <w:r>
+        <w:rPr>
+          <w:sz w:val="24"/>
+          <w:szCs w:val="24"/>
+        </w:rPr>
+        <w:t>name_</w:t>
+      </w:r>
+      <w:proofErr w:type="gramStart"/>
+      <w:r>
+        <w:rPr>
+          <w:sz w:val="24"/>
+          <w:szCs w:val="24"/>
+        </w:rPr>
+        <w:t>full</w:t>
+      </w:r>
+      <w:proofErr w:type="spellEnd"/>
+      <w:r>
+        <w:rPr>
+          <w:sz w:val="24"/>
+          <w:szCs w:val="24"/>
+        </w:rPr>
+        <w:t>(</w:t>
+      </w:r>
+      <w:proofErr w:type="gramEnd"/>
+      <w:r>
+        <w:rPr>
+          <w:sz w:val="24"/>
+          <w:szCs w:val="24"/>
+        </w:rPr>
+        <w:t>)}} to show cause, if they have any, why they should not be held in contempt of this Court’s order of {{</w:t>
+      </w:r>
+      <w:proofErr w:type="spellStart"/>
+      <w:r>
+        <w:rPr>
+          <w:sz w:val="24"/>
+          <w:szCs w:val="24"/>
+        </w:rPr>
+        <w:t>child_support_order_</w:t>
+      </w:r>
+      <w:proofErr w:type="gramStart"/>
+      <w:r>
+        <w:rPr>
+          <w:sz w:val="24"/>
+          <w:szCs w:val="24"/>
+        </w:rPr>
+        <w:t>date</w:t>
+      </w:r>
+      <w:proofErr w:type="spellEnd"/>
+      <w:r>
+        <w:rPr>
+          <w:sz w:val="24"/>
+          <w:szCs w:val="24"/>
+        </w:rPr>
+        <w:t>}}.</w:t>
+      </w:r>
+      <w:proofErr w:type="gramEnd"/>
     </w:p>
     <w:p>
       <w:pPr>
@@ -2159,7 +3663,87 @@
           <w:sz w:val="24"/>
           <w:szCs w:val="24"/>
         </w:rPr>
-        <w:t xml:space="preserve">For this court to order that {{other_parties[0].name_full()}} pay to {{users[0].name_full()}} the amount of </w:t>
+        <w:t>For this court to order that {{</w:t>
+      </w:r>
+      <w:proofErr w:type="spellStart"/>
+      <w:r>
+        <w:rPr>
+          <w:sz w:val="24"/>
+          <w:szCs w:val="24"/>
+        </w:rPr>
+        <w:t>other_parties</w:t>
+      </w:r>
+      <w:proofErr w:type="spellEnd"/>
+      <w:r>
+        <w:rPr>
+          <w:sz w:val="24"/>
+          <w:szCs w:val="24"/>
+        </w:rPr>
+        <w:t>[0].</w:t>
+      </w:r>
+      <w:proofErr w:type="spellStart"/>
+      <w:r>
+        <w:rPr>
+          <w:sz w:val="24"/>
+          <w:szCs w:val="24"/>
+        </w:rPr>
+        <w:t>name_</w:t>
+      </w:r>
+      <w:proofErr w:type="gramStart"/>
+      <w:r>
+        <w:rPr>
+          <w:sz w:val="24"/>
+          <w:szCs w:val="24"/>
+        </w:rPr>
+        <w:t>full</w:t>
+      </w:r>
+      <w:proofErr w:type="spellEnd"/>
+      <w:r>
+        <w:rPr>
+          <w:sz w:val="24"/>
+          <w:szCs w:val="24"/>
+        </w:rPr>
+        <w:t>(</w:t>
+      </w:r>
+      <w:proofErr w:type="gramEnd"/>
+      <w:r>
+        <w:rPr>
+          <w:sz w:val="24"/>
+          <w:szCs w:val="24"/>
+        </w:rPr>
+        <w:t>)}} pay to {{users[0].</w:t>
+      </w:r>
+      <w:proofErr w:type="spellStart"/>
+      <w:r>
+        <w:rPr>
+          <w:sz w:val="24"/>
+          <w:szCs w:val="24"/>
+        </w:rPr>
+        <w:t>name_</w:t>
+      </w:r>
+      <w:proofErr w:type="gramStart"/>
+      <w:r>
+        <w:rPr>
+          <w:sz w:val="24"/>
+          <w:szCs w:val="24"/>
+        </w:rPr>
+        <w:t>full</w:t>
+      </w:r>
+      <w:proofErr w:type="spellEnd"/>
+      <w:r>
+        <w:rPr>
+          <w:sz w:val="24"/>
+          <w:szCs w:val="24"/>
+        </w:rPr>
+        <w:t>(</w:t>
+      </w:r>
+      <w:proofErr w:type="gramEnd"/>
+      <w:r>
+        <w:rPr>
+          <w:sz w:val="24"/>
+          <w:szCs w:val="24"/>
+        </w:rPr>
+        <w:t xml:space="preserve">)}} the amount of </w:t>
       </w:r>
       <w:r>
         <w:rPr>
@@ -2175,13 +3759,23 @@
         </w:rPr>
         <w:t>currency(</w:t>
       </w:r>
-      <w:r>
-        <w:rPr>
-          <w:sz w:val="24"/>
-          <w:szCs w:val="24"/>
-        </w:rPr>
-        <w:t>child_support_total_amount</w:t>
-      </w:r>
+      <w:proofErr w:type="spellStart"/>
+      <w:r>
+        <w:rPr>
+          <w:sz w:val="24"/>
+          <w:szCs w:val="24"/>
+        </w:rPr>
+        <w:t>child_support_total_</w:t>
+      </w:r>
+      <w:proofErr w:type="gramStart"/>
+      <w:r>
+        <w:rPr>
+          <w:sz w:val="24"/>
+          <w:szCs w:val="24"/>
+        </w:rPr>
+        <w:t>amount</w:t>
+      </w:r>
+      <w:proofErr w:type="spellEnd"/>
       <w:r>
         <w:rPr>
           <w:sz w:val="24"/>
@@ -2194,7 +3788,15 @@
           <w:sz w:val="24"/>
           <w:szCs w:val="24"/>
         </w:rPr>
-        <w:t>}} immediately.</w:t>
+        <w:t>}}</w:t>
+      </w:r>
+      <w:proofErr w:type="gramEnd"/>
+      <w:r>
+        <w:rPr>
+          <w:sz w:val="24"/>
+          <w:szCs w:val="24"/>
+        </w:rPr>
+        <w:t xml:space="preserve"> immediately.</w:t>
       </w:r>
     </w:p>
     <w:p>
@@ -2221,7 +3823,87 @@
           <w:sz w:val="24"/>
           <w:szCs w:val="24"/>
         </w:rPr>
-        <w:t>For this court to order that {{other_parties[0].name_full()}} pay to {{users[0].name_full()}} interest on {{</w:t>
+        <w:t>For this court to order that {{</w:t>
+      </w:r>
+      <w:proofErr w:type="spellStart"/>
+      <w:r>
+        <w:rPr>
+          <w:sz w:val="24"/>
+          <w:szCs w:val="24"/>
+        </w:rPr>
+        <w:t>other_parties</w:t>
+      </w:r>
+      <w:proofErr w:type="spellEnd"/>
+      <w:r>
+        <w:rPr>
+          <w:sz w:val="24"/>
+          <w:szCs w:val="24"/>
+        </w:rPr>
+        <w:t>[0].</w:t>
+      </w:r>
+      <w:proofErr w:type="spellStart"/>
+      <w:r>
+        <w:rPr>
+          <w:sz w:val="24"/>
+          <w:szCs w:val="24"/>
+        </w:rPr>
+        <w:t>name_</w:t>
+      </w:r>
+      <w:proofErr w:type="gramStart"/>
+      <w:r>
+        <w:rPr>
+          <w:sz w:val="24"/>
+          <w:szCs w:val="24"/>
+        </w:rPr>
+        <w:t>full</w:t>
+      </w:r>
+      <w:proofErr w:type="spellEnd"/>
+      <w:r>
+        <w:rPr>
+          <w:sz w:val="24"/>
+          <w:szCs w:val="24"/>
+        </w:rPr>
+        <w:t>(</w:t>
+      </w:r>
+      <w:proofErr w:type="gramEnd"/>
+      <w:r>
+        <w:rPr>
+          <w:sz w:val="24"/>
+          <w:szCs w:val="24"/>
+        </w:rPr>
+        <w:t>)}} pay to {{users[0].</w:t>
+      </w:r>
+      <w:proofErr w:type="spellStart"/>
+      <w:r>
+        <w:rPr>
+          <w:sz w:val="24"/>
+          <w:szCs w:val="24"/>
+        </w:rPr>
+        <w:t>name_</w:t>
+      </w:r>
+      <w:proofErr w:type="gramStart"/>
+      <w:r>
+        <w:rPr>
+          <w:sz w:val="24"/>
+          <w:szCs w:val="24"/>
+        </w:rPr>
+        <w:t>full</w:t>
+      </w:r>
+      <w:proofErr w:type="spellEnd"/>
+      <w:r>
+        <w:rPr>
+          <w:sz w:val="24"/>
+          <w:szCs w:val="24"/>
+        </w:rPr>
+        <w:t>(</w:t>
+      </w:r>
+      <w:proofErr w:type="gramEnd"/>
+      <w:r>
+        <w:rPr>
+          <w:sz w:val="24"/>
+          <w:szCs w:val="24"/>
+        </w:rPr>
+        <w:t>)}} interest on {{</w:t>
       </w:r>
       <w:r>
         <w:rPr>
@@ -2230,13 +3912,23 @@
         </w:rPr>
         <w:t>currency(</w:t>
       </w:r>
-      <w:r>
-        <w:rPr>
-          <w:sz w:val="24"/>
-          <w:szCs w:val="24"/>
-        </w:rPr>
-        <w:t>child_support_total_amount</w:t>
-      </w:r>
+      <w:proofErr w:type="spellStart"/>
+      <w:r>
+        <w:rPr>
+          <w:sz w:val="24"/>
+          <w:szCs w:val="24"/>
+        </w:rPr>
+        <w:t>child_support_total_</w:t>
+      </w:r>
+      <w:proofErr w:type="gramStart"/>
+      <w:r>
+        <w:rPr>
+          <w:sz w:val="24"/>
+          <w:szCs w:val="24"/>
+        </w:rPr>
+        <w:t>amount</w:t>
+      </w:r>
+      <w:proofErr w:type="spellEnd"/>
       <w:r>
         <w:rPr>
           <w:sz w:val="24"/>
@@ -2249,7 +3941,15 @@
           <w:sz w:val="24"/>
           <w:szCs w:val="24"/>
         </w:rPr>
-        <w:t>}} in accordance with section 505 of the IMDMA.</w:t>
+        <w:t>}}</w:t>
+      </w:r>
+      <w:proofErr w:type="gramEnd"/>
+      <w:r>
+        <w:rPr>
+          <w:sz w:val="24"/>
+          <w:szCs w:val="24"/>
+        </w:rPr>
+        <w:t xml:space="preserve"> in accordance with section 505 of the IMDMA.</w:t>
       </w:r>
     </w:p>
     <w:p>
@@ -2324,8 +4024,25 @@
           <w:sz w:val="24"/>
           <w:szCs w:val="24"/>
         </w:rPr>
-        <w:t xml:space="preserve">{% elif </w:t>
-      </w:r>
+        <w:t xml:space="preserve">{% </w:t>
+      </w:r>
+      <w:proofErr w:type="spellStart"/>
+      <w:r>
+        <w:rPr>
+          <w:sz w:val="24"/>
+          <w:szCs w:val="24"/>
+        </w:rPr>
+        <w:t>elif</w:t>
+      </w:r>
+      <w:proofErr w:type="spellEnd"/>
+      <w:r>
+        <w:rPr>
+          <w:sz w:val="24"/>
+          <w:szCs w:val="24"/>
+        </w:rPr>
+        <w:t xml:space="preserve"> </w:t>
+      </w:r>
+      <w:proofErr w:type="spellStart"/>
       <w:r>
         <w:rPr>
           <w:sz w:val="24"/>
@@ -2333,6 +4050,7 @@
         </w:rPr>
         <w:t>violation_type</w:t>
       </w:r>
+      <w:proofErr w:type="spellEnd"/>
       <w:r>
         <w:rPr>
           <w:sz w:val="24"/>
@@ -2347,6 +4065,7 @@
         </w:rPr>
         <w:t>maintain</w:t>
       </w:r>
+      <w:proofErr w:type="gramStart"/>
       <w:r>
         <w:rPr>
           <w:sz w:val="24"/>
@@ -2354,6 +4073,7 @@
         </w:rPr>
         <w:t>" %}</w:t>
       </w:r>
+      <w:proofErr w:type="gramEnd"/>
     </w:p>
     <w:p>
       <w:pPr>
@@ -2370,26 +4090,84 @@
         <w:t xml:space="preserve">Now comes </w:t>
       </w:r>
       <w:r>
-        <w:t>{{capitalize(party_label)}}</w:t>
-      </w:r>
-      <w:r>
-        <w:t>, {{users[0].name_full()}}, pursuant to {{statute}}, and moves this Court to issue a Rule to Show Cause against {{opponent_label}},</w:t>
+        <w:t>{{capitalize(</w:t>
+      </w:r>
+      <w:proofErr w:type="spellStart"/>
+      <w:r>
+        <w:t>party_label</w:t>
+      </w:r>
+      <w:proofErr w:type="spellEnd"/>
+      <w:r>
+        <w:t>)}}</w:t>
+      </w:r>
+      <w:r>
+        <w:t>, {{users[0].</w:t>
+      </w:r>
+      <w:proofErr w:type="spellStart"/>
+      <w:r>
+        <w:t>name_full</w:t>
+      </w:r>
+      <w:proofErr w:type="spellEnd"/>
+      <w:r>
+        <w:t>()}}, pursuant to {{statute}}, and moves this Court to issue a Rule to Show Cause against {{</w:t>
+      </w:r>
+      <w:proofErr w:type="spellStart"/>
+      <w:r>
+        <w:t>opponent_label</w:t>
+      </w:r>
+      <w:proofErr w:type="spellEnd"/>
+      <w:r>
+        <w:t>}},</w:t>
       </w:r>
       <w:r>
         <w:t xml:space="preserve"> </w:t>
       </w:r>
       <w:r>
-        <w:t>{{other_parties[0].name_full</w:t>
-      </w:r>
+        <w:t>{{</w:t>
+      </w:r>
+      <w:proofErr w:type="spellStart"/>
+      <w:r>
+        <w:t>other_parties</w:t>
+      </w:r>
+      <w:proofErr w:type="spellEnd"/>
+      <w:r>
+        <w:t>[0].</w:t>
+      </w:r>
+      <w:proofErr w:type="spellStart"/>
+      <w:r>
+        <w:t>name_full</w:t>
+      </w:r>
+      <w:proofErr w:type="spellEnd"/>
       <w:r>
         <w:t>(</w:t>
       </w:r>
       <w:r>
-        <w:t xml:space="preserve">)}}, as to why they should not be held in Indirect Civil Contempt of Court for their refusal to pay maintenance and/or other maintenance-related expenses pursuant this Court's order. In support of this Petition, </w:t>
-      </w:r>
-      <w:r>
-        <w:t>{{capitalize(party_label)}}</w:t>
-      </w:r>
+        <w:t xml:space="preserve">)}}, as to why they should not be held in Indirect Civil Contempt of Court for their refusal to pay maintenance and/or other maintenance-related expenses pursuant this Court's order. In support of this </w:t>
+      </w:r>
+      <w:proofErr w:type="gramStart"/>
+      <w:r>
+        <w:t xml:space="preserve">Petition, </w:t>
+      </w:r>
+      <w:r>
+        <w:t>{{</w:t>
+      </w:r>
+      <w:proofErr w:type="gramEnd"/>
+      <w:r>
+        <w:t>capitalize(</w:t>
+      </w:r>
+      <w:proofErr w:type="spellStart"/>
+      <w:r>
+        <w:t>party_</w:t>
+      </w:r>
+      <w:proofErr w:type="gramStart"/>
+      <w:r>
+        <w:t>label</w:t>
+      </w:r>
+      <w:proofErr w:type="spellEnd"/>
+      <w:r>
+        <w:t>)}}</w:t>
+      </w:r>
+      <w:proofErr w:type="gramEnd"/>
       <w:r>
         <w:t xml:space="preserve"> states as follows:</w:t>
       </w:r>
@@ -2425,45 +4203,241 @@
           <w:sz w:val="24"/>
           <w:szCs w:val="24"/>
         </w:rPr>
-        <w:t>{% if case_type == “Other” %}{{</w:t>
+        <w:t xml:space="preserve">{% if </w:t>
+      </w:r>
+      <w:proofErr w:type="spellStart"/>
+      <w:r>
+        <w:rPr>
+          <w:sz w:val="24"/>
+          <w:szCs w:val="24"/>
+        </w:rPr>
+        <w:t>case_type</w:t>
+      </w:r>
+      <w:proofErr w:type="spellEnd"/>
+      <w:r>
+        <w:rPr>
+          <w:sz w:val="24"/>
+          <w:szCs w:val="24"/>
+        </w:rPr>
+        <w:t xml:space="preserve"> == “Other” </w:t>
+      </w:r>
+      <w:proofErr w:type="gramStart"/>
+      <w:r>
+        <w:rPr>
+          <w:sz w:val="24"/>
+          <w:szCs w:val="24"/>
+        </w:rPr>
+        <w:t>%}{{</w:t>
       </w:r>
       <w:r>
         <w:t xml:space="preserve"> </w:t>
       </w:r>
-      <w:r>
-        <w:rPr>
-          <w:sz w:val="24"/>
-          <w:szCs w:val="24"/>
-        </w:rPr>
-        <w:t>other_case_type</w:t>
-      </w:r>
-      <w:r>
-        <w:rPr>
-          <w:sz w:val="24"/>
-          <w:szCs w:val="24"/>
-        </w:rPr>
-        <w:t>}}{% else %}</w:t>
-      </w:r>
-      <w:r>
-        <w:rPr>
-          <w:sz w:val="24"/>
-          <w:szCs w:val="24"/>
-        </w:rPr>
-        <w:t>{{case_type}}</w:t>
-      </w:r>
-      <w:r>
-        <w:rPr>
-          <w:sz w:val="24"/>
-          <w:szCs w:val="24"/>
-        </w:rPr>
-        <w:t>{% endif %}</w:t>
-      </w:r>
-      <w:r>
-        <w:rPr>
-          <w:sz w:val="24"/>
-          <w:szCs w:val="24"/>
-        </w:rPr>
-        <w:t xml:space="preserve"> on {{filing_date}}. {% if case_completed %}A final judgment was entered in said action on {{final_order_date}}.{% else %}Said action is pending and unresolved before this court.{% endif %}</w:t>
+      <w:proofErr w:type="spellStart"/>
+      <w:r>
+        <w:rPr>
+          <w:sz w:val="24"/>
+          <w:szCs w:val="24"/>
+        </w:rPr>
+        <w:t>other</w:t>
+      </w:r>
+      <w:proofErr w:type="gramEnd"/>
+      <w:r>
+        <w:rPr>
+          <w:sz w:val="24"/>
+          <w:szCs w:val="24"/>
+        </w:rPr>
+        <w:t>_case_type</w:t>
+      </w:r>
+      <w:proofErr w:type="spellEnd"/>
+      <w:proofErr w:type="gramStart"/>
+      <w:r>
+        <w:rPr>
+          <w:sz w:val="24"/>
+          <w:szCs w:val="24"/>
+        </w:rPr>
+        <w:t>}}{</w:t>
+      </w:r>
+      <w:proofErr w:type="gramEnd"/>
+      <w:r>
+        <w:rPr>
+          <w:sz w:val="24"/>
+          <w:szCs w:val="24"/>
+        </w:rPr>
+        <w:t xml:space="preserve">% else </w:t>
+      </w:r>
+      <w:proofErr w:type="gramStart"/>
+      <w:r>
+        <w:rPr>
+          <w:sz w:val="24"/>
+          <w:szCs w:val="24"/>
+        </w:rPr>
+        <w:t>%}</w:t>
+      </w:r>
+      <w:r>
+        <w:rPr>
+          <w:sz w:val="24"/>
+          <w:szCs w:val="24"/>
+        </w:rPr>
+        <w:t>{</w:t>
+      </w:r>
+      <w:proofErr w:type="gramEnd"/>
+      <w:r>
+        <w:rPr>
+          <w:sz w:val="24"/>
+          <w:szCs w:val="24"/>
+        </w:rPr>
+        <w:t>{</w:t>
+      </w:r>
+      <w:proofErr w:type="spellStart"/>
+      <w:r>
+        <w:rPr>
+          <w:sz w:val="24"/>
+          <w:szCs w:val="24"/>
+        </w:rPr>
+        <w:t>case_type</w:t>
+      </w:r>
+      <w:proofErr w:type="spellEnd"/>
+      <w:proofErr w:type="gramStart"/>
+      <w:r>
+        <w:rPr>
+          <w:sz w:val="24"/>
+          <w:szCs w:val="24"/>
+        </w:rPr>
+        <w:t>}}</w:t>
+      </w:r>
+      <w:r>
+        <w:rPr>
+          <w:sz w:val="24"/>
+          <w:szCs w:val="24"/>
+        </w:rPr>
+        <w:t>{</w:t>
+      </w:r>
+      <w:proofErr w:type="gramEnd"/>
+      <w:r>
+        <w:rPr>
+          <w:sz w:val="24"/>
+          <w:szCs w:val="24"/>
+        </w:rPr>
+        <w:t>% endif %}</w:t>
+      </w:r>
+      <w:r>
+        <w:rPr>
+          <w:sz w:val="24"/>
+          <w:szCs w:val="24"/>
+        </w:rPr>
+        <w:t xml:space="preserve"> on {{</w:t>
+      </w:r>
+      <w:proofErr w:type="spellStart"/>
+      <w:r>
+        <w:rPr>
+          <w:sz w:val="24"/>
+          <w:szCs w:val="24"/>
+        </w:rPr>
+        <w:t>filing_date</w:t>
+      </w:r>
+      <w:proofErr w:type="spellEnd"/>
+      <w:r>
+        <w:rPr>
+          <w:sz w:val="24"/>
+          <w:szCs w:val="24"/>
+        </w:rPr>
+        <w:t xml:space="preserve">}}. {% if </w:t>
+      </w:r>
+      <w:proofErr w:type="spellStart"/>
+      <w:r>
+        <w:rPr>
+          <w:sz w:val="24"/>
+          <w:szCs w:val="24"/>
+        </w:rPr>
+        <w:t>case_completed</w:t>
+      </w:r>
+      <w:proofErr w:type="spellEnd"/>
+      <w:r>
+        <w:rPr>
+          <w:sz w:val="24"/>
+          <w:szCs w:val="24"/>
+        </w:rPr>
+        <w:t xml:space="preserve"> </w:t>
+      </w:r>
+      <w:proofErr w:type="gramStart"/>
+      <w:r>
+        <w:rPr>
+          <w:sz w:val="24"/>
+          <w:szCs w:val="24"/>
+        </w:rPr>
+        <w:t>%}A</w:t>
+      </w:r>
+      <w:proofErr w:type="gramEnd"/>
+      <w:r>
+        <w:rPr>
+          <w:sz w:val="24"/>
+          <w:szCs w:val="24"/>
+        </w:rPr>
+        <w:t xml:space="preserve"> final judgment was entered in said action on {{</w:t>
+      </w:r>
+      <w:proofErr w:type="spellStart"/>
+      <w:r>
+        <w:rPr>
+          <w:sz w:val="24"/>
+          <w:szCs w:val="24"/>
+        </w:rPr>
+        <w:t>final_order_date</w:t>
+      </w:r>
+      <w:proofErr w:type="spellEnd"/>
+      <w:r>
+        <w:rPr>
+          <w:sz w:val="24"/>
+          <w:szCs w:val="24"/>
+        </w:rPr>
+        <w:t>}</w:t>
+      </w:r>
+      <w:proofErr w:type="gramStart"/>
+      <w:r>
+        <w:rPr>
+          <w:sz w:val="24"/>
+          <w:szCs w:val="24"/>
+        </w:rPr>
+        <w:t>}.{</w:t>
+      </w:r>
+      <w:proofErr w:type="gramEnd"/>
+      <w:r>
+        <w:rPr>
+          <w:sz w:val="24"/>
+          <w:szCs w:val="24"/>
+        </w:rPr>
+        <w:t xml:space="preserve">% else </w:t>
+      </w:r>
+      <w:proofErr w:type="gramStart"/>
+      <w:r>
+        <w:rPr>
+          <w:sz w:val="24"/>
+          <w:szCs w:val="24"/>
+        </w:rPr>
+        <w:t>%}Said</w:t>
+      </w:r>
+      <w:proofErr w:type="gramEnd"/>
+      <w:r>
+        <w:rPr>
+          <w:sz w:val="24"/>
+          <w:szCs w:val="24"/>
+        </w:rPr>
+        <w:t xml:space="preserve"> action is pending and unresolved before this </w:t>
+      </w:r>
+      <w:proofErr w:type="gramStart"/>
+      <w:r>
+        <w:rPr>
+          <w:sz w:val="24"/>
+          <w:szCs w:val="24"/>
+        </w:rPr>
+        <w:t>court.{</w:t>
+      </w:r>
+      <w:proofErr w:type="gramEnd"/>
+      <w:r>
+        <w:rPr>
+          <w:sz w:val="24"/>
+          <w:szCs w:val="24"/>
+        </w:rPr>
+        <w:t>% endif %}</w:t>
       </w:r>
     </w:p>
     <w:p>
@@ -2492,6 +4466,7 @@
         </w:rPr>
         <w:t>On {{</w:t>
       </w:r>
+      <w:proofErr w:type="spellStart"/>
       <w:r>
         <w:rPr>
           <w:sz w:val="24"/>
@@ -2504,7 +4479,88 @@
           <w:sz w:val="24"/>
           <w:szCs w:val="24"/>
         </w:rPr>
-        <w:t xml:space="preserve">_order_date}}, {{other_parties[0].name_full()}} was ordered to pay </w:t>
+        <w:t>_order_</w:t>
+      </w:r>
+      <w:proofErr w:type="gramStart"/>
+      <w:r>
+        <w:rPr>
+          <w:sz w:val="24"/>
+          <w:szCs w:val="24"/>
+        </w:rPr>
+        <w:t>date</w:t>
+      </w:r>
+      <w:proofErr w:type="spellEnd"/>
+      <w:r>
+        <w:rPr>
+          <w:sz w:val="24"/>
+          <w:szCs w:val="24"/>
+        </w:rPr>
+        <w:t>}}, {{</w:t>
+      </w:r>
+      <w:proofErr w:type="spellStart"/>
+      <w:proofErr w:type="gramEnd"/>
+      <w:r>
+        <w:rPr>
+          <w:sz w:val="24"/>
+          <w:szCs w:val="24"/>
+        </w:rPr>
+        <w:t>other_parties</w:t>
+      </w:r>
+      <w:proofErr w:type="spellEnd"/>
+      <w:r>
+        <w:rPr>
+          <w:sz w:val="24"/>
+          <w:szCs w:val="24"/>
+        </w:rPr>
+        <w:t>[0].</w:t>
+      </w:r>
+      <w:proofErr w:type="spellStart"/>
+      <w:r>
+        <w:rPr>
+          <w:sz w:val="24"/>
+          <w:szCs w:val="24"/>
+        </w:rPr>
+        <w:t>name_</w:t>
+      </w:r>
+      <w:proofErr w:type="gramStart"/>
+      <w:r>
+        <w:rPr>
+          <w:sz w:val="24"/>
+          <w:szCs w:val="24"/>
+        </w:rPr>
+        <w:t>full</w:t>
+      </w:r>
+      <w:proofErr w:type="spellEnd"/>
+      <w:r>
+        <w:rPr>
+          <w:sz w:val="24"/>
+          <w:szCs w:val="24"/>
+        </w:rPr>
+        <w:t>(</w:t>
+      </w:r>
+      <w:proofErr w:type="gramEnd"/>
+      <w:r>
+        <w:rPr>
+          <w:sz w:val="24"/>
+          <w:szCs w:val="24"/>
+        </w:rPr>
+        <w:t xml:space="preserve">)}} </w:t>
+      </w:r>
+      <w:proofErr w:type="gramStart"/>
+      <w:r>
+        <w:rPr>
+          <w:sz w:val="24"/>
+          <w:szCs w:val="24"/>
+        </w:rPr>
+        <w:t>was</w:t>
+      </w:r>
+      <w:proofErr w:type="gramEnd"/>
+      <w:r>
+        <w:rPr>
+          <w:sz w:val="24"/>
+          <w:szCs w:val="24"/>
+        </w:rPr>
+        <w:t xml:space="preserve"> ordered to pay </w:t>
       </w:r>
       <w:r>
         <w:rPr>
@@ -2534,6 +4590,7 @@
         </w:rPr>
         <w:t>(</w:t>
       </w:r>
+      <w:proofErr w:type="spellStart"/>
       <w:r>
         <w:rPr>
           <w:sz w:val="24"/>
@@ -2548,6 +4605,7 @@
         </w:rPr>
         <w:t>_amount</w:t>
       </w:r>
+      <w:proofErr w:type="spellEnd"/>
       <w:r>
         <w:rPr>
           <w:sz w:val="24"/>
@@ -2560,42 +4618,99 @@
           <w:sz w:val="24"/>
           <w:szCs w:val="24"/>
         </w:rPr>
-        <w:t>}} {{</w:t>
-      </w:r>
-      <w:r>
-        <w:rPr>
-          <w:sz w:val="24"/>
-          <w:szCs w:val="24"/>
-        </w:rPr>
-        <w:t xml:space="preserve"> maintenance</w:t>
-      </w:r>
-      <w:r>
-        <w:rPr>
-          <w:sz w:val="24"/>
-          <w:szCs w:val="24"/>
-        </w:rPr>
-        <w:t>_freq</w:t>
-      </w:r>
-      <w:r>
-        <w:rPr>
-          <w:sz w:val="24"/>
-          <w:szCs w:val="24"/>
-        </w:rPr>
-        <w:t>.lower()</w:t>
-      </w:r>
-      <w:r>
-        <w:rPr>
-          <w:sz w:val="24"/>
-          <w:szCs w:val="24"/>
-        </w:rPr>
-        <w:t xml:space="preserve">}}. See </w:t>
-      </w:r>
-      <w:r>
-        <w:rPr>
-          <w:sz w:val="24"/>
-          <w:szCs w:val="24"/>
-        </w:rPr>
-        <w:t>{{maintenance_order_date}} Order</w:t>
+        <w:t xml:space="preserve">}} </w:t>
+      </w:r>
+      <w:proofErr w:type="gramStart"/>
+      <w:r>
+        <w:rPr>
+          <w:sz w:val="24"/>
+          <w:szCs w:val="24"/>
+        </w:rPr>
+        <w:t>{{</w:t>
+      </w:r>
+      <w:r>
+        <w:rPr>
+          <w:sz w:val="24"/>
+          <w:szCs w:val="24"/>
+        </w:rPr>
+        <w:t xml:space="preserve"> </w:t>
+      </w:r>
+      <w:proofErr w:type="spellStart"/>
+      <w:r>
+        <w:rPr>
+          <w:sz w:val="24"/>
+          <w:szCs w:val="24"/>
+        </w:rPr>
+        <w:t>maintenance</w:t>
+      </w:r>
+      <w:proofErr w:type="gramEnd"/>
+      <w:r>
+        <w:rPr>
+          <w:sz w:val="24"/>
+          <w:szCs w:val="24"/>
+        </w:rPr>
+        <w:t>_</w:t>
+      </w:r>
+      <w:proofErr w:type="gramStart"/>
+      <w:r>
+        <w:rPr>
+          <w:sz w:val="24"/>
+          <w:szCs w:val="24"/>
+        </w:rPr>
+        <w:t>freq</w:t>
+      </w:r>
+      <w:r>
+        <w:rPr>
+          <w:sz w:val="24"/>
+          <w:szCs w:val="24"/>
+        </w:rPr>
+        <w:t>.lower</w:t>
+      </w:r>
+      <w:proofErr w:type="spellEnd"/>
+      <w:r>
+        <w:rPr>
+          <w:sz w:val="24"/>
+          <w:szCs w:val="24"/>
+        </w:rPr>
+        <w:t>()</w:t>
+      </w:r>
+      <w:r>
+        <w:rPr>
+          <w:sz w:val="24"/>
+          <w:szCs w:val="24"/>
+        </w:rPr>
+        <w:t>}}</w:t>
+      </w:r>
+      <w:proofErr w:type="gramEnd"/>
+      <w:r>
+        <w:rPr>
+          <w:sz w:val="24"/>
+          <w:szCs w:val="24"/>
+        </w:rPr>
+        <w:t xml:space="preserve">. See </w:t>
+      </w:r>
+      <w:r>
+        <w:rPr>
+          <w:sz w:val="24"/>
+          <w:szCs w:val="24"/>
+        </w:rPr>
+        <w:t>{{</w:t>
+      </w:r>
+      <w:proofErr w:type="spellStart"/>
+      <w:r>
+        <w:rPr>
+          <w:sz w:val="24"/>
+          <w:szCs w:val="24"/>
+        </w:rPr>
+        <w:t>maintenance_order_date</w:t>
+      </w:r>
+      <w:proofErr w:type="spellEnd"/>
+      <w:r>
+        <w:rPr>
+          <w:sz w:val="24"/>
+          <w:szCs w:val="24"/>
+        </w:rPr>
+        <w:t>}} Order</w:t>
       </w:r>
       <w:r>
         <w:rPr>
@@ -2629,21 +4744,203 @@
           <w:sz w:val="24"/>
           <w:szCs w:val="24"/>
         </w:rPr>
-        <w:t xml:space="preserve">As of the date of filing of this pleading, {{users[0].name_full()}} has not received </w:t>
-      </w:r>
-      <w:r>
-        <w:rPr>
-          <w:sz w:val="24"/>
-          <w:szCs w:val="24"/>
-        </w:rPr>
-        <w:t>{% if maintenance_never_paid %}any maintenance payments{%else %}</w:t>
-      </w:r>
-      <w:r>
-        <w:rPr>
-          <w:sz w:val="24"/>
-          <w:szCs w:val="24"/>
-        </w:rPr>
-        <w:t xml:space="preserve">a </w:t>
+        <w:t xml:space="preserve">As of the date of filing of this </w:t>
+      </w:r>
+      <w:proofErr w:type="gramStart"/>
+      <w:r>
+        <w:rPr>
+          <w:sz w:val="24"/>
+          <w:szCs w:val="24"/>
+        </w:rPr>
+        <w:t>pleading, {{</w:t>
+      </w:r>
+      <w:proofErr w:type="gramEnd"/>
+      <w:r>
+        <w:rPr>
+          <w:sz w:val="24"/>
+          <w:szCs w:val="24"/>
+        </w:rPr>
+        <w:t>users[0].</w:t>
+      </w:r>
+      <w:proofErr w:type="spellStart"/>
+      <w:r>
+        <w:rPr>
+          <w:sz w:val="24"/>
+          <w:szCs w:val="24"/>
+        </w:rPr>
+        <w:t>name_</w:t>
+      </w:r>
+      <w:proofErr w:type="gramStart"/>
+      <w:r>
+        <w:rPr>
+          <w:sz w:val="24"/>
+          <w:szCs w:val="24"/>
+        </w:rPr>
+        <w:t>full</w:t>
+      </w:r>
+      <w:proofErr w:type="spellEnd"/>
+      <w:r>
+        <w:rPr>
+          <w:sz w:val="24"/>
+          <w:szCs w:val="24"/>
+        </w:rPr>
+        <w:t>(</w:t>
+      </w:r>
+      <w:proofErr w:type="gramEnd"/>
+      <w:r>
+        <w:rPr>
+          <w:sz w:val="24"/>
+          <w:szCs w:val="24"/>
+        </w:rPr>
+        <w:t xml:space="preserve">)}} </w:t>
+      </w:r>
+      <w:proofErr w:type="gramStart"/>
+      <w:r>
+        <w:rPr>
+          <w:sz w:val="24"/>
+          <w:szCs w:val="24"/>
+        </w:rPr>
+        <w:t>has</w:t>
+      </w:r>
+      <w:proofErr w:type="gramEnd"/>
+      <w:r>
+        <w:rPr>
+          <w:sz w:val="24"/>
+          <w:szCs w:val="24"/>
+        </w:rPr>
+        <w:t xml:space="preserve"> not </w:t>
+      </w:r>
+      <w:proofErr w:type="gramStart"/>
+      <w:r>
+        <w:rPr>
+          <w:sz w:val="24"/>
+          <w:szCs w:val="24"/>
+        </w:rPr>
+        <w:t xml:space="preserve">received </w:t>
+      </w:r>
+      <w:r>
+        <w:rPr>
+          <w:sz w:val="24"/>
+          <w:szCs w:val="24"/>
+        </w:rPr>
+        <w:t>{%</w:t>
+      </w:r>
+      <w:proofErr w:type="gramEnd"/>
+      <w:r>
+        <w:rPr>
+          <w:sz w:val="24"/>
+          <w:szCs w:val="24"/>
+        </w:rPr>
+        <w:t xml:space="preserve"> if </w:t>
+      </w:r>
+      <w:proofErr w:type="spellStart"/>
+      <w:r>
+        <w:rPr>
+          <w:sz w:val="24"/>
+          <w:szCs w:val="24"/>
+        </w:rPr>
+        <w:t>maintenance_never_paid</w:t>
+      </w:r>
+      <w:proofErr w:type="spellEnd"/>
+      <w:r>
+        <w:rPr>
+          <w:sz w:val="24"/>
+          <w:szCs w:val="24"/>
+        </w:rPr>
+        <w:t xml:space="preserve"> </w:t>
+      </w:r>
+      <w:proofErr w:type="gramStart"/>
+      <w:r>
+        <w:rPr>
+          <w:sz w:val="24"/>
+          <w:szCs w:val="24"/>
+        </w:rPr>
+        <w:t>%}</w:t>
+      </w:r>
+      <w:r>
+        <w:rPr>
+          <w:sz w:val="24"/>
+          <w:szCs w:val="24"/>
+        </w:rPr>
+        <w:t>the</w:t>
+      </w:r>
+      <w:proofErr w:type="gramEnd"/>
+      <w:r>
+        <w:rPr>
+          <w:sz w:val="24"/>
+          <w:szCs w:val="24"/>
+        </w:rPr>
+        <w:t xml:space="preserve"> maintenance payments</w:t>
+      </w:r>
+      <w:r>
+        <w:rPr>
+          <w:sz w:val="24"/>
+          <w:szCs w:val="24"/>
+        </w:rPr>
+        <w:t xml:space="preserve"> ordered on </w:t>
+      </w:r>
+      <w:r>
+        <w:rPr>
+          <w:sz w:val="24"/>
+          <w:szCs w:val="24"/>
+        </w:rPr>
+        <w:lastRenderedPageBreak/>
+        <w:t>{{</w:t>
+      </w:r>
+      <w:proofErr w:type="spellStart"/>
+      <w:r>
+        <w:rPr>
+          <w:sz w:val="24"/>
+          <w:szCs w:val="24"/>
+        </w:rPr>
+        <w:t>maintenance_order_date</w:t>
+      </w:r>
+      <w:proofErr w:type="spellEnd"/>
+      <w:proofErr w:type="gramStart"/>
+      <w:r>
+        <w:rPr>
+          <w:sz w:val="24"/>
+          <w:szCs w:val="24"/>
+        </w:rPr>
+        <w:t>}}</w:t>
+      </w:r>
+      <w:r>
+        <w:rPr>
+          <w:sz w:val="24"/>
+          <w:szCs w:val="24"/>
+        </w:rPr>
+        <w:t>{</w:t>
+      </w:r>
+      <w:proofErr w:type="gramEnd"/>
+      <w:r>
+        <w:rPr>
+          <w:sz w:val="24"/>
+          <w:szCs w:val="24"/>
+        </w:rPr>
+        <w:t xml:space="preserve">%else </w:t>
+      </w:r>
+      <w:proofErr w:type="gramStart"/>
+      <w:r>
+        <w:rPr>
+          <w:sz w:val="24"/>
+          <w:szCs w:val="24"/>
+        </w:rPr>
+        <w:t>%}</w:t>
+      </w:r>
+      <w:r>
+        <w:rPr>
+          <w:sz w:val="24"/>
+          <w:szCs w:val="24"/>
+        </w:rPr>
+        <w:t>a</w:t>
+      </w:r>
+      <w:proofErr w:type="gramEnd"/>
+      <w:r>
+        <w:rPr>
+          <w:sz w:val="24"/>
+          <w:szCs w:val="24"/>
+        </w:rPr>
+        <w:t xml:space="preserve"> </w:t>
       </w:r>
       <w:r>
         <w:rPr>
@@ -2657,15 +4954,49 @@
           <w:sz w:val="24"/>
           <w:szCs w:val="24"/>
         </w:rPr>
-        <w:t xml:space="preserve"> payment since {{maintenance_last_payment_date}}</w:t>
-      </w:r>
-      <w:r>
-        <w:rPr>
-          <w:sz w:val="24"/>
-          <w:szCs w:val="24"/>
-        </w:rPr>
-        <w:t>{% endif %}</w:t>
-      </w:r>
+        <w:t xml:space="preserve"> payment since {{</w:t>
+      </w:r>
+      <w:proofErr w:type="spellStart"/>
+      <w:r>
+        <w:rPr>
+          <w:sz w:val="24"/>
+          <w:szCs w:val="24"/>
+        </w:rPr>
+        <w:t>maintenance_last_payment_date</w:t>
+      </w:r>
+      <w:proofErr w:type="spellEnd"/>
+      <w:proofErr w:type="gramStart"/>
+      <w:r>
+        <w:rPr>
+          <w:sz w:val="24"/>
+          <w:szCs w:val="24"/>
+        </w:rPr>
+        <w:t>}}</w:t>
+      </w:r>
+      <w:r>
+        <w:rPr>
+          <w:sz w:val="24"/>
+          <w:szCs w:val="24"/>
+        </w:rPr>
+        <w:t>{</w:t>
+      </w:r>
+      <w:proofErr w:type="gramEnd"/>
+      <w:r>
+        <w:rPr>
+          <w:sz w:val="24"/>
+          <w:szCs w:val="24"/>
+        </w:rPr>
+        <w:t xml:space="preserve">% </w:t>
+      </w:r>
+      <w:proofErr w:type="gramStart"/>
+      <w:r>
+        <w:rPr>
+          <w:sz w:val="24"/>
+          <w:szCs w:val="24"/>
+        </w:rPr>
+        <w:t>endif %}</w:t>
+      </w:r>
+      <w:proofErr w:type="gramEnd"/>
       <w:r>
         <w:rPr>
           <w:sz w:val="24"/>
@@ -2698,15 +5029,62 @@
           <w:sz w:val="24"/>
           <w:szCs w:val="24"/>
         </w:rPr>
-        <w:t xml:space="preserve">{{other_parties[0].name_full()}} has failed to comply with the court order in that they </w:t>
-      </w:r>
-      <w:r>
-        <w:rPr>
-          <w:sz w:val="24"/>
-          <w:szCs w:val="24"/>
-        </w:rPr>
-        <w:lastRenderedPageBreak/>
-        <w:t xml:space="preserve">have not paid </w:t>
+        <w:t>{{</w:t>
+      </w:r>
+      <w:proofErr w:type="spellStart"/>
+      <w:r>
+        <w:rPr>
+          <w:sz w:val="24"/>
+          <w:szCs w:val="24"/>
+        </w:rPr>
+        <w:t>other_parties</w:t>
+      </w:r>
+      <w:proofErr w:type="spellEnd"/>
+      <w:r>
+        <w:rPr>
+          <w:sz w:val="24"/>
+          <w:szCs w:val="24"/>
+        </w:rPr>
+        <w:t>[0].</w:t>
+      </w:r>
+      <w:proofErr w:type="spellStart"/>
+      <w:r>
+        <w:rPr>
+          <w:sz w:val="24"/>
+          <w:szCs w:val="24"/>
+        </w:rPr>
+        <w:t>name_</w:t>
+      </w:r>
+      <w:proofErr w:type="gramStart"/>
+      <w:r>
+        <w:rPr>
+          <w:sz w:val="24"/>
+          <w:szCs w:val="24"/>
+        </w:rPr>
+        <w:t>full</w:t>
+      </w:r>
+      <w:proofErr w:type="spellEnd"/>
+      <w:r>
+        <w:rPr>
+          <w:sz w:val="24"/>
+          <w:szCs w:val="24"/>
+        </w:rPr>
+        <w:t>(</w:t>
+      </w:r>
+      <w:proofErr w:type="gramEnd"/>
+      <w:r>
+        <w:rPr>
+          <w:sz w:val="24"/>
+          <w:szCs w:val="24"/>
+        </w:rPr>
+        <w:t xml:space="preserve">)}} has failed to comply with the court order in that they have not paid </w:t>
+      </w:r>
+      <w:r>
+        <w:rPr>
+          <w:sz w:val="24"/>
+          <w:szCs w:val="24"/>
+        </w:rPr>
+        <w:t xml:space="preserve">the </w:t>
       </w:r>
       <w:r>
         <w:rPr>
@@ -2720,8 +5098,65 @@
           <w:sz w:val="24"/>
           <w:szCs w:val="24"/>
         </w:rPr>
-        <w:t>{% if not maintenance_never_paid %}</w:t>
-      </w:r>
+        <w:t xml:space="preserve"> ordered on {{</w:t>
+      </w:r>
+      <w:proofErr w:type="spellStart"/>
+      <w:r>
+        <w:rPr>
+          <w:sz w:val="24"/>
+          <w:szCs w:val="24"/>
+        </w:rPr>
+        <w:t>maintenance_order_date</w:t>
+      </w:r>
+      <w:proofErr w:type="spellEnd"/>
+      <w:proofErr w:type="gramStart"/>
+      <w:r>
+        <w:rPr>
+          <w:sz w:val="24"/>
+          <w:szCs w:val="24"/>
+        </w:rPr>
+        <w:t>}}</w:t>
+      </w:r>
+      <w:r>
+        <w:rPr>
+          <w:sz w:val="24"/>
+          <w:szCs w:val="24"/>
+        </w:rPr>
+        <w:t>{</w:t>
+      </w:r>
+      <w:proofErr w:type="gramEnd"/>
+      <w:r>
+        <w:rPr>
+          <w:sz w:val="24"/>
+          <w:szCs w:val="24"/>
+        </w:rPr>
+        <w:t xml:space="preserve">% if not </w:t>
+      </w:r>
+      <w:proofErr w:type="spellStart"/>
+      <w:r>
+        <w:rPr>
+          <w:sz w:val="24"/>
+          <w:szCs w:val="24"/>
+        </w:rPr>
+        <w:t>maintenance_never_</w:t>
+      </w:r>
+      <w:proofErr w:type="gramStart"/>
+      <w:r>
+        <w:rPr>
+          <w:sz w:val="24"/>
+          <w:szCs w:val="24"/>
+        </w:rPr>
+        <w:t>paid</w:t>
+      </w:r>
+      <w:proofErr w:type="spellEnd"/>
+      <w:r>
+        <w:rPr>
+          <w:sz w:val="24"/>
+          <w:szCs w:val="24"/>
+        </w:rPr>
+        <w:t xml:space="preserve"> %}</w:t>
+      </w:r>
+      <w:proofErr w:type="gramEnd"/>
       <w:r>
         <w:rPr>
           <w:sz w:val="24"/>
@@ -2729,6 +5164,7 @@
         </w:rPr>
         <w:t xml:space="preserve"> since the {{</w:t>
       </w:r>
+      <w:proofErr w:type="spellStart"/>
       <w:r>
         <w:rPr>
           <w:sz w:val="24"/>
@@ -2741,15 +5177,48 @@
           <w:sz w:val="24"/>
           <w:szCs w:val="24"/>
         </w:rPr>
-        <w:t>last_payment_date}} payment</w:t>
-      </w:r>
-      <w:r>
-        <w:rPr>
-          <w:sz w:val="24"/>
-          <w:szCs w:val="24"/>
-        </w:rPr>
-        <w:t>{% endif %}</w:t>
-      </w:r>
+        <w:t>last_payment_date</w:t>
+      </w:r>
+      <w:proofErr w:type="spellEnd"/>
+      <w:r>
+        <w:rPr>
+          <w:sz w:val="24"/>
+          <w:szCs w:val="24"/>
+        </w:rPr>
+        <w:t xml:space="preserve">}} </w:t>
+      </w:r>
+      <w:proofErr w:type="gramStart"/>
+      <w:r>
+        <w:rPr>
+          <w:sz w:val="24"/>
+          <w:szCs w:val="24"/>
+        </w:rPr>
+        <w:t>payment</w:t>
+      </w:r>
+      <w:r>
+        <w:rPr>
+          <w:sz w:val="24"/>
+          <w:szCs w:val="24"/>
+        </w:rPr>
+        <w:t>{</w:t>
+      </w:r>
+      <w:proofErr w:type="gramEnd"/>
+      <w:r>
+        <w:rPr>
+          <w:sz w:val="24"/>
+          <w:szCs w:val="24"/>
+        </w:rPr>
+        <w:t xml:space="preserve">% </w:t>
+      </w:r>
+      <w:proofErr w:type="gramStart"/>
+      <w:r>
+        <w:rPr>
+          <w:sz w:val="24"/>
+          <w:szCs w:val="24"/>
+        </w:rPr>
+        <w:t>endif %}</w:t>
+      </w:r>
+      <w:proofErr w:type="gramEnd"/>
       <w:r>
         <w:rPr>
           <w:sz w:val="24"/>
@@ -2782,7 +5251,251 @@
           <w:sz w:val="24"/>
           <w:szCs w:val="24"/>
         </w:rPr>
-        <w:t xml:space="preserve">{{other_parties[0].name_full()}} owes a total of {{ </w:t>
+        <w:t>{{</w:t>
+      </w:r>
+      <w:proofErr w:type="spellStart"/>
+      <w:r>
+        <w:rPr>
+          <w:sz w:val="24"/>
+          <w:szCs w:val="24"/>
+        </w:rPr>
+        <w:t>other_parties</w:t>
+      </w:r>
+      <w:proofErr w:type="spellEnd"/>
+      <w:r>
+        <w:rPr>
+          <w:sz w:val="24"/>
+          <w:szCs w:val="24"/>
+        </w:rPr>
+        <w:t>[0].</w:t>
+      </w:r>
+      <w:proofErr w:type="spellStart"/>
+      <w:r>
+        <w:rPr>
+          <w:sz w:val="24"/>
+          <w:szCs w:val="24"/>
+        </w:rPr>
+        <w:t>name_</w:t>
+      </w:r>
+      <w:proofErr w:type="gramStart"/>
+      <w:r>
+        <w:rPr>
+          <w:sz w:val="24"/>
+          <w:szCs w:val="24"/>
+        </w:rPr>
+        <w:t>full</w:t>
+      </w:r>
+      <w:proofErr w:type="spellEnd"/>
+      <w:r>
+        <w:rPr>
+          <w:sz w:val="24"/>
+          <w:szCs w:val="24"/>
+        </w:rPr>
+        <w:t>(</w:t>
+      </w:r>
+      <w:proofErr w:type="gramEnd"/>
+      <w:r>
+        <w:rPr>
+          <w:sz w:val="24"/>
+          <w:szCs w:val="24"/>
+        </w:rPr>
+        <w:t xml:space="preserve">)}} owes a total of </w:t>
+      </w:r>
+      <w:proofErr w:type="gramStart"/>
+      <w:r>
+        <w:rPr>
+          <w:sz w:val="24"/>
+          <w:szCs w:val="24"/>
+        </w:rPr>
+        <w:t xml:space="preserve">{{ </w:t>
+      </w:r>
+      <w:r>
+        <w:rPr>
+          <w:sz w:val="24"/>
+          <w:szCs w:val="24"/>
+        </w:rPr>
+        <w:t>currency</w:t>
+      </w:r>
+      <w:proofErr w:type="gramEnd"/>
+      <w:r>
+        <w:rPr>
+          <w:sz w:val="24"/>
+          <w:szCs w:val="24"/>
+        </w:rPr>
+        <w:t>(</w:t>
+      </w:r>
+      <w:proofErr w:type="spellStart"/>
+      <w:r>
+        <w:rPr>
+          <w:sz w:val="24"/>
+          <w:szCs w:val="24"/>
+        </w:rPr>
+        <w:t>maintenance_total_</w:t>
+      </w:r>
+      <w:proofErr w:type="gramStart"/>
+      <w:r>
+        <w:rPr>
+          <w:sz w:val="24"/>
+          <w:szCs w:val="24"/>
+        </w:rPr>
+        <w:t>amount</w:t>
+      </w:r>
+      <w:proofErr w:type="spellEnd"/>
+      <w:r>
+        <w:rPr>
+          <w:sz w:val="24"/>
+          <w:szCs w:val="24"/>
+        </w:rPr>
+        <w:t>)</w:t>
+      </w:r>
+      <w:r>
+        <w:rPr>
+          <w:sz w:val="24"/>
+          <w:szCs w:val="24"/>
+        </w:rPr>
+        <w:t>}}</w:t>
+      </w:r>
+      <w:proofErr w:type="gramEnd"/>
+      <w:r>
+        <w:rPr>
+          <w:sz w:val="24"/>
+          <w:szCs w:val="24"/>
+        </w:rPr>
+        <w:t xml:space="preserve"> in maintenance. This represents </w:t>
+      </w:r>
+      <w:r>
+        <w:rPr>
+          <w:sz w:val="24"/>
+          <w:szCs w:val="24"/>
+        </w:rPr>
+        <w:t>{{</w:t>
+      </w:r>
+      <w:proofErr w:type="spellStart"/>
+      <w:r>
+        <w:rPr>
+          <w:sz w:val="24"/>
+          <w:szCs w:val="24"/>
+        </w:rPr>
+        <w:t>nice_number</w:t>
+      </w:r>
+      <w:proofErr w:type="spellEnd"/>
+      <w:r>
+        <w:rPr>
+          <w:sz w:val="24"/>
+          <w:szCs w:val="24"/>
+        </w:rPr>
+        <w:t>(</w:t>
+      </w:r>
+      <w:proofErr w:type="spellStart"/>
+      <w:r>
+        <w:rPr>
+          <w:sz w:val="24"/>
+          <w:szCs w:val="24"/>
+        </w:rPr>
+        <w:t>maintenance_missed_payment_count</w:t>
+      </w:r>
+      <w:r>
+        <w:rPr>
+          <w:sz w:val="24"/>
+          <w:szCs w:val="24"/>
+        </w:rPr>
+        <w:t>,use_word</w:t>
+      </w:r>
+      <w:proofErr w:type="spellEnd"/>
+      <w:r>
+        <w:rPr>
+          <w:sz w:val="24"/>
+          <w:szCs w:val="24"/>
+        </w:rPr>
+        <w:t>=True</w:t>
+      </w:r>
+      <w:r>
+        <w:rPr>
+          <w:sz w:val="24"/>
+          <w:szCs w:val="24"/>
+        </w:rPr>
+        <w:t>)}} (</w:t>
+      </w:r>
+      <w:r>
+        <w:rPr>
+          <w:sz w:val="24"/>
+          <w:szCs w:val="24"/>
+        </w:rPr>
+        <w:t xml:space="preserve">{{ </w:t>
+      </w:r>
+      <w:proofErr w:type="spellStart"/>
+      <w:r>
+        <w:rPr>
+          <w:sz w:val="24"/>
+          <w:szCs w:val="24"/>
+        </w:rPr>
+        <w:t>nice_number</w:t>
+      </w:r>
+      <w:proofErr w:type="spellEnd"/>
+      <w:r>
+        <w:rPr>
+          <w:sz w:val="24"/>
+          <w:szCs w:val="24"/>
+        </w:rPr>
+        <w:t>(</w:t>
+      </w:r>
+      <w:proofErr w:type="spellStart"/>
+      <w:r>
+        <w:rPr>
+          <w:sz w:val="24"/>
+          <w:szCs w:val="24"/>
+        </w:rPr>
+        <w:t>maintenance_missed_payment_count</w:t>
+      </w:r>
+      <w:r>
+        <w:rPr>
+          <w:sz w:val="24"/>
+          <w:szCs w:val="24"/>
+        </w:rPr>
+        <w:t>,</w:t>
+      </w:r>
+      <w:r>
+        <w:rPr>
+          <w:sz w:val="24"/>
+          <w:szCs w:val="24"/>
+        </w:rPr>
+        <w:t>use_word</w:t>
+      </w:r>
+      <w:proofErr w:type="spellEnd"/>
+      <w:r>
+        <w:rPr>
+          <w:sz w:val="24"/>
+          <w:szCs w:val="24"/>
+        </w:rPr>
+        <w:t>=False)</w:t>
+      </w:r>
+      <w:r>
+        <w:rPr>
+          <w:sz w:val="24"/>
+          <w:szCs w:val="24"/>
+        </w:rPr>
+        <w:t>}}</w:t>
+      </w:r>
+      <w:r>
+        <w:rPr>
+          <w:sz w:val="24"/>
+          <w:szCs w:val="24"/>
+        </w:rPr>
+        <w:t>)</w:t>
+      </w:r>
+      <w:r>
+        <w:rPr>
+          <w:sz w:val="24"/>
+          <w:szCs w:val="24"/>
+        </w:rPr>
+        <w:t xml:space="preserve"> payments of {{</w:t>
+      </w:r>
+      <w:r>
+        <w:rPr>
+          <w:sz w:val="24"/>
+          <w:szCs w:val="24"/>
+        </w:rPr>
+        <w:t xml:space="preserve"> </w:t>
       </w:r>
       <w:r>
         <w:rPr>
@@ -2791,13 +5504,22 @@
         </w:rPr>
         <w:t>currency(</w:t>
       </w:r>
-      <w:r>
-        <w:rPr>
-          <w:sz w:val="24"/>
-          <w:szCs w:val="24"/>
-        </w:rPr>
-        <w:t>maintenance_total_amount</w:t>
-      </w:r>
+      <w:proofErr w:type="spellStart"/>
+      <w:r>
+        <w:rPr>
+          <w:sz w:val="24"/>
+          <w:szCs w:val="24"/>
+        </w:rPr>
+        <w:t>maintenance</w:t>
+      </w:r>
+      <w:r>
+        <w:rPr>
+          <w:sz w:val="24"/>
+          <w:szCs w:val="24"/>
+        </w:rPr>
+        <w:t>_amount</w:t>
+      </w:r>
+      <w:proofErr w:type="spellEnd"/>
       <w:r>
         <w:rPr>
           <w:sz w:val="24"/>
@@ -2810,91 +5532,30 @@
           <w:sz w:val="24"/>
           <w:szCs w:val="24"/>
         </w:rPr>
-        <w:t xml:space="preserve">}} in maintenance. This represents </w:t>
-      </w:r>
-      <w:r>
-        <w:rPr>
-          <w:sz w:val="24"/>
-          <w:szCs w:val="24"/>
-        </w:rPr>
-        <w:t>{{nice_number(maintenance_missed_payment_count</w:t>
-      </w:r>
-      <w:r>
-        <w:rPr>
-          <w:sz w:val="24"/>
-          <w:szCs w:val="24"/>
-        </w:rPr>
-        <w:t>,use_word=True</w:t>
-      </w:r>
-      <w:r>
-        <w:rPr>
-          <w:sz w:val="24"/>
-          <w:szCs w:val="24"/>
-        </w:rPr>
-        <w:t>)}} (</w:t>
-      </w:r>
-      <w:r>
-        <w:rPr>
-          <w:sz w:val="24"/>
-          <w:szCs w:val="24"/>
-        </w:rPr>
-        <w:t xml:space="preserve">{{ </w:t>
-      </w:r>
-      <w:r>
-        <w:rPr>
-          <w:sz w:val="24"/>
-          <w:szCs w:val="24"/>
-        </w:rPr>
-        <w:t>nice_number(</w:t>
-      </w:r>
-      <w:r>
-        <w:rPr>
-          <w:sz w:val="24"/>
-          <w:szCs w:val="24"/>
-        </w:rPr>
-        <w:t>maintenance_missed_payment_count</w:t>
-      </w:r>
-      <w:r>
-        <w:rPr>
-          <w:sz w:val="24"/>
-          <w:szCs w:val="24"/>
-        </w:rPr>
-        <w:t>,</w:t>
-      </w:r>
-      <w:r>
-        <w:rPr>
-          <w:sz w:val="24"/>
-          <w:szCs w:val="24"/>
-        </w:rPr>
-        <w:t>use_word</w:t>
-      </w:r>
-      <w:r>
-        <w:rPr>
-          <w:sz w:val="24"/>
-          <w:szCs w:val="24"/>
-        </w:rPr>
-        <w:t>=False)</w:t>
-      </w:r>
-      <w:r>
-        <w:rPr>
-          <w:sz w:val="24"/>
-          <w:szCs w:val="24"/>
-        </w:rPr>
-        <w:t>}}</w:t>
-      </w:r>
-      <w:r>
-        <w:rPr>
-          <w:sz w:val="24"/>
-          <w:szCs w:val="24"/>
-        </w:rPr>
-        <w:t>)</w:t>
-      </w:r>
-      <w:r>
-        <w:rPr>
-          <w:sz w:val="24"/>
-          <w:szCs w:val="24"/>
-        </w:rPr>
-        <w:t xml:space="preserve"> payments of {{</w:t>
+        <w:t xml:space="preserve">}}{% if </w:t>
+      </w:r>
+      <w:proofErr w:type="spellStart"/>
+      <w:r>
+        <w:rPr>
+          <w:sz w:val="24"/>
+          <w:szCs w:val="24"/>
+        </w:rPr>
+        <w:t>maintenance</w:t>
+      </w:r>
+      <w:r>
+        <w:rPr>
+          <w:sz w:val="24"/>
+          <w:szCs w:val="24"/>
+        </w:rPr>
+        <w:t>_arrears_check</w:t>
+      </w:r>
+      <w:proofErr w:type="spellEnd"/>
+      <w:r>
+        <w:rPr>
+          <w:sz w:val="24"/>
+          <w:szCs w:val="24"/>
+        </w:rPr>
+        <w:t xml:space="preserve"> %} and an arrearage of</w:t>
       </w:r>
       <w:r>
         <w:rPr>
@@ -2908,71 +5569,16 @@
           <w:sz w:val="24"/>
           <w:szCs w:val="24"/>
         </w:rPr>
+        <w:t>{{</w:t>
+      </w:r>
+      <w:r>
+        <w:rPr>
+          <w:sz w:val="24"/>
+          <w:szCs w:val="24"/>
+        </w:rPr>
         <w:t>currency(</w:t>
       </w:r>
-      <w:r>
-        <w:rPr>
-          <w:sz w:val="24"/>
-          <w:szCs w:val="24"/>
-        </w:rPr>
-        <w:t>maintenance</w:t>
-      </w:r>
-      <w:r>
-        <w:rPr>
-          <w:sz w:val="24"/>
-          <w:szCs w:val="24"/>
-        </w:rPr>
-        <w:t>_amount</w:t>
-      </w:r>
-      <w:r>
-        <w:rPr>
-          <w:sz w:val="24"/>
-          <w:szCs w:val="24"/>
-        </w:rPr>
-        <w:t>)</w:t>
-      </w:r>
-      <w:r>
-        <w:rPr>
-          <w:sz w:val="24"/>
-          <w:szCs w:val="24"/>
-        </w:rPr>
-        <w:t xml:space="preserve">}}{% if </w:t>
-      </w:r>
-      <w:r>
-        <w:rPr>
-          <w:sz w:val="24"/>
-          <w:szCs w:val="24"/>
-        </w:rPr>
-        <w:t>maintenance</w:t>
-      </w:r>
-      <w:r>
-        <w:rPr>
-          <w:sz w:val="24"/>
-          <w:szCs w:val="24"/>
-        </w:rPr>
-        <w:t>_arrears_check %} and an arrearage of</w:t>
-      </w:r>
-      <w:r>
-        <w:rPr>
-          <w:sz w:val="24"/>
-          <w:szCs w:val="24"/>
-        </w:rPr>
-        <w:t xml:space="preserve"> </w:t>
-      </w:r>
-      <w:r>
-        <w:rPr>
-          <w:sz w:val="24"/>
-          <w:szCs w:val="24"/>
-        </w:rPr>
-        <w:t>{{</w:t>
-      </w:r>
-      <w:r>
-        <w:rPr>
-          <w:sz w:val="24"/>
-          <w:szCs w:val="24"/>
-        </w:rPr>
-        <w:t>currency(</w:t>
-      </w:r>
+      <w:proofErr w:type="spellStart"/>
       <w:r>
         <w:rPr>
           <w:sz w:val="24"/>
@@ -2987,6 +5593,7 @@
         </w:rPr>
         <w:t>arrears_amount</w:t>
       </w:r>
+      <w:proofErr w:type="spellEnd"/>
       <w:r>
         <w:rPr>
           <w:sz w:val="24"/>
@@ -3026,7 +5633,39 @@
           <w:sz w:val="24"/>
           <w:szCs w:val="24"/>
         </w:rPr>
-        <w:t>The lapse in payment has been in indirect contravention of the Court’s order and has caused undue financial hardship to {{users[0].name_full()}}.</w:t>
+        <w:t>The lapse in payment has been in indirect contravention of the Court’s order and has caused undue financial hardship to {{users[0].</w:t>
+      </w:r>
+      <w:proofErr w:type="spellStart"/>
+      <w:r>
+        <w:rPr>
+          <w:sz w:val="24"/>
+          <w:szCs w:val="24"/>
+        </w:rPr>
+        <w:t>name_</w:t>
+      </w:r>
+      <w:proofErr w:type="gramStart"/>
+      <w:r>
+        <w:rPr>
+          <w:sz w:val="24"/>
+          <w:szCs w:val="24"/>
+        </w:rPr>
+        <w:t>full</w:t>
+      </w:r>
+      <w:proofErr w:type="spellEnd"/>
+      <w:r>
+        <w:rPr>
+          <w:sz w:val="24"/>
+          <w:szCs w:val="24"/>
+        </w:rPr>
+        <w:t>(</w:t>
+      </w:r>
+      <w:proofErr w:type="gramEnd"/>
+      <w:r>
+        <w:rPr>
+          <w:sz w:val="24"/>
+          <w:szCs w:val="24"/>
+        </w:rPr>
+        <w:t>)}}.</w:t>
       </w:r>
     </w:p>
     <w:p>
@@ -3053,7 +5692,55 @@
           <w:sz w:val="24"/>
           <w:szCs w:val="24"/>
         </w:rPr>
-        <w:t xml:space="preserve">{{other_parties[0].name_full()}} is well able to pay reasonable sums for </w:t>
+        <w:t>{{</w:t>
+      </w:r>
+      <w:proofErr w:type="spellStart"/>
+      <w:r>
+        <w:rPr>
+          <w:sz w:val="24"/>
+          <w:szCs w:val="24"/>
+        </w:rPr>
+        <w:t>other_parties</w:t>
+      </w:r>
+      <w:proofErr w:type="spellEnd"/>
+      <w:r>
+        <w:rPr>
+          <w:sz w:val="24"/>
+          <w:szCs w:val="24"/>
+        </w:rPr>
+        <w:t>[0].</w:t>
+      </w:r>
+      <w:proofErr w:type="spellStart"/>
+      <w:r>
+        <w:rPr>
+          <w:sz w:val="24"/>
+          <w:szCs w:val="24"/>
+        </w:rPr>
+        <w:t>name_</w:t>
+      </w:r>
+      <w:proofErr w:type="gramStart"/>
+      <w:r>
+        <w:rPr>
+          <w:sz w:val="24"/>
+          <w:szCs w:val="24"/>
+        </w:rPr>
+        <w:t>full</w:t>
+      </w:r>
+      <w:proofErr w:type="spellEnd"/>
+      <w:r>
+        <w:rPr>
+          <w:sz w:val="24"/>
+          <w:szCs w:val="24"/>
+        </w:rPr>
+        <w:t>(</w:t>
+      </w:r>
+      <w:proofErr w:type="gramEnd"/>
+      <w:r>
+        <w:rPr>
+          <w:sz w:val="24"/>
+          <w:szCs w:val="24"/>
+        </w:rPr>
+        <w:t xml:space="preserve">)}} is well able to pay reasonable sums for </w:t>
       </w:r>
       <w:r>
         <w:rPr>
@@ -3094,7 +5781,55 @@
           <w:sz w:val="24"/>
           <w:szCs w:val="24"/>
         </w:rPr>
-        <w:t>Said behavior by {{other_parties[0].name_full()}} was willful and contumacious and they should be found in contempt of court and sanctioned accordingly.</w:t>
+        <w:t>Said behavior by {{</w:t>
+      </w:r>
+      <w:proofErr w:type="spellStart"/>
+      <w:r>
+        <w:rPr>
+          <w:sz w:val="24"/>
+          <w:szCs w:val="24"/>
+        </w:rPr>
+        <w:t>other_parties</w:t>
+      </w:r>
+      <w:proofErr w:type="spellEnd"/>
+      <w:r>
+        <w:rPr>
+          <w:sz w:val="24"/>
+          <w:szCs w:val="24"/>
+        </w:rPr>
+        <w:t>[0].</w:t>
+      </w:r>
+      <w:proofErr w:type="spellStart"/>
+      <w:r>
+        <w:rPr>
+          <w:sz w:val="24"/>
+          <w:szCs w:val="24"/>
+        </w:rPr>
+        <w:t>name_</w:t>
+      </w:r>
+      <w:proofErr w:type="gramStart"/>
+      <w:r>
+        <w:rPr>
+          <w:sz w:val="24"/>
+          <w:szCs w:val="24"/>
+        </w:rPr>
+        <w:t>full</w:t>
+      </w:r>
+      <w:proofErr w:type="spellEnd"/>
+      <w:r>
+        <w:rPr>
+          <w:sz w:val="24"/>
+          <w:szCs w:val="24"/>
+        </w:rPr>
+        <w:t>(</w:t>
+      </w:r>
+      <w:proofErr w:type="gramEnd"/>
+      <w:r>
+        <w:rPr>
+          <w:sz w:val="24"/>
+          <w:szCs w:val="24"/>
+        </w:rPr>
+        <w:t>)}} was willful and contumacious and they should be found in contempt of court and sanctioned accordingly.</w:t>
       </w:r>
     </w:p>
     <w:p>
@@ -3142,8 +5877,17 @@
           <w:sz w:val="24"/>
           <w:szCs w:val="24"/>
         </w:rPr>
-        <w:t xml:space="preserve"> of the IMDMA requires interest on</w:t>
-      </w:r>
+        <w:t xml:space="preserve"> of the IMDMA requires interest </w:t>
+      </w:r>
+      <w:proofErr w:type="gramStart"/>
+      <w:r>
+        <w:rPr>
+          <w:sz w:val="24"/>
+          <w:szCs w:val="24"/>
+        </w:rPr>
+        <w:t>on</w:t>
+      </w:r>
+      <w:proofErr w:type="gramEnd"/>
       <w:r>
         <w:rPr>
           <w:sz w:val="24"/>
@@ -3180,6 +5924,7 @@
           <w:szCs w:val="24"/>
         </w:rPr>
       </w:pPr>
+      <w:proofErr w:type="gramStart"/>
       <w:r>
         <w:rPr>
           <w:sz w:val="24"/>
@@ -3192,14 +5937,79 @@
           <w:sz w:val="24"/>
           <w:szCs w:val="24"/>
         </w:rPr>
-        <w:t>{{capitalize(party_label)}}</w:t>
-      </w:r>
-      <w:r>
-        <w:rPr>
-          <w:sz w:val="24"/>
-          <w:szCs w:val="24"/>
-        </w:rPr>
-        <w:t>, {{users[0].name_full()}} respectfully prays:</w:t>
+        <w:t>{{</w:t>
+      </w:r>
+      <w:proofErr w:type="gramEnd"/>
+      <w:r>
+        <w:rPr>
+          <w:sz w:val="24"/>
+          <w:szCs w:val="24"/>
+        </w:rPr>
+        <w:t>capitalize(</w:t>
+      </w:r>
+      <w:proofErr w:type="spellStart"/>
+      <w:r>
+        <w:rPr>
+          <w:sz w:val="24"/>
+          <w:szCs w:val="24"/>
+        </w:rPr>
+        <w:t>party_</w:t>
+      </w:r>
+      <w:proofErr w:type="gramStart"/>
+      <w:r>
+        <w:rPr>
+          <w:sz w:val="24"/>
+          <w:szCs w:val="24"/>
+        </w:rPr>
+        <w:t>label</w:t>
+      </w:r>
+      <w:proofErr w:type="spellEnd"/>
+      <w:r>
+        <w:rPr>
+          <w:sz w:val="24"/>
+          <w:szCs w:val="24"/>
+        </w:rPr>
+        <w:t>)}}</w:t>
+      </w:r>
+      <w:proofErr w:type="gramEnd"/>
+      <w:r>
+        <w:rPr>
+          <w:sz w:val="24"/>
+          <w:szCs w:val="24"/>
+        </w:rPr>
+        <w:t>, {{users[0].</w:t>
+      </w:r>
+      <w:proofErr w:type="spellStart"/>
+      <w:r>
+        <w:rPr>
+          <w:sz w:val="24"/>
+          <w:szCs w:val="24"/>
+        </w:rPr>
+        <w:t>name_</w:t>
+      </w:r>
+      <w:proofErr w:type="gramStart"/>
+      <w:r>
+        <w:rPr>
+          <w:sz w:val="24"/>
+          <w:szCs w:val="24"/>
+        </w:rPr>
+        <w:t>full</w:t>
+      </w:r>
+      <w:proofErr w:type="spellEnd"/>
+      <w:r>
+        <w:rPr>
+          <w:sz w:val="24"/>
+          <w:szCs w:val="24"/>
+        </w:rPr>
+        <w:t>(</w:t>
+      </w:r>
+      <w:proofErr w:type="gramEnd"/>
+      <w:r>
+        <w:rPr>
+          <w:sz w:val="24"/>
+          <w:szCs w:val="24"/>
+        </w:rPr>
+        <w:t>)}} respectfully prays:</w:t>
       </w:r>
     </w:p>
     <w:p>
@@ -3240,8 +6050,81 @@
           <w:sz w:val="24"/>
           <w:szCs w:val="24"/>
         </w:rPr>
-        <w:t>For a Rule to Issue against {{other_parties[0].name_full()}} to show cause, if they have any, why they should not be held in contempt of this Court’s order of {{maintenance_order_date}}.</w:t>
-      </w:r>
+        <w:t>For a Rule to Issue against {{</w:t>
+      </w:r>
+      <w:proofErr w:type="spellStart"/>
+      <w:r>
+        <w:rPr>
+          <w:sz w:val="24"/>
+          <w:szCs w:val="24"/>
+        </w:rPr>
+        <w:t>other_parties</w:t>
+      </w:r>
+      <w:proofErr w:type="spellEnd"/>
+      <w:r>
+        <w:rPr>
+          <w:sz w:val="24"/>
+          <w:szCs w:val="24"/>
+        </w:rPr>
+        <w:t>[0].</w:t>
+      </w:r>
+      <w:proofErr w:type="spellStart"/>
+      <w:r>
+        <w:rPr>
+          <w:sz w:val="24"/>
+          <w:szCs w:val="24"/>
+        </w:rPr>
+        <w:t>name_</w:t>
+      </w:r>
+      <w:proofErr w:type="gramStart"/>
+      <w:r>
+        <w:rPr>
+          <w:sz w:val="24"/>
+          <w:szCs w:val="24"/>
+        </w:rPr>
+        <w:t>full</w:t>
+      </w:r>
+      <w:proofErr w:type="spellEnd"/>
+      <w:r>
+        <w:rPr>
+          <w:sz w:val="24"/>
+          <w:szCs w:val="24"/>
+        </w:rPr>
+        <w:t>(</w:t>
+      </w:r>
+      <w:proofErr w:type="gramEnd"/>
+      <w:r>
+        <w:rPr>
+          <w:sz w:val="24"/>
+          <w:szCs w:val="24"/>
+        </w:rPr>
+        <w:t>)}} to show cause, if they have any, why they should not be held in contempt of this Court’s order of {{</w:t>
+      </w:r>
+      <w:proofErr w:type="spellStart"/>
+      <w:r>
+        <w:rPr>
+          <w:sz w:val="24"/>
+          <w:szCs w:val="24"/>
+        </w:rPr>
+        <w:t>maintenance_order_</w:t>
+      </w:r>
+      <w:proofErr w:type="gramStart"/>
+      <w:r>
+        <w:rPr>
+          <w:sz w:val="24"/>
+          <w:szCs w:val="24"/>
+        </w:rPr>
+        <w:t>date</w:t>
+      </w:r>
+      <w:proofErr w:type="spellEnd"/>
+      <w:r>
+        <w:rPr>
+          <w:sz w:val="24"/>
+          <w:szCs w:val="24"/>
+        </w:rPr>
+        <w:t>}}.</w:t>
+      </w:r>
+      <w:proofErr w:type="gramEnd"/>
     </w:p>
     <w:p>
       <w:pPr>
@@ -3267,7 +6150,87 @@
           <w:sz w:val="24"/>
           <w:szCs w:val="24"/>
         </w:rPr>
-        <w:t>For this court to order that {{other_parties[0].name_full()}} pay to {{users[0].name_full()}} the amount of {{</w:t>
+        <w:t>For this court to order that {{</w:t>
+      </w:r>
+      <w:proofErr w:type="spellStart"/>
+      <w:r>
+        <w:rPr>
+          <w:sz w:val="24"/>
+          <w:szCs w:val="24"/>
+        </w:rPr>
+        <w:t>other_parties</w:t>
+      </w:r>
+      <w:proofErr w:type="spellEnd"/>
+      <w:r>
+        <w:rPr>
+          <w:sz w:val="24"/>
+          <w:szCs w:val="24"/>
+        </w:rPr>
+        <w:t>[0].</w:t>
+      </w:r>
+      <w:proofErr w:type="spellStart"/>
+      <w:r>
+        <w:rPr>
+          <w:sz w:val="24"/>
+          <w:szCs w:val="24"/>
+        </w:rPr>
+        <w:t>name_</w:t>
+      </w:r>
+      <w:proofErr w:type="gramStart"/>
+      <w:r>
+        <w:rPr>
+          <w:sz w:val="24"/>
+          <w:szCs w:val="24"/>
+        </w:rPr>
+        <w:t>full</w:t>
+      </w:r>
+      <w:proofErr w:type="spellEnd"/>
+      <w:r>
+        <w:rPr>
+          <w:sz w:val="24"/>
+          <w:szCs w:val="24"/>
+        </w:rPr>
+        <w:t>(</w:t>
+      </w:r>
+      <w:proofErr w:type="gramEnd"/>
+      <w:r>
+        <w:rPr>
+          <w:sz w:val="24"/>
+          <w:szCs w:val="24"/>
+        </w:rPr>
+        <w:t>)}} pay to {{users[0].</w:t>
+      </w:r>
+      <w:proofErr w:type="spellStart"/>
+      <w:r>
+        <w:rPr>
+          <w:sz w:val="24"/>
+          <w:szCs w:val="24"/>
+        </w:rPr>
+        <w:t>name_</w:t>
+      </w:r>
+      <w:proofErr w:type="gramStart"/>
+      <w:r>
+        <w:rPr>
+          <w:sz w:val="24"/>
+          <w:szCs w:val="24"/>
+        </w:rPr>
+        <w:t>full</w:t>
+      </w:r>
+      <w:proofErr w:type="spellEnd"/>
+      <w:r>
+        <w:rPr>
+          <w:sz w:val="24"/>
+          <w:szCs w:val="24"/>
+        </w:rPr>
+        <w:t>(</w:t>
+      </w:r>
+      <w:proofErr w:type="gramEnd"/>
+      <w:r>
+        <w:rPr>
+          <w:sz w:val="24"/>
+          <w:szCs w:val="24"/>
+        </w:rPr>
+        <w:t>)}} the amount of {{</w:t>
       </w:r>
       <w:r>
         <w:rPr>
@@ -3276,13 +6239,23 @@
         </w:rPr>
         <w:t>currency(</w:t>
       </w:r>
-      <w:r>
-        <w:rPr>
-          <w:sz w:val="24"/>
-          <w:szCs w:val="24"/>
-        </w:rPr>
-        <w:t>maintenance_total_amount</w:t>
-      </w:r>
+      <w:proofErr w:type="spellStart"/>
+      <w:r>
+        <w:rPr>
+          <w:sz w:val="24"/>
+          <w:szCs w:val="24"/>
+        </w:rPr>
+        <w:t>maintenance_total_</w:t>
+      </w:r>
+      <w:proofErr w:type="gramStart"/>
+      <w:r>
+        <w:rPr>
+          <w:sz w:val="24"/>
+          <w:szCs w:val="24"/>
+        </w:rPr>
+        <w:t>amount</w:t>
+      </w:r>
+      <w:proofErr w:type="spellEnd"/>
       <w:r>
         <w:rPr>
           <w:sz w:val="24"/>
@@ -3295,7 +6268,15 @@
           <w:sz w:val="24"/>
           <w:szCs w:val="24"/>
         </w:rPr>
-        <w:t>}} immediately.</w:t>
+        <w:t>}}</w:t>
+      </w:r>
+      <w:proofErr w:type="gramEnd"/>
+      <w:r>
+        <w:rPr>
+          <w:sz w:val="24"/>
+          <w:szCs w:val="24"/>
+        </w:rPr>
+        <w:t xml:space="preserve"> immediately.</w:t>
       </w:r>
     </w:p>
     <w:p>
@@ -3329,8 +6310,97 @@
           <w:sz w:val="24"/>
           <w:szCs w:val="24"/>
         </w:rPr>
-        <w:t>this court to order that {{other_parties[0].name_full()}} pay to {{users[0].name_full()}} interest on {{currency(</w:t>
-      </w:r>
+        <w:t>this court to order that {{</w:t>
+      </w:r>
+      <w:proofErr w:type="spellStart"/>
+      <w:r>
+        <w:rPr>
+          <w:sz w:val="24"/>
+          <w:szCs w:val="24"/>
+        </w:rPr>
+        <w:t>other_parties</w:t>
+      </w:r>
+      <w:proofErr w:type="spellEnd"/>
+      <w:r>
+        <w:rPr>
+          <w:sz w:val="24"/>
+          <w:szCs w:val="24"/>
+        </w:rPr>
+        <w:t>[0].</w:t>
+      </w:r>
+      <w:proofErr w:type="spellStart"/>
+      <w:r>
+        <w:rPr>
+          <w:sz w:val="24"/>
+          <w:szCs w:val="24"/>
+        </w:rPr>
+        <w:t>name_</w:t>
+      </w:r>
+      <w:proofErr w:type="gramStart"/>
+      <w:r>
+        <w:rPr>
+          <w:sz w:val="24"/>
+          <w:szCs w:val="24"/>
+        </w:rPr>
+        <w:t>full</w:t>
+      </w:r>
+      <w:proofErr w:type="spellEnd"/>
+      <w:r>
+        <w:rPr>
+          <w:sz w:val="24"/>
+          <w:szCs w:val="24"/>
+        </w:rPr>
+        <w:t>(</w:t>
+      </w:r>
+      <w:proofErr w:type="gramEnd"/>
+      <w:r>
+        <w:rPr>
+          <w:sz w:val="24"/>
+          <w:szCs w:val="24"/>
+        </w:rPr>
+        <w:t xml:space="preserve">)}} pay to </w:t>
+      </w:r>
+      <w:r>
+        <w:rPr>
+          <w:sz w:val="24"/>
+          <w:szCs w:val="24"/>
+        </w:rPr>
+        <w:lastRenderedPageBreak/>
+        <w:t>{{users[0].</w:t>
+      </w:r>
+      <w:proofErr w:type="spellStart"/>
+      <w:r>
+        <w:rPr>
+          <w:sz w:val="24"/>
+          <w:szCs w:val="24"/>
+        </w:rPr>
+        <w:t>name_</w:t>
+      </w:r>
+      <w:proofErr w:type="gramStart"/>
+      <w:r>
+        <w:rPr>
+          <w:sz w:val="24"/>
+          <w:szCs w:val="24"/>
+        </w:rPr>
+        <w:t>full</w:t>
+      </w:r>
+      <w:proofErr w:type="spellEnd"/>
+      <w:r>
+        <w:rPr>
+          <w:sz w:val="24"/>
+          <w:szCs w:val="24"/>
+        </w:rPr>
+        <w:t>(</w:t>
+      </w:r>
+      <w:proofErr w:type="gramEnd"/>
+      <w:r>
+        <w:rPr>
+          <w:sz w:val="24"/>
+          <w:szCs w:val="24"/>
+        </w:rPr>
+        <w:t>)}} interest on {{currency(</w:t>
+      </w:r>
+      <w:proofErr w:type="spellStart"/>
       <w:r>
         <w:rPr>
           <w:sz w:val="24"/>
@@ -3343,7 +6413,15 @@
           <w:sz w:val="24"/>
           <w:szCs w:val="24"/>
         </w:rPr>
-        <w:t>_amount)}} in accordance with section 50</w:t>
+        <w:t>_amount</w:t>
+      </w:r>
+      <w:proofErr w:type="spellEnd"/>
+      <w:r>
+        <w:rPr>
+          <w:sz w:val="24"/>
+          <w:szCs w:val="24"/>
+        </w:rPr>
+        <w:t>)}} in accordance with section 50</w:t>
       </w:r>
       <w:r>
         <w:rPr>
@@ -3411,7 +6489,6 @@
           <w:sz w:val="24"/>
           <w:szCs w:val="24"/>
         </w:rPr>
-        <w:lastRenderedPageBreak/>
         <w:t>That Petitioner have such other relief as may be just and equitable.</w:t>
       </w:r>
     </w:p>
@@ -3451,17 +6528,54 @@
         <w:t xml:space="preserve">Now comes </w:t>
       </w:r>
       <w:r>
-        <w:t>{{capitalize(party_label)}}</w:t>
-      </w:r>
-      <w:r>
-        <w:t>, {{users[0].name_full()}}, pursuant to {{statute}}, and moves this Court to issue a Rule to Show Cause against {{opponent_label}},</w:t>
+        <w:t>{{capitalize(</w:t>
+      </w:r>
+      <w:proofErr w:type="spellStart"/>
+      <w:r>
+        <w:t>party_label</w:t>
+      </w:r>
+      <w:proofErr w:type="spellEnd"/>
+      <w:r>
+        <w:t>)}}</w:t>
+      </w:r>
+      <w:r>
+        <w:t>, {{users[0].</w:t>
+      </w:r>
+      <w:proofErr w:type="spellStart"/>
+      <w:r>
+        <w:t>name_full</w:t>
+      </w:r>
+      <w:proofErr w:type="spellEnd"/>
+      <w:r>
+        <w:t>()}}, pursuant to {{statute}}, and moves this Court to issue a Rule to Show Cause against {{</w:t>
+      </w:r>
+      <w:proofErr w:type="spellStart"/>
+      <w:r>
+        <w:t>opponent_label</w:t>
+      </w:r>
+      <w:proofErr w:type="spellEnd"/>
+      <w:r>
+        <w:t>}},</w:t>
       </w:r>
       <w:r>
         <w:t xml:space="preserve"> </w:t>
       </w:r>
       <w:r>
-        <w:t>{{other_parties[0].name_full</w:t>
-      </w:r>
+        <w:t>{{</w:t>
+      </w:r>
+      <w:proofErr w:type="spellStart"/>
+      <w:r>
+        <w:t>other_parties</w:t>
+      </w:r>
+      <w:proofErr w:type="spellEnd"/>
+      <w:r>
+        <w:t>[0].</w:t>
+      </w:r>
+      <w:proofErr w:type="spellStart"/>
+      <w:r>
+        <w:t>name_full</w:t>
+      </w:r>
+      <w:proofErr w:type="spellEnd"/>
       <w:r>
         <w:t>(</w:t>
       </w:r>
@@ -3469,10 +6583,34 @@
         <w:t xml:space="preserve">)}}, as to why they should not be held in Indirect Civil Contempt of Court for their refusal to abide by this Court's </w:t>
       </w:r>
       <w:r>
-        <w:t>{% if case_type == “Other” %}{{ other_case_type}}{% else %}</w:t>
-      </w:r>
-      <w:r>
-        <w:t>{{case_type}}</w:t>
+        <w:t xml:space="preserve">{% if </w:t>
+      </w:r>
+      <w:proofErr w:type="spellStart"/>
+      <w:r>
+        <w:t>case_type</w:t>
+      </w:r>
+      <w:proofErr w:type="spellEnd"/>
+      <w:r>
+        <w:t xml:space="preserve"> == “Other” %}{{ </w:t>
+      </w:r>
+      <w:proofErr w:type="spellStart"/>
+      <w:r>
+        <w:t>other_case_type</w:t>
+      </w:r>
+      <w:proofErr w:type="spellEnd"/>
+      <w:r>
+        <w:t>}}{% else %}</w:t>
+      </w:r>
+      <w:r>
+        <w:t>{{</w:t>
+      </w:r>
+      <w:proofErr w:type="spellStart"/>
+      <w:r>
+        <w:t>case_type</w:t>
+      </w:r>
+      <w:proofErr w:type="spellEnd"/>
+      <w:r>
+        <w:t>}}</w:t>
       </w:r>
       <w:r>
         <w:t>{% endif %}</w:t>
@@ -3481,11 +6619,32 @@
         <w:t xml:space="preserve"> </w:t>
       </w:r>
       <w:r>
-        <w:t xml:space="preserve">order. In support of this Petition, </w:t>
-      </w:r>
-      <w:r>
-        <w:t>{{capitalize(party_label)}}</w:t>
-      </w:r>
+        <w:t xml:space="preserve">order. In support of this </w:t>
+      </w:r>
+      <w:proofErr w:type="gramStart"/>
+      <w:r>
+        <w:t xml:space="preserve">Petition, </w:t>
+      </w:r>
+      <w:r>
+        <w:t>{{</w:t>
+      </w:r>
+      <w:proofErr w:type="gramEnd"/>
+      <w:r>
+        <w:t>capitalize(</w:t>
+      </w:r>
+      <w:proofErr w:type="spellStart"/>
+      <w:r>
+        <w:t>party_</w:t>
+      </w:r>
+      <w:proofErr w:type="gramStart"/>
+      <w:r>
+        <w:t>label</w:t>
+      </w:r>
+      <w:proofErr w:type="spellEnd"/>
+      <w:r>
+        <w:t>)}}</w:t>
+      </w:r>
+      <w:proofErr w:type="gramEnd"/>
       <w:r>
         <w:t xml:space="preserve"> states as follows:</w:t>
       </w:r>
@@ -3514,25 +6673,74 @@
           <w:sz w:val="24"/>
           <w:szCs w:val="24"/>
         </w:rPr>
-        <w:t>{% if case_completed %}On</w:t>
-      </w:r>
-      <w:r>
-        <w:rPr>
-          <w:sz w:val="24"/>
-          <w:szCs w:val="24"/>
-        </w:rPr>
-        <w:t xml:space="preserve"> {{ final_order_date}}, a </w:t>
-      </w:r>
-      <w:r>
-        <w:rPr>
-          <w:sz w:val="24"/>
-          <w:szCs w:val="24"/>
-        </w:rPr>
-        <w:t>{% if case_type == “Other” %}{{</w:t>
+        <w:t xml:space="preserve">{% if </w:t>
+      </w:r>
+      <w:proofErr w:type="spellStart"/>
+      <w:r>
+        <w:rPr>
+          <w:sz w:val="24"/>
+          <w:szCs w:val="24"/>
+        </w:rPr>
+        <w:t>case_completed</w:t>
+      </w:r>
+      <w:proofErr w:type="spellEnd"/>
+      <w:r>
+        <w:rPr>
+          <w:sz w:val="24"/>
+          <w:szCs w:val="24"/>
+        </w:rPr>
+        <w:t xml:space="preserve"> %}On</w:t>
+      </w:r>
+      <w:r>
+        <w:rPr>
+          <w:sz w:val="24"/>
+          <w:szCs w:val="24"/>
+        </w:rPr>
+        <w:t xml:space="preserve"> {{ </w:t>
+      </w:r>
+      <w:proofErr w:type="spellStart"/>
+      <w:r>
+        <w:rPr>
+          <w:sz w:val="24"/>
+          <w:szCs w:val="24"/>
+        </w:rPr>
+        <w:t>final_order_date</w:t>
+      </w:r>
+      <w:proofErr w:type="spellEnd"/>
+      <w:r>
+        <w:rPr>
+          <w:sz w:val="24"/>
+          <w:szCs w:val="24"/>
+        </w:rPr>
+        <w:t xml:space="preserve">}}, a </w:t>
+      </w:r>
+      <w:r>
+        <w:rPr>
+          <w:sz w:val="24"/>
+          <w:szCs w:val="24"/>
+        </w:rPr>
+        <w:t xml:space="preserve">{% if </w:t>
+      </w:r>
+      <w:proofErr w:type="spellStart"/>
+      <w:r>
+        <w:rPr>
+          <w:sz w:val="24"/>
+          <w:szCs w:val="24"/>
+        </w:rPr>
+        <w:t>case_type</w:t>
+      </w:r>
+      <w:proofErr w:type="spellEnd"/>
+      <w:r>
+        <w:rPr>
+          <w:sz w:val="24"/>
+          <w:szCs w:val="24"/>
+        </w:rPr>
+        <w:t xml:space="preserve"> == “Other” %}{{</w:t>
       </w:r>
       <w:r>
         <w:t xml:space="preserve"> </w:t>
       </w:r>
+      <w:proofErr w:type="spellStart"/>
       <w:r>
         <w:rPr>
           <w:sz w:val="24"/>
@@ -3540,6 +6748,7 @@
         </w:rPr>
         <w:t>other_case_type</w:t>
       </w:r>
+      <w:proofErr w:type="spellEnd"/>
       <w:r>
         <w:rPr>
           <w:sz w:val="24"/>
@@ -3552,7 +6761,23 @@
           <w:sz w:val="24"/>
           <w:szCs w:val="24"/>
         </w:rPr>
-        <w:t>{{case_type}}</w:t>
+        <w:t>{{</w:t>
+      </w:r>
+      <w:proofErr w:type="spellStart"/>
+      <w:r>
+        <w:rPr>
+          <w:sz w:val="24"/>
+          <w:szCs w:val="24"/>
+        </w:rPr>
+        <w:t>case_type</w:t>
+      </w:r>
+      <w:proofErr w:type="spellEnd"/>
+      <w:r>
+        <w:rPr>
+          <w:sz w:val="24"/>
+          <w:szCs w:val="24"/>
+        </w:rPr>
+        <w:t>}}</w:t>
       </w:r>
       <w:r>
         <w:rPr>
@@ -3566,7 +6791,23 @@
           <w:sz w:val="24"/>
           <w:szCs w:val="24"/>
         </w:rPr>
-        <w:t xml:space="preserve"> order was entered.{% else %}On {{filing_date}}, this case was filed.{% endif %}</w:t>
+        <w:t xml:space="preserve"> order was entered.{% else %}On {{</w:t>
+      </w:r>
+      <w:proofErr w:type="spellStart"/>
+      <w:r>
+        <w:rPr>
+          <w:sz w:val="24"/>
+          <w:szCs w:val="24"/>
+        </w:rPr>
+        <w:t>filing_date</w:t>
+      </w:r>
+      <w:proofErr w:type="spellEnd"/>
+      <w:r>
+        <w:rPr>
+          <w:sz w:val="24"/>
+          <w:szCs w:val="24"/>
+        </w:rPr>
+        <w:t>}}, this case was filed.{% endif %}</w:t>
       </w:r>
       <w:r>
         <w:rPr>
@@ -3580,7 +6821,15 @@
           <w:sz w:val="24"/>
           <w:szCs w:val="24"/>
         </w:rPr>
-        <w:t>para in order_paragraph</w:t>
+        <w:t xml:space="preserve">para in </w:t>
+      </w:r>
+      <w:proofErr w:type="spellStart"/>
+      <w:r>
+        <w:rPr>
+          <w:sz w:val="24"/>
+          <w:szCs w:val="24"/>
+        </w:rPr>
+        <w:t>order_paragraph</w:t>
       </w:r>
       <w:r>
         <w:rPr>
@@ -3589,6 +6838,7 @@
         </w:rPr>
         <w:t>s</w:t>
       </w:r>
+      <w:proofErr w:type="spellEnd"/>
       <w:r>
         <w:rPr>
           <w:sz w:val="24"/>
@@ -3623,6 +6873,7 @@
         </w:rPr>
         <w:t>In paragraph {{</w:t>
       </w:r>
+      <w:proofErr w:type="spellStart"/>
       <w:r>
         <w:rPr>
           <w:sz w:val="24"/>
@@ -3637,12 +6888,21 @@
         </w:rPr>
         <w:t>.name.text</w:t>
       </w:r>
-      <w:r>
-        <w:rPr>
-          <w:sz w:val="24"/>
-          <w:szCs w:val="24"/>
-        </w:rPr>
-        <w:t>}} of the order,</w:t>
+      <w:proofErr w:type="spellEnd"/>
+      <w:r>
+        <w:rPr>
+          <w:sz w:val="24"/>
+          <w:szCs w:val="24"/>
+        </w:rPr>
+        <w:t xml:space="preserve">}} of the </w:t>
+      </w:r>
+      <w:proofErr w:type="gramStart"/>
+      <w:r>
+        <w:rPr>
+          <w:sz w:val="24"/>
+          <w:szCs w:val="24"/>
+        </w:rPr>
+        <w:t>order,</w:t>
       </w:r>
       <w:r>
         <w:rPr>
@@ -3656,7 +6916,64 @@
           <w:sz w:val="24"/>
           <w:szCs w:val="24"/>
         </w:rPr>
-        <w:t>{{other_parties[0].name_full()}} was ordered to</w:t>
+        <w:t>{{</w:t>
+      </w:r>
+      <w:proofErr w:type="spellStart"/>
+      <w:proofErr w:type="gramEnd"/>
+      <w:r>
+        <w:rPr>
+          <w:sz w:val="24"/>
+          <w:szCs w:val="24"/>
+        </w:rPr>
+        <w:t>other_parties</w:t>
+      </w:r>
+      <w:proofErr w:type="spellEnd"/>
+      <w:r>
+        <w:rPr>
+          <w:sz w:val="24"/>
+          <w:szCs w:val="24"/>
+        </w:rPr>
+        <w:t>[0].</w:t>
+      </w:r>
+      <w:proofErr w:type="spellStart"/>
+      <w:r>
+        <w:rPr>
+          <w:sz w:val="24"/>
+          <w:szCs w:val="24"/>
+        </w:rPr>
+        <w:t>name_</w:t>
+      </w:r>
+      <w:proofErr w:type="gramStart"/>
+      <w:r>
+        <w:rPr>
+          <w:sz w:val="24"/>
+          <w:szCs w:val="24"/>
+        </w:rPr>
+        <w:t>full</w:t>
+      </w:r>
+      <w:proofErr w:type="spellEnd"/>
+      <w:r>
+        <w:rPr>
+          <w:sz w:val="24"/>
+          <w:szCs w:val="24"/>
+        </w:rPr>
+        <w:t>(</w:t>
+      </w:r>
+      <w:proofErr w:type="gramEnd"/>
+      <w:r>
+        <w:rPr>
+          <w:sz w:val="24"/>
+          <w:szCs w:val="24"/>
+        </w:rPr>
+        <w:t xml:space="preserve">)}} was ordered </w:t>
+      </w:r>
+      <w:proofErr w:type="gramStart"/>
+      <w:r>
+        <w:rPr>
+          <w:sz w:val="24"/>
+          <w:szCs w:val="24"/>
+        </w:rPr>
+        <w:t>to</w:t>
       </w:r>
       <w:r>
         <w:rPr>
@@ -3679,6 +6996,7 @@
         </w:rPr>
         <w:t>{{</w:t>
       </w:r>
+      <w:proofErr w:type="gramEnd"/>
       <w:r>
         <w:rPr>
           <w:sz w:val="24"/>
@@ -3691,15 +7009,73 @@
           <w:sz w:val="24"/>
           <w:szCs w:val="24"/>
         </w:rPr>
-        <w:t>fix_punctuation(para.requirement</w:t>
-      </w:r>
-      <w:r>
-        <w:rPr>
-          <w:sz w:val="24"/>
-          <w:szCs w:val="24"/>
-        </w:rPr>
-        <w:t>.replace(para.requirement[0],para.requirement[0].lower(),1)</w:t>
-      </w:r>
+        <w:t>fix_punctuation(</w:t>
+      </w:r>
+      <w:proofErr w:type="gramStart"/>
+      <w:r>
+        <w:rPr>
+          <w:sz w:val="24"/>
+          <w:szCs w:val="24"/>
+        </w:rPr>
+        <w:t>para.requirement</w:t>
+      </w:r>
+      <w:proofErr w:type="gramEnd"/>
+      <w:r>
+        <w:rPr>
+          <w:sz w:val="24"/>
+          <w:szCs w:val="24"/>
+        </w:rPr>
+        <w:t>.replace(</w:t>
+      </w:r>
+      <w:proofErr w:type="gramStart"/>
+      <w:r>
+        <w:rPr>
+          <w:sz w:val="24"/>
+          <w:szCs w:val="24"/>
+        </w:rPr>
+        <w:t>para.requirement</w:t>
+      </w:r>
+      <w:proofErr w:type="gramEnd"/>
+      <w:r>
+        <w:rPr>
+          <w:sz w:val="24"/>
+          <w:szCs w:val="24"/>
+        </w:rPr>
+        <w:t>[0</w:t>
+      </w:r>
+      <w:proofErr w:type="gramStart"/>
+      <w:r>
+        <w:rPr>
+          <w:sz w:val="24"/>
+          <w:szCs w:val="24"/>
+        </w:rPr>
+        <w:t>],para</w:t>
+      </w:r>
+      <w:proofErr w:type="gramEnd"/>
+      <w:r>
+        <w:rPr>
+          <w:sz w:val="24"/>
+          <w:szCs w:val="24"/>
+        </w:rPr>
+        <w:t>.requirement[0</w:t>
+      </w:r>
+      <w:proofErr w:type="gramStart"/>
+      <w:r>
+        <w:rPr>
+          <w:sz w:val="24"/>
+          <w:szCs w:val="24"/>
+        </w:rPr>
+        <w:t>].lower</w:t>
+      </w:r>
+      <w:proofErr w:type="gramEnd"/>
+      <w:r>
+        <w:rPr>
+          <w:sz w:val="24"/>
+          <w:szCs w:val="24"/>
+        </w:rPr>
+        <w:t>(),1)</w:t>
+      </w:r>
+      <w:proofErr w:type="gramStart"/>
       <w:r>
         <w:rPr>
           <w:sz w:val="24"/>
@@ -3714,6 +7090,7 @@
         </w:rPr>
         <w:t>)}}</w:t>
       </w:r>
+      <w:proofErr w:type="gramEnd"/>
     </w:p>
     <w:p>
       <w:pPr>
@@ -3739,7 +7116,55 @@
           <w:sz w:val="24"/>
           <w:szCs w:val="24"/>
         </w:rPr>
-        <w:t>{{other_parties[0].name_full()}}</w:t>
+        <w:t>{{</w:t>
+      </w:r>
+      <w:proofErr w:type="spellStart"/>
+      <w:r>
+        <w:rPr>
+          <w:sz w:val="24"/>
+          <w:szCs w:val="24"/>
+        </w:rPr>
+        <w:t>other_parties</w:t>
+      </w:r>
+      <w:proofErr w:type="spellEnd"/>
+      <w:r>
+        <w:rPr>
+          <w:sz w:val="24"/>
+          <w:szCs w:val="24"/>
+        </w:rPr>
+        <w:t>[0].</w:t>
+      </w:r>
+      <w:proofErr w:type="spellStart"/>
+      <w:r>
+        <w:rPr>
+          <w:sz w:val="24"/>
+          <w:szCs w:val="24"/>
+        </w:rPr>
+        <w:t>name_</w:t>
+      </w:r>
+      <w:proofErr w:type="gramStart"/>
+      <w:r>
+        <w:rPr>
+          <w:sz w:val="24"/>
+          <w:szCs w:val="24"/>
+        </w:rPr>
+        <w:t>full</w:t>
+      </w:r>
+      <w:proofErr w:type="spellEnd"/>
+      <w:r>
+        <w:rPr>
+          <w:sz w:val="24"/>
+          <w:szCs w:val="24"/>
+        </w:rPr>
+        <w:t>(</w:t>
+      </w:r>
+      <w:proofErr w:type="gramEnd"/>
+      <w:r>
+        <w:rPr>
+          <w:sz w:val="24"/>
+          <w:szCs w:val="24"/>
+        </w:rPr>
+        <w:t>)}}</w:t>
       </w:r>
       <w:r>
         <w:rPr>
@@ -3753,7 +7178,15 @@
           <w:sz w:val="24"/>
           <w:szCs w:val="24"/>
         </w:rPr>
-        <w:t>paragraph {{para</w:t>
+        <w:t>paragraph {{</w:t>
+      </w:r>
+      <w:proofErr w:type="spellStart"/>
+      <w:r>
+        <w:rPr>
+          <w:sz w:val="24"/>
+          <w:szCs w:val="24"/>
+        </w:rPr>
+        <w:t>para</w:t>
       </w:r>
       <w:r>
         <w:rPr>
@@ -3762,6 +7195,7 @@
         </w:rPr>
         <w:t>.name.text</w:t>
       </w:r>
+      <w:proofErr w:type="spellEnd"/>
       <w:r>
         <w:rPr>
           <w:sz w:val="24"/>
@@ -3797,6 +7231,7 @@
         </w:rPr>
         <w:t>fix_punctuation(</w:t>
       </w:r>
+      <w:proofErr w:type="gramStart"/>
       <w:r>
         <w:rPr>
           <w:sz w:val="24"/>
@@ -3804,12 +7239,61 @@
         </w:rPr>
         <w:t>para.violation</w:t>
       </w:r>
-      <w:r>
-        <w:rPr>
-          <w:sz w:val="24"/>
-          <w:szCs w:val="24"/>
-        </w:rPr>
-        <w:t>.replace(para.violation[0],para.violation[0].lower(),1)</w:t>
+      <w:proofErr w:type="gramEnd"/>
+      <w:r>
+        <w:rPr>
+          <w:sz w:val="24"/>
+          <w:szCs w:val="24"/>
+        </w:rPr>
+        <w:t>.replace(</w:t>
+      </w:r>
+      <w:proofErr w:type="gramStart"/>
+      <w:r>
+        <w:rPr>
+          <w:sz w:val="24"/>
+          <w:szCs w:val="24"/>
+        </w:rPr>
+        <w:t>para.violation</w:t>
+      </w:r>
+      <w:proofErr w:type="gramEnd"/>
+      <w:r>
+        <w:rPr>
+          <w:sz w:val="24"/>
+          <w:szCs w:val="24"/>
+        </w:rPr>
+        <w:t>[0</w:t>
+      </w:r>
+      <w:proofErr w:type="gramStart"/>
+      <w:r>
+        <w:rPr>
+          <w:sz w:val="24"/>
+          <w:szCs w:val="24"/>
+        </w:rPr>
+        <w:t>],para</w:t>
+      </w:r>
+      <w:proofErr w:type="gramEnd"/>
+      <w:r>
+        <w:rPr>
+          <w:sz w:val="24"/>
+          <w:szCs w:val="24"/>
+        </w:rPr>
+        <w:t>.violation[0</w:t>
+      </w:r>
+      <w:proofErr w:type="gramStart"/>
+      <w:r>
+        <w:rPr>
+          <w:sz w:val="24"/>
+          <w:szCs w:val="24"/>
+        </w:rPr>
+        <w:t>].lower</w:t>
+      </w:r>
+      <w:proofErr w:type="gramEnd"/>
+      <w:r>
+        <w:rPr>
+          <w:sz w:val="24"/>
+          <w:szCs w:val="24"/>
+        </w:rPr>
+        <w:t>(),1)</w:t>
       </w:r>
       <w:r>
         <w:rPr>
@@ -3825,12 +7309,37 @@
         </w:rPr>
         <w:t>)</w:t>
       </w:r>
-      <w:r>
-        <w:rPr>
-          <w:sz w:val="24"/>
-          <w:szCs w:val="24"/>
-        </w:rPr>
-        <w:t>}}{% endfor %}</w:t>
+      <w:proofErr w:type="gramStart"/>
+      <w:r>
+        <w:rPr>
+          <w:sz w:val="24"/>
+          <w:szCs w:val="24"/>
+        </w:rPr>
+        <w:t>}}{</w:t>
+      </w:r>
+      <w:proofErr w:type="gramEnd"/>
+      <w:r>
+        <w:rPr>
+          <w:sz w:val="24"/>
+          <w:szCs w:val="24"/>
+        </w:rPr>
+        <w:t xml:space="preserve">% </w:t>
+      </w:r>
+      <w:proofErr w:type="spellStart"/>
+      <w:r>
+        <w:rPr>
+          <w:sz w:val="24"/>
+          <w:szCs w:val="24"/>
+        </w:rPr>
+        <w:t>endfor</w:t>
+      </w:r>
+      <w:proofErr w:type="spellEnd"/>
+      <w:r>
+        <w:rPr>
+          <w:sz w:val="24"/>
+          <w:szCs w:val="24"/>
+        </w:rPr>
+        <w:t xml:space="preserve"> %}</w:t>
       </w:r>
     </w:p>
     <w:p>
@@ -3857,7 +7366,55 @@
           <w:sz w:val="24"/>
           <w:szCs w:val="24"/>
         </w:rPr>
-        <w:t>Said behavior by {{other_parties[0].name_full()}} was willful and contumacious and they should be found in contempt of court and sanctioned accordingly.</w:t>
+        <w:t>Said behavior by {{</w:t>
+      </w:r>
+      <w:proofErr w:type="spellStart"/>
+      <w:r>
+        <w:rPr>
+          <w:sz w:val="24"/>
+          <w:szCs w:val="24"/>
+        </w:rPr>
+        <w:t>other_parties</w:t>
+      </w:r>
+      <w:proofErr w:type="spellEnd"/>
+      <w:r>
+        <w:rPr>
+          <w:sz w:val="24"/>
+          <w:szCs w:val="24"/>
+        </w:rPr>
+        <w:t>[0].</w:t>
+      </w:r>
+      <w:proofErr w:type="spellStart"/>
+      <w:r>
+        <w:rPr>
+          <w:sz w:val="24"/>
+          <w:szCs w:val="24"/>
+        </w:rPr>
+        <w:t>name_</w:t>
+      </w:r>
+      <w:proofErr w:type="gramStart"/>
+      <w:r>
+        <w:rPr>
+          <w:sz w:val="24"/>
+          <w:szCs w:val="24"/>
+        </w:rPr>
+        <w:t>full</w:t>
+      </w:r>
+      <w:proofErr w:type="spellEnd"/>
+      <w:r>
+        <w:rPr>
+          <w:sz w:val="24"/>
+          <w:szCs w:val="24"/>
+        </w:rPr>
+        <w:t>(</w:t>
+      </w:r>
+      <w:proofErr w:type="gramEnd"/>
+      <w:r>
+        <w:rPr>
+          <w:sz w:val="24"/>
+          <w:szCs w:val="24"/>
+        </w:rPr>
+        <w:t>)}} was willful and contumacious and they should be found in contempt of court and sanctioned accordingly.</w:t>
       </w:r>
     </w:p>
     <w:p>
@@ -3873,6 +7430,7 @@
           <w:szCs w:val="24"/>
         </w:rPr>
       </w:pPr>
+      <w:proofErr w:type="gramStart"/>
       <w:r>
         <w:rPr>
           <w:sz w:val="24"/>
@@ -3885,14 +7443,79 @@
           <w:sz w:val="24"/>
           <w:szCs w:val="24"/>
         </w:rPr>
-        <w:t>{{capitalize(party_label)}}</w:t>
-      </w:r>
-      <w:r>
-        <w:rPr>
-          <w:sz w:val="24"/>
-          <w:szCs w:val="24"/>
-        </w:rPr>
-        <w:t>, {{users[0].name_full()}} respectfully prays:</w:t>
+        <w:t>{{</w:t>
+      </w:r>
+      <w:proofErr w:type="gramEnd"/>
+      <w:r>
+        <w:rPr>
+          <w:sz w:val="24"/>
+          <w:szCs w:val="24"/>
+        </w:rPr>
+        <w:t>capitalize(</w:t>
+      </w:r>
+      <w:proofErr w:type="spellStart"/>
+      <w:r>
+        <w:rPr>
+          <w:sz w:val="24"/>
+          <w:szCs w:val="24"/>
+        </w:rPr>
+        <w:t>party_</w:t>
+      </w:r>
+      <w:proofErr w:type="gramStart"/>
+      <w:r>
+        <w:rPr>
+          <w:sz w:val="24"/>
+          <w:szCs w:val="24"/>
+        </w:rPr>
+        <w:t>label</w:t>
+      </w:r>
+      <w:proofErr w:type="spellEnd"/>
+      <w:r>
+        <w:rPr>
+          <w:sz w:val="24"/>
+          <w:szCs w:val="24"/>
+        </w:rPr>
+        <w:t>)}}</w:t>
+      </w:r>
+      <w:proofErr w:type="gramEnd"/>
+      <w:r>
+        <w:rPr>
+          <w:sz w:val="24"/>
+          <w:szCs w:val="24"/>
+        </w:rPr>
+        <w:t>, {{users[0].</w:t>
+      </w:r>
+      <w:proofErr w:type="spellStart"/>
+      <w:r>
+        <w:rPr>
+          <w:sz w:val="24"/>
+          <w:szCs w:val="24"/>
+        </w:rPr>
+        <w:t>name_</w:t>
+      </w:r>
+      <w:proofErr w:type="gramStart"/>
+      <w:r>
+        <w:rPr>
+          <w:sz w:val="24"/>
+          <w:szCs w:val="24"/>
+        </w:rPr>
+        <w:t>full</w:t>
+      </w:r>
+      <w:proofErr w:type="spellEnd"/>
+      <w:r>
+        <w:rPr>
+          <w:sz w:val="24"/>
+          <w:szCs w:val="24"/>
+        </w:rPr>
+        <w:t>(</w:t>
+      </w:r>
+      <w:proofErr w:type="gramEnd"/>
+      <w:r>
+        <w:rPr>
+          <w:sz w:val="24"/>
+          <w:szCs w:val="24"/>
+        </w:rPr>
+        <w:t>)}} respectfully prays:</w:t>
       </w:r>
     </w:p>
     <w:p>
@@ -3919,7 +7542,39 @@
           <w:sz w:val="24"/>
           <w:szCs w:val="24"/>
         </w:rPr>
-        <w:t>For a Rule to issue against {{other_parties[0].name_full()}}</w:t>
+        <w:t>For a Rule to issue against {{</w:t>
+      </w:r>
+      <w:proofErr w:type="spellStart"/>
+      <w:r>
+        <w:rPr>
+          <w:sz w:val="24"/>
+          <w:szCs w:val="24"/>
+        </w:rPr>
+        <w:t>other_parties</w:t>
+      </w:r>
+      <w:proofErr w:type="spellEnd"/>
+      <w:r>
+        <w:rPr>
+          <w:sz w:val="24"/>
+          <w:szCs w:val="24"/>
+        </w:rPr>
+        <w:t>[0].</w:t>
+      </w:r>
+      <w:proofErr w:type="spellStart"/>
+      <w:r>
+        <w:rPr>
+          <w:sz w:val="24"/>
+          <w:szCs w:val="24"/>
+        </w:rPr>
+        <w:t>name_full</w:t>
+      </w:r>
+      <w:proofErr w:type="spellEnd"/>
+      <w:r>
+        <w:rPr>
+          <w:sz w:val="24"/>
+          <w:szCs w:val="24"/>
+        </w:rPr>
+        <w:t>()}}</w:t>
       </w:r>
       <w:r>
         <w:rPr>
@@ -3933,14 +7588,46 @@
           <w:sz w:val="24"/>
           <w:szCs w:val="24"/>
         </w:rPr>
-        <w:t>{% if case_completed %}</w:t>
-      </w:r>
-      <w:r>
-        <w:rPr>
-          <w:sz w:val="24"/>
-          <w:szCs w:val="24"/>
-        </w:rPr>
-        <w:t xml:space="preserve"> of {{final_order_date}}</w:t>
+        <w:t xml:space="preserve">{% if </w:t>
+      </w:r>
+      <w:proofErr w:type="spellStart"/>
+      <w:r>
+        <w:rPr>
+          <w:sz w:val="24"/>
+          <w:szCs w:val="24"/>
+        </w:rPr>
+        <w:t>case_completed</w:t>
+      </w:r>
+      <w:proofErr w:type="spellEnd"/>
+      <w:r>
+        <w:rPr>
+          <w:sz w:val="24"/>
+          <w:szCs w:val="24"/>
+        </w:rPr>
+        <w:t xml:space="preserve"> %}</w:t>
+      </w:r>
+      <w:r>
+        <w:rPr>
+          <w:sz w:val="24"/>
+          <w:szCs w:val="24"/>
+        </w:rPr>
+        <w:t xml:space="preserve"> of {{</w:t>
+      </w:r>
+      <w:proofErr w:type="spellStart"/>
+      <w:r>
+        <w:rPr>
+          <w:sz w:val="24"/>
+          <w:szCs w:val="24"/>
+        </w:rPr>
+        <w:t>final_order_date</w:t>
+      </w:r>
+      <w:proofErr w:type="spellEnd"/>
+      <w:r>
+        <w:rPr>
+          <w:sz w:val="24"/>
+          <w:szCs w:val="24"/>
+        </w:rPr>
+        <w:t>}}</w:t>
       </w:r>
       <w:r>
         <w:rPr>
@@ -3954,7 +7641,15 @@
           <w:sz w:val="24"/>
           <w:szCs w:val="24"/>
         </w:rPr>
-        <w:t>.{% for para in order_paragraph</w:t>
+        <w:t xml:space="preserve">.{% for para in </w:t>
+      </w:r>
+      <w:proofErr w:type="spellStart"/>
+      <w:r>
+        <w:rPr>
+          <w:sz w:val="24"/>
+          <w:szCs w:val="24"/>
+        </w:rPr>
+        <w:t>order_paragraph</w:t>
       </w:r>
       <w:r>
         <w:rPr>
@@ -3963,6 +7658,7 @@
         </w:rPr>
         <w:t>s</w:t>
       </w:r>
+      <w:proofErr w:type="spellEnd"/>
       <w:r>
         <w:rPr>
           <w:sz w:val="24"/>
@@ -3995,8 +7691,66 @@
           <w:sz w:val="24"/>
           <w:szCs w:val="24"/>
         </w:rPr>
-        <w:t>For this Court to order that {{other_parties[0].name_full()}} do the following: {{</w:t>
-      </w:r>
+        <w:lastRenderedPageBreak/>
+        <w:t>For this Court to order that {{</w:t>
+      </w:r>
+      <w:proofErr w:type="spellStart"/>
+      <w:r>
+        <w:rPr>
+          <w:sz w:val="24"/>
+          <w:szCs w:val="24"/>
+        </w:rPr>
+        <w:t>other_parties</w:t>
+      </w:r>
+      <w:proofErr w:type="spellEnd"/>
+      <w:r>
+        <w:rPr>
+          <w:sz w:val="24"/>
+          <w:szCs w:val="24"/>
+        </w:rPr>
+        <w:t>[0].</w:t>
+      </w:r>
+      <w:proofErr w:type="spellStart"/>
+      <w:r>
+        <w:rPr>
+          <w:sz w:val="24"/>
+          <w:szCs w:val="24"/>
+        </w:rPr>
+        <w:t>name_</w:t>
+      </w:r>
+      <w:proofErr w:type="gramStart"/>
+      <w:r>
+        <w:rPr>
+          <w:sz w:val="24"/>
+          <w:szCs w:val="24"/>
+        </w:rPr>
+        <w:t>full</w:t>
+      </w:r>
+      <w:proofErr w:type="spellEnd"/>
+      <w:r>
+        <w:rPr>
+          <w:sz w:val="24"/>
+          <w:szCs w:val="24"/>
+        </w:rPr>
+        <w:t>(</w:t>
+      </w:r>
+      <w:proofErr w:type="gramEnd"/>
+      <w:r>
+        <w:rPr>
+          <w:sz w:val="24"/>
+          <w:szCs w:val="24"/>
+        </w:rPr>
+        <w:t xml:space="preserve">)}} do the </w:t>
+      </w:r>
+      <w:proofErr w:type="gramStart"/>
+      <w:r>
+        <w:rPr>
+          <w:sz w:val="24"/>
+          <w:szCs w:val="24"/>
+        </w:rPr>
+        <w:t>following: {{</w:t>
+      </w:r>
+      <w:proofErr w:type="gramEnd"/>
       <w:r>
         <w:rPr>
           <w:sz w:val="24"/>
@@ -4009,21 +7763,54 @@
           <w:sz w:val="24"/>
           <w:szCs w:val="24"/>
         </w:rPr>
-        <w:t>fix_punctuation(para.order</w:t>
-      </w:r>
-      <w:r>
-        <w:rPr>
-          <w:sz w:val="24"/>
-          <w:szCs w:val="24"/>
-        </w:rPr>
-        <w:t>_request</w:t>
-      </w:r>
-      <w:r>
-        <w:rPr>
-          <w:sz w:val="24"/>
-          <w:szCs w:val="24"/>
-        </w:rPr>
-        <w:t>.replace(para.</w:t>
+        <w:t>fix_punctuation(</w:t>
+      </w:r>
+      <w:proofErr w:type="gramStart"/>
+      <w:r>
+        <w:rPr>
+          <w:sz w:val="24"/>
+          <w:szCs w:val="24"/>
+        </w:rPr>
+        <w:t>para.order</w:t>
+      </w:r>
+      <w:proofErr w:type="gramEnd"/>
+      <w:r>
+        <w:rPr>
+          <w:sz w:val="24"/>
+          <w:szCs w:val="24"/>
+        </w:rPr>
+        <w:t>_</w:t>
+      </w:r>
+      <w:proofErr w:type="gramStart"/>
+      <w:r>
+        <w:rPr>
+          <w:sz w:val="24"/>
+          <w:szCs w:val="24"/>
+        </w:rPr>
+        <w:t>request</w:t>
+      </w:r>
+      <w:r>
+        <w:rPr>
+          <w:sz w:val="24"/>
+          <w:szCs w:val="24"/>
+        </w:rPr>
+        <w:t>.replace</w:t>
+      </w:r>
+      <w:proofErr w:type="gramEnd"/>
+      <w:r>
+        <w:rPr>
+          <w:sz w:val="24"/>
+          <w:szCs w:val="24"/>
+        </w:rPr>
+        <w:t>(</w:t>
+      </w:r>
+      <w:proofErr w:type="gramStart"/>
+      <w:r>
+        <w:rPr>
+          <w:sz w:val="24"/>
+          <w:szCs w:val="24"/>
+        </w:rPr>
+        <w:t>para.</w:t>
       </w:r>
       <w:r>
         <w:rPr>
@@ -4032,12 +7819,29 @@
         </w:rPr>
         <w:t>order</w:t>
       </w:r>
-      <w:r>
-        <w:rPr>
-          <w:sz w:val="24"/>
-          <w:szCs w:val="24"/>
-        </w:rPr>
-        <w:t>_request[0],para.</w:t>
+      <w:proofErr w:type="gramEnd"/>
+      <w:r>
+        <w:rPr>
+          <w:sz w:val="24"/>
+          <w:szCs w:val="24"/>
+        </w:rPr>
+        <w:t>_request[0</w:t>
+      </w:r>
+      <w:proofErr w:type="gramStart"/>
+      <w:r>
+        <w:rPr>
+          <w:sz w:val="24"/>
+          <w:szCs w:val="24"/>
+        </w:rPr>
+        <w:t>],para</w:t>
+      </w:r>
+      <w:proofErr w:type="gramEnd"/>
+      <w:r>
+        <w:rPr>
+          <w:sz w:val="24"/>
+          <w:szCs w:val="24"/>
+        </w:rPr>
+        <w:t>.</w:t>
       </w:r>
       <w:r>
         <w:rPr>
@@ -4051,7 +7855,23 @@
           <w:sz w:val="24"/>
           <w:szCs w:val="24"/>
         </w:rPr>
-        <w:t>_request[0].lower(),1)</w:t>
+        <w:t>_request[0</w:t>
+      </w:r>
+      <w:proofErr w:type="gramStart"/>
+      <w:r>
+        <w:rPr>
+          <w:sz w:val="24"/>
+          <w:szCs w:val="24"/>
+        </w:rPr>
+        <w:t>].lower</w:t>
+      </w:r>
+      <w:proofErr w:type="gramEnd"/>
+      <w:r>
+        <w:rPr>
+          <w:sz w:val="24"/>
+          <w:szCs w:val="24"/>
+        </w:rPr>
+        <w:t>(),1)</w:t>
       </w:r>
       <w:r>
         <w:rPr>
@@ -4067,13 +7887,40 @@
         </w:rPr>
         <w:t>)</w:t>
       </w:r>
-      <w:r>
-        <w:rPr>
-          <w:sz w:val="24"/>
-          <w:szCs w:val="24"/>
-        </w:rPr>
-        <w:t>}}{% endfor %}</w:t>
-      </w:r>
+      <w:proofErr w:type="gramStart"/>
+      <w:r>
+        <w:rPr>
+          <w:sz w:val="24"/>
+          <w:szCs w:val="24"/>
+        </w:rPr>
+        <w:t>}}{</w:t>
+      </w:r>
+      <w:proofErr w:type="gramEnd"/>
+      <w:r>
+        <w:rPr>
+          <w:sz w:val="24"/>
+          <w:szCs w:val="24"/>
+        </w:rPr>
+        <w:t xml:space="preserve">% </w:t>
+      </w:r>
+      <w:proofErr w:type="spellStart"/>
+      <w:proofErr w:type="gramStart"/>
+      <w:r>
+        <w:rPr>
+          <w:sz w:val="24"/>
+          <w:szCs w:val="24"/>
+        </w:rPr>
+        <w:t>endfor</w:t>
+      </w:r>
+      <w:proofErr w:type="spellEnd"/>
+      <w:r>
+        <w:rPr>
+          <w:sz w:val="24"/>
+          <w:szCs w:val="24"/>
+        </w:rPr>
+        <w:t xml:space="preserve"> %}</w:t>
+      </w:r>
+      <w:proofErr w:type="gramEnd"/>
     </w:p>
     <w:p>
       <w:pPr>
@@ -4099,15 +7946,7 @@
           <w:sz w:val="24"/>
           <w:szCs w:val="24"/>
         </w:rPr>
-        <w:t xml:space="preserve">For Sanctions to issue, including jail time if there are continued violations, to prevent </w:t>
-      </w:r>
-      <w:r>
-        <w:rPr>
-          <w:sz w:val="24"/>
-          <w:szCs w:val="24"/>
-        </w:rPr>
-        <w:lastRenderedPageBreak/>
-        <w:t>future violations.</w:t>
+        <w:t>For Sanctions to issue, including jail time if there are continued violations, to prevent future violations.</w:t>
       </w:r>
     </w:p>
     <w:p>
@@ -4141,14 +7980,55 @@
           <w:sz w:val="24"/>
           <w:szCs w:val="24"/>
         </w:rPr>
-        <w:t>{{capitalize(party_label)}}</w:t>
-      </w:r>
-      <w:r>
-        <w:rPr>
-          <w:sz w:val="24"/>
-          <w:szCs w:val="24"/>
-        </w:rPr>
-        <w:t xml:space="preserve"> have such other relief as may be just and equitable.</w:t>
+        <w:t>{{capitalize(</w:t>
+      </w:r>
+      <w:proofErr w:type="spellStart"/>
+      <w:r>
+        <w:rPr>
+          <w:sz w:val="24"/>
+          <w:szCs w:val="24"/>
+        </w:rPr>
+        <w:t>party_</w:t>
+      </w:r>
+      <w:proofErr w:type="gramStart"/>
+      <w:r>
+        <w:rPr>
+          <w:sz w:val="24"/>
+          <w:szCs w:val="24"/>
+        </w:rPr>
+        <w:t>label</w:t>
+      </w:r>
+      <w:proofErr w:type="spellEnd"/>
+      <w:r>
+        <w:rPr>
+          <w:sz w:val="24"/>
+          <w:szCs w:val="24"/>
+        </w:rPr>
+        <w:t>)}}</w:t>
+      </w:r>
+      <w:proofErr w:type="gramEnd"/>
+      <w:r>
+        <w:rPr>
+          <w:sz w:val="24"/>
+          <w:szCs w:val="24"/>
+        </w:rPr>
+        <w:t xml:space="preserve"> </w:t>
+      </w:r>
+      <w:proofErr w:type="gramStart"/>
+      <w:r>
+        <w:rPr>
+          <w:sz w:val="24"/>
+          <w:szCs w:val="24"/>
+        </w:rPr>
+        <w:t>have</w:t>
+      </w:r>
+      <w:proofErr w:type="gramEnd"/>
+      <w:r>
+        <w:rPr>
+          <w:sz w:val="24"/>
+          <w:szCs w:val="24"/>
+        </w:rPr>
+        <w:t xml:space="preserve"> such other relief as may be just and equitable.</w:t>
       </w:r>
     </w:p>
     <w:p>
@@ -4252,7 +8132,103 @@
                 <w:sz w:val="24"/>
                 <w:szCs w:val="24"/>
               </w:rPr>
-              <w:t>{% if e_signature %}/s/ {{users[0].name_full()}}{% endif %}</w:t>
+              <w:t xml:space="preserve">{% if </w:t>
+            </w:r>
+            <w:proofErr w:type="spellStart"/>
+            <w:r>
+              <w:rPr>
+                <w:sz w:val="24"/>
+                <w:szCs w:val="24"/>
+              </w:rPr>
+              <w:t>e_</w:t>
+            </w:r>
+            <w:proofErr w:type="gramStart"/>
+            <w:r>
+              <w:rPr>
+                <w:sz w:val="24"/>
+                <w:szCs w:val="24"/>
+              </w:rPr>
+              <w:t>signature</w:t>
+            </w:r>
+            <w:proofErr w:type="spellEnd"/>
+            <w:r>
+              <w:rPr>
+                <w:sz w:val="24"/>
+                <w:szCs w:val="24"/>
+              </w:rPr>
+              <w:t xml:space="preserve"> %}</w:t>
+            </w:r>
+            <w:proofErr w:type="gramEnd"/>
+            <w:r>
+              <w:rPr>
+                <w:sz w:val="24"/>
+                <w:szCs w:val="24"/>
+              </w:rPr>
+              <w:t>/</w:t>
+            </w:r>
+            <w:proofErr w:type="gramStart"/>
+            <w:r>
+              <w:rPr>
+                <w:sz w:val="24"/>
+                <w:szCs w:val="24"/>
+              </w:rPr>
+              <w:t>s/ {{</w:t>
+            </w:r>
+            <w:proofErr w:type="gramEnd"/>
+            <w:r>
+              <w:rPr>
+                <w:sz w:val="24"/>
+                <w:szCs w:val="24"/>
+              </w:rPr>
+              <w:t>users[0].</w:t>
+            </w:r>
+            <w:proofErr w:type="spellStart"/>
+            <w:r>
+              <w:rPr>
+                <w:sz w:val="24"/>
+                <w:szCs w:val="24"/>
+              </w:rPr>
+              <w:t>name_</w:t>
+            </w:r>
+            <w:proofErr w:type="gramStart"/>
+            <w:r>
+              <w:rPr>
+                <w:sz w:val="24"/>
+                <w:szCs w:val="24"/>
+              </w:rPr>
+              <w:t>full</w:t>
+            </w:r>
+            <w:proofErr w:type="spellEnd"/>
+            <w:r>
+              <w:rPr>
+                <w:sz w:val="24"/>
+                <w:szCs w:val="24"/>
+              </w:rPr>
+              <w:t>(</w:t>
+            </w:r>
+            <w:proofErr w:type="gramEnd"/>
+            <w:r>
+              <w:rPr>
+                <w:sz w:val="24"/>
+                <w:szCs w:val="24"/>
+              </w:rPr>
+              <w:t>)</w:t>
+            </w:r>
+            <w:proofErr w:type="gramStart"/>
+            <w:r>
+              <w:rPr>
+                <w:sz w:val="24"/>
+                <w:szCs w:val="24"/>
+              </w:rPr>
+              <w:t>}}{</w:t>
+            </w:r>
+            <w:proofErr w:type="gramEnd"/>
+            <w:r>
+              <w:rPr>
+                <w:sz w:val="24"/>
+                <w:szCs w:val="24"/>
+              </w:rPr>
+              <w:t>% endif %}</w:t>
             </w:r>
           </w:p>
         </w:tc>
@@ -4279,7 +8255,39 @@
           <w:sz w:val="24"/>
           <w:szCs w:val="24"/>
         </w:rPr>
-        <w:t>{{users[0].name_full()}}</w:t>
+        <w:t>{{users[0].</w:t>
+      </w:r>
+      <w:proofErr w:type="spellStart"/>
+      <w:r>
+        <w:rPr>
+          <w:sz w:val="24"/>
+          <w:szCs w:val="24"/>
+        </w:rPr>
+        <w:t>name_</w:t>
+      </w:r>
+      <w:proofErr w:type="gramStart"/>
+      <w:r>
+        <w:rPr>
+          <w:sz w:val="24"/>
+          <w:szCs w:val="24"/>
+        </w:rPr>
+        <w:t>full</w:t>
+      </w:r>
+      <w:proofErr w:type="spellEnd"/>
+      <w:r>
+        <w:rPr>
+          <w:sz w:val="24"/>
+          <w:szCs w:val="24"/>
+        </w:rPr>
+        <w:t>(</w:t>
+      </w:r>
+      <w:proofErr w:type="gramEnd"/>
+      <w:r>
+        <w:rPr>
+          <w:sz w:val="24"/>
+          <w:szCs w:val="24"/>
+        </w:rPr>
+        <w:t>)}}</w:t>
       </w:r>
     </w:p>
     <w:p>
@@ -4457,7 +8465,103 @@
                 <w:sz w:val="24"/>
                 <w:szCs w:val="24"/>
               </w:rPr>
-              <w:t>{% if e_signature %}/s/ {{users[0].name_full()}}{%endif %}</w:t>
+              <w:t xml:space="preserve">{% if </w:t>
+            </w:r>
+            <w:proofErr w:type="spellStart"/>
+            <w:r>
+              <w:rPr>
+                <w:sz w:val="24"/>
+                <w:szCs w:val="24"/>
+              </w:rPr>
+              <w:t>e_</w:t>
+            </w:r>
+            <w:proofErr w:type="gramStart"/>
+            <w:r>
+              <w:rPr>
+                <w:sz w:val="24"/>
+                <w:szCs w:val="24"/>
+              </w:rPr>
+              <w:t>signature</w:t>
+            </w:r>
+            <w:proofErr w:type="spellEnd"/>
+            <w:r>
+              <w:rPr>
+                <w:sz w:val="24"/>
+                <w:szCs w:val="24"/>
+              </w:rPr>
+              <w:t xml:space="preserve"> %}</w:t>
+            </w:r>
+            <w:proofErr w:type="gramEnd"/>
+            <w:r>
+              <w:rPr>
+                <w:sz w:val="24"/>
+                <w:szCs w:val="24"/>
+              </w:rPr>
+              <w:t>/</w:t>
+            </w:r>
+            <w:proofErr w:type="gramStart"/>
+            <w:r>
+              <w:rPr>
+                <w:sz w:val="24"/>
+                <w:szCs w:val="24"/>
+              </w:rPr>
+              <w:t>s/ {{</w:t>
+            </w:r>
+            <w:proofErr w:type="gramEnd"/>
+            <w:r>
+              <w:rPr>
+                <w:sz w:val="24"/>
+                <w:szCs w:val="24"/>
+              </w:rPr>
+              <w:t>users[0].</w:t>
+            </w:r>
+            <w:proofErr w:type="spellStart"/>
+            <w:r>
+              <w:rPr>
+                <w:sz w:val="24"/>
+                <w:szCs w:val="24"/>
+              </w:rPr>
+              <w:t>name_</w:t>
+            </w:r>
+            <w:proofErr w:type="gramStart"/>
+            <w:r>
+              <w:rPr>
+                <w:sz w:val="24"/>
+                <w:szCs w:val="24"/>
+              </w:rPr>
+              <w:t>full</w:t>
+            </w:r>
+            <w:proofErr w:type="spellEnd"/>
+            <w:r>
+              <w:rPr>
+                <w:sz w:val="24"/>
+                <w:szCs w:val="24"/>
+              </w:rPr>
+              <w:t>(</w:t>
+            </w:r>
+            <w:proofErr w:type="gramEnd"/>
+            <w:r>
+              <w:rPr>
+                <w:sz w:val="24"/>
+                <w:szCs w:val="24"/>
+              </w:rPr>
+              <w:t>)</w:t>
+            </w:r>
+            <w:proofErr w:type="gramStart"/>
+            <w:r>
+              <w:rPr>
+                <w:sz w:val="24"/>
+                <w:szCs w:val="24"/>
+              </w:rPr>
+              <w:t>}}{</w:t>
+            </w:r>
+            <w:proofErr w:type="gramEnd"/>
+            <w:r>
+              <w:rPr>
+                <w:sz w:val="24"/>
+                <w:szCs w:val="24"/>
+              </w:rPr>
+              <w:t>%endif %}</w:t>
             </w:r>
           </w:p>
         </w:tc>
@@ -4510,7 +8614,71 @@
                 <w:sz w:val="24"/>
                 <w:szCs w:val="24"/>
               </w:rPr>
-              <w:t>{% if e_signature %}{{today()}}{% endif %}</w:t>
+              <w:t xml:space="preserve">{% if </w:t>
+            </w:r>
+            <w:proofErr w:type="spellStart"/>
+            <w:r>
+              <w:rPr>
+                <w:sz w:val="24"/>
+                <w:szCs w:val="24"/>
+              </w:rPr>
+              <w:t>e_signature</w:t>
+            </w:r>
+            <w:proofErr w:type="spellEnd"/>
+            <w:r>
+              <w:rPr>
+                <w:sz w:val="24"/>
+                <w:szCs w:val="24"/>
+              </w:rPr>
+              <w:t xml:space="preserve"> </w:t>
+            </w:r>
+            <w:proofErr w:type="gramStart"/>
+            <w:r>
+              <w:rPr>
+                <w:sz w:val="24"/>
+                <w:szCs w:val="24"/>
+              </w:rPr>
+              <w:t>%}{</w:t>
+            </w:r>
+            <w:proofErr w:type="gramEnd"/>
+            <w:r>
+              <w:rPr>
+                <w:sz w:val="24"/>
+                <w:szCs w:val="24"/>
+              </w:rPr>
+              <w:t>{</w:t>
+            </w:r>
+            <w:proofErr w:type="gramStart"/>
+            <w:r>
+              <w:rPr>
+                <w:sz w:val="24"/>
+                <w:szCs w:val="24"/>
+              </w:rPr>
+              <w:t>today(</w:t>
+            </w:r>
+            <w:proofErr w:type="gramEnd"/>
+            <w:r>
+              <w:rPr>
+                <w:sz w:val="24"/>
+                <w:szCs w:val="24"/>
+              </w:rPr>
+              <w:t>)</w:t>
+            </w:r>
+            <w:proofErr w:type="gramStart"/>
+            <w:r>
+              <w:rPr>
+                <w:sz w:val="24"/>
+                <w:szCs w:val="24"/>
+              </w:rPr>
+              <w:t>}}{</w:t>
+            </w:r>
+            <w:proofErr w:type="gramEnd"/>
+            <w:r>
+              <w:rPr>
+                <w:sz w:val="24"/>
+                <w:szCs w:val="24"/>
+              </w:rPr>
+              <w:t>% endif %}</w:t>
             </w:r>
           </w:p>
         </w:tc>
@@ -4642,7 +8810,39 @@
                 <w:sz w:val="24"/>
                 <w:szCs w:val="24"/>
               </w:rPr>
-              <w:t>{{users[0].name_full()</w:t>
+              <w:t>{{users[0].</w:t>
+            </w:r>
+            <w:proofErr w:type="spellStart"/>
+            <w:r>
+              <w:rPr>
+                <w:sz w:val="24"/>
+                <w:szCs w:val="24"/>
+              </w:rPr>
+              <w:t>name_</w:t>
+            </w:r>
+            <w:proofErr w:type="gramStart"/>
+            <w:r>
+              <w:rPr>
+                <w:sz w:val="24"/>
+                <w:szCs w:val="24"/>
+              </w:rPr>
+              <w:t>full</w:t>
+            </w:r>
+            <w:proofErr w:type="spellEnd"/>
+            <w:r>
+              <w:rPr>
+                <w:sz w:val="24"/>
+                <w:szCs w:val="24"/>
+              </w:rPr>
+              <w:t>(</w:t>
+            </w:r>
+            <w:proofErr w:type="gramEnd"/>
+            <w:r>
+              <w:rPr>
+                <w:sz w:val="24"/>
+                <w:szCs w:val="24"/>
+              </w:rPr>
+              <w:t>)</w:t>
             </w:r>
             <w:r>
               <w:rPr>
@@ -4810,7 +9010,87 @@
                 <w:sz w:val="24"/>
                 <w:szCs w:val="24"/>
               </w:rPr>
-              <w:t>{% if users[0].has_email_address %}{{users[0].email}}{% endif %}</w:t>
+              <w:t xml:space="preserve">{% if </w:t>
+            </w:r>
+            <w:proofErr w:type="gramStart"/>
+            <w:r>
+              <w:rPr>
+                <w:sz w:val="24"/>
+                <w:szCs w:val="24"/>
+              </w:rPr>
+              <w:t>users[</w:t>
+            </w:r>
+            <w:proofErr w:type="gramEnd"/>
+            <w:r>
+              <w:rPr>
+                <w:sz w:val="24"/>
+                <w:szCs w:val="24"/>
+              </w:rPr>
+              <w:t>0</w:t>
+            </w:r>
+            <w:proofErr w:type="gramStart"/>
+            <w:r>
+              <w:rPr>
+                <w:sz w:val="24"/>
+                <w:szCs w:val="24"/>
+              </w:rPr>
+              <w:t>].</w:t>
+            </w:r>
+            <w:proofErr w:type="spellStart"/>
+            <w:r>
+              <w:rPr>
+                <w:sz w:val="24"/>
+                <w:szCs w:val="24"/>
+              </w:rPr>
+              <w:t>has</w:t>
+            </w:r>
+            <w:proofErr w:type="gramEnd"/>
+            <w:r>
+              <w:rPr>
+                <w:sz w:val="24"/>
+                <w:szCs w:val="24"/>
+              </w:rPr>
+              <w:t>_email_address</w:t>
+            </w:r>
+            <w:proofErr w:type="spellEnd"/>
+            <w:r>
+              <w:rPr>
+                <w:sz w:val="24"/>
+                <w:szCs w:val="24"/>
+              </w:rPr>
+              <w:t xml:space="preserve"> </w:t>
+            </w:r>
+            <w:proofErr w:type="gramStart"/>
+            <w:r>
+              <w:rPr>
+                <w:sz w:val="24"/>
+                <w:szCs w:val="24"/>
+              </w:rPr>
+              <w:t>%}{</w:t>
+            </w:r>
+            <w:proofErr w:type="gramEnd"/>
+            <w:r>
+              <w:rPr>
+                <w:sz w:val="24"/>
+                <w:szCs w:val="24"/>
+              </w:rPr>
+              <w:t>{users[0</w:t>
+            </w:r>
+            <w:proofErr w:type="gramStart"/>
+            <w:r>
+              <w:rPr>
+                <w:sz w:val="24"/>
+                <w:szCs w:val="24"/>
+              </w:rPr>
+              <w:t>].email}}{</w:t>
+            </w:r>
+            <w:proofErr w:type="gramEnd"/>
+            <w:r>
+              <w:rPr>
+                <w:sz w:val="24"/>
+                <w:szCs w:val="24"/>
+              </w:rPr>
+              <w:t>% endif %}</w:t>
             </w:r>
           </w:p>
         </w:tc>
@@ -4863,35 +9143,179 @@
                 <w:sz w:val="24"/>
                 <w:szCs w:val="24"/>
               </w:rPr>
-              <w:t>{% if users[0].phone_number != “” %}</w:t>
-            </w:r>
+              <w:t xml:space="preserve">{% if </w:t>
+            </w:r>
+            <w:proofErr w:type="gramStart"/>
             <w:r>
               <w:rPr>
                 <w:sz w:val="24"/>
                 <w:szCs w:val="24"/>
               </w:rPr>
-              <w:t>{{phone_number_formatted(users[0].pho</w:t>
-            </w:r>
+              <w:t>users[</w:t>
+            </w:r>
+            <w:proofErr w:type="gramEnd"/>
             <w:r>
               <w:rPr>
                 <w:sz w:val="24"/>
                 <w:szCs w:val="24"/>
               </w:rPr>
-              <w:t>n</w:t>
-            </w:r>
+              <w:t>0</w:t>
+            </w:r>
+            <w:proofErr w:type="gramStart"/>
             <w:r>
               <w:rPr>
                 <w:sz w:val="24"/>
                 <w:szCs w:val="24"/>
               </w:rPr>
-              <w:t>e_number)}}</w:t>
-            </w:r>
+              <w:t>].</w:t>
+            </w:r>
+            <w:proofErr w:type="spellStart"/>
             <w:r>
               <w:rPr>
                 <w:sz w:val="24"/>
                 <w:szCs w:val="24"/>
               </w:rPr>
-              <w:t xml:space="preserve">{% endif </w:t>
+              <w:t>phone</w:t>
+            </w:r>
+            <w:proofErr w:type="gramEnd"/>
+            <w:r>
+              <w:rPr>
+                <w:sz w:val="24"/>
+                <w:szCs w:val="24"/>
+              </w:rPr>
+              <w:t>_</w:t>
+            </w:r>
+            <w:proofErr w:type="gramStart"/>
+            <w:r>
+              <w:rPr>
+                <w:sz w:val="24"/>
+                <w:szCs w:val="24"/>
+              </w:rPr>
+              <w:t>number</w:t>
+            </w:r>
+            <w:proofErr w:type="spellEnd"/>
+            <w:r>
+              <w:rPr>
+                <w:sz w:val="24"/>
+                <w:szCs w:val="24"/>
+              </w:rPr>
+              <w:t xml:space="preserve"> !</w:t>
+            </w:r>
+            <w:proofErr w:type="gramEnd"/>
+            <w:r>
+              <w:rPr>
+                <w:sz w:val="24"/>
+                <w:szCs w:val="24"/>
+              </w:rPr>
+              <w:t xml:space="preserve">= “” </w:t>
+            </w:r>
+            <w:proofErr w:type="gramStart"/>
+            <w:r>
+              <w:rPr>
+                <w:sz w:val="24"/>
+                <w:szCs w:val="24"/>
+              </w:rPr>
+              <w:t>%}</w:t>
+            </w:r>
+            <w:r>
+              <w:rPr>
+                <w:sz w:val="24"/>
+                <w:szCs w:val="24"/>
+              </w:rPr>
+              <w:t>{</w:t>
+            </w:r>
+            <w:proofErr w:type="gramEnd"/>
+            <w:r>
+              <w:rPr>
+                <w:sz w:val="24"/>
+                <w:szCs w:val="24"/>
+              </w:rPr>
+              <w:t>{</w:t>
+            </w:r>
+            <w:proofErr w:type="spellStart"/>
+            <w:r>
+              <w:rPr>
+                <w:sz w:val="24"/>
+                <w:szCs w:val="24"/>
+              </w:rPr>
+              <w:t>phone_number_formatted</w:t>
+            </w:r>
+            <w:proofErr w:type="spellEnd"/>
+            <w:r>
+              <w:rPr>
+                <w:sz w:val="24"/>
+                <w:szCs w:val="24"/>
+              </w:rPr>
+              <w:t>(users[0</w:t>
+            </w:r>
+            <w:proofErr w:type="gramStart"/>
+            <w:r>
+              <w:rPr>
+                <w:sz w:val="24"/>
+                <w:szCs w:val="24"/>
+              </w:rPr>
+              <w:t>].</w:t>
+            </w:r>
+            <w:proofErr w:type="spellStart"/>
+            <w:r>
+              <w:rPr>
+                <w:sz w:val="24"/>
+                <w:szCs w:val="24"/>
+              </w:rPr>
+              <w:t>pho</w:t>
+            </w:r>
+            <w:r>
+              <w:rPr>
+                <w:sz w:val="24"/>
+                <w:szCs w:val="24"/>
+              </w:rPr>
+              <w:t>n</w:t>
+            </w:r>
+            <w:r>
+              <w:rPr>
+                <w:sz w:val="24"/>
+                <w:szCs w:val="24"/>
+              </w:rPr>
+              <w:t>e</w:t>
+            </w:r>
+            <w:proofErr w:type="gramEnd"/>
+            <w:r>
+              <w:rPr>
+                <w:sz w:val="24"/>
+                <w:szCs w:val="24"/>
+              </w:rPr>
+              <w:t>_number</w:t>
+            </w:r>
+            <w:proofErr w:type="spellEnd"/>
+            <w:r>
+              <w:rPr>
+                <w:sz w:val="24"/>
+                <w:szCs w:val="24"/>
+              </w:rPr>
+              <w:t>)</w:t>
+            </w:r>
+            <w:proofErr w:type="gramStart"/>
+            <w:r>
+              <w:rPr>
+                <w:sz w:val="24"/>
+                <w:szCs w:val="24"/>
+              </w:rPr>
+              <w:t>}}</w:t>
+            </w:r>
+            <w:r>
+              <w:rPr>
+                <w:sz w:val="24"/>
+                <w:szCs w:val="24"/>
+              </w:rPr>
+              <w:t>{</w:t>
+            </w:r>
+            <w:proofErr w:type="gramEnd"/>
+            <w:r>
+              <w:rPr>
+                <w:sz w:val="24"/>
+                <w:szCs w:val="24"/>
+              </w:rPr>
+              <w:t xml:space="preserve">% endif </w:t>
             </w:r>
             <w:r>
               <w:rPr>
@@ -5034,7 +9458,39 @@
                 <w:sz w:val="24"/>
                 <w:szCs w:val="24"/>
               </w:rPr>
-              <w:t>{{users[0].address.on_one_line(bare=True)}}</w:t>
+              <w:t>{{users[0</w:t>
+            </w:r>
+            <w:proofErr w:type="gramStart"/>
+            <w:r>
+              <w:rPr>
+                <w:sz w:val="24"/>
+                <w:szCs w:val="24"/>
+              </w:rPr>
+              <w:t>].</w:t>
+            </w:r>
+            <w:proofErr w:type="spellStart"/>
+            <w:r>
+              <w:rPr>
+                <w:sz w:val="24"/>
+                <w:szCs w:val="24"/>
+              </w:rPr>
+              <w:t>address</w:t>
+            </w:r>
+            <w:proofErr w:type="gramEnd"/>
+            <w:r>
+              <w:rPr>
+                <w:sz w:val="24"/>
+                <w:szCs w:val="24"/>
+              </w:rPr>
+              <w:t>.on_one_line</w:t>
+            </w:r>
+            <w:proofErr w:type="spellEnd"/>
+            <w:r>
+              <w:rPr>
+                <w:sz w:val="24"/>
+                <w:szCs w:val="24"/>
+              </w:rPr>
+              <w:t>(bare=True)}}</w:t>
             </w:r>
           </w:p>
         </w:tc>

--- a/docassemble/PetitionForRuleToShowCauseFamily/data/templates/word_petition_rule_family.docx
+++ b/docassemble/PetitionForRuleToShowCauseFamily/data/templates/word_petition_rule_family.docx
@@ -15,29 +15,8 @@
         <w:t xml:space="preserve">IN THE CIRCUIT COURT OF </w:t>
       </w:r>
       <w:r>
-        <w:t>{{</w:t>
-      </w:r>
-      <w:proofErr w:type="spellStart"/>
-      <w:r>
-        <w:t>trial_</w:t>
-      </w:r>
-      <w:proofErr w:type="gramStart"/>
-      <w:r>
-        <w:t>court.address</w:t>
-      </w:r>
-      <w:proofErr w:type="gramEnd"/>
-      <w:r>
-        <w:t>.</w:t>
-      </w:r>
-      <w:proofErr w:type="gramStart"/>
-      <w:r>
-        <w:t>county.upper</w:t>
-      </w:r>
-      <w:proofErr w:type="spellEnd"/>
-      <w:r>
-        <w:t>()}}</w:t>
-      </w:r>
-      <w:proofErr w:type="gramEnd"/>
+        <w:t>{{trial_court.address.county.upper()}}</w:t>
+      </w:r>
       <w:r>
         <w:t xml:space="preserve"> COUNTY, ILLINOIS</w:t>
       </w:r>
@@ -98,93 +77,27 @@
                 <w:sz w:val="12"/>
                 <w:szCs w:val="12"/>
               </w:rPr>
-              <w:t xml:space="preserve">{% if </w:t>
+              <w:t>{% if in_re_check %}</w:t>
             </w:r>
-            <w:proofErr w:type="spellStart"/>
+            <w:r>
+              <w:rPr>
+                <w:b/>
+              </w:rPr>
+              <w:t xml:space="preserve">In re: </w:t>
+            </w:r>
+            <w:r>
+              <w:rPr>
+                <w:b/>
+              </w:rPr>
+              <w:t>{{in_re_label}}</w:t>
+            </w:r>
             <w:r>
               <w:rPr>
                 <w:b/>
                 <w:sz w:val="12"/>
                 <w:szCs w:val="12"/>
               </w:rPr>
-              <w:t>in_re_check</w:t>
-            </w:r>
-            <w:proofErr w:type="spellEnd"/>
-            <w:r>
-              <w:rPr>
-                <w:b/>
-                <w:sz w:val="12"/>
-                <w:szCs w:val="12"/>
-              </w:rPr>
-              <w:t xml:space="preserve"> </w:t>
-            </w:r>
-            <w:proofErr w:type="gramStart"/>
-            <w:r>
-              <w:rPr>
-                <w:b/>
-                <w:sz w:val="12"/>
-                <w:szCs w:val="12"/>
-              </w:rPr>
-              <w:t>%}</w:t>
-            </w:r>
-            <w:r>
-              <w:rPr>
-                <w:b/>
-              </w:rPr>
-              <w:t>In</w:t>
-            </w:r>
-            <w:proofErr w:type="gramEnd"/>
-            <w:r>
-              <w:rPr>
-                <w:b/>
-              </w:rPr>
-              <w:t xml:space="preserve"> </w:t>
-            </w:r>
-            <w:proofErr w:type="gramStart"/>
-            <w:r>
-              <w:rPr>
-                <w:b/>
-              </w:rPr>
-              <w:t xml:space="preserve">re: </w:t>
-            </w:r>
-            <w:r>
-              <w:rPr>
-                <w:b/>
-              </w:rPr>
-              <w:t>{{</w:t>
-            </w:r>
-            <w:proofErr w:type="spellStart"/>
-            <w:proofErr w:type="gramEnd"/>
-            <w:r>
-              <w:rPr>
-                <w:b/>
-              </w:rPr>
-              <w:t>in_re_label</w:t>
-            </w:r>
-            <w:proofErr w:type="spellEnd"/>
-            <w:proofErr w:type="gramStart"/>
-            <w:r>
-              <w:rPr>
-                <w:b/>
-              </w:rPr>
-              <w:t>}}</w:t>
-            </w:r>
-            <w:r>
-              <w:rPr>
-                <w:b/>
-                <w:sz w:val="12"/>
-                <w:szCs w:val="12"/>
-              </w:rPr>
-              <w:t>{</w:t>
-            </w:r>
-            <w:proofErr w:type="gramEnd"/>
-            <w:r>
-              <w:rPr>
-                <w:b/>
-                <w:sz w:val="12"/>
-                <w:szCs w:val="12"/>
-              </w:rPr>
-              <w:t>% endif %}</w:t>
+              <w:t>{% endif %}</w:t>
             </w:r>
           </w:p>
         </w:tc>
@@ -345,21 +258,7 @@
               <w:rPr>
                 <w:b/>
               </w:rPr>
-              <w:t>{{</w:t>
-            </w:r>
-            <w:proofErr w:type="spellStart"/>
-            <w:r>
-              <w:rPr>
-                <w:b/>
-              </w:rPr>
-              <w:t>case_number</w:t>
-            </w:r>
-            <w:proofErr w:type="spellEnd"/>
-            <w:r>
-              <w:rPr>
-                <w:b/>
-              </w:rPr>
-              <w:t>}}</w:t>
+              <w:t>{{case_number}}</w:t>
             </w:r>
           </w:p>
         </w:tc>
@@ -405,42 +304,7 @@
               <w:rPr>
                 <w:b/>
               </w:rPr>
-              <w:t xml:space="preserve">{% if </w:t>
-            </w:r>
-            <w:proofErr w:type="spellStart"/>
-            <w:r>
-              <w:rPr>
-                <w:b/>
-              </w:rPr>
-              <w:t>party_label</w:t>
-            </w:r>
-            <w:proofErr w:type="spellEnd"/>
-            <w:r>
-              <w:rPr>
-                <w:b/>
-              </w:rPr>
-              <w:t xml:space="preserve"> == “plaintiff” or </w:t>
-            </w:r>
-            <w:proofErr w:type="spellStart"/>
-            <w:r>
-              <w:rPr>
-                <w:b/>
-              </w:rPr>
-              <w:t>party_label</w:t>
-            </w:r>
-            <w:proofErr w:type="spellEnd"/>
-            <w:r>
-              <w:rPr>
-                <w:b/>
-              </w:rPr>
-              <w:t xml:space="preserve"> == “petitioner” </w:t>
-            </w:r>
-            <w:proofErr w:type="gramStart"/>
-            <w:r>
-              <w:rPr>
-                <w:b/>
-              </w:rPr>
-              <w:t>%</w:t>
+              <w:t>{% if party_label == “plaintiff” or party_label == “petitioner” %</w:t>
             </w:r>
             <w:r>
               <w:rPr>
@@ -452,44 +316,8 @@
               <w:rPr>
                 <w:b/>
               </w:rPr>
-              <w:t>{</w:t>
+              <w:t>{{users[0].name_full()</w:t>
             </w:r>
-            <w:proofErr w:type="gramEnd"/>
-            <w:r>
-              <w:rPr>
-                <w:b/>
-              </w:rPr>
-              <w:t>{users[0].</w:t>
-            </w:r>
-            <w:proofErr w:type="spellStart"/>
-            <w:r>
-              <w:rPr>
-                <w:b/>
-              </w:rPr>
-              <w:t>name_</w:t>
-            </w:r>
-            <w:proofErr w:type="gramStart"/>
-            <w:r>
-              <w:rPr>
-                <w:b/>
-              </w:rPr>
-              <w:t>full</w:t>
-            </w:r>
-            <w:proofErr w:type="spellEnd"/>
-            <w:r>
-              <w:rPr>
-                <w:b/>
-              </w:rPr>
-              <w:t>(</w:t>
-            </w:r>
-            <w:proofErr w:type="gramEnd"/>
-            <w:r>
-              <w:rPr>
-                <w:b/>
-              </w:rPr>
-              <w:t>)</w:t>
-            </w:r>
-            <w:proofErr w:type="gramStart"/>
             <w:r>
               <w:rPr>
                 <w:b/>
@@ -506,21 +334,7 @@
               <w:rPr>
                 <w:b/>
               </w:rPr>
-              <w:t>{</w:t>
-            </w:r>
-            <w:proofErr w:type="gramEnd"/>
-            <w:r>
-              <w:rPr>
-                <w:b/>
-              </w:rPr>
-              <w:t xml:space="preserve">% else </w:t>
-            </w:r>
-            <w:proofErr w:type="gramStart"/>
-            <w:r>
-              <w:rPr>
-                <w:b/>
-              </w:rPr>
-              <w:t>%</w:t>
+              <w:t>{% else %</w:t>
             </w:r>
             <w:r>
               <w:rPr>
@@ -532,70 +346,7 @@
               <w:rPr>
                 <w:b/>
               </w:rPr>
-              <w:t>{</w:t>
-            </w:r>
-            <w:proofErr w:type="gramEnd"/>
-            <w:r>
-              <w:rPr>
-                <w:b/>
-              </w:rPr>
-              <w:t>{</w:t>
-            </w:r>
-            <w:proofErr w:type="spellStart"/>
-            <w:r>
-              <w:rPr>
-                <w:b/>
-              </w:rPr>
-              <w:t>other_parties</w:t>
-            </w:r>
-            <w:proofErr w:type="spellEnd"/>
-            <w:r>
-              <w:rPr>
-                <w:b/>
-              </w:rPr>
-              <w:t>[0].</w:t>
-            </w:r>
-            <w:proofErr w:type="spellStart"/>
-            <w:r>
-              <w:rPr>
-                <w:b/>
-              </w:rPr>
-              <w:t>name_</w:t>
-            </w:r>
-            <w:proofErr w:type="gramStart"/>
-            <w:r>
-              <w:rPr>
-                <w:b/>
-              </w:rPr>
-              <w:t>full</w:t>
-            </w:r>
-            <w:proofErr w:type="spellEnd"/>
-            <w:r>
-              <w:rPr>
-                <w:b/>
-              </w:rPr>
-              <w:t>(</w:t>
-            </w:r>
-            <w:proofErr w:type="gramEnd"/>
-            <w:r>
-              <w:rPr>
-                <w:b/>
-              </w:rPr>
-              <w:t>)</w:t>
-            </w:r>
-            <w:proofErr w:type="gramStart"/>
-            <w:r>
-              <w:rPr>
-                <w:b/>
-              </w:rPr>
-              <w:t>}}{</w:t>
-            </w:r>
-            <w:proofErr w:type="gramEnd"/>
-            <w:r>
-              <w:rPr>
-                <w:b/>
-              </w:rPr>
-              <w:t>% endif %}</w:t>
+              <w:t>{{other_parties[0].name_full()}}{% endif %}</w:t>
             </w:r>
             <w:r>
               <w:rPr>
@@ -1042,42 +793,7 @@
               <w:rPr>
                 <w:b/>
               </w:rPr>
-              <w:t xml:space="preserve">{% if </w:t>
-            </w:r>
-            <w:proofErr w:type="spellStart"/>
-            <w:r>
-              <w:rPr>
-                <w:b/>
-              </w:rPr>
-              <w:t>party_label</w:t>
-            </w:r>
-            <w:proofErr w:type="spellEnd"/>
-            <w:r>
-              <w:rPr>
-                <w:b/>
-              </w:rPr>
-              <w:t xml:space="preserve"> == “defendant” or </w:t>
-            </w:r>
-            <w:proofErr w:type="spellStart"/>
-            <w:r>
-              <w:rPr>
-                <w:b/>
-              </w:rPr>
-              <w:t>party_label</w:t>
-            </w:r>
-            <w:proofErr w:type="spellEnd"/>
-            <w:r>
-              <w:rPr>
-                <w:b/>
-              </w:rPr>
-              <w:t xml:space="preserve"> == “respondent” </w:t>
-            </w:r>
-            <w:proofErr w:type="gramStart"/>
-            <w:r>
-              <w:rPr>
-                <w:b/>
-              </w:rPr>
-              <w:t>%</w:t>
+              <w:t>{% if party_label == “defendant” or party_label == “respondent” %</w:t>
             </w:r>
             <w:r>
               <w:rPr>
@@ -1089,44 +805,8 @@
               <w:rPr>
                 <w:b/>
               </w:rPr>
-              <w:t>{</w:t>
+              <w:t>{{users[0].name_full()</w:t>
             </w:r>
-            <w:proofErr w:type="gramEnd"/>
-            <w:r>
-              <w:rPr>
-                <w:b/>
-              </w:rPr>
-              <w:t>{users[0].</w:t>
-            </w:r>
-            <w:proofErr w:type="spellStart"/>
-            <w:r>
-              <w:rPr>
-                <w:b/>
-              </w:rPr>
-              <w:t>name_</w:t>
-            </w:r>
-            <w:proofErr w:type="gramStart"/>
-            <w:r>
-              <w:rPr>
-                <w:b/>
-              </w:rPr>
-              <w:t>full</w:t>
-            </w:r>
-            <w:proofErr w:type="spellEnd"/>
-            <w:r>
-              <w:rPr>
-                <w:b/>
-              </w:rPr>
-              <w:t>(</w:t>
-            </w:r>
-            <w:proofErr w:type="gramEnd"/>
-            <w:r>
-              <w:rPr>
-                <w:b/>
-              </w:rPr>
-              <w:t>)</w:t>
-            </w:r>
-            <w:proofErr w:type="gramStart"/>
             <w:r>
               <w:rPr>
                 <w:b/>
@@ -1143,21 +823,7 @@
               <w:rPr>
                 <w:b/>
               </w:rPr>
-              <w:t>{</w:t>
-            </w:r>
-            <w:proofErr w:type="gramEnd"/>
-            <w:r>
-              <w:rPr>
-                <w:b/>
-              </w:rPr>
-              <w:t xml:space="preserve">% else </w:t>
-            </w:r>
-            <w:proofErr w:type="gramStart"/>
-            <w:r>
-              <w:rPr>
-                <w:b/>
-              </w:rPr>
-              <w:t>%</w:t>
+              <w:t>{% else %</w:t>
             </w:r>
             <w:r>
               <w:rPr>
@@ -1169,70 +835,7 @@
               <w:rPr>
                 <w:b/>
               </w:rPr>
-              <w:t>{</w:t>
-            </w:r>
-            <w:proofErr w:type="gramEnd"/>
-            <w:r>
-              <w:rPr>
-                <w:b/>
-              </w:rPr>
-              <w:t>{</w:t>
-            </w:r>
-            <w:proofErr w:type="spellStart"/>
-            <w:r>
-              <w:rPr>
-                <w:b/>
-              </w:rPr>
-              <w:t>other_parties</w:t>
-            </w:r>
-            <w:proofErr w:type="spellEnd"/>
-            <w:r>
-              <w:rPr>
-                <w:b/>
-              </w:rPr>
-              <w:t>[0].</w:t>
-            </w:r>
-            <w:proofErr w:type="spellStart"/>
-            <w:r>
-              <w:rPr>
-                <w:b/>
-              </w:rPr>
-              <w:t>name_</w:t>
-            </w:r>
-            <w:proofErr w:type="gramStart"/>
-            <w:r>
-              <w:rPr>
-                <w:b/>
-              </w:rPr>
-              <w:t>full</w:t>
-            </w:r>
-            <w:proofErr w:type="spellEnd"/>
-            <w:r>
-              <w:rPr>
-                <w:b/>
-              </w:rPr>
-              <w:t>(</w:t>
-            </w:r>
-            <w:proofErr w:type="gramEnd"/>
-            <w:r>
-              <w:rPr>
-                <w:b/>
-              </w:rPr>
-              <w:t>)</w:t>
-            </w:r>
-            <w:proofErr w:type="gramStart"/>
-            <w:r>
-              <w:rPr>
-                <w:b/>
-              </w:rPr>
-              <w:t>}}{</w:t>
-            </w:r>
-            <w:proofErr w:type="gramEnd"/>
-            <w:r>
-              <w:rPr>
-                <w:b/>
-              </w:rPr>
-              <w:t>% endif %}</w:t>
+              <w:t>{{other_parties[0].name_full()}}{% endif %}</w:t>
             </w:r>
             <w:r>
               <w:rPr>
@@ -1299,21 +902,7 @@
               <w:rPr>
                 <w:b/>
               </w:rPr>
-              <w:t>{{</w:t>
-            </w:r>
-            <w:proofErr w:type="spellStart"/>
-            <w:r>
-              <w:rPr>
-                <w:b/>
-              </w:rPr>
-              <w:t>ivd_number</w:t>
-            </w:r>
-            <w:proofErr w:type="spellEnd"/>
-            <w:r>
-              <w:rPr>
-                <w:b/>
-              </w:rPr>
-              <w:t>}}</w:t>
+              <w:t>{{ivd_number}}</w:t>
             </w:r>
           </w:p>
         </w:tc>
@@ -1519,39 +1108,25 @@
         <w:rPr>
           <w:b/>
         </w:rPr>
-        <w:t xml:space="preserve">{% if </w:t>
-      </w:r>
-      <w:proofErr w:type="spellStart"/>
+        <w:t>{% if v</w:t>
+      </w:r>
       <w:r>
         <w:rPr>
           <w:b/>
         </w:rPr>
-        <w:t>v</w:t>
+        <w:t>i</w:t>
       </w:r>
       <w:r>
         <w:rPr>
           <w:b/>
         </w:rPr>
-        <w:t>i</w:t>
+        <w:t>olation</w:t>
       </w:r>
       <w:r>
         <w:rPr>
           <w:b/>
         </w:rPr>
-        <w:t>olation</w:t>
-      </w:r>
-      <w:r>
-        <w:rPr>
-          <w:b/>
-        </w:rPr>
-        <w:t>_type</w:t>
-      </w:r>
-      <w:proofErr w:type="spellEnd"/>
-      <w:r>
-        <w:rPr>
-          <w:b/>
-        </w:rPr>
-        <w:t xml:space="preserve"> == “child”</w:t>
+        <w:t>_type == “child”</w:t>
       </w:r>
       <w:r>
         <w:rPr>
@@ -1578,29 +1153,13 @@
         <w:t xml:space="preserve"> </w:t>
       </w:r>
       <w:r>
-        <w:t>{{capitalize(</w:t>
-      </w:r>
-      <w:proofErr w:type="spellStart"/>
-      <w:r>
-        <w:t>party_label</w:t>
-      </w:r>
-      <w:proofErr w:type="spellEnd"/>
-      <w:r>
-        <w:t>)}}</w:t>
+        <w:t>{{capitalize(party_label)}}</w:t>
       </w:r>
       <w:r>
         <w:t xml:space="preserve">, </w:t>
       </w:r>
       <w:r>
-        <w:t>{{users[0].</w:t>
-      </w:r>
-      <w:proofErr w:type="spellStart"/>
-      <w:r>
-        <w:t>name_full</w:t>
-      </w:r>
-      <w:proofErr w:type="spellEnd"/>
-      <w:r>
-        <w:t>()}}</w:t>
+        <w:t>{{users[0].name_full()}}</w:t>
       </w:r>
       <w:r>
         <w:t xml:space="preserve">, </w:t>
@@ -1612,15 +1171,7 @@
         <w:t xml:space="preserve">and moves this Court to issue a Rule to Show Cause against </w:t>
       </w:r>
       <w:r>
-        <w:t>{{</w:t>
-      </w:r>
-      <w:proofErr w:type="spellStart"/>
-      <w:r>
-        <w:t>opponent_label</w:t>
-      </w:r>
-      <w:proofErr w:type="spellEnd"/>
-      <w:r>
-        <w:t>}}</w:t>
+        <w:t>{{opponent_label}}</w:t>
       </w:r>
       <w:r>
         <w:t>,</w:t>
@@ -1629,51 +1180,17 @@
         <w:t xml:space="preserve"> </w:t>
       </w:r>
       <w:r>
-        <w:t>{{</w:t>
-      </w:r>
-      <w:proofErr w:type="spellStart"/>
-      <w:r>
-        <w:t>other_parties</w:t>
-      </w:r>
-      <w:proofErr w:type="spellEnd"/>
-      <w:r>
-        <w:t>[0].</w:t>
-      </w:r>
-      <w:proofErr w:type="spellStart"/>
-      <w:r>
-        <w:t>name_full</w:t>
-      </w:r>
-      <w:proofErr w:type="spellEnd"/>
+        <w:t>{{other_parties[0].name_full</w:t>
+      </w:r>
       <w:r>
         <w:t>(</w:t>
       </w:r>
       <w:r>
-        <w:t xml:space="preserve">)}}, as to why they should not be held in Indirect Civil Contempt of Court for their refusal to pay child support and/or other child-related expenses pursuant this Court's order. In support of this </w:t>
-      </w:r>
-      <w:proofErr w:type="gramStart"/>
-      <w:r>
-        <w:t xml:space="preserve">Petition, </w:t>
-      </w:r>
-      <w:r>
-        <w:t>{{</w:t>
-      </w:r>
-      <w:proofErr w:type="gramEnd"/>
-      <w:r>
-        <w:t>capitalize(</w:t>
-      </w:r>
-      <w:proofErr w:type="spellStart"/>
-      <w:r>
-        <w:t>party_</w:t>
-      </w:r>
-      <w:proofErr w:type="gramStart"/>
-      <w:r>
-        <w:t>label</w:t>
-      </w:r>
-      <w:proofErr w:type="spellEnd"/>
-      <w:r>
-        <w:t>)}}</w:t>
-      </w:r>
-      <w:proofErr w:type="gramEnd"/>
+        <w:t xml:space="preserve">)}}, as to why they should not be held in Indirect Civil Contempt of Court for their refusal to pay child support and/or other child-related expenses pursuant this Court's order. In support of this Petition, </w:t>
+      </w:r>
+      <w:r>
+        <w:t>{{capitalize(party_label)}}</w:t>
+      </w:r>
       <w:r>
         <w:t xml:space="preserve"> states as follows:</w:t>
       </w:r>
@@ -1709,241 +1226,45 @@
           <w:sz w:val="24"/>
           <w:szCs w:val="24"/>
         </w:rPr>
-        <w:t xml:space="preserve">{% if </w:t>
-      </w:r>
-      <w:proofErr w:type="spellStart"/>
-      <w:r>
-        <w:rPr>
-          <w:sz w:val="24"/>
-          <w:szCs w:val="24"/>
-        </w:rPr>
-        <w:t>case_type</w:t>
-      </w:r>
-      <w:proofErr w:type="spellEnd"/>
-      <w:r>
-        <w:rPr>
-          <w:sz w:val="24"/>
-          <w:szCs w:val="24"/>
-        </w:rPr>
-        <w:t xml:space="preserve"> == “Other” </w:t>
-      </w:r>
-      <w:proofErr w:type="gramStart"/>
-      <w:r>
-        <w:rPr>
-          <w:sz w:val="24"/>
-          <w:szCs w:val="24"/>
-        </w:rPr>
-        <w:t>%}{{</w:t>
+        <w:t>{% if case_type == “Other” %}{{</w:t>
       </w:r>
       <w:r>
         <w:t xml:space="preserve"> </w:t>
       </w:r>
-      <w:proofErr w:type="spellStart"/>
-      <w:r>
-        <w:rPr>
-          <w:sz w:val="24"/>
-          <w:szCs w:val="24"/>
-        </w:rPr>
-        <w:t>other</w:t>
-      </w:r>
-      <w:proofErr w:type="gramEnd"/>
-      <w:r>
-        <w:rPr>
-          <w:sz w:val="24"/>
-          <w:szCs w:val="24"/>
-        </w:rPr>
-        <w:t>_case_type</w:t>
-      </w:r>
-      <w:proofErr w:type="spellEnd"/>
-      <w:proofErr w:type="gramStart"/>
-      <w:r>
-        <w:rPr>
-          <w:sz w:val="24"/>
-          <w:szCs w:val="24"/>
-        </w:rPr>
-        <w:t>}}{</w:t>
-      </w:r>
-      <w:proofErr w:type="gramEnd"/>
-      <w:r>
-        <w:rPr>
-          <w:sz w:val="24"/>
-          <w:szCs w:val="24"/>
-        </w:rPr>
-        <w:t xml:space="preserve">% else </w:t>
-      </w:r>
-      <w:proofErr w:type="gramStart"/>
-      <w:r>
-        <w:rPr>
-          <w:sz w:val="24"/>
-          <w:szCs w:val="24"/>
-        </w:rPr>
-        <w:t>%}</w:t>
-      </w:r>
-      <w:r>
-        <w:rPr>
-          <w:sz w:val="24"/>
-          <w:szCs w:val="24"/>
-        </w:rPr>
-        <w:t>{</w:t>
-      </w:r>
-      <w:proofErr w:type="gramEnd"/>
-      <w:r>
-        <w:rPr>
-          <w:sz w:val="24"/>
-          <w:szCs w:val="24"/>
-        </w:rPr>
-        <w:t>{</w:t>
-      </w:r>
-      <w:proofErr w:type="spellStart"/>
-      <w:r>
-        <w:rPr>
-          <w:sz w:val="24"/>
-          <w:szCs w:val="24"/>
-        </w:rPr>
-        <w:t>case_type</w:t>
-      </w:r>
-      <w:proofErr w:type="spellEnd"/>
-      <w:proofErr w:type="gramStart"/>
-      <w:r>
-        <w:rPr>
-          <w:sz w:val="24"/>
-          <w:szCs w:val="24"/>
-        </w:rPr>
-        <w:t>}}</w:t>
-      </w:r>
-      <w:r>
-        <w:rPr>
-          <w:sz w:val="24"/>
-          <w:szCs w:val="24"/>
-        </w:rPr>
-        <w:t>{</w:t>
-      </w:r>
-      <w:proofErr w:type="gramEnd"/>
-      <w:r>
-        <w:rPr>
-          <w:sz w:val="24"/>
-          <w:szCs w:val="24"/>
-        </w:rPr>
-        <w:t>% endif %}</w:t>
-      </w:r>
-      <w:r>
-        <w:rPr>
-          <w:sz w:val="24"/>
-          <w:szCs w:val="24"/>
-        </w:rPr>
-        <w:t xml:space="preserve"> on {{</w:t>
-      </w:r>
-      <w:proofErr w:type="spellStart"/>
-      <w:r>
-        <w:rPr>
-          <w:sz w:val="24"/>
-          <w:szCs w:val="24"/>
-        </w:rPr>
-        <w:t>filing_date</w:t>
-      </w:r>
-      <w:proofErr w:type="spellEnd"/>
-      <w:r>
-        <w:rPr>
-          <w:sz w:val="24"/>
-          <w:szCs w:val="24"/>
-        </w:rPr>
-        <w:t xml:space="preserve">}}. {% if </w:t>
-      </w:r>
-      <w:proofErr w:type="spellStart"/>
-      <w:r>
-        <w:rPr>
-          <w:sz w:val="24"/>
-          <w:szCs w:val="24"/>
-        </w:rPr>
-        <w:t>case_completed</w:t>
-      </w:r>
-      <w:proofErr w:type="spellEnd"/>
-      <w:r>
-        <w:rPr>
-          <w:sz w:val="24"/>
-          <w:szCs w:val="24"/>
-        </w:rPr>
-        <w:t xml:space="preserve"> </w:t>
-      </w:r>
-      <w:proofErr w:type="gramStart"/>
-      <w:r>
-        <w:rPr>
-          <w:sz w:val="24"/>
-          <w:szCs w:val="24"/>
-        </w:rPr>
-        <w:t>%}A</w:t>
-      </w:r>
-      <w:proofErr w:type="gramEnd"/>
-      <w:r>
-        <w:rPr>
-          <w:sz w:val="24"/>
-          <w:szCs w:val="24"/>
-        </w:rPr>
-        <w:t xml:space="preserve"> final judgment was entered in said action on {{</w:t>
-      </w:r>
-      <w:proofErr w:type="spellStart"/>
-      <w:r>
-        <w:rPr>
-          <w:sz w:val="24"/>
-          <w:szCs w:val="24"/>
-        </w:rPr>
-        <w:t>final_order_date</w:t>
-      </w:r>
-      <w:proofErr w:type="spellEnd"/>
-      <w:r>
-        <w:rPr>
-          <w:sz w:val="24"/>
-          <w:szCs w:val="24"/>
-        </w:rPr>
-        <w:t>}</w:t>
-      </w:r>
-      <w:proofErr w:type="gramStart"/>
-      <w:r>
-        <w:rPr>
-          <w:sz w:val="24"/>
-          <w:szCs w:val="24"/>
-        </w:rPr>
-        <w:t>}.{</w:t>
-      </w:r>
-      <w:proofErr w:type="gramEnd"/>
-      <w:r>
-        <w:rPr>
-          <w:sz w:val="24"/>
-          <w:szCs w:val="24"/>
-        </w:rPr>
-        <w:t xml:space="preserve">% else </w:t>
-      </w:r>
-      <w:proofErr w:type="gramStart"/>
-      <w:r>
-        <w:rPr>
-          <w:sz w:val="24"/>
-          <w:szCs w:val="24"/>
-        </w:rPr>
-        <w:t>%}Said</w:t>
-      </w:r>
-      <w:proofErr w:type="gramEnd"/>
-      <w:r>
-        <w:rPr>
-          <w:sz w:val="24"/>
-          <w:szCs w:val="24"/>
-        </w:rPr>
-        <w:t xml:space="preserve"> action is pending and unresolved before this </w:t>
-      </w:r>
-      <w:proofErr w:type="gramStart"/>
-      <w:r>
-        <w:rPr>
-          <w:sz w:val="24"/>
-          <w:szCs w:val="24"/>
-        </w:rPr>
-        <w:t>court.{</w:t>
-      </w:r>
-      <w:proofErr w:type="gramEnd"/>
-      <w:r>
-        <w:rPr>
-          <w:sz w:val="24"/>
-          <w:szCs w:val="24"/>
-        </w:rPr>
-        <w:t>% endif %}</w:t>
+      <w:r>
+        <w:rPr>
+          <w:sz w:val="24"/>
+          <w:szCs w:val="24"/>
+        </w:rPr>
+        <w:t>other_case_type</w:t>
+      </w:r>
+      <w:r>
+        <w:rPr>
+          <w:sz w:val="24"/>
+          <w:szCs w:val="24"/>
+        </w:rPr>
+        <w:t>}}{% else %}</w:t>
+      </w:r>
+      <w:r>
+        <w:rPr>
+          <w:sz w:val="24"/>
+          <w:szCs w:val="24"/>
+        </w:rPr>
+        <w:t>{{case_type}}</w:t>
+      </w:r>
+      <w:r>
+        <w:rPr>
+          <w:sz w:val="24"/>
+          <w:szCs w:val="24"/>
+        </w:rPr>
+        <w:t>{% endif %}</w:t>
+      </w:r>
+      <w:r>
+        <w:rPr>
+          <w:sz w:val="24"/>
+          <w:szCs w:val="24"/>
+        </w:rPr>
+        <w:t xml:space="preserve"> on {{filing_date}}. {% if case_completed %}A final judgment was entered in said action on {{final_order_date}}.{% else %}Said action is pending and unresolved before this court.{% endif %}</w:t>
       </w:r>
     </w:p>
     <w:p>
@@ -1970,23 +1291,7 @@
           <w:sz w:val="24"/>
           <w:szCs w:val="24"/>
         </w:rPr>
-        <w:t xml:space="preserve">{% if </w:t>
-      </w:r>
-      <w:proofErr w:type="spellStart"/>
-      <w:r>
-        <w:rPr>
-          <w:sz w:val="24"/>
-          <w:szCs w:val="24"/>
-        </w:rPr>
-        <w:t>children.number_gathered</w:t>
-      </w:r>
-      <w:proofErr w:type="spellEnd"/>
-      <w:r>
-        <w:rPr>
-          <w:sz w:val="24"/>
-          <w:szCs w:val="24"/>
-        </w:rPr>
-        <w:t>() &gt; 1 %}{{</w:t>
+        <w:t>{% if children.number_gathered() &gt; 1 %}{{</w:t>
       </w:r>
       <w:r>
         <w:rPr>
@@ -1995,37 +1300,19 @@
         </w:rPr>
         <w:t>capitalize(</w:t>
       </w:r>
-      <w:proofErr w:type="spellStart"/>
-      <w:r>
-        <w:rPr>
-          <w:sz w:val="24"/>
-          <w:szCs w:val="24"/>
-        </w:rPr>
-        <w:t>nice_number</w:t>
-      </w:r>
-      <w:proofErr w:type="spellEnd"/>
-      <w:r>
-        <w:rPr>
-          <w:sz w:val="24"/>
-          <w:szCs w:val="24"/>
-        </w:rPr>
-        <w:t>(</w:t>
-      </w:r>
-      <w:proofErr w:type="spellStart"/>
-      <w:r>
-        <w:rPr>
-          <w:sz w:val="24"/>
-          <w:szCs w:val="24"/>
-        </w:rPr>
-        <w:t>children.number_gathered</w:t>
-      </w:r>
-      <w:proofErr w:type="spellEnd"/>
-      <w:r>
-        <w:rPr>
-          <w:sz w:val="24"/>
-          <w:szCs w:val="24"/>
-        </w:rPr>
-        <w:t>()</w:t>
+      <w:r>
+        <w:rPr>
+          <w:sz w:val="24"/>
+          <w:szCs w:val="24"/>
+        </w:rPr>
+        <w:t>nice_number(</w:t>
+      </w:r>
+      <w:r>
+        <w:rPr>
+          <w:sz w:val="24"/>
+          <w:szCs w:val="24"/>
+        </w:rPr>
+        <w:t>children.number_gathered()</w:t>
       </w:r>
       <w:r>
         <w:rPr>
@@ -2034,7 +1321,6 @@
         </w:rPr>
         <w:t xml:space="preserve">, </w:t>
       </w:r>
-      <w:proofErr w:type="spellStart"/>
       <w:r>
         <w:rPr>
           <w:sz w:val="24"/>
@@ -2042,7 +1328,6 @@
         </w:rPr>
         <w:t>use_word</w:t>
       </w:r>
-      <w:proofErr w:type="spellEnd"/>
       <w:r>
         <w:rPr>
           <w:sz w:val="24"/>
@@ -2076,41 +1361,8 @@
           <w:sz w:val="24"/>
           <w:szCs w:val="24"/>
         </w:rPr>
-        <w:t xml:space="preserve"> ({{</w:t>
-      </w:r>
-      <w:proofErr w:type="spellStart"/>
-      <w:r>
-        <w:rPr>
-          <w:sz w:val="24"/>
-          <w:szCs w:val="24"/>
-        </w:rPr>
-        <w:t>nice_number</w:t>
-      </w:r>
-      <w:proofErr w:type="spellEnd"/>
-      <w:r>
-        <w:rPr>
-          <w:sz w:val="24"/>
-          <w:szCs w:val="24"/>
-        </w:rPr>
-        <w:t>(</w:t>
-      </w:r>
-      <w:proofErr w:type="spellStart"/>
-      <w:r>
-        <w:rPr>
-          <w:sz w:val="24"/>
-          <w:szCs w:val="24"/>
-        </w:rPr>
-        <w:t>children.number_gathered</w:t>
-      </w:r>
-      <w:proofErr w:type="spellEnd"/>
-      <w:r>
-        <w:rPr>
-          <w:sz w:val="24"/>
-          <w:szCs w:val="24"/>
-        </w:rPr>
-        <w:t>(),</w:t>
-      </w:r>
-      <w:proofErr w:type="spellStart"/>
+        <w:t xml:space="preserve"> ({{nice_number(children.number_gathered(),</w:t>
+      </w:r>
       <w:r>
         <w:rPr>
           <w:sz w:val="24"/>
@@ -2118,7 +1370,6 @@
         </w:rPr>
         <w:t>use_word</w:t>
       </w:r>
-      <w:proofErr w:type="spellEnd"/>
       <w:r>
         <w:rPr>
           <w:sz w:val="24"/>
@@ -2217,72 +1468,22 @@
           <w:sz w:val="24"/>
           <w:szCs w:val="24"/>
         </w:rPr>
-        <w:t>{{</w:t>
-      </w:r>
-      <w:proofErr w:type="spellStart"/>
-      <w:r>
-        <w:rPr>
-          <w:sz w:val="24"/>
-          <w:szCs w:val="24"/>
-        </w:rPr>
-        <w:t>name_with_age</w:t>
-      </w:r>
-      <w:proofErr w:type="spellEnd"/>
-      <w:r>
-        <w:rPr>
-          <w:sz w:val="24"/>
-          <w:szCs w:val="24"/>
-        </w:rPr>
-        <w:t>(child</w:t>
-      </w:r>
-      <w:r>
-        <w:rPr>
-          <w:sz w:val="24"/>
-          <w:szCs w:val="24"/>
-        </w:rPr>
-        <w:t>)}</w:t>
-      </w:r>
-      <w:proofErr w:type="gramStart"/>
-      <w:r>
-        <w:rPr>
-          <w:sz w:val="24"/>
-          <w:szCs w:val="24"/>
-        </w:rPr>
-        <w:t>}.</w:t>
-      </w:r>
-      <w:r>
-        <w:rPr>
-          <w:sz w:val="24"/>
-          <w:szCs w:val="24"/>
-        </w:rPr>
-        <w:t>{</w:t>
-      </w:r>
-      <w:proofErr w:type="gramEnd"/>
-      <w:r>
-        <w:rPr>
-          <w:sz w:val="24"/>
-          <w:szCs w:val="24"/>
-        </w:rPr>
-        <w:t xml:space="preserve">% </w:t>
-      </w:r>
-      <w:proofErr w:type="spellStart"/>
-      <w:proofErr w:type="gramStart"/>
-      <w:r>
-        <w:rPr>
-          <w:sz w:val="24"/>
-          <w:szCs w:val="24"/>
-        </w:rPr>
-        <w:t>endfor</w:t>
-      </w:r>
-      <w:proofErr w:type="spellEnd"/>
-      <w:r>
-        <w:rPr>
-          <w:sz w:val="24"/>
-          <w:szCs w:val="24"/>
-        </w:rPr>
-        <w:t xml:space="preserve"> %}</w:t>
-      </w:r>
-      <w:proofErr w:type="gramEnd"/>
+        <w:t>{{name_with_age(child</w:t>
+      </w:r>
+      <w:r>
+        <w:rPr>
+          <w:sz w:val="24"/>
+          <w:szCs w:val="24"/>
+        </w:rPr>
+        <w:t>)}}.</w:t>
+      </w:r>
+      <w:r>
+        <w:rPr>
+          <w:sz w:val="24"/>
+          <w:szCs w:val="24"/>
+        </w:rPr>
+        <w:t>{% endfor %}</w:t>
+      </w:r>
     </w:p>
     <w:p>
       <w:pPr>
@@ -2308,80 +1509,7 @@
           <w:sz w:val="24"/>
           <w:szCs w:val="24"/>
         </w:rPr>
-        <w:t>On {{</w:t>
-      </w:r>
-      <w:proofErr w:type="spellStart"/>
-      <w:r>
-        <w:rPr>
-          <w:sz w:val="24"/>
-          <w:szCs w:val="24"/>
-        </w:rPr>
-        <w:t>child_support_order_</w:t>
-      </w:r>
-      <w:proofErr w:type="gramStart"/>
-      <w:r>
-        <w:rPr>
-          <w:sz w:val="24"/>
-          <w:szCs w:val="24"/>
-        </w:rPr>
-        <w:t>date</w:t>
-      </w:r>
-      <w:proofErr w:type="spellEnd"/>
-      <w:r>
-        <w:rPr>
-          <w:sz w:val="24"/>
-          <w:szCs w:val="24"/>
-        </w:rPr>
-        <w:t>}}, {{</w:t>
-      </w:r>
-      <w:proofErr w:type="spellStart"/>
-      <w:proofErr w:type="gramEnd"/>
-      <w:r>
-        <w:rPr>
-          <w:sz w:val="24"/>
-          <w:szCs w:val="24"/>
-        </w:rPr>
-        <w:t>other_parties</w:t>
-      </w:r>
-      <w:proofErr w:type="spellEnd"/>
-      <w:r>
-        <w:rPr>
-          <w:sz w:val="24"/>
-          <w:szCs w:val="24"/>
-        </w:rPr>
-        <w:t>[0].</w:t>
-      </w:r>
-      <w:proofErr w:type="spellStart"/>
-      <w:r>
-        <w:rPr>
-          <w:sz w:val="24"/>
-          <w:szCs w:val="24"/>
-        </w:rPr>
-        <w:t>name_</w:t>
-      </w:r>
-      <w:proofErr w:type="gramStart"/>
-      <w:r>
-        <w:rPr>
-          <w:sz w:val="24"/>
-          <w:szCs w:val="24"/>
-        </w:rPr>
-        <w:t>full</w:t>
-      </w:r>
-      <w:proofErr w:type="spellEnd"/>
-      <w:r>
-        <w:rPr>
-          <w:sz w:val="24"/>
-          <w:szCs w:val="24"/>
-        </w:rPr>
-        <w:t>(</w:t>
-      </w:r>
-      <w:proofErr w:type="gramEnd"/>
-      <w:r>
-        <w:rPr>
-          <w:sz w:val="24"/>
-          <w:szCs w:val="24"/>
-        </w:rPr>
-        <w:t>)}} was ordered to pay child support in the amount of {{</w:t>
+        <w:t>On {{child_support_order_date}}, {{other_parties[0].name_full()}} was ordered to pay child support in the amount of {{</w:t>
       </w:r>
       <w:r>
         <w:rPr>
@@ -2390,23 +1518,13 @@
         </w:rPr>
         <w:t>currency(</w:t>
       </w:r>
-      <w:proofErr w:type="spellStart"/>
-      <w:r>
-        <w:rPr>
-          <w:sz w:val="24"/>
-          <w:szCs w:val="24"/>
-        </w:rPr>
-        <w:t>child_support_</w:t>
-      </w:r>
-      <w:proofErr w:type="gramStart"/>
-      <w:r>
-        <w:rPr>
-          <w:sz w:val="24"/>
-          <w:szCs w:val="24"/>
-        </w:rPr>
-        <w:t>amount</w:t>
-      </w:r>
-      <w:proofErr w:type="spellEnd"/>
+      <w:r>
+        <w:rPr>
+          <w:sz w:val="24"/>
+          <w:szCs w:val="24"/>
+        </w:rPr>
+        <w:t>child_support_amount</w:t>
+      </w:r>
       <w:r>
         <w:rPr>
           <w:sz w:val="24"/>
@@ -2419,54 +1537,21 @@
           <w:sz w:val="24"/>
           <w:szCs w:val="24"/>
         </w:rPr>
-        <w:t>}} {{</w:t>
-      </w:r>
-      <w:proofErr w:type="spellStart"/>
-      <w:proofErr w:type="gramEnd"/>
-      <w:r>
-        <w:rPr>
-          <w:sz w:val="24"/>
-          <w:szCs w:val="24"/>
-        </w:rPr>
-        <w:t>child_support_</w:t>
-      </w:r>
-      <w:proofErr w:type="gramStart"/>
-      <w:r>
-        <w:rPr>
-          <w:sz w:val="24"/>
-          <w:szCs w:val="24"/>
-        </w:rPr>
-        <w:t>freq</w:t>
-      </w:r>
-      <w:r>
-        <w:rPr>
-          <w:sz w:val="24"/>
-          <w:szCs w:val="24"/>
-        </w:rPr>
-        <w:t>.lower</w:t>
-      </w:r>
-      <w:proofErr w:type="spellEnd"/>
-      <w:r>
-        <w:rPr>
-          <w:sz w:val="24"/>
-          <w:szCs w:val="24"/>
-        </w:rPr>
-        <w:t>()</w:t>
-      </w:r>
-      <w:r>
-        <w:rPr>
-          <w:sz w:val="24"/>
-          <w:szCs w:val="24"/>
-        </w:rPr>
-        <w:t>}}</w:t>
-      </w:r>
-      <w:proofErr w:type="gramEnd"/>
-      <w:r>
-        <w:rPr>
-          <w:sz w:val="24"/>
-          <w:szCs w:val="24"/>
-        </w:rPr>
-        <w:t>. See Uniform Order</w:t>
+        <w:t>}} {{child_support_freq</w:t>
+      </w:r>
+      <w:r>
+        <w:rPr>
+          <w:sz w:val="24"/>
+          <w:szCs w:val="24"/>
+        </w:rPr>
+        <w:t>.lower()</w:t>
+      </w:r>
+      <w:r>
+        <w:rPr>
+          <w:sz w:val="24"/>
+          <w:szCs w:val="24"/>
+        </w:rPr>
+        <w:t>}}. See Uniform Order</w:t>
       </w:r>
       <w:r>
         <w:rPr>
@@ -2507,46 +1592,14 @@
           <w:sz w:val="24"/>
           <w:szCs w:val="24"/>
         </w:rPr>
-        <w:t>As of the date of filing of this pleading, {{users[0].</w:t>
-      </w:r>
-      <w:proofErr w:type="spellStart"/>
-      <w:r>
-        <w:rPr>
-          <w:sz w:val="24"/>
-          <w:szCs w:val="24"/>
-        </w:rPr>
-        <w:t>name_full</w:t>
-      </w:r>
-      <w:proofErr w:type="spellEnd"/>
-      <w:r>
-        <w:rPr>
-          <w:sz w:val="24"/>
-          <w:szCs w:val="24"/>
-        </w:rPr>
-        <w:t xml:space="preserve">()}} has not received </w:t>
-      </w:r>
-      <w:r>
-        <w:rPr>
-          <w:sz w:val="24"/>
-          <w:szCs w:val="24"/>
-        </w:rPr>
-        <w:t xml:space="preserve">{% if </w:t>
-      </w:r>
-      <w:proofErr w:type="spellStart"/>
-      <w:r>
-        <w:rPr>
-          <w:sz w:val="24"/>
-          <w:szCs w:val="24"/>
-        </w:rPr>
-        <w:t>child_support_never_paid</w:t>
-      </w:r>
-      <w:proofErr w:type="spellEnd"/>
-      <w:r>
-        <w:rPr>
-          <w:sz w:val="24"/>
-          <w:szCs w:val="24"/>
-        </w:rPr>
-        <w:t xml:space="preserve"> %}</w:t>
+        <w:t xml:space="preserve">As of the date of filing of this pleading, {{users[0].name_full()}} has not received </w:t>
+      </w:r>
+      <w:r>
+        <w:rPr>
+          <w:sz w:val="24"/>
+          <w:szCs w:val="24"/>
+        </w:rPr>
+        <w:t>{% if child_support_never_paid %}</w:t>
       </w:r>
       <w:r>
         <w:rPr>
@@ -2567,23 +1620,7 @@
           <w:sz w:val="24"/>
           <w:szCs w:val="24"/>
         </w:rPr>
-        <w:t xml:space="preserve"> ordered on {{</w:t>
-      </w:r>
-      <w:proofErr w:type="spellStart"/>
-      <w:r>
-        <w:rPr>
-          <w:sz w:val="24"/>
-          <w:szCs w:val="24"/>
-        </w:rPr>
-        <w:t>child_support_order_date</w:t>
-      </w:r>
-      <w:proofErr w:type="spellEnd"/>
-      <w:r>
-        <w:rPr>
-          <w:sz w:val="24"/>
-          <w:szCs w:val="24"/>
-        </w:rPr>
-        <w:t>}}</w:t>
+        <w:t xml:space="preserve"> ordered on {{child_support_order_date}}</w:t>
       </w:r>
       <w:r>
         <w:rPr>
@@ -2597,23 +1634,7 @@
           <w:sz w:val="24"/>
           <w:szCs w:val="24"/>
         </w:rPr>
-        <w:t>a child support payment since {{</w:t>
-      </w:r>
-      <w:proofErr w:type="spellStart"/>
-      <w:r>
-        <w:rPr>
-          <w:sz w:val="24"/>
-          <w:szCs w:val="24"/>
-        </w:rPr>
-        <w:t>child_support_last_payment_date</w:t>
-      </w:r>
-      <w:proofErr w:type="spellEnd"/>
-      <w:r>
-        <w:rPr>
-          <w:sz w:val="24"/>
-          <w:szCs w:val="24"/>
-        </w:rPr>
-        <w:t>}}</w:t>
+        <w:t>a child support payment since {{child_support_last_payment_date}}</w:t>
       </w:r>
       <w:r>
         <w:rPr>
@@ -2654,39 +1675,7 @@
           <w:sz w:val="24"/>
           <w:szCs w:val="24"/>
         </w:rPr>
-        <w:t>{{</w:t>
-      </w:r>
-      <w:proofErr w:type="spellStart"/>
-      <w:r>
-        <w:rPr>
-          <w:sz w:val="24"/>
-          <w:szCs w:val="24"/>
-        </w:rPr>
-        <w:t>other_parties</w:t>
-      </w:r>
-      <w:proofErr w:type="spellEnd"/>
-      <w:r>
-        <w:rPr>
-          <w:sz w:val="24"/>
-          <w:szCs w:val="24"/>
-        </w:rPr>
-        <w:t>[0].</w:t>
-      </w:r>
-      <w:proofErr w:type="spellStart"/>
-      <w:r>
-        <w:rPr>
-          <w:sz w:val="24"/>
-          <w:szCs w:val="24"/>
-        </w:rPr>
-        <w:t>name_full</w:t>
-      </w:r>
-      <w:proofErr w:type="spellEnd"/>
-      <w:r>
-        <w:rPr>
-          <w:sz w:val="24"/>
-          <w:szCs w:val="24"/>
-        </w:rPr>
-        <w:t xml:space="preserve">()}} has failed to comply with the court order in that they have not paid </w:t>
+        <w:t xml:space="preserve">{{other_parties[0].name_full()}} has failed to comply with the court order in that they have not paid </w:t>
       </w:r>
       <w:r>
         <w:rPr>
@@ -2707,111 +1696,29 @@
           <w:sz w:val="24"/>
           <w:szCs w:val="24"/>
         </w:rPr>
-        <w:t xml:space="preserve"> ordered on {{</w:t>
-      </w:r>
-      <w:proofErr w:type="spellStart"/>
-      <w:r>
-        <w:rPr>
-          <w:sz w:val="24"/>
-          <w:szCs w:val="24"/>
-        </w:rPr>
-        <w:t>child_support_order_</w:t>
-      </w:r>
-      <w:proofErr w:type="gramStart"/>
-      <w:r>
-        <w:rPr>
-          <w:sz w:val="24"/>
-          <w:szCs w:val="24"/>
-        </w:rPr>
-        <w:t>date</w:t>
-      </w:r>
-      <w:proofErr w:type="spellEnd"/>
-      <w:r>
-        <w:rPr>
-          <w:sz w:val="24"/>
-          <w:szCs w:val="24"/>
-        </w:rPr>
-        <w:t>}}</w:t>
-      </w:r>
-      <w:r>
-        <w:rPr>
-          <w:sz w:val="24"/>
-          <w:szCs w:val="24"/>
-        </w:rPr>
-        <w:t>{%</w:t>
-      </w:r>
-      <w:proofErr w:type="gramEnd"/>
-      <w:r>
-        <w:rPr>
-          <w:sz w:val="24"/>
-          <w:szCs w:val="24"/>
-        </w:rPr>
-        <w:t xml:space="preserve"> if not </w:t>
-      </w:r>
-      <w:proofErr w:type="spellStart"/>
-      <w:r>
-        <w:rPr>
-          <w:sz w:val="24"/>
-          <w:szCs w:val="24"/>
-        </w:rPr>
-        <w:t>child_support_never_</w:t>
-      </w:r>
-      <w:proofErr w:type="gramStart"/>
-      <w:r>
-        <w:rPr>
-          <w:sz w:val="24"/>
-          <w:szCs w:val="24"/>
-        </w:rPr>
-        <w:t>paid</w:t>
-      </w:r>
-      <w:proofErr w:type="spellEnd"/>
-      <w:r>
-        <w:rPr>
-          <w:sz w:val="24"/>
-          <w:szCs w:val="24"/>
-        </w:rPr>
-        <w:t xml:space="preserve"> %}</w:t>
-      </w:r>
-      <w:proofErr w:type="gramEnd"/>
-      <w:r>
-        <w:rPr>
-          <w:sz w:val="24"/>
-          <w:szCs w:val="24"/>
-        </w:rPr>
-        <w:t xml:space="preserve"> since the {{</w:t>
-      </w:r>
-      <w:proofErr w:type="spellStart"/>
-      <w:r>
-        <w:rPr>
-          <w:sz w:val="24"/>
-          <w:szCs w:val="24"/>
-        </w:rPr>
-        <w:t>child_support_last_payment_date</w:t>
-      </w:r>
-      <w:proofErr w:type="spellEnd"/>
-      <w:r>
-        <w:rPr>
-          <w:sz w:val="24"/>
-          <w:szCs w:val="24"/>
-        </w:rPr>
-        <w:t>}} payment</w:t>
-      </w:r>
-      <w:r>
-        <w:rPr>
-          <w:sz w:val="24"/>
-          <w:szCs w:val="24"/>
-        </w:rPr>
-        <w:t xml:space="preserve">{% </w:t>
-      </w:r>
-      <w:proofErr w:type="gramStart"/>
-      <w:r>
-        <w:rPr>
-          <w:sz w:val="24"/>
-          <w:szCs w:val="24"/>
-        </w:rPr>
-        <w:t>endif %}</w:t>
-      </w:r>
-      <w:proofErr w:type="gramEnd"/>
+        <w:t xml:space="preserve"> ordered on {{child_support_order_date}}</w:t>
+      </w:r>
+      <w:r>
+        <w:rPr>
+          <w:sz w:val="24"/>
+          <w:szCs w:val="24"/>
+        </w:rPr>
+        <w:t>{% if not child_support_never_paid %}</w:t>
+      </w:r>
+      <w:r>
+        <w:rPr>
+          <w:sz w:val="24"/>
+          <w:szCs w:val="24"/>
+        </w:rPr>
+        <w:t xml:space="preserve"> since the {{child_support_last_payment_date}} payment</w:t>
+      </w:r>
+      <w:r>
+        <w:rPr>
+          <w:sz w:val="24"/>
+          <w:szCs w:val="24"/>
+        </w:rPr>
+        <w:t>{% endif %}</w:t>
+      </w:r>
       <w:r>
         <w:rPr>
           <w:sz w:val="24"/>
@@ -2844,62 +1751,140 @@
           <w:sz w:val="24"/>
           <w:szCs w:val="24"/>
         </w:rPr>
+        <w:t>{{other_parties[0].name_full()}} owes a total of {</w:t>
+      </w:r>
+      <w:r>
+        <w:rPr>
+          <w:sz w:val="24"/>
+          <w:szCs w:val="24"/>
+        </w:rPr>
+        <w:t>{</w:t>
+      </w:r>
+      <w:r>
+        <w:rPr>
+          <w:sz w:val="24"/>
+          <w:szCs w:val="24"/>
+        </w:rPr>
+        <w:t>currency(</w:t>
+      </w:r>
+      <w:r>
+        <w:rPr>
+          <w:sz w:val="24"/>
+          <w:szCs w:val="24"/>
+        </w:rPr>
+        <w:t>child_support_total_amount</w:t>
+      </w:r>
+      <w:r>
+        <w:rPr>
+          <w:sz w:val="24"/>
+          <w:szCs w:val="24"/>
+        </w:rPr>
+        <w:t>)</w:t>
+      </w:r>
+      <w:r>
+        <w:rPr>
+          <w:sz w:val="24"/>
+          <w:szCs w:val="24"/>
+        </w:rPr>
+        <w:t xml:space="preserve">}} in child support. This represents </w:t>
+      </w:r>
+      <w:r>
+        <w:rPr>
+          <w:sz w:val="24"/>
+          <w:szCs w:val="24"/>
+        </w:rPr>
+        <w:t>{{nice_number(child_support_missed_payment_count</w:t>
+      </w:r>
+      <w:r>
+        <w:rPr>
+          <w:sz w:val="24"/>
+          <w:szCs w:val="24"/>
+        </w:rPr>
+        <w:t>,</w:t>
+      </w:r>
+      <w:r>
+        <w:rPr>
+          <w:sz w:val="24"/>
+          <w:szCs w:val="24"/>
+        </w:rPr>
+        <w:t>use_word</w:t>
+      </w:r>
+      <w:r>
+        <w:rPr>
+          <w:sz w:val="24"/>
+          <w:szCs w:val="24"/>
+        </w:rPr>
+        <w:t>=True</w:t>
+      </w:r>
+      <w:r>
+        <w:rPr>
+          <w:sz w:val="24"/>
+          <w:szCs w:val="24"/>
+        </w:rPr>
+        <w:t>)}} (</w:t>
+      </w:r>
+      <w:r>
+        <w:rPr>
+          <w:sz w:val="24"/>
+          <w:szCs w:val="24"/>
+        </w:rPr>
         <w:t>{{</w:t>
       </w:r>
-      <w:proofErr w:type="spellStart"/>
-      <w:r>
-        <w:rPr>
-          <w:sz w:val="24"/>
-          <w:szCs w:val="24"/>
-        </w:rPr>
-        <w:t>other_parties</w:t>
-      </w:r>
-      <w:proofErr w:type="spellEnd"/>
-      <w:r>
-        <w:rPr>
-          <w:sz w:val="24"/>
-          <w:szCs w:val="24"/>
-        </w:rPr>
-        <w:t>[0].</w:t>
-      </w:r>
-      <w:proofErr w:type="spellStart"/>
-      <w:r>
-        <w:rPr>
-          <w:sz w:val="24"/>
-          <w:szCs w:val="24"/>
-        </w:rPr>
-        <w:t>name_</w:t>
-      </w:r>
-      <w:proofErr w:type="gramStart"/>
-      <w:r>
-        <w:rPr>
-          <w:sz w:val="24"/>
-          <w:szCs w:val="24"/>
-        </w:rPr>
-        <w:t>full</w:t>
-      </w:r>
-      <w:proofErr w:type="spellEnd"/>
-      <w:r>
-        <w:rPr>
-          <w:sz w:val="24"/>
-          <w:szCs w:val="24"/>
-        </w:rPr>
-        <w:t>(</w:t>
-      </w:r>
-      <w:proofErr w:type="gramEnd"/>
-      <w:r>
-        <w:rPr>
-          <w:sz w:val="24"/>
-          <w:szCs w:val="24"/>
-        </w:rPr>
-        <w:t>)}} owes a total of {</w:t>
-      </w:r>
-      <w:r>
-        <w:rPr>
-          <w:sz w:val="24"/>
-          <w:szCs w:val="24"/>
-        </w:rPr>
-        <w:t>{</w:t>
+      <w:r>
+        <w:rPr>
+          <w:sz w:val="24"/>
+          <w:szCs w:val="24"/>
+        </w:rPr>
+        <w:t>nice_number(</w:t>
+      </w:r>
+      <w:r>
+        <w:rPr>
+          <w:sz w:val="24"/>
+          <w:szCs w:val="24"/>
+        </w:rPr>
+        <w:t>child_support_missed_payment_count</w:t>
+      </w:r>
+      <w:r>
+        <w:rPr>
+          <w:sz w:val="24"/>
+          <w:szCs w:val="24"/>
+        </w:rPr>
+        <w:t>,</w:t>
+      </w:r>
+      <w:r>
+        <w:rPr>
+          <w:sz w:val="24"/>
+          <w:szCs w:val="24"/>
+        </w:rPr>
+        <w:t>use_word</w:t>
+      </w:r>
+      <w:r>
+        <w:rPr>
+          <w:sz w:val="24"/>
+          <w:szCs w:val="24"/>
+        </w:rPr>
+        <w:t>=False)</w:t>
+      </w:r>
+      <w:r>
+        <w:rPr>
+          <w:sz w:val="24"/>
+          <w:szCs w:val="24"/>
+        </w:rPr>
+        <w:t>}}</w:t>
+      </w:r>
+      <w:r>
+        <w:rPr>
+          <w:sz w:val="24"/>
+          <w:szCs w:val="24"/>
+        </w:rPr>
+        <w:t>)</w:t>
+      </w:r>
+      <w:r>
+        <w:rPr>
+          <w:sz w:val="24"/>
+          <w:szCs w:val="24"/>
+        </w:rPr>
+        <w:t xml:space="preserve"> payments of {{</w:t>
       </w:r>
       <w:r>
         <w:rPr>
@@ -2908,23 +1893,13 @@
         </w:rPr>
         <w:t>currency(</w:t>
       </w:r>
-      <w:proofErr w:type="spellStart"/>
-      <w:r>
-        <w:rPr>
-          <w:sz w:val="24"/>
-          <w:szCs w:val="24"/>
-        </w:rPr>
-        <w:t>child_support_total_</w:t>
-      </w:r>
-      <w:proofErr w:type="gramStart"/>
-      <w:r>
-        <w:rPr>
-          <w:sz w:val="24"/>
-          <w:szCs w:val="24"/>
-        </w:rPr>
-        <w:t>amount</w:t>
-      </w:r>
-      <w:proofErr w:type="spellEnd"/>
+      <w:r>
+        <w:rPr>
+          <w:sz w:val="24"/>
+          <w:szCs w:val="24"/>
+        </w:rPr>
+        <w:t>child_support_amount</w:t>
+      </w:r>
       <w:r>
         <w:rPr>
           <w:sz w:val="24"/>
@@ -2937,50 +1912,21 @@
           <w:sz w:val="24"/>
           <w:szCs w:val="24"/>
         </w:rPr>
-        <w:t>}}</w:t>
-      </w:r>
-      <w:proofErr w:type="gramEnd"/>
-      <w:r>
-        <w:rPr>
-          <w:sz w:val="24"/>
-          <w:szCs w:val="24"/>
-        </w:rPr>
-        <w:t xml:space="preserve"> in child support. This represents </w:t>
-      </w:r>
-      <w:r>
-        <w:rPr>
-          <w:sz w:val="24"/>
-          <w:szCs w:val="24"/>
-        </w:rPr>
-        <w:t>{{nice_number(child_support_missed_payment_count</w:t>
-      </w:r>
-      <w:r>
-        <w:rPr>
-          <w:sz w:val="24"/>
-          <w:szCs w:val="24"/>
-        </w:rPr>
-        <w:t>,</w:t>
-      </w:r>
-      <w:r>
-        <w:rPr>
-          <w:sz w:val="24"/>
-          <w:szCs w:val="24"/>
-        </w:rPr>
-        <w:t>use_word</w:t>
-      </w:r>
-      <w:r>
-        <w:rPr>
-          <w:sz w:val="24"/>
-          <w:szCs w:val="24"/>
-        </w:rPr>
-        <w:t>=True</w:t>
-      </w:r>
-      <w:r>
-        <w:rPr>
-          <w:sz w:val="24"/>
-          <w:szCs w:val="24"/>
-        </w:rPr>
-        <w:t>)}} (</w:t>
+        <w:t xml:space="preserve">}}{% if child_support_arrears_check %} and </w:t>
+      </w:r>
+      <w:r>
+        <w:rPr>
+          <w:sz w:val="24"/>
+          <w:szCs w:val="24"/>
+        </w:rPr>
+        <w:t>an arrearage of</w:t>
+      </w:r>
+      <w:r>
+        <w:rPr>
+          <w:sz w:val="24"/>
+          <w:szCs w:val="24"/>
+        </w:rPr>
+        <w:t xml:space="preserve"> </w:t>
       </w:r>
       <w:r>
         <w:rPr>
@@ -2994,132 +1940,8 @@
           <w:sz w:val="24"/>
           <w:szCs w:val="24"/>
         </w:rPr>
-        <w:t>nice_number(</w:t>
-      </w:r>
-      <w:r>
-        <w:rPr>
-          <w:sz w:val="24"/>
-          <w:szCs w:val="24"/>
-        </w:rPr>
-        <w:t>child_support_missed_payment_count</w:t>
-      </w:r>
-      <w:r>
-        <w:rPr>
-          <w:sz w:val="24"/>
-          <w:szCs w:val="24"/>
-        </w:rPr>
-        <w:t>,</w:t>
-      </w:r>
-      <w:r>
-        <w:rPr>
-          <w:sz w:val="24"/>
-          <w:szCs w:val="24"/>
-        </w:rPr>
-        <w:t>use_word</w:t>
-      </w:r>
-      <w:r>
-        <w:rPr>
-          <w:sz w:val="24"/>
-          <w:szCs w:val="24"/>
-        </w:rPr>
-        <w:t>=False)</w:t>
-      </w:r>
-      <w:r>
-        <w:rPr>
-          <w:sz w:val="24"/>
-          <w:szCs w:val="24"/>
-        </w:rPr>
-        <w:t>}}</w:t>
-      </w:r>
-      <w:r>
-        <w:rPr>
-          <w:sz w:val="24"/>
-          <w:szCs w:val="24"/>
-        </w:rPr>
-        <w:t>)</w:t>
-      </w:r>
-      <w:r>
-        <w:rPr>
-          <w:sz w:val="24"/>
-          <w:szCs w:val="24"/>
-        </w:rPr>
-        <w:t xml:space="preserve"> payments of {{</w:t>
-      </w:r>
-      <w:r>
-        <w:rPr>
-          <w:sz w:val="24"/>
-          <w:szCs w:val="24"/>
-        </w:rPr>
         <w:t>currency(</w:t>
       </w:r>
-      <w:proofErr w:type="spellStart"/>
-      <w:r>
-        <w:rPr>
-          <w:sz w:val="24"/>
-          <w:szCs w:val="24"/>
-        </w:rPr>
-        <w:t>child_support_amount</w:t>
-      </w:r>
-      <w:proofErr w:type="spellEnd"/>
-      <w:r>
-        <w:rPr>
-          <w:sz w:val="24"/>
-          <w:szCs w:val="24"/>
-        </w:rPr>
-        <w:t>)</w:t>
-      </w:r>
-      <w:r>
-        <w:rPr>
-          <w:sz w:val="24"/>
-          <w:szCs w:val="24"/>
-        </w:rPr>
-        <w:t xml:space="preserve">}}{% if </w:t>
-      </w:r>
-      <w:proofErr w:type="spellStart"/>
-      <w:r>
-        <w:rPr>
-          <w:sz w:val="24"/>
-          <w:szCs w:val="24"/>
-        </w:rPr>
-        <w:t>child_support_arrears_check</w:t>
-      </w:r>
-      <w:proofErr w:type="spellEnd"/>
-      <w:r>
-        <w:rPr>
-          <w:sz w:val="24"/>
-          <w:szCs w:val="24"/>
-        </w:rPr>
-        <w:t xml:space="preserve"> %} and </w:t>
-      </w:r>
-      <w:r>
-        <w:rPr>
-          <w:sz w:val="24"/>
-          <w:szCs w:val="24"/>
-        </w:rPr>
-        <w:t>an arrearage of</w:t>
-      </w:r>
-      <w:r>
-        <w:rPr>
-          <w:sz w:val="24"/>
-          <w:szCs w:val="24"/>
-        </w:rPr>
-        <w:t xml:space="preserve"> </w:t>
-      </w:r>
-      <w:r>
-        <w:rPr>
-          <w:sz w:val="24"/>
-          <w:szCs w:val="24"/>
-        </w:rPr>
-        <w:t>{{</w:t>
-      </w:r>
-      <w:r>
-        <w:rPr>
-          <w:sz w:val="24"/>
-          <w:szCs w:val="24"/>
-        </w:rPr>
-        <w:t>currency(</w:t>
-      </w:r>
-      <w:proofErr w:type="spellStart"/>
       <w:r>
         <w:rPr>
           <w:sz w:val="24"/>
@@ -3127,7 +1949,6 @@
         </w:rPr>
         <w:t>child_support_arrears_amount</w:t>
       </w:r>
-      <w:proofErr w:type="spellEnd"/>
       <w:r>
         <w:rPr>
           <w:sz w:val="24"/>
@@ -3174,39 +1995,7 @@
           <w:sz w:val="24"/>
           <w:szCs w:val="24"/>
         </w:rPr>
-        <w:t>The lapse in payment has been in indirect contravention of the Court’s order and has caused undue financial hardship to {{users[0].</w:t>
-      </w:r>
-      <w:proofErr w:type="spellStart"/>
-      <w:r>
-        <w:rPr>
-          <w:sz w:val="24"/>
-          <w:szCs w:val="24"/>
-        </w:rPr>
-        <w:t>name_</w:t>
-      </w:r>
-      <w:proofErr w:type="gramStart"/>
-      <w:r>
-        <w:rPr>
-          <w:sz w:val="24"/>
-          <w:szCs w:val="24"/>
-        </w:rPr>
-        <w:t>full</w:t>
-      </w:r>
-      <w:proofErr w:type="spellEnd"/>
-      <w:r>
-        <w:rPr>
-          <w:sz w:val="24"/>
-          <w:szCs w:val="24"/>
-        </w:rPr>
-        <w:t>(</w:t>
-      </w:r>
-      <w:proofErr w:type="gramEnd"/>
-      <w:r>
-        <w:rPr>
-          <w:sz w:val="24"/>
-          <w:szCs w:val="24"/>
-        </w:rPr>
-        <w:t>)}}.</w:t>
+        <w:t>The lapse in payment has been in indirect contravention of the Court’s order and has caused undue financial hardship to {{users[0].name_full()}}.</w:t>
       </w:r>
     </w:p>
     <w:p>
@@ -3233,55 +2022,7 @@
           <w:sz w:val="24"/>
           <w:szCs w:val="24"/>
         </w:rPr>
-        <w:t>{{</w:t>
-      </w:r>
-      <w:proofErr w:type="spellStart"/>
-      <w:r>
-        <w:rPr>
-          <w:sz w:val="24"/>
-          <w:szCs w:val="24"/>
-        </w:rPr>
-        <w:t>other_parties</w:t>
-      </w:r>
-      <w:proofErr w:type="spellEnd"/>
-      <w:r>
-        <w:rPr>
-          <w:sz w:val="24"/>
-          <w:szCs w:val="24"/>
-        </w:rPr>
-        <w:t>[0].</w:t>
-      </w:r>
-      <w:proofErr w:type="spellStart"/>
-      <w:r>
-        <w:rPr>
-          <w:sz w:val="24"/>
-          <w:szCs w:val="24"/>
-        </w:rPr>
-        <w:t>name_</w:t>
-      </w:r>
-      <w:proofErr w:type="gramStart"/>
-      <w:r>
-        <w:rPr>
-          <w:sz w:val="24"/>
-          <w:szCs w:val="24"/>
-        </w:rPr>
-        <w:t>full</w:t>
-      </w:r>
-      <w:proofErr w:type="spellEnd"/>
-      <w:r>
-        <w:rPr>
-          <w:sz w:val="24"/>
-          <w:szCs w:val="24"/>
-        </w:rPr>
-        <w:t>(</w:t>
-      </w:r>
-      <w:proofErr w:type="gramEnd"/>
-      <w:r>
-        <w:rPr>
-          <w:sz w:val="24"/>
-          <w:szCs w:val="24"/>
-        </w:rPr>
-        <w:t>)}} is well able to pay reasonable sums for support of the children pursuant to {{statute}}.</w:t>
+        <w:t>{{other_parties[0].name_full()}} is well able to pay reasonable sums for support of the children pursuant to {{statute}}.</w:t>
       </w:r>
     </w:p>
     <w:p>
@@ -3308,55 +2049,7 @@
           <w:sz w:val="24"/>
           <w:szCs w:val="24"/>
         </w:rPr>
-        <w:t>Said behavior by {{</w:t>
-      </w:r>
-      <w:proofErr w:type="spellStart"/>
-      <w:r>
-        <w:rPr>
-          <w:sz w:val="24"/>
-          <w:szCs w:val="24"/>
-        </w:rPr>
-        <w:t>other_parties</w:t>
-      </w:r>
-      <w:proofErr w:type="spellEnd"/>
-      <w:r>
-        <w:rPr>
-          <w:sz w:val="24"/>
-          <w:szCs w:val="24"/>
-        </w:rPr>
-        <w:t>[0].</w:t>
-      </w:r>
-      <w:proofErr w:type="spellStart"/>
-      <w:r>
-        <w:rPr>
-          <w:sz w:val="24"/>
-          <w:szCs w:val="24"/>
-        </w:rPr>
-        <w:t>name_</w:t>
-      </w:r>
-      <w:proofErr w:type="gramStart"/>
-      <w:r>
-        <w:rPr>
-          <w:sz w:val="24"/>
-          <w:szCs w:val="24"/>
-        </w:rPr>
-        <w:t>full</w:t>
-      </w:r>
-      <w:proofErr w:type="spellEnd"/>
-      <w:r>
-        <w:rPr>
-          <w:sz w:val="24"/>
-          <w:szCs w:val="24"/>
-        </w:rPr>
-        <w:t>(</w:t>
-      </w:r>
-      <w:proofErr w:type="gramEnd"/>
-      <w:r>
-        <w:rPr>
-          <w:sz w:val="24"/>
-          <w:szCs w:val="24"/>
-        </w:rPr>
-        <w:t>)}} was willful and contumacious and they should be found in contempt of court and sanctioned accordingly.</w:t>
+        <w:t>Said behavior by {{other_parties[0].name_full()}} was willful and contumacious and they should be found in contempt of court and sanctioned accordingly.</w:t>
       </w:r>
     </w:p>
     <w:p>
@@ -3383,23 +2076,7 @@
           <w:sz w:val="24"/>
           <w:szCs w:val="24"/>
         </w:rPr>
-        <w:t xml:space="preserve">Section 505 of the IMDMA requires interest </w:t>
-      </w:r>
-      <w:proofErr w:type="gramStart"/>
-      <w:r>
-        <w:rPr>
-          <w:sz w:val="24"/>
-          <w:szCs w:val="24"/>
-        </w:rPr>
-        <w:t>on</w:t>
-      </w:r>
-      <w:proofErr w:type="gramEnd"/>
-      <w:r>
-        <w:rPr>
-          <w:sz w:val="24"/>
-          <w:szCs w:val="24"/>
-        </w:rPr>
-        <w:t xml:space="preserve"> overdue child support.</w:t>
+        <w:t>Section 505 of the IMDMA requires interest on overdue child support.</w:t>
       </w:r>
     </w:p>
     <w:p>
@@ -3429,7 +2106,6 @@
           <w:szCs w:val="24"/>
         </w:rPr>
       </w:pPr>
-      <w:proofErr w:type="gramStart"/>
       <w:r>
         <w:rPr>
           <w:sz w:val="24"/>
@@ -3442,79 +2118,21 @@
           <w:sz w:val="24"/>
           <w:szCs w:val="24"/>
         </w:rPr>
-        <w:t>{{</w:t>
-      </w:r>
-      <w:proofErr w:type="gramEnd"/>
-      <w:r>
-        <w:rPr>
-          <w:sz w:val="24"/>
-          <w:szCs w:val="24"/>
-        </w:rPr>
-        <w:t>capitalize(</w:t>
-      </w:r>
-      <w:proofErr w:type="spellStart"/>
-      <w:r>
-        <w:rPr>
-          <w:sz w:val="24"/>
-          <w:szCs w:val="24"/>
-        </w:rPr>
-        <w:t>party_</w:t>
-      </w:r>
-      <w:proofErr w:type="gramStart"/>
-      <w:r>
-        <w:rPr>
-          <w:sz w:val="24"/>
-          <w:szCs w:val="24"/>
-        </w:rPr>
-        <w:t>label</w:t>
-      </w:r>
-      <w:proofErr w:type="spellEnd"/>
-      <w:r>
-        <w:rPr>
-          <w:sz w:val="24"/>
-          <w:szCs w:val="24"/>
-        </w:rPr>
-        <w:t>)}}</w:t>
-      </w:r>
-      <w:proofErr w:type="gramEnd"/>
-      <w:r>
-        <w:rPr>
-          <w:sz w:val="24"/>
-          <w:szCs w:val="24"/>
-        </w:rPr>
-        <w:t>, {{users[0].</w:t>
-      </w:r>
-      <w:proofErr w:type="spellStart"/>
-      <w:r>
-        <w:rPr>
-          <w:sz w:val="24"/>
-          <w:szCs w:val="24"/>
-        </w:rPr>
-        <w:t>name_</w:t>
-      </w:r>
-      <w:proofErr w:type="gramStart"/>
-      <w:r>
-        <w:rPr>
-          <w:sz w:val="24"/>
-          <w:szCs w:val="24"/>
-        </w:rPr>
-        <w:t>full</w:t>
-      </w:r>
-      <w:proofErr w:type="spellEnd"/>
-      <w:r>
-        <w:rPr>
-          <w:sz w:val="24"/>
-          <w:szCs w:val="24"/>
-        </w:rPr>
-        <w:t>(</w:t>
-      </w:r>
-      <w:proofErr w:type="gramEnd"/>
-      <w:r>
-        <w:rPr>
-          <w:sz w:val="24"/>
-          <w:szCs w:val="24"/>
-        </w:rPr>
-        <w:t>)}} respectfully prays</w:t>
+        <w:t>{{capitalize(party_label)}}</w:t>
+      </w:r>
+      <w:r>
+        <w:rPr>
+          <w:sz w:val="24"/>
+          <w:szCs w:val="24"/>
+        </w:rPr>
+        <w:t xml:space="preserve">, {{users[0].name_full()}} respectfully </w:t>
+      </w:r>
+      <w:r>
+        <w:rPr>
+          <w:sz w:val="24"/>
+          <w:szCs w:val="24"/>
+        </w:rPr>
+        <w:t>seeks the following relief</w:t>
       </w:r>
       <w:r>
         <w:rPr>
@@ -3562,82 +2180,15 @@
           <w:sz w:val="24"/>
           <w:szCs w:val="24"/>
         </w:rPr>
-        <w:lastRenderedPageBreak/>
-        <w:t>For a Rule to Issue against {{</w:t>
-      </w:r>
-      <w:proofErr w:type="spellStart"/>
-      <w:r>
-        <w:rPr>
-          <w:sz w:val="24"/>
-          <w:szCs w:val="24"/>
-        </w:rPr>
-        <w:t>other_parties</w:t>
-      </w:r>
-      <w:proofErr w:type="spellEnd"/>
-      <w:r>
-        <w:rPr>
-          <w:sz w:val="24"/>
-          <w:szCs w:val="24"/>
-        </w:rPr>
-        <w:t>[0].</w:t>
-      </w:r>
-      <w:proofErr w:type="spellStart"/>
-      <w:r>
-        <w:rPr>
-          <w:sz w:val="24"/>
-          <w:szCs w:val="24"/>
-        </w:rPr>
-        <w:t>name_</w:t>
-      </w:r>
-      <w:proofErr w:type="gramStart"/>
-      <w:r>
-        <w:rPr>
-          <w:sz w:val="24"/>
-          <w:szCs w:val="24"/>
-        </w:rPr>
-        <w:t>full</w:t>
-      </w:r>
-      <w:proofErr w:type="spellEnd"/>
-      <w:r>
-        <w:rPr>
-          <w:sz w:val="24"/>
-          <w:szCs w:val="24"/>
-        </w:rPr>
-        <w:t>(</w:t>
-      </w:r>
-      <w:proofErr w:type="gramEnd"/>
-      <w:r>
-        <w:rPr>
-          <w:sz w:val="24"/>
-          <w:szCs w:val="24"/>
-        </w:rPr>
-        <w:t>)}} to show cause, if they have any, why they should not be held in contempt of this Court’s order of {{</w:t>
-      </w:r>
-      <w:proofErr w:type="spellStart"/>
-      <w:r>
-        <w:rPr>
-          <w:sz w:val="24"/>
-          <w:szCs w:val="24"/>
-        </w:rPr>
-        <w:t>child_support_order_</w:t>
-      </w:r>
-      <w:proofErr w:type="gramStart"/>
-      <w:r>
-        <w:rPr>
-          <w:sz w:val="24"/>
-          <w:szCs w:val="24"/>
-        </w:rPr>
-        <w:t>date</w:t>
-      </w:r>
-      <w:proofErr w:type="spellEnd"/>
-      <w:r>
-        <w:rPr>
-          <w:sz w:val="24"/>
-          <w:szCs w:val="24"/>
-        </w:rPr>
-        <w:t>}}.</w:t>
-      </w:r>
-      <w:proofErr w:type="gramEnd"/>
+        <w:t>A</w:t>
+      </w:r>
+      <w:r>
+        <w:rPr>
+          <w:sz w:val="24"/>
+          <w:szCs w:val="24"/>
+        </w:rPr>
+        <w:t xml:space="preserve"> Rule to Issue against {{other_parties[0].name_full()}} to show cause, if they have any, why they should not be held in contempt of this Court’s order of {{child_support_order_date}}.</w:t>
+      </w:r>
     </w:p>
     <w:p>
       <w:pPr>
@@ -3663,87 +2214,14 @@
           <w:sz w:val="24"/>
           <w:szCs w:val="24"/>
         </w:rPr>
-        <w:t>For this court to order that {{</w:t>
-      </w:r>
-      <w:proofErr w:type="spellStart"/>
-      <w:r>
-        <w:rPr>
-          <w:sz w:val="24"/>
-          <w:szCs w:val="24"/>
-        </w:rPr>
-        <w:t>other_parties</w:t>
-      </w:r>
-      <w:proofErr w:type="spellEnd"/>
-      <w:r>
-        <w:rPr>
-          <w:sz w:val="24"/>
-          <w:szCs w:val="24"/>
-        </w:rPr>
-        <w:t>[0].</w:t>
-      </w:r>
-      <w:proofErr w:type="spellStart"/>
-      <w:r>
-        <w:rPr>
-          <w:sz w:val="24"/>
-          <w:szCs w:val="24"/>
-        </w:rPr>
-        <w:t>name_</w:t>
-      </w:r>
-      <w:proofErr w:type="gramStart"/>
-      <w:r>
-        <w:rPr>
-          <w:sz w:val="24"/>
-          <w:szCs w:val="24"/>
-        </w:rPr>
-        <w:t>full</w:t>
-      </w:r>
-      <w:proofErr w:type="spellEnd"/>
-      <w:r>
-        <w:rPr>
-          <w:sz w:val="24"/>
-          <w:szCs w:val="24"/>
-        </w:rPr>
-        <w:t>(</w:t>
-      </w:r>
-      <w:proofErr w:type="gramEnd"/>
-      <w:r>
-        <w:rPr>
-          <w:sz w:val="24"/>
-          <w:szCs w:val="24"/>
-        </w:rPr>
-        <w:t>)}} pay to {{users[0].</w:t>
-      </w:r>
-      <w:proofErr w:type="spellStart"/>
-      <w:r>
-        <w:rPr>
-          <w:sz w:val="24"/>
-          <w:szCs w:val="24"/>
-        </w:rPr>
-        <w:t>name_</w:t>
-      </w:r>
-      <w:proofErr w:type="gramStart"/>
-      <w:r>
-        <w:rPr>
-          <w:sz w:val="24"/>
-          <w:szCs w:val="24"/>
-        </w:rPr>
-        <w:t>full</w:t>
-      </w:r>
-      <w:proofErr w:type="spellEnd"/>
-      <w:r>
-        <w:rPr>
-          <w:sz w:val="24"/>
-          <w:szCs w:val="24"/>
-        </w:rPr>
-        <w:t>(</w:t>
-      </w:r>
-      <w:proofErr w:type="gramEnd"/>
-      <w:r>
-        <w:rPr>
-          <w:sz w:val="24"/>
-          <w:szCs w:val="24"/>
-        </w:rPr>
-        <w:t xml:space="preserve">)}} the amount of </w:t>
+        <w:t>That</w:t>
+      </w:r>
+      <w:r>
+        <w:rPr>
+          <w:sz w:val="24"/>
+          <w:szCs w:val="24"/>
+        </w:rPr>
+        <w:t xml:space="preserve"> this court order that {{other_parties[0].name_full()}} pay to {{users[0].name_full()}} the amount of </w:t>
       </w:r>
       <w:r>
         <w:rPr>
@@ -3759,23 +2237,13 @@
         </w:rPr>
         <w:t>currency(</w:t>
       </w:r>
-      <w:proofErr w:type="spellStart"/>
-      <w:r>
-        <w:rPr>
-          <w:sz w:val="24"/>
-          <w:szCs w:val="24"/>
-        </w:rPr>
-        <w:t>child_support_total_</w:t>
-      </w:r>
-      <w:proofErr w:type="gramStart"/>
-      <w:r>
-        <w:rPr>
-          <w:sz w:val="24"/>
-          <w:szCs w:val="24"/>
-        </w:rPr>
-        <w:t>amount</w:t>
-      </w:r>
-      <w:proofErr w:type="spellEnd"/>
+      <w:r>
+        <w:rPr>
+          <w:sz w:val="24"/>
+          <w:szCs w:val="24"/>
+        </w:rPr>
+        <w:t>child_support_total_amount</w:t>
+      </w:r>
       <w:r>
         <w:rPr>
           <w:sz w:val="24"/>
@@ -3788,15 +2256,7 @@
           <w:sz w:val="24"/>
           <w:szCs w:val="24"/>
         </w:rPr>
-        <w:t>}}</w:t>
-      </w:r>
-      <w:proofErr w:type="gramEnd"/>
-      <w:r>
-        <w:rPr>
-          <w:sz w:val="24"/>
-          <w:szCs w:val="24"/>
-        </w:rPr>
-        <w:t xml:space="preserve"> immediately.</w:t>
+        <w:t>}} immediately.</w:t>
       </w:r>
     </w:p>
     <w:p>
@@ -3823,87 +2283,14 @@
           <w:sz w:val="24"/>
           <w:szCs w:val="24"/>
         </w:rPr>
-        <w:t>For this court to order that {{</w:t>
-      </w:r>
-      <w:proofErr w:type="spellStart"/>
-      <w:r>
-        <w:rPr>
-          <w:sz w:val="24"/>
-          <w:szCs w:val="24"/>
-        </w:rPr>
-        <w:t>other_parties</w:t>
-      </w:r>
-      <w:proofErr w:type="spellEnd"/>
-      <w:r>
-        <w:rPr>
-          <w:sz w:val="24"/>
-          <w:szCs w:val="24"/>
-        </w:rPr>
-        <w:t>[0].</w:t>
-      </w:r>
-      <w:proofErr w:type="spellStart"/>
-      <w:r>
-        <w:rPr>
-          <w:sz w:val="24"/>
-          <w:szCs w:val="24"/>
-        </w:rPr>
-        <w:t>name_</w:t>
-      </w:r>
-      <w:proofErr w:type="gramStart"/>
-      <w:r>
-        <w:rPr>
-          <w:sz w:val="24"/>
-          <w:szCs w:val="24"/>
-        </w:rPr>
-        <w:t>full</w:t>
-      </w:r>
-      <w:proofErr w:type="spellEnd"/>
-      <w:r>
-        <w:rPr>
-          <w:sz w:val="24"/>
-          <w:szCs w:val="24"/>
-        </w:rPr>
-        <w:t>(</w:t>
-      </w:r>
-      <w:proofErr w:type="gramEnd"/>
-      <w:r>
-        <w:rPr>
-          <w:sz w:val="24"/>
-          <w:szCs w:val="24"/>
-        </w:rPr>
-        <w:t>)}} pay to {{users[0].</w:t>
-      </w:r>
-      <w:proofErr w:type="spellStart"/>
-      <w:r>
-        <w:rPr>
-          <w:sz w:val="24"/>
-          <w:szCs w:val="24"/>
-        </w:rPr>
-        <w:t>name_</w:t>
-      </w:r>
-      <w:proofErr w:type="gramStart"/>
-      <w:r>
-        <w:rPr>
-          <w:sz w:val="24"/>
-          <w:szCs w:val="24"/>
-        </w:rPr>
-        <w:t>full</w:t>
-      </w:r>
-      <w:proofErr w:type="spellEnd"/>
-      <w:r>
-        <w:rPr>
-          <w:sz w:val="24"/>
-          <w:szCs w:val="24"/>
-        </w:rPr>
-        <w:t>(</w:t>
-      </w:r>
-      <w:proofErr w:type="gramEnd"/>
-      <w:r>
-        <w:rPr>
-          <w:sz w:val="24"/>
-          <w:szCs w:val="24"/>
-        </w:rPr>
-        <w:t>)}} interest on {{</w:t>
+        <w:t>That</w:t>
+      </w:r>
+      <w:r>
+        <w:rPr>
+          <w:sz w:val="24"/>
+          <w:szCs w:val="24"/>
+        </w:rPr>
+        <w:t xml:space="preserve"> this court order that {{other_parties[0].name_full()}} pay to {{users[0].name_full()}} interest on {{</w:t>
       </w:r>
       <w:r>
         <w:rPr>
@@ -3912,23 +2299,13 @@
         </w:rPr>
         <w:t>currency(</w:t>
       </w:r>
-      <w:proofErr w:type="spellStart"/>
-      <w:r>
-        <w:rPr>
-          <w:sz w:val="24"/>
-          <w:szCs w:val="24"/>
-        </w:rPr>
-        <w:t>child_support_total_</w:t>
-      </w:r>
-      <w:proofErr w:type="gramStart"/>
-      <w:r>
-        <w:rPr>
-          <w:sz w:val="24"/>
-          <w:szCs w:val="24"/>
-        </w:rPr>
-        <w:t>amount</w:t>
-      </w:r>
-      <w:proofErr w:type="spellEnd"/>
+      <w:r>
+        <w:rPr>
+          <w:sz w:val="24"/>
+          <w:szCs w:val="24"/>
+        </w:rPr>
+        <w:t>child_support_total_amount</w:t>
+      </w:r>
       <w:r>
         <w:rPr>
           <w:sz w:val="24"/>
@@ -3941,15 +2318,7 @@
           <w:sz w:val="24"/>
           <w:szCs w:val="24"/>
         </w:rPr>
-        <w:t>}}</w:t>
-      </w:r>
-      <w:proofErr w:type="gramEnd"/>
-      <w:r>
-        <w:rPr>
-          <w:sz w:val="24"/>
-          <w:szCs w:val="24"/>
-        </w:rPr>
-        <w:t xml:space="preserve"> in accordance with section 505 of the IMDMA.</w:t>
+        <w:t>}} in accordance with section 505 of the IMDMA.</w:t>
       </w:r>
     </w:p>
     <w:p>
@@ -3976,7 +2345,7 @@
           <w:sz w:val="24"/>
           <w:szCs w:val="24"/>
         </w:rPr>
-        <w:t>For Sanctions to issue, including jail time if there are continued violations, to prevent future violations.</w:t>
+        <w:t>Sanctions to issue, including jail time if there are continued violations, to prevent future violations.</w:t>
       </w:r>
     </w:p>
     <w:p>
@@ -4024,25 +2393,8 @@
           <w:sz w:val="24"/>
           <w:szCs w:val="24"/>
         </w:rPr>
-        <w:t xml:space="preserve">{% </w:t>
-      </w:r>
-      <w:proofErr w:type="spellStart"/>
-      <w:r>
-        <w:rPr>
-          <w:sz w:val="24"/>
-          <w:szCs w:val="24"/>
-        </w:rPr>
-        <w:t>elif</w:t>
-      </w:r>
-      <w:proofErr w:type="spellEnd"/>
-      <w:r>
-        <w:rPr>
-          <w:sz w:val="24"/>
-          <w:szCs w:val="24"/>
-        </w:rPr>
-        <w:t xml:space="preserve"> </w:t>
-      </w:r>
-      <w:proofErr w:type="spellStart"/>
+        <w:t xml:space="preserve">{% elif </w:t>
+      </w:r>
       <w:r>
         <w:rPr>
           <w:sz w:val="24"/>
@@ -4050,7 +2402,6 @@
         </w:rPr>
         <w:t>violation_type</w:t>
       </w:r>
-      <w:proofErr w:type="spellEnd"/>
       <w:r>
         <w:rPr>
           <w:sz w:val="24"/>
@@ -4065,7 +2416,6 @@
         </w:rPr>
         <w:t>maintain</w:t>
       </w:r>
-      <w:proofErr w:type="gramStart"/>
       <w:r>
         <w:rPr>
           <w:sz w:val="24"/>
@@ -4073,7 +2423,6 @@
         </w:rPr>
         <w:t>" %}</w:t>
       </w:r>
-      <w:proofErr w:type="gramEnd"/>
     </w:p>
     <w:p>
       <w:pPr>
@@ -4090,84 +2439,26 @@
         <w:t xml:space="preserve">Now comes </w:t>
       </w:r>
       <w:r>
-        <w:t>{{capitalize(</w:t>
-      </w:r>
-      <w:proofErr w:type="spellStart"/>
-      <w:r>
-        <w:t>party_label</w:t>
-      </w:r>
-      <w:proofErr w:type="spellEnd"/>
-      <w:r>
-        <w:t>)}}</w:t>
-      </w:r>
-      <w:r>
-        <w:t>, {{users[0].</w:t>
-      </w:r>
-      <w:proofErr w:type="spellStart"/>
-      <w:r>
-        <w:t>name_full</w:t>
-      </w:r>
-      <w:proofErr w:type="spellEnd"/>
-      <w:r>
-        <w:t>()}}, pursuant to {{statute}}, and moves this Court to issue a Rule to Show Cause against {{</w:t>
-      </w:r>
-      <w:proofErr w:type="spellStart"/>
-      <w:r>
-        <w:t>opponent_label</w:t>
-      </w:r>
-      <w:proofErr w:type="spellEnd"/>
-      <w:r>
-        <w:t>}},</w:t>
+        <w:t>{{capitalize(party_label)}}</w:t>
+      </w:r>
+      <w:r>
+        <w:t>, {{users[0].name_full()}}, pursuant to {{statute}}, and moves this Court to issue a Rule to Show Cause against {{opponent_label}},</w:t>
       </w:r>
       <w:r>
         <w:t xml:space="preserve"> </w:t>
       </w:r>
       <w:r>
-        <w:t>{{</w:t>
-      </w:r>
-      <w:proofErr w:type="spellStart"/>
-      <w:r>
-        <w:t>other_parties</w:t>
-      </w:r>
-      <w:proofErr w:type="spellEnd"/>
-      <w:r>
-        <w:t>[0].</w:t>
-      </w:r>
-      <w:proofErr w:type="spellStart"/>
-      <w:r>
-        <w:t>name_full</w:t>
-      </w:r>
-      <w:proofErr w:type="spellEnd"/>
+        <w:t>{{other_parties[0].name_full</w:t>
+      </w:r>
       <w:r>
         <w:t>(</w:t>
       </w:r>
       <w:r>
-        <w:t xml:space="preserve">)}}, as to why they should not be held in Indirect Civil Contempt of Court for their refusal to pay maintenance and/or other maintenance-related expenses pursuant this Court's order. In support of this </w:t>
-      </w:r>
-      <w:proofErr w:type="gramStart"/>
-      <w:r>
-        <w:t xml:space="preserve">Petition, </w:t>
-      </w:r>
-      <w:r>
-        <w:t>{{</w:t>
-      </w:r>
-      <w:proofErr w:type="gramEnd"/>
-      <w:r>
-        <w:t>capitalize(</w:t>
-      </w:r>
-      <w:proofErr w:type="spellStart"/>
-      <w:r>
-        <w:t>party_</w:t>
-      </w:r>
-      <w:proofErr w:type="gramStart"/>
-      <w:r>
-        <w:t>label</w:t>
-      </w:r>
-      <w:proofErr w:type="spellEnd"/>
-      <w:r>
-        <w:t>)}}</w:t>
-      </w:r>
-      <w:proofErr w:type="gramEnd"/>
+        <w:t xml:space="preserve">)}}, as to why they should not be held in Indirect Civil Contempt of Court for their refusal to pay maintenance and/or other maintenance-related expenses pursuant this Court's order. In support of this Petition, </w:t>
+      </w:r>
+      <w:r>
+        <w:t>{{capitalize(party_label)}}</w:t>
+      </w:r>
       <w:r>
         <w:t xml:space="preserve"> states as follows:</w:t>
       </w:r>
@@ -4203,241 +2494,45 @@
           <w:sz w:val="24"/>
           <w:szCs w:val="24"/>
         </w:rPr>
-        <w:t xml:space="preserve">{% if </w:t>
-      </w:r>
-      <w:proofErr w:type="spellStart"/>
-      <w:r>
-        <w:rPr>
-          <w:sz w:val="24"/>
-          <w:szCs w:val="24"/>
-        </w:rPr>
-        <w:t>case_type</w:t>
-      </w:r>
-      <w:proofErr w:type="spellEnd"/>
-      <w:r>
-        <w:rPr>
-          <w:sz w:val="24"/>
-          <w:szCs w:val="24"/>
-        </w:rPr>
-        <w:t xml:space="preserve"> == “Other” </w:t>
-      </w:r>
-      <w:proofErr w:type="gramStart"/>
-      <w:r>
-        <w:rPr>
-          <w:sz w:val="24"/>
-          <w:szCs w:val="24"/>
-        </w:rPr>
-        <w:t>%}{{</w:t>
+        <w:t>{% if case_type == “Other” %}{{</w:t>
       </w:r>
       <w:r>
         <w:t xml:space="preserve"> </w:t>
       </w:r>
-      <w:proofErr w:type="spellStart"/>
-      <w:r>
-        <w:rPr>
-          <w:sz w:val="24"/>
-          <w:szCs w:val="24"/>
-        </w:rPr>
-        <w:t>other</w:t>
-      </w:r>
-      <w:proofErr w:type="gramEnd"/>
-      <w:r>
-        <w:rPr>
-          <w:sz w:val="24"/>
-          <w:szCs w:val="24"/>
-        </w:rPr>
-        <w:t>_case_type</w:t>
-      </w:r>
-      <w:proofErr w:type="spellEnd"/>
-      <w:proofErr w:type="gramStart"/>
-      <w:r>
-        <w:rPr>
-          <w:sz w:val="24"/>
-          <w:szCs w:val="24"/>
-        </w:rPr>
-        <w:t>}}{</w:t>
-      </w:r>
-      <w:proofErr w:type="gramEnd"/>
-      <w:r>
-        <w:rPr>
-          <w:sz w:val="24"/>
-          <w:szCs w:val="24"/>
-        </w:rPr>
-        <w:t xml:space="preserve">% else </w:t>
-      </w:r>
-      <w:proofErr w:type="gramStart"/>
-      <w:r>
-        <w:rPr>
-          <w:sz w:val="24"/>
-          <w:szCs w:val="24"/>
-        </w:rPr>
-        <w:t>%}</w:t>
-      </w:r>
-      <w:r>
-        <w:rPr>
-          <w:sz w:val="24"/>
-          <w:szCs w:val="24"/>
-        </w:rPr>
-        <w:t>{</w:t>
-      </w:r>
-      <w:proofErr w:type="gramEnd"/>
-      <w:r>
-        <w:rPr>
-          <w:sz w:val="24"/>
-          <w:szCs w:val="24"/>
-        </w:rPr>
-        <w:t>{</w:t>
-      </w:r>
-      <w:proofErr w:type="spellStart"/>
-      <w:r>
-        <w:rPr>
-          <w:sz w:val="24"/>
-          <w:szCs w:val="24"/>
-        </w:rPr>
-        <w:t>case_type</w:t>
-      </w:r>
-      <w:proofErr w:type="spellEnd"/>
-      <w:proofErr w:type="gramStart"/>
-      <w:r>
-        <w:rPr>
-          <w:sz w:val="24"/>
-          <w:szCs w:val="24"/>
-        </w:rPr>
-        <w:t>}}</w:t>
-      </w:r>
-      <w:r>
-        <w:rPr>
-          <w:sz w:val="24"/>
-          <w:szCs w:val="24"/>
-        </w:rPr>
-        <w:t>{</w:t>
-      </w:r>
-      <w:proofErr w:type="gramEnd"/>
-      <w:r>
-        <w:rPr>
-          <w:sz w:val="24"/>
-          <w:szCs w:val="24"/>
-        </w:rPr>
-        <w:t>% endif %}</w:t>
-      </w:r>
-      <w:r>
-        <w:rPr>
-          <w:sz w:val="24"/>
-          <w:szCs w:val="24"/>
-        </w:rPr>
-        <w:t xml:space="preserve"> on {{</w:t>
-      </w:r>
-      <w:proofErr w:type="spellStart"/>
-      <w:r>
-        <w:rPr>
-          <w:sz w:val="24"/>
-          <w:szCs w:val="24"/>
-        </w:rPr>
-        <w:t>filing_date</w:t>
-      </w:r>
-      <w:proofErr w:type="spellEnd"/>
-      <w:r>
-        <w:rPr>
-          <w:sz w:val="24"/>
-          <w:szCs w:val="24"/>
-        </w:rPr>
-        <w:t xml:space="preserve">}}. {% if </w:t>
-      </w:r>
-      <w:proofErr w:type="spellStart"/>
-      <w:r>
-        <w:rPr>
-          <w:sz w:val="24"/>
-          <w:szCs w:val="24"/>
-        </w:rPr>
-        <w:t>case_completed</w:t>
-      </w:r>
-      <w:proofErr w:type="spellEnd"/>
-      <w:r>
-        <w:rPr>
-          <w:sz w:val="24"/>
-          <w:szCs w:val="24"/>
-        </w:rPr>
-        <w:t xml:space="preserve"> </w:t>
-      </w:r>
-      <w:proofErr w:type="gramStart"/>
-      <w:r>
-        <w:rPr>
-          <w:sz w:val="24"/>
-          <w:szCs w:val="24"/>
-        </w:rPr>
-        <w:t>%}A</w:t>
-      </w:r>
-      <w:proofErr w:type="gramEnd"/>
-      <w:r>
-        <w:rPr>
-          <w:sz w:val="24"/>
-          <w:szCs w:val="24"/>
-        </w:rPr>
-        <w:t xml:space="preserve"> final judgment was entered in said action on {{</w:t>
-      </w:r>
-      <w:proofErr w:type="spellStart"/>
-      <w:r>
-        <w:rPr>
-          <w:sz w:val="24"/>
-          <w:szCs w:val="24"/>
-        </w:rPr>
-        <w:t>final_order_date</w:t>
-      </w:r>
-      <w:proofErr w:type="spellEnd"/>
-      <w:r>
-        <w:rPr>
-          <w:sz w:val="24"/>
-          <w:szCs w:val="24"/>
-        </w:rPr>
-        <w:t>}</w:t>
-      </w:r>
-      <w:proofErr w:type="gramStart"/>
-      <w:r>
-        <w:rPr>
-          <w:sz w:val="24"/>
-          <w:szCs w:val="24"/>
-        </w:rPr>
-        <w:t>}.{</w:t>
-      </w:r>
-      <w:proofErr w:type="gramEnd"/>
-      <w:r>
-        <w:rPr>
-          <w:sz w:val="24"/>
-          <w:szCs w:val="24"/>
-        </w:rPr>
-        <w:t xml:space="preserve">% else </w:t>
-      </w:r>
-      <w:proofErr w:type="gramStart"/>
-      <w:r>
-        <w:rPr>
-          <w:sz w:val="24"/>
-          <w:szCs w:val="24"/>
-        </w:rPr>
-        <w:t>%}Said</w:t>
-      </w:r>
-      <w:proofErr w:type="gramEnd"/>
-      <w:r>
-        <w:rPr>
-          <w:sz w:val="24"/>
-          <w:szCs w:val="24"/>
-        </w:rPr>
-        <w:t xml:space="preserve"> action is pending and unresolved before this </w:t>
-      </w:r>
-      <w:proofErr w:type="gramStart"/>
-      <w:r>
-        <w:rPr>
-          <w:sz w:val="24"/>
-          <w:szCs w:val="24"/>
-        </w:rPr>
-        <w:t>court.{</w:t>
-      </w:r>
-      <w:proofErr w:type="gramEnd"/>
-      <w:r>
-        <w:rPr>
-          <w:sz w:val="24"/>
-          <w:szCs w:val="24"/>
-        </w:rPr>
-        <w:t>% endif %}</w:t>
+      <w:r>
+        <w:rPr>
+          <w:sz w:val="24"/>
+          <w:szCs w:val="24"/>
+        </w:rPr>
+        <w:t>other_case_type</w:t>
+      </w:r>
+      <w:r>
+        <w:rPr>
+          <w:sz w:val="24"/>
+          <w:szCs w:val="24"/>
+        </w:rPr>
+        <w:t>}}{% else %}</w:t>
+      </w:r>
+      <w:r>
+        <w:rPr>
+          <w:sz w:val="24"/>
+          <w:szCs w:val="24"/>
+        </w:rPr>
+        <w:t>{{case_type}}</w:t>
+      </w:r>
+      <w:r>
+        <w:rPr>
+          <w:sz w:val="24"/>
+          <w:szCs w:val="24"/>
+        </w:rPr>
+        <w:t>{% endif %}</w:t>
+      </w:r>
+      <w:r>
+        <w:rPr>
+          <w:sz w:val="24"/>
+          <w:szCs w:val="24"/>
+        </w:rPr>
+        <w:t xml:space="preserve"> on {{filing_date}}. {% if case_completed %}A final judgment was entered in said action on {{final_order_date}}.{% else %}Said action is pending and unresolved before this court.{% endif %}</w:t>
       </w:r>
     </w:p>
     <w:p>
@@ -4466,7 +2561,6 @@
         </w:rPr>
         <w:t>On {{</w:t>
       </w:r>
-      <w:proofErr w:type="spellStart"/>
       <w:r>
         <w:rPr>
           <w:sz w:val="24"/>
@@ -4479,58 +2573,29 @@
           <w:sz w:val="24"/>
           <w:szCs w:val="24"/>
         </w:rPr>
-        <w:t>_order_</w:t>
-      </w:r>
-      <w:proofErr w:type="gramStart"/>
-      <w:r>
-        <w:rPr>
-          <w:sz w:val="24"/>
-          <w:szCs w:val="24"/>
-        </w:rPr>
-        <w:t>date</w:t>
-      </w:r>
-      <w:proofErr w:type="spellEnd"/>
-      <w:r>
-        <w:rPr>
-          <w:sz w:val="24"/>
-          <w:szCs w:val="24"/>
-        </w:rPr>
-        <w:t>}}, {{</w:t>
-      </w:r>
-      <w:proofErr w:type="spellStart"/>
-      <w:proofErr w:type="gramEnd"/>
-      <w:r>
-        <w:rPr>
-          <w:sz w:val="24"/>
-          <w:szCs w:val="24"/>
-        </w:rPr>
-        <w:t>other_parties</w:t>
-      </w:r>
-      <w:proofErr w:type="spellEnd"/>
-      <w:r>
-        <w:rPr>
-          <w:sz w:val="24"/>
-          <w:szCs w:val="24"/>
-        </w:rPr>
-        <w:t>[0].</w:t>
-      </w:r>
-      <w:proofErr w:type="spellStart"/>
-      <w:r>
-        <w:rPr>
-          <w:sz w:val="24"/>
-          <w:szCs w:val="24"/>
-        </w:rPr>
-        <w:t>name_</w:t>
-      </w:r>
-      <w:proofErr w:type="gramStart"/>
-      <w:r>
-        <w:rPr>
-          <w:sz w:val="24"/>
-          <w:szCs w:val="24"/>
-        </w:rPr>
-        <w:t>full</w:t>
-      </w:r>
-      <w:proofErr w:type="spellEnd"/>
+        <w:t xml:space="preserve">_order_date}}, {{other_parties[0].name_full()}} was ordered to pay </w:t>
+      </w:r>
+      <w:r>
+        <w:rPr>
+          <w:sz w:val="24"/>
+          <w:szCs w:val="24"/>
+        </w:rPr>
+        <w:t>maintenance</w:t>
+      </w:r>
+      <w:r>
+        <w:rPr>
+          <w:sz w:val="24"/>
+          <w:szCs w:val="24"/>
+        </w:rPr>
+        <w:t xml:space="preserve"> in the amount of </w:t>
+      </w:r>
+      <w:r>
+        <w:rPr>
+          <w:sz w:val="24"/>
+          <w:szCs w:val="24"/>
+        </w:rPr>
+        <w:t>{{currency</w:t>
+      </w:r>
       <w:r>
         <w:rPr>
           <w:sz w:val="24"/>
@@ -4538,30 +2603,6 @@
         </w:rPr>
         <w:t>(</w:t>
       </w:r>
-      <w:proofErr w:type="gramEnd"/>
-      <w:r>
-        <w:rPr>
-          <w:sz w:val="24"/>
-          <w:szCs w:val="24"/>
-        </w:rPr>
-        <w:t xml:space="preserve">)}} </w:t>
-      </w:r>
-      <w:proofErr w:type="gramStart"/>
-      <w:r>
-        <w:rPr>
-          <w:sz w:val="24"/>
-          <w:szCs w:val="24"/>
-        </w:rPr>
-        <w:t>was</w:t>
-      </w:r>
-      <w:proofErr w:type="gramEnd"/>
-      <w:r>
-        <w:rPr>
-          <w:sz w:val="24"/>
-          <w:szCs w:val="24"/>
-        </w:rPr>
-        <w:t xml:space="preserve"> ordered to pay </w:t>
-      </w:r>
       <w:r>
         <w:rPr>
           <w:sz w:val="24"/>
@@ -4574,38 +2615,8 @@
           <w:sz w:val="24"/>
           <w:szCs w:val="24"/>
         </w:rPr>
-        <w:t xml:space="preserve"> in the amount of </w:t>
-      </w:r>
-      <w:r>
-        <w:rPr>
-          <w:sz w:val="24"/>
-          <w:szCs w:val="24"/>
-        </w:rPr>
-        <w:t>{{currency</w:t>
-      </w:r>
-      <w:r>
-        <w:rPr>
-          <w:sz w:val="24"/>
-          <w:szCs w:val="24"/>
-        </w:rPr>
-        <w:t>(</w:t>
-      </w:r>
-      <w:proofErr w:type="spellStart"/>
-      <w:r>
-        <w:rPr>
-          <w:sz w:val="24"/>
-          <w:szCs w:val="24"/>
-        </w:rPr>
-        <w:t>maintenance</w:t>
-      </w:r>
-      <w:r>
-        <w:rPr>
-          <w:sz w:val="24"/>
-          <w:szCs w:val="24"/>
-        </w:rPr>
         <w:t>_amount</w:t>
       </w:r>
-      <w:proofErr w:type="spellEnd"/>
       <w:r>
         <w:rPr>
           <w:sz w:val="24"/>
@@ -4618,99 +2629,42 @@
           <w:sz w:val="24"/>
           <w:szCs w:val="24"/>
         </w:rPr>
-        <w:t xml:space="preserve">}} </w:t>
-      </w:r>
-      <w:proofErr w:type="gramStart"/>
-      <w:r>
-        <w:rPr>
-          <w:sz w:val="24"/>
-          <w:szCs w:val="24"/>
-        </w:rPr>
-        <w:t>{{</w:t>
-      </w:r>
-      <w:r>
-        <w:rPr>
-          <w:sz w:val="24"/>
-          <w:szCs w:val="24"/>
-        </w:rPr>
-        <w:t xml:space="preserve"> </w:t>
-      </w:r>
-      <w:proofErr w:type="spellStart"/>
-      <w:r>
-        <w:rPr>
-          <w:sz w:val="24"/>
-          <w:szCs w:val="24"/>
-        </w:rPr>
-        <w:t>maintenance</w:t>
-      </w:r>
-      <w:proofErr w:type="gramEnd"/>
-      <w:r>
-        <w:rPr>
-          <w:sz w:val="24"/>
-          <w:szCs w:val="24"/>
-        </w:rPr>
-        <w:t>_</w:t>
-      </w:r>
-      <w:proofErr w:type="gramStart"/>
-      <w:r>
-        <w:rPr>
-          <w:sz w:val="24"/>
-          <w:szCs w:val="24"/>
-        </w:rPr>
-        <w:t>freq</w:t>
-      </w:r>
-      <w:r>
-        <w:rPr>
-          <w:sz w:val="24"/>
-          <w:szCs w:val="24"/>
-        </w:rPr>
-        <w:t>.lower</w:t>
-      </w:r>
-      <w:proofErr w:type="spellEnd"/>
-      <w:r>
-        <w:rPr>
-          <w:sz w:val="24"/>
-          <w:szCs w:val="24"/>
-        </w:rPr>
-        <w:t>()</w:t>
-      </w:r>
-      <w:r>
-        <w:rPr>
-          <w:sz w:val="24"/>
-          <w:szCs w:val="24"/>
-        </w:rPr>
-        <w:t>}}</w:t>
-      </w:r>
-      <w:proofErr w:type="gramEnd"/>
-      <w:r>
-        <w:rPr>
-          <w:sz w:val="24"/>
-          <w:szCs w:val="24"/>
-        </w:rPr>
-        <w:t xml:space="preserve">. See </w:t>
-      </w:r>
-      <w:r>
-        <w:rPr>
-          <w:sz w:val="24"/>
-          <w:szCs w:val="24"/>
-        </w:rPr>
-        <w:t>{{</w:t>
-      </w:r>
-      <w:proofErr w:type="spellStart"/>
-      <w:r>
-        <w:rPr>
-          <w:sz w:val="24"/>
-          <w:szCs w:val="24"/>
-        </w:rPr>
-        <w:t>maintenance_order_date</w:t>
-      </w:r>
-      <w:proofErr w:type="spellEnd"/>
-      <w:r>
-        <w:rPr>
-          <w:sz w:val="24"/>
-          <w:szCs w:val="24"/>
-        </w:rPr>
-        <w:t>}} Order</w:t>
+        <w:t>}} {{</w:t>
+      </w:r>
+      <w:r>
+        <w:rPr>
+          <w:sz w:val="24"/>
+          <w:szCs w:val="24"/>
+        </w:rPr>
+        <w:t xml:space="preserve"> maintenance</w:t>
+      </w:r>
+      <w:r>
+        <w:rPr>
+          <w:sz w:val="24"/>
+          <w:szCs w:val="24"/>
+        </w:rPr>
+        <w:t>_freq</w:t>
+      </w:r>
+      <w:r>
+        <w:rPr>
+          <w:sz w:val="24"/>
+          <w:szCs w:val="24"/>
+        </w:rPr>
+        <w:t>.lower()</w:t>
+      </w:r>
+      <w:r>
+        <w:rPr>
+          <w:sz w:val="24"/>
+          <w:szCs w:val="24"/>
+        </w:rPr>
+        <w:t xml:space="preserve">}}. See </w:t>
+      </w:r>
+      <w:r>
+        <w:rPr>
+          <w:sz w:val="24"/>
+          <w:szCs w:val="24"/>
+        </w:rPr>
+        <w:t>{{maintenance_order_date}} Order</w:t>
       </w:r>
       <w:r>
         <w:rPr>
@@ -4744,118 +2698,22 @@
           <w:sz w:val="24"/>
           <w:szCs w:val="24"/>
         </w:rPr>
-        <w:t xml:space="preserve">As of the date of filing of this </w:t>
-      </w:r>
-      <w:proofErr w:type="gramStart"/>
-      <w:r>
-        <w:rPr>
-          <w:sz w:val="24"/>
-          <w:szCs w:val="24"/>
-        </w:rPr>
-        <w:t>pleading, {{</w:t>
-      </w:r>
-      <w:proofErr w:type="gramEnd"/>
-      <w:r>
-        <w:rPr>
-          <w:sz w:val="24"/>
-          <w:szCs w:val="24"/>
-        </w:rPr>
-        <w:t>users[0].</w:t>
-      </w:r>
-      <w:proofErr w:type="spellStart"/>
-      <w:r>
-        <w:rPr>
-          <w:sz w:val="24"/>
-          <w:szCs w:val="24"/>
-        </w:rPr>
-        <w:t>name_</w:t>
-      </w:r>
-      <w:proofErr w:type="gramStart"/>
-      <w:r>
-        <w:rPr>
-          <w:sz w:val="24"/>
-          <w:szCs w:val="24"/>
-        </w:rPr>
-        <w:t>full</w:t>
-      </w:r>
-      <w:proofErr w:type="spellEnd"/>
-      <w:r>
-        <w:rPr>
-          <w:sz w:val="24"/>
-          <w:szCs w:val="24"/>
-        </w:rPr>
-        <w:t>(</w:t>
-      </w:r>
-      <w:proofErr w:type="gramEnd"/>
-      <w:r>
-        <w:rPr>
-          <w:sz w:val="24"/>
-          <w:szCs w:val="24"/>
-        </w:rPr>
-        <w:t xml:space="preserve">)}} </w:t>
-      </w:r>
-      <w:proofErr w:type="gramStart"/>
-      <w:r>
-        <w:rPr>
-          <w:sz w:val="24"/>
-          <w:szCs w:val="24"/>
-        </w:rPr>
-        <w:t>has</w:t>
-      </w:r>
-      <w:proofErr w:type="gramEnd"/>
-      <w:r>
-        <w:rPr>
-          <w:sz w:val="24"/>
-          <w:szCs w:val="24"/>
-        </w:rPr>
-        <w:t xml:space="preserve"> not </w:t>
-      </w:r>
-      <w:proofErr w:type="gramStart"/>
-      <w:r>
-        <w:rPr>
-          <w:sz w:val="24"/>
-          <w:szCs w:val="24"/>
-        </w:rPr>
-        <w:t xml:space="preserve">received </w:t>
-      </w:r>
-      <w:r>
-        <w:rPr>
-          <w:sz w:val="24"/>
-          <w:szCs w:val="24"/>
-        </w:rPr>
-        <w:t>{%</w:t>
-      </w:r>
-      <w:proofErr w:type="gramEnd"/>
-      <w:r>
-        <w:rPr>
-          <w:sz w:val="24"/>
-          <w:szCs w:val="24"/>
-        </w:rPr>
-        <w:t xml:space="preserve"> if </w:t>
-      </w:r>
-      <w:proofErr w:type="spellStart"/>
-      <w:r>
-        <w:rPr>
-          <w:sz w:val="24"/>
-          <w:szCs w:val="24"/>
-        </w:rPr>
-        <w:t>maintenance_never_paid</w:t>
-      </w:r>
-      <w:proofErr w:type="spellEnd"/>
-      <w:r>
-        <w:rPr>
-          <w:sz w:val="24"/>
-          <w:szCs w:val="24"/>
-        </w:rPr>
-        <w:t xml:space="preserve"> </w:t>
-      </w:r>
-      <w:proofErr w:type="gramStart"/>
-      <w:r>
-        <w:rPr>
-          <w:sz w:val="24"/>
-          <w:szCs w:val="24"/>
-        </w:rPr>
-        <w:t>%}</w:t>
+        <w:t xml:space="preserve">As of the date of filing of this pleading, {{users[0].name_full()}} has not received </w:t>
+      </w:r>
+      <w:r>
+        <w:rPr>
+          <w:sz w:val="24"/>
+          <w:szCs w:val="24"/>
+        </w:rPr>
+        <w:t xml:space="preserve">{% if </w:t>
+      </w:r>
+      <w:r>
+        <w:rPr>
+          <w:sz w:val="24"/>
+          <w:szCs w:val="24"/>
+        </w:rPr>
+        <w:lastRenderedPageBreak/>
+        <w:t>maintenance_never_paid %}</w:t>
       </w:r>
       <w:r>
         <w:rPr>
@@ -4864,7 +2722,6 @@
         </w:rPr>
         <w:t>the</w:t>
       </w:r>
-      <w:proofErr w:type="gramEnd"/>
       <w:r>
         <w:rPr>
           <w:sz w:val="24"/>
@@ -4877,70 +2734,21 @@
           <w:sz w:val="24"/>
           <w:szCs w:val="24"/>
         </w:rPr>
-        <w:t xml:space="preserve"> ordered on </w:t>
-      </w:r>
-      <w:r>
-        <w:rPr>
-          <w:sz w:val="24"/>
-          <w:szCs w:val="24"/>
-        </w:rPr>
-        <w:lastRenderedPageBreak/>
-        <w:t>{{</w:t>
-      </w:r>
-      <w:proofErr w:type="spellStart"/>
-      <w:r>
-        <w:rPr>
-          <w:sz w:val="24"/>
-          <w:szCs w:val="24"/>
-        </w:rPr>
-        <w:t>maintenance_order_date</w:t>
-      </w:r>
-      <w:proofErr w:type="spellEnd"/>
-      <w:proofErr w:type="gramStart"/>
-      <w:r>
-        <w:rPr>
-          <w:sz w:val="24"/>
-          <w:szCs w:val="24"/>
-        </w:rPr>
-        <w:t>}}</w:t>
-      </w:r>
-      <w:r>
-        <w:rPr>
-          <w:sz w:val="24"/>
-          <w:szCs w:val="24"/>
-        </w:rPr>
-        <w:t>{</w:t>
-      </w:r>
-      <w:proofErr w:type="gramEnd"/>
-      <w:r>
-        <w:rPr>
-          <w:sz w:val="24"/>
-          <w:szCs w:val="24"/>
-        </w:rPr>
-        <w:t xml:space="preserve">%else </w:t>
-      </w:r>
-      <w:proofErr w:type="gramStart"/>
-      <w:r>
-        <w:rPr>
-          <w:sz w:val="24"/>
-          <w:szCs w:val="24"/>
-        </w:rPr>
-        <w:t>%}</w:t>
-      </w:r>
-      <w:r>
-        <w:rPr>
-          <w:sz w:val="24"/>
-          <w:szCs w:val="24"/>
-        </w:rPr>
-        <w:t>a</w:t>
-      </w:r>
-      <w:proofErr w:type="gramEnd"/>
-      <w:r>
-        <w:rPr>
-          <w:sz w:val="24"/>
-          <w:szCs w:val="24"/>
-        </w:rPr>
-        <w:t xml:space="preserve"> </w:t>
+        <w:t xml:space="preserve"> ordered on {{maintenance_order_date}}</w:t>
+      </w:r>
+      <w:r>
+        <w:rPr>
+          <w:sz w:val="24"/>
+          <w:szCs w:val="24"/>
+        </w:rPr>
+        <w:t>{%else %}</w:t>
+      </w:r>
+      <w:r>
+        <w:rPr>
+          <w:sz w:val="24"/>
+          <w:szCs w:val="24"/>
+        </w:rPr>
+        <w:t xml:space="preserve">a </w:t>
       </w:r>
       <w:r>
         <w:rPr>
@@ -4954,49 +2762,15 @@
           <w:sz w:val="24"/>
           <w:szCs w:val="24"/>
         </w:rPr>
-        <w:t xml:space="preserve"> payment since {{</w:t>
-      </w:r>
-      <w:proofErr w:type="spellStart"/>
-      <w:r>
-        <w:rPr>
-          <w:sz w:val="24"/>
-          <w:szCs w:val="24"/>
-        </w:rPr>
-        <w:t>maintenance_last_payment_date</w:t>
-      </w:r>
-      <w:proofErr w:type="spellEnd"/>
-      <w:proofErr w:type="gramStart"/>
-      <w:r>
-        <w:rPr>
-          <w:sz w:val="24"/>
-          <w:szCs w:val="24"/>
-        </w:rPr>
-        <w:t>}}</w:t>
-      </w:r>
-      <w:r>
-        <w:rPr>
-          <w:sz w:val="24"/>
-          <w:szCs w:val="24"/>
-        </w:rPr>
-        <w:t>{</w:t>
-      </w:r>
-      <w:proofErr w:type="gramEnd"/>
-      <w:r>
-        <w:rPr>
-          <w:sz w:val="24"/>
-          <w:szCs w:val="24"/>
-        </w:rPr>
-        <w:t xml:space="preserve">% </w:t>
-      </w:r>
-      <w:proofErr w:type="gramStart"/>
-      <w:r>
-        <w:rPr>
-          <w:sz w:val="24"/>
-          <w:szCs w:val="24"/>
-        </w:rPr>
-        <w:t>endif %}</w:t>
-      </w:r>
-      <w:proofErr w:type="gramEnd"/>
+        <w:t xml:space="preserve"> payment since {{maintenance_last_payment_date}}</w:t>
+      </w:r>
+      <w:r>
+        <w:rPr>
+          <w:sz w:val="24"/>
+          <w:szCs w:val="24"/>
+        </w:rPr>
+        <w:t>{% endif %}</w:t>
+      </w:r>
       <w:r>
         <w:rPr>
           <w:sz w:val="24"/>
@@ -5029,55 +2803,7 @@
           <w:sz w:val="24"/>
           <w:szCs w:val="24"/>
         </w:rPr>
-        <w:t>{{</w:t>
-      </w:r>
-      <w:proofErr w:type="spellStart"/>
-      <w:r>
-        <w:rPr>
-          <w:sz w:val="24"/>
-          <w:szCs w:val="24"/>
-        </w:rPr>
-        <w:t>other_parties</w:t>
-      </w:r>
-      <w:proofErr w:type="spellEnd"/>
-      <w:r>
-        <w:rPr>
-          <w:sz w:val="24"/>
-          <w:szCs w:val="24"/>
-        </w:rPr>
-        <w:t>[0].</w:t>
-      </w:r>
-      <w:proofErr w:type="spellStart"/>
-      <w:r>
-        <w:rPr>
-          <w:sz w:val="24"/>
-          <w:szCs w:val="24"/>
-        </w:rPr>
-        <w:t>name_</w:t>
-      </w:r>
-      <w:proofErr w:type="gramStart"/>
-      <w:r>
-        <w:rPr>
-          <w:sz w:val="24"/>
-          <w:szCs w:val="24"/>
-        </w:rPr>
-        <w:t>full</w:t>
-      </w:r>
-      <w:proofErr w:type="spellEnd"/>
-      <w:r>
-        <w:rPr>
-          <w:sz w:val="24"/>
-          <w:szCs w:val="24"/>
-        </w:rPr>
-        <w:t>(</w:t>
-      </w:r>
-      <w:proofErr w:type="gramEnd"/>
-      <w:r>
-        <w:rPr>
-          <w:sz w:val="24"/>
-          <w:szCs w:val="24"/>
-        </w:rPr>
-        <w:t xml:space="preserve">)}} has failed to comply with the court order in that they have not paid </w:t>
+        <w:t xml:space="preserve">{{other_parties[0].name_full()}} has failed to comply with the court order in that they have not paid </w:t>
       </w:r>
       <w:r>
         <w:rPr>
@@ -5098,65 +2824,15 @@
           <w:sz w:val="24"/>
           <w:szCs w:val="24"/>
         </w:rPr>
-        <w:t xml:space="preserve"> ordered on {{</w:t>
-      </w:r>
-      <w:proofErr w:type="spellStart"/>
-      <w:r>
-        <w:rPr>
-          <w:sz w:val="24"/>
-          <w:szCs w:val="24"/>
-        </w:rPr>
-        <w:t>maintenance_order_date</w:t>
-      </w:r>
-      <w:proofErr w:type="spellEnd"/>
-      <w:proofErr w:type="gramStart"/>
-      <w:r>
-        <w:rPr>
-          <w:sz w:val="24"/>
-          <w:szCs w:val="24"/>
-        </w:rPr>
-        <w:t>}}</w:t>
-      </w:r>
-      <w:r>
-        <w:rPr>
-          <w:sz w:val="24"/>
-          <w:szCs w:val="24"/>
-        </w:rPr>
-        <w:t>{</w:t>
-      </w:r>
-      <w:proofErr w:type="gramEnd"/>
-      <w:r>
-        <w:rPr>
-          <w:sz w:val="24"/>
-          <w:szCs w:val="24"/>
-        </w:rPr>
-        <w:t xml:space="preserve">% if not </w:t>
-      </w:r>
-      <w:proofErr w:type="spellStart"/>
-      <w:r>
-        <w:rPr>
-          <w:sz w:val="24"/>
-          <w:szCs w:val="24"/>
-        </w:rPr>
-        <w:t>maintenance_never_</w:t>
-      </w:r>
-      <w:proofErr w:type="gramStart"/>
-      <w:r>
-        <w:rPr>
-          <w:sz w:val="24"/>
-          <w:szCs w:val="24"/>
-        </w:rPr>
-        <w:t>paid</w:t>
-      </w:r>
-      <w:proofErr w:type="spellEnd"/>
-      <w:r>
-        <w:rPr>
-          <w:sz w:val="24"/>
-          <w:szCs w:val="24"/>
-        </w:rPr>
-        <w:t xml:space="preserve"> %}</w:t>
-      </w:r>
-      <w:proofErr w:type="gramEnd"/>
+        <w:t xml:space="preserve"> ordered on {{maintenance_order_date}}</w:t>
+      </w:r>
+      <w:r>
+        <w:rPr>
+          <w:sz w:val="24"/>
+          <w:szCs w:val="24"/>
+        </w:rPr>
+        <w:t>{% if not maintenance_never_paid %}</w:t>
+      </w:r>
       <w:r>
         <w:rPr>
           <w:sz w:val="24"/>
@@ -5164,7 +2840,6 @@
         </w:rPr>
         <w:t xml:space="preserve"> since the {{</w:t>
       </w:r>
-      <w:proofErr w:type="spellStart"/>
       <w:r>
         <w:rPr>
           <w:sz w:val="24"/>
@@ -5177,48 +2852,15 @@
           <w:sz w:val="24"/>
           <w:szCs w:val="24"/>
         </w:rPr>
-        <w:t>last_payment_date</w:t>
-      </w:r>
-      <w:proofErr w:type="spellEnd"/>
-      <w:r>
-        <w:rPr>
-          <w:sz w:val="24"/>
-          <w:szCs w:val="24"/>
-        </w:rPr>
-        <w:t xml:space="preserve">}} </w:t>
-      </w:r>
-      <w:proofErr w:type="gramStart"/>
-      <w:r>
-        <w:rPr>
-          <w:sz w:val="24"/>
-          <w:szCs w:val="24"/>
-        </w:rPr>
-        <w:t>payment</w:t>
-      </w:r>
-      <w:r>
-        <w:rPr>
-          <w:sz w:val="24"/>
-          <w:szCs w:val="24"/>
-        </w:rPr>
-        <w:t>{</w:t>
-      </w:r>
-      <w:proofErr w:type="gramEnd"/>
-      <w:r>
-        <w:rPr>
-          <w:sz w:val="24"/>
-          <w:szCs w:val="24"/>
-        </w:rPr>
-        <w:t xml:space="preserve">% </w:t>
-      </w:r>
-      <w:proofErr w:type="gramStart"/>
-      <w:r>
-        <w:rPr>
-          <w:sz w:val="24"/>
-          <w:szCs w:val="24"/>
-        </w:rPr>
-        <w:t>endif %}</w:t>
-      </w:r>
-      <w:proofErr w:type="gramEnd"/>
+        <w:t>last_payment_date}} payment</w:t>
+      </w:r>
+      <w:r>
+        <w:rPr>
+          <w:sz w:val="24"/>
+          <w:szCs w:val="24"/>
+        </w:rPr>
+        <w:t>{% endif %}</w:t>
+      </w:r>
       <w:r>
         <w:rPr>
           <w:sz w:val="24"/>
@@ -5251,252 +2893,190 @@
           <w:sz w:val="24"/>
           <w:szCs w:val="24"/>
         </w:rPr>
+        <w:t xml:space="preserve">{{other_parties[0].name_full()}} owes a total of {{ </w:t>
+      </w:r>
+      <w:r>
+        <w:rPr>
+          <w:sz w:val="24"/>
+          <w:szCs w:val="24"/>
+        </w:rPr>
+        <w:t>currency(</w:t>
+      </w:r>
+      <w:r>
+        <w:rPr>
+          <w:sz w:val="24"/>
+          <w:szCs w:val="24"/>
+        </w:rPr>
+        <w:t>maintenance_total_amount</w:t>
+      </w:r>
+      <w:r>
+        <w:rPr>
+          <w:sz w:val="24"/>
+          <w:szCs w:val="24"/>
+        </w:rPr>
+        <w:t>)</w:t>
+      </w:r>
+      <w:r>
+        <w:rPr>
+          <w:sz w:val="24"/>
+          <w:szCs w:val="24"/>
+        </w:rPr>
+        <w:t xml:space="preserve">}} in maintenance. This represents </w:t>
+      </w:r>
+      <w:r>
+        <w:rPr>
+          <w:sz w:val="24"/>
+          <w:szCs w:val="24"/>
+        </w:rPr>
+        <w:t>{{nice_number(maintenance_missed_payment_count</w:t>
+      </w:r>
+      <w:r>
+        <w:rPr>
+          <w:sz w:val="24"/>
+          <w:szCs w:val="24"/>
+        </w:rPr>
+        <w:t>,use_word=True</w:t>
+      </w:r>
+      <w:r>
+        <w:rPr>
+          <w:sz w:val="24"/>
+          <w:szCs w:val="24"/>
+        </w:rPr>
+        <w:t>)}} (</w:t>
+      </w:r>
+      <w:r>
+        <w:rPr>
+          <w:sz w:val="24"/>
+          <w:szCs w:val="24"/>
+        </w:rPr>
+        <w:t xml:space="preserve">{{ </w:t>
+      </w:r>
+      <w:r>
+        <w:rPr>
+          <w:sz w:val="24"/>
+          <w:szCs w:val="24"/>
+        </w:rPr>
+        <w:t>nice_number(</w:t>
+      </w:r>
+      <w:r>
+        <w:rPr>
+          <w:sz w:val="24"/>
+          <w:szCs w:val="24"/>
+        </w:rPr>
+        <w:t>maintenance_missed_payment_count</w:t>
+      </w:r>
+      <w:r>
+        <w:rPr>
+          <w:sz w:val="24"/>
+          <w:szCs w:val="24"/>
+        </w:rPr>
+        <w:t>,</w:t>
+      </w:r>
+      <w:r>
+        <w:rPr>
+          <w:sz w:val="24"/>
+          <w:szCs w:val="24"/>
+        </w:rPr>
+        <w:t>use_word</w:t>
+      </w:r>
+      <w:r>
+        <w:rPr>
+          <w:sz w:val="24"/>
+          <w:szCs w:val="24"/>
+        </w:rPr>
+        <w:t>=False)</w:t>
+      </w:r>
+      <w:r>
+        <w:rPr>
+          <w:sz w:val="24"/>
+          <w:szCs w:val="24"/>
+        </w:rPr>
+        <w:t>}}</w:t>
+      </w:r>
+      <w:r>
+        <w:rPr>
+          <w:sz w:val="24"/>
+          <w:szCs w:val="24"/>
+        </w:rPr>
+        <w:t>)</w:t>
+      </w:r>
+      <w:r>
+        <w:rPr>
+          <w:sz w:val="24"/>
+          <w:szCs w:val="24"/>
+        </w:rPr>
+        <w:t xml:space="preserve"> payments of {{</w:t>
+      </w:r>
+      <w:r>
+        <w:rPr>
+          <w:sz w:val="24"/>
+          <w:szCs w:val="24"/>
+        </w:rPr>
+        <w:t xml:space="preserve"> </w:t>
+      </w:r>
+      <w:r>
+        <w:rPr>
+          <w:sz w:val="24"/>
+          <w:szCs w:val="24"/>
+        </w:rPr>
+        <w:t>currency(</w:t>
+      </w:r>
+      <w:r>
+        <w:rPr>
+          <w:sz w:val="24"/>
+          <w:szCs w:val="24"/>
+        </w:rPr>
+        <w:t>maintenance</w:t>
+      </w:r>
+      <w:r>
+        <w:rPr>
+          <w:sz w:val="24"/>
+          <w:szCs w:val="24"/>
+        </w:rPr>
+        <w:t>_amount</w:t>
+      </w:r>
+      <w:r>
+        <w:rPr>
+          <w:sz w:val="24"/>
+          <w:szCs w:val="24"/>
+        </w:rPr>
+        <w:t>)</w:t>
+      </w:r>
+      <w:r>
+        <w:rPr>
+          <w:sz w:val="24"/>
+          <w:szCs w:val="24"/>
+        </w:rPr>
+        <w:t xml:space="preserve">}}{% if </w:t>
+      </w:r>
+      <w:r>
+        <w:rPr>
+          <w:sz w:val="24"/>
+          <w:szCs w:val="24"/>
+        </w:rPr>
+        <w:t>maintenance</w:t>
+      </w:r>
+      <w:r>
+        <w:rPr>
+          <w:sz w:val="24"/>
+          <w:szCs w:val="24"/>
+        </w:rPr>
+        <w:t>_arrears_check %} and an arrearage of</w:t>
+      </w:r>
+      <w:r>
+        <w:rPr>
+          <w:sz w:val="24"/>
+          <w:szCs w:val="24"/>
+        </w:rPr>
+        <w:t xml:space="preserve"> </w:t>
+      </w:r>
+      <w:r>
+        <w:rPr>
+          <w:sz w:val="24"/>
+          <w:szCs w:val="24"/>
+        </w:rPr>
         <w:t>{{</w:t>
       </w:r>
-      <w:proofErr w:type="spellStart"/>
-      <w:r>
-        <w:rPr>
-          <w:sz w:val="24"/>
-          <w:szCs w:val="24"/>
-        </w:rPr>
-        <w:t>other_parties</w:t>
-      </w:r>
-      <w:proofErr w:type="spellEnd"/>
-      <w:r>
-        <w:rPr>
-          <w:sz w:val="24"/>
-          <w:szCs w:val="24"/>
-        </w:rPr>
-        <w:t>[0].</w:t>
-      </w:r>
-      <w:proofErr w:type="spellStart"/>
-      <w:r>
-        <w:rPr>
-          <w:sz w:val="24"/>
-          <w:szCs w:val="24"/>
-        </w:rPr>
-        <w:t>name_</w:t>
-      </w:r>
-      <w:proofErr w:type="gramStart"/>
-      <w:r>
-        <w:rPr>
-          <w:sz w:val="24"/>
-          <w:szCs w:val="24"/>
-        </w:rPr>
-        <w:t>full</w:t>
-      </w:r>
-      <w:proofErr w:type="spellEnd"/>
-      <w:r>
-        <w:rPr>
-          <w:sz w:val="24"/>
-          <w:szCs w:val="24"/>
-        </w:rPr>
-        <w:t>(</w:t>
-      </w:r>
-      <w:proofErr w:type="gramEnd"/>
-      <w:r>
-        <w:rPr>
-          <w:sz w:val="24"/>
-          <w:szCs w:val="24"/>
-        </w:rPr>
-        <w:t xml:space="preserve">)}} owes a total of </w:t>
-      </w:r>
-      <w:proofErr w:type="gramStart"/>
-      <w:r>
-        <w:rPr>
-          <w:sz w:val="24"/>
-          <w:szCs w:val="24"/>
-        </w:rPr>
-        <w:t xml:space="preserve">{{ </w:t>
-      </w:r>
-      <w:r>
-        <w:rPr>
-          <w:sz w:val="24"/>
-          <w:szCs w:val="24"/>
-        </w:rPr>
-        <w:t>currency</w:t>
-      </w:r>
-      <w:proofErr w:type="gramEnd"/>
-      <w:r>
-        <w:rPr>
-          <w:sz w:val="24"/>
-          <w:szCs w:val="24"/>
-        </w:rPr>
-        <w:t>(</w:t>
-      </w:r>
-      <w:proofErr w:type="spellStart"/>
-      <w:r>
-        <w:rPr>
-          <w:sz w:val="24"/>
-          <w:szCs w:val="24"/>
-        </w:rPr>
-        <w:t>maintenance_total_</w:t>
-      </w:r>
-      <w:proofErr w:type="gramStart"/>
-      <w:r>
-        <w:rPr>
-          <w:sz w:val="24"/>
-          <w:szCs w:val="24"/>
-        </w:rPr>
-        <w:t>amount</w:t>
-      </w:r>
-      <w:proofErr w:type="spellEnd"/>
-      <w:r>
-        <w:rPr>
-          <w:sz w:val="24"/>
-          <w:szCs w:val="24"/>
-        </w:rPr>
-        <w:t>)</w:t>
-      </w:r>
-      <w:r>
-        <w:rPr>
-          <w:sz w:val="24"/>
-          <w:szCs w:val="24"/>
-        </w:rPr>
-        <w:t>}}</w:t>
-      </w:r>
-      <w:proofErr w:type="gramEnd"/>
-      <w:r>
-        <w:rPr>
-          <w:sz w:val="24"/>
-          <w:szCs w:val="24"/>
-        </w:rPr>
-        <w:t xml:space="preserve"> in maintenance. This represents </w:t>
-      </w:r>
-      <w:r>
-        <w:rPr>
-          <w:sz w:val="24"/>
-          <w:szCs w:val="24"/>
-        </w:rPr>
-        <w:t>{{</w:t>
-      </w:r>
-      <w:proofErr w:type="spellStart"/>
-      <w:r>
-        <w:rPr>
-          <w:sz w:val="24"/>
-          <w:szCs w:val="24"/>
-        </w:rPr>
-        <w:t>nice_number</w:t>
-      </w:r>
-      <w:proofErr w:type="spellEnd"/>
-      <w:r>
-        <w:rPr>
-          <w:sz w:val="24"/>
-          <w:szCs w:val="24"/>
-        </w:rPr>
-        <w:t>(</w:t>
-      </w:r>
-      <w:proofErr w:type="spellStart"/>
-      <w:r>
-        <w:rPr>
-          <w:sz w:val="24"/>
-          <w:szCs w:val="24"/>
-        </w:rPr>
-        <w:t>maintenance_missed_payment_count</w:t>
-      </w:r>
-      <w:r>
-        <w:rPr>
-          <w:sz w:val="24"/>
-          <w:szCs w:val="24"/>
-        </w:rPr>
-        <w:t>,use_word</w:t>
-      </w:r>
-      <w:proofErr w:type="spellEnd"/>
-      <w:r>
-        <w:rPr>
-          <w:sz w:val="24"/>
-          <w:szCs w:val="24"/>
-        </w:rPr>
-        <w:t>=True</w:t>
-      </w:r>
-      <w:r>
-        <w:rPr>
-          <w:sz w:val="24"/>
-          <w:szCs w:val="24"/>
-        </w:rPr>
-        <w:t>)}} (</w:t>
-      </w:r>
-      <w:r>
-        <w:rPr>
-          <w:sz w:val="24"/>
-          <w:szCs w:val="24"/>
-        </w:rPr>
-        <w:t xml:space="preserve">{{ </w:t>
-      </w:r>
-      <w:proofErr w:type="spellStart"/>
-      <w:r>
-        <w:rPr>
-          <w:sz w:val="24"/>
-          <w:szCs w:val="24"/>
-        </w:rPr>
-        <w:t>nice_number</w:t>
-      </w:r>
-      <w:proofErr w:type="spellEnd"/>
-      <w:r>
-        <w:rPr>
-          <w:sz w:val="24"/>
-          <w:szCs w:val="24"/>
-        </w:rPr>
-        <w:t>(</w:t>
-      </w:r>
-      <w:proofErr w:type="spellStart"/>
-      <w:r>
-        <w:rPr>
-          <w:sz w:val="24"/>
-          <w:szCs w:val="24"/>
-        </w:rPr>
-        <w:t>maintenance_missed_payment_count</w:t>
-      </w:r>
-      <w:r>
-        <w:rPr>
-          <w:sz w:val="24"/>
-          <w:szCs w:val="24"/>
-        </w:rPr>
-        <w:t>,</w:t>
-      </w:r>
-      <w:r>
-        <w:rPr>
-          <w:sz w:val="24"/>
-          <w:szCs w:val="24"/>
-        </w:rPr>
-        <w:t>use_word</w:t>
-      </w:r>
-      <w:proofErr w:type="spellEnd"/>
-      <w:r>
-        <w:rPr>
-          <w:sz w:val="24"/>
-          <w:szCs w:val="24"/>
-        </w:rPr>
-        <w:t>=False)</w:t>
-      </w:r>
-      <w:r>
-        <w:rPr>
-          <w:sz w:val="24"/>
-          <w:szCs w:val="24"/>
-        </w:rPr>
-        <w:t>}}</w:t>
-      </w:r>
-      <w:r>
-        <w:rPr>
-          <w:sz w:val="24"/>
-          <w:szCs w:val="24"/>
-        </w:rPr>
-        <w:t>)</w:t>
-      </w:r>
-      <w:r>
-        <w:rPr>
-          <w:sz w:val="24"/>
-          <w:szCs w:val="24"/>
-        </w:rPr>
-        <w:t xml:space="preserve"> payments of {{</w:t>
-      </w:r>
-      <w:r>
-        <w:rPr>
-          <w:sz w:val="24"/>
-          <w:szCs w:val="24"/>
-        </w:rPr>
-        <w:t xml:space="preserve"> </w:t>
-      </w:r>
       <w:r>
         <w:rPr>
           <w:sz w:val="24"/>
@@ -5504,81 +3084,6 @@
         </w:rPr>
         <w:t>currency(</w:t>
       </w:r>
-      <w:proofErr w:type="spellStart"/>
-      <w:r>
-        <w:rPr>
-          <w:sz w:val="24"/>
-          <w:szCs w:val="24"/>
-        </w:rPr>
-        <w:t>maintenance</w:t>
-      </w:r>
-      <w:r>
-        <w:rPr>
-          <w:sz w:val="24"/>
-          <w:szCs w:val="24"/>
-        </w:rPr>
-        <w:t>_amount</w:t>
-      </w:r>
-      <w:proofErr w:type="spellEnd"/>
-      <w:r>
-        <w:rPr>
-          <w:sz w:val="24"/>
-          <w:szCs w:val="24"/>
-        </w:rPr>
-        <w:t>)</w:t>
-      </w:r>
-      <w:r>
-        <w:rPr>
-          <w:sz w:val="24"/>
-          <w:szCs w:val="24"/>
-        </w:rPr>
-        <w:t xml:space="preserve">}}{% if </w:t>
-      </w:r>
-      <w:proofErr w:type="spellStart"/>
-      <w:r>
-        <w:rPr>
-          <w:sz w:val="24"/>
-          <w:szCs w:val="24"/>
-        </w:rPr>
-        <w:t>maintenance</w:t>
-      </w:r>
-      <w:r>
-        <w:rPr>
-          <w:sz w:val="24"/>
-          <w:szCs w:val="24"/>
-        </w:rPr>
-        <w:t>_arrears_check</w:t>
-      </w:r>
-      <w:proofErr w:type="spellEnd"/>
-      <w:r>
-        <w:rPr>
-          <w:sz w:val="24"/>
-          <w:szCs w:val="24"/>
-        </w:rPr>
-        <w:t xml:space="preserve"> %} and an arrearage of</w:t>
-      </w:r>
-      <w:r>
-        <w:rPr>
-          <w:sz w:val="24"/>
-          <w:szCs w:val="24"/>
-        </w:rPr>
-        <w:t xml:space="preserve"> </w:t>
-      </w:r>
-      <w:r>
-        <w:rPr>
-          <w:sz w:val="24"/>
-          <w:szCs w:val="24"/>
-        </w:rPr>
-        <w:t>{{</w:t>
-      </w:r>
-      <w:r>
-        <w:rPr>
-          <w:sz w:val="24"/>
-          <w:szCs w:val="24"/>
-        </w:rPr>
-        <w:t>currency(</w:t>
-      </w:r>
-      <w:proofErr w:type="spellStart"/>
       <w:r>
         <w:rPr>
           <w:sz w:val="24"/>
@@ -5593,7 +3098,6 @@
         </w:rPr>
         <w:t>arrears_amount</w:t>
       </w:r>
-      <w:proofErr w:type="spellEnd"/>
       <w:r>
         <w:rPr>
           <w:sz w:val="24"/>
@@ -5633,39 +3137,7 @@
           <w:sz w:val="24"/>
           <w:szCs w:val="24"/>
         </w:rPr>
-        <w:t>The lapse in payment has been in indirect contravention of the Court’s order and has caused undue financial hardship to {{users[0].</w:t>
-      </w:r>
-      <w:proofErr w:type="spellStart"/>
-      <w:r>
-        <w:rPr>
-          <w:sz w:val="24"/>
-          <w:szCs w:val="24"/>
-        </w:rPr>
-        <w:t>name_</w:t>
-      </w:r>
-      <w:proofErr w:type="gramStart"/>
-      <w:r>
-        <w:rPr>
-          <w:sz w:val="24"/>
-          <w:szCs w:val="24"/>
-        </w:rPr>
-        <w:t>full</w:t>
-      </w:r>
-      <w:proofErr w:type="spellEnd"/>
-      <w:r>
-        <w:rPr>
-          <w:sz w:val="24"/>
-          <w:szCs w:val="24"/>
-        </w:rPr>
-        <w:t>(</w:t>
-      </w:r>
-      <w:proofErr w:type="gramEnd"/>
-      <w:r>
-        <w:rPr>
-          <w:sz w:val="24"/>
-          <w:szCs w:val="24"/>
-        </w:rPr>
-        <w:t>)}}.</w:t>
+        <w:t>The lapse in payment has been in indirect contravention of the Court’s order and has caused undue financial hardship to {{users[0].name_full()}}.</w:t>
       </w:r>
     </w:p>
     <w:p>
@@ -5692,55 +3164,7 @@
           <w:sz w:val="24"/>
           <w:szCs w:val="24"/>
         </w:rPr>
-        <w:t>{{</w:t>
-      </w:r>
-      <w:proofErr w:type="spellStart"/>
-      <w:r>
-        <w:rPr>
-          <w:sz w:val="24"/>
-          <w:szCs w:val="24"/>
-        </w:rPr>
-        <w:t>other_parties</w:t>
-      </w:r>
-      <w:proofErr w:type="spellEnd"/>
-      <w:r>
-        <w:rPr>
-          <w:sz w:val="24"/>
-          <w:szCs w:val="24"/>
-        </w:rPr>
-        <w:t>[0].</w:t>
-      </w:r>
-      <w:proofErr w:type="spellStart"/>
-      <w:r>
-        <w:rPr>
-          <w:sz w:val="24"/>
-          <w:szCs w:val="24"/>
-        </w:rPr>
-        <w:t>name_</w:t>
-      </w:r>
-      <w:proofErr w:type="gramStart"/>
-      <w:r>
-        <w:rPr>
-          <w:sz w:val="24"/>
-          <w:szCs w:val="24"/>
-        </w:rPr>
-        <w:t>full</w:t>
-      </w:r>
-      <w:proofErr w:type="spellEnd"/>
-      <w:r>
-        <w:rPr>
-          <w:sz w:val="24"/>
-          <w:szCs w:val="24"/>
-        </w:rPr>
-        <w:t>(</w:t>
-      </w:r>
-      <w:proofErr w:type="gramEnd"/>
-      <w:r>
-        <w:rPr>
-          <w:sz w:val="24"/>
-          <w:szCs w:val="24"/>
-        </w:rPr>
-        <w:t xml:space="preserve">)}} is well able to pay reasonable sums for </w:t>
+        <w:t xml:space="preserve">{{other_parties[0].name_full()}} is well able to pay reasonable sums for </w:t>
       </w:r>
       <w:r>
         <w:rPr>
@@ -5781,55 +3205,7 @@
           <w:sz w:val="24"/>
           <w:szCs w:val="24"/>
         </w:rPr>
-        <w:t>Said behavior by {{</w:t>
-      </w:r>
-      <w:proofErr w:type="spellStart"/>
-      <w:r>
-        <w:rPr>
-          <w:sz w:val="24"/>
-          <w:szCs w:val="24"/>
-        </w:rPr>
-        <w:t>other_parties</w:t>
-      </w:r>
-      <w:proofErr w:type="spellEnd"/>
-      <w:r>
-        <w:rPr>
-          <w:sz w:val="24"/>
-          <w:szCs w:val="24"/>
-        </w:rPr>
-        <w:t>[0].</w:t>
-      </w:r>
-      <w:proofErr w:type="spellStart"/>
-      <w:r>
-        <w:rPr>
-          <w:sz w:val="24"/>
-          <w:szCs w:val="24"/>
-        </w:rPr>
-        <w:t>name_</w:t>
-      </w:r>
-      <w:proofErr w:type="gramStart"/>
-      <w:r>
-        <w:rPr>
-          <w:sz w:val="24"/>
-          <w:szCs w:val="24"/>
-        </w:rPr>
-        <w:t>full</w:t>
-      </w:r>
-      <w:proofErr w:type="spellEnd"/>
-      <w:r>
-        <w:rPr>
-          <w:sz w:val="24"/>
-          <w:szCs w:val="24"/>
-        </w:rPr>
-        <w:t>(</w:t>
-      </w:r>
-      <w:proofErr w:type="gramEnd"/>
-      <w:r>
-        <w:rPr>
-          <w:sz w:val="24"/>
-          <w:szCs w:val="24"/>
-        </w:rPr>
-        <w:t>)}} was willful and contumacious and they should be found in contempt of court and sanctioned accordingly.</w:t>
+        <w:t>Said behavior by {{other_parties[0].name_full()}} was willful and contumacious and they should be found in contempt of court and sanctioned accordingly.</w:t>
       </w:r>
     </w:p>
     <w:p>
@@ -5877,17 +3253,8 @@
           <w:sz w:val="24"/>
           <w:szCs w:val="24"/>
         </w:rPr>
-        <w:t xml:space="preserve"> of the IMDMA requires interest </w:t>
-      </w:r>
-      <w:proofErr w:type="gramStart"/>
-      <w:r>
-        <w:rPr>
-          <w:sz w:val="24"/>
-          <w:szCs w:val="24"/>
-        </w:rPr>
-        <w:t>on</w:t>
-      </w:r>
-      <w:proofErr w:type="gramEnd"/>
+        <w:t xml:space="preserve"> of the IMDMA requires interest on</w:t>
+      </w:r>
       <w:r>
         <w:rPr>
           <w:sz w:val="24"/>
@@ -5924,7 +3291,6 @@
           <w:szCs w:val="24"/>
         </w:rPr>
       </w:pPr>
-      <w:proofErr w:type="gramStart"/>
       <w:r>
         <w:rPr>
           <w:sz w:val="24"/>
@@ -5937,79 +3303,28 @@
           <w:sz w:val="24"/>
           <w:szCs w:val="24"/>
         </w:rPr>
-        <w:t>{{</w:t>
-      </w:r>
-      <w:proofErr w:type="gramEnd"/>
-      <w:r>
-        <w:rPr>
-          <w:sz w:val="24"/>
-          <w:szCs w:val="24"/>
-        </w:rPr>
-        <w:t>capitalize(</w:t>
-      </w:r>
-      <w:proofErr w:type="spellStart"/>
-      <w:r>
-        <w:rPr>
-          <w:sz w:val="24"/>
-          <w:szCs w:val="24"/>
-        </w:rPr>
-        <w:t>party_</w:t>
-      </w:r>
-      <w:proofErr w:type="gramStart"/>
-      <w:r>
-        <w:rPr>
-          <w:sz w:val="24"/>
-          <w:szCs w:val="24"/>
-        </w:rPr>
-        <w:t>label</w:t>
-      </w:r>
-      <w:proofErr w:type="spellEnd"/>
-      <w:r>
-        <w:rPr>
-          <w:sz w:val="24"/>
-          <w:szCs w:val="24"/>
-        </w:rPr>
-        <w:t>)}}</w:t>
-      </w:r>
-      <w:proofErr w:type="gramEnd"/>
-      <w:r>
-        <w:rPr>
-          <w:sz w:val="24"/>
-          <w:szCs w:val="24"/>
-        </w:rPr>
-        <w:t>, {{users[0].</w:t>
-      </w:r>
-      <w:proofErr w:type="spellStart"/>
-      <w:r>
-        <w:rPr>
-          <w:sz w:val="24"/>
-          <w:szCs w:val="24"/>
-        </w:rPr>
-        <w:t>name_</w:t>
-      </w:r>
-      <w:proofErr w:type="gramStart"/>
-      <w:r>
-        <w:rPr>
-          <w:sz w:val="24"/>
-          <w:szCs w:val="24"/>
-        </w:rPr>
-        <w:t>full</w:t>
-      </w:r>
-      <w:proofErr w:type="spellEnd"/>
-      <w:r>
-        <w:rPr>
-          <w:sz w:val="24"/>
-          <w:szCs w:val="24"/>
-        </w:rPr>
-        <w:t>(</w:t>
-      </w:r>
-      <w:proofErr w:type="gramEnd"/>
-      <w:r>
-        <w:rPr>
-          <w:sz w:val="24"/>
-          <w:szCs w:val="24"/>
-        </w:rPr>
-        <w:t>)}} respectfully prays:</w:t>
+        <w:t>{{capitalize(party_label)}}</w:t>
+      </w:r>
+      <w:r>
+        <w:rPr>
+          <w:sz w:val="24"/>
+          <w:szCs w:val="24"/>
+        </w:rPr>
+        <w:t xml:space="preserve">, {{users[0].name_full()}} respectfully </w:t>
+      </w:r>
+      <w:r>
+        <w:rPr>
+          <w:sz w:val="24"/>
+          <w:szCs w:val="24"/>
+        </w:rPr>
+        <w:t>seeks the following relief</w:t>
+      </w:r>
+      <w:r>
+        <w:rPr>
+          <w:sz w:val="24"/>
+          <w:szCs w:val="24"/>
+        </w:rPr>
+        <w:t>:</w:t>
       </w:r>
     </w:p>
     <w:p>
@@ -6050,81 +3365,15 @@
           <w:sz w:val="24"/>
           <w:szCs w:val="24"/>
         </w:rPr>
-        <w:t>For a Rule to Issue against {{</w:t>
-      </w:r>
-      <w:proofErr w:type="spellStart"/>
-      <w:r>
-        <w:rPr>
-          <w:sz w:val="24"/>
-          <w:szCs w:val="24"/>
-        </w:rPr>
-        <w:t>other_parties</w:t>
-      </w:r>
-      <w:proofErr w:type="spellEnd"/>
-      <w:r>
-        <w:rPr>
-          <w:sz w:val="24"/>
-          <w:szCs w:val="24"/>
-        </w:rPr>
-        <w:t>[0].</w:t>
-      </w:r>
-      <w:proofErr w:type="spellStart"/>
-      <w:r>
-        <w:rPr>
-          <w:sz w:val="24"/>
-          <w:szCs w:val="24"/>
-        </w:rPr>
-        <w:t>name_</w:t>
-      </w:r>
-      <w:proofErr w:type="gramStart"/>
-      <w:r>
-        <w:rPr>
-          <w:sz w:val="24"/>
-          <w:szCs w:val="24"/>
-        </w:rPr>
-        <w:t>full</w:t>
-      </w:r>
-      <w:proofErr w:type="spellEnd"/>
-      <w:r>
-        <w:rPr>
-          <w:sz w:val="24"/>
-          <w:szCs w:val="24"/>
-        </w:rPr>
-        <w:t>(</w:t>
-      </w:r>
-      <w:proofErr w:type="gramEnd"/>
-      <w:r>
-        <w:rPr>
-          <w:sz w:val="24"/>
-          <w:szCs w:val="24"/>
-        </w:rPr>
-        <w:t>)}} to show cause, if they have any, why they should not be held in contempt of this Court’s order of {{</w:t>
-      </w:r>
-      <w:proofErr w:type="spellStart"/>
-      <w:r>
-        <w:rPr>
-          <w:sz w:val="24"/>
-          <w:szCs w:val="24"/>
-        </w:rPr>
-        <w:t>maintenance_order_</w:t>
-      </w:r>
-      <w:proofErr w:type="gramStart"/>
-      <w:r>
-        <w:rPr>
-          <w:sz w:val="24"/>
-          <w:szCs w:val="24"/>
-        </w:rPr>
-        <w:t>date</w:t>
-      </w:r>
-      <w:proofErr w:type="spellEnd"/>
-      <w:r>
-        <w:rPr>
-          <w:sz w:val="24"/>
-          <w:szCs w:val="24"/>
-        </w:rPr>
-        <w:t>}}.</w:t>
-      </w:r>
-      <w:proofErr w:type="gramEnd"/>
+        <w:t>A</w:t>
+      </w:r>
+      <w:r>
+        <w:rPr>
+          <w:sz w:val="24"/>
+          <w:szCs w:val="24"/>
+        </w:rPr>
+        <w:t xml:space="preserve"> Rule to Issue against {{other_parties[0].name_full()}} to show cause, if they have any, why they should not be held in contempt of this Court’s order of {{maintenance_order_date}}.</w:t>
+      </w:r>
     </w:p>
     <w:p>
       <w:pPr>
@@ -6150,87 +3399,14 @@
           <w:sz w:val="24"/>
           <w:szCs w:val="24"/>
         </w:rPr>
-        <w:t>For this court to order that {{</w:t>
-      </w:r>
-      <w:proofErr w:type="spellStart"/>
-      <w:r>
-        <w:rPr>
-          <w:sz w:val="24"/>
-          <w:szCs w:val="24"/>
-        </w:rPr>
-        <w:t>other_parties</w:t>
-      </w:r>
-      <w:proofErr w:type="spellEnd"/>
-      <w:r>
-        <w:rPr>
-          <w:sz w:val="24"/>
-          <w:szCs w:val="24"/>
-        </w:rPr>
-        <w:t>[0].</w:t>
-      </w:r>
-      <w:proofErr w:type="spellStart"/>
-      <w:r>
-        <w:rPr>
-          <w:sz w:val="24"/>
-          <w:szCs w:val="24"/>
-        </w:rPr>
-        <w:t>name_</w:t>
-      </w:r>
-      <w:proofErr w:type="gramStart"/>
-      <w:r>
-        <w:rPr>
-          <w:sz w:val="24"/>
-          <w:szCs w:val="24"/>
-        </w:rPr>
-        <w:t>full</w:t>
-      </w:r>
-      <w:proofErr w:type="spellEnd"/>
-      <w:r>
-        <w:rPr>
-          <w:sz w:val="24"/>
-          <w:szCs w:val="24"/>
-        </w:rPr>
-        <w:t>(</w:t>
-      </w:r>
-      <w:proofErr w:type="gramEnd"/>
-      <w:r>
-        <w:rPr>
-          <w:sz w:val="24"/>
-          <w:szCs w:val="24"/>
-        </w:rPr>
-        <w:t>)}} pay to {{users[0].</w:t>
-      </w:r>
-      <w:proofErr w:type="spellStart"/>
-      <w:r>
-        <w:rPr>
-          <w:sz w:val="24"/>
-          <w:szCs w:val="24"/>
-        </w:rPr>
-        <w:t>name_</w:t>
-      </w:r>
-      <w:proofErr w:type="gramStart"/>
-      <w:r>
-        <w:rPr>
-          <w:sz w:val="24"/>
-          <w:szCs w:val="24"/>
-        </w:rPr>
-        <w:t>full</w:t>
-      </w:r>
-      <w:proofErr w:type="spellEnd"/>
-      <w:r>
-        <w:rPr>
-          <w:sz w:val="24"/>
-          <w:szCs w:val="24"/>
-        </w:rPr>
-        <w:t>(</w:t>
-      </w:r>
-      <w:proofErr w:type="gramEnd"/>
-      <w:r>
-        <w:rPr>
-          <w:sz w:val="24"/>
-          <w:szCs w:val="24"/>
-        </w:rPr>
-        <w:t>)}} the amount of {{</w:t>
+        <w:t>That</w:t>
+      </w:r>
+      <w:r>
+        <w:rPr>
+          <w:sz w:val="24"/>
+          <w:szCs w:val="24"/>
+        </w:rPr>
+        <w:t xml:space="preserve"> this court order that {{other_parties[0].name_full()}} pay to {{users[0].name_full()}} the amount of {{</w:t>
       </w:r>
       <w:r>
         <w:rPr>
@@ -6239,23 +3415,13 @@
         </w:rPr>
         <w:t>currency(</w:t>
       </w:r>
-      <w:proofErr w:type="spellStart"/>
-      <w:r>
-        <w:rPr>
-          <w:sz w:val="24"/>
-          <w:szCs w:val="24"/>
-        </w:rPr>
-        <w:t>maintenance_total_</w:t>
-      </w:r>
-      <w:proofErr w:type="gramStart"/>
-      <w:r>
-        <w:rPr>
-          <w:sz w:val="24"/>
-          <w:szCs w:val="24"/>
-        </w:rPr>
-        <w:t>amount</w:t>
-      </w:r>
-      <w:proofErr w:type="spellEnd"/>
+      <w:r>
+        <w:rPr>
+          <w:sz w:val="24"/>
+          <w:szCs w:val="24"/>
+        </w:rPr>
+        <w:t>maintenance_total_amount</w:t>
+      </w:r>
       <w:r>
         <w:rPr>
           <w:sz w:val="24"/>
@@ -6268,15 +3434,15 @@
           <w:sz w:val="24"/>
           <w:szCs w:val="24"/>
         </w:rPr>
-        <w:t>}}</w:t>
-      </w:r>
-      <w:proofErr w:type="gramEnd"/>
-      <w:r>
-        <w:rPr>
-          <w:sz w:val="24"/>
-          <w:szCs w:val="24"/>
-        </w:rPr>
-        <w:t xml:space="preserve"> immediately.</w:t>
+        <w:t xml:space="preserve">}} </w:t>
+      </w:r>
+      <w:r>
+        <w:rPr>
+          <w:sz w:val="24"/>
+          <w:szCs w:val="24"/>
+        </w:rPr>
+        <w:lastRenderedPageBreak/>
+        <w:t>immediately.</w:t>
       </w:r>
     </w:p>
     <w:p>
@@ -6303,104 +3469,22 @@
           <w:sz w:val="24"/>
           <w:szCs w:val="24"/>
         </w:rPr>
-        <w:t xml:space="preserve">For </w:t>
-      </w:r>
-      <w:r>
-        <w:rPr>
-          <w:sz w:val="24"/>
-          <w:szCs w:val="24"/>
-        </w:rPr>
-        <w:t>this court to order that {{</w:t>
-      </w:r>
-      <w:proofErr w:type="spellStart"/>
-      <w:r>
-        <w:rPr>
-          <w:sz w:val="24"/>
-          <w:szCs w:val="24"/>
-        </w:rPr>
-        <w:t>other_parties</w:t>
-      </w:r>
-      <w:proofErr w:type="spellEnd"/>
-      <w:r>
-        <w:rPr>
-          <w:sz w:val="24"/>
-          <w:szCs w:val="24"/>
-        </w:rPr>
-        <w:t>[0].</w:t>
-      </w:r>
-      <w:proofErr w:type="spellStart"/>
-      <w:r>
-        <w:rPr>
-          <w:sz w:val="24"/>
-          <w:szCs w:val="24"/>
-        </w:rPr>
-        <w:t>name_</w:t>
-      </w:r>
-      <w:proofErr w:type="gramStart"/>
-      <w:r>
-        <w:rPr>
-          <w:sz w:val="24"/>
-          <w:szCs w:val="24"/>
-        </w:rPr>
-        <w:t>full</w:t>
-      </w:r>
-      <w:proofErr w:type="spellEnd"/>
-      <w:r>
-        <w:rPr>
-          <w:sz w:val="24"/>
-          <w:szCs w:val="24"/>
-        </w:rPr>
-        <w:t>(</w:t>
-      </w:r>
-      <w:proofErr w:type="gramEnd"/>
-      <w:r>
-        <w:rPr>
-          <w:sz w:val="24"/>
-          <w:szCs w:val="24"/>
-        </w:rPr>
-        <w:t xml:space="preserve">)}} pay to </w:t>
-      </w:r>
-      <w:r>
-        <w:rPr>
-          <w:sz w:val="24"/>
-          <w:szCs w:val="24"/>
-        </w:rPr>
-        <w:lastRenderedPageBreak/>
-        <w:t>{{users[0].</w:t>
-      </w:r>
-      <w:proofErr w:type="spellStart"/>
-      <w:r>
-        <w:rPr>
-          <w:sz w:val="24"/>
-          <w:szCs w:val="24"/>
-        </w:rPr>
-        <w:t>name_</w:t>
-      </w:r>
-      <w:proofErr w:type="gramStart"/>
-      <w:r>
-        <w:rPr>
-          <w:sz w:val="24"/>
-          <w:szCs w:val="24"/>
-        </w:rPr>
-        <w:t>full</w:t>
-      </w:r>
-      <w:proofErr w:type="spellEnd"/>
-      <w:r>
-        <w:rPr>
-          <w:sz w:val="24"/>
-          <w:szCs w:val="24"/>
-        </w:rPr>
-        <w:t>(</w:t>
-      </w:r>
-      <w:proofErr w:type="gramEnd"/>
-      <w:r>
-        <w:rPr>
-          <w:sz w:val="24"/>
-          <w:szCs w:val="24"/>
-        </w:rPr>
-        <w:t>)}} interest on {{currency(</w:t>
-      </w:r>
-      <w:proofErr w:type="spellStart"/>
+        <w:t>That</w:t>
+      </w:r>
+      <w:r>
+        <w:rPr>
+          <w:sz w:val="24"/>
+          <w:szCs w:val="24"/>
+        </w:rPr>
+        <w:t xml:space="preserve"> </w:t>
+      </w:r>
+      <w:r>
+        <w:rPr>
+          <w:sz w:val="24"/>
+          <w:szCs w:val="24"/>
+        </w:rPr>
+        <w:t>this court order that {{other_parties[0].name_full()}} pay to {{users[0].name_full()}} interest on {{currency(</w:t>
+      </w:r>
       <w:r>
         <w:rPr>
           <w:sz w:val="24"/>
@@ -6413,15 +3497,7 @@
           <w:sz w:val="24"/>
           <w:szCs w:val="24"/>
         </w:rPr>
-        <w:t>_amount</w:t>
-      </w:r>
-      <w:proofErr w:type="spellEnd"/>
-      <w:r>
-        <w:rPr>
-          <w:sz w:val="24"/>
-          <w:szCs w:val="24"/>
-        </w:rPr>
-        <w:t>)}} in accordance with section 50</w:t>
+        <w:t>_amount)}} in accordance with section 50</w:t>
       </w:r>
       <w:r>
         <w:rPr>
@@ -6462,7 +3538,7 @@
           <w:sz w:val="24"/>
           <w:szCs w:val="24"/>
         </w:rPr>
-        <w:t>For Sanctions to issue, including jail time if there are continued violations, to prevent future violations.</w:t>
+        <w:t>Sanctions to issue, including jail time if there are continued violations, to prevent future violations.</w:t>
       </w:r>
     </w:p>
     <w:p>
@@ -6528,54 +3604,17 @@
         <w:t xml:space="preserve">Now comes </w:t>
       </w:r>
       <w:r>
-        <w:t>{{capitalize(</w:t>
-      </w:r>
-      <w:proofErr w:type="spellStart"/>
-      <w:r>
-        <w:t>party_label</w:t>
-      </w:r>
-      <w:proofErr w:type="spellEnd"/>
-      <w:r>
-        <w:t>)}}</w:t>
-      </w:r>
-      <w:r>
-        <w:t>, {{users[0].</w:t>
-      </w:r>
-      <w:proofErr w:type="spellStart"/>
-      <w:r>
-        <w:t>name_full</w:t>
-      </w:r>
-      <w:proofErr w:type="spellEnd"/>
-      <w:r>
-        <w:t>()}}, pursuant to {{statute}}, and moves this Court to issue a Rule to Show Cause against {{</w:t>
-      </w:r>
-      <w:proofErr w:type="spellStart"/>
-      <w:r>
-        <w:t>opponent_label</w:t>
-      </w:r>
-      <w:proofErr w:type="spellEnd"/>
-      <w:r>
-        <w:t>}},</w:t>
+        <w:t>{{capitalize(party_label)}}</w:t>
+      </w:r>
+      <w:r>
+        <w:t>, {{users[0].name_full()}}, pursuant to {{statute}}, and moves this Court to issue a Rule to Show Cause against {{opponent_label}},</w:t>
       </w:r>
       <w:r>
         <w:t xml:space="preserve"> </w:t>
       </w:r>
       <w:r>
-        <w:t>{{</w:t>
-      </w:r>
-      <w:proofErr w:type="spellStart"/>
-      <w:r>
-        <w:t>other_parties</w:t>
-      </w:r>
-      <w:proofErr w:type="spellEnd"/>
-      <w:r>
-        <w:t>[0].</w:t>
-      </w:r>
-      <w:proofErr w:type="spellStart"/>
-      <w:r>
-        <w:t>name_full</w:t>
-      </w:r>
-      <w:proofErr w:type="spellEnd"/>
+        <w:t>{{other_parties[0].name_full</w:t>
+      </w:r>
       <w:r>
         <w:t>(</w:t>
       </w:r>
@@ -6583,68 +3622,50 @@
         <w:t xml:space="preserve">)}}, as to why they should not be held in Indirect Civil Contempt of Court for their refusal to abide by this Court's </w:t>
       </w:r>
       <w:r>
-        <w:t xml:space="preserve">{% if </w:t>
-      </w:r>
-      <w:proofErr w:type="spellStart"/>
-      <w:r>
-        <w:t>case_type</w:t>
-      </w:r>
-      <w:proofErr w:type="spellEnd"/>
-      <w:r>
-        <w:t xml:space="preserve"> == “Other” %}{{ </w:t>
-      </w:r>
-      <w:proofErr w:type="spellStart"/>
-      <w:r>
-        <w:t>other_case_type</w:t>
-      </w:r>
-      <w:proofErr w:type="spellEnd"/>
-      <w:r>
-        <w:t>}}{% else %}</w:t>
-      </w:r>
-      <w:r>
-        <w:t>{{</w:t>
-      </w:r>
-      <w:proofErr w:type="spellStart"/>
-      <w:r>
-        <w:t>case_type</w:t>
-      </w:r>
-      <w:proofErr w:type="spellEnd"/>
-      <w:r>
-        <w:t>}}</w:t>
+        <w:t>{% if case_type == “Other” %}{{ other_case_type}}{% else %}</w:t>
+      </w:r>
+      <w:r>
+        <w:t>{{case_type}}</w:t>
       </w:r>
       <w:r>
         <w:t>{% endif %}</w:t>
       </w:r>
       <w:r>
+        <w:t>{% if case_type != “</w:t>
+      </w:r>
+      <w:r>
+        <w:t>Stalking No Contact Order</w:t>
+      </w:r>
+      <w:r>
+        <w:t>” and case_type != “</w:t>
+      </w:r>
+      <w:r>
+        <w:t>Civil No Contact Order</w:t>
+      </w:r>
+      <w:r>
+        <w:t>” and case_type != “</w:t>
+      </w:r>
+      <w:r>
+        <w:t>Order of Protection</w:t>
+      </w:r>
+      <w:r>
+        <w:t>” %}</w:t>
+      </w:r>
+      <w:r>
         <w:t xml:space="preserve"> </w:t>
       </w:r>
       <w:r>
-        <w:t xml:space="preserve">order. In support of this </w:t>
-      </w:r>
-      <w:proofErr w:type="gramStart"/>
-      <w:r>
-        <w:t xml:space="preserve">Petition, </w:t>
-      </w:r>
-      <w:r>
-        <w:t>{{</w:t>
-      </w:r>
-      <w:proofErr w:type="gramEnd"/>
-      <w:r>
-        <w:t>capitalize(</w:t>
-      </w:r>
-      <w:proofErr w:type="spellStart"/>
-      <w:r>
-        <w:t>party_</w:t>
-      </w:r>
-      <w:proofErr w:type="gramStart"/>
-      <w:r>
-        <w:t>label</w:t>
-      </w:r>
-      <w:proofErr w:type="spellEnd"/>
-      <w:r>
-        <w:t>)}}</w:t>
-      </w:r>
-      <w:proofErr w:type="gramEnd"/>
+        <w:t>order</w:t>
+      </w:r>
+      <w:r>
+        <w:t>{% endif %}</w:t>
+      </w:r>
+      <w:r>
+        <w:t xml:space="preserve">. In support of this Petition, </w:t>
+      </w:r>
+      <w:r>
+        <w:t>{{capitalize(party_label)}}</w:t>
+      </w:r>
       <w:r>
         <w:t xml:space="preserve"> states as follows:</w:t>
       </w:r>
@@ -6673,74 +3694,25 @@
           <w:sz w:val="24"/>
           <w:szCs w:val="24"/>
         </w:rPr>
-        <w:t xml:space="preserve">{% if </w:t>
-      </w:r>
-      <w:proofErr w:type="spellStart"/>
-      <w:r>
-        <w:rPr>
-          <w:sz w:val="24"/>
-          <w:szCs w:val="24"/>
-        </w:rPr>
-        <w:t>case_completed</w:t>
-      </w:r>
-      <w:proofErr w:type="spellEnd"/>
-      <w:r>
-        <w:rPr>
-          <w:sz w:val="24"/>
-          <w:szCs w:val="24"/>
-        </w:rPr>
-        <w:t xml:space="preserve"> %}On</w:t>
-      </w:r>
-      <w:r>
-        <w:rPr>
-          <w:sz w:val="24"/>
-          <w:szCs w:val="24"/>
-        </w:rPr>
-        <w:t xml:space="preserve"> {{ </w:t>
-      </w:r>
-      <w:proofErr w:type="spellStart"/>
-      <w:r>
-        <w:rPr>
-          <w:sz w:val="24"/>
-          <w:szCs w:val="24"/>
-        </w:rPr>
-        <w:t>final_order_date</w:t>
-      </w:r>
-      <w:proofErr w:type="spellEnd"/>
-      <w:r>
-        <w:rPr>
-          <w:sz w:val="24"/>
-          <w:szCs w:val="24"/>
-        </w:rPr>
-        <w:t xml:space="preserve">}}, a </w:t>
-      </w:r>
-      <w:r>
-        <w:rPr>
-          <w:sz w:val="24"/>
-          <w:szCs w:val="24"/>
-        </w:rPr>
-        <w:t xml:space="preserve">{% if </w:t>
-      </w:r>
-      <w:proofErr w:type="spellStart"/>
-      <w:r>
-        <w:rPr>
-          <w:sz w:val="24"/>
-          <w:szCs w:val="24"/>
-        </w:rPr>
-        <w:t>case_type</w:t>
-      </w:r>
-      <w:proofErr w:type="spellEnd"/>
-      <w:r>
-        <w:rPr>
-          <w:sz w:val="24"/>
-          <w:szCs w:val="24"/>
-        </w:rPr>
-        <w:t xml:space="preserve"> == “Other” %}{{</w:t>
+        <w:t>{% if case_completed %}On</w:t>
+      </w:r>
+      <w:r>
+        <w:rPr>
+          <w:sz w:val="24"/>
+          <w:szCs w:val="24"/>
+        </w:rPr>
+        <w:t xml:space="preserve"> {{ final_order_date}}, a </w:t>
+      </w:r>
+      <w:r>
+        <w:rPr>
+          <w:sz w:val="24"/>
+          <w:szCs w:val="24"/>
+        </w:rPr>
+        <w:t>{% if case_type == “Other” %}{{</w:t>
       </w:r>
       <w:r>
         <w:t xml:space="preserve"> </w:t>
       </w:r>
-      <w:proofErr w:type="spellStart"/>
       <w:r>
         <w:rPr>
           <w:sz w:val="24"/>
@@ -6748,7 +3720,6 @@
         </w:rPr>
         <w:t>other_case_type</w:t>
       </w:r>
-      <w:proofErr w:type="spellEnd"/>
       <w:r>
         <w:rPr>
           <w:sz w:val="24"/>
@@ -6761,23 +3732,7 @@
           <w:sz w:val="24"/>
           <w:szCs w:val="24"/>
         </w:rPr>
-        <w:t>{{</w:t>
-      </w:r>
-      <w:proofErr w:type="spellStart"/>
-      <w:r>
-        <w:rPr>
-          <w:sz w:val="24"/>
-          <w:szCs w:val="24"/>
-        </w:rPr>
-        <w:t>case_type</w:t>
-      </w:r>
-      <w:proofErr w:type="spellEnd"/>
-      <w:r>
-        <w:rPr>
-          <w:sz w:val="24"/>
-          <w:szCs w:val="24"/>
-        </w:rPr>
-        <w:t>}}</w:t>
+        <w:t>{{case_type}}</w:t>
       </w:r>
       <w:r>
         <w:rPr>
@@ -6791,23 +3746,7 @@
           <w:sz w:val="24"/>
           <w:szCs w:val="24"/>
         </w:rPr>
-        <w:t xml:space="preserve"> order was entered.{% else %}On {{</w:t>
-      </w:r>
-      <w:proofErr w:type="spellStart"/>
-      <w:r>
-        <w:rPr>
-          <w:sz w:val="24"/>
-          <w:szCs w:val="24"/>
-        </w:rPr>
-        <w:t>filing_date</w:t>
-      </w:r>
-      <w:proofErr w:type="spellEnd"/>
-      <w:r>
-        <w:rPr>
-          <w:sz w:val="24"/>
-          <w:szCs w:val="24"/>
-        </w:rPr>
-        <w:t>}}, this case was filed.{% endif %}</w:t>
+        <w:t xml:space="preserve"> order was entered.{% else %}On {{filing_date}}, this case was filed.{% endif %}</w:t>
       </w:r>
       <w:r>
         <w:rPr>
@@ -6821,15 +3760,7 @@
           <w:sz w:val="24"/>
           <w:szCs w:val="24"/>
         </w:rPr>
-        <w:t xml:space="preserve">para in </w:t>
-      </w:r>
-      <w:proofErr w:type="spellStart"/>
-      <w:r>
-        <w:rPr>
-          <w:sz w:val="24"/>
-          <w:szCs w:val="24"/>
-        </w:rPr>
-        <w:t>order_paragraph</w:t>
+        <w:t>para in order_paragraph</w:t>
       </w:r>
       <w:r>
         <w:rPr>
@@ -6838,7 +3769,6 @@
         </w:rPr>
         <w:t>s</w:t>
       </w:r>
-      <w:proofErr w:type="spellEnd"/>
       <w:r>
         <w:rPr>
           <w:sz w:val="24"/>
@@ -6873,7 +3803,6 @@
         </w:rPr>
         <w:t>In paragraph {{</w:t>
       </w:r>
-      <w:proofErr w:type="spellStart"/>
       <w:r>
         <w:rPr>
           <w:sz w:val="24"/>
@@ -6888,21 +3817,12 @@
         </w:rPr>
         <w:t>.name.text</w:t>
       </w:r>
-      <w:proofErr w:type="spellEnd"/>
-      <w:r>
-        <w:rPr>
-          <w:sz w:val="24"/>
-          <w:szCs w:val="24"/>
-        </w:rPr>
-        <w:t xml:space="preserve">}} of the </w:t>
-      </w:r>
-      <w:proofErr w:type="gramStart"/>
-      <w:r>
-        <w:rPr>
-          <w:sz w:val="24"/>
-          <w:szCs w:val="24"/>
-        </w:rPr>
-        <w:t>order,</w:t>
+      <w:r>
+        <w:rPr>
+          <w:sz w:val="24"/>
+          <w:szCs w:val="24"/>
+        </w:rPr>
+        <w:t>}} of the order,</w:t>
       </w:r>
       <w:r>
         <w:rPr>
@@ -6916,87 +3836,29 @@
           <w:sz w:val="24"/>
           <w:szCs w:val="24"/>
         </w:rPr>
+        <w:t>{{other_parties[0].name_full()}} was ordered to</w:t>
+      </w:r>
+      <w:r>
+        <w:rPr>
+          <w:sz w:val="24"/>
+          <w:szCs w:val="24"/>
+        </w:rPr>
+        <w:t>:</w:t>
+      </w:r>
+      <w:r>
+        <w:rPr>
+          <w:sz w:val="24"/>
+          <w:szCs w:val="24"/>
+        </w:rPr>
+        <w:t xml:space="preserve"> </w:t>
+      </w:r>
+      <w:r>
+        <w:rPr>
+          <w:sz w:val="24"/>
+          <w:szCs w:val="24"/>
+        </w:rPr>
         <w:t>{{</w:t>
       </w:r>
-      <w:proofErr w:type="spellStart"/>
-      <w:proofErr w:type="gramEnd"/>
-      <w:r>
-        <w:rPr>
-          <w:sz w:val="24"/>
-          <w:szCs w:val="24"/>
-        </w:rPr>
-        <w:t>other_parties</w:t>
-      </w:r>
-      <w:proofErr w:type="spellEnd"/>
-      <w:r>
-        <w:rPr>
-          <w:sz w:val="24"/>
-          <w:szCs w:val="24"/>
-        </w:rPr>
-        <w:t>[0].</w:t>
-      </w:r>
-      <w:proofErr w:type="spellStart"/>
-      <w:r>
-        <w:rPr>
-          <w:sz w:val="24"/>
-          <w:szCs w:val="24"/>
-        </w:rPr>
-        <w:t>name_</w:t>
-      </w:r>
-      <w:proofErr w:type="gramStart"/>
-      <w:r>
-        <w:rPr>
-          <w:sz w:val="24"/>
-          <w:szCs w:val="24"/>
-        </w:rPr>
-        <w:t>full</w:t>
-      </w:r>
-      <w:proofErr w:type="spellEnd"/>
-      <w:r>
-        <w:rPr>
-          <w:sz w:val="24"/>
-          <w:szCs w:val="24"/>
-        </w:rPr>
-        <w:t>(</w:t>
-      </w:r>
-      <w:proofErr w:type="gramEnd"/>
-      <w:r>
-        <w:rPr>
-          <w:sz w:val="24"/>
-          <w:szCs w:val="24"/>
-        </w:rPr>
-        <w:t xml:space="preserve">)}} was ordered </w:t>
-      </w:r>
-      <w:proofErr w:type="gramStart"/>
-      <w:r>
-        <w:rPr>
-          <w:sz w:val="24"/>
-          <w:szCs w:val="24"/>
-        </w:rPr>
-        <w:t>to</w:t>
-      </w:r>
-      <w:r>
-        <w:rPr>
-          <w:sz w:val="24"/>
-          <w:szCs w:val="24"/>
-        </w:rPr>
-        <w:t>:</w:t>
-      </w:r>
-      <w:r>
-        <w:rPr>
-          <w:sz w:val="24"/>
-          <w:szCs w:val="24"/>
-        </w:rPr>
-        <w:t xml:space="preserve"> </w:t>
-      </w:r>
-      <w:r>
-        <w:rPr>
-          <w:sz w:val="24"/>
-          <w:szCs w:val="24"/>
-        </w:rPr>
-        <w:t>{{</w:t>
-      </w:r>
-      <w:proofErr w:type="gramEnd"/>
       <w:r>
         <w:rPr>
           <w:sz w:val="24"/>
@@ -7009,73 +3871,15 @@
           <w:sz w:val="24"/>
           <w:szCs w:val="24"/>
         </w:rPr>
-        <w:t>fix_punctuation(</w:t>
-      </w:r>
-      <w:proofErr w:type="gramStart"/>
-      <w:r>
-        <w:rPr>
-          <w:sz w:val="24"/>
-          <w:szCs w:val="24"/>
-        </w:rPr>
-        <w:t>para.requirement</w:t>
-      </w:r>
-      <w:proofErr w:type="gramEnd"/>
-      <w:r>
-        <w:rPr>
-          <w:sz w:val="24"/>
-          <w:szCs w:val="24"/>
-        </w:rPr>
-        <w:t>.replace(</w:t>
-      </w:r>
-      <w:proofErr w:type="gramStart"/>
-      <w:r>
-        <w:rPr>
-          <w:sz w:val="24"/>
-          <w:szCs w:val="24"/>
-        </w:rPr>
-        <w:t>para.requirement</w:t>
-      </w:r>
-      <w:proofErr w:type="gramEnd"/>
-      <w:r>
-        <w:rPr>
-          <w:sz w:val="24"/>
-          <w:szCs w:val="24"/>
-        </w:rPr>
-        <w:t>[0</w:t>
-      </w:r>
-      <w:proofErr w:type="gramStart"/>
-      <w:r>
-        <w:rPr>
-          <w:sz w:val="24"/>
-          <w:szCs w:val="24"/>
-        </w:rPr>
-        <w:t>],para</w:t>
-      </w:r>
-      <w:proofErr w:type="gramEnd"/>
-      <w:r>
-        <w:rPr>
-          <w:sz w:val="24"/>
-          <w:szCs w:val="24"/>
-        </w:rPr>
-        <w:t>.requirement[0</w:t>
-      </w:r>
-      <w:proofErr w:type="gramStart"/>
-      <w:r>
-        <w:rPr>
-          <w:sz w:val="24"/>
-          <w:szCs w:val="24"/>
-        </w:rPr>
-        <w:t>].lower</w:t>
-      </w:r>
-      <w:proofErr w:type="gramEnd"/>
-      <w:r>
-        <w:rPr>
-          <w:sz w:val="24"/>
-          <w:szCs w:val="24"/>
-        </w:rPr>
-        <w:t>(),1)</w:t>
-      </w:r>
-      <w:proofErr w:type="gramStart"/>
+        <w:t>fix_punctuation(para.requirement</w:t>
+      </w:r>
+      <w:r>
+        <w:rPr>
+          <w:sz w:val="24"/>
+          <w:szCs w:val="24"/>
+        </w:rPr>
+        <w:t>.replace(para.requirement[0],para.requirement[0].lower(),1)</w:t>
+      </w:r>
       <w:r>
         <w:rPr>
           <w:sz w:val="24"/>
@@ -7090,7 +3894,6 @@
         </w:rPr>
         <w:t>)}}</w:t>
       </w:r>
-      <w:proofErr w:type="gramEnd"/>
     </w:p>
     <w:p>
       <w:pPr>
@@ -7116,107 +3919,50 @@
           <w:sz w:val="24"/>
           <w:szCs w:val="24"/>
         </w:rPr>
+        <w:t>{{other_parties[0].name_full()}}</w:t>
+      </w:r>
+      <w:r>
+        <w:rPr>
+          <w:sz w:val="24"/>
+          <w:szCs w:val="24"/>
+        </w:rPr>
+        <w:t xml:space="preserve"> violated </w:t>
+      </w:r>
+      <w:r>
+        <w:rPr>
+          <w:sz w:val="24"/>
+          <w:szCs w:val="24"/>
+        </w:rPr>
+        <w:t>paragraph {{para</w:t>
+      </w:r>
+      <w:r>
+        <w:rPr>
+          <w:sz w:val="24"/>
+          <w:szCs w:val="24"/>
+        </w:rPr>
+        <w:t>.name.text</w:t>
+      </w:r>
+      <w:r>
+        <w:rPr>
+          <w:sz w:val="24"/>
+          <w:szCs w:val="24"/>
+        </w:rPr>
+        <w:t>}} of the</w:t>
+      </w:r>
+      <w:r>
+        <w:rPr>
+          <w:sz w:val="24"/>
+          <w:szCs w:val="24"/>
+        </w:rPr>
+        <w:t xml:space="preserve"> order by: </w:t>
+      </w:r>
+      <w:r>
+        <w:rPr>
+          <w:sz w:val="24"/>
+          <w:szCs w:val="24"/>
+        </w:rPr>
         <w:t>{{</w:t>
       </w:r>
-      <w:proofErr w:type="spellStart"/>
-      <w:r>
-        <w:rPr>
-          <w:sz w:val="24"/>
-          <w:szCs w:val="24"/>
-        </w:rPr>
-        <w:t>other_parties</w:t>
-      </w:r>
-      <w:proofErr w:type="spellEnd"/>
-      <w:r>
-        <w:rPr>
-          <w:sz w:val="24"/>
-          <w:szCs w:val="24"/>
-        </w:rPr>
-        <w:t>[0].</w:t>
-      </w:r>
-      <w:proofErr w:type="spellStart"/>
-      <w:r>
-        <w:rPr>
-          <w:sz w:val="24"/>
-          <w:szCs w:val="24"/>
-        </w:rPr>
-        <w:t>name_</w:t>
-      </w:r>
-      <w:proofErr w:type="gramStart"/>
-      <w:r>
-        <w:rPr>
-          <w:sz w:val="24"/>
-          <w:szCs w:val="24"/>
-        </w:rPr>
-        <w:t>full</w:t>
-      </w:r>
-      <w:proofErr w:type="spellEnd"/>
-      <w:r>
-        <w:rPr>
-          <w:sz w:val="24"/>
-          <w:szCs w:val="24"/>
-        </w:rPr>
-        <w:t>(</w:t>
-      </w:r>
-      <w:proofErr w:type="gramEnd"/>
-      <w:r>
-        <w:rPr>
-          <w:sz w:val="24"/>
-          <w:szCs w:val="24"/>
-        </w:rPr>
-        <w:t>)}}</w:t>
-      </w:r>
-      <w:r>
-        <w:rPr>
-          <w:sz w:val="24"/>
-          <w:szCs w:val="24"/>
-        </w:rPr>
-        <w:t xml:space="preserve"> violated </w:t>
-      </w:r>
-      <w:r>
-        <w:rPr>
-          <w:sz w:val="24"/>
-          <w:szCs w:val="24"/>
-        </w:rPr>
-        <w:t>paragraph {{</w:t>
-      </w:r>
-      <w:proofErr w:type="spellStart"/>
-      <w:r>
-        <w:rPr>
-          <w:sz w:val="24"/>
-          <w:szCs w:val="24"/>
-        </w:rPr>
-        <w:t>para</w:t>
-      </w:r>
-      <w:r>
-        <w:rPr>
-          <w:sz w:val="24"/>
-          <w:szCs w:val="24"/>
-        </w:rPr>
-        <w:t>.name.text</w:t>
-      </w:r>
-      <w:proofErr w:type="spellEnd"/>
-      <w:r>
-        <w:rPr>
-          <w:sz w:val="24"/>
-          <w:szCs w:val="24"/>
-        </w:rPr>
-        <w:t>}} of the</w:t>
-      </w:r>
-      <w:r>
-        <w:rPr>
-          <w:sz w:val="24"/>
-          <w:szCs w:val="24"/>
-        </w:rPr>
-        <w:t xml:space="preserve"> order by: </w:t>
-      </w:r>
-      <w:r>
-        <w:rPr>
-          <w:sz w:val="24"/>
-          <w:szCs w:val="24"/>
-        </w:rPr>
-        <w:t>{{</w:t>
-      </w:r>
       <w:r>
         <w:rPr>
           <w:sz w:val="24"/>
@@ -7231,7 +3977,6 @@
         </w:rPr>
         <w:t>fix_punctuation(</w:t>
       </w:r>
-      <w:proofErr w:type="gramStart"/>
       <w:r>
         <w:rPr>
           <w:sz w:val="24"/>
@@ -7239,61 +3984,12 @@
         </w:rPr>
         <w:t>para.violation</w:t>
       </w:r>
-      <w:proofErr w:type="gramEnd"/>
-      <w:r>
-        <w:rPr>
-          <w:sz w:val="24"/>
-          <w:szCs w:val="24"/>
-        </w:rPr>
-        <w:t>.replace(</w:t>
-      </w:r>
-      <w:proofErr w:type="gramStart"/>
-      <w:r>
-        <w:rPr>
-          <w:sz w:val="24"/>
-          <w:szCs w:val="24"/>
-        </w:rPr>
-        <w:t>para.violation</w:t>
-      </w:r>
-      <w:proofErr w:type="gramEnd"/>
-      <w:r>
-        <w:rPr>
-          <w:sz w:val="24"/>
-          <w:szCs w:val="24"/>
-        </w:rPr>
-        <w:t>[0</w:t>
-      </w:r>
-      <w:proofErr w:type="gramStart"/>
-      <w:r>
-        <w:rPr>
-          <w:sz w:val="24"/>
-          <w:szCs w:val="24"/>
-        </w:rPr>
-        <w:t>],para</w:t>
-      </w:r>
-      <w:proofErr w:type="gramEnd"/>
-      <w:r>
-        <w:rPr>
-          <w:sz w:val="24"/>
-          <w:szCs w:val="24"/>
-        </w:rPr>
-        <w:t>.violation[0</w:t>
-      </w:r>
-      <w:proofErr w:type="gramStart"/>
-      <w:r>
-        <w:rPr>
-          <w:sz w:val="24"/>
-          <w:szCs w:val="24"/>
-        </w:rPr>
-        <w:t>].lower</w:t>
-      </w:r>
-      <w:proofErr w:type="gramEnd"/>
-      <w:r>
-        <w:rPr>
-          <w:sz w:val="24"/>
-          <w:szCs w:val="24"/>
-        </w:rPr>
-        <w:t>(),1)</w:t>
+      <w:r>
+        <w:rPr>
+          <w:sz w:val="24"/>
+          <w:szCs w:val="24"/>
+        </w:rPr>
+        <w:t>.replace(para.violation[0],para.violation[0].lower(),1)</w:t>
       </w:r>
       <w:r>
         <w:rPr>
@@ -7309,37 +4005,12 @@
         </w:rPr>
         <w:t>)</w:t>
       </w:r>
-      <w:proofErr w:type="gramStart"/>
-      <w:r>
-        <w:rPr>
-          <w:sz w:val="24"/>
-          <w:szCs w:val="24"/>
-        </w:rPr>
-        <w:t>}}{</w:t>
-      </w:r>
-      <w:proofErr w:type="gramEnd"/>
-      <w:r>
-        <w:rPr>
-          <w:sz w:val="24"/>
-          <w:szCs w:val="24"/>
-        </w:rPr>
-        <w:t xml:space="preserve">% </w:t>
-      </w:r>
-      <w:proofErr w:type="spellStart"/>
-      <w:r>
-        <w:rPr>
-          <w:sz w:val="24"/>
-          <w:szCs w:val="24"/>
-        </w:rPr>
-        <w:t>endfor</w:t>
-      </w:r>
-      <w:proofErr w:type="spellEnd"/>
-      <w:r>
-        <w:rPr>
-          <w:sz w:val="24"/>
-          <w:szCs w:val="24"/>
-        </w:rPr>
-        <w:t xml:space="preserve"> %}</w:t>
+      <w:r>
+        <w:rPr>
+          <w:sz w:val="24"/>
+          <w:szCs w:val="24"/>
+        </w:rPr>
+        <w:t>}}{% endfor %}</w:t>
       </w:r>
     </w:p>
     <w:p>
@@ -7366,55 +4037,7 @@
           <w:sz w:val="24"/>
           <w:szCs w:val="24"/>
         </w:rPr>
-        <w:t>Said behavior by {{</w:t>
-      </w:r>
-      <w:proofErr w:type="spellStart"/>
-      <w:r>
-        <w:rPr>
-          <w:sz w:val="24"/>
-          <w:szCs w:val="24"/>
-        </w:rPr>
-        <w:t>other_parties</w:t>
-      </w:r>
-      <w:proofErr w:type="spellEnd"/>
-      <w:r>
-        <w:rPr>
-          <w:sz w:val="24"/>
-          <w:szCs w:val="24"/>
-        </w:rPr>
-        <w:t>[0].</w:t>
-      </w:r>
-      <w:proofErr w:type="spellStart"/>
-      <w:r>
-        <w:rPr>
-          <w:sz w:val="24"/>
-          <w:szCs w:val="24"/>
-        </w:rPr>
-        <w:t>name_</w:t>
-      </w:r>
-      <w:proofErr w:type="gramStart"/>
-      <w:r>
-        <w:rPr>
-          <w:sz w:val="24"/>
-          <w:szCs w:val="24"/>
-        </w:rPr>
-        <w:t>full</w:t>
-      </w:r>
-      <w:proofErr w:type="spellEnd"/>
-      <w:r>
-        <w:rPr>
-          <w:sz w:val="24"/>
-          <w:szCs w:val="24"/>
-        </w:rPr>
-        <w:t>(</w:t>
-      </w:r>
-      <w:proofErr w:type="gramEnd"/>
-      <w:r>
-        <w:rPr>
-          <w:sz w:val="24"/>
-          <w:szCs w:val="24"/>
-        </w:rPr>
-        <w:t>)}} was willful and contumacious and they should be found in contempt of court and sanctioned accordingly.</w:t>
+        <w:t>Said behavior by {{other_parties[0].name_full()}} was willful and contumacious and they should be found in contempt of court and sanctioned accordingly.</w:t>
       </w:r>
     </w:p>
     <w:p>
@@ -7430,7 +4053,6 @@
           <w:szCs w:val="24"/>
         </w:rPr>
       </w:pPr>
-      <w:proofErr w:type="gramStart"/>
       <w:r>
         <w:rPr>
           <w:sz w:val="24"/>
@@ -7443,79 +4065,36 @@
           <w:sz w:val="24"/>
           <w:szCs w:val="24"/>
         </w:rPr>
-        <w:t>{{</w:t>
-      </w:r>
-      <w:proofErr w:type="gramEnd"/>
-      <w:r>
-        <w:rPr>
-          <w:sz w:val="24"/>
-          <w:szCs w:val="24"/>
-        </w:rPr>
-        <w:t>capitalize(</w:t>
-      </w:r>
-      <w:proofErr w:type="spellStart"/>
-      <w:r>
-        <w:rPr>
-          <w:sz w:val="24"/>
-          <w:szCs w:val="24"/>
-        </w:rPr>
-        <w:t>party_</w:t>
-      </w:r>
-      <w:proofErr w:type="gramStart"/>
-      <w:r>
-        <w:rPr>
-          <w:sz w:val="24"/>
-          <w:szCs w:val="24"/>
-        </w:rPr>
-        <w:t>label</w:t>
-      </w:r>
-      <w:proofErr w:type="spellEnd"/>
-      <w:r>
-        <w:rPr>
-          <w:sz w:val="24"/>
-          <w:szCs w:val="24"/>
-        </w:rPr>
-        <w:t>)}}</w:t>
-      </w:r>
-      <w:proofErr w:type="gramEnd"/>
-      <w:r>
-        <w:rPr>
-          <w:sz w:val="24"/>
-          <w:szCs w:val="24"/>
-        </w:rPr>
-        <w:t>, {{users[0].</w:t>
-      </w:r>
-      <w:proofErr w:type="spellStart"/>
-      <w:r>
-        <w:rPr>
-          <w:sz w:val="24"/>
-          <w:szCs w:val="24"/>
-        </w:rPr>
-        <w:t>name_</w:t>
-      </w:r>
-      <w:proofErr w:type="gramStart"/>
-      <w:r>
-        <w:rPr>
-          <w:sz w:val="24"/>
-          <w:szCs w:val="24"/>
-        </w:rPr>
-        <w:t>full</w:t>
-      </w:r>
-      <w:proofErr w:type="spellEnd"/>
-      <w:r>
-        <w:rPr>
-          <w:sz w:val="24"/>
-          <w:szCs w:val="24"/>
-        </w:rPr>
-        <w:t>(</w:t>
-      </w:r>
-      <w:proofErr w:type="gramEnd"/>
-      <w:r>
-        <w:rPr>
-          <w:sz w:val="24"/>
-          <w:szCs w:val="24"/>
-        </w:rPr>
-        <w:t>)}} respectfully prays:</w:t>
+        <w:t>{{capitalize(party_label)}}</w:t>
+      </w:r>
+      <w:r>
+        <w:rPr>
+          <w:sz w:val="24"/>
+          <w:szCs w:val="24"/>
+        </w:rPr>
+        <w:t xml:space="preserve">, {{users[0].name_full()}} respectfully </w:t>
+      </w:r>
+      <w:r>
+        <w:rPr>
+          <w:sz w:val="24"/>
+          <w:szCs w:val="24"/>
+        </w:rPr>
+        <w:t xml:space="preserve">seeks the </w:t>
+      </w:r>
+      <w:r>
+        <w:rPr>
+          <w:sz w:val="24"/>
+          <w:szCs w:val="24"/>
+        </w:rPr>
+        <w:lastRenderedPageBreak/>
+        <w:t>following relief</w:t>
+      </w:r>
+      <w:r>
+        <w:rPr>
+          <w:sz w:val="24"/>
+          <w:szCs w:val="24"/>
+        </w:rPr>
+        <w:t>:</w:t>
       </w:r>
     </w:p>
     <w:p>
@@ -7542,39 +4121,14 @@
           <w:sz w:val="24"/>
           <w:szCs w:val="24"/>
         </w:rPr>
-        <w:t>For a Rule to issue against {{</w:t>
-      </w:r>
-      <w:proofErr w:type="spellStart"/>
-      <w:r>
-        <w:rPr>
-          <w:sz w:val="24"/>
-          <w:szCs w:val="24"/>
-        </w:rPr>
-        <w:t>other_parties</w:t>
-      </w:r>
-      <w:proofErr w:type="spellEnd"/>
-      <w:r>
-        <w:rPr>
-          <w:sz w:val="24"/>
-          <w:szCs w:val="24"/>
-        </w:rPr>
-        <w:t>[0].</w:t>
-      </w:r>
-      <w:proofErr w:type="spellStart"/>
-      <w:r>
-        <w:rPr>
-          <w:sz w:val="24"/>
-          <w:szCs w:val="24"/>
-        </w:rPr>
-        <w:t>name_full</w:t>
-      </w:r>
-      <w:proofErr w:type="spellEnd"/>
-      <w:r>
-        <w:rPr>
-          <w:sz w:val="24"/>
-          <w:szCs w:val="24"/>
-        </w:rPr>
-        <w:t>()}}</w:t>
+        <w:t>A</w:t>
+      </w:r>
+      <w:r>
+        <w:rPr>
+          <w:sz w:val="24"/>
+          <w:szCs w:val="24"/>
+        </w:rPr>
+        <w:t xml:space="preserve"> Rule to issue against {{other_parties[0].name_full()}}</w:t>
       </w:r>
       <w:r>
         <w:rPr>
@@ -7588,46 +4142,14 @@
           <w:sz w:val="24"/>
           <w:szCs w:val="24"/>
         </w:rPr>
-        <w:t xml:space="preserve">{% if </w:t>
-      </w:r>
-      <w:proofErr w:type="spellStart"/>
-      <w:r>
-        <w:rPr>
-          <w:sz w:val="24"/>
-          <w:szCs w:val="24"/>
-        </w:rPr>
-        <w:t>case_completed</w:t>
-      </w:r>
-      <w:proofErr w:type="spellEnd"/>
-      <w:r>
-        <w:rPr>
-          <w:sz w:val="24"/>
-          <w:szCs w:val="24"/>
-        </w:rPr>
-        <w:t xml:space="preserve"> %}</w:t>
-      </w:r>
-      <w:r>
-        <w:rPr>
-          <w:sz w:val="24"/>
-          <w:szCs w:val="24"/>
-        </w:rPr>
-        <w:t xml:space="preserve"> of {{</w:t>
-      </w:r>
-      <w:proofErr w:type="spellStart"/>
-      <w:r>
-        <w:rPr>
-          <w:sz w:val="24"/>
-          <w:szCs w:val="24"/>
-        </w:rPr>
-        <w:t>final_order_date</w:t>
-      </w:r>
-      <w:proofErr w:type="spellEnd"/>
-      <w:r>
-        <w:rPr>
-          <w:sz w:val="24"/>
-          <w:szCs w:val="24"/>
-        </w:rPr>
-        <w:t>}}</w:t>
+        <w:t>{% if case_completed %}</w:t>
+      </w:r>
+      <w:r>
+        <w:rPr>
+          <w:sz w:val="24"/>
+          <w:szCs w:val="24"/>
+        </w:rPr>
+        <w:t xml:space="preserve"> of {{final_order_date}}</w:t>
       </w:r>
       <w:r>
         <w:rPr>
@@ -7641,15 +4163,7 @@
           <w:sz w:val="24"/>
           <w:szCs w:val="24"/>
         </w:rPr>
-        <w:t xml:space="preserve">.{% for para in </w:t>
-      </w:r>
-      <w:proofErr w:type="spellStart"/>
-      <w:r>
-        <w:rPr>
-          <w:sz w:val="24"/>
-          <w:szCs w:val="24"/>
-        </w:rPr>
-        <w:t>order_paragraph</w:t>
+        <w:t>.{% for para in order_paragraph</w:t>
       </w:r>
       <w:r>
         <w:rPr>
@@ -7658,7 +4172,6 @@
         </w:rPr>
         <w:t>s</w:t>
       </w:r>
-      <w:proofErr w:type="spellEnd"/>
       <w:r>
         <w:rPr>
           <w:sz w:val="24"/>
@@ -7691,66 +4204,15 @@
           <w:sz w:val="24"/>
           <w:szCs w:val="24"/>
         </w:rPr>
-        <w:lastRenderedPageBreak/>
-        <w:t>For this Court to order that {{</w:t>
-      </w:r>
-      <w:proofErr w:type="spellStart"/>
-      <w:r>
-        <w:rPr>
-          <w:sz w:val="24"/>
-          <w:szCs w:val="24"/>
-        </w:rPr>
-        <w:t>other_parties</w:t>
-      </w:r>
-      <w:proofErr w:type="spellEnd"/>
-      <w:r>
-        <w:rPr>
-          <w:sz w:val="24"/>
-          <w:szCs w:val="24"/>
-        </w:rPr>
-        <w:t>[0].</w:t>
-      </w:r>
-      <w:proofErr w:type="spellStart"/>
-      <w:r>
-        <w:rPr>
-          <w:sz w:val="24"/>
-          <w:szCs w:val="24"/>
-        </w:rPr>
-        <w:t>name_</w:t>
-      </w:r>
-      <w:proofErr w:type="gramStart"/>
-      <w:r>
-        <w:rPr>
-          <w:sz w:val="24"/>
-          <w:szCs w:val="24"/>
-        </w:rPr>
-        <w:t>full</w:t>
-      </w:r>
-      <w:proofErr w:type="spellEnd"/>
-      <w:r>
-        <w:rPr>
-          <w:sz w:val="24"/>
-          <w:szCs w:val="24"/>
-        </w:rPr>
-        <w:t>(</w:t>
-      </w:r>
-      <w:proofErr w:type="gramEnd"/>
-      <w:r>
-        <w:rPr>
-          <w:sz w:val="24"/>
-          <w:szCs w:val="24"/>
-        </w:rPr>
-        <w:t xml:space="preserve">)}} do the </w:t>
-      </w:r>
-      <w:proofErr w:type="gramStart"/>
-      <w:r>
-        <w:rPr>
-          <w:sz w:val="24"/>
-          <w:szCs w:val="24"/>
-        </w:rPr>
-        <w:t>following: {{</w:t>
-      </w:r>
-      <w:proofErr w:type="gramEnd"/>
+        <w:t>That</w:t>
+      </w:r>
+      <w:r>
+        <w:rPr>
+          <w:sz w:val="24"/>
+          <w:szCs w:val="24"/>
+        </w:rPr>
+        <w:t xml:space="preserve"> this Court order that {{other_parties[0].name_full()}} do the following: {{</w:t>
+      </w:r>
       <w:r>
         <w:rPr>
           <w:sz w:val="24"/>
@@ -7763,54 +4225,21 @@
           <w:sz w:val="24"/>
           <w:szCs w:val="24"/>
         </w:rPr>
-        <w:t>fix_punctuation(</w:t>
-      </w:r>
-      <w:proofErr w:type="gramStart"/>
-      <w:r>
-        <w:rPr>
-          <w:sz w:val="24"/>
-          <w:szCs w:val="24"/>
-        </w:rPr>
-        <w:t>para.order</w:t>
-      </w:r>
-      <w:proofErr w:type="gramEnd"/>
-      <w:r>
-        <w:rPr>
-          <w:sz w:val="24"/>
-          <w:szCs w:val="24"/>
-        </w:rPr>
-        <w:t>_</w:t>
-      </w:r>
-      <w:proofErr w:type="gramStart"/>
-      <w:r>
-        <w:rPr>
-          <w:sz w:val="24"/>
-          <w:szCs w:val="24"/>
-        </w:rPr>
-        <w:t>request</w:t>
-      </w:r>
-      <w:r>
-        <w:rPr>
-          <w:sz w:val="24"/>
-          <w:szCs w:val="24"/>
-        </w:rPr>
-        <w:t>.replace</w:t>
-      </w:r>
-      <w:proofErr w:type="gramEnd"/>
-      <w:r>
-        <w:rPr>
-          <w:sz w:val="24"/>
-          <w:szCs w:val="24"/>
-        </w:rPr>
-        <w:t>(</w:t>
-      </w:r>
-      <w:proofErr w:type="gramStart"/>
-      <w:r>
-        <w:rPr>
-          <w:sz w:val="24"/>
-          <w:szCs w:val="24"/>
-        </w:rPr>
-        <w:t>para.</w:t>
+        <w:t>fix_punctuation(para.order</w:t>
+      </w:r>
+      <w:r>
+        <w:rPr>
+          <w:sz w:val="24"/>
+          <w:szCs w:val="24"/>
+        </w:rPr>
+        <w:t>_request</w:t>
+      </w:r>
+      <w:r>
+        <w:rPr>
+          <w:sz w:val="24"/>
+          <w:szCs w:val="24"/>
+        </w:rPr>
+        <w:t>.replace(para.</w:t>
       </w:r>
       <w:r>
         <w:rPr>
@@ -7819,29 +4248,12 @@
         </w:rPr>
         <w:t>order</w:t>
       </w:r>
-      <w:proofErr w:type="gramEnd"/>
-      <w:r>
-        <w:rPr>
-          <w:sz w:val="24"/>
-          <w:szCs w:val="24"/>
-        </w:rPr>
-        <w:t>_request[0</w:t>
-      </w:r>
-      <w:proofErr w:type="gramStart"/>
-      <w:r>
-        <w:rPr>
-          <w:sz w:val="24"/>
-          <w:szCs w:val="24"/>
-        </w:rPr>
-        <w:t>],para</w:t>
-      </w:r>
-      <w:proofErr w:type="gramEnd"/>
-      <w:r>
-        <w:rPr>
-          <w:sz w:val="24"/>
-          <w:szCs w:val="24"/>
-        </w:rPr>
-        <w:t>.</w:t>
+      <w:r>
+        <w:rPr>
+          <w:sz w:val="24"/>
+          <w:szCs w:val="24"/>
+        </w:rPr>
+        <w:t>_request[0],para.</w:t>
       </w:r>
       <w:r>
         <w:rPr>
@@ -7855,23 +4267,7 @@
           <w:sz w:val="24"/>
           <w:szCs w:val="24"/>
         </w:rPr>
-        <w:t>_request[0</w:t>
-      </w:r>
-      <w:proofErr w:type="gramStart"/>
-      <w:r>
-        <w:rPr>
-          <w:sz w:val="24"/>
-          <w:szCs w:val="24"/>
-        </w:rPr>
-        <w:t>].lower</w:t>
-      </w:r>
-      <w:proofErr w:type="gramEnd"/>
-      <w:r>
-        <w:rPr>
-          <w:sz w:val="24"/>
-          <w:szCs w:val="24"/>
-        </w:rPr>
-        <w:t>(),1)</w:t>
+        <w:t>_request[0].lower(),1)</w:t>
       </w:r>
       <w:r>
         <w:rPr>
@@ -7887,40 +4283,39 @@
         </w:rPr>
         <w:t>)</w:t>
       </w:r>
-      <w:proofErr w:type="gramStart"/>
-      <w:r>
-        <w:rPr>
-          <w:sz w:val="24"/>
-          <w:szCs w:val="24"/>
-        </w:rPr>
-        <w:t>}}{</w:t>
-      </w:r>
-      <w:proofErr w:type="gramEnd"/>
-      <w:r>
-        <w:rPr>
-          <w:sz w:val="24"/>
-          <w:szCs w:val="24"/>
-        </w:rPr>
-        <w:t xml:space="preserve">% </w:t>
-      </w:r>
-      <w:proofErr w:type="spellStart"/>
-      <w:proofErr w:type="gramStart"/>
-      <w:r>
-        <w:rPr>
-          <w:sz w:val="24"/>
-          <w:szCs w:val="24"/>
-        </w:rPr>
-        <w:t>endfor</w:t>
-      </w:r>
-      <w:proofErr w:type="spellEnd"/>
-      <w:r>
-        <w:rPr>
-          <w:sz w:val="24"/>
-          <w:szCs w:val="24"/>
-        </w:rPr>
-        <w:t xml:space="preserve"> %}</w:t>
-      </w:r>
-      <w:proofErr w:type="gramEnd"/>
+      <w:r>
+        <w:rPr>
+          <w:sz w:val="24"/>
+          <w:szCs w:val="24"/>
+        </w:rPr>
+        <w:t>}}{% endfor %}</w:t>
+      </w:r>
+    </w:p>
+    <w:p>
+      <w:pPr>
+        <w:pStyle w:val="ListParagraph"/>
+        <w:numPr>
+          <w:ilvl w:val="1"/>
+          <w:numId w:val="6"/>
+        </w:numPr>
+        <w:tabs>
+          <w:tab w:val="left" w:pos="1545"/>
+          <w:tab w:val="left" w:pos="3935"/>
+          <w:tab w:val="left" w:pos="9468"/>
+        </w:tabs>
+        <w:spacing w:line="360" w:lineRule="auto"/>
+        <w:rPr>
+          <w:sz w:val="24"/>
+          <w:szCs w:val="24"/>
+        </w:rPr>
+      </w:pPr>
+      <w:r>
+        <w:rPr>
+          <w:sz w:val="24"/>
+          <w:szCs w:val="24"/>
+        </w:rPr>
+        <w:t>Sanctions to issue, including jail time if there are continued violations, to prevent future violations.</w:t>
+      </w:r>
     </w:p>
     <w:p>
       <w:pPr>
@@ -7946,33 +4341,6 @@
           <w:sz w:val="24"/>
           <w:szCs w:val="24"/>
         </w:rPr>
-        <w:t>For Sanctions to issue, including jail time if there are continued violations, to prevent future violations.</w:t>
-      </w:r>
-    </w:p>
-    <w:p>
-      <w:pPr>
-        <w:pStyle w:val="ListParagraph"/>
-        <w:numPr>
-          <w:ilvl w:val="0"/>
-          <w:numId w:val="6"/>
-        </w:numPr>
-        <w:tabs>
-          <w:tab w:val="left" w:pos="1545"/>
-          <w:tab w:val="left" w:pos="3935"/>
-          <w:tab w:val="left" w:pos="9468"/>
-        </w:tabs>
-        <w:spacing w:line="360" w:lineRule="auto"/>
-        <w:ind w:left="655" w:hanging="295"/>
-        <w:rPr>
-          <w:sz w:val="24"/>
-          <w:szCs w:val="24"/>
-        </w:rPr>
-      </w:pPr>
-      <w:r>
-        <w:rPr>
-          <w:sz w:val="24"/>
-          <w:szCs w:val="24"/>
-        </w:rPr>
         <w:t xml:space="preserve">That </w:t>
       </w:r>
       <w:r>
@@ -7980,55 +4348,14 @@
           <w:sz w:val="24"/>
           <w:szCs w:val="24"/>
         </w:rPr>
-        <w:t>{{capitalize(</w:t>
-      </w:r>
-      <w:proofErr w:type="spellStart"/>
-      <w:r>
-        <w:rPr>
-          <w:sz w:val="24"/>
-          <w:szCs w:val="24"/>
-        </w:rPr>
-        <w:t>party_</w:t>
-      </w:r>
-      <w:proofErr w:type="gramStart"/>
-      <w:r>
-        <w:rPr>
-          <w:sz w:val="24"/>
-          <w:szCs w:val="24"/>
-        </w:rPr>
-        <w:t>label</w:t>
-      </w:r>
-      <w:proofErr w:type="spellEnd"/>
-      <w:r>
-        <w:rPr>
-          <w:sz w:val="24"/>
-          <w:szCs w:val="24"/>
-        </w:rPr>
-        <w:t>)}}</w:t>
-      </w:r>
-      <w:proofErr w:type="gramEnd"/>
-      <w:r>
-        <w:rPr>
-          <w:sz w:val="24"/>
-          <w:szCs w:val="24"/>
-        </w:rPr>
-        <w:t xml:space="preserve"> </w:t>
-      </w:r>
-      <w:proofErr w:type="gramStart"/>
-      <w:r>
-        <w:rPr>
-          <w:sz w:val="24"/>
-          <w:szCs w:val="24"/>
-        </w:rPr>
-        <w:t>have</w:t>
-      </w:r>
-      <w:proofErr w:type="gramEnd"/>
-      <w:r>
-        <w:rPr>
-          <w:sz w:val="24"/>
-          <w:szCs w:val="24"/>
-        </w:rPr>
-        <w:t xml:space="preserve"> such other relief as may be just and equitable.</w:t>
+        <w:t>{{capitalize(party_label)}}</w:t>
+      </w:r>
+      <w:r>
+        <w:rPr>
+          <w:sz w:val="24"/>
+          <w:szCs w:val="24"/>
+        </w:rPr>
+        <w:t xml:space="preserve"> have such other relief as may be just and equitable.</w:t>
       </w:r>
     </w:p>
     <w:p>
@@ -8132,103 +4459,7 @@
                 <w:sz w:val="24"/>
                 <w:szCs w:val="24"/>
               </w:rPr>
-              <w:t xml:space="preserve">{% if </w:t>
-            </w:r>
-            <w:proofErr w:type="spellStart"/>
-            <w:r>
-              <w:rPr>
-                <w:sz w:val="24"/>
-                <w:szCs w:val="24"/>
-              </w:rPr>
-              <w:t>e_</w:t>
-            </w:r>
-            <w:proofErr w:type="gramStart"/>
-            <w:r>
-              <w:rPr>
-                <w:sz w:val="24"/>
-                <w:szCs w:val="24"/>
-              </w:rPr>
-              <w:t>signature</w:t>
-            </w:r>
-            <w:proofErr w:type="spellEnd"/>
-            <w:r>
-              <w:rPr>
-                <w:sz w:val="24"/>
-                <w:szCs w:val="24"/>
-              </w:rPr>
-              <w:t xml:space="preserve"> %}</w:t>
-            </w:r>
-            <w:proofErr w:type="gramEnd"/>
-            <w:r>
-              <w:rPr>
-                <w:sz w:val="24"/>
-                <w:szCs w:val="24"/>
-              </w:rPr>
-              <w:t>/</w:t>
-            </w:r>
-            <w:proofErr w:type="gramStart"/>
-            <w:r>
-              <w:rPr>
-                <w:sz w:val="24"/>
-                <w:szCs w:val="24"/>
-              </w:rPr>
-              <w:t>s/ {{</w:t>
-            </w:r>
-            <w:proofErr w:type="gramEnd"/>
-            <w:r>
-              <w:rPr>
-                <w:sz w:val="24"/>
-                <w:szCs w:val="24"/>
-              </w:rPr>
-              <w:t>users[0].</w:t>
-            </w:r>
-            <w:proofErr w:type="spellStart"/>
-            <w:r>
-              <w:rPr>
-                <w:sz w:val="24"/>
-                <w:szCs w:val="24"/>
-              </w:rPr>
-              <w:t>name_</w:t>
-            </w:r>
-            <w:proofErr w:type="gramStart"/>
-            <w:r>
-              <w:rPr>
-                <w:sz w:val="24"/>
-                <w:szCs w:val="24"/>
-              </w:rPr>
-              <w:t>full</w:t>
-            </w:r>
-            <w:proofErr w:type="spellEnd"/>
-            <w:r>
-              <w:rPr>
-                <w:sz w:val="24"/>
-                <w:szCs w:val="24"/>
-              </w:rPr>
-              <w:t>(</w:t>
-            </w:r>
-            <w:proofErr w:type="gramEnd"/>
-            <w:r>
-              <w:rPr>
-                <w:sz w:val="24"/>
-                <w:szCs w:val="24"/>
-              </w:rPr>
-              <w:t>)</w:t>
-            </w:r>
-            <w:proofErr w:type="gramStart"/>
-            <w:r>
-              <w:rPr>
-                <w:sz w:val="24"/>
-                <w:szCs w:val="24"/>
-              </w:rPr>
-              <w:t>}}{</w:t>
-            </w:r>
-            <w:proofErr w:type="gramEnd"/>
-            <w:r>
-              <w:rPr>
-                <w:sz w:val="24"/>
-                <w:szCs w:val="24"/>
-              </w:rPr>
-              <w:t>% endif %}</w:t>
+              <w:t>{% if e_signature %}/s/ {{users[0].name_full()}}{% endif %}</w:t>
             </w:r>
           </w:p>
         </w:tc>
@@ -8255,39 +4486,7 @@
           <w:sz w:val="24"/>
           <w:szCs w:val="24"/>
         </w:rPr>
-        <w:t>{{users[0].</w:t>
-      </w:r>
-      <w:proofErr w:type="spellStart"/>
-      <w:r>
-        <w:rPr>
-          <w:sz w:val="24"/>
-          <w:szCs w:val="24"/>
-        </w:rPr>
-        <w:t>name_</w:t>
-      </w:r>
-      <w:proofErr w:type="gramStart"/>
-      <w:r>
-        <w:rPr>
-          <w:sz w:val="24"/>
-          <w:szCs w:val="24"/>
-        </w:rPr>
-        <w:t>full</w:t>
-      </w:r>
-      <w:proofErr w:type="spellEnd"/>
-      <w:r>
-        <w:rPr>
-          <w:sz w:val="24"/>
-          <w:szCs w:val="24"/>
-        </w:rPr>
-        <w:t>(</w:t>
-      </w:r>
-      <w:proofErr w:type="gramEnd"/>
-      <w:r>
-        <w:rPr>
-          <w:sz w:val="24"/>
-          <w:szCs w:val="24"/>
-        </w:rPr>
-        <w:t>)}}</w:t>
+        <w:t>{{users[0].name_full()}}</w:t>
       </w:r>
     </w:p>
     <w:p>
@@ -8465,103 +4664,7 @@
                 <w:sz w:val="24"/>
                 <w:szCs w:val="24"/>
               </w:rPr>
-              <w:t xml:space="preserve">{% if </w:t>
-            </w:r>
-            <w:proofErr w:type="spellStart"/>
-            <w:r>
-              <w:rPr>
-                <w:sz w:val="24"/>
-                <w:szCs w:val="24"/>
-              </w:rPr>
-              <w:t>e_</w:t>
-            </w:r>
-            <w:proofErr w:type="gramStart"/>
-            <w:r>
-              <w:rPr>
-                <w:sz w:val="24"/>
-                <w:szCs w:val="24"/>
-              </w:rPr>
-              <w:t>signature</w:t>
-            </w:r>
-            <w:proofErr w:type="spellEnd"/>
-            <w:r>
-              <w:rPr>
-                <w:sz w:val="24"/>
-                <w:szCs w:val="24"/>
-              </w:rPr>
-              <w:t xml:space="preserve"> %}</w:t>
-            </w:r>
-            <w:proofErr w:type="gramEnd"/>
-            <w:r>
-              <w:rPr>
-                <w:sz w:val="24"/>
-                <w:szCs w:val="24"/>
-              </w:rPr>
-              <w:t>/</w:t>
-            </w:r>
-            <w:proofErr w:type="gramStart"/>
-            <w:r>
-              <w:rPr>
-                <w:sz w:val="24"/>
-                <w:szCs w:val="24"/>
-              </w:rPr>
-              <w:t>s/ {{</w:t>
-            </w:r>
-            <w:proofErr w:type="gramEnd"/>
-            <w:r>
-              <w:rPr>
-                <w:sz w:val="24"/>
-                <w:szCs w:val="24"/>
-              </w:rPr>
-              <w:t>users[0].</w:t>
-            </w:r>
-            <w:proofErr w:type="spellStart"/>
-            <w:r>
-              <w:rPr>
-                <w:sz w:val="24"/>
-                <w:szCs w:val="24"/>
-              </w:rPr>
-              <w:t>name_</w:t>
-            </w:r>
-            <w:proofErr w:type="gramStart"/>
-            <w:r>
-              <w:rPr>
-                <w:sz w:val="24"/>
-                <w:szCs w:val="24"/>
-              </w:rPr>
-              <w:t>full</w:t>
-            </w:r>
-            <w:proofErr w:type="spellEnd"/>
-            <w:r>
-              <w:rPr>
-                <w:sz w:val="24"/>
-                <w:szCs w:val="24"/>
-              </w:rPr>
-              <w:t>(</w:t>
-            </w:r>
-            <w:proofErr w:type="gramEnd"/>
-            <w:r>
-              <w:rPr>
-                <w:sz w:val="24"/>
-                <w:szCs w:val="24"/>
-              </w:rPr>
-              <w:t>)</w:t>
-            </w:r>
-            <w:proofErr w:type="gramStart"/>
-            <w:r>
-              <w:rPr>
-                <w:sz w:val="24"/>
-                <w:szCs w:val="24"/>
-              </w:rPr>
-              <w:t>}}{</w:t>
-            </w:r>
-            <w:proofErr w:type="gramEnd"/>
-            <w:r>
-              <w:rPr>
-                <w:sz w:val="24"/>
-                <w:szCs w:val="24"/>
-              </w:rPr>
-              <w:t>%endif %}</w:t>
+              <w:t>{% if e_signature %}/s/ {{users[0].name_full()}}{%endif %}</w:t>
             </w:r>
           </w:p>
         </w:tc>
@@ -8614,71 +4717,7 @@
                 <w:sz w:val="24"/>
                 <w:szCs w:val="24"/>
               </w:rPr>
-              <w:t xml:space="preserve">{% if </w:t>
-            </w:r>
-            <w:proofErr w:type="spellStart"/>
-            <w:r>
-              <w:rPr>
-                <w:sz w:val="24"/>
-                <w:szCs w:val="24"/>
-              </w:rPr>
-              <w:t>e_signature</w:t>
-            </w:r>
-            <w:proofErr w:type="spellEnd"/>
-            <w:r>
-              <w:rPr>
-                <w:sz w:val="24"/>
-                <w:szCs w:val="24"/>
-              </w:rPr>
-              <w:t xml:space="preserve"> </w:t>
-            </w:r>
-            <w:proofErr w:type="gramStart"/>
-            <w:r>
-              <w:rPr>
-                <w:sz w:val="24"/>
-                <w:szCs w:val="24"/>
-              </w:rPr>
-              <w:t>%}{</w:t>
-            </w:r>
-            <w:proofErr w:type="gramEnd"/>
-            <w:r>
-              <w:rPr>
-                <w:sz w:val="24"/>
-                <w:szCs w:val="24"/>
-              </w:rPr>
-              <w:t>{</w:t>
-            </w:r>
-            <w:proofErr w:type="gramStart"/>
-            <w:r>
-              <w:rPr>
-                <w:sz w:val="24"/>
-                <w:szCs w:val="24"/>
-              </w:rPr>
-              <w:t>today(</w:t>
-            </w:r>
-            <w:proofErr w:type="gramEnd"/>
-            <w:r>
-              <w:rPr>
-                <w:sz w:val="24"/>
-                <w:szCs w:val="24"/>
-              </w:rPr>
-              <w:t>)</w:t>
-            </w:r>
-            <w:proofErr w:type="gramStart"/>
-            <w:r>
-              <w:rPr>
-                <w:sz w:val="24"/>
-                <w:szCs w:val="24"/>
-              </w:rPr>
-              <w:t>}}{</w:t>
-            </w:r>
-            <w:proofErr w:type="gramEnd"/>
-            <w:r>
-              <w:rPr>
-                <w:sz w:val="24"/>
-                <w:szCs w:val="24"/>
-              </w:rPr>
-              <w:t>% endif %}</w:t>
+              <w:t>{% if e_signature %}{{today()}}{% endif %}</w:t>
             </w:r>
           </w:p>
         </w:tc>
@@ -8810,39 +4849,7 @@
                 <w:sz w:val="24"/>
                 <w:szCs w:val="24"/>
               </w:rPr>
-              <w:t>{{users[0].</w:t>
-            </w:r>
-            <w:proofErr w:type="spellStart"/>
-            <w:r>
-              <w:rPr>
-                <w:sz w:val="24"/>
-                <w:szCs w:val="24"/>
-              </w:rPr>
-              <w:t>name_</w:t>
-            </w:r>
-            <w:proofErr w:type="gramStart"/>
-            <w:r>
-              <w:rPr>
-                <w:sz w:val="24"/>
-                <w:szCs w:val="24"/>
-              </w:rPr>
-              <w:t>full</w:t>
-            </w:r>
-            <w:proofErr w:type="spellEnd"/>
-            <w:r>
-              <w:rPr>
-                <w:sz w:val="24"/>
-                <w:szCs w:val="24"/>
-              </w:rPr>
-              <w:t>(</w:t>
-            </w:r>
-            <w:proofErr w:type="gramEnd"/>
-            <w:r>
-              <w:rPr>
-                <w:sz w:val="24"/>
-                <w:szCs w:val="24"/>
-              </w:rPr>
-              <w:t>)</w:t>
+              <w:t>{{users[0].name_full()</w:t>
             </w:r>
             <w:r>
               <w:rPr>
@@ -9010,87 +5017,7 @@
                 <w:sz w:val="24"/>
                 <w:szCs w:val="24"/>
               </w:rPr>
-              <w:t xml:space="preserve">{% if </w:t>
-            </w:r>
-            <w:proofErr w:type="gramStart"/>
-            <w:r>
-              <w:rPr>
-                <w:sz w:val="24"/>
-                <w:szCs w:val="24"/>
-              </w:rPr>
-              <w:t>users[</w:t>
-            </w:r>
-            <w:proofErr w:type="gramEnd"/>
-            <w:r>
-              <w:rPr>
-                <w:sz w:val="24"/>
-                <w:szCs w:val="24"/>
-              </w:rPr>
-              <w:t>0</w:t>
-            </w:r>
-            <w:proofErr w:type="gramStart"/>
-            <w:r>
-              <w:rPr>
-                <w:sz w:val="24"/>
-                <w:szCs w:val="24"/>
-              </w:rPr>
-              <w:t>].</w:t>
-            </w:r>
-            <w:proofErr w:type="spellStart"/>
-            <w:r>
-              <w:rPr>
-                <w:sz w:val="24"/>
-                <w:szCs w:val="24"/>
-              </w:rPr>
-              <w:t>has</w:t>
-            </w:r>
-            <w:proofErr w:type="gramEnd"/>
-            <w:r>
-              <w:rPr>
-                <w:sz w:val="24"/>
-                <w:szCs w:val="24"/>
-              </w:rPr>
-              <w:t>_email_address</w:t>
-            </w:r>
-            <w:proofErr w:type="spellEnd"/>
-            <w:r>
-              <w:rPr>
-                <w:sz w:val="24"/>
-                <w:szCs w:val="24"/>
-              </w:rPr>
-              <w:t xml:space="preserve"> </w:t>
-            </w:r>
-            <w:proofErr w:type="gramStart"/>
-            <w:r>
-              <w:rPr>
-                <w:sz w:val="24"/>
-                <w:szCs w:val="24"/>
-              </w:rPr>
-              <w:t>%}{</w:t>
-            </w:r>
-            <w:proofErr w:type="gramEnd"/>
-            <w:r>
-              <w:rPr>
-                <w:sz w:val="24"/>
-                <w:szCs w:val="24"/>
-              </w:rPr>
-              <w:t>{users[0</w:t>
-            </w:r>
-            <w:proofErr w:type="gramStart"/>
-            <w:r>
-              <w:rPr>
-                <w:sz w:val="24"/>
-                <w:szCs w:val="24"/>
-              </w:rPr>
-              <w:t>].email}}{</w:t>
-            </w:r>
-            <w:proofErr w:type="gramEnd"/>
-            <w:r>
-              <w:rPr>
-                <w:sz w:val="24"/>
-                <w:szCs w:val="24"/>
-              </w:rPr>
-              <w:t>% endif %}</w:t>
+              <w:t>{% if users[0].has_email_address %}{{users[0].email}}{% endif %}</w:t>
             </w:r>
           </w:p>
         </w:tc>
@@ -9143,126 +5070,14 @@
                 <w:sz w:val="24"/>
                 <w:szCs w:val="24"/>
               </w:rPr>
-              <w:t xml:space="preserve">{% if </w:t>
+              <w:t>{% if users[0].phone_number != “” %}</w:t>
             </w:r>
-            <w:proofErr w:type="gramStart"/>
             <w:r>
               <w:rPr>
                 <w:sz w:val="24"/>
                 <w:szCs w:val="24"/>
               </w:rPr>
-              <w:t>users[</w:t>
-            </w:r>
-            <w:proofErr w:type="gramEnd"/>
-            <w:r>
-              <w:rPr>
-                <w:sz w:val="24"/>
-                <w:szCs w:val="24"/>
-              </w:rPr>
-              <w:t>0</w:t>
-            </w:r>
-            <w:proofErr w:type="gramStart"/>
-            <w:r>
-              <w:rPr>
-                <w:sz w:val="24"/>
-                <w:szCs w:val="24"/>
-              </w:rPr>
-              <w:t>].</w:t>
-            </w:r>
-            <w:proofErr w:type="spellStart"/>
-            <w:r>
-              <w:rPr>
-                <w:sz w:val="24"/>
-                <w:szCs w:val="24"/>
-              </w:rPr>
-              <w:t>phone</w:t>
-            </w:r>
-            <w:proofErr w:type="gramEnd"/>
-            <w:r>
-              <w:rPr>
-                <w:sz w:val="24"/>
-                <w:szCs w:val="24"/>
-              </w:rPr>
-              <w:t>_</w:t>
-            </w:r>
-            <w:proofErr w:type="gramStart"/>
-            <w:r>
-              <w:rPr>
-                <w:sz w:val="24"/>
-                <w:szCs w:val="24"/>
-              </w:rPr>
-              <w:t>number</w:t>
-            </w:r>
-            <w:proofErr w:type="spellEnd"/>
-            <w:r>
-              <w:rPr>
-                <w:sz w:val="24"/>
-                <w:szCs w:val="24"/>
-              </w:rPr>
-              <w:t xml:space="preserve"> !</w:t>
-            </w:r>
-            <w:proofErr w:type="gramEnd"/>
-            <w:r>
-              <w:rPr>
-                <w:sz w:val="24"/>
-                <w:szCs w:val="24"/>
-              </w:rPr>
-              <w:t xml:space="preserve">= “” </w:t>
-            </w:r>
-            <w:proofErr w:type="gramStart"/>
-            <w:r>
-              <w:rPr>
-                <w:sz w:val="24"/>
-                <w:szCs w:val="24"/>
-              </w:rPr>
-              <w:t>%}</w:t>
-            </w:r>
-            <w:r>
-              <w:rPr>
-                <w:sz w:val="24"/>
-                <w:szCs w:val="24"/>
-              </w:rPr>
-              <w:t>{</w:t>
-            </w:r>
-            <w:proofErr w:type="gramEnd"/>
-            <w:r>
-              <w:rPr>
-                <w:sz w:val="24"/>
-                <w:szCs w:val="24"/>
-              </w:rPr>
-              <w:t>{</w:t>
-            </w:r>
-            <w:proofErr w:type="spellStart"/>
-            <w:r>
-              <w:rPr>
-                <w:sz w:val="24"/>
-                <w:szCs w:val="24"/>
-              </w:rPr>
-              <w:t>phone_number_formatted</w:t>
-            </w:r>
-            <w:proofErr w:type="spellEnd"/>
-            <w:r>
-              <w:rPr>
-                <w:sz w:val="24"/>
-                <w:szCs w:val="24"/>
-              </w:rPr>
-              <w:t>(users[0</w:t>
-            </w:r>
-            <w:proofErr w:type="gramStart"/>
-            <w:r>
-              <w:rPr>
-                <w:sz w:val="24"/>
-                <w:szCs w:val="24"/>
-              </w:rPr>
-              <w:t>].</w:t>
-            </w:r>
-            <w:proofErr w:type="spellStart"/>
-            <w:r>
-              <w:rPr>
-                <w:sz w:val="24"/>
-                <w:szCs w:val="24"/>
-              </w:rPr>
-              <w:t>pho</w:t>
+              <w:t>{{phone_number_formatted(users[0].pho</w:t>
             </w:r>
             <w:r>
               <w:rPr>
@@ -9276,46 +5091,14 @@
                 <w:sz w:val="24"/>
                 <w:szCs w:val="24"/>
               </w:rPr>
-              <w:t>e</w:t>
+              <w:t>e_number)}}</w:t>
             </w:r>
-            <w:proofErr w:type="gramEnd"/>
             <w:r>
               <w:rPr>
                 <w:sz w:val="24"/>
                 <w:szCs w:val="24"/>
               </w:rPr>
-              <w:t>_number</w:t>
-            </w:r>
-            <w:proofErr w:type="spellEnd"/>
-            <w:r>
-              <w:rPr>
-                <w:sz w:val="24"/>
-                <w:szCs w:val="24"/>
-              </w:rPr>
-              <w:t>)</w:t>
-            </w:r>
-            <w:proofErr w:type="gramStart"/>
-            <w:r>
-              <w:rPr>
-                <w:sz w:val="24"/>
-                <w:szCs w:val="24"/>
-              </w:rPr>
-              <w:t>}}</w:t>
-            </w:r>
-            <w:r>
-              <w:rPr>
-                <w:sz w:val="24"/>
-                <w:szCs w:val="24"/>
-              </w:rPr>
-              <w:t>{</w:t>
-            </w:r>
-            <w:proofErr w:type="gramEnd"/>
-            <w:r>
-              <w:rPr>
-                <w:sz w:val="24"/>
-                <w:szCs w:val="24"/>
-              </w:rPr>
-              <w:t xml:space="preserve">% endif </w:t>
+              <w:t xml:space="preserve">{% endif </w:t>
             </w:r>
             <w:r>
               <w:rPr>
@@ -9458,39 +5241,7 @@
                 <w:sz w:val="24"/>
                 <w:szCs w:val="24"/>
               </w:rPr>
-              <w:t>{{users[0</w:t>
-            </w:r>
-            <w:proofErr w:type="gramStart"/>
-            <w:r>
-              <w:rPr>
-                <w:sz w:val="24"/>
-                <w:szCs w:val="24"/>
-              </w:rPr>
-              <w:t>].</w:t>
-            </w:r>
-            <w:proofErr w:type="spellStart"/>
-            <w:r>
-              <w:rPr>
-                <w:sz w:val="24"/>
-                <w:szCs w:val="24"/>
-              </w:rPr>
-              <w:t>address</w:t>
-            </w:r>
-            <w:proofErr w:type="gramEnd"/>
-            <w:r>
-              <w:rPr>
-                <w:sz w:val="24"/>
-                <w:szCs w:val="24"/>
-              </w:rPr>
-              <w:t>.on_one_line</w:t>
-            </w:r>
-            <w:proofErr w:type="spellEnd"/>
-            <w:r>
-              <w:rPr>
-                <w:sz w:val="24"/>
-                <w:szCs w:val="24"/>
-              </w:rPr>
-              <w:t>(bare=True)}}</w:t>
+              <w:t>{{users[0].address.on_one_line(bare=True)}}</w:t>
             </w:r>
           </w:p>
         </w:tc>
@@ -10252,7 +6003,7 @@
         <w:rFonts w:hint="default"/>
       </w:rPr>
     </w:lvl>
-    <w:lvl w:ilvl="1" w:tplc="04090019" w:tentative="1">
+    <w:lvl w:ilvl="1" w:tplc="04090019">
       <w:start w:val="1"/>
       <w:numFmt w:val="lowerLetter"/>
       <w:lvlText w:val="%2."/>
@@ -11248,6 +6999,54 @@
       <w:szCs w:val="24"/>
     </w:rPr>
   </w:style>
+  <w:style w:type="paragraph" w:styleId="Header">
+    <w:name w:val="header"/>
+    <w:basedOn w:val="Normal"/>
+    <w:link w:val="HeaderChar"/>
+    <w:uiPriority w:val="99"/>
+    <w:unhideWhenUsed/>
+    <w:rsid w:val="00A56E86"/>
+    <w:pPr>
+      <w:tabs>
+        <w:tab w:val="center" w:pos="4680"/>
+        <w:tab w:val="right" w:pos="9360"/>
+      </w:tabs>
+    </w:pPr>
+  </w:style>
+  <w:style w:type="character" w:customStyle="1" w:styleId="HeaderChar">
+    <w:name w:val="Header Char"/>
+    <w:basedOn w:val="DefaultParagraphFont"/>
+    <w:link w:val="Header"/>
+    <w:uiPriority w:val="99"/>
+    <w:rsid w:val="00A56E86"/>
+    <w:rPr>
+      <w:rFonts w:ascii="Arial" w:eastAsia="Arial" w:hAnsi="Arial" w:cs="Arial"/>
+    </w:rPr>
+  </w:style>
+  <w:style w:type="paragraph" w:styleId="Footer">
+    <w:name w:val="footer"/>
+    <w:basedOn w:val="Normal"/>
+    <w:link w:val="FooterChar"/>
+    <w:uiPriority w:val="99"/>
+    <w:unhideWhenUsed/>
+    <w:rsid w:val="00A56E86"/>
+    <w:pPr>
+      <w:tabs>
+        <w:tab w:val="center" w:pos="4680"/>
+        <w:tab w:val="right" w:pos="9360"/>
+      </w:tabs>
+    </w:pPr>
+  </w:style>
+  <w:style w:type="character" w:customStyle="1" w:styleId="FooterChar">
+    <w:name w:val="Footer Char"/>
+    <w:basedOn w:val="DefaultParagraphFont"/>
+    <w:link w:val="Footer"/>
+    <w:uiPriority w:val="99"/>
+    <w:rsid w:val="00A56E86"/>
+    <w:rPr>
+      <w:rFonts w:ascii="Arial" w:eastAsia="Arial" w:hAnsi="Arial" w:cs="Arial"/>
+    </w:rPr>
+  </w:style>
 </w:styles>
 </file>
 

--- a/docassemble/PetitionForRuleToShowCauseFamily/data/templates/word_petition_rule_family.docx
+++ b/docassemble/PetitionForRuleToShowCauseFamily/data/templates/word_petition_rule_family.docx
@@ -2132,7 +2132,7 @@
           <w:sz w:val="24"/>
           <w:szCs w:val="24"/>
         </w:rPr>
-        <w:t>seeks the following relief</w:t>
+        <w:t>asks</w:t>
       </w:r>
       <w:r>
         <w:rPr>
@@ -2180,7 +2180,8 @@
           <w:sz w:val="24"/>
           <w:szCs w:val="24"/>
         </w:rPr>
-        <w:t>A</w:t>
+        <w:lastRenderedPageBreak/>
+        <w:t>For a</w:t>
       </w:r>
       <w:r>
         <w:rPr>
@@ -2214,14 +2215,28 @@
           <w:sz w:val="24"/>
           <w:szCs w:val="24"/>
         </w:rPr>
-        <w:t>That</w:t>
-      </w:r>
-      <w:r>
-        <w:rPr>
-          <w:sz w:val="24"/>
-          <w:szCs w:val="24"/>
-        </w:rPr>
-        <w:t xml:space="preserve"> this court order that {{other_parties[0].name_full()}} pay to {{users[0].name_full()}} the amount of </w:t>
+        <w:t>For</w:t>
+      </w:r>
+      <w:r>
+        <w:rPr>
+          <w:sz w:val="24"/>
+          <w:szCs w:val="24"/>
+        </w:rPr>
+        <w:t xml:space="preserve"> this court </w:t>
+      </w:r>
+      <w:r>
+        <w:rPr>
+          <w:sz w:val="24"/>
+          <w:szCs w:val="24"/>
+        </w:rPr>
+        <w:t xml:space="preserve">to </w:t>
+      </w:r>
+      <w:r>
+        <w:rPr>
+          <w:sz w:val="24"/>
+          <w:szCs w:val="24"/>
+        </w:rPr>
+        <w:t xml:space="preserve">order that {{other_parties[0].name_full()}} pay to {{users[0].name_full()}} the amount of </w:t>
       </w:r>
       <w:r>
         <w:rPr>
@@ -2283,14 +2298,28 @@
           <w:sz w:val="24"/>
           <w:szCs w:val="24"/>
         </w:rPr>
-        <w:t>That</w:t>
-      </w:r>
-      <w:r>
-        <w:rPr>
-          <w:sz w:val="24"/>
-          <w:szCs w:val="24"/>
-        </w:rPr>
-        <w:t xml:space="preserve"> this court order that {{other_parties[0].name_full()}} pay to {{users[0].name_full()}} interest on {{</w:t>
+        <w:t>For</w:t>
+      </w:r>
+      <w:r>
+        <w:rPr>
+          <w:sz w:val="24"/>
+          <w:szCs w:val="24"/>
+        </w:rPr>
+        <w:t xml:space="preserve"> this court </w:t>
+      </w:r>
+      <w:r>
+        <w:rPr>
+          <w:sz w:val="24"/>
+          <w:szCs w:val="24"/>
+        </w:rPr>
+        <w:t xml:space="preserve">to </w:t>
+      </w:r>
+      <w:r>
+        <w:rPr>
+          <w:sz w:val="24"/>
+          <w:szCs w:val="24"/>
+        </w:rPr>
+        <w:t>order that {{other_parties[0].name_full()}} pay to {{users[0].name_full()}} interest on {{</w:t>
       </w:r>
       <w:r>
         <w:rPr>
@@ -2345,6 +2374,13 @@
           <w:sz w:val="24"/>
           <w:szCs w:val="24"/>
         </w:rPr>
+        <w:t xml:space="preserve">For </w:t>
+      </w:r>
+      <w:r>
+        <w:rPr>
+          <w:sz w:val="24"/>
+          <w:szCs w:val="24"/>
+        </w:rPr>
         <w:t>Sanctions to issue, including jail time if there are continued violations, to prevent future violations.</w:t>
       </w:r>
     </w:p>
@@ -2705,7 +2741,28 @@
           <w:sz w:val="24"/>
           <w:szCs w:val="24"/>
         </w:rPr>
-        <w:t xml:space="preserve">{% if </w:t>
+        <w:t>{% if maintenance_never_paid %}</w:t>
+      </w:r>
+      <w:r>
+        <w:rPr>
+          <w:sz w:val="24"/>
+          <w:szCs w:val="24"/>
+        </w:rPr>
+        <w:t>the</w:t>
+      </w:r>
+      <w:r>
+        <w:rPr>
+          <w:sz w:val="24"/>
+          <w:szCs w:val="24"/>
+        </w:rPr>
+        <w:t xml:space="preserve"> maintenance payments</w:t>
+      </w:r>
+      <w:r>
+        <w:rPr>
+          <w:sz w:val="24"/>
+          <w:szCs w:val="24"/>
+        </w:rPr>
+        <w:t xml:space="preserve"> ordered on </w:t>
       </w:r>
       <w:r>
         <w:rPr>
@@ -2713,28 +2770,7 @@
           <w:szCs w:val="24"/>
         </w:rPr>
         <w:lastRenderedPageBreak/>
-        <w:t>maintenance_never_paid %}</w:t>
-      </w:r>
-      <w:r>
-        <w:rPr>
-          <w:sz w:val="24"/>
-          <w:szCs w:val="24"/>
-        </w:rPr>
-        <w:t>the</w:t>
-      </w:r>
-      <w:r>
-        <w:rPr>
-          <w:sz w:val="24"/>
-          <w:szCs w:val="24"/>
-        </w:rPr>
-        <w:t xml:space="preserve"> maintenance payments</w:t>
-      </w:r>
-      <w:r>
-        <w:rPr>
-          <w:sz w:val="24"/>
-          <w:szCs w:val="24"/>
-        </w:rPr>
-        <w:t xml:space="preserve"> ordered on {{maintenance_order_date}}</w:t>
+        <w:t>{{maintenance_order_date}}</w:t>
       </w:r>
       <w:r>
         <w:rPr>
@@ -3317,14 +3353,7 @@
           <w:sz w:val="24"/>
           <w:szCs w:val="24"/>
         </w:rPr>
-        <w:t>seeks the following relief</w:t>
-      </w:r>
-      <w:r>
-        <w:rPr>
-          <w:sz w:val="24"/>
-          <w:szCs w:val="24"/>
-        </w:rPr>
-        <w:t>:</w:t>
+        <w:t>asks</w:t>
       </w:r>
     </w:p>
     <w:p>
@@ -3365,7 +3394,7 @@
           <w:sz w:val="24"/>
           <w:szCs w:val="24"/>
         </w:rPr>
-        <w:t>A</w:t>
+        <w:t>For a</w:t>
       </w:r>
       <w:r>
         <w:rPr>
@@ -3399,14 +3428,28 @@
           <w:sz w:val="24"/>
           <w:szCs w:val="24"/>
         </w:rPr>
-        <w:t>That</w:t>
-      </w:r>
-      <w:r>
-        <w:rPr>
-          <w:sz w:val="24"/>
-          <w:szCs w:val="24"/>
-        </w:rPr>
-        <w:t xml:space="preserve"> this court order that {{other_parties[0].name_full()}} pay to {{users[0].name_full()}} the amount of {{</w:t>
+        <w:t>For</w:t>
+      </w:r>
+      <w:r>
+        <w:rPr>
+          <w:sz w:val="24"/>
+          <w:szCs w:val="24"/>
+        </w:rPr>
+        <w:t xml:space="preserve"> this court </w:t>
+      </w:r>
+      <w:r>
+        <w:rPr>
+          <w:sz w:val="24"/>
+          <w:szCs w:val="24"/>
+        </w:rPr>
+        <w:t xml:space="preserve">to </w:t>
+      </w:r>
+      <w:r>
+        <w:rPr>
+          <w:sz w:val="24"/>
+          <w:szCs w:val="24"/>
+        </w:rPr>
+        <w:t>order that {{other_parties[0].name_full()}} pay to {{users[0].name_full()}} the amount of {{</w:t>
       </w:r>
       <w:r>
         <w:rPr>
@@ -3434,15 +3477,7 @@
           <w:sz w:val="24"/>
           <w:szCs w:val="24"/>
         </w:rPr>
-        <w:t xml:space="preserve">}} </w:t>
-      </w:r>
-      <w:r>
-        <w:rPr>
-          <w:sz w:val="24"/>
-          <w:szCs w:val="24"/>
-        </w:rPr>
-        <w:lastRenderedPageBreak/>
-        <w:t>immediately.</w:t>
+        <w:t>}} immediately.</w:t>
       </w:r>
     </w:p>
     <w:p>
@@ -3469,7 +3504,7 @@
           <w:sz w:val="24"/>
           <w:szCs w:val="24"/>
         </w:rPr>
-        <w:t>That</w:t>
+        <w:t>For</w:t>
       </w:r>
       <w:r>
         <w:rPr>
@@ -3483,7 +3518,29 @@
           <w:sz w:val="24"/>
           <w:szCs w:val="24"/>
         </w:rPr>
-        <w:t>this court order that {{other_parties[0].name_full()}} pay to {{users[0].name_full()}} interest on {{currency(</w:t>
+        <w:t xml:space="preserve">this court </w:t>
+      </w:r>
+      <w:r>
+        <w:rPr>
+          <w:sz w:val="24"/>
+          <w:szCs w:val="24"/>
+        </w:rPr>
+        <w:t xml:space="preserve">to </w:t>
+      </w:r>
+      <w:r>
+        <w:rPr>
+          <w:sz w:val="24"/>
+          <w:szCs w:val="24"/>
+        </w:rPr>
+        <w:t xml:space="preserve">order that {{other_parties[0].name_full()}} pay to </w:t>
+      </w:r>
+      <w:r>
+        <w:rPr>
+          <w:sz w:val="24"/>
+          <w:szCs w:val="24"/>
+        </w:rPr>
+        <w:lastRenderedPageBreak/>
+        <w:t>{{users[0].name_full()}} interest on {{currency(</w:t>
       </w:r>
       <w:r>
         <w:rPr>
@@ -3538,6 +3595,13 @@
           <w:sz w:val="24"/>
           <w:szCs w:val="24"/>
         </w:rPr>
+        <w:t xml:space="preserve">For </w:t>
+      </w:r>
+      <w:r>
+        <w:rPr>
+          <w:sz w:val="24"/>
+          <w:szCs w:val="24"/>
+        </w:rPr>
         <w:t>Sanctions to issue, including jail time if there are continued violations, to prevent future violations.</w:t>
       </w:r>
     </w:p>
@@ -3742,11 +3806,52 @@
         <w:t>{% endif %}</w:t>
       </w:r>
       <w:r>
-        <w:rPr>
-          <w:sz w:val="24"/>
-          <w:szCs w:val="24"/>
-        </w:rPr>
-        <w:t xml:space="preserve"> order was entered.{% else %}On {{filing_date}}, this case was filed.{% endif %}</w:t>
+        <w:t xml:space="preserve">{% </w:t>
+      </w:r>
+      <w:r>
+        <w:t>if case_type != “</w:t>
+      </w:r>
+      <w:r>
+        <w:t>Stalking No Contact Order</w:t>
+      </w:r>
+      <w:r>
+        <w:t>” and case_type != “</w:t>
+      </w:r>
+      <w:r>
+        <w:t>Civil No Contact Order</w:t>
+      </w:r>
+      <w:r>
+        <w:t>” and case_type != “</w:t>
+      </w:r>
+      <w:r>
+        <w:t>Order of Protection</w:t>
+      </w:r>
+      <w:r>
+        <w:t>”</w:t>
+      </w:r>
+      <w:r>
+        <w:t xml:space="preserve"> %}</w:t>
+      </w:r>
+      <w:r>
+        <w:rPr>
+          <w:sz w:val="24"/>
+          <w:szCs w:val="24"/>
+        </w:rPr>
+        <w:t xml:space="preserve"> order</w:t>
+      </w:r>
+      <w:r>
+        <w:rPr>
+          <w:sz w:val="24"/>
+          <w:szCs w:val="24"/>
+        </w:rPr>
+        <w:t>{% endif %}</w:t>
+      </w:r>
+      <w:r>
+        <w:rPr>
+          <w:sz w:val="24"/>
+          <w:szCs w:val="24"/>
+        </w:rPr>
+        <w:t xml:space="preserve"> was entered.{% else %}On {{filing_date}}, this case was filed.{% endif %}</w:t>
       </w:r>
       <w:r>
         <w:rPr>
@@ -4079,15 +4184,7 @@
           <w:sz w:val="24"/>
           <w:szCs w:val="24"/>
         </w:rPr>
-        <w:t xml:space="preserve">seeks the </w:t>
-      </w:r>
-      <w:r>
-        <w:rPr>
-          <w:sz w:val="24"/>
-          <w:szCs w:val="24"/>
-        </w:rPr>
-        <w:lastRenderedPageBreak/>
-        <w:t>following relief</w:t>
+        <w:t>asks</w:t>
       </w:r>
       <w:r>
         <w:rPr>
@@ -4121,7 +4218,7 @@
           <w:sz w:val="24"/>
           <w:szCs w:val="24"/>
         </w:rPr>
-        <w:t>A</w:t>
+        <w:t>For a</w:t>
       </w:r>
       <w:r>
         <w:rPr>
@@ -4135,7 +4232,15 @@
           <w:sz w:val="24"/>
           <w:szCs w:val="24"/>
         </w:rPr>
-        <w:t xml:space="preserve"> to show cause, if they have any, why they should not be held in contempt of this Court’s order</w:t>
+        <w:t xml:space="preserve"> to show cause, if they </w:t>
+      </w:r>
+      <w:r>
+        <w:rPr>
+          <w:sz w:val="24"/>
+          <w:szCs w:val="24"/>
+        </w:rPr>
+        <w:lastRenderedPageBreak/>
+        <w:t>have any, why they should not be held in contempt of this Court’s order</w:t>
       </w:r>
       <w:r>
         <w:rPr>
@@ -4204,14 +4309,28 @@
           <w:sz w:val="24"/>
           <w:szCs w:val="24"/>
         </w:rPr>
-        <w:t>That</w:t>
-      </w:r>
-      <w:r>
-        <w:rPr>
-          <w:sz w:val="24"/>
-          <w:szCs w:val="24"/>
-        </w:rPr>
-        <w:t xml:space="preserve"> this Court order that {{other_parties[0].name_full()}} do the following: {{</w:t>
+        <w:t>For</w:t>
+      </w:r>
+      <w:r>
+        <w:rPr>
+          <w:sz w:val="24"/>
+          <w:szCs w:val="24"/>
+        </w:rPr>
+        <w:t xml:space="preserve"> this Court </w:t>
+      </w:r>
+      <w:r>
+        <w:rPr>
+          <w:sz w:val="24"/>
+          <w:szCs w:val="24"/>
+        </w:rPr>
+        <w:t xml:space="preserve">to </w:t>
+      </w:r>
+      <w:r>
+        <w:rPr>
+          <w:sz w:val="24"/>
+          <w:szCs w:val="24"/>
+        </w:rPr>
+        <w:t>order that {{other_parties[0].name_full()}} do the following: {{</w:t>
       </w:r>
       <w:r>
         <w:rPr>

--- a/docassemble/PetitionForRuleToShowCauseFamily/data/templates/word_petition_rule_family.docx
+++ b/docassemble/PetitionForRuleToShowCauseFamily/data/templates/word_petition_rule_family.docx
@@ -15,8 +15,21 @@
         <w:t xml:space="preserve">IN THE CIRCUIT COURT OF </w:t>
       </w:r>
       <w:r>
-        <w:t>{{trial_court.address.county.upper()}}</w:t>
-      </w:r>
+        <w:t>{{trial_</w:t>
+      </w:r>
+      <w:proofErr w:type="gramStart"/>
+      <w:r>
+        <w:t>court.address</w:t>
+      </w:r>
+      <w:proofErr w:type="gramEnd"/>
+      <w:r>
+        <w:t>.</w:t>
+      </w:r>
+      <w:proofErr w:type="gramStart"/>
+      <w:r>
+        <w:t>county.upper()}}</w:t>
+      </w:r>
+      <w:proofErr w:type="gramEnd"/>
       <w:r>
         <w:t xml:space="preserve"> COUNTY, ILLINOIS</w:t>
       </w:r>
@@ -77,27 +90,73 @@
                 <w:sz w:val="12"/>
                 <w:szCs w:val="12"/>
               </w:rPr>
-              <w:t>{% if in_re_check %}</w:t>
-            </w:r>
-            <w:r>
-              <w:rPr>
-                <w:b/>
-              </w:rPr>
-              <w:t xml:space="preserve">In re: </w:t>
-            </w:r>
-            <w:r>
-              <w:rPr>
-                <w:b/>
-              </w:rPr>
-              <w:t>{{in_re_label}}</w:t>
-            </w:r>
+              <w:t xml:space="preserve">{% if in_re_check </w:t>
+            </w:r>
+            <w:proofErr w:type="gramStart"/>
             <w:r>
               <w:rPr>
                 <w:b/>
                 <w:sz w:val="12"/>
                 <w:szCs w:val="12"/>
               </w:rPr>
-              <w:t>{% endif %}</w:t>
+              <w:t>%}</w:t>
+            </w:r>
+            <w:r>
+              <w:rPr>
+                <w:b/>
+              </w:rPr>
+              <w:t>In</w:t>
+            </w:r>
+            <w:proofErr w:type="gramEnd"/>
+            <w:r>
+              <w:rPr>
+                <w:b/>
+              </w:rPr>
+              <w:t xml:space="preserve"> </w:t>
+            </w:r>
+            <w:proofErr w:type="gramStart"/>
+            <w:r>
+              <w:rPr>
+                <w:b/>
+              </w:rPr>
+              <w:t xml:space="preserve">re: </w:t>
+            </w:r>
+            <w:r>
+              <w:rPr>
+                <w:b/>
+              </w:rPr>
+              <w:t>{{</w:t>
+            </w:r>
+            <w:proofErr w:type="gramEnd"/>
+            <w:r>
+              <w:rPr>
+                <w:b/>
+              </w:rPr>
+              <w:t>in_re_label</w:t>
+            </w:r>
+            <w:proofErr w:type="gramStart"/>
+            <w:r>
+              <w:rPr>
+                <w:b/>
+              </w:rPr>
+              <w:t>}}</w:t>
+            </w:r>
+            <w:r>
+              <w:rPr>
+                <w:b/>
+                <w:sz w:val="12"/>
+                <w:szCs w:val="12"/>
+              </w:rPr>
+              <w:t>{</w:t>
+            </w:r>
+            <w:proofErr w:type="gramEnd"/>
+            <w:r>
+              <w:rPr>
+                <w:b/>
+                <w:sz w:val="12"/>
+                <w:szCs w:val="12"/>
+              </w:rPr>
+              <w:t>% endif %}</w:t>
             </w:r>
           </w:p>
         </w:tc>
@@ -304,24 +363,53 @@
               <w:rPr>
                 <w:b/>
               </w:rPr>
-              <w:t>{% if party_label == “plaintiff” or party_label == “petitioner” %</w:t>
-            </w:r>
+              <w:t xml:space="preserve">{% if party_label == “plaintiff” or party_label == “petitioner” </w:t>
+            </w:r>
+            <w:proofErr w:type="gramStart"/>
             <w:r>
               <w:rPr>
                 <w:b/>
               </w:rPr>
+              <w:t>%</w:t>
+            </w:r>
+            <w:r>
+              <w:rPr>
+                <w:b/>
+              </w:rPr>
               <w:t>}</w:t>
             </w:r>
             <w:r>
               <w:rPr>
                 <w:b/>
               </w:rPr>
-              <w:t>{{users[0].name_full()</w:t>
-            </w:r>
+              <w:t>{</w:t>
+            </w:r>
+            <w:proofErr w:type="gramEnd"/>
             <w:r>
               <w:rPr>
                 <w:b/>
               </w:rPr>
+              <w:t>{users[0].name_</w:t>
+            </w:r>
+            <w:proofErr w:type="gramStart"/>
+            <w:r>
+              <w:rPr>
+                <w:b/>
+              </w:rPr>
+              <w:t>full(</w:t>
+            </w:r>
+            <w:proofErr w:type="gramEnd"/>
+            <w:r>
+              <w:rPr>
+                <w:b/>
+              </w:rPr>
+              <w:t>)</w:t>
+            </w:r>
+            <w:proofErr w:type="gramStart"/>
+            <w:r>
+              <w:rPr>
+                <w:b/>
+              </w:rPr>
               <w:t>}</w:t>
             </w:r>
             <w:r>
@@ -334,19 +422,68 @@
               <w:rPr>
                 <w:b/>
               </w:rPr>
-              <w:t>{% else %</w:t>
-            </w:r>
+              <w:t>{</w:t>
+            </w:r>
+            <w:proofErr w:type="gramEnd"/>
             <w:r>
               <w:rPr>
                 <w:b/>
               </w:rPr>
+              <w:t xml:space="preserve">% else </w:t>
+            </w:r>
+            <w:proofErr w:type="gramStart"/>
+            <w:r>
+              <w:rPr>
+                <w:b/>
+              </w:rPr>
+              <w:t>%</w:t>
+            </w:r>
+            <w:r>
+              <w:rPr>
+                <w:b/>
+              </w:rPr>
               <w:t>}</w:t>
             </w:r>
             <w:r>
               <w:rPr>
                 <w:b/>
               </w:rPr>
-              <w:t>{{other_parties[0].name_full()}}{% endif %}</w:t>
+              <w:t>{</w:t>
+            </w:r>
+            <w:proofErr w:type="gramEnd"/>
+            <w:r>
+              <w:rPr>
+                <w:b/>
+              </w:rPr>
+              <w:t>{other_parties[0].name_</w:t>
+            </w:r>
+            <w:proofErr w:type="gramStart"/>
+            <w:r>
+              <w:rPr>
+                <w:b/>
+              </w:rPr>
+              <w:t>full(</w:t>
+            </w:r>
+            <w:proofErr w:type="gramEnd"/>
+            <w:r>
+              <w:rPr>
+                <w:b/>
+              </w:rPr>
+              <w:t>)</w:t>
+            </w:r>
+            <w:proofErr w:type="gramStart"/>
+            <w:r>
+              <w:rPr>
+                <w:b/>
+              </w:rPr>
+              <w:t>}}{</w:t>
+            </w:r>
+            <w:proofErr w:type="gramEnd"/>
+            <w:r>
+              <w:rPr>
+                <w:b/>
+              </w:rPr>
+              <w:t>% endif %}</w:t>
             </w:r>
             <w:r>
               <w:rPr>
@@ -793,24 +930,53 @@
               <w:rPr>
                 <w:b/>
               </w:rPr>
-              <w:t>{% if party_label == “defendant” or party_label == “respondent” %</w:t>
-            </w:r>
+              <w:t xml:space="preserve">{% if party_label == “defendant” or party_label == “respondent” </w:t>
+            </w:r>
+            <w:proofErr w:type="gramStart"/>
             <w:r>
               <w:rPr>
                 <w:b/>
               </w:rPr>
+              <w:t>%</w:t>
+            </w:r>
+            <w:r>
+              <w:rPr>
+                <w:b/>
+              </w:rPr>
               <w:t>}</w:t>
             </w:r>
             <w:r>
               <w:rPr>
                 <w:b/>
               </w:rPr>
-              <w:t>{{users[0].name_full()</w:t>
-            </w:r>
+              <w:t>{</w:t>
+            </w:r>
+            <w:proofErr w:type="gramEnd"/>
             <w:r>
               <w:rPr>
                 <w:b/>
               </w:rPr>
+              <w:t>{users[0].name_</w:t>
+            </w:r>
+            <w:proofErr w:type="gramStart"/>
+            <w:r>
+              <w:rPr>
+                <w:b/>
+              </w:rPr>
+              <w:t>full(</w:t>
+            </w:r>
+            <w:proofErr w:type="gramEnd"/>
+            <w:r>
+              <w:rPr>
+                <w:b/>
+              </w:rPr>
+              <w:t>)</w:t>
+            </w:r>
+            <w:proofErr w:type="gramStart"/>
+            <w:r>
+              <w:rPr>
+                <w:b/>
+              </w:rPr>
               <w:t>}</w:t>
             </w:r>
             <w:r>
@@ -823,19 +989,68 @@
               <w:rPr>
                 <w:b/>
               </w:rPr>
-              <w:t>{% else %</w:t>
-            </w:r>
+              <w:t>{</w:t>
+            </w:r>
+            <w:proofErr w:type="gramEnd"/>
             <w:r>
               <w:rPr>
                 <w:b/>
               </w:rPr>
+              <w:t xml:space="preserve">% else </w:t>
+            </w:r>
+            <w:proofErr w:type="gramStart"/>
+            <w:r>
+              <w:rPr>
+                <w:b/>
+              </w:rPr>
+              <w:t>%</w:t>
+            </w:r>
+            <w:r>
+              <w:rPr>
+                <w:b/>
+              </w:rPr>
               <w:t>}</w:t>
             </w:r>
             <w:r>
               <w:rPr>
                 <w:b/>
               </w:rPr>
-              <w:t>{{other_parties[0].name_full()}}{% endif %}</w:t>
+              <w:t>{</w:t>
+            </w:r>
+            <w:proofErr w:type="gramEnd"/>
+            <w:r>
+              <w:rPr>
+                <w:b/>
+              </w:rPr>
+              <w:t>{other_parties[0].name_</w:t>
+            </w:r>
+            <w:proofErr w:type="gramStart"/>
+            <w:r>
+              <w:rPr>
+                <w:b/>
+              </w:rPr>
+              <w:t>full(</w:t>
+            </w:r>
+            <w:proofErr w:type="gramEnd"/>
+            <w:r>
+              <w:rPr>
+                <w:b/>
+              </w:rPr>
+              <w:t>)</w:t>
+            </w:r>
+            <w:proofErr w:type="gramStart"/>
+            <w:r>
+              <w:rPr>
+                <w:b/>
+              </w:rPr>
+              <w:t>}}{</w:t>
+            </w:r>
+            <w:proofErr w:type="gramEnd"/>
+            <w:r>
+              <w:rPr>
+                <w:b/>
+              </w:rPr>
+              <w:t>% endif %}</w:t>
             </w:r>
             <w:r>
               <w:rPr>
@@ -1159,7 +1374,15 @@
         <w:t xml:space="preserve">, </w:t>
       </w:r>
       <w:r>
-        <w:t>{{users[0].name_full()}}</w:t>
+        <w:t>{{users[0].name_</w:t>
+      </w:r>
+      <w:proofErr w:type="gramStart"/>
+      <w:r>
+        <w:t>full(</w:t>
+      </w:r>
+      <w:proofErr w:type="gramEnd"/>
+      <w:r>
+        <w:t>)}}</w:t>
       </w:r>
       <w:r>
         <w:t xml:space="preserve">, </w:t>
@@ -1180,17 +1403,35 @@
         <w:t xml:space="preserve"> </w:t>
       </w:r>
       <w:r>
-        <w:t>{{other_parties[0].name_full</w:t>
+        <w:t>{{other_parties[0].name_</w:t>
+      </w:r>
+      <w:proofErr w:type="gramStart"/>
+      <w:r>
+        <w:t>full</w:t>
       </w:r>
       <w:r>
         <w:t>(</w:t>
       </w:r>
-      <w:r>
-        <w:t xml:space="preserve">)}}, as to why they should not be held in Indirect Civil Contempt of Court for their refusal to pay child support and/or other child-related expenses pursuant this Court's order. In support of this Petition, </w:t>
-      </w:r>
-      <w:r>
-        <w:t>{{capitalize(party_label)}}</w:t>
-      </w:r>
+      <w:proofErr w:type="gramEnd"/>
+      <w:r>
+        <w:t xml:space="preserve">)}}, as to why they should not be held in Indirect Civil Contempt of Court for their refusal to pay child support and/or other child-related expenses pursuant this Court's order. In support of this </w:t>
+      </w:r>
+      <w:proofErr w:type="gramStart"/>
+      <w:r>
+        <w:t xml:space="preserve">Petition, </w:t>
+      </w:r>
+      <w:r>
+        <w:t>{{</w:t>
+      </w:r>
+      <w:proofErr w:type="gramEnd"/>
+      <w:r>
+        <w:t>capitalize(party_</w:t>
+      </w:r>
+      <w:proofErr w:type="gramStart"/>
+      <w:r>
+        <w:t>label)}}</w:t>
+      </w:r>
+      <w:proofErr w:type="gramEnd"/>
       <w:r>
         <w:t xml:space="preserve"> states as follows:</w:t>
       </w:r>
@@ -1226,7 +1467,15 @@
           <w:sz w:val="24"/>
           <w:szCs w:val="24"/>
         </w:rPr>
-        <w:t>{% if case_type == “Other” %}{{</w:t>
+        <w:t xml:space="preserve">{% if case_type == “Other” </w:t>
+      </w:r>
+      <w:proofErr w:type="gramStart"/>
+      <w:r>
+        <w:rPr>
+          <w:sz w:val="24"/>
+          <w:szCs w:val="24"/>
+        </w:rPr>
+        <w:t>%}{{</w:t>
       </w:r>
       <w:r>
         <w:t xml:space="preserve"> </w:t>
@@ -1236,35 +1485,148 @@
           <w:sz w:val="24"/>
           <w:szCs w:val="24"/>
         </w:rPr>
-        <w:t>other_case_type</w:t>
-      </w:r>
-      <w:r>
-        <w:rPr>
-          <w:sz w:val="24"/>
-          <w:szCs w:val="24"/>
-        </w:rPr>
-        <w:t>}}{% else %}</w:t>
-      </w:r>
-      <w:r>
-        <w:rPr>
-          <w:sz w:val="24"/>
-          <w:szCs w:val="24"/>
-        </w:rPr>
-        <w:t>{{case_type}}</w:t>
-      </w:r>
-      <w:r>
-        <w:rPr>
-          <w:sz w:val="24"/>
-          <w:szCs w:val="24"/>
-        </w:rPr>
-        <w:t>{% endif %}</w:t>
-      </w:r>
-      <w:r>
-        <w:rPr>
-          <w:sz w:val="24"/>
-          <w:szCs w:val="24"/>
-        </w:rPr>
-        <w:t xml:space="preserve"> on {{filing_date}}. {% if case_completed %}A final judgment was entered in said action on {{final_order_date}}.{% else %}Said action is pending and unresolved before this court.{% endif %}</w:t>
+        <w:t>other</w:t>
+      </w:r>
+      <w:proofErr w:type="gramEnd"/>
+      <w:r>
+        <w:rPr>
+          <w:sz w:val="24"/>
+          <w:szCs w:val="24"/>
+        </w:rPr>
+        <w:t>_case_type</w:t>
+      </w:r>
+      <w:proofErr w:type="gramStart"/>
+      <w:r>
+        <w:rPr>
+          <w:sz w:val="24"/>
+          <w:szCs w:val="24"/>
+        </w:rPr>
+        <w:t>}}{</w:t>
+      </w:r>
+      <w:proofErr w:type="gramEnd"/>
+      <w:r>
+        <w:rPr>
+          <w:sz w:val="24"/>
+          <w:szCs w:val="24"/>
+        </w:rPr>
+        <w:t xml:space="preserve">% else </w:t>
+      </w:r>
+      <w:proofErr w:type="gramStart"/>
+      <w:r>
+        <w:rPr>
+          <w:sz w:val="24"/>
+          <w:szCs w:val="24"/>
+        </w:rPr>
+        <w:t>%}</w:t>
+      </w:r>
+      <w:r>
+        <w:rPr>
+          <w:sz w:val="24"/>
+          <w:szCs w:val="24"/>
+        </w:rPr>
+        <w:t>{</w:t>
+      </w:r>
+      <w:proofErr w:type="gramEnd"/>
+      <w:r>
+        <w:rPr>
+          <w:sz w:val="24"/>
+          <w:szCs w:val="24"/>
+        </w:rPr>
+        <w:t>{case_type</w:t>
+      </w:r>
+      <w:proofErr w:type="gramStart"/>
+      <w:r>
+        <w:rPr>
+          <w:sz w:val="24"/>
+          <w:szCs w:val="24"/>
+        </w:rPr>
+        <w:t>}}</w:t>
+      </w:r>
+      <w:r>
+        <w:rPr>
+          <w:sz w:val="24"/>
+          <w:szCs w:val="24"/>
+        </w:rPr>
+        <w:t>{</w:t>
+      </w:r>
+      <w:proofErr w:type="gramEnd"/>
+      <w:r>
+        <w:rPr>
+          <w:sz w:val="24"/>
+          <w:szCs w:val="24"/>
+        </w:rPr>
+        <w:t>% endif %}</w:t>
+      </w:r>
+      <w:r>
+        <w:rPr>
+          <w:sz w:val="24"/>
+          <w:szCs w:val="24"/>
+        </w:rPr>
+        <w:t xml:space="preserve"> on {{filing_date}}. {% if case_completed </w:t>
+      </w:r>
+      <w:proofErr w:type="gramStart"/>
+      <w:r>
+        <w:rPr>
+          <w:sz w:val="24"/>
+          <w:szCs w:val="24"/>
+        </w:rPr>
+        <w:t>%}A</w:t>
+      </w:r>
+      <w:proofErr w:type="gramEnd"/>
+      <w:r>
+        <w:rPr>
+          <w:sz w:val="24"/>
+          <w:szCs w:val="24"/>
+        </w:rPr>
+        <w:t xml:space="preserve"> final judgment was entered in said action on {{final_order_date}</w:t>
+      </w:r>
+      <w:proofErr w:type="gramStart"/>
+      <w:r>
+        <w:rPr>
+          <w:sz w:val="24"/>
+          <w:szCs w:val="24"/>
+        </w:rPr>
+        <w:t>}.{</w:t>
+      </w:r>
+      <w:proofErr w:type="gramEnd"/>
+      <w:r>
+        <w:rPr>
+          <w:sz w:val="24"/>
+          <w:szCs w:val="24"/>
+        </w:rPr>
+        <w:t xml:space="preserve">% else </w:t>
+      </w:r>
+      <w:proofErr w:type="gramStart"/>
+      <w:r>
+        <w:rPr>
+          <w:sz w:val="24"/>
+          <w:szCs w:val="24"/>
+        </w:rPr>
+        <w:t>%}Said</w:t>
+      </w:r>
+      <w:proofErr w:type="gramEnd"/>
+      <w:r>
+        <w:rPr>
+          <w:sz w:val="24"/>
+          <w:szCs w:val="24"/>
+        </w:rPr>
+        <w:t xml:space="preserve"> action is pending and unresolved before this </w:t>
+      </w:r>
+      <w:proofErr w:type="gramStart"/>
+      <w:r>
+        <w:rPr>
+          <w:sz w:val="24"/>
+          <w:szCs w:val="24"/>
+        </w:rPr>
+        <w:t>court.{</w:t>
+      </w:r>
+      <w:proofErr w:type="gramEnd"/>
+      <w:r>
+        <w:rPr>
+          <w:sz w:val="24"/>
+          <w:szCs w:val="24"/>
+        </w:rPr>
+        <w:t>% endif %}</w:t>
       </w:r>
     </w:p>
     <w:p>
@@ -1291,7 +1653,55 @@
           <w:sz w:val="24"/>
           <w:szCs w:val="24"/>
         </w:rPr>
-        <w:t>{% if children.number_gathered() &gt; 1 %}{{</w:t>
+        <w:t xml:space="preserve">{% if </w:t>
+      </w:r>
+      <w:proofErr w:type="gramStart"/>
+      <w:r>
+        <w:rPr>
+          <w:sz w:val="24"/>
+          <w:szCs w:val="24"/>
+        </w:rPr>
+        <w:t>children.number</w:t>
+      </w:r>
+      <w:proofErr w:type="gramEnd"/>
+      <w:r>
+        <w:rPr>
+          <w:sz w:val="24"/>
+          <w:szCs w:val="24"/>
+        </w:rPr>
+        <w:t>_</w:t>
+      </w:r>
+      <w:proofErr w:type="gramStart"/>
+      <w:r>
+        <w:rPr>
+          <w:sz w:val="24"/>
+          <w:szCs w:val="24"/>
+        </w:rPr>
+        <w:t>gathered(</w:t>
+      </w:r>
+      <w:proofErr w:type="gramEnd"/>
+      <w:r>
+        <w:rPr>
+          <w:sz w:val="24"/>
+          <w:szCs w:val="24"/>
+        </w:rPr>
+        <w:t xml:space="preserve">) &gt; 1 </w:t>
+      </w:r>
+      <w:proofErr w:type="gramStart"/>
+      <w:r>
+        <w:rPr>
+          <w:sz w:val="24"/>
+          <w:szCs w:val="24"/>
+        </w:rPr>
+        <w:t>%}{</w:t>
+      </w:r>
+      <w:proofErr w:type="gramEnd"/>
+      <w:r>
+        <w:rPr>
+          <w:sz w:val="24"/>
+          <w:szCs w:val="24"/>
+        </w:rPr>
+        <w:t>{</w:t>
       </w:r>
       <w:r>
         <w:rPr>
@@ -1307,12 +1717,37 @@
         </w:rPr>
         <w:t>nice_number(</w:t>
       </w:r>
-      <w:r>
-        <w:rPr>
-          <w:sz w:val="24"/>
-          <w:szCs w:val="24"/>
-        </w:rPr>
-        <w:t>children.number_gathered()</w:t>
+      <w:proofErr w:type="gramStart"/>
+      <w:r>
+        <w:rPr>
+          <w:sz w:val="24"/>
+          <w:szCs w:val="24"/>
+        </w:rPr>
+        <w:t>children.number</w:t>
+      </w:r>
+      <w:proofErr w:type="gramEnd"/>
+      <w:r>
+        <w:rPr>
+          <w:sz w:val="24"/>
+          <w:szCs w:val="24"/>
+        </w:rPr>
+        <w:t>_</w:t>
+      </w:r>
+      <w:proofErr w:type="gramStart"/>
+      <w:r>
+        <w:rPr>
+          <w:sz w:val="24"/>
+          <w:szCs w:val="24"/>
+        </w:rPr>
+        <w:t>gathered(</w:t>
+      </w:r>
+      <w:proofErr w:type="gramEnd"/>
+      <w:r>
+        <w:rPr>
+          <w:sz w:val="24"/>
+          <w:szCs w:val="24"/>
+        </w:rPr>
+        <w:t>)</w:t>
       </w:r>
       <w:r>
         <w:rPr>
@@ -1361,14 +1796,46 @@
           <w:sz w:val="24"/>
           <w:szCs w:val="24"/>
         </w:rPr>
-        <w:t xml:space="preserve"> ({{nice_number(children.number_gathered(),</w:t>
-      </w:r>
-      <w:r>
-        <w:rPr>
-          <w:sz w:val="24"/>
-          <w:szCs w:val="24"/>
-        </w:rPr>
-        <w:t>use_word</w:t>
+        <w:t xml:space="preserve"> ({{nice_number(</w:t>
+      </w:r>
+      <w:proofErr w:type="gramStart"/>
+      <w:r>
+        <w:rPr>
+          <w:sz w:val="24"/>
+          <w:szCs w:val="24"/>
+        </w:rPr>
+        <w:t>children.number</w:t>
+      </w:r>
+      <w:proofErr w:type="gramEnd"/>
+      <w:r>
+        <w:rPr>
+          <w:sz w:val="24"/>
+          <w:szCs w:val="24"/>
+        </w:rPr>
+        <w:t>_gathered(</w:t>
+      </w:r>
+      <w:proofErr w:type="gramStart"/>
+      <w:r>
+        <w:rPr>
+          <w:sz w:val="24"/>
+          <w:szCs w:val="24"/>
+        </w:rPr>
+        <w:t>),</w:t>
+      </w:r>
+      <w:r>
+        <w:rPr>
+          <w:sz w:val="24"/>
+          <w:szCs w:val="24"/>
+        </w:rPr>
+        <w:t>use</w:t>
+      </w:r>
+      <w:proofErr w:type="gramEnd"/>
+      <w:r>
+        <w:rPr>
+          <w:sz w:val="24"/>
+          <w:szCs w:val="24"/>
+        </w:rPr>
+        <w:t>_word</w:t>
       </w:r>
       <w:r>
         <w:rPr>
@@ -1396,7 +1863,23 @@
           <w:sz w:val="24"/>
           <w:szCs w:val="24"/>
         </w:rPr>
-        <w:t xml:space="preserve"> children were{% else %} </w:t>
+        <w:t xml:space="preserve"> children </w:t>
+      </w:r>
+      <w:proofErr w:type="gramStart"/>
+      <w:r>
+        <w:rPr>
+          <w:sz w:val="24"/>
+          <w:szCs w:val="24"/>
+        </w:rPr>
+        <w:t>were{</w:t>
+      </w:r>
+      <w:proofErr w:type="gramEnd"/>
+      <w:r>
+        <w:rPr>
+          <w:sz w:val="24"/>
+          <w:szCs w:val="24"/>
+        </w:rPr>
+        <w:t xml:space="preserve">% else %} </w:t>
       </w:r>
       <w:r>
         <w:rPr>
@@ -1410,14 +1893,38 @@
           <w:sz w:val="24"/>
           <w:szCs w:val="24"/>
         </w:rPr>
-        <w:t xml:space="preserve"> child was{% endif %}</w:t>
-      </w:r>
-      <w:r>
-        <w:rPr>
-          <w:sz w:val="24"/>
-          <w:szCs w:val="24"/>
-        </w:rPr>
-        <w:t xml:space="preserve"> born to the parties, namely</w:t>
+        <w:t xml:space="preserve"> child </w:t>
+      </w:r>
+      <w:proofErr w:type="gramStart"/>
+      <w:r>
+        <w:rPr>
+          <w:sz w:val="24"/>
+          <w:szCs w:val="24"/>
+        </w:rPr>
+        <w:t>was{</w:t>
+      </w:r>
+      <w:proofErr w:type="gramEnd"/>
+      <w:r>
+        <w:rPr>
+          <w:sz w:val="24"/>
+          <w:szCs w:val="24"/>
+        </w:rPr>
+        <w:t>% endif %}</w:t>
+      </w:r>
+      <w:r>
+        <w:rPr>
+          <w:sz w:val="24"/>
+          <w:szCs w:val="24"/>
+        </w:rPr>
+        <w:t xml:space="preserve"> born to the parties, </w:t>
+      </w:r>
+      <w:proofErr w:type="gramStart"/>
+      <w:r>
+        <w:rPr>
+          <w:sz w:val="24"/>
+          <w:szCs w:val="24"/>
+        </w:rPr>
+        <w:t>namely</w:t>
       </w:r>
       <w:r>
         <w:rPr>
@@ -1432,7 +1939,16 @@
           <w:sz w:val="24"/>
           <w:szCs w:val="24"/>
         </w:rPr>
-        <w:t xml:space="preserve">{% for child in </w:t>
+        <w:t>{</w:t>
+      </w:r>
+      <w:proofErr w:type="gramEnd"/>
+      <w:r>
+        <w:rPr>
+          <w:rFonts w:eastAsia="Segoe UI Emoji"/>
+          <w:sz w:val="24"/>
+          <w:szCs w:val="24"/>
+        </w:rPr>
+        <w:t xml:space="preserve">% for child in </w:t>
       </w:r>
       <w:r>
         <w:rPr>
@@ -1475,15 +1991,40 @@
           <w:sz w:val="24"/>
           <w:szCs w:val="24"/>
         </w:rPr>
-        <w:t>)}}.</w:t>
-      </w:r>
-      <w:r>
-        <w:rPr>
-          <w:sz w:val="24"/>
-          <w:szCs w:val="24"/>
-        </w:rPr>
-        <w:t>{% endfor %}</w:t>
-      </w:r>
+        <w:t>)}</w:t>
+      </w:r>
+      <w:proofErr w:type="gramStart"/>
+      <w:r>
+        <w:rPr>
+          <w:sz w:val="24"/>
+          <w:szCs w:val="24"/>
+        </w:rPr>
+        <w:t>}.</w:t>
+      </w:r>
+      <w:r>
+        <w:rPr>
+          <w:sz w:val="24"/>
+          <w:szCs w:val="24"/>
+        </w:rPr>
+        <w:t>{</w:t>
+      </w:r>
+      <w:proofErr w:type="gramEnd"/>
+      <w:r>
+        <w:rPr>
+          <w:sz w:val="24"/>
+          <w:szCs w:val="24"/>
+        </w:rPr>
+        <w:t xml:space="preserve">% </w:t>
+      </w:r>
+      <w:proofErr w:type="gramStart"/>
+      <w:r>
+        <w:rPr>
+          <w:sz w:val="24"/>
+          <w:szCs w:val="24"/>
+        </w:rPr>
+        <w:t>endfor %}</w:t>
+      </w:r>
+      <w:proofErr w:type="gramEnd"/>
     </w:p>
     <w:p>
       <w:pPr>
@@ -1509,7 +2050,39 @@
           <w:sz w:val="24"/>
           <w:szCs w:val="24"/>
         </w:rPr>
-        <w:t>On {{child_support_order_date}}, {{other_parties[0].name_full()}} was ordered to pay child support in the amount of {{</w:t>
+        <w:t>On {{child_support_order_</w:t>
+      </w:r>
+      <w:proofErr w:type="gramStart"/>
+      <w:r>
+        <w:rPr>
+          <w:sz w:val="24"/>
+          <w:szCs w:val="24"/>
+        </w:rPr>
+        <w:t>date}}, {{</w:t>
+      </w:r>
+      <w:proofErr w:type="gramEnd"/>
+      <w:r>
+        <w:rPr>
+          <w:sz w:val="24"/>
+          <w:szCs w:val="24"/>
+        </w:rPr>
+        <w:t>other_parties[0].name_</w:t>
+      </w:r>
+      <w:proofErr w:type="gramStart"/>
+      <w:r>
+        <w:rPr>
+          <w:sz w:val="24"/>
+          <w:szCs w:val="24"/>
+        </w:rPr>
+        <w:t>full(</w:t>
+      </w:r>
+      <w:proofErr w:type="gramEnd"/>
+      <w:r>
+        <w:rPr>
+          <w:sz w:val="24"/>
+          <w:szCs w:val="24"/>
+        </w:rPr>
+        <w:t>)}} was ordered to pay child support in the amount of {{</w:t>
       </w:r>
       <w:r>
         <w:rPr>
@@ -1523,7 +2096,15 @@
           <w:sz w:val="24"/>
           <w:szCs w:val="24"/>
         </w:rPr>
-        <w:t>child_support_amount</w:t>
+        <w:t>child_support_</w:t>
+      </w:r>
+      <w:proofErr w:type="gramStart"/>
+      <w:r>
+        <w:rPr>
+          <w:sz w:val="24"/>
+          <w:szCs w:val="24"/>
+        </w:rPr>
+        <w:t>amount</w:t>
       </w:r>
       <w:r>
         <w:rPr>
@@ -1537,7 +2118,23 @@
           <w:sz w:val="24"/>
           <w:szCs w:val="24"/>
         </w:rPr>
-        <w:t>}} {{child_support_freq</w:t>
+        <w:t>}} {{</w:t>
+      </w:r>
+      <w:proofErr w:type="gramEnd"/>
+      <w:r>
+        <w:rPr>
+          <w:sz w:val="24"/>
+          <w:szCs w:val="24"/>
+        </w:rPr>
+        <w:t>child_support_</w:t>
+      </w:r>
+      <w:proofErr w:type="gramStart"/>
+      <w:r>
+        <w:rPr>
+          <w:sz w:val="24"/>
+          <w:szCs w:val="24"/>
+        </w:rPr>
+        <w:t>freq</w:t>
       </w:r>
       <w:r>
         <w:rPr>
@@ -1551,7 +2148,15 @@
           <w:sz w:val="24"/>
           <w:szCs w:val="24"/>
         </w:rPr>
-        <w:t>}}. See Uniform Order</w:t>
+        <w:t>}}</w:t>
+      </w:r>
+      <w:proofErr w:type="gramEnd"/>
+      <w:r>
+        <w:rPr>
+          <w:sz w:val="24"/>
+          <w:szCs w:val="24"/>
+        </w:rPr>
+        <w:t>. See Uniform Order</w:t>
       </w:r>
       <w:r>
         <w:rPr>
@@ -1592,14 +2197,38 @@
           <w:sz w:val="24"/>
           <w:szCs w:val="24"/>
         </w:rPr>
-        <w:t xml:space="preserve">As of the date of filing of this pleading, {{users[0].name_full()}} has not received </w:t>
-      </w:r>
-      <w:r>
-        <w:rPr>
-          <w:sz w:val="24"/>
-          <w:szCs w:val="24"/>
-        </w:rPr>
-        <w:t>{% if child_support_never_paid %}</w:t>
+        <w:t>As of the date of filing of this pleading, {{users[0].name_</w:t>
+      </w:r>
+      <w:proofErr w:type="gramStart"/>
+      <w:r>
+        <w:rPr>
+          <w:sz w:val="24"/>
+          <w:szCs w:val="24"/>
+        </w:rPr>
+        <w:t>full(</w:t>
+      </w:r>
+      <w:proofErr w:type="gramEnd"/>
+      <w:r>
+        <w:rPr>
+          <w:sz w:val="24"/>
+          <w:szCs w:val="24"/>
+        </w:rPr>
+        <w:t xml:space="preserve">)}} has not received </w:t>
+      </w:r>
+      <w:r>
+        <w:rPr>
+          <w:sz w:val="24"/>
+          <w:szCs w:val="24"/>
+        </w:rPr>
+        <w:t xml:space="preserve">{% if child_support_never_paid </w:t>
+      </w:r>
+      <w:proofErr w:type="gramStart"/>
+      <w:r>
+        <w:rPr>
+          <w:sz w:val="24"/>
+          <w:szCs w:val="24"/>
+        </w:rPr>
+        <w:t>%}</w:t>
       </w:r>
       <w:r>
         <w:rPr>
@@ -1608,6 +2237,7 @@
         </w:rPr>
         <w:t>the</w:t>
       </w:r>
+      <w:proofErr w:type="gramEnd"/>
       <w:r>
         <w:rPr>
           <w:sz w:val="24"/>
@@ -1620,28 +2250,76 @@
           <w:sz w:val="24"/>
           <w:szCs w:val="24"/>
         </w:rPr>
-        <w:t xml:space="preserve"> ordered on {{child_support_order_date}}</w:t>
-      </w:r>
-      <w:r>
-        <w:rPr>
-          <w:sz w:val="24"/>
-          <w:szCs w:val="24"/>
-        </w:rPr>
-        <w:t>{% else %}</w:t>
-      </w:r>
-      <w:r>
-        <w:rPr>
-          <w:sz w:val="24"/>
-          <w:szCs w:val="24"/>
-        </w:rPr>
-        <w:t>a child support payment since {{child_support_last_payment_date}}</w:t>
-      </w:r>
-      <w:r>
-        <w:rPr>
-          <w:sz w:val="24"/>
-          <w:szCs w:val="24"/>
-        </w:rPr>
-        <w:t>{% endif %}</w:t>
+        <w:t xml:space="preserve"> ordered on {{child_support_order_date</w:t>
+      </w:r>
+      <w:proofErr w:type="gramStart"/>
+      <w:r>
+        <w:rPr>
+          <w:sz w:val="24"/>
+          <w:szCs w:val="24"/>
+        </w:rPr>
+        <w:t>}}</w:t>
+      </w:r>
+      <w:r>
+        <w:rPr>
+          <w:sz w:val="24"/>
+          <w:szCs w:val="24"/>
+        </w:rPr>
+        <w:t>{</w:t>
+      </w:r>
+      <w:proofErr w:type="gramEnd"/>
+      <w:r>
+        <w:rPr>
+          <w:sz w:val="24"/>
+          <w:szCs w:val="24"/>
+        </w:rPr>
+        <w:t xml:space="preserve">% else </w:t>
+      </w:r>
+      <w:proofErr w:type="gramStart"/>
+      <w:r>
+        <w:rPr>
+          <w:sz w:val="24"/>
+          <w:szCs w:val="24"/>
+        </w:rPr>
+        <w:t>%}</w:t>
+      </w:r>
+      <w:r>
+        <w:rPr>
+          <w:sz w:val="24"/>
+          <w:szCs w:val="24"/>
+        </w:rPr>
+        <w:t>a</w:t>
+      </w:r>
+      <w:proofErr w:type="gramEnd"/>
+      <w:r>
+        <w:rPr>
+          <w:sz w:val="24"/>
+          <w:szCs w:val="24"/>
+        </w:rPr>
+        <w:t xml:space="preserve"> child support payment since {{child_support_last_payment_date</w:t>
+      </w:r>
+      <w:proofErr w:type="gramStart"/>
+      <w:r>
+        <w:rPr>
+          <w:sz w:val="24"/>
+          <w:szCs w:val="24"/>
+        </w:rPr>
+        <w:t>}}</w:t>
+      </w:r>
+      <w:r>
+        <w:rPr>
+          <w:sz w:val="24"/>
+          <w:szCs w:val="24"/>
+        </w:rPr>
+        <w:t>{</w:t>
+      </w:r>
+      <w:proofErr w:type="gramEnd"/>
+      <w:r>
+        <w:rPr>
+          <w:sz w:val="24"/>
+          <w:szCs w:val="24"/>
+        </w:rPr>
+        <w:t>% endif %}</w:t>
       </w:r>
       <w:r>
         <w:rPr>
@@ -1675,7 +2353,23 @@
           <w:sz w:val="24"/>
           <w:szCs w:val="24"/>
         </w:rPr>
-        <w:t xml:space="preserve">{{other_parties[0].name_full()}} has failed to comply with the court order in that they have not paid </w:t>
+        <w:t>{{other_parties[0].name_</w:t>
+      </w:r>
+      <w:proofErr w:type="gramStart"/>
+      <w:r>
+        <w:rPr>
+          <w:sz w:val="24"/>
+          <w:szCs w:val="24"/>
+        </w:rPr>
+        <w:t>full(</w:t>
+      </w:r>
+      <w:proofErr w:type="gramEnd"/>
+      <w:r>
+        <w:rPr>
+          <w:sz w:val="24"/>
+          <w:szCs w:val="24"/>
+        </w:rPr>
+        <w:t xml:space="preserve">)}} has failed to comply with the court order in that they have not paid </w:t>
       </w:r>
       <w:r>
         <w:rPr>
@@ -1696,28 +2390,60 @@
           <w:sz w:val="24"/>
           <w:szCs w:val="24"/>
         </w:rPr>
-        <w:t xml:space="preserve"> ordered on {{child_support_order_date}}</w:t>
-      </w:r>
-      <w:r>
-        <w:rPr>
-          <w:sz w:val="24"/>
-          <w:szCs w:val="24"/>
-        </w:rPr>
-        <w:t>{% if not child_support_never_paid %}</w:t>
-      </w:r>
-      <w:r>
-        <w:rPr>
-          <w:sz w:val="24"/>
-          <w:szCs w:val="24"/>
-        </w:rPr>
-        <w:t xml:space="preserve"> since the {{child_support_last_payment_date}} payment</w:t>
-      </w:r>
-      <w:r>
-        <w:rPr>
-          <w:sz w:val="24"/>
-          <w:szCs w:val="24"/>
-        </w:rPr>
-        <w:t>{% endif %}</w:t>
+        <w:t xml:space="preserve"> ordered on {{child_support_order_date</w:t>
+      </w:r>
+      <w:proofErr w:type="gramStart"/>
+      <w:r>
+        <w:rPr>
+          <w:sz w:val="24"/>
+          <w:szCs w:val="24"/>
+        </w:rPr>
+        <w:t>}}</w:t>
+      </w:r>
+      <w:r>
+        <w:rPr>
+          <w:sz w:val="24"/>
+          <w:szCs w:val="24"/>
+        </w:rPr>
+        <w:t>{</w:t>
+      </w:r>
+      <w:proofErr w:type="gramEnd"/>
+      <w:r>
+        <w:rPr>
+          <w:sz w:val="24"/>
+          <w:szCs w:val="24"/>
+        </w:rPr>
+        <w:t>% if not child_support_never_paid %}</w:t>
+      </w:r>
+      <w:r>
+        <w:rPr>
+          <w:sz w:val="24"/>
+          <w:szCs w:val="24"/>
+        </w:rPr>
+        <w:t xml:space="preserve"> since the {{child_support_last_payment_date}} </w:t>
+      </w:r>
+      <w:proofErr w:type="gramStart"/>
+      <w:r>
+        <w:rPr>
+          <w:sz w:val="24"/>
+          <w:szCs w:val="24"/>
+        </w:rPr>
+        <w:t>payment</w:t>
+      </w:r>
+      <w:r>
+        <w:rPr>
+          <w:sz w:val="24"/>
+          <w:szCs w:val="24"/>
+        </w:rPr>
+        <w:t>{</w:t>
+      </w:r>
+      <w:proofErr w:type="gramEnd"/>
+      <w:r>
+        <w:rPr>
+          <w:sz w:val="24"/>
+          <w:szCs w:val="24"/>
+        </w:rPr>
+        <w:t>% endif %}</w:t>
       </w:r>
       <w:r>
         <w:rPr>
@@ -1751,7 +2477,23 @@
           <w:sz w:val="24"/>
           <w:szCs w:val="24"/>
         </w:rPr>
-        <w:t>{{other_parties[0].name_full()}} owes a total of {</w:t>
+        <w:t>{{other_parties[0].name_</w:t>
+      </w:r>
+      <w:proofErr w:type="gramStart"/>
+      <w:r>
+        <w:rPr>
+          <w:sz w:val="24"/>
+          <w:szCs w:val="24"/>
+        </w:rPr>
+        <w:t>full(</w:t>
+      </w:r>
+      <w:proofErr w:type="gramEnd"/>
+      <w:r>
+        <w:rPr>
+          <w:sz w:val="24"/>
+          <w:szCs w:val="24"/>
+        </w:rPr>
+        <w:t>)}} owes a total of {</w:t>
       </w:r>
       <w:r>
         <w:rPr>
@@ -1772,7 +2514,15 @@
           <w:sz w:val="24"/>
           <w:szCs w:val="24"/>
         </w:rPr>
-        <w:t>child_support_total_amount</w:t>
+        <w:t>child_support_total_</w:t>
+      </w:r>
+      <w:proofErr w:type="gramStart"/>
+      <w:r>
+        <w:rPr>
+          <w:sz w:val="24"/>
+          <w:szCs w:val="24"/>
+        </w:rPr>
+        <w:t>amount</w:t>
       </w:r>
       <w:r>
         <w:rPr>
@@ -1786,14 +2536,30 @@
           <w:sz w:val="24"/>
           <w:szCs w:val="24"/>
         </w:rPr>
-        <w:t xml:space="preserve">}} in child support. This represents </w:t>
-      </w:r>
-      <w:r>
-        <w:rPr>
-          <w:sz w:val="24"/>
-          <w:szCs w:val="24"/>
-        </w:rPr>
-        <w:t>{{nice_number(child_support_missed_payment_count</w:t>
+        <w:t>}}</w:t>
+      </w:r>
+      <w:proofErr w:type="gramEnd"/>
+      <w:r>
+        <w:rPr>
+          <w:sz w:val="24"/>
+          <w:szCs w:val="24"/>
+        </w:rPr>
+        <w:t xml:space="preserve"> in child support. This represents </w:t>
+      </w:r>
+      <w:r>
+        <w:rPr>
+          <w:sz w:val="24"/>
+          <w:szCs w:val="24"/>
+        </w:rPr>
+        <w:t>{{nice_number(child_support_missed_payment_</w:t>
+      </w:r>
+      <w:proofErr w:type="gramStart"/>
+      <w:r>
+        <w:rPr>
+          <w:sz w:val="24"/>
+          <w:szCs w:val="24"/>
+        </w:rPr>
+        <w:t>count</w:t>
       </w:r>
       <w:r>
         <w:rPr>
@@ -1807,7 +2573,15 @@
           <w:sz w:val="24"/>
           <w:szCs w:val="24"/>
         </w:rPr>
-        <w:t>use_word</w:t>
+        <w:t>use</w:t>
+      </w:r>
+      <w:proofErr w:type="gramEnd"/>
+      <w:r>
+        <w:rPr>
+          <w:sz w:val="24"/>
+          <w:szCs w:val="24"/>
+        </w:rPr>
+        <w:t>_word</w:t>
       </w:r>
       <w:r>
         <w:rPr>
@@ -1842,7 +2616,15 @@
           <w:sz w:val="24"/>
           <w:szCs w:val="24"/>
         </w:rPr>
-        <w:t>child_support_missed_payment_count</w:t>
+        <w:t>child_support_missed_payment_</w:t>
+      </w:r>
+      <w:proofErr w:type="gramStart"/>
+      <w:r>
+        <w:rPr>
+          <w:sz w:val="24"/>
+          <w:szCs w:val="24"/>
+        </w:rPr>
+        <w:t>count</w:t>
       </w:r>
       <w:r>
         <w:rPr>
@@ -1856,7 +2638,15 @@
           <w:sz w:val="24"/>
           <w:szCs w:val="24"/>
         </w:rPr>
-        <w:t>use_word</w:t>
+        <w:t>use</w:t>
+      </w:r>
+      <w:proofErr w:type="gramEnd"/>
+      <w:r>
+        <w:rPr>
+          <w:sz w:val="24"/>
+          <w:szCs w:val="24"/>
+        </w:rPr>
+        <w:t>_word</w:t>
       </w:r>
       <w:r>
         <w:rPr>
@@ -1907,12 +2697,21 @@
         </w:rPr>
         <w:t>)</w:t>
       </w:r>
-      <w:r>
-        <w:rPr>
-          <w:sz w:val="24"/>
-          <w:szCs w:val="24"/>
-        </w:rPr>
-        <w:t xml:space="preserve">}}{% if child_support_arrears_check %} and </w:t>
+      <w:proofErr w:type="gramStart"/>
+      <w:r>
+        <w:rPr>
+          <w:sz w:val="24"/>
+          <w:szCs w:val="24"/>
+        </w:rPr>
+        <w:t>}}{</w:t>
+      </w:r>
+      <w:proofErr w:type="gramEnd"/>
+      <w:r>
+        <w:rPr>
+          <w:sz w:val="24"/>
+          <w:szCs w:val="24"/>
+        </w:rPr>
+        <w:t xml:space="preserve">% if child_support_arrears_check %} and </w:t>
       </w:r>
       <w:r>
         <w:rPr>
@@ -1956,6 +2755,7 @@
         </w:rPr>
         <w:t>)</w:t>
       </w:r>
+      <w:proofErr w:type="gramStart"/>
       <w:r>
         <w:rPr>
           <w:sz w:val="24"/>
@@ -1968,7 +2768,15 @@
           <w:sz w:val="24"/>
           <w:szCs w:val="24"/>
         </w:rPr>
-        <w:t>{% endif %}.</w:t>
+        <w:t>{</w:t>
+      </w:r>
+      <w:proofErr w:type="gramEnd"/>
+      <w:r>
+        <w:rPr>
+          <w:sz w:val="24"/>
+          <w:szCs w:val="24"/>
+        </w:rPr>
+        <w:t>% endif %}.</w:t>
       </w:r>
     </w:p>
     <w:p>
@@ -1995,7 +2803,23 @@
           <w:sz w:val="24"/>
           <w:szCs w:val="24"/>
         </w:rPr>
-        <w:t>The lapse in payment has been in indirect contravention of the Court’s order and has caused undue financial hardship to {{users[0].name_full()}}.</w:t>
+        <w:t>The lapse in payment has been in indirect contravention of the Court’s order and has caused undue financial hardship to {{users[0].name_</w:t>
+      </w:r>
+      <w:proofErr w:type="gramStart"/>
+      <w:r>
+        <w:rPr>
+          <w:sz w:val="24"/>
+          <w:szCs w:val="24"/>
+        </w:rPr>
+        <w:t>full(</w:t>
+      </w:r>
+      <w:proofErr w:type="gramEnd"/>
+      <w:r>
+        <w:rPr>
+          <w:sz w:val="24"/>
+          <w:szCs w:val="24"/>
+        </w:rPr>
+        <w:t>)}}.</w:t>
       </w:r>
     </w:p>
     <w:p>
@@ -2022,7 +2846,23 @@
           <w:sz w:val="24"/>
           <w:szCs w:val="24"/>
         </w:rPr>
-        <w:t>{{other_parties[0].name_full()}} is well able to pay reasonable sums for support of the children pursuant to {{statute}}.</w:t>
+        <w:t>{{other_parties[0].name_</w:t>
+      </w:r>
+      <w:proofErr w:type="gramStart"/>
+      <w:r>
+        <w:rPr>
+          <w:sz w:val="24"/>
+          <w:szCs w:val="24"/>
+        </w:rPr>
+        <w:t>full(</w:t>
+      </w:r>
+      <w:proofErr w:type="gramEnd"/>
+      <w:r>
+        <w:rPr>
+          <w:sz w:val="24"/>
+          <w:szCs w:val="24"/>
+        </w:rPr>
+        <w:t>)}} is well able to pay reasonable sums for support of the children pursuant to {{statute}}.</w:t>
       </w:r>
     </w:p>
     <w:p>
@@ -2049,7 +2889,23 @@
           <w:sz w:val="24"/>
           <w:szCs w:val="24"/>
         </w:rPr>
-        <w:t>Said behavior by {{other_parties[0].name_full()}} was willful and contumacious and they should be found in contempt of court and sanctioned accordingly.</w:t>
+        <w:t>Said behavior by {{other_parties[0].name_</w:t>
+      </w:r>
+      <w:proofErr w:type="gramStart"/>
+      <w:r>
+        <w:rPr>
+          <w:sz w:val="24"/>
+          <w:szCs w:val="24"/>
+        </w:rPr>
+        <w:t>full(</w:t>
+      </w:r>
+      <w:proofErr w:type="gramEnd"/>
+      <w:r>
+        <w:rPr>
+          <w:sz w:val="24"/>
+          <w:szCs w:val="24"/>
+        </w:rPr>
+        <w:t>)}} was willful and contumacious and they should be found in contempt of court and sanctioned accordingly.</w:t>
       </w:r>
     </w:p>
     <w:p>
@@ -2076,7 +2932,23 @@
           <w:sz w:val="24"/>
           <w:szCs w:val="24"/>
         </w:rPr>
-        <w:t>Section 505 of the IMDMA requires interest on overdue child support.</w:t>
+        <w:t xml:space="preserve">Section 505 of the IMDMA requires interest </w:t>
+      </w:r>
+      <w:proofErr w:type="gramStart"/>
+      <w:r>
+        <w:rPr>
+          <w:sz w:val="24"/>
+          <w:szCs w:val="24"/>
+        </w:rPr>
+        <w:t>on</w:t>
+      </w:r>
+      <w:proofErr w:type="gramEnd"/>
+      <w:r>
+        <w:rPr>
+          <w:sz w:val="24"/>
+          <w:szCs w:val="24"/>
+        </w:rPr>
+        <w:t xml:space="preserve"> overdue child support.</w:t>
       </w:r>
     </w:p>
     <w:p>
@@ -2106,6 +2978,7 @@
           <w:szCs w:val="24"/>
         </w:rPr>
       </w:pPr>
+      <w:proofErr w:type="gramStart"/>
       <w:r>
         <w:rPr>
           <w:sz w:val="24"/>
@@ -2118,14 +2991,47 @@
           <w:sz w:val="24"/>
           <w:szCs w:val="24"/>
         </w:rPr>
-        <w:t>{{capitalize(party_label)}}</w:t>
-      </w:r>
-      <w:r>
-        <w:rPr>
-          <w:sz w:val="24"/>
-          <w:szCs w:val="24"/>
-        </w:rPr>
-        <w:t xml:space="preserve">, {{users[0].name_full()}} respectfully </w:t>
+        <w:t>{{</w:t>
+      </w:r>
+      <w:proofErr w:type="gramEnd"/>
+      <w:r>
+        <w:rPr>
+          <w:sz w:val="24"/>
+          <w:szCs w:val="24"/>
+        </w:rPr>
+        <w:t>capitalize(party_</w:t>
+      </w:r>
+      <w:proofErr w:type="gramStart"/>
+      <w:r>
+        <w:rPr>
+          <w:sz w:val="24"/>
+          <w:szCs w:val="24"/>
+        </w:rPr>
+        <w:t>label)}}</w:t>
+      </w:r>
+      <w:proofErr w:type="gramEnd"/>
+      <w:r>
+        <w:rPr>
+          <w:sz w:val="24"/>
+          <w:szCs w:val="24"/>
+        </w:rPr>
+        <w:t>, {{users[0].name_</w:t>
+      </w:r>
+      <w:proofErr w:type="gramStart"/>
+      <w:r>
+        <w:rPr>
+          <w:sz w:val="24"/>
+          <w:szCs w:val="24"/>
+        </w:rPr>
+        <w:t>full(</w:t>
+      </w:r>
+      <w:proofErr w:type="gramEnd"/>
+      <w:r>
+        <w:rPr>
+          <w:sz w:val="24"/>
+          <w:szCs w:val="24"/>
+        </w:rPr>
+        <w:t xml:space="preserve">)}} respectfully </w:t>
       </w:r>
       <w:r>
         <w:rPr>
@@ -2188,8 +3094,33 @@
           <w:sz w:val="24"/>
           <w:szCs w:val="24"/>
         </w:rPr>
-        <w:t xml:space="preserve"> Rule to Issue against {{other_parties[0].name_full()}} to show cause, if they have any, why they should not be held in contempt of this Court’s order of {{child_support_order_date}}.</w:t>
-      </w:r>
+        <w:t xml:space="preserve"> Rule to Issue against {{other_parties[0].name_</w:t>
+      </w:r>
+      <w:proofErr w:type="gramStart"/>
+      <w:r>
+        <w:rPr>
+          <w:sz w:val="24"/>
+          <w:szCs w:val="24"/>
+        </w:rPr>
+        <w:t>full(</w:t>
+      </w:r>
+      <w:proofErr w:type="gramEnd"/>
+      <w:r>
+        <w:rPr>
+          <w:sz w:val="24"/>
+          <w:szCs w:val="24"/>
+        </w:rPr>
+        <w:t>)}} to show cause, if they have any, why they should not be held in contempt of this Court’s order of {{child_support_order_</w:t>
+      </w:r>
+      <w:proofErr w:type="gramStart"/>
+      <w:r>
+        <w:rPr>
+          <w:sz w:val="24"/>
+          <w:szCs w:val="24"/>
+        </w:rPr>
+        <w:t>date}}.</w:t>
+      </w:r>
+      <w:proofErr w:type="gramEnd"/>
     </w:p>
     <w:p>
       <w:pPr>
@@ -2236,7 +3167,39 @@
           <w:sz w:val="24"/>
           <w:szCs w:val="24"/>
         </w:rPr>
-        <w:t xml:space="preserve">order that {{other_parties[0].name_full()}} pay to {{users[0].name_full()}} the amount of </w:t>
+        <w:t>order that {{other_parties[0].name_</w:t>
+      </w:r>
+      <w:proofErr w:type="gramStart"/>
+      <w:r>
+        <w:rPr>
+          <w:sz w:val="24"/>
+          <w:szCs w:val="24"/>
+        </w:rPr>
+        <w:t>full(</w:t>
+      </w:r>
+      <w:proofErr w:type="gramEnd"/>
+      <w:r>
+        <w:rPr>
+          <w:sz w:val="24"/>
+          <w:szCs w:val="24"/>
+        </w:rPr>
+        <w:t>)}} pay to {{users[0].name_</w:t>
+      </w:r>
+      <w:proofErr w:type="gramStart"/>
+      <w:r>
+        <w:rPr>
+          <w:sz w:val="24"/>
+          <w:szCs w:val="24"/>
+        </w:rPr>
+        <w:t>full(</w:t>
+      </w:r>
+      <w:proofErr w:type="gramEnd"/>
+      <w:r>
+        <w:rPr>
+          <w:sz w:val="24"/>
+          <w:szCs w:val="24"/>
+        </w:rPr>
+        <w:t xml:space="preserve">)}} the amount of </w:t>
       </w:r>
       <w:r>
         <w:rPr>
@@ -2257,7 +3220,15 @@
           <w:sz w:val="24"/>
           <w:szCs w:val="24"/>
         </w:rPr>
-        <w:t>child_support_total_amount</w:t>
+        <w:t>child_support_total_</w:t>
+      </w:r>
+      <w:proofErr w:type="gramStart"/>
+      <w:r>
+        <w:rPr>
+          <w:sz w:val="24"/>
+          <w:szCs w:val="24"/>
+        </w:rPr>
+        <w:t>amount</w:t>
       </w:r>
       <w:r>
         <w:rPr>
@@ -2271,7 +3242,15 @@
           <w:sz w:val="24"/>
           <w:szCs w:val="24"/>
         </w:rPr>
-        <w:t>}} immediately.</w:t>
+        <w:t>}}</w:t>
+      </w:r>
+      <w:proofErr w:type="gramEnd"/>
+      <w:r>
+        <w:rPr>
+          <w:sz w:val="24"/>
+          <w:szCs w:val="24"/>
+        </w:rPr>
+        <w:t xml:space="preserve"> immediately.</w:t>
       </w:r>
     </w:p>
     <w:p>
@@ -2319,7 +3298,39 @@
           <w:sz w:val="24"/>
           <w:szCs w:val="24"/>
         </w:rPr>
-        <w:t>order that {{other_parties[0].name_full()}} pay to {{users[0].name_full()}} interest on {{</w:t>
+        <w:t>order that {{other_parties[0].name_</w:t>
+      </w:r>
+      <w:proofErr w:type="gramStart"/>
+      <w:r>
+        <w:rPr>
+          <w:sz w:val="24"/>
+          <w:szCs w:val="24"/>
+        </w:rPr>
+        <w:t>full(</w:t>
+      </w:r>
+      <w:proofErr w:type="gramEnd"/>
+      <w:r>
+        <w:rPr>
+          <w:sz w:val="24"/>
+          <w:szCs w:val="24"/>
+        </w:rPr>
+        <w:t>)}} pay to {{users[0].name_</w:t>
+      </w:r>
+      <w:proofErr w:type="gramStart"/>
+      <w:r>
+        <w:rPr>
+          <w:sz w:val="24"/>
+          <w:szCs w:val="24"/>
+        </w:rPr>
+        <w:t>full(</w:t>
+      </w:r>
+      <w:proofErr w:type="gramEnd"/>
+      <w:r>
+        <w:rPr>
+          <w:sz w:val="24"/>
+          <w:szCs w:val="24"/>
+        </w:rPr>
+        <w:t>)}} interest on {{</w:t>
       </w:r>
       <w:r>
         <w:rPr>
@@ -2347,7 +3358,30 @@
           <w:sz w:val="24"/>
           <w:szCs w:val="24"/>
         </w:rPr>
-        <w:t>}} in accordance with section 505 of the IMDMA.</w:t>
+        <w:t xml:space="preserve">}} in accordance with section 505 of the </w:t>
+      </w:r>
+      <w:proofErr w:type="gramStart"/>
+      <w:r>
+        <w:rPr>
+          <w:sz w:val="24"/>
+          <w:szCs w:val="24"/>
+        </w:rPr>
+        <w:t>IMDMA.</w:t>
+      </w:r>
+      <w:r>
+        <w:rPr>
+          <w:sz w:val="24"/>
+          <w:szCs w:val="24"/>
+        </w:rPr>
+        <w:t>{</w:t>
+      </w:r>
+      <w:proofErr w:type="gramEnd"/>
+      <w:r>
+        <w:rPr>
+          <w:sz w:val="24"/>
+          <w:szCs w:val="24"/>
+        </w:rPr>
+        <w:t>% if contempt_request %}</w:t>
       </w:r>
     </w:p>
     <w:p>
@@ -2381,8 +3415,40 @@
           <w:sz w:val="24"/>
           <w:szCs w:val="24"/>
         </w:rPr>
-        <w:t>Sanctions to issue, including jail time if there are continued violations, to prevent future violations.</w:t>
-      </w:r>
+        <w:t xml:space="preserve">Sanctions to issue, including jail time if there are continued violations, to prevent future </w:t>
+      </w:r>
+      <w:proofErr w:type="gramStart"/>
+      <w:r>
+        <w:rPr>
+          <w:sz w:val="24"/>
+          <w:szCs w:val="24"/>
+        </w:rPr>
+        <w:t>violations.</w:t>
+      </w:r>
+      <w:r>
+        <w:rPr>
+          <w:sz w:val="24"/>
+          <w:szCs w:val="24"/>
+        </w:rPr>
+        <w:t>{</w:t>
+      </w:r>
+      <w:proofErr w:type="gramEnd"/>
+      <w:r>
+        <w:rPr>
+          <w:sz w:val="24"/>
+          <w:szCs w:val="24"/>
+        </w:rPr>
+        <w:t xml:space="preserve">% </w:t>
+      </w:r>
+      <w:proofErr w:type="gramStart"/>
+      <w:r>
+        <w:rPr>
+          <w:sz w:val="24"/>
+          <w:szCs w:val="24"/>
+        </w:rPr>
+        <w:t>endif %}</w:t>
+      </w:r>
+      <w:proofErr w:type="gramEnd"/>
     </w:p>
     <w:p>
       <w:pPr>
@@ -2408,7 +3474,23 @@
           <w:sz w:val="24"/>
           <w:szCs w:val="24"/>
         </w:rPr>
-        <w:t>That Petitioner have such other relief as may be just and equitable.</w:t>
+        <w:t xml:space="preserve">That Petitioner </w:t>
+      </w:r>
+      <w:proofErr w:type="gramStart"/>
+      <w:r>
+        <w:rPr>
+          <w:sz w:val="24"/>
+          <w:szCs w:val="24"/>
+        </w:rPr>
+        <w:t>have</w:t>
+      </w:r>
+      <w:proofErr w:type="gramEnd"/>
+      <w:r>
+        <w:rPr>
+          <w:sz w:val="24"/>
+          <w:szCs w:val="24"/>
+        </w:rPr>
+        <w:t xml:space="preserve"> such other relief as may be just and equitable.</w:t>
       </w:r>
     </w:p>
     <w:p>
@@ -2452,6 +3534,7 @@
         </w:rPr>
         <w:t>maintain</w:t>
       </w:r>
+      <w:proofErr w:type="gramStart"/>
       <w:r>
         <w:rPr>
           <w:sz w:val="24"/>
@@ -2459,6 +3542,7 @@
         </w:rPr>
         <w:t>" %}</w:t>
       </w:r>
+      <w:proofErr w:type="gramEnd"/>
     </w:p>
     <w:p>
       <w:pPr>
@@ -2478,23 +3562,49 @@
         <w:t>{{capitalize(party_label)}}</w:t>
       </w:r>
       <w:r>
-        <w:t>, {{users[0].name_full()}}, pursuant to {{statute}}, and moves this Court to issue a Rule to Show Cause against {{opponent_label}},</w:t>
+        <w:t>, {{users[0].name_</w:t>
+      </w:r>
+      <w:proofErr w:type="gramStart"/>
+      <w:r>
+        <w:t>full(</w:t>
+      </w:r>
+      <w:proofErr w:type="gramEnd"/>
+      <w:r>
+        <w:t>)}}, pursuant to {{statute}}, and moves this Court to issue a Rule to Show Cause against {{opponent_label}},</w:t>
       </w:r>
       <w:r>
         <w:t xml:space="preserve"> </w:t>
       </w:r>
       <w:r>
-        <w:t>{{other_parties[0].name_full</w:t>
+        <w:t>{{other_parties[0].name_</w:t>
+      </w:r>
+      <w:proofErr w:type="gramStart"/>
+      <w:r>
+        <w:t>full</w:t>
       </w:r>
       <w:r>
         <w:t>(</w:t>
       </w:r>
-      <w:r>
-        <w:t xml:space="preserve">)}}, as to why they should not be held in Indirect Civil Contempt of Court for their refusal to pay maintenance and/or other maintenance-related expenses pursuant this Court's order. In support of this Petition, </w:t>
-      </w:r>
-      <w:r>
-        <w:t>{{capitalize(party_label)}}</w:t>
-      </w:r>
+      <w:proofErr w:type="gramEnd"/>
+      <w:r>
+        <w:t xml:space="preserve">)}}, as to why they should not be held in Indirect Civil Contempt of Court for their refusal to pay maintenance and/or other maintenance-related expenses pursuant this Court's order. In support of this </w:t>
+      </w:r>
+      <w:proofErr w:type="gramStart"/>
+      <w:r>
+        <w:t xml:space="preserve">Petition, </w:t>
+      </w:r>
+      <w:r>
+        <w:t>{{</w:t>
+      </w:r>
+      <w:proofErr w:type="gramEnd"/>
+      <w:r>
+        <w:t>capitalize(party_</w:t>
+      </w:r>
+      <w:proofErr w:type="gramStart"/>
+      <w:r>
+        <w:t>label)}}</w:t>
+      </w:r>
+      <w:proofErr w:type="gramEnd"/>
       <w:r>
         <w:t xml:space="preserve"> states as follows:</w:t>
       </w:r>
@@ -2530,7 +3640,15 @@
           <w:sz w:val="24"/>
           <w:szCs w:val="24"/>
         </w:rPr>
-        <w:t>{% if case_type == “Other” %}{{</w:t>
+        <w:t xml:space="preserve">{% if case_type == “Other” </w:t>
+      </w:r>
+      <w:proofErr w:type="gramStart"/>
+      <w:r>
+        <w:rPr>
+          <w:sz w:val="24"/>
+          <w:szCs w:val="24"/>
+        </w:rPr>
+        <w:t>%}{{</w:t>
       </w:r>
       <w:r>
         <w:t xml:space="preserve"> </w:t>
@@ -2540,35 +3658,148 @@
           <w:sz w:val="24"/>
           <w:szCs w:val="24"/>
         </w:rPr>
-        <w:t>other_case_type</w:t>
-      </w:r>
-      <w:r>
-        <w:rPr>
-          <w:sz w:val="24"/>
-          <w:szCs w:val="24"/>
-        </w:rPr>
-        <w:t>}}{% else %}</w:t>
-      </w:r>
-      <w:r>
-        <w:rPr>
-          <w:sz w:val="24"/>
-          <w:szCs w:val="24"/>
-        </w:rPr>
-        <w:t>{{case_type}}</w:t>
-      </w:r>
-      <w:r>
-        <w:rPr>
-          <w:sz w:val="24"/>
-          <w:szCs w:val="24"/>
-        </w:rPr>
-        <w:t>{% endif %}</w:t>
-      </w:r>
-      <w:r>
-        <w:rPr>
-          <w:sz w:val="24"/>
-          <w:szCs w:val="24"/>
-        </w:rPr>
-        <w:t xml:space="preserve"> on {{filing_date}}. {% if case_completed %}A final judgment was entered in said action on {{final_order_date}}.{% else %}Said action is pending and unresolved before this court.{% endif %}</w:t>
+        <w:t>other</w:t>
+      </w:r>
+      <w:proofErr w:type="gramEnd"/>
+      <w:r>
+        <w:rPr>
+          <w:sz w:val="24"/>
+          <w:szCs w:val="24"/>
+        </w:rPr>
+        <w:t>_case_type</w:t>
+      </w:r>
+      <w:proofErr w:type="gramStart"/>
+      <w:r>
+        <w:rPr>
+          <w:sz w:val="24"/>
+          <w:szCs w:val="24"/>
+        </w:rPr>
+        <w:t>}}{</w:t>
+      </w:r>
+      <w:proofErr w:type="gramEnd"/>
+      <w:r>
+        <w:rPr>
+          <w:sz w:val="24"/>
+          <w:szCs w:val="24"/>
+        </w:rPr>
+        <w:t xml:space="preserve">% else </w:t>
+      </w:r>
+      <w:proofErr w:type="gramStart"/>
+      <w:r>
+        <w:rPr>
+          <w:sz w:val="24"/>
+          <w:szCs w:val="24"/>
+        </w:rPr>
+        <w:t>%}</w:t>
+      </w:r>
+      <w:r>
+        <w:rPr>
+          <w:sz w:val="24"/>
+          <w:szCs w:val="24"/>
+        </w:rPr>
+        <w:t>{</w:t>
+      </w:r>
+      <w:proofErr w:type="gramEnd"/>
+      <w:r>
+        <w:rPr>
+          <w:sz w:val="24"/>
+          <w:szCs w:val="24"/>
+        </w:rPr>
+        <w:t>{case_type</w:t>
+      </w:r>
+      <w:proofErr w:type="gramStart"/>
+      <w:r>
+        <w:rPr>
+          <w:sz w:val="24"/>
+          <w:szCs w:val="24"/>
+        </w:rPr>
+        <w:t>}}</w:t>
+      </w:r>
+      <w:r>
+        <w:rPr>
+          <w:sz w:val="24"/>
+          <w:szCs w:val="24"/>
+        </w:rPr>
+        <w:t>{</w:t>
+      </w:r>
+      <w:proofErr w:type="gramEnd"/>
+      <w:r>
+        <w:rPr>
+          <w:sz w:val="24"/>
+          <w:szCs w:val="24"/>
+        </w:rPr>
+        <w:t>% endif %}</w:t>
+      </w:r>
+      <w:r>
+        <w:rPr>
+          <w:sz w:val="24"/>
+          <w:szCs w:val="24"/>
+        </w:rPr>
+        <w:t xml:space="preserve"> on {{filing_date}}. {% if case_completed </w:t>
+      </w:r>
+      <w:proofErr w:type="gramStart"/>
+      <w:r>
+        <w:rPr>
+          <w:sz w:val="24"/>
+          <w:szCs w:val="24"/>
+        </w:rPr>
+        <w:t>%}A</w:t>
+      </w:r>
+      <w:proofErr w:type="gramEnd"/>
+      <w:r>
+        <w:rPr>
+          <w:sz w:val="24"/>
+          <w:szCs w:val="24"/>
+        </w:rPr>
+        <w:t xml:space="preserve"> final judgment was entered in said action on {{final_order_date}</w:t>
+      </w:r>
+      <w:proofErr w:type="gramStart"/>
+      <w:r>
+        <w:rPr>
+          <w:sz w:val="24"/>
+          <w:szCs w:val="24"/>
+        </w:rPr>
+        <w:t>}.{</w:t>
+      </w:r>
+      <w:proofErr w:type="gramEnd"/>
+      <w:r>
+        <w:rPr>
+          <w:sz w:val="24"/>
+          <w:szCs w:val="24"/>
+        </w:rPr>
+        <w:t xml:space="preserve">% else </w:t>
+      </w:r>
+      <w:proofErr w:type="gramStart"/>
+      <w:r>
+        <w:rPr>
+          <w:sz w:val="24"/>
+          <w:szCs w:val="24"/>
+        </w:rPr>
+        <w:t>%}Said</w:t>
+      </w:r>
+      <w:proofErr w:type="gramEnd"/>
+      <w:r>
+        <w:rPr>
+          <w:sz w:val="24"/>
+          <w:szCs w:val="24"/>
+        </w:rPr>
+        <w:t xml:space="preserve"> action is pending and unresolved before this </w:t>
+      </w:r>
+      <w:proofErr w:type="gramStart"/>
+      <w:r>
+        <w:rPr>
+          <w:sz w:val="24"/>
+          <w:szCs w:val="24"/>
+        </w:rPr>
+        <w:t>court.{</w:t>
+      </w:r>
+      <w:proofErr w:type="gramEnd"/>
+      <w:r>
+        <w:rPr>
+          <w:sz w:val="24"/>
+          <w:szCs w:val="24"/>
+        </w:rPr>
+        <w:t>% endif %}</w:t>
       </w:r>
     </w:p>
     <w:p>
@@ -2609,7 +3840,55 @@
           <w:sz w:val="24"/>
           <w:szCs w:val="24"/>
         </w:rPr>
-        <w:t xml:space="preserve">_order_date}}, {{other_parties[0].name_full()}} was ordered to pay </w:t>
+        <w:t>_order_</w:t>
+      </w:r>
+      <w:proofErr w:type="gramStart"/>
+      <w:r>
+        <w:rPr>
+          <w:sz w:val="24"/>
+          <w:szCs w:val="24"/>
+        </w:rPr>
+        <w:t>date}}, {{</w:t>
+      </w:r>
+      <w:proofErr w:type="gramEnd"/>
+      <w:r>
+        <w:rPr>
+          <w:sz w:val="24"/>
+          <w:szCs w:val="24"/>
+        </w:rPr>
+        <w:t>other_parties[0].name_</w:t>
+      </w:r>
+      <w:proofErr w:type="gramStart"/>
+      <w:r>
+        <w:rPr>
+          <w:sz w:val="24"/>
+          <w:szCs w:val="24"/>
+        </w:rPr>
+        <w:t>full(</w:t>
+      </w:r>
+      <w:proofErr w:type="gramEnd"/>
+      <w:r>
+        <w:rPr>
+          <w:sz w:val="24"/>
+          <w:szCs w:val="24"/>
+        </w:rPr>
+        <w:t xml:space="preserve">)}} </w:t>
+      </w:r>
+      <w:proofErr w:type="gramStart"/>
+      <w:r>
+        <w:rPr>
+          <w:sz w:val="24"/>
+          <w:szCs w:val="24"/>
+        </w:rPr>
+        <w:t>was</w:t>
+      </w:r>
+      <w:proofErr w:type="gramEnd"/>
+      <w:r>
+        <w:rPr>
+          <w:sz w:val="24"/>
+          <w:szCs w:val="24"/>
+        </w:rPr>
+        <w:t xml:space="preserve"> ordered to pay </w:t>
       </w:r>
       <w:r>
         <w:rPr>
@@ -2665,7 +3944,15 @@
           <w:sz w:val="24"/>
           <w:szCs w:val="24"/>
         </w:rPr>
-        <w:t>}} {{</w:t>
+        <w:t xml:space="preserve">}} </w:t>
+      </w:r>
+      <w:proofErr w:type="gramStart"/>
+      <w:r>
+        <w:rPr>
+          <w:sz w:val="24"/>
+          <w:szCs w:val="24"/>
+        </w:rPr>
+        <w:t>{{</w:t>
       </w:r>
       <w:r>
         <w:rPr>
@@ -2674,12 +3961,21 @@
         </w:rPr>
         <w:t xml:space="preserve"> maintenance</w:t>
       </w:r>
-      <w:r>
-        <w:rPr>
-          <w:sz w:val="24"/>
-          <w:szCs w:val="24"/>
-        </w:rPr>
-        <w:t>_freq</w:t>
+      <w:proofErr w:type="gramEnd"/>
+      <w:r>
+        <w:rPr>
+          <w:sz w:val="24"/>
+          <w:szCs w:val="24"/>
+        </w:rPr>
+        <w:t>_</w:t>
+      </w:r>
+      <w:proofErr w:type="gramStart"/>
+      <w:r>
+        <w:rPr>
+          <w:sz w:val="24"/>
+          <w:szCs w:val="24"/>
+        </w:rPr>
+        <w:t>freq</w:t>
       </w:r>
       <w:r>
         <w:rPr>
@@ -2693,7 +3989,15 @@
           <w:sz w:val="24"/>
           <w:szCs w:val="24"/>
         </w:rPr>
-        <w:t xml:space="preserve">}}. See </w:t>
+        <w:t>}}</w:t>
+      </w:r>
+      <w:proofErr w:type="gramEnd"/>
+      <w:r>
+        <w:rPr>
+          <w:sz w:val="24"/>
+          <w:szCs w:val="24"/>
+        </w:rPr>
+        <w:t xml:space="preserve">. See </w:t>
       </w:r>
       <w:r>
         <w:rPr>
@@ -2734,14 +4038,38 @@
           <w:sz w:val="24"/>
           <w:szCs w:val="24"/>
         </w:rPr>
-        <w:t xml:space="preserve">As of the date of filing of this pleading, {{users[0].name_full()}} has not received </w:t>
-      </w:r>
-      <w:r>
-        <w:rPr>
-          <w:sz w:val="24"/>
-          <w:szCs w:val="24"/>
-        </w:rPr>
-        <w:t>{% if maintenance_never_paid %}</w:t>
+        <w:t>As of the date of filing of this pleading, {{users[0].name_</w:t>
+      </w:r>
+      <w:proofErr w:type="gramStart"/>
+      <w:r>
+        <w:rPr>
+          <w:sz w:val="24"/>
+          <w:szCs w:val="24"/>
+        </w:rPr>
+        <w:t>full(</w:t>
+      </w:r>
+      <w:proofErr w:type="gramEnd"/>
+      <w:r>
+        <w:rPr>
+          <w:sz w:val="24"/>
+          <w:szCs w:val="24"/>
+        </w:rPr>
+        <w:t xml:space="preserve">)}} has not received </w:t>
+      </w:r>
+      <w:r>
+        <w:rPr>
+          <w:sz w:val="24"/>
+          <w:szCs w:val="24"/>
+        </w:rPr>
+        <w:t xml:space="preserve">{% if maintenance_never_paid </w:t>
+      </w:r>
+      <w:proofErr w:type="gramStart"/>
+      <w:r>
+        <w:rPr>
+          <w:sz w:val="24"/>
+          <w:szCs w:val="24"/>
+        </w:rPr>
+        <w:t>%}</w:t>
       </w:r>
       <w:r>
         <w:rPr>
@@ -2750,6 +4078,7 @@
         </w:rPr>
         <w:t>the</w:t>
       </w:r>
+      <w:proofErr w:type="gramEnd"/>
       <w:r>
         <w:rPr>
           <w:sz w:val="24"/>
@@ -2770,21 +4099,53 @@
           <w:szCs w:val="24"/>
         </w:rPr>
         <w:lastRenderedPageBreak/>
-        <w:t>{{maintenance_order_date}}</w:t>
-      </w:r>
-      <w:r>
-        <w:rPr>
-          <w:sz w:val="24"/>
-          <w:szCs w:val="24"/>
-        </w:rPr>
-        <w:t>{%else %}</w:t>
-      </w:r>
-      <w:r>
-        <w:rPr>
-          <w:sz w:val="24"/>
-          <w:szCs w:val="24"/>
-        </w:rPr>
-        <w:t xml:space="preserve">a </w:t>
+        <w:t>{{maintenance_order_date</w:t>
+      </w:r>
+      <w:proofErr w:type="gramStart"/>
+      <w:r>
+        <w:rPr>
+          <w:sz w:val="24"/>
+          <w:szCs w:val="24"/>
+        </w:rPr>
+        <w:t>}}</w:t>
+      </w:r>
+      <w:r>
+        <w:rPr>
+          <w:sz w:val="24"/>
+          <w:szCs w:val="24"/>
+        </w:rPr>
+        <w:t>{</w:t>
+      </w:r>
+      <w:proofErr w:type="gramEnd"/>
+      <w:r>
+        <w:rPr>
+          <w:sz w:val="24"/>
+          <w:szCs w:val="24"/>
+        </w:rPr>
+        <w:t xml:space="preserve">%else </w:t>
+      </w:r>
+      <w:proofErr w:type="gramStart"/>
+      <w:r>
+        <w:rPr>
+          <w:sz w:val="24"/>
+          <w:szCs w:val="24"/>
+        </w:rPr>
+        <w:t>%}</w:t>
+      </w:r>
+      <w:r>
+        <w:rPr>
+          <w:sz w:val="24"/>
+          <w:szCs w:val="24"/>
+        </w:rPr>
+        <w:t>a</w:t>
+      </w:r>
+      <w:proofErr w:type="gramEnd"/>
+      <w:r>
+        <w:rPr>
+          <w:sz w:val="24"/>
+          <w:szCs w:val="24"/>
+        </w:rPr>
+        <w:t xml:space="preserve"> </w:t>
       </w:r>
       <w:r>
         <w:rPr>
@@ -2798,14 +4159,30 @@
           <w:sz w:val="24"/>
           <w:szCs w:val="24"/>
         </w:rPr>
-        <w:t xml:space="preserve"> payment since {{maintenance_last_payment_date}}</w:t>
-      </w:r>
-      <w:r>
-        <w:rPr>
-          <w:sz w:val="24"/>
-          <w:szCs w:val="24"/>
-        </w:rPr>
-        <w:t>{% endif %}</w:t>
+        <w:t xml:space="preserve"> payment since {{maintenance_last_payment_date</w:t>
+      </w:r>
+      <w:proofErr w:type="gramStart"/>
+      <w:r>
+        <w:rPr>
+          <w:sz w:val="24"/>
+          <w:szCs w:val="24"/>
+        </w:rPr>
+        <w:t>}}</w:t>
+      </w:r>
+      <w:r>
+        <w:rPr>
+          <w:sz w:val="24"/>
+          <w:szCs w:val="24"/>
+        </w:rPr>
+        <w:t>{</w:t>
+      </w:r>
+      <w:proofErr w:type="gramEnd"/>
+      <w:r>
+        <w:rPr>
+          <w:sz w:val="24"/>
+          <w:szCs w:val="24"/>
+        </w:rPr>
+        <w:t>% endif %}</w:t>
       </w:r>
       <w:r>
         <w:rPr>
@@ -2839,7 +4216,23 @@
           <w:sz w:val="24"/>
           <w:szCs w:val="24"/>
         </w:rPr>
-        <w:t xml:space="preserve">{{other_parties[0].name_full()}} has failed to comply with the court order in that they have not paid </w:t>
+        <w:t>{{other_parties[0].name_</w:t>
+      </w:r>
+      <w:proofErr w:type="gramStart"/>
+      <w:r>
+        <w:rPr>
+          <w:sz w:val="24"/>
+          <w:szCs w:val="24"/>
+        </w:rPr>
+        <w:t>full(</w:t>
+      </w:r>
+      <w:proofErr w:type="gramEnd"/>
+      <w:r>
+        <w:rPr>
+          <w:sz w:val="24"/>
+          <w:szCs w:val="24"/>
+        </w:rPr>
+        <w:t xml:space="preserve">)}} has failed to comply with the court order in that they have not paid </w:t>
       </w:r>
       <w:r>
         <w:rPr>
@@ -2860,14 +4253,30 @@
           <w:sz w:val="24"/>
           <w:szCs w:val="24"/>
         </w:rPr>
-        <w:t xml:space="preserve"> ordered on {{maintenance_order_date}}</w:t>
-      </w:r>
-      <w:r>
-        <w:rPr>
-          <w:sz w:val="24"/>
-          <w:szCs w:val="24"/>
-        </w:rPr>
-        <w:t>{% if not maintenance_never_paid %}</w:t>
+        <w:t xml:space="preserve"> ordered on {{maintenance_order_date</w:t>
+      </w:r>
+      <w:proofErr w:type="gramStart"/>
+      <w:r>
+        <w:rPr>
+          <w:sz w:val="24"/>
+          <w:szCs w:val="24"/>
+        </w:rPr>
+        <w:t>}}</w:t>
+      </w:r>
+      <w:r>
+        <w:rPr>
+          <w:sz w:val="24"/>
+          <w:szCs w:val="24"/>
+        </w:rPr>
+        <w:t>{</w:t>
+      </w:r>
+      <w:proofErr w:type="gramEnd"/>
+      <w:r>
+        <w:rPr>
+          <w:sz w:val="24"/>
+          <w:szCs w:val="24"/>
+        </w:rPr>
+        <w:t>% if not maintenance_never_paid %}</w:t>
       </w:r>
       <w:r>
         <w:rPr>
@@ -2888,14 +4297,30 @@
           <w:sz w:val="24"/>
           <w:szCs w:val="24"/>
         </w:rPr>
-        <w:t>last_payment_date}} payment</w:t>
-      </w:r>
-      <w:r>
-        <w:rPr>
-          <w:sz w:val="24"/>
-          <w:szCs w:val="24"/>
-        </w:rPr>
-        <w:t>{% endif %}</w:t>
+        <w:t xml:space="preserve">last_payment_date}} </w:t>
+      </w:r>
+      <w:proofErr w:type="gramStart"/>
+      <w:r>
+        <w:rPr>
+          <w:sz w:val="24"/>
+          <w:szCs w:val="24"/>
+        </w:rPr>
+        <w:t>payment</w:t>
+      </w:r>
+      <w:r>
+        <w:rPr>
+          <w:sz w:val="24"/>
+          <w:szCs w:val="24"/>
+        </w:rPr>
+        <w:t>{</w:t>
+      </w:r>
+      <w:proofErr w:type="gramEnd"/>
+      <w:r>
+        <w:rPr>
+          <w:sz w:val="24"/>
+          <w:szCs w:val="24"/>
+        </w:rPr>
+        <w:t>% endif %}</w:t>
       </w:r>
       <w:r>
         <w:rPr>
@@ -2929,7 +4354,303 @@
           <w:sz w:val="24"/>
           <w:szCs w:val="24"/>
         </w:rPr>
-        <w:t xml:space="preserve">{{other_parties[0].name_full()}} owes a total of {{ </w:t>
+        <w:t>{{other_parties[0].name_</w:t>
+      </w:r>
+      <w:proofErr w:type="gramStart"/>
+      <w:r>
+        <w:rPr>
+          <w:sz w:val="24"/>
+          <w:szCs w:val="24"/>
+        </w:rPr>
+        <w:t>full(</w:t>
+      </w:r>
+      <w:proofErr w:type="gramEnd"/>
+      <w:r>
+        <w:rPr>
+          <w:sz w:val="24"/>
+          <w:szCs w:val="24"/>
+        </w:rPr>
+        <w:t xml:space="preserve">)}} owes a total of </w:t>
+      </w:r>
+      <w:proofErr w:type="gramStart"/>
+      <w:r>
+        <w:rPr>
+          <w:sz w:val="24"/>
+          <w:szCs w:val="24"/>
+        </w:rPr>
+        <w:t xml:space="preserve">{{ </w:t>
+      </w:r>
+      <w:r>
+        <w:rPr>
+          <w:sz w:val="24"/>
+          <w:szCs w:val="24"/>
+        </w:rPr>
+        <w:t>currency</w:t>
+      </w:r>
+      <w:proofErr w:type="gramEnd"/>
+      <w:r>
+        <w:rPr>
+          <w:sz w:val="24"/>
+          <w:szCs w:val="24"/>
+        </w:rPr>
+        <w:t>(</w:t>
+      </w:r>
+      <w:r>
+        <w:rPr>
+          <w:sz w:val="24"/>
+          <w:szCs w:val="24"/>
+        </w:rPr>
+        <w:t>maintenance_total_</w:t>
+      </w:r>
+      <w:proofErr w:type="gramStart"/>
+      <w:r>
+        <w:rPr>
+          <w:sz w:val="24"/>
+          <w:szCs w:val="24"/>
+        </w:rPr>
+        <w:t>amount</w:t>
+      </w:r>
+      <w:r>
+        <w:rPr>
+          <w:sz w:val="24"/>
+          <w:szCs w:val="24"/>
+        </w:rPr>
+        <w:t>)</w:t>
+      </w:r>
+      <w:r>
+        <w:rPr>
+          <w:sz w:val="24"/>
+          <w:szCs w:val="24"/>
+        </w:rPr>
+        <w:t>}}</w:t>
+      </w:r>
+      <w:proofErr w:type="gramEnd"/>
+      <w:r>
+        <w:rPr>
+          <w:sz w:val="24"/>
+          <w:szCs w:val="24"/>
+        </w:rPr>
+        <w:t xml:space="preserve"> in maintenance. This represents </w:t>
+      </w:r>
+      <w:r>
+        <w:rPr>
+          <w:sz w:val="24"/>
+          <w:szCs w:val="24"/>
+        </w:rPr>
+        <w:t>{{nice_number(maintenance_missed_payment_</w:t>
+      </w:r>
+      <w:proofErr w:type="gramStart"/>
+      <w:r>
+        <w:rPr>
+          <w:sz w:val="24"/>
+          <w:szCs w:val="24"/>
+        </w:rPr>
+        <w:t>count</w:t>
+      </w:r>
+      <w:r>
+        <w:rPr>
+          <w:sz w:val="24"/>
+          <w:szCs w:val="24"/>
+        </w:rPr>
+        <w:t>,use</w:t>
+      </w:r>
+      <w:proofErr w:type="gramEnd"/>
+      <w:r>
+        <w:rPr>
+          <w:sz w:val="24"/>
+          <w:szCs w:val="24"/>
+        </w:rPr>
+        <w:t>_word=True</w:t>
+      </w:r>
+      <w:r>
+        <w:rPr>
+          <w:sz w:val="24"/>
+          <w:szCs w:val="24"/>
+        </w:rPr>
+        <w:t>)}} (</w:t>
+      </w:r>
+      <w:proofErr w:type="gramStart"/>
+      <w:r>
+        <w:rPr>
+          <w:sz w:val="24"/>
+          <w:szCs w:val="24"/>
+        </w:rPr>
+        <w:t xml:space="preserve">{{ </w:t>
+      </w:r>
+      <w:r>
+        <w:rPr>
+          <w:sz w:val="24"/>
+          <w:szCs w:val="24"/>
+        </w:rPr>
+        <w:t>nice</w:t>
+      </w:r>
+      <w:proofErr w:type="gramEnd"/>
+      <w:r>
+        <w:rPr>
+          <w:sz w:val="24"/>
+          <w:szCs w:val="24"/>
+        </w:rPr>
+        <w:t>_number(</w:t>
+      </w:r>
+      <w:r>
+        <w:rPr>
+          <w:sz w:val="24"/>
+          <w:szCs w:val="24"/>
+        </w:rPr>
+        <w:t>maintenance_missed_payment_</w:t>
+      </w:r>
+      <w:proofErr w:type="gramStart"/>
+      <w:r>
+        <w:rPr>
+          <w:sz w:val="24"/>
+          <w:szCs w:val="24"/>
+        </w:rPr>
+        <w:t>count</w:t>
+      </w:r>
+      <w:r>
+        <w:rPr>
+          <w:sz w:val="24"/>
+          <w:szCs w:val="24"/>
+        </w:rPr>
+        <w:t>,</w:t>
+      </w:r>
+      <w:r>
+        <w:rPr>
+          <w:sz w:val="24"/>
+          <w:szCs w:val="24"/>
+        </w:rPr>
+        <w:t>use</w:t>
+      </w:r>
+      <w:proofErr w:type="gramEnd"/>
+      <w:r>
+        <w:rPr>
+          <w:sz w:val="24"/>
+          <w:szCs w:val="24"/>
+        </w:rPr>
+        <w:t>_word</w:t>
+      </w:r>
+      <w:r>
+        <w:rPr>
+          <w:sz w:val="24"/>
+          <w:szCs w:val="24"/>
+        </w:rPr>
+        <w:t>=False)</w:t>
+      </w:r>
+      <w:r>
+        <w:rPr>
+          <w:sz w:val="24"/>
+          <w:szCs w:val="24"/>
+        </w:rPr>
+        <w:t>}}</w:t>
+      </w:r>
+      <w:r>
+        <w:rPr>
+          <w:sz w:val="24"/>
+          <w:szCs w:val="24"/>
+        </w:rPr>
+        <w:t>)</w:t>
+      </w:r>
+      <w:r>
+        <w:rPr>
+          <w:sz w:val="24"/>
+          <w:szCs w:val="24"/>
+        </w:rPr>
+        <w:t xml:space="preserve"> payments of </w:t>
+      </w:r>
+      <w:proofErr w:type="gramStart"/>
+      <w:r>
+        <w:rPr>
+          <w:sz w:val="24"/>
+          <w:szCs w:val="24"/>
+        </w:rPr>
+        <w:t>{{</w:t>
+      </w:r>
+      <w:r>
+        <w:rPr>
+          <w:sz w:val="24"/>
+          <w:szCs w:val="24"/>
+        </w:rPr>
+        <w:t xml:space="preserve"> </w:t>
+      </w:r>
+      <w:r>
+        <w:rPr>
+          <w:sz w:val="24"/>
+          <w:szCs w:val="24"/>
+        </w:rPr>
+        <w:t>currency</w:t>
+      </w:r>
+      <w:proofErr w:type="gramEnd"/>
+      <w:r>
+        <w:rPr>
+          <w:sz w:val="24"/>
+          <w:szCs w:val="24"/>
+        </w:rPr>
+        <w:t>(</w:t>
+      </w:r>
+      <w:r>
+        <w:rPr>
+          <w:sz w:val="24"/>
+          <w:szCs w:val="24"/>
+        </w:rPr>
+        <w:t>maintenance</w:t>
+      </w:r>
+      <w:r>
+        <w:rPr>
+          <w:sz w:val="24"/>
+          <w:szCs w:val="24"/>
+        </w:rPr>
+        <w:t>_amount</w:t>
+      </w:r>
+      <w:r>
+        <w:rPr>
+          <w:sz w:val="24"/>
+          <w:szCs w:val="24"/>
+        </w:rPr>
+        <w:t>)</w:t>
+      </w:r>
+      <w:proofErr w:type="gramStart"/>
+      <w:r>
+        <w:rPr>
+          <w:sz w:val="24"/>
+          <w:szCs w:val="24"/>
+        </w:rPr>
+        <w:t>}}{</w:t>
+      </w:r>
+      <w:proofErr w:type="gramEnd"/>
+      <w:r>
+        <w:rPr>
+          <w:sz w:val="24"/>
+          <w:szCs w:val="24"/>
+        </w:rPr>
+        <w:t xml:space="preserve">% if </w:t>
+      </w:r>
+      <w:r>
+        <w:rPr>
+          <w:sz w:val="24"/>
+          <w:szCs w:val="24"/>
+        </w:rPr>
+        <w:t>maintenance</w:t>
+      </w:r>
+      <w:r>
+        <w:rPr>
+          <w:sz w:val="24"/>
+          <w:szCs w:val="24"/>
+        </w:rPr>
+        <w:t>_arrears_check %} and an arrearage of</w:t>
+      </w:r>
+      <w:r>
+        <w:rPr>
+          <w:sz w:val="24"/>
+          <w:szCs w:val="24"/>
+        </w:rPr>
+        <w:t xml:space="preserve"> </w:t>
+      </w:r>
+      <w:r>
+        <w:rPr>
+          <w:sz w:val="24"/>
+          <w:szCs w:val="24"/>
+        </w:rPr>
+        <w:t>{{</w:t>
       </w:r>
       <w:r>
         <w:rPr>
@@ -2943,7 +4664,14 @@
           <w:sz w:val="24"/>
           <w:szCs w:val="24"/>
         </w:rPr>
-        <w:t>maintenance_total_amount</w:t>
+        <w:t>maintenance_</w:t>
+      </w:r>
+      <w:r>
+        <w:rPr>
+          <w:sz w:val="24"/>
+          <w:szCs w:val="24"/>
+        </w:rPr>
+        <w:t>arrears_amount</w:t>
       </w:r>
       <w:r>
         <w:rPr>
@@ -2952,201 +4680,21 @@
         </w:rPr>
         <w:t>)</w:t>
       </w:r>
-      <w:r>
-        <w:rPr>
-          <w:sz w:val="24"/>
-          <w:szCs w:val="24"/>
-        </w:rPr>
-        <w:t xml:space="preserve">}} in maintenance. This represents </w:t>
-      </w:r>
-      <w:r>
-        <w:rPr>
-          <w:sz w:val="24"/>
-          <w:szCs w:val="24"/>
-        </w:rPr>
-        <w:t>{{nice_number(maintenance_missed_payment_count</w:t>
-      </w:r>
-      <w:r>
-        <w:rPr>
-          <w:sz w:val="24"/>
-          <w:szCs w:val="24"/>
-        </w:rPr>
-        <w:t>,use_word=True</w:t>
-      </w:r>
-      <w:r>
-        <w:rPr>
-          <w:sz w:val="24"/>
-          <w:szCs w:val="24"/>
-        </w:rPr>
-        <w:t>)}} (</w:t>
-      </w:r>
-      <w:r>
-        <w:rPr>
-          <w:sz w:val="24"/>
-          <w:szCs w:val="24"/>
-        </w:rPr>
-        <w:t xml:space="preserve">{{ </w:t>
-      </w:r>
-      <w:r>
-        <w:rPr>
-          <w:sz w:val="24"/>
-          <w:szCs w:val="24"/>
-        </w:rPr>
-        <w:t>nice_number(</w:t>
-      </w:r>
-      <w:r>
-        <w:rPr>
-          <w:sz w:val="24"/>
-          <w:szCs w:val="24"/>
-        </w:rPr>
-        <w:t>maintenance_missed_payment_count</w:t>
-      </w:r>
-      <w:r>
-        <w:rPr>
-          <w:sz w:val="24"/>
-          <w:szCs w:val="24"/>
-        </w:rPr>
-        <w:t>,</w:t>
-      </w:r>
-      <w:r>
-        <w:rPr>
-          <w:sz w:val="24"/>
-          <w:szCs w:val="24"/>
-        </w:rPr>
-        <w:t>use_word</w:t>
-      </w:r>
-      <w:r>
-        <w:rPr>
-          <w:sz w:val="24"/>
-          <w:szCs w:val="24"/>
-        </w:rPr>
-        <w:t>=False)</w:t>
-      </w:r>
-      <w:r>
-        <w:rPr>
-          <w:sz w:val="24"/>
-          <w:szCs w:val="24"/>
-        </w:rPr>
-        <w:t>}}</w:t>
-      </w:r>
-      <w:r>
-        <w:rPr>
-          <w:sz w:val="24"/>
-          <w:szCs w:val="24"/>
-        </w:rPr>
-        <w:t>)</w:t>
-      </w:r>
-      <w:r>
-        <w:rPr>
-          <w:sz w:val="24"/>
-          <w:szCs w:val="24"/>
-        </w:rPr>
-        <w:t xml:space="preserve"> payments of {{</w:t>
-      </w:r>
-      <w:r>
-        <w:rPr>
-          <w:sz w:val="24"/>
-          <w:szCs w:val="24"/>
-        </w:rPr>
-        <w:t xml:space="preserve"> </w:t>
-      </w:r>
-      <w:r>
-        <w:rPr>
-          <w:sz w:val="24"/>
-          <w:szCs w:val="24"/>
-        </w:rPr>
-        <w:t>currency(</w:t>
-      </w:r>
-      <w:r>
-        <w:rPr>
-          <w:sz w:val="24"/>
-          <w:szCs w:val="24"/>
-        </w:rPr>
-        <w:t>maintenance</w:t>
-      </w:r>
-      <w:r>
-        <w:rPr>
-          <w:sz w:val="24"/>
-          <w:szCs w:val="24"/>
-        </w:rPr>
-        <w:t>_amount</w:t>
-      </w:r>
-      <w:r>
-        <w:rPr>
-          <w:sz w:val="24"/>
-          <w:szCs w:val="24"/>
-        </w:rPr>
-        <w:t>)</w:t>
-      </w:r>
-      <w:r>
-        <w:rPr>
-          <w:sz w:val="24"/>
-          <w:szCs w:val="24"/>
-        </w:rPr>
-        <w:t xml:space="preserve">}}{% if </w:t>
-      </w:r>
-      <w:r>
-        <w:rPr>
-          <w:sz w:val="24"/>
-          <w:szCs w:val="24"/>
-        </w:rPr>
-        <w:t>maintenance</w:t>
-      </w:r>
-      <w:r>
-        <w:rPr>
-          <w:sz w:val="24"/>
-          <w:szCs w:val="24"/>
-        </w:rPr>
-        <w:t>_arrears_check %} and an arrearage of</w:t>
-      </w:r>
-      <w:r>
-        <w:rPr>
-          <w:sz w:val="24"/>
-          <w:szCs w:val="24"/>
-        </w:rPr>
-        <w:t xml:space="preserve"> </w:t>
-      </w:r>
-      <w:r>
-        <w:rPr>
-          <w:sz w:val="24"/>
-          <w:szCs w:val="24"/>
-        </w:rPr>
-        <w:t>{{</w:t>
-      </w:r>
-      <w:r>
-        <w:rPr>
-          <w:sz w:val="24"/>
-          <w:szCs w:val="24"/>
-        </w:rPr>
-        <w:t>currency(</w:t>
-      </w:r>
-      <w:r>
-        <w:rPr>
-          <w:sz w:val="24"/>
-          <w:szCs w:val="24"/>
-        </w:rPr>
-        <w:t>maintenance_</w:t>
-      </w:r>
-      <w:r>
-        <w:rPr>
-          <w:sz w:val="24"/>
-          <w:szCs w:val="24"/>
-        </w:rPr>
-        <w:t>arrears_amount</w:t>
-      </w:r>
-      <w:r>
-        <w:rPr>
-          <w:sz w:val="24"/>
-          <w:szCs w:val="24"/>
-        </w:rPr>
-        <w:t>)</w:t>
-      </w:r>
-      <w:r>
-        <w:rPr>
-          <w:sz w:val="24"/>
-          <w:szCs w:val="24"/>
-        </w:rPr>
-        <w:t>}}{% endif %}.</w:t>
+      <w:proofErr w:type="gramStart"/>
+      <w:r>
+        <w:rPr>
+          <w:sz w:val="24"/>
+          <w:szCs w:val="24"/>
+        </w:rPr>
+        <w:t>}}{</w:t>
+      </w:r>
+      <w:proofErr w:type="gramEnd"/>
+      <w:r>
+        <w:rPr>
+          <w:sz w:val="24"/>
+          <w:szCs w:val="24"/>
+        </w:rPr>
+        <w:t>% endif %}.</w:t>
       </w:r>
     </w:p>
     <w:p>
@@ -3173,7 +4721,23 @@
           <w:sz w:val="24"/>
           <w:szCs w:val="24"/>
         </w:rPr>
-        <w:t>The lapse in payment has been in indirect contravention of the Court’s order and has caused undue financial hardship to {{users[0].name_full()}}.</w:t>
+        <w:t>The lapse in payment has been in indirect contravention of the Court’s order and has caused undue financial hardship to {{users[0].name_</w:t>
+      </w:r>
+      <w:proofErr w:type="gramStart"/>
+      <w:r>
+        <w:rPr>
+          <w:sz w:val="24"/>
+          <w:szCs w:val="24"/>
+        </w:rPr>
+        <w:t>full(</w:t>
+      </w:r>
+      <w:proofErr w:type="gramEnd"/>
+      <w:r>
+        <w:rPr>
+          <w:sz w:val="24"/>
+          <w:szCs w:val="24"/>
+        </w:rPr>
+        <w:t>)}}.</w:t>
       </w:r>
     </w:p>
     <w:p>
@@ -3200,7 +4764,23 @@
           <w:sz w:val="24"/>
           <w:szCs w:val="24"/>
         </w:rPr>
-        <w:t xml:space="preserve">{{other_parties[0].name_full()}} is well able to pay reasonable sums for </w:t>
+        <w:t>{{other_parties[0].name_</w:t>
+      </w:r>
+      <w:proofErr w:type="gramStart"/>
+      <w:r>
+        <w:rPr>
+          <w:sz w:val="24"/>
+          <w:szCs w:val="24"/>
+        </w:rPr>
+        <w:t>full(</w:t>
+      </w:r>
+      <w:proofErr w:type="gramEnd"/>
+      <w:r>
+        <w:rPr>
+          <w:sz w:val="24"/>
+          <w:szCs w:val="24"/>
+        </w:rPr>
+        <w:t xml:space="preserve">)}} is well able to pay reasonable sums for </w:t>
       </w:r>
       <w:r>
         <w:rPr>
@@ -3241,7 +4821,23 @@
           <w:sz w:val="24"/>
           <w:szCs w:val="24"/>
         </w:rPr>
-        <w:t>Said behavior by {{other_parties[0].name_full()}} was willful and contumacious and they should be found in contempt of court and sanctioned accordingly.</w:t>
+        <w:t>Said behavior by {{other_parties[0].name_</w:t>
+      </w:r>
+      <w:proofErr w:type="gramStart"/>
+      <w:r>
+        <w:rPr>
+          <w:sz w:val="24"/>
+          <w:szCs w:val="24"/>
+        </w:rPr>
+        <w:t>full(</w:t>
+      </w:r>
+      <w:proofErr w:type="gramEnd"/>
+      <w:r>
+        <w:rPr>
+          <w:sz w:val="24"/>
+          <w:szCs w:val="24"/>
+        </w:rPr>
+        <w:t>)}} was willful and contumacious and they should be found in contempt of court and sanctioned accordingly.</w:t>
       </w:r>
     </w:p>
     <w:p>
@@ -3289,8 +4885,17 @@
           <w:sz w:val="24"/>
           <w:szCs w:val="24"/>
         </w:rPr>
-        <w:t xml:space="preserve"> of the IMDMA requires interest on</w:t>
-      </w:r>
+        <w:t xml:space="preserve"> of the IMDMA requires interest </w:t>
+      </w:r>
+      <w:proofErr w:type="gramStart"/>
+      <w:r>
+        <w:rPr>
+          <w:sz w:val="24"/>
+          <w:szCs w:val="24"/>
+        </w:rPr>
+        <w:t>on</w:t>
+      </w:r>
+      <w:proofErr w:type="gramEnd"/>
       <w:r>
         <w:rPr>
           <w:sz w:val="24"/>
@@ -3327,6 +4932,7 @@
           <w:szCs w:val="24"/>
         </w:rPr>
       </w:pPr>
+      <w:proofErr w:type="gramStart"/>
       <w:r>
         <w:rPr>
           <w:sz w:val="24"/>
@@ -3339,14 +4945,47 @@
           <w:sz w:val="24"/>
           <w:szCs w:val="24"/>
         </w:rPr>
-        <w:t>{{capitalize(party_label)}}</w:t>
-      </w:r>
-      <w:r>
-        <w:rPr>
-          <w:sz w:val="24"/>
-          <w:szCs w:val="24"/>
-        </w:rPr>
-        <w:t xml:space="preserve">, {{users[0].name_full()}} respectfully </w:t>
+        <w:t>{{</w:t>
+      </w:r>
+      <w:proofErr w:type="gramEnd"/>
+      <w:r>
+        <w:rPr>
+          <w:sz w:val="24"/>
+          <w:szCs w:val="24"/>
+        </w:rPr>
+        <w:t>capitalize(party_</w:t>
+      </w:r>
+      <w:proofErr w:type="gramStart"/>
+      <w:r>
+        <w:rPr>
+          <w:sz w:val="24"/>
+          <w:szCs w:val="24"/>
+        </w:rPr>
+        <w:t>label)}}</w:t>
+      </w:r>
+      <w:proofErr w:type="gramEnd"/>
+      <w:r>
+        <w:rPr>
+          <w:sz w:val="24"/>
+          <w:szCs w:val="24"/>
+        </w:rPr>
+        <w:t>, {{users[0].name_</w:t>
+      </w:r>
+      <w:proofErr w:type="gramStart"/>
+      <w:r>
+        <w:rPr>
+          <w:sz w:val="24"/>
+          <w:szCs w:val="24"/>
+        </w:rPr>
+        <w:t>full(</w:t>
+      </w:r>
+      <w:proofErr w:type="gramEnd"/>
+      <w:r>
+        <w:rPr>
+          <w:sz w:val="24"/>
+          <w:szCs w:val="24"/>
+        </w:rPr>
+        <w:t xml:space="preserve">)}} respectfully </w:t>
       </w:r>
       <w:r>
         <w:rPr>
@@ -3354,6 +4993,13 @@
           <w:szCs w:val="24"/>
         </w:rPr>
         <w:t>asks</w:t>
+      </w:r>
+      <w:r>
+        <w:rPr>
+          <w:sz w:val="24"/>
+          <w:szCs w:val="24"/>
+        </w:rPr>
+        <w:t>:</w:t>
       </w:r>
     </w:p>
     <w:p>
@@ -3401,8 +5047,33 @@
           <w:sz w:val="24"/>
           <w:szCs w:val="24"/>
         </w:rPr>
-        <w:t xml:space="preserve"> Rule to Issue against {{other_parties[0].name_full()}} to show cause, if they have any, why they should not be held in contempt of this Court’s order of {{maintenance_order_date}}.</w:t>
-      </w:r>
+        <w:t xml:space="preserve"> Rule to Issue against {{other_parties[0].name_</w:t>
+      </w:r>
+      <w:proofErr w:type="gramStart"/>
+      <w:r>
+        <w:rPr>
+          <w:sz w:val="24"/>
+          <w:szCs w:val="24"/>
+        </w:rPr>
+        <w:t>full(</w:t>
+      </w:r>
+      <w:proofErr w:type="gramEnd"/>
+      <w:r>
+        <w:rPr>
+          <w:sz w:val="24"/>
+          <w:szCs w:val="24"/>
+        </w:rPr>
+        <w:t>)}} to show cause, if they have any, why they should not be held in contempt of this Court’s order of {{maintenance_order_</w:t>
+      </w:r>
+      <w:proofErr w:type="gramStart"/>
+      <w:r>
+        <w:rPr>
+          <w:sz w:val="24"/>
+          <w:szCs w:val="24"/>
+        </w:rPr>
+        <w:t>date}}.</w:t>
+      </w:r>
+      <w:proofErr w:type="gramEnd"/>
     </w:p>
     <w:p>
       <w:pPr>
@@ -3449,7 +5120,39 @@
           <w:sz w:val="24"/>
           <w:szCs w:val="24"/>
         </w:rPr>
-        <w:t>order that {{other_parties[0].name_full()}} pay to {{users[0].name_full()}} the amount of {{</w:t>
+        <w:t>order that {{other_parties[0].name_</w:t>
+      </w:r>
+      <w:proofErr w:type="gramStart"/>
+      <w:r>
+        <w:rPr>
+          <w:sz w:val="24"/>
+          <w:szCs w:val="24"/>
+        </w:rPr>
+        <w:t>full(</w:t>
+      </w:r>
+      <w:proofErr w:type="gramEnd"/>
+      <w:r>
+        <w:rPr>
+          <w:sz w:val="24"/>
+          <w:szCs w:val="24"/>
+        </w:rPr>
+        <w:t>)}} pay to {{users[0].name_</w:t>
+      </w:r>
+      <w:proofErr w:type="gramStart"/>
+      <w:r>
+        <w:rPr>
+          <w:sz w:val="24"/>
+          <w:szCs w:val="24"/>
+        </w:rPr>
+        <w:t>full(</w:t>
+      </w:r>
+      <w:proofErr w:type="gramEnd"/>
+      <w:r>
+        <w:rPr>
+          <w:sz w:val="24"/>
+          <w:szCs w:val="24"/>
+        </w:rPr>
+        <w:t>)}} the amount of {{</w:t>
       </w:r>
       <w:r>
         <w:rPr>
@@ -3463,7 +5166,15 @@
           <w:sz w:val="24"/>
           <w:szCs w:val="24"/>
         </w:rPr>
-        <w:t>maintenance_total_amount</w:t>
+        <w:t>maintenance_total_</w:t>
+      </w:r>
+      <w:proofErr w:type="gramStart"/>
+      <w:r>
+        <w:rPr>
+          <w:sz w:val="24"/>
+          <w:szCs w:val="24"/>
+        </w:rPr>
+        <w:t>amount</w:t>
       </w:r>
       <w:r>
         <w:rPr>
@@ -3477,7 +5188,15 @@
           <w:sz w:val="24"/>
           <w:szCs w:val="24"/>
         </w:rPr>
-        <w:t>}} immediately.</w:t>
+        <w:t>}}</w:t>
+      </w:r>
+      <w:proofErr w:type="gramEnd"/>
+      <w:r>
+        <w:rPr>
+          <w:sz w:val="24"/>
+          <w:szCs w:val="24"/>
+        </w:rPr>
+        <w:t xml:space="preserve"> immediately.</w:t>
       </w:r>
     </w:p>
     <w:p>
@@ -3532,7 +5251,23 @@
           <w:sz w:val="24"/>
           <w:szCs w:val="24"/>
         </w:rPr>
-        <w:t xml:space="preserve">order that {{other_parties[0].name_full()}} pay to </w:t>
+        <w:t>order that {{other_parties[0].name_</w:t>
+      </w:r>
+      <w:proofErr w:type="gramStart"/>
+      <w:r>
+        <w:rPr>
+          <w:sz w:val="24"/>
+          <w:szCs w:val="24"/>
+        </w:rPr>
+        <w:t>full(</w:t>
+      </w:r>
+      <w:proofErr w:type="gramEnd"/>
+      <w:r>
+        <w:rPr>
+          <w:sz w:val="24"/>
+          <w:szCs w:val="24"/>
+        </w:rPr>
+        <w:t xml:space="preserve">)}} pay to </w:t>
       </w:r>
       <w:r>
         <w:rPr>
@@ -3540,7 +5275,23 @@
           <w:szCs w:val="24"/>
         </w:rPr>
         <w:lastRenderedPageBreak/>
-        <w:t>{{users[0].name_full()}} interest on {{currency(</w:t>
+        <w:t>{{users[0].name_</w:t>
+      </w:r>
+      <w:proofErr w:type="gramStart"/>
+      <w:r>
+        <w:rPr>
+          <w:sz w:val="24"/>
+          <w:szCs w:val="24"/>
+        </w:rPr>
+        <w:t>full(</w:t>
+      </w:r>
+      <w:proofErr w:type="gramEnd"/>
+      <w:r>
+        <w:rPr>
+          <w:sz w:val="24"/>
+          <w:szCs w:val="24"/>
+        </w:rPr>
+        <w:t>)}} interest on {{currency(</w:t>
       </w:r>
       <w:r>
         <w:rPr>
@@ -3569,6 +5320,13 @@
           <w:szCs w:val="24"/>
         </w:rPr>
         <w:t xml:space="preserve"> of the IMDMA.</w:t>
+      </w:r>
+      <w:r>
+        <w:rPr>
+          <w:sz w:val="24"/>
+          <w:szCs w:val="24"/>
+        </w:rPr>
+        <w:t>{% if contempt_request %}</w:t>
       </w:r>
     </w:p>
     <w:p>
@@ -3602,8 +5360,40 @@
           <w:sz w:val="24"/>
           <w:szCs w:val="24"/>
         </w:rPr>
-        <w:t>Sanctions to issue, including jail time if there are continued violations, to prevent future violations.</w:t>
-      </w:r>
+        <w:t xml:space="preserve">Sanctions to issue, including jail time if there are continued violations, to prevent future </w:t>
+      </w:r>
+      <w:proofErr w:type="gramStart"/>
+      <w:r>
+        <w:rPr>
+          <w:sz w:val="24"/>
+          <w:szCs w:val="24"/>
+        </w:rPr>
+        <w:t>violations.</w:t>
+      </w:r>
+      <w:r>
+        <w:rPr>
+          <w:sz w:val="24"/>
+          <w:szCs w:val="24"/>
+        </w:rPr>
+        <w:t>{</w:t>
+      </w:r>
+      <w:proofErr w:type="gramEnd"/>
+      <w:r>
+        <w:rPr>
+          <w:sz w:val="24"/>
+          <w:szCs w:val="24"/>
+        </w:rPr>
+        <w:t xml:space="preserve">% </w:t>
+      </w:r>
+      <w:proofErr w:type="gramStart"/>
+      <w:r>
+        <w:rPr>
+          <w:sz w:val="24"/>
+          <w:szCs w:val="24"/>
+        </w:rPr>
+        <w:t>endif %}</w:t>
+      </w:r>
+      <w:proofErr w:type="gramEnd"/>
     </w:p>
     <w:p>
       <w:pPr>
@@ -3629,7 +5419,23 @@
           <w:sz w:val="24"/>
           <w:szCs w:val="24"/>
         </w:rPr>
-        <w:t>That Petitioner have such other relief as may be just and equitable.</w:t>
+        <w:t xml:space="preserve">That Petitioner </w:t>
+      </w:r>
+      <w:proofErr w:type="gramStart"/>
+      <w:r>
+        <w:rPr>
+          <w:sz w:val="24"/>
+          <w:szCs w:val="24"/>
+        </w:rPr>
+        <w:t>have</w:t>
+      </w:r>
+      <w:proofErr w:type="gramEnd"/>
+      <w:r>
+        <w:rPr>
+          <w:sz w:val="24"/>
+          <w:szCs w:val="24"/>
+        </w:rPr>
+        <w:t xml:space="preserve"> such other relief as may be just and equitable.</w:t>
       </w:r>
     </w:p>
     <w:p>
@@ -3725,11 +5531,24 @@
         <w:t>{% endif %}</w:t>
       </w:r>
       <w:r>
-        <w:t xml:space="preserve">. In support of this Petition, </w:t>
-      </w:r>
-      <w:r>
-        <w:t>{{capitalize(party_label)}}</w:t>
-      </w:r>
+        <w:t xml:space="preserve">. In support of this </w:t>
+      </w:r>
+      <w:proofErr w:type="gramStart"/>
+      <w:r>
+        <w:t xml:space="preserve">Petition, </w:t>
+      </w:r>
+      <w:r>
+        <w:t>{{</w:t>
+      </w:r>
+      <w:proofErr w:type="gramEnd"/>
+      <w:r>
+        <w:t>capitalize(party_</w:t>
+      </w:r>
+      <w:proofErr w:type="gramStart"/>
+      <w:r>
+        <w:t>label)}}</w:t>
+      </w:r>
+      <w:proofErr w:type="gramEnd"/>
       <w:r>
         <w:t xml:space="preserve"> states as follows:</w:t>
       </w:r>
@@ -3758,107 +5577,299 @@
           <w:sz w:val="24"/>
           <w:szCs w:val="24"/>
         </w:rPr>
-        <w:t>{% if case_completed %}On</w:t>
-      </w:r>
-      <w:r>
-        <w:rPr>
-          <w:sz w:val="24"/>
-          <w:szCs w:val="24"/>
-        </w:rPr>
-        <w:t xml:space="preserve"> {{ final_order_date}}, a </w:t>
-      </w:r>
-      <w:r>
-        <w:rPr>
-          <w:sz w:val="24"/>
-          <w:szCs w:val="24"/>
-        </w:rPr>
-        <w:t>{% if case_type == “Other” %}{{</w:t>
-      </w:r>
-      <w:r>
+        <w:t xml:space="preserve">{% if case_completed </w:t>
+      </w:r>
+      <w:proofErr w:type="gramStart"/>
+      <w:r>
+        <w:rPr>
+          <w:sz w:val="24"/>
+          <w:szCs w:val="24"/>
+        </w:rPr>
+        <w:t>%}On</w:t>
+      </w:r>
+      <w:proofErr w:type="gramEnd"/>
+      <w:r>
+        <w:rPr>
+          <w:sz w:val="24"/>
+          <w:szCs w:val="24"/>
+        </w:rPr>
         <w:t xml:space="preserve"> </w:t>
       </w:r>
-      <w:r>
-        <w:rPr>
-          <w:sz w:val="24"/>
-          <w:szCs w:val="24"/>
-        </w:rPr>
-        <w:t>other_case_type</w:t>
-      </w:r>
-      <w:r>
-        <w:rPr>
-          <w:sz w:val="24"/>
-          <w:szCs w:val="24"/>
-        </w:rPr>
-        <w:t>}}{% else %}</w:t>
-      </w:r>
-      <w:r>
-        <w:rPr>
-          <w:sz w:val="24"/>
-          <w:szCs w:val="24"/>
-        </w:rPr>
-        <w:t>{{case_type}}</w:t>
-      </w:r>
-      <w:r>
-        <w:rPr>
-          <w:sz w:val="24"/>
-          <w:szCs w:val="24"/>
-        </w:rPr>
-        <w:t>{% endif %}</w:t>
-      </w:r>
-      <w:r>
-        <w:t xml:space="preserve">{% </w:t>
-      </w:r>
-      <w:r>
-        <w:t>if case_type != “</w:t>
+      <w:proofErr w:type="gramStart"/>
+      <w:r>
+        <w:rPr>
+          <w:sz w:val="24"/>
+          <w:szCs w:val="24"/>
+        </w:rPr>
+        <w:t>{{ final</w:t>
+      </w:r>
+      <w:proofErr w:type="gramEnd"/>
+      <w:r>
+        <w:rPr>
+          <w:sz w:val="24"/>
+          <w:szCs w:val="24"/>
+        </w:rPr>
+        <w:t xml:space="preserve">_order_date}}, a </w:t>
+      </w:r>
+      <w:r>
+        <w:rPr>
+          <w:sz w:val="24"/>
+          <w:szCs w:val="24"/>
+        </w:rPr>
+        <w:t xml:space="preserve">{% if case_type == “Other” </w:t>
+      </w:r>
+      <w:proofErr w:type="gramStart"/>
+      <w:r>
+        <w:rPr>
+          <w:sz w:val="24"/>
+          <w:szCs w:val="24"/>
+        </w:rPr>
+        <w:t>%}{{</w:t>
+      </w:r>
+      <w:r>
+        <w:t xml:space="preserve"> </w:t>
+      </w:r>
+      <w:r>
+        <w:rPr>
+          <w:sz w:val="24"/>
+          <w:szCs w:val="24"/>
+        </w:rPr>
+        <w:t>other</w:t>
+      </w:r>
+      <w:proofErr w:type="gramEnd"/>
+      <w:r>
+        <w:rPr>
+          <w:sz w:val="24"/>
+          <w:szCs w:val="24"/>
+        </w:rPr>
+        <w:t>_case_type</w:t>
+      </w:r>
+      <w:proofErr w:type="gramStart"/>
+      <w:r>
+        <w:rPr>
+          <w:sz w:val="24"/>
+          <w:szCs w:val="24"/>
+        </w:rPr>
+        <w:t>}}{</w:t>
+      </w:r>
+      <w:proofErr w:type="gramEnd"/>
+      <w:r>
+        <w:rPr>
+          <w:sz w:val="24"/>
+          <w:szCs w:val="24"/>
+        </w:rPr>
+        <w:t xml:space="preserve">% else </w:t>
+      </w:r>
+      <w:proofErr w:type="gramStart"/>
+      <w:r>
+        <w:rPr>
+          <w:sz w:val="24"/>
+          <w:szCs w:val="24"/>
+        </w:rPr>
+        <w:t>%}</w:t>
+      </w:r>
+      <w:r>
+        <w:rPr>
+          <w:sz w:val="24"/>
+          <w:szCs w:val="24"/>
+        </w:rPr>
+        <w:t>{</w:t>
+      </w:r>
+      <w:proofErr w:type="gramEnd"/>
+      <w:r>
+        <w:rPr>
+          <w:sz w:val="24"/>
+          <w:szCs w:val="24"/>
+        </w:rPr>
+        <w:t>{case_type</w:t>
+      </w:r>
+      <w:proofErr w:type="gramStart"/>
+      <w:r>
+        <w:rPr>
+          <w:sz w:val="24"/>
+          <w:szCs w:val="24"/>
+        </w:rPr>
+        <w:t>}}</w:t>
+      </w:r>
+      <w:r>
+        <w:rPr>
+          <w:sz w:val="24"/>
+          <w:szCs w:val="24"/>
+        </w:rPr>
+        <w:t>{</w:t>
+      </w:r>
+      <w:proofErr w:type="gramEnd"/>
+      <w:r>
+        <w:rPr>
+          <w:sz w:val="24"/>
+          <w:szCs w:val="24"/>
+        </w:rPr>
+        <w:t xml:space="preserve">% endif </w:t>
+      </w:r>
+      <w:proofErr w:type="gramStart"/>
+      <w:r>
+        <w:rPr>
+          <w:sz w:val="24"/>
+          <w:szCs w:val="24"/>
+        </w:rPr>
+        <w:t>%}</w:t>
+      </w:r>
+      <w:r>
+        <w:t>{</w:t>
+      </w:r>
+      <w:proofErr w:type="gramEnd"/>
+      <w:r>
+        <w:t>% if case_</w:t>
+      </w:r>
+      <w:proofErr w:type="gramStart"/>
+      <w:r>
+        <w:t>type !</w:t>
+      </w:r>
+      <w:proofErr w:type="gramEnd"/>
+      <w:r>
+        <w:t>= “</w:t>
       </w:r>
       <w:r>
         <w:t>Stalking No Contact Order</w:t>
       </w:r>
       <w:r>
-        <w:t>” and case_type != “</w:t>
+        <w:t>” and case_</w:t>
+      </w:r>
+      <w:proofErr w:type="gramStart"/>
+      <w:r>
+        <w:t>type !</w:t>
+      </w:r>
+      <w:proofErr w:type="gramEnd"/>
+      <w:r>
+        <w:t>= “</w:t>
       </w:r>
       <w:r>
         <w:t>Civil No Contact Order</w:t>
       </w:r>
       <w:r>
-        <w:t>” and case_type != “</w:t>
+        <w:t>” and case_</w:t>
+      </w:r>
+      <w:proofErr w:type="gramStart"/>
+      <w:r>
+        <w:t>type !</w:t>
+      </w:r>
+      <w:proofErr w:type="gramEnd"/>
+      <w:r>
+        <w:t>= “</w:t>
       </w:r>
       <w:r>
         <w:t>Order of Protection</w:t>
       </w:r>
       <w:r>
-        <w:t>”</w:t>
-      </w:r>
-      <w:r>
-        <w:t xml:space="preserve"> %}</w:t>
-      </w:r>
-      <w:r>
-        <w:rPr>
-          <w:sz w:val="24"/>
-          <w:szCs w:val="24"/>
-        </w:rPr>
-        <w:t xml:space="preserve"> order</w:t>
-      </w:r>
-      <w:r>
-        <w:rPr>
-          <w:sz w:val="24"/>
-          <w:szCs w:val="24"/>
-        </w:rPr>
-        <w:t>{% endif %}</w:t>
-      </w:r>
-      <w:r>
-        <w:rPr>
-          <w:sz w:val="24"/>
-          <w:szCs w:val="24"/>
-        </w:rPr>
-        <w:t xml:space="preserve"> was entered.{% else %}On {{filing_date}}, this case was filed.{% endif %}</w:t>
-      </w:r>
-      <w:r>
-        <w:rPr>
-          <w:sz w:val="24"/>
-          <w:szCs w:val="24"/>
-        </w:rPr>
-        <w:t xml:space="preserve">{% for </w:t>
+        <w:t>” %}</w:t>
+      </w:r>
+      <w:r>
+        <w:rPr>
+          <w:sz w:val="24"/>
+          <w:szCs w:val="24"/>
+        </w:rPr>
+        <w:t xml:space="preserve"> </w:t>
+      </w:r>
+      <w:proofErr w:type="gramStart"/>
+      <w:r>
+        <w:rPr>
+          <w:sz w:val="24"/>
+          <w:szCs w:val="24"/>
+        </w:rPr>
+        <w:t>order</w:t>
+      </w:r>
+      <w:r>
+        <w:rPr>
+          <w:sz w:val="24"/>
+          <w:szCs w:val="24"/>
+        </w:rPr>
+        <w:t>{</w:t>
+      </w:r>
+      <w:proofErr w:type="gramEnd"/>
+      <w:r>
+        <w:rPr>
+          <w:sz w:val="24"/>
+          <w:szCs w:val="24"/>
+        </w:rPr>
+        <w:t>% endif %}</w:t>
+      </w:r>
+      <w:r>
+        <w:rPr>
+          <w:sz w:val="24"/>
+          <w:szCs w:val="24"/>
+        </w:rPr>
+        <w:t xml:space="preserve"> was </w:t>
+      </w:r>
+      <w:proofErr w:type="gramStart"/>
+      <w:r>
+        <w:rPr>
+          <w:sz w:val="24"/>
+          <w:szCs w:val="24"/>
+        </w:rPr>
+        <w:t>entered.{</w:t>
+      </w:r>
+      <w:proofErr w:type="gramEnd"/>
+      <w:r>
+        <w:rPr>
+          <w:sz w:val="24"/>
+          <w:szCs w:val="24"/>
+        </w:rPr>
+        <w:t xml:space="preserve">% else </w:t>
+      </w:r>
+      <w:proofErr w:type="gramStart"/>
+      <w:r>
+        <w:rPr>
+          <w:sz w:val="24"/>
+          <w:szCs w:val="24"/>
+        </w:rPr>
+        <w:t>%}On</w:t>
+      </w:r>
+      <w:proofErr w:type="gramEnd"/>
+      <w:r>
+        <w:rPr>
+          <w:sz w:val="24"/>
+          <w:szCs w:val="24"/>
+        </w:rPr>
+        <w:t xml:space="preserve"> {{filing_date}}, this case was </w:t>
+      </w:r>
+      <w:proofErr w:type="gramStart"/>
+      <w:r>
+        <w:rPr>
+          <w:sz w:val="24"/>
+          <w:szCs w:val="24"/>
+        </w:rPr>
+        <w:t>filed.{</w:t>
+      </w:r>
+      <w:proofErr w:type="gramEnd"/>
+      <w:r>
+        <w:rPr>
+          <w:sz w:val="24"/>
+          <w:szCs w:val="24"/>
+        </w:rPr>
+        <w:t xml:space="preserve">% endif </w:t>
+      </w:r>
+      <w:proofErr w:type="gramStart"/>
+      <w:r>
+        <w:rPr>
+          <w:sz w:val="24"/>
+          <w:szCs w:val="24"/>
+        </w:rPr>
+        <w:t>%}</w:t>
+      </w:r>
+      <w:r>
+        <w:rPr>
+          <w:sz w:val="24"/>
+          <w:szCs w:val="24"/>
+        </w:rPr>
+        <w:t>{</w:t>
+      </w:r>
+      <w:proofErr w:type="gramEnd"/>
+      <w:r>
+        <w:rPr>
+          <w:sz w:val="24"/>
+          <w:szCs w:val="24"/>
+        </w:rPr>
+        <w:t xml:space="preserve">% for </w:t>
       </w:r>
       <w:r>
         <w:rPr>
@@ -3927,7 +5938,15 @@
           <w:sz w:val="24"/>
           <w:szCs w:val="24"/>
         </w:rPr>
-        <w:t>}} of the order,</w:t>
+        <w:t xml:space="preserve">}} of the </w:t>
+      </w:r>
+      <w:proofErr w:type="gramStart"/>
+      <w:r>
+        <w:rPr>
+          <w:sz w:val="24"/>
+          <w:szCs w:val="24"/>
+        </w:rPr>
+        <w:t>order,</w:t>
       </w:r>
       <w:r>
         <w:rPr>
@@ -3941,7 +5960,23 @@
           <w:sz w:val="24"/>
           <w:szCs w:val="24"/>
         </w:rPr>
-        <w:t>{{other_parties[0].name_full()}} was ordered to</w:t>
+        <w:t>{{</w:t>
+      </w:r>
+      <w:proofErr w:type="gramEnd"/>
+      <w:r>
+        <w:rPr>
+          <w:sz w:val="24"/>
+          <w:szCs w:val="24"/>
+        </w:rPr>
+        <w:t xml:space="preserve">other_parties[0].name_full()}} was ordered </w:t>
+      </w:r>
+      <w:proofErr w:type="gramStart"/>
+      <w:r>
+        <w:rPr>
+          <w:sz w:val="24"/>
+          <w:szCs w:val="24"/>
+        </w:rPr>
+        <w:t>to</w:t>
       </w:r>
       <w:r>
         <w:rPr>
@@ -3964,6 +5999,7 @@
         </w:rPr>
         <w:t>{{</w:t>
       </w:r>
+      <w:proofErr w:type="gramEnd"/>
       <w:r>
         <w:rPr>
           <w:sz w:val="24"/>
@@ -3985,6 +6021,7 @@
         </w:rPr>
         <w:t>.replace(para.requirement[0],para.requirement[0].lower(),1)</w:t>
       </w:r>
+      <w:proofErr w:type="gramStart"/>
       <w:r>
         <w:rPr>
           <w:sz w:val="24"/>
@@ -3999,6 +6036,7 @@
         </w:rPr>
         <w:t>)}}</w:t>
       </w:r>
+      <w:proofErr w:type="gramEnd"/>
     </w:p>
     <w:p>
       <w:pPr>
@@ -4024,7 +6062,23 @@
           <w:sz w:val="24"/>
           <w:szCs w:val="24"/>
         </w:rPr>
-        <w:t>{{other_parties[0].name_full()}}</w:t>
+        <w:t>{{other_parties[0].name_</w:t>
+      </w:r>
+      <w:proofErr w:type="gramStart"/>
+      <w:r>
+        <w:rPr>
+          <w:sz w:val="24"/>
+          <w:szCs w:val="24"/>
+        </w:rPr>
+        <w:t>full(</w:t>
+      </w:r>
+      <w:proofErr w:type="gramEnd"/>
+      <w:r>
+        <w:rPr>
+          <w:sz w:val="24"/>
+          <w:szCs w:val="24"/>
+        </w:rPr>
+        <w:t>)}}</w:t>
       </w:r>
       <w:r>
         <w:rPr>
@@ -4082,6 +6136,7 @@
         </w:rPr>
         <w:t>fix_punctuation(</w:t>
       </w:r>
+      <w:proofErr w:type="gramStart"/>
       <w:r>
         <w:rPr>
           <w:sz w:val="24"/>
@@ -4089,12 +6144,61 @@
         </w:rPr>
         <w:t>para.violation</w:t>
       </w:r>
-      <w:r>
-        <w:rPr>
-          <w:sz w:val="24"/>
-          <w:szCs w:val="24"/>
-        </w:rPr>
-        <w:t>.replace(para.violation[0],para.violation[0].lower(),1)</w:t>
+      <w:proofErr w:type="gramEnd"/>
+      <w:r>
+        <w:rPr>
+          <w:sz w:val="24"/>
+          <w:szCs w:val="24"/>
+        </w:rPr>
+        <w:t>.replace(</w:t>
+      </w:r>
+      <w:proofErr w:type="gramStart"/>
+      <w:r>
+        <w:rPr>
+          <w:sz w:val="24"/>
+          <w:szCs w:val="24"/>
+        </w:rPr>
+        <w:t>para.violation</w:t>
+      </w:r>
+      <w:proofErr w:type="gramEnd"/>
+      <w:r>
+        <w:rPr>
+          <w:sz w:val="24"/>
+          <w:szCs w:val="24"/>
+        </w:rPr>
+        <w:t>[0</w:t>
+      </w:r>
+      <w:proofErr w:type="gramStart"/>
+      <w:r>
+        <w:rPr>
+          <w:sz w:val="24"/>
+          <w:szCs w:val="24"/>
+        </w:rPr>
+        <w:t>],para</w:t>
+      </w:r>
+      <w:proofErr w:type="gramEnd"/>
+      <w:r>
+        <w:rPr>
+          <w:sz w:val="24"/>
+          <w:szCs w:val="24"/>
+        </w:rPr>
+        <w:t>.violation[0</w:t>
+      </w:r>
+      <w:proofErr w:type="gramStart"/>
+      <w:r>
+        <w:rPr>
+          <w:sz w:val="24"/>
+          <w:szCs w:val="24"/>
+        </w:rPr>
+        <w:t>].lower</w:t>
+      </w:r>
+      <w:proofErr w:type="gramEnd"/>
+      <w:r>
+        <w:rPr>
+          <w:sz w:val="24"/>
+          <w:szCs w:val="24"/>
+        </w:rPr>
+        <w:t>(),1)</w:t>
       </w:r>
       <w:r>
         <w:rPr>
@@ -4110,12 +6214,21 @@
         </w:rPr>
         <w:t>)</w:t>
       </w:r>
-      <w:r>
-        <w:rPr>
-          <w:sz w:val="24"/>
-          <w:szCs w:val="24"/>
-        </w:rPr>
-        <w:t>}}{% endfor %}</w:t>
+      <w:proofErr w:type="gramStart"/>
+      <w:r>
+        <w:rPr>
+          <w:sz w:val="24"/>
+          <w:szCs w:val="24"/>
+        </w:rPr>
+        <w:t>}}{</w:t>
+      </w:r>
+      <w:proofErr w:type="gramEnd"/>
+      <w:r>
+        <w:rPr>
+          <w:sz w:val="24"/>
+          <w:szCs w:val="24"/>
+        </w:rPr>
+        <w:t>% endfor %}</w:t>
       </w:r>
     </w:p>
     <w:p>
@@ -4142,7 +6255,23 @@
           <w:sz w:val="24"/>
           <w:szCs w:val="24"/>
         </w:rPr>
-        <w:t>Said behavior by {{other_parties[0].name_full()}} was willful and contumacious and they should be found in contempt of court and sanctioned accordingly.</w:t>
+        <w:t>Said behavior by {{other_parties[0].name_</w:t>
+      </w:r>
+      <w:proofErr w:type="gramStart"/>
+      <w:r>
+        <w:rPr>
+          <w:sz w:val="24"/>
+          <w:szCs w:val="24"/>
+        </w:rPr>
+        <w:t>full(</w:t>
+      </w:r>
+      <w:proofErr w:type="gramEnd"/>
+      <w:r>
+        <w:rPr>
+          <w:sz w:val="24"/>
+          <w:szCs w:val="24"/>
+        </w:rPr>
+        <w:t>)}} was willful and contumacious and they should be found in contempt of court and sanctioned accordingly.</w:t>
       </w:r>
     </w:p>
     <w:p>
@@ -4158,6 +6287,7 @@
           <w:szCs w:val="24"/>
         </w:rPr>
       </w:pPr>
+      <w:proofErr w:type="gramStart"/>
       <w:r>
         <w:rPr>
           <w:sz w:val="24"/>
@@ -4170,14 +6300,47 @@
           <w:sz w:val="24"/>
           <w:szCs w:val="24"/>
         </w:rPr>
-        <w:t>{{capitalize(party_label)}}</w:t>
-      </w:r>
-      <w:r>
-        <w:rPr>
-          <w:sz w:val="24"/>
-          <w:szCs w:val="24"/>
-        </w:rPr>
-        <w:t xml:space="preserve">, {{users[0].name_full()}} respectfully </w:t>
+        <w:t>{{</w:t>
+      </w:r>
+      <w:proofErr w:type="gramEnd"/>
+      <w:r>
+        <w:rPr>
+          <w:sz w:val="24"/>
+          <w:szCs w:val="24"/>
+        </w:rPr>
+        <w:t>capitalize(party_</w:t>
+      </w:r>
+      <w:proofErr w:type="gramStart"/>
+      <w:r>
+        <w:rPr>
+          <w:sz w:val="24"/>
+          <w:szCs w:val="24"/>
+        </w:rPr>
+        <w:t>label)}}</w:t>
+      </w:r>
+      <w:proofErr w:type="gramEnd"/>
+      <w:r>
+        <w:rPr>
+          <w:sz w:val="24"/>
+          <w:szCs w:val="24"/>
+        </w:rPr>
+        <w:t>, {{users[0].name_</w:t>
+      </w:r>
+      <w:proofErr w:type="gramStart"/>
+      <w:r>
+        <w:rPr>
+          <w:sz w:val="24"/>
+          <w:szCs w:val="24"/>
+        </w:rPr>
+        <w:t>full(</w:t>
+      </w:r>
+      <w:proofErr w:type="gramEnd"/>
+      <w:r>
+        <w:rPr>
+          <w:sz w:val="24"/>
+          <w:szCs w:val="24"/>
+        </w:rPr>
+        <w:t xml:space="preserve">)}} respectfully </w:t>
       </w:r>
       <w:r>
         <w:rPr>
@@ -4225,7 +6388,23 @@
           <w:sz w:val="24"/>
           <w:szCs w:val="24"/>
         </w:rPr>
-        <w:t xml:space="preserve"> Rule to issue against {{other_parties[0].name_full()}}</w:t>
+        <w:t xml:space="preserve"> Rule to issue against {{other_parties[0].name_</w:t>
+      </w:r>
+      <w:proofErr w:type="gramStart"/>
+      <w:r>
+        <w:rPr>
+          <w:sz w:val="24"/>
+          <w:szCs w:val="24"/>
+        </w:rPr>
+        <w:t>full(</w:t>
+      </w:r>
+      <w:proofErr w:type="gramEnd"/>
+      <w:r>
+        <w:rPr>
+          <w:sz w:val="24"/>
+          <w:szCs w:val="24"/>
+        </w:rPr>
+        <w:t>)}}</w:t>
       </w:r>
       <w:r>
         <w:rPr>
@@ -4240,35 +6419,83 @@
           <w:szCs w:val="24"/>
         </w:rPr>
         <w:lastRenderedPageBreak/>
-        <w:t>have any, why they should not be held in contempt of this Court’s order</w:t>
-      </w:r>
-      <w:r>
-        <w:rPr>
-          <w:sz w:val="24"/>
-          <w:szCs w:val="24"/>
-        </w:rPr>
-        <w:t>{% if case_completed %}</w:t>
-      </w:r>
-      <w:r>
-        <w:rPr>
-          <w:sz w:val="24"/>
-          <w:szCs w:val="24"/>
-        </w:rPr>
-        <w:t xml:space="preserve"> of {{final_order_date}}</w:t>
-      </w:r>
-      <w:r>
-        <w:rPr>
-          <w:sz w:val="24"/>
-          <w:szCs w:val="24"/>
-        </w:rPr>
-        <w:t>{% endif %}</w:t>
-      </w:r>
-      <w:r>
-        <w:rPr>
-          <w:sz w:val="24"/>
-          <w:szCs w:val="24"/>
-        </w:rPr>
-        <w:t>.{% for para in order_paragraph</w:t>
+        <w:t xml:space="preserve">have any, why they should not be held in contempt of this Court’s </w:t>
+      </w:r>
+      <w:proofErr w:type="gramStart"/>
+      <w:r>
+        <w:rPr>
+          <w:sz w:val="24"/>
+          <w:szCs w:val="24"/>
+        </w:rPr>
+        <w:t>order</w:t>
+      </w:r>
+      <w:r>
+        <w:rPr>
+          <w:sz w:val="24"/>
+          <w:szCs w:val="24"/>
+        </w:rPr>
+        <w:t>{</w:t>
+      </w:r>
+      <w:proofErr w:type="gramEnd"/>
+      <w:r>
+        <w:rPr>
+          <w:sz w:val="24"/>
+          <w:szCs w:val="24"/>
+        </w:rPr>
+        <w:t>% if case_completed %}</w:t>
+      </w:r>
+      <w:r>
+        <w:rPr>
+          <w:sz w:val="24"/>
+          <w:szCs w:val="24"/>
+        </w:rPr>
+        <w:t xml:space="preserve"> of {{final_order_date</w:t>
+      </w:r>
+      <w:proofErr w:type="gramStart"/>
+      <w:r>
+        <w:rPr>
+          <w:sz w:val="24"/>
+          <w:szCs w:val="24"/>
+        </w:rPr>
+        <w:t>}}</w:t>
+      </w:r>
+      <w:r>
+        <w:rPr>
+          <w:sz w:val="24"/>
+          <w:szCs w:val="24"/>
+        </w:rPr>
+        <w:t>{</w:t>
+      </w:r>
+      <w:proofErr w:type="gramEnd"/>
+      <w:r>
+        <w:rPr>
+          <w:sz w:val="24"/>
+          <w:szCs w:val="24"/>
+        </w:rPr>
+        <w:t>% endif %</w:t>
+      </w:r>
+      <w:proofErr w:type="gramStart"/>
+      <w:r>
+        <w:rPr>
+          <w:sz w:val="24"/>
+          <w:szCs w:val="24"/>
+        </w:rPr>
+        <w:t>}</w:t>
+      </w:r>
+      <w:r>
+        <w:rPr>
+          <w:sz w:val="24"/>
+          <w:szCs w:val="24"/>
+        </w:rPr>
+        <w:t>.{</w:t>
+      </w:r>
+      <w:proofErr w:type="gramEnd"/>
+      <w:r>
+        <w:rPr>
+          <w:sz w:val="24"/>
+          <w:szCs w:val="24"/>
+        </w:rPr>
+        <w:t>% for para in order_paragraph</w:t>
       </w:r>
       <w:r>
         <w:rPr>
@@ -4330,7 +6557,23 @@
           <w:sz w:val="24"/>
           <w:szCs w:val="24"/>
         </w:rPr>
-        <w:t>order that {{other_parties[0].name_full()}} do the following: {{</w:t>
+        <w:t>order that {{other_parties[0].name_</w:t>
+      </w:r>
+      <w:proofErr w:type="gramStart"/>
+      <w:r>
+        <w:rPr>
+          <w:sz w:val="24"/>
+          <w:szCs w:val="24"/>
+        </w:rPr>
+        <w:t>full(</w:t>
+      </w:r>
+      <w:proofErr w:type="gramEnd"/>
+      <w:r>
+        <w:rPr>
+          <w:sz w:val="24"/>
+          <w:szCs w:val="24"/>
+        </w:rPr>
+        <w:t>)}} do the following: {{</w:t>
       </w:r>
       <w:r>
         <w:rPr>
@@ -4344,21 +6587,54 @@
           <w:sz w:val="24"/>
           <w:szCs w:val="24"/>
         </w:rPr>
-        <w:t>fix_punctuation(para.order</w:t>
-      </w:r>
-      <w:r>
-        <w:rPr>
-          <w:sz w:val="24"/>
-          <w:szCs w:val="24"/>
-        </w:rPr>
-        <w:t>_request</w:t>
-      </w:r>
-      <w:r>
-        <w:rPr>
-          <w:sz w:val="24"/>
-          <w:szCs w:val="24"/>
-        </w:rPr>
-        <w:t>.replace(para.</w:t>
+        <w:t>fix_punctuation(</w:t>
+      </w:r>
+      <w:proofErr w:type="gramStart"/>
+      <w:r>
+        <w:rPr>
+          <w:sz w:val="24"/>
+          <w:szCs w:val="24"/>
+        </w:rPr>
+        <w:t>para.order</w:t>
+      </w:r>
+      <w:proofErr w:type="gramEnd"/>
+      <w:r>
+        <w:rPr>
+          <w:sz w:val="24"/>
+          <w:szCs w:val="24"/>
+        </w:rPr>
+        <w:t>_</w:t>
+      </w:r>
+      <w:proofErr w:type="gramStart"/>
+      <w:r>
+        <w:rPr>
+          <w:sz w:val="24"/>
+          <w:szCs w:val="24"/>
+        </w:rPr>
+        <w:t>request</w:t>
+      </w:r>
+      <w:r>
+        <w:rPr>
+          <w:sz w:val="24"/>
+          <w:szCs w:val="24"/>
+        </w:rPr>
+        <w:t>.replace</w:t>
+      </w:r>
+      <w:proofErr w:type="gramEnd"/>
+      <w:r>
+        <w:rPr>
+          <w:sz w:val="24"/>
+          <w:szCs w:val="24"/>
+        </w:rPr>
+        <w:t>(</w:t>
+      </w:r>
+      <w:proofErr w:type="gramStart"/>
+      <w:r>
+        <w:rPr>
+          <w:sz w:val="24"/>
+          <w:szCs w:val="24"/>
+        </w:rPr>
+        <w:t>para.</w:t>
       </w:r>
       <w:r>
         <w:rPr>
@@ -4367,12 +6643,29 @@
         </w:rPr>
         <w:t>order</w:t>
       </w:r>
-      <w:r>
-        <w:rPr>
-          <w:sz w:val="24"/>
-          <w:szCs w:val="24"/>
-        </w:rPr>
-        <w:t>_request[0],para.</w:t>
+      <w:proofErr w:type="gramEnd"/>
+      <w:r>
+        <w:rPr>
+          <w:sz w:val="24"/>
+          <w:szCs w:val="24"/>
+        </w:rPr>
+        <w:t>_request[0</w:t>
+      </w:r>
+      <w:proofErr w:type="gramStart"/>
+      <w:r>
+        <w:rPr>
+          <w:sz w:val="24"/>
+          <w:szCs w:val="24"/>
+        </w:rPr>
+        <w:t>],para</w:t>
+      </w:r>
+      <w:proofErr w:type="gramEnd"/>
+      <w:r>
+        <w:rPr>
+          <w:sz w:val="24"/>
+          <w:szCs w:val="24"/>
+        </w:rPr>
+        <w:t>.</w:t>
       </w:r>
       <w:r>
         <w:rPr>
@@ -4386,7 +6679,23 @@
           <w:sz w:val="24"/>
           <w:szCs w:val="24"/>
         </w:rPr>
-        <w:t>_request[0].lower(),1)</w:t>
+        <w:t>_request[0</w:t>
+      </w:r>
+      <w:proofErr w:type="gramStart"/>
+      <w:r>
+        <w:rPr>
+          <w:sz w:val="24"/>
+          <w:szCs w:val="24"/>
+        </w:rPr>
+        <w:t>].lower</w:t>
+      </w:r>
+      <w:proofErr w:type="gramEnd"/>
+      <w:r>
+        <w:rPr>
+          <w:sz w:val="24"/>
+          <w:szCs w:val="24"/>
+        </w:rPr>
+        <w:t>(),1)</w:t>
       </w:r>
       <w:r>
         <w:rPr>
@@ -4402,38 +6711,44 @@
         </w:rPr>
         <w:t>)</w:t>
       </w:r>
-      <w:r>
-        <w:rPr>
-          <w:sz w:val="24"/>
-          <w:szCs w:val="24"/>
-        </w:rPr>
-        <w:t>}}{% endfor %}</w:t>
-      </w:r>
-    </w:p>
-    <w:p>
-      <w:pPr>
-        <w:pStyle w:val="ListParagraph"/>
-        <w:numPr>
-          <w:ilvl w:val="1"/>
-          <w:numId w:val="6"/>
-        </w:numPr>
-        <w:tabs>
-          <w:tab w:val="left" w:pos="1545"/>
-          <w:tab w:val="left" w:pos="3935"/>
-          <w:tab w:val="left" w:pos="9468"/>
-        </w:tabs>
-        <w:spacing w:line="360" w:lineRule="auto"/>
-        <w:rPr>
-          <w:sz w:val="24"/>
-          <w:szCs w:val="24"/>
-        </w:rPr>
-      </w:pPr>
-      <w:r>
-        <w:rPr>
-          <w:sz w:val="24"/>
-          <w:szCs w:val="24"/>
-        </w:rPr>
-        <w:t>Sanctions to issue, including jail time if there are continued violations, to prevent future violations.</w:t>
+      <w:proofErr w:type="gramStart"/>
+      <w:r>
+        <w:rPr>
+          <w:sz w:val="24"/>
+          <w:szCs w:val="24"/>
+        </w:rPr>
+        <w:t>}}{</w:t>
+      </w:r>
+      <w:proofErr w:type="gramEnd"/>
+      <w:r>
+        <w:rPr>
+          <w:sz w:val="24"/>
+          <w:szCs w:val="24"/>
+        </w:rPr>
+        <w:t xml:space="preserve">% endfor </w:t>
+      </w:r>
+      <w:proofErr w:type="gramStart"/>
+      <w:r>
+        <w:rPr>
+          <w:sz w:val="24"/>
+          <w:szCs w:val="24"/>
+        </w:rPr>
+        <w:t>%}</w:t>
+      </w:r>
+      <w:r>
+        <w:rPr>
+          <w:sz w:val="24"/>
+          <w:szCs w:val="24"/>
+        </w:rPr>
+        <w:t>{</w:t>
+      </w:r>
+      <w:proofErr w:type="gramEnd"/>
+      <w:r>
+        <w:rPr>
+          <w:sz w:val="24"/>
+          <w:szCs w:val="24"/>
+        </w:rPr>
+        <w:t>% if contempt_request %}</w:t>
       </w:r>
     </w:p>
     <w:p>
@@ -4460,6 +6775,49 @@
           <w:sz w:val="24"/>
           <w:szCs w:val="24"/>
         </w:rPr>
+        <w:t>Sanctions to issue, including jail time if there are continued violations, to prevent future violations.</w:t>
+      </w:r>
+      <w:r>
+        <w:rPr>
+          <w:sz w:val="24"/>
+          <w:szCs w:val="24"/>
+        </w:rPr>
+        <w:t xml:space="preserve">{% </w:t>
+      </w:r>
+      <w:proofErr w:type="gramStart"/>
+      <w:r>
+        <w:rPr>
+          <w:sz w:val="24"/>
+          <w:szCs w:val="24"/>
+        </w:rPr>
+        <w:t>endif %}</w:t>
+      </w:r>
+      <w:proofErr w:type="gramEnd"/>
+    </w:p>
+    <w:p>
+      <w:pPr>
+        <w:pStyle w:val="ListParagraph"/>
+        <w:numPr>
+          <w:ilvl w:val="0"/>
+          <w:numId w:val="6"/>
+        </w:numPr>
+        <w:tabs>
+          <w:tab w:val="left" w:pos="1545"/>
+          <w:tab w:val="left" w:pos="3935"/>
+          <w:tab w:val="left" w:pos="9468"/>
+        </w:tabs>
+        <w:spacing w:line="360" w:lineRule="auto"/>
+        <w:ind w:left="655" w:hanging="295"/>
+        <w:rPr>
+          <w:sz w:val="24"/>
+          <w:szCs w:val="24"/>
+        </w:rPr>
+      </w:pPr>
+      <w:r>
+        <w:rPr>
+          <w:sz w:val="24"/>
+          <w:szCs w:val="24"/>
+        </w:rPr>
         <w:t xml:space="preserve">That </w:t>
       </w:r>
       <w:r>
@@ -4467,14 +6825,39 @@
           <w:sz w:val="24"/>
           <w:szCs w:val="24"/>
         </w:rPr>
-        <w:t>{{capitalize(party_label)}}</w:t>
-      </w:r>
-      <w:r>
-        <w:rPr>
-          <w:sz w:val="24"/>
-          <w:szCs w:val="24"/>
-        </w:rPr>
-        <w:t xml:space="preserve"> have such other relief as may be just and equitable.</w:t>
+        <w:t>{{capitalize(party_</w:t>
+      </w:r>
+      <w:proofErr w:type="gramStart"/>
+      <w:r>
+        <w:rPr>
+          <w:sz w:val="24"/>
+          <w:szCs w:val="24"/>
+        </w:rPr>
+        <w:t>label)}}</w:t>
+      </w:r>
+      <w:proofErr w:type="gramEnd"/>
+      <w:r>
+        <w:rPr>
+          <w:sz w:val="24"/>
+          <w:szCs w:val="24"/>
+        </w:rPr>
+        <w:t xml:space="preserve"> </w:t>
+      </w:r>
+      <w:proofErr w:type="gramStart"/>
+      <w:r>
+        <w:rPr>
+          <w:sz w:val="24"/>
+          <w:szCs w:val="24"/>
+        </w:rPr>
+        <w:t>have</w:t>
+      </w:r>
+      <w:proofErr w:type="gramEnd"/>
+      <w:r>
+        <w:rPr>
+          <w:sz w:val="24"/>
+          <w:szCs w:val="24"/>
+        </w:rPr>
+        <w:t xml:space="preserve"> such other relief as may be just and equitable.</w:t>
       </w:r>
     </w:p>
     <w:p>
@@ -4578,7 +6961,71 @@
                 <w:sz w:val="24"/>
                 <w:szCs w:val="24"/>
               </w:rPr>
-              <w:t>{% if e_signature %}/s/ {{users[0].name_full()}}{% endif %}</w:t>
+              <w:t>{% if e_</w:t>
+            </w:r>
+            <w:proofErr w:type="gramStart"/>
+            <w:r>
+              <w:rPr>
+                <w:sz w:val="24"/>
+                <w:szCs w:val="24"/>
+              </w:rPr>
+              <w:t>signature %}</w:t>
+            </w:r>
+            <w:proofErr w:type="gramEnd"/>
+            <w:r>
+              <w:rPr>
+                <w:sz w:val="24"/>
+                <w:szCs w:val="24"/>
+              </w:rPr>
+              <w:t>/</w:t>
+            </w:r>
+            <w:proofErr w:type="gramStart"/>
+            <w:r>
+              <w:rPr>
+                <w:sz w:val="24"/>
+                <w:szCs w:val="24"/>
+              </w:rPr>
+              <w:t>s/ {{</w:t>
+            </w:r>
+            <w:proofErr w:type="gramEnd"/>
+            <w:r>
+              <w:rPr>
+                <w:sz w:val="24"/>
+                <w:szCs w:val="24"/>
+              </w:rPr>
+              <w:t>users[0].name_</w:t>
+            </w:r>
+            <w:proofErr w:type="gramStart"/>
+            <w:r>
+              <w:rPr>
+                <w:sz w:val="24"/>
+                <w:szCs w:val="24"/>
+              </w:rPr>
+              <w:t>full(</w:t>
+            </w:r>
+            <w:proofErr w:type="gramEnd"/>
+            <w:r>
+              <w:rPr>
+                <w:sz w:val="24"/>
+                <w:szCs w:val="24"/>
+              </w:rPr>
+              <w:t>)</w:t>
+            </w:r>
+            <w:proofErr w:type="gramStart"/>
+            <w:r>
+              <w:rPr>
+                <w:sz w:val="24"/>
+                <w:szCs w:val="24"/>
+              </w:rPr>
+              <w:t>}}{</w:t>
+            </w:r>
+            <w:proofErr w:type="gramEnd"/>
+            <w:r>
+              <w:rPr>
+                <w:sz w:val="24"/>
+                <w:szCs w:val="24"/>
+              </w:rPr>
+              <w:t>% endif %}</w:t>
             </w:r>
           </w:p>
         </w:tc>
@@ -4605,7 +7052,23 @@
           <w:sz w:val="24"/>
           <w:szCs w:val="24"/>
         </w:rPr>
-        <w:t>{{users[0].name_full()}}</w:t>
+        <w:t>{{users[0].name_</w:t>
+      </w:r>
+      <w:proofErr w:type="gramStart"/>
+      <w:r>
+        <w:rPr>
+          <w:sz w:val="24"/>
+          <w:szCs w:val="24"/>
+        </w:rPr>
+        <w:t>full(</w:t>
+      </w:r>
+      <w:proofErr w:type="gramEnd"/>
+      <w:r>
+        <w:rPr>
+          <w:sz w:val="24"/>
+          <w:szCs w:val="24"/>
+        </w:rPr>
+        <w:t>)}}</w:t>
       </w:r>
     </w:p>
     <w:p>
@@ -4783,7 +7246,71 @@
                 <w:sz w:val="24"/>
                 <w:szCs w:val="24"/>
               </w:rPr>
-              <w:t>{% if e_signature %}/s/ {{users[0].name_full()}}{%endif %}</w:t>
+              <w:t>{% if e_</w:t>
+            </w:r>
+            <w:proofErr w:type="gramStart"/>
+            <w:r>
+              <w:rPr>
+                <w:sz w:val="24"/>
+                <w:szCs w:val="24"/>
+              </w:rPr>
+              <w:t>signature %}</w:t>
+            </w:r>
+            <w:proofErr w:type="gramEnd"/>
+            <w:r>
+              <w:rPr>
+                <w:sz w:val="24"/>
+                <w:szCs w:val="24"/>
+              </w:rPr>
+              <w:t>/</w:t>
+            </w:r>
+            <w:proofErr w:type="gramStart"/>
+            <w:r>
+              <w:rPr>
+                <w:sz w:val="24"/>
+                <w:szCs w:val="24"/>
+              </w:rPr>
+              <w:t>s/ {{</w:t>
+            </w:r>
+            <w:proofErr w:type="gramEnd"/>
+            <w:r>
+              <w:rPr>
+                <w:sz w:val="24"/>
+                <w:szCs w:val="24"/>
+              </w:rPr>
+              <w:t>users[0].name_</w:t>
+            </w:r>
+            <w:proofErr w:type="gramStart"/>
+            <w:r>
+              <w:rPr>
+                <w:sz w:val="24"/>
+                <w:szCs w:val="24"/>
+              </w:rPr>
+              <w:t>full(</w:t>
+            </w:r>
+            <w:proofErr w:type="gramEnd"/>
+            <w:r>
+              <w:rPr>
+                <w:sz w:val="24"/>
+                <w:szCs w:val="24"/>
+              </w:rPr>
+              <w:t>)</w:t>
+            </w:r>
+            <w:proofErr w:type="gramStart"/>
+            <w:r>
+              <w:rPr>
+                <w:sz w:val="24"/>
+                <w:szCs w:val="24"/>
+              </w:rPr>
+              <w:t>}}{</w:t>
+            </w:r>
+            <w:proofErr w:type="gramEnd"/>
+            <w:r>
+              <w:rPr>
+                <w:sz w:val="24"/>
+                <w:szCs w:val="24"/>
+              </w:rPr>
+              <w:t>%endif %}</w:t>
             </w:r>
           </w:p>
         </w:tc>
@@ -4836,7 +7363,55 @@
                 <w:sz w:val="24"/>
                 <w:szCs w:val="24"/>
               </w:rPr>
-              <w:t>{% if e_signature %}{{today()}}{% endif %}</w:t>
+              <w:t xml:space="preserve">{% if e_signature </w:t>
+            </w:r>
+            <w:proofErr w:type="gramStart"/>
+            <w:r>
+              <w:rPr>
+                <w:sz w:val="24"/>
+                <w:szCs w:val="24"/>
+              </w:rPr>
+              <w:t>%}{</w:t>
+            </w:r>
+            <w:proofErr w:type="gramEnd"/>
+            <w:r>
+              <w:rPr>
+                <w:sz w:val="24"/>
+                <w:szCs w:val="24"/>
+              </w:rPr>
+              <w:t>{</w:t>
+            </w:r>
+            <w:proofErr w:type="gramStart"/>
+            <w:r>
+              <w:rPr>
+                <w:sz w:val="24"/>
+                <w:szCs w:val="24"/>
+              </w:rPr>
+              <w:t>today(</w:t>
+            </w:r>
+            <w:proofErr w:type="gramEnd"/>
+            <w:r>
+              <w:rPr>
+                <w:sz w:val="24"/>
+                <w:szCs w:val="24"/>
+              </w:rPr>
+              <w:t>)</w:t>
+            </w:r>
+            <w:proofErr w:type="gramStart"/>
+            <w:r>
+              <w:rPr>
+                <w:sz w:val="24"/>
+                <w:szCs w:val="24"/>
+              </w:rPr>
+              <w:t>}}{</w:t>
+            </w:r>
+            <w:proofErr w:type="gramEnd"/>
+            <w:r>
+              <w:rPr>
+                <w:sz w:val="24"/>
+                <w:szCs w:val="24"/>
+              </w:rPr>
+              <w:t>% endif %}</w:t>
             </w:r>
           </w:p>
         </w:tc>
@@ -4968,7 +7543,23 @@
                 <w:sz w:val="24"/>
                 <w:szCs w:val="24"/>
               </w:rPr>
-              <w:t>{{users[0].name_full()</w:t>
+              <w:t>{{users[0].name_</w:t>
+            </w:r>
+            <w:proofErr w:type="gramStart"/>
+            <w:r>
+              <w:rPr>
+                <w:sz w:val="24"/>
+                <w:szCs w:val="24"/>
+              </w:rPr>
+              <w:t>full(</w:t>
+            </w:r>
+            <w:proofErr w:type="gramEnd"/>
+            <w:r>
+              <w:rPr>
+                <w:sz w:val="24"/>
+                <w:szCs w:val="24"/>
+              </w:rPr>
+              <w:t>)</w:t>
             </w:r>
             <w:r>
               <w:rPr>
@@ -5136,7 +7727,71 @@
                 <w:sz w:val="24"/>
                 <w:szCs w:val="24"/>
               </w:rPr>
-              <w:t>{% if users[0].has_email_address %}{{users[0].email}}{% endif %}</w:t>
+              <w:t xml:space="preserve">{% if </w:t>
+            </w:r>
+            <w:proofErr w:type="gramStart"/>
+            <w:r>
+              <w:rPr>
+                <w:sz w:val="24"/>
+                <w:szCs w:val="24"/>
+              </w:rPr>
+              <w:t>users[</w:t>
+            </w:r>
+            <w:proofErr w:type="gramEnd"/>
+            <w:r>
+              <w:rPr>
+                <w:sz w:val="24"/>
+                <w:szCs w:val="24"/>
+              </w:rPr>
+              <w:t>0</w:t>
+            </w:r>
+            <w:proofErr w:type="gramStart"/>
+            <w:r>
+              <w:rPr>
+                <w:sz w:val="24"/>
+                <w:szCs w:val="24"/>
+              </w:rPr>
+              <w:t>].has</w:t>
+            </w:r>
+            <w:proofErr w:type="gramEnd"/>
+            <w:r>
+              <w:rPr>
+                <w:sz w:val="24"/>
+                <w:szCs w:val="24"/>
+              </w:rPr>
+              <w:t xml:space="preserve">_email_address </w:t>
+            </w:r>
+            <w:proofErr w:type="gramStart"/>
+            <w:r>
+              <w:rPr>
+                <w:sz w:val="24"/>
+                <w:szCs w:val="24"/>
+              </w:rPr>
+              <w:t>%}{</w:t>
+            </w:r>
+            <w:proofErr w:type="gramEnd"/>
+            <w:r>
+              <w:rPr>
+                <w:sz w:val="24"/>
+                <w:szCs w:val="24"/>
+              </w:rPr>
+              <w:t>{users[0</w:t>
+            </w:r>
+            <w:proofErr w:type="gramStart"/>
+            <w:r>
+              <w:rPr>
+                <w:sz w:val="24"/>
+                <w:szCs w:val="24"/>
+              </w:rPr>
+              <w:t>].email}}{</w:t>
+            </w:r>
+            <w:proofErr w:type="gramEnd"/>
+            <w:r>
+              <w:rPr>
+                <w:sz w:val="24"/>
+                <w:szCs w:val="24"/>
+              </w:rPr>
+              <w:t>% endif %}</w:t>
             </w:r>
           </w:p>
         </w:tc>
@@ -5189,35 +7844,131 @@
                 <w:sz w:val="24"/>
                 <w:szCs w:val="24"/>
               </w:rPr>
-              <w:t>{% if users[0].phone_number != “” %}</w:t>
-            </w:r>
+              <w:t xml:space="preserve">{% if </w:t>
+            </w:r>
+            <w:proofErr w:type="gramStart"/>
             <w:r>
               <w:rPr>
                 <w:sz w:val="24"/>
                 <w:szCs w:val="24"/>
               </w:rPr>
-              <w:t>{{phone_number_formatted(users[0].pho</w:t>
-            </w:r>
+              <w:t>users[</w:t>
+            </w:r>
+            <w:proofErr w:type="gramEnd"/>
             <w:r>
               <w:rPr>
                 <w:sz w:val="24"/>
                 <w:szCs w:val="24"/>
               </w:rPr>
-              <w:t>n</w:t>
-            </w:r>
+              <w:t>0</w:t>
+            </w:r>
+            <w:proofErr w:type="gramStart"/>
             <w:r>
               <w:rPr>
                 <w:sz w:val="24"/>
                 <w:szCs w:val="24"/>
               </w:rPr>
-              <w:t>e_number)}}</w:t>
-            </w:r>
+              <w:t>].phone</w:t>
+            </w:r>
+            <w:proofErr w:type="gramEnd"/>
             <w:r>
               <w:rPr>
                 <w:sz w:val="24"/>
                 <w:szCs w:val="24"/>
               </w:rPr>
-              <w:t xml:space="preserve">{% endif </w:t>
+              <w:t>_</w:t>
+            </w:r>
+            <w:proofErr w:type="gramStart"/>
+            <w:r>
+              <w:rPr>
+                <w:sz w:val="24"/>
+                <w:szCs w:val="24"/>
+              </w:rPr>
+              <w:t>number !</w:t>
+            </w:r>
+            <w:proofErr w:type="gramEnd"/>
+            <w:r>
+              <w:rPr>
+                <w:sz w:val="24"/>
+                <w:szCs w:val="24"/>
+              </w:rPr>
+              <w:t xml:space="preserve">= “” </w:t>
+            </w:r>
+            <w:proofErr w:type="gramStart"/>
+            <w:r>
+              <w:rPr>
+                <w:sz w:val="24"/>
+                <w:szCs w:val="24"/>
+              </w:rPr>
+              <w:t>%}</w:t>
+            </w:r>
+            <w:r>
+              <w:rPr>
+                <w:sz w:val="24"/>
+                <w:szCs w:val="24"/>
+              </w:rPr>
+              <w:t>{</w:t>
+            </w:r>
+            <w:proofErr w:type="gramEnd"/>
+            <w:r>
+              <w:rPr>
+                <w:sz w:val="24"/>
+                <w:szCs w:val="24"/>
+              </w:rPr>
+              <w:t>{phone_number_formatted(users[0</w:t>
+            </w:r>
+            <w:proofErr w:type="gramStart"/>
+            <w:r>
+              <w:rPr>
+                <w:sz w:val="24"/>
+                <w:szCs w:val="24"/>
+              </w:rPr>
+              <w:t>].pho</w:t>
+            </w:r>
+            <w:r>
+              <w:rPr>
+                <w:sz w:val="24"/>
+                <w:szCs w:val="24"/>
+              </w:rPr>
+              <w:t>n</w:t>
+            </w:r>
+            <w:r>
+              <w:rPr>
+                <w:sz w:val="24"/>
+                <w:szCs w:val="24"/>
+              </w:rPr>
+              <w:t>e</w:t>
+            </w:r>
+            <w:proofErr w:type="gramEnd"/>
+            <w:r>
+              <w:rPr>
+                <w:sz w:val="24"/>
+                <w:szCs w:val="24"/>
+              </w:rPr>
+              <w:t>_number)</w:t>
+            </w:r>
+            <w:proofErr w:type="gramStart"/>
+            <w:r>
+              <w:rPr>
+                <w:sz w:val="24"/>
+                <w:szCs w:val="24"/>
+              </w:rPr>
+              <w:t>}}</w:t>
+            </w:r>
+            <w:r>
+              <w:rPr>
+                <w:sz w:val="24"/>
+                <w:szCs w:val="24"/>
+              </w:rPr>
+              <w:t>{</w:t>
+            </w:r>
+            <w:proofErr w:type="gramEnd"/>
+            <w:r>
+              <w:rPr>
+                <w:sz w:val="24"/>
+                <w:szCs w:val="24"/>
+              </w:rPr>
+              <w:t xml:space="preserve">% endif </w:t>
             </w:r>
             <w:r>
               <w:rPr>
@@ -5360,7 +8111,23 @@
                 <w:sz w:val="24"/>
                 <w:szCs w:val="24"/>
               </w:rPr>
-              <w:t>{{users[0].address.on_one_line(bare=True)}}</w:t>
+              <w:t>{{users[0</w:t>
+            </w:r>
+            <w:proofErr w:type="gramStart"/>
+            <w:r>
+              <w:rPr>
+                <w:sz w:val="24"/>
+                <w:szCs w:val="24"/>
+              </w:rPr>
+              <w:t>].address</w:t>
+            </w:r>
+            <w:proofErr w:type="gramEnd"/>
+            <w:r>
+              <w:rPr>
+                <w:sz w:val="24"/>
+                <w:szCs w:val="24"/>
+              </w:rPr>
+              <w:t>.on_one_line(bare=True)}}</w:t>
             </w:r>
           </w:p>
         </w:tc>

--- a/docassemble/PetitionForRuleToShowCauseFamily/data/templates/word_petition_rule_family.docx
+++ b/docassemble/PetitionForRuleToShowCauseFamily/data/templates/word_petition_rule_family.docx
@@ -15,7 +15,11 @@
         <w:t xml:space="preserve">IN THE CIRCUIT COURT OF </w:t>
       </w:r>
       <w:r>
-        <w:t>{{trial_</w:t>
+        <w:t>{{</w:t>
+      </w:r>
+      <w:proofErr w:type="spellStart"/>
+      <w:r>
+        <w:t>trial_</w:t>
       </w:r>
       <w:proofErr w:type="gramStart"/>
       <w:r>
@@ -27,7 +31,11 @@
       </w:r>
       <w:proofErr w:type="gramStart"/>
       <w:r>
-        <w:t>county.upper()}}</w:t>
+        <w:t>county.upper</w:t>
+      </w:r>
+      <w:proofErr w:type="spellEnd"/>
+      <w:r>
+        <w:t>()}}</w:t>
       </w:r>
       <w:proofErr w:type="gramEnd"/>
       <w:r>
@@ -90,15 +98,33 @@
                 <w:sz w:val="12"/>
                 <w:szCs w:val="12"/>
               </w:rPr>
-              <w:t xml:space="preserve">{% if in_re_check </w:t>
-            </w:r>
-            <w:proofErr w:type="gramStart"/>
+              <w:t xml:space="preserve">{% if </w:t>
+            </w:r>
+            <w:proofErr w:type="spellStart"/>
             <w:r>
               <w:rPr>
                 <w:b/>
                 <w:sz w:val="12"/>
                 <w:szCs w:val="12"/>
               </w:rPr>
+              <w:t>in_re_check</w:t>
+            </w:r>
+            <w:proofErr w:type="spellEnd"/>
+            <w:r>
+              <w:rPr>
+                <w:b/>
+                <w:sz w:val="12"/>
+                <w:szCs w:val="12"/>
+              </w:rPr>
+              <w:t xml:space="preserve"> </w:t>
+            </w:r>
+            <w:proofErr w:type="gramStart"/>
+            <w:r>
+              <w:rPr>
+                <w:b/>
+                <w:sz w:val="12"/>
+                <w:szCs w:val="12"/>
+              </w:rPr>
               <w:t>%}</w:t>
             </w:r>
             <w:r>
@@ -127,6 +153,7 @@
               </w:rPr>
               <w:t>{{</w:t>
             </w:r>
+            <w:proofErr w:type="spellStart"/>
             <w:proofErr w:type="gramEnd"/>
             <w:r>
               <w:rPr>
@@ -134,6 +161,7 @@
               </w:rPr>
               <w:t>in_re_label</w:t>
             </w:r>
+            <w:proofErr w:type="spellEnd"/>
             <w:proofErr w:type="gramStart"/>
             <w:r>
               <w:rPr>
@@ -317,7 +345,21 @@
               <w:rPr>
                 <w:b/>
               </w:rPr>
-              <w:t>{{case_number}}</w:t>
+              <w:t>{{</w:t>
+            </w:r>
+            <w:proofErr w:type="spellStart"/>
+            <w:r>
+              <w:rPr>
+                <w:b/>
+              </w:rPr>
+              <w:t>case_number</w:t>
+            </w:r>
+            <w:proofErr w:type="spellEnd"/>
+            <w:r>
+              <w:rPr>
+                <w:b/>
+              </w:rPr>
+              <w:t>}}</w:t>
             </w:r>
           </w:p>
         </w:tc>
@@ -363,7 +405,35 @@
               <w:rPr>
                 <w:b/>
               </w:rPr>
-              <w:t xml:space="preserve">{% if party_label == “plaintiff” or party_label == “petitioner” </w:t>
+              <w:t xml:space="preserve">{% if </w:t>
+            </w:r>
+            <w:proofErr w:type="spellStart"/>
+            <w:r>
+              <w:rPr>
+                <w:b/>
+              </w:rPr>
+              <w:t>party_label</w:t>
+            </w:r>
+            <w:proofErr w:type="spellEnd"/>
+            <w:r>
+              <w:rPr>
+                <w:b/>
+              </w:rPr>
+              <w:t xml:space="preserve"> == “plaintiff” or </w:t>
+            </w:r>
+            <w:proofErr w:type="spellStart"/>
+            <w:r>
+              <w:rPr>
+                <w:b/>
+              </w:rPr>
+              <w:t>party_label</w:t>
+            </w:r>
+            <w:proofErr w:type="spellEnd"/>
+            <w:r>
+              <w:rPr>
+                <w:b/>
+              </w:rPr>
+              <w:t xml:space="preserve"> == “petitioner” </w:t>
             </w:r>
             <w:proofErr w:type="gramStart"/>
             <w:r>
@@ -389,14 +459,28 @@
               <w:rPr>
                 <w:b/>
               </w:rPr>
-              <w:t>{users[0].name_</w:t>
+              <w:t>{users[0].</w:t>
+            </w:r>
+            <w:proofErr w:type="spellStart"/>
+            <w:r>
+              <w:rPr>
+                <w:b/>
+              </w:rPr>
+              <w:t>name_</w:t>
             </w:r>
             <w:proofErr w:type="gramStart"/>
             <w:r>
               <w:rPr>
                 <w:b/>
               </w:rPr>
-              <w:t>full(</w:t>
+              <w:t>full</w:t>
+            </w:r>
+            <w:proofErr w:type="spellEnd"/>
+            <w:r>
+              <w:rPr>
+                <w:b/>
+              </w:rPr>
+              <w:t>(</w:t>
             </w:r>
             <w:proofErr w:type="gramEnd"/>
             <w:r>
@@ -455,14 +539,42 @@
               <w:rPr>
                 <w:b/>
               </w:rPr>
-              <w:t>{other_parties[0].name_</w:t>
+              <w:t>{</w:t>
+            </w:r>
+            <w:proofErr w:type="spellStart"/>
+            <w:r>
+              <w:rPr>
+                <w:b/>
+              </w:rPr>
+              <w:t>other_parties</w:t>
+            </w:r>
+            <w:proofErr w:type="spellEnd"/>
+            <w:r>
+              <w:rPr>
+                <w:b/>
+              </w:rPr>
+              <w:t>[0].</w:t>
+            </w:r>
+            <w:proofErr w:type="spellStart"/>
+            <w:r>
+              <w:rPr>
+                <w:b/>
+              </w:rPr>
+              <w:t>name_</w:t>
             </w:r>
             <w:proofErr w:type="gramStart"/>
             <w:r>
               <w:rPr>
                 <w:b/>
               </w:rPr>
-              <w:t>full(</w:t>
+              <w:t>full</w:t>
+            </w:r>
+            <w:proofErr w:type="spellEnd"/>
+            <w:r>
+              <w:rPr>
+                <w:b/>
+              </w:rPr>
+              <w:t>(</w:t>
             </w:r>
             <w:proofErr w:type="gramEnd"/>
             <w:r>
@@ -930,7 +1042,35 @@
               <w:rPr>
                 <w:b/>
               </w:rPr>
-              <w:t xml:space="preserve">{% if party_label == “defendant” or party_label == “respondent” </w:t>
+              <w:t xml:space="preserve">{% if </w:t>
+            </w:r>
+            <w:proofErr w:type="spellStart"/>
+            <w:r>
+              <w:rPr>
+                <w:b/>
+              </w:rPr>
+              <w:t>party_label</w:t>
+            </w:r>
+            <w:proofErr w:type="spellEnd"/>
+            <w:r>
+              <w:rPr>
+                <w:b/>
+              </w:rPr>
+              <w:t xml:space="preserve"> == “defendant” or </w:t>
+            </w:r>
+            <w:proofErr w:type="spellStart"/>
+            <w:r>
+              <w:rPr>
+                <w:b/>
+              </w:rPr>
+              <w:t>party_label</w:t>
+            </w:r>
+            <w:proofErr w:type="spellEnd"/>
+            <w:r>
+              <w:rPr>
+                <w:b/>
+              </w:rPr>
+              <w:t xml:space="preserve"> == “respondent” </w:t>
             </w:r>
             <w:proofErr w:type="gramStart"/>
             <w:r>
@@ -956,14 +1096,28 @@
               <w:rPr>
                 <w:b/>
               </w:rPr>
-              <w:t>{users[0].name_</w:t>
+              <w:t>{users[0].</w:t>
+            </w:r>
+            <w:proofErr w:type="spellStart"/>
+            <w:r>
+              <w:rPr>
+                <w:b/>
+              </w:rPr>
+              <w:t>name_</w:t>
             </w:r>
             <w:proofErr w:type="gramStart"/>
             <w:r>
               <w:rPr>
                 <w:b/>
               </w:rPr>
-              <w:t>full(</w:t>
+              <w:t>full</w:t>
+            </w:r>
+            <w:proofErr w:type="spellEnd"/>
+            <w:r>
+              <w:rPr>
+                <w:b/>
+              </w:rPr>
+              <w:t>(</w:t>
             </w:r>
             <w:proofErr w:type="gramEnd"/>
             <w:r>
@@ -1022,14 +1176,42 @@
               <w:rPr>
                 <w:b/>
               </w:rPr>
-              <w:t>{other_parties[0].name_</w:t>
+              <w:t>{</w:t>
+            </w:r>
+            <w:proofErr w:type="spellStart"/>
+            <w:r>
+              <w:rPr>
+                <w:b/>
+              </w:rPr>
+              <w:t>other_parties</w:t>
+            </w:r>
+            <w:proofErr w:type="spellEnd"/>
+            <w:r>
+              <w:rPr>
+                <w:b/>
+              </w:rPr>
+              <w:t>[0].</w:t>
+            </w:r>
+            <w:proofErr w:type="spellStart"/>
+            <w:r>
+              <w:rPr>
+                <w:b/>
+              </w:rPr>
+              <w:t>name_</w:t>
             </w:r>
             <w:proofErr w:type="gramStart"/>
             <w:r>
               <w:rPr>
                 <w:b/>
               </w:rPr>
-              <w:t>full(</w:t>
+              <w:t>full</w:t>
+            </w:r>
+            <w:proofErr w:type="spellEnd"/>
+            <w:r>
+              <w:rPr>
+                <w:b/>
+              </w:rPr>
+              <w:t>(</w:t>
             </w:r>
             <w:proofErr w:type="gramEnd"/>
             <w:r>
@@ -1117,7 +1299,21 @@
               <w:rPr>
                 <w:b/>
               </w:rPr>
-              <w:t>{{ivd_number}}</w:t>
+              <w:t>{{</w:t>
+            </w:r>
+            <w:proofErr w:type="spellStart"/>
+            <w:r>
+              <w:rPr>
+                <w:b/>
+              </w:rPr>
+              <w:t>ivd_number</w:t>
+            </w:r>
+            <w:proofErr w:type="spellEnd"/>
+            <w:r>
+              <w:rPr>
+                <w:b/>
+              </w:rPr>
+              <w:t>}}</w:t>
             </w:r>
           </w:p>
         </w:tc>
@@ -1323,12 +1519,19 @@
         <w:rPr>
           <w:b/>
         </w:rPr>
-        <w:t>{% if v</w:t>
-      </w:r>
+        <w:t xml:space="preserve">{% if </w:t>
+      </w:r>
+      <w:proofErr w:type="spellStart"/>
       <w:r>
         <w:rPr>
           <w:b/>
         </w:rPr>
+        <w:t>v</w:t>
+      </w:r>
+      <w:r>
+        <w:rPr>
+          <w:b/>
+        </w:rPr>
         <w:t>i</w:t>
       </w:r>
       <w:r>
@@ -1341,7 +1544,14 @@
         <w:rPr>
           <w:b/>
         </w:rPr>
-        <w:t>_type == “child”</w:t>
+        <w:t>_type</w:t>
+      </w:r>
+      <w:proofErr w:type="spellEnd"/>
+      <w:r>
+        <w:rPr>
+          <w:b/>
+        </w:rPr>
+        <w:t xml:space="preserve"> == “child”</w:t>
       </w:r>
       <w:r>
         <w:rPr>
@@ -1368,17 +1578,33 @@
         <w:t xml:space="preserve"> </w:t>
       </w:r>
       <w:r>
-        <w:t>{{capitalize(party_label)}}</w:t>
+        <w:t>{{capitalize(</w:t>
+      </w:r>
+      <w:proofErr w:type="spellStart"/>
+      <w:r>
+        <w:t>party_label</w:t>
+      </w:r>
+      <w:proofErr w:type="spellEnd"/>
+      <w:r>
+        <w:t>)}}</w:t>
       </w:r>
       <w:r>
         <w:t xml:space="preserve">, </w:t>
       </w:r>
       <w:r>
-        <w:t>{{users[0].name_</w:t>
-      </w:r>
-      <w:proofErr w:type="gramStart"/>
-      <w:r>
-        <w:t>full(</w:t>
+        <w:t>{{users[0].</w:t>
+      </w:r>
+      <w:proofErr w:type="spellStart"/>
+      <w:r>
+        <w:t>name_</w:t>
+      </w:r>
+      <w:proofErr w:type="gramStart"/>
+      <w:r>
+        <w:t>full</w:t>
+      </w:r>
+      <w:proofErr w:type="spellEnd"/>
+      <w:r>
+        <w:t>(</w:t>
       </w:r>
       <w:proofErr w:type="gramEnd"/>
       <w:r>
@@ -1394,7 +1620,15 @@
         <w:t xml:space="preserve">and moves this Court to issue a Rule to Show Cause against </w:t>
       </w:r>
       <w:r>
-        <w:t>{{opponent_label}}</w:t>
+        <w:t>{{</w:t>
+      </w:r>
+      <w:proofErr w:type="spellStart"/>
+      <w:r>
+        <w:t>opponent_label</w:t>
+      </w:r>
+      <w:proofErr w:type="spellEnd"/>
+      <w:r>
+        <w:t>}}</w:t>
       </w:r>
       <w:r>
         <w:t>,</w:t>
@@ -1403,12 +1637,25 @@
         <w:t xml:space="preserve"> </w:t>
       </w:r>
       <w:r>
-        <w:t>{{other_parties[0].name_</w:t>
+        <w:t>{{</w:t>
+      </w:r>
+      <w:proofErr w:type="spellStart"/>
+      <w:r>
+        <w:t>other_parties</w:t>
+      </w:r>
+      <w:proofErr w:type="spellEnd"/>
+      <w:r>
+        <w:t>[0].</w:t>
+      </w:r>
+      <w:proofErr w:type="spellStart"/>
+      <w:r>
+        <w:t>name_</w:t>
       </w:r>
       <w:proofErr w:type="gramStart"/>
       <w:r>
         <w:t>full</w:t>
       </w:r>
+      <w:proofErr w:type="spellEnd"/>
       <w:r>
         <w:t>(</w:t>
       </w:r>
@@ -1425,11 +1672,19 @@
       </w:r>
       <w:proofErr w:type="gramEnd"/>
       <w:r>
-        <w:t>capitalize(party_</w:t>
-      </w:r>
-      <w:proofErr w:type="gramStart"/>
-      <w:r>
-        <w:t>label)}}</w:t>
+        <w:t>capitalize(</w:t>
+      </w:r>
+      <w:proofErr w:type="spellStart"/>
+      <w:r>
+        <w:t>party_</w:t>
+      </w:r>
+      <w:proofErr w:type="gramStart"/>
+      <w:r>
+        <w:t>label</w:t>
+      </w:r>
+      <w:proofErr w:type="spellEnd"/>
+      <w:r>
+        <w:t>)}}</w:t>
       </w:r>
       <w:proofErr w:type="gramEnd"/>
       <w:r>
@@ -1467,7 +1722,23 @@
           <w:sz w:val="24"/>
           <w:szCs w:val="24"/>
         </w:rPr>
-        <w:t xml:space="preserve">{% if case_type == “Other” </w:t>
+        <w:t xml:space="preserve">{% if </w:t>
+      </w:r>
+      <w:proofErr w:type="spellStart"/>
+      <w:r>
+        <w:rPr>
+          <w:sz w:val="24"/>
+          <w:szCs w:val="24"/>
+        </w:rPr>
+        <w:t>case_type</w:t>
+      </w:r>
+      <w:proofErr w:type="spellEnd"/>
+      <w:r>
+        <w:rPr>
+          <w:sz w:val="24"/>
+          <w:szCs w:val="24"/>
+        </w:rPr>
+        <w:t xml:space="preserve"> == “Other” </w:t>
       </w:r>
       <w:proofErr w:type="gramStart"/>
       <w:r>
@@ -1480,6 +1751,7 @@
       <w:r>
         <w:t xml:space="preserve"> </w:t>
       </w:r>
+      <w:proofErr w:type="spellStart"/>
       <w:r>
         <w:rPr>
           <w:sz w:val="24"/>
@@ -1495,6 +1767,7 @@
         </w:rPr>
         <w:t>_case_type</w:t>
       </w:r>
+      <w:proofErr w:type="spellEnd"/>
       <w:proofErr w:type="gramStart"/>
       <w:r>
         <w:rPr>
@@ -1532,8 +1805,17 @@
           <w:sz w:val="24"/>
           <w:szCs w:val="24"/>
         </w:rPr>
-        <w:t>{case_type</w:t>
-      </w:r>
+        <w:t>{</w:t>
+      </w:r>
+      <w:proofErr w:type="spellStart"/>
+      <w:r>
+        <w:rPr>
+          <w:sz w:val="24"/>
+          <w:szCs w:val="24"/>
+        </w:rPr>
+        <w:t>case_type</w:t>
+      </w:r>
+      <w:proofErr w:type="spellEnd"/>
       <w:proofErr w:type="gramStart"/>
       <w:r>
         <w:rPr>
@@ -1562,7 +1844,39 @@
           <w:sz w:val="24"/>
           <w:szCs w:val="24"/>
         </w:rPr>
-        <w:t xml:space="preserve"> on {{filing_date}}. {% if case_completed </w:t>
+        <w:t xml:space="preserve"> on {{</w:t>
+      </w:r>
+      <w:proofErr w:type="spellStart"/>
+      <w:r>
+        <w:rPr>
+          <w:sz w:val="24"/>
+          <w:szCs w:val="24"/>
+        </w:rPr>
+        <w:t>filing_date</w:t>
+      </w:r>
+      <w:proofErr w:type="spellEnd"/>
+      <w:r>
+        <w:rPr>
+          <w:sz w:val="24"/>
+          <w:szCs w:val="24"/>
+        </w:rPr>
+        <w:t xml:space="preserve">}}. {% if </w:t>
+      </w:r>
+      <w:proofErr w:type="spellStart"/>
+      <w:r>
+        <w:rPr>
+          <w:sz w:val="24"/>
+          <w:szCs w:val="24"/>
+        </w:rPr>
+        <w:t>case_completed</w:t>
+      </w:r>
+      <w:proofErr w:type="spellEnd"/>
+      <w:r>
+        <w:rPr>
+          <w:sz w:val="24"/>
+          <w:szCs w:val="24"/>
+        </w:rPr>
+        <w:t xml:space="preserve"> </w:t>
       </w:r>
       <w:proofErr w:type="gramStart"/>
       <w:r>
@@ -1578,7 +1892,23 @@
           <w:sz w:val="24"/>
           <w:szCs w:val="24"/>
         </w:rPr>
-        <w:t xml:space="preserve"> final judgment was entered in said action on {{final_order_date}</w:t>
+        <w:t xml:space="preserve"> final judgment was entered in said action on {{</w:t>
+      </w:r>
+      <w:proofErr w:type="spellStart"/>
+      <w:r>
+        <w:rPr>
+          <w:sz w:val="24"/>
+          <w:szCs w:val="24"/>
+        </w:rPr>
+        <w:t>final_order_date</w:t>
+      </w:r>
+      <w:proofErr w:type="spellEnd"/>
+      <w:r>
+        <w:rPr>
+          <w:sz w:val="24"/>
+          <w:szCs w:val="24"/>
+        </w:rPr>
+        <w:t>}</w:t>
       </w:r>
       <w:proofErr w:type="gramStart"/>
       <w:r>
@@ -1655,6 +1985,7 @@
         </w:rPr>
         <w:t xml:space="preserve">{% if </w:t>
       </w:r>
+      <w:proofErr w:type="spellStart"/>
       <w:proofErr w:type="gramStart"/>
       <w:r>
         <w:rPr>
@@ -1677,7 +2008,15 @@
           <w:sz w:val="24"/>
           <w:szCs w:val="24"/>
         </w:rPr>
-        <w:t>gathered(</w:t>
+        <w:t>gathered</w:t>
+      </w:r>
+      <w:proofErr w:type="spellEnd"/>
+      <w:r>
+        <w:rPr>
+          <w:sz w:val="24"/>
+          <w:szCs w:val="24"/>
+        </w:rPr>
+        <w:t>(</w:t>
       </w:r>
       <w:proofErr w:type="gramEnd"/>
       <w:r>
@@ -1710,13 +2049,23 @@
         </w:rPr>
         <w:t>capitalize(</w:t>
       </w:r>
-      <w:r>
-        <w:rPr>
-          <w:sz w:val="24"/>
-          <w:szCs w:val="24"/>
-        </w:rPr>
-        <w:t>nice_number(</w:t>
-      </w:r>
+      <w:proofErr w:type="spellStart"/>
+      <w:r>
+        <w:rPr>
+          <w:sz w:val="24"/>
+          <w:szCs w:val="24"/>
+        </w:rPr>
+        <w:t>nice_number</w:t>
+      </w:r>
+      <w:proofErr w:type="spellEnd"/>
+      <w:r>
+        <w:rPr>
+          <w:sz w:val="24"/>
+          <w:szCs w:val="24"/>
+        </w:rPr>
+        <w:t>(</w:t>
+      </w:r>
+      <w:proofErr w:type="spellStart"/>
       <w:proofErr w:type="gramStart"/>
       <w:r>
         <w:rPr>
@@ -1739,7 +2088,15 @@
           <w:sz w:val="24"/>
           <w:szCs w:val="24"/>
         </w:rPr>
-        <w:t>gathered(</w:t>
+        <w:t>gathered</w:t>
+      </w:r>
+      <w:proofErr w:type="spellEnd"/>
+      <w:r>
+        <w:rPr>
+          <w:sz w:val="24"/>
+          <w:szCs w:val="24"/>
+        </w:rPr>
+        <w:t>(</w:t>
       </w:r>
       <w:proofErr w:type="gramEnd"/>
       <w:r>
@@ -1756,6 +2113,7 @@
         </w:rPr>
         <w:t xml:space="preserve">, </w:t>
       </w:r>
+      <w:proofErr w:type="spellStart"/>
       <w:r>
         <w:rPr>
           <w:sz w:val="24"/>
@@ -1763,6 +2121,7 @@
         </w:rPr>
         <w:t>use_word</w:t>
       </w:r>
+      <w:proofErr w:type="spellEnd"/>
       <w:r>
         <w:rPr>
           <w:sz w:val="24"/>
@@ -1796,8 +2155,25 @@
           <w:sz w:val="24"/>
           <w:szCs w:val="24"/>
         </w:rPr>
-        <w:t xml:space="preserve"> ({{nice_number(</w:t>
-      </w:r>
+        <w:t xml:space="preserve"> ({{</w:t>
+      </w:r>
+      <w:proofErr w:type="spellStart"/>
+      <w:r>
+        <w:rPr>
+          <w:sz w:val="24"/>
+          <w:szCs w:val="24"/>
+        </w:rPr>
+        <w:t>nice_number</w:t>
+      </w:r>
+      <w:proofErr w:type="spellEnd"/>
+      <w:r>
+        <w:rPr>
+          <w:sz w:val="24"/>
+          <w:szCs w:val="24"/>
+        </w:rPr>
+        <w:t>(</w:t>
+      </w:r>
+      <w:proofErr w:type="spellStart"/>
       <w:proofErr w:type="gramStart"/>
       <w:r>
         <w:rPr>
@@ -1812,7 +2188,15 @@
           <w:sz w:val="24"/>
           <w:szCs w:val="24"/>
         </w:rPr>
-        <w:t>_gathered(</w:t>
+        <w:t>_gathered</w:t>
+      </w:r>
+      <w:proofErr w:type="spellEnd"/>
+      <w:r>
+        <w:rPr>
+          <w:sz w:val="24"/>
+          <w:szCs w:val="24"/>
+        </w:rPr>
+        <w:t>(</w:t>
       </w:r>
       <w:proofErr w:type="gramStart"/>
       <w:r>
@@ -1822,6 +2206,7 @@
         </w:rPr>
         <w:t>),</w:t>
       </w:r>
+      <w:proofErr w:type="spellStart"/>
       <w:r>
         <w:rPr>
           <w:sz w:val="24"/>
@@ -1837,6 +2222,7 @@
         </w:rPr>
         <w:t>_word</w:t>
       </w:r>
+      <w:proofErr w:type="spellEnd"/>
       <w:r>
         <w:rPr>
           <w:sz w:val="24"/>
@@ -1984,7 +2370,23 @@
           <w:sz w:val="24"/>
           <w:szCs w:val="24"/>
         </w:rPr>
-        <w:t>{{name_with_age(child</w:t>
+        <w:t>{{</w:t>
+      </w:r>
+      <w:proofErr w:type="spellStart"/>
+      <w:r>
+        <w:rPr>
+          <w:sz w:val="24"/>
+          <w:szCs w:val="24"/>
+        </w:rPr>
+        <w:t>name_with_age</w:t>
+      </w:r>
+      <w:proofErr w:type="spellEnd"/>
+      <w:r>
+        <w:rPr>
+          <w:sz w:val="24"/>
+          <w:szCs w:val="24"/>
+        </w:rPr>
+        <w:t>(child</w:t>
       </w:r>
       <w:r>
         <w:rPr>
@@ -2016,13 +2418,22 @@
         </w:rPr>
         <w:t xml:space="preserve">% </w:t>
       </w:r>
-      <w:proofErr w:type="gramStart"/>
-      <w:r>
-        <w:rPr>
-          <w:sz w:val="24"/>
-          <w:szCs w:val="24"/>
-        </w:rPr>
-        <w:t>endfor %}</w:t>
+      <w:proofErr w:type="spellStart"/>
+      <w:proofErr w:type="gramStart"/>
+      <w:r>
+        <w:rPr>
+          <w:sz w:val="24"/>
+          <w:szCs w:val="24"/>
+        </w:rPr>
+        <w:t>endfor</w:t>
+      </w:r>
+      <w:proofErr w:type="spellEnd"/>
+      <w:r>
+        <w:rPr>
+          <w:sz w:val="24"/>
+          <w:szCs w:val="24"/>
+        </w:rPr>
+        <w:t xml:space="preserve"> %}</w:t>
       </w:r>
       <w:proofErr w:type="gramEnd"/>
     </w:p>
@@ -2050,31 +2461,72 @@
           <w:sz w:val="24"/>
           <w:szCs w:val="24"/>
         </w:rPr>
-        <w:t>On {{child_support_order_</w:t>
-      </w:r>
-      <w:proofErr w:type="gramStart"/>
-      <w:r>
-        <w:rPr>
-          <w:sz w:val="24"/>
-          <w:szCs w:val="24"/>
-        </w:rPr>
-        <w:t>date}}, {{</w:t>
-      </w:r>
-      <w:proofErr w:type="gramEnd"/>
-      <w:r>
-        <w:rPr>
-          <w:sz w:val="24"/>
-          <w:szCs w:val="24"/>
-        </w:rPr>
-        <w:t>other_parties[0].name_</w:t>
-      </w:r>
-      <w:proofErr w:type="gramStart"/>
-      <w:r>
-        <w:rPr>
-          <w:sz w:val="24"/>
-          <w:szCs w:val="24"/>
-        </w:rPr>
-        <w:t>full(</w:t>
+        <w:t>On {{</w:t>
+      </w:r>
+      <w:proofErr w:type="spellStart"/>
+      <w:r>
+        <w:rPr>
+          <w:sz w:val="24"/>
+          <w:szCs w:val="24"/>
+        </w:rPr>
+        <w:t>child_support_order_</w:t>
+      </w:r>
+      <w:proofErr w:type="gramStart"/>
+      <w:r>
+        <w:rPr>
+          <w:sz w:val="24"/>
+          <w:szCs w:val="24"/>
+        </w:rPr>
+        <w:t>date</w:t>
+      </w:r>
+      <w:proofErr w:type="spellEnd"/>
+      <w:r>
+        <w:rPr>
+          <w:sz w:val="24"/>
+          <w:szCs w:val="24"/>
+        </w:rPr>
+        <w:t>}}, {{</w:t>
+      </w:r>
+      <w:proofErr w:type="spellStart"/>
+      <w:proofErr w:type="gramEnd"/>
+      <w:r>
+        <w:rPr>
+          <w:sz w:val="24"/>
+          <w:szCs w:val="24"/>
+        </w:rPr>
+        <w:t>other_parties</w:t>
+      </w:r>
+      <w:proofErr w:type="spellEnd"/>
+      <w:r>
+        <w:rPr>
+          <w:sz w:val="24"/>
+          <w:szCs w:val="24"/>
+        </w:rPr>
+        <w:t>[0].</w:t>
+      </w:r>
+      <w:proofErr w:type="spellStart"/>
+      <w:r>
+        <w:rPr>
+          <w:sz w:val="24"/>
+          <w:szCs w:val="24"/>
+        </w:rPr>
+        <w:t>name_</w:t>
+      </w:r>
+      <w:proofErr w:type="gramStart"/>
+      <w:r>
+        <w:rPr>
+          <w:sz w:val="24"/>
+          <w:szCs w:val="24"/>
+        </w:rPr>
+        <w:t>full</w:t>
+      </w:r>
+      <w:proofErr w:type="spellEnd"/>
+      <w:r>
+        <w:rPr>
+          <w:sz w:val="24"/>
+          <w:szCs w:val="24"/>
+        </w:rPr>
+        <w:t>(</w:t>
       </w:r>
       <w:proofErr w:type="gramEnd"/>
       <w:r>
@@ -2091,6 +2543,7 @@
         </w:rPr>
         <w:t>currency(</w:t>
       </w:r>
+      <w:proofErr w:type="spellStart"/>
       <w:r>
         <w:rPr>
           <w:sz w:val="24"/>
@@ -2106,6 +2559,7 @@
         </w:rPr>
         <w:t>amount</w:t>
       </w:r>
+      <w:proofErr w:type="spellEnd"/>
       <w:r>
         <w:rPr>
           <w:sz w:val="24"/>
@@ -2120,6 +2574,7 @@
         </w:rPr>
         <w:t>}} {{</w:t>
       </w:r>
+      <w:proofErr w:type="spellStart"/>
       <w:proofErr w:type="gramEnd"/>
       <w:r>
         <w:rPr>
@@ -2141,7 +2596,15 @@
           <w:sz w:val="24"/>
           <w:szCs w:val="24"/>
         </w:rPr>
-        <w:t>.lower()</w:t>
+        <w:t>.lower</w:t>
+      </w:r>
+      <w:proofErr w:type="spellEnd"/>
+      <w:r>
+        <w:rPr>
+          <w:sz w:val="24"/>
+          <w:szCs w:val="24"/>
+        </w:rPr>
+        <w:t>()</w:t>
       </w:r>
       <w:r>
         <w:rPr>
@@ -2197,15 +2660,31 @@
           <w:sz w:val="24"/>
           <w:szCs w:val="24"/>
         </w:rPr>
-        <w:t>As of the date of filing of this pleading, {{users[0].name_</w:t>
-      </w:r>
-      <w:proofErr w:type="gramStart"/>
-      <w:r>
-        <w:rPr>
-          <w:sz w:val="24"/>
-          <w:szCs w:val="24"/>
-        </w:rPr>
-        <w:t>full(</w:t>
+        <w:t>As of the date of filing of this pleading, {{users[0].</w:t>
+      </w:r>
+      <w:proofErr w:type="spellStart"/>
+      <w:r>
+        <w:rPr>
+          <w:sz w:val="24"/>
+          <w:szCs w:val="24"/>
+        </w:rPr>
+        <w:t>name_</w:t>
+      </w:r>
+      <w:proofErr w:type="gramStart"/>
+      <w:r>
+        <w:rPr>
+          <w:sz w:val="24"/>
+          <w:szCs w:val="24"/>
+        </w:rPr>
+        <w:t>full</w:t>
+      </w:r>
+      <w:proofErr w:type="spellEnd"/>
+      <w:r>
+        <w:rPr>
+          <w:sz w:val="24"/>
+          <w:szCs w:val="24"/>
+        </w:rPr>
+        <w:t>(</w:t>
       </w:r>
       <w:proofErr w:type="gramEnd"/>
       <w:r>
@@ -2220,7 +2699,23 @@
           <w:sz w:val="24"/>
           <w:szCs w:val="24"/>
         </w:rPr>
-        <w:t xml:space="preserve">{% if child_support_never_paid </w:t>
+        <w:t xml:space="preserve">{% if </w:t>
+      </w:r>
+      <w:proofErr w:type="spellStart"/>
+      <w:r>
+        <w:rPr>
+          <w:sz w:val="24"/>
+          <w:szCs w:val="24"/>
+        </w:rPr>
+        <w:t>child_support_never_paid</w:t>
+      </w:r>
+      <w:proofErr w:type="spellEnd"/>
+      <w:r>
+        <w:rPr>
+          <w:sz w:val="24"/>
+          <w:szCs w:val="24"/>
+        </w:rPr>
+        <w:t xml:space="preserve"> </w:t>
       </w:r>
       <w:proofErr w:type="gramStart"/>
       <w:r>
@@ -2250,8 +2745,17 @@
           <w:sz w:val="24"/>
           <w:szCs w:val="24"/>
         </w:rPr>
-        <w:t xml:space="preserve"> ordered on {{child_support_order_date</w:t>
-      </w:r>
+        <w:t xml:space="preserve"> ordered on {{</w:t>
+      </w:r>
+      <w:proofErr w:type="spellStart"/>
+      <w:r>
+        <w:rPr>
+          <w:sz w:val="24"/>
+          <w:szCs w:val="24"/>
+        </w:rPr>
+        <w:t>child_support_order_date</w:t>
+      </w:r>
+      <w:proofErr w:type="spellEnd"/>
       <w:proofErr w:type="gramStart"/>
       <w:r>
         <w:rPr>
@@ -2296,8 +2800,17 @@
           <w:sz w:val="24"/>
           <w:szCs w:val="24"/>
         </w:rPr>
-        <w:t xml:space="preserve"> child support payment since {{child_support_last_payment_date</w:t>
-      </w:r>
+        <w:t xml:space="preserve"> child support payment since {{</w:t>
+      </w:r>
+      <w:proofErr w:type="spellStart"/>
+      <w:r>
+        <w:rPr>
+          <w:sz w:val="24"/>
+          <w:szCs w:val="24"/>
+        </w:rPr>
+        <w:t>child_support_last_payment_date</w:t>
+      </w:r>
+      <w:proofErr w:type="spellEnd"/>
       <w:proofErr w:type="gramStart"/>
       <w:r>
         <w:rPr>
@@ -2353,15 +2866,47 @@
           <w:sz w:val="24"/>
           <w:szCs w:val="24"/>
         </w:rPr>
-        <w:t>{{other_parties[0].name_</w:t>
-      </w:r>
-      <w:proofErr w:type="gramStart"/>
-      <w:r>
-        <w:rPr>
-          <w:sz w:val="24"/>
-          <w:szCs w:val="24"/>
-        </w:rPr>
-        <w:t>full(</w:t>
+        <w:t>{{</w:t>
+      </w:r>
+      <w:proofErr w:type="spellStart"/>
+      <w:r>
+        <w:rPr>
+          <w:sz w:val="24"/>
+          <w:szCs w:val="24"/>
+        </w:rPr>
+        <w:t>other_parties</w:t>
+      </w:r>
+      <w:proofErr w:type="spellEnd"/>
+      <w:r>
+        <w:rPr>
+          <w:sz w:val="24"/>
+          <w:szCs w:val="24"/>
+        </w:rPr>
+        <w:t>[0].</w:t>
+      </w:r>
+      <w:proofErr w:type="spellStart"/>
+      <w:r>
+        <w:rPr>
+          <w:sz w:val="24"/>
+          <w:szCs w:val="24"/>
+        </w:rPr>
+        <w:t>name_</w:t>
+      </w:r>
+      <w:proofErr w:type="gramStart"/>
+      <w:r>
+        <w:rPr>
+          <w:sz w:val="24"/>
+          <w:szCs w:val="24"/>
+        </w:rPr>
+        <w:t>full</w:t>
+      </w:r>
+      <w:proofErr w:type="spellEnd"/>
+      <w:r>
+        <w:rPr>
+          <w:sz w:val="24"/>
+          <w:szCs w:val="24"/>
+        </w:rPr>
+        <w:t>(</w:t>
       </w:r>
       <w:proofErr w:type="gramEnd"/>
       <w:r>
@@ -2390,8 +2935,17 @@
           <w:sz w:val="24"/>
           <w:szCs w:val="24"/>
         </w:rPr>
-        <w:t xml:space="preserve"> ordered on {{child_support_order_date</w:t>
-      </w:r>
+        <w:t xml:space="preserve"> ordered on {{</w:t>
+      </w:r>
+      <w:proofErr w:type="spellStart"/>
+      <w:r>
+        <w:rPr>
+          <w:sz w:val="24"/>
+          <w:szCs w:val="24"/>
+        </w:rPr>
+        <w:t>child_support_order_date</w:t>
+      </w:r>
+      <w:proofErr w:type="spellEnd"/>
       <w:proofErr w:type="gramStart"/>
       <w:r>
         <w:rPr>
@@ -2413,14 +2967,46 @@
           <w:sz w:val="24"/>
           <w:szCs w:val="24"/>
         </w:rPr>
-        <w:t>% if not child_support_never_paid %}</w:t>
-      </w:r>
-      <w:r>
-        <w:rPr>
-          <w:sz w:val="24"/>
-          <w:szCs w:val="24"/>
-        </w:rPr>
-        <w:t xml:space="preserve"> since the {{child_support_last_payment_date}} </w:t>
+        <w:t xml:space="preserve">% if not </w:t>
+      </w:r>
+      <w:proofErr w:type="spellStart"/>
+      <w:r>
+        <w:rPr>
+          <w:sz w:val="24"/>
+          <w:szCs w:val="24"/>
+        </w:rPr>
+        <w:t>child_support_never_paid</w:t>
+      </w:r>
+      <w:proofErr w:type="spellEnd"/>
+      <w:r>
+        <w:rPr>
+          <w:sz w:val="24"/>
+          <w:szCs w:val="24"/>
+        </w:rPr>
+        <w:t xml:space="preserve"> %}</w:t>
+      </w:r>
+      <w:r>
+        <w:rPr>
+          <w:sz w:val="24"/>
+          <w:szCs w:val="24"/>
+        </w:rPr>
+        <w:t xml:space="preserve"> since the {{</w:t>
+      </w:r>
+      <w:proofErr w:type="spellStart"/>
+      <w:r>
+        <w:rPr>
+          <w:sz w:val="24"/>
+          <w:szCs w:val="24"/>
+        </w:rPr>
+        <w:t>child_support_last_payment_date</w:t>
+      </w:r>
+      <w:proofErr w:type="spellEnd"/>
+      <w:r>
+        <w:rPr>
+          <w:sz w:val="24"/>
+          <w:szCs w:val="24"/>
+        </w:rPr>
+        <w:t xml:space="preserve">}} </w:t>
       </w:r>
       <w:proofErr w:type="gramStart"/>
       <w:r>
@@ -2477,15 +3063,47 @@
           <w:sz w:val="24"/>
           <w:szCs w:val="24"/>
         </w:rPr>
-        <w:t>{{other_parties[0].name_</w:t>
-      </w:r>
-      <w:proofErr w:type="gramStart"/>
-      <w:r>
-        <w:rPr>
-          <w:sz w:val="24"/>
-          <w:szCs w:val="24"/>
-        </w:rPr>
-        <w:t>full(</w:t>
+        <w:t>{{</w:t>
+      </w:r>
+      <w:proofErr w:type="spellStart"/>
+      <w:r>
+        <w:rPr>
+          <w:sz w:val="24"/>
+          <w:szCs w:val="24"/>
+        </w:rPr>
+        <w:t>other_parties</w:t>
+      </w:r>
+      <w:proofErr w:type="spellEnd"/>
+      <w:r>
+        <w:rPr>
+          <w:sz w:val="24"/>
+          <w:szCs w:val="24"/>
+        </w:rPr>
+        <w:t>[0].</w:t>
+      </w:r>
+      <w:proofErr w:type="spellStart"/>
+      <w:r>
+        <w:rPr>
+          <w:sz w:val="24"/>
+          <w:szCs w:val="24"/>
+        </w:rPr>
+        <w:t>name_</w:t>
+      </w:r>
+      <w:proofErr w:type="gramStart"/>
+      <w:r>
+        <w:rPr>
+          <w:sz w:val="24"/>
+          <w:szCs w:val="24"/>
+        </w:rPr>
+        <w:t>full</w:t>
+      </w:r>
+      <w:proofErr w:type="spellEnd"/>
+      <w:r>
+        <w:rPr>
+          <w:sz w:val="24"/>
+          <w:szCs w:val="24"/>
+        </w:rPr>
+        <w:t>(</w:t>
       </w:r>
       <w:proofErr w:type="gramEnd"/>
       <w:r>
@@ -2509,6 +3127,7 @@
         </w:rPr>
         <w:t>currency(</w:t>
       </w:r>
+      <w:proofErr w:type="spellStart"/>
       <w:r>
         <w:rPr>
           <w:sz w:val="24"/>
@@ -2524,6 +3143,7 @@
         </w:rPr>
         <w:t>amount</w:t>
       </w:r>
+      <w:proofErr w:type="spellEnd"/>
       <w:r>
         <w:rPr>
           <w:sz w:val="24"/>
@@ -2683,6 +3303,7 @@
         </w:rPr>
         <w:t>currency(</w:t>
       </w:r>
+      <w:proofErr w:type="spellStart"/>
       <w:r>
         <w:rPr>
           <w:sz w:val="24"/>
@@ -2690,6 +3311,7 @@
         </w:rPr>
         <w:t>child_support_amount</w:t>
       </w:r>
+      <w:proofErr w:type="spellEnd"/>
       <w:r>
         <w:rPr>
           <w:sz w:val="24"/>
@@ -2711,7 +3333,23 @@
           <w:sz w:val="24"/>
           <w:szCs w:val="24"/>
         </w:rPr>
-        <w:t xml:space="preserve">% if child_support_arrears_check %} and </w:t>
+        <w:t xml:space="preserve">% if </w:t>
+      </w:r>
+      <w:proofErr w:type="spellStart"/>
+      <w:r>
+        <w:rPr>
+          <w:sz w:val="24"/>
+          <w:szCs w:val="24"/>
+        </w:rPr>
+        <w:t>child_support_arrears_check</w:t>
+      </w:r>
+      <w:proofErr w:type="spellEnd"/>
+      <w:r>
+        <w:rPr>
+          <w:sz w:val="24"/>
+          <w:szCs w:val="24"/>
+        </w:rPr>
+        <w:t xml:space="preserve"> %} and </w:t>
       </w:r>
       <w:r>
         <w:rPr>
@@ -2741,6 +3379,7 @@
         </w:rPr>
         <w:t>currency(</w:t>
       </w:r>
+      <w:proofErr w:type="spellStart"/>
       <w:r>
         <w:rPr>
           <w:sz w:val="24"/>
@@ -2748,6 +3387,7 @@
         </w:rPr>
         <w:t>child_support_arrears_amount</w:t>
       </w:r>
+      <w:proofErr w:type="spellEnd"/>
       <w:r>
         <w:rPr>
           <w:sz w:val="24"/>
@@ -2803,15 +3443,31 @@
           <w:sz w:val="24"/>
           <w:szCs w:val="24"/>
         </w:rPr>
-        <w:t>The lapse in payment has been in indirect contravention of the Court’s order and has caused undue financial hardship to {{users[0].name_</w:t>
-      </w:r>
-      <w:proofErr w:type="gramStart"/>
-      <w:r>
-        <w:rPr>
-          <w:sz w:val="24"/>
-          <w:szCs w:val="24"/>
-        </w:rPr>
-        <w:t>full(</w:t>
+        <w:t>The lapse in payment has been in indirect contravention of the Court’s order and has caused undue financial hardship to {{users[0].</w:t>
+      </w:r>
+      <w:proofErr w:type="spellStart"/>
+      <w:r>
+        <w:rPr>
+          <w:sz w:val="24"/>
+          <w:szCs w:val="24"/>
+        </w:rPr>
+        <w:t>name_</w:t>
+      </w:r>
+      <w:proofErr w:type="gramStart"/>
+      <w:r>
+        <w:rPr>
+          <w:sz w:val="24"/>
+          <w:szCs w:val="24"/>
+        </w:rPr>
+        <w:t>full</w:t>
+      </w:r>
+      <w:proofErr w:type="spellEnd"/>
+      <w:r>
+        <w:rPr>
+          <w:sz w:val="24"/>
+          <w:szCs w:val="24"/>
+        </w:rPr>
+        <w:t>(</w:t>
       </w:r>
       <w:proofErr w:type="gramEnd"/>
       <w:r>
@@ -2846,15 +3502,47 @@
           <w:sz w:val="24"/>
           <w:szCs w:val="24"/>
         </w:rPr>
-        <w:t>{{other_parties[0].name_</w:t>
-      </w:r>
-      <w:proofErr w:type="gramStart"/>
-      <w:r>
-        <w:rPr>
-          <w:sz w:val="24"/>
-          <w:szCs w:val="24"/>
-        </w:rPr>
-        <w:t>full(</w:t>
+        <w:t>{{</w:t>
+      </w:r>
+      <w:proofErr w:type="spellStart"/>
+      <w:r>
+        <w:rPr>
+          <w:sz w:val="24"/>
+          <w:szCs w:val="24"/>
+        </w:rPr>
+        <w:t>other_parties</w:t>
+      </w:r>
+      <w:proofErr w:type="spellEnd"/>
+      <w:r>
+        <w:rPr>
+          <w:sz w:val="24"/>
+          <w:szCs w:val="24"/>
+        </w:rPr>
+        <w:t>[0].</w:t>
+      </w:r>
+      <w:proofErr w:type="spellStart"/>
+      <w:r>
+        <w:rPr>
+          <w:sz w:val="24"/>
+          <w:szCs w:val="24"/>
+        </w:rPr>
+        <w:t>name_</w:t>
+      </w:r>
+      <w:proofErr w:type="gramStart"/>
+      <w:r>
+        <w:rPr>
+          <w:sz w:val="24"/>
+          <w:szCs w:val="24"/>
+        </w:rPr>
+        <w:t>full</w:t>
+      </w:r>
+      <w:proofErr w:type="spellEnd"/>
+      <w:r>
+        <w:rPr>
+          <w:sz w:val="24"/>
+          <w:szCs w:val="24"/>
+        </w:rPr>
+        <w:t>(</w:t>
       </w:r>
       <w:proofErr w:type="gramEnd"/>
       <w:r>
@@ -2889,15 +3577,47 @@
           <w:sz w:val="24"/>
           <w:szCs w:val="24"/>
         </w:rPr>
-        <w:t>Said behavior by {{other_parties[0].name_</w:t>
-      </w:r>
-      <w:proofErr w:type="gramStart"/>
-      <w:r>
-        <w:rPr>
-          <w:sz w:val="24"/>
-          <w:szCs w:val="24"/>
-        </w:rPr>
-        <w:t>full(</w:t>
+        <w:t>Said behavior by {{</w:t>
+      </w:r>
+      <w:proofErr w:type="spellStart"/>
+      <w:r>
+        <w:rPr>
+          <w:sz w:val="24"/>
+          <w:szCs w:val="24"/>
+        </w:rPr>
+        <w:t>other_parties</w:t>
+      </w:r>
+      <w:proofErr w:type="spellEnd"/>
+      <w:r>
+        <w:rPr>
+          <w:sz w:val="24"/>
+          <w:szCs w:val="24"/>
+        </w:rPr>
+        <w:t>[0].</w:t>
+      </w:r>
+      <w:proofErr w:type="spellStart"/>
+      <w:r>
+        <w:rPr>
+          <w:sz w:val="24"/>
+          <w:szCs w:val="24"/>
+        </w:rPr>
+        <w:t>name_</w:t>
+      </w:r>
+      <w:proofErr w:type="gramStart"/>
+      <w:r>
+        <w:rPr>
+          <w:sz w:val="24"/>
+          <w:szCs w:val="24"/>
+        </w:rPr>
+        <w:t>full</w:t>
+      </w:r>
+      <w:proofErr w:type="spellEnd"/>
+      <w:r>
+        <w:rPr>
+          <w:sz w:val="24"/>
+          <w:szCs w:val="24"/>
+        </w:rPr>
+        <w:t>(</w:t>
       </w:r>
       <w:proofErr w:type="gramEnd"/>
       <w:r>
@@ -2999,31 +3719,63 @@
           <w:sz w:val="24"/>
           <w:szCs w:val="24"/>
         </w:rPr>
-        <w:t>capitalize(party_</w:t>
-      </w:r>
-      <w:proofErr w:type="gramStart"/>
-      <w:r>
-        <w:rPr>
-          <w:sz w:val="24"/>
-          <w:szCs w:val="24"/>
-        </w:rPr>
-        <w:t>label)}}</w:t>
-      </w:r>
-      <w:proofErr w:type="gramEnd"/>
-      <w:r>
-        <w:rPr>
-          <w:sz w:val="24"/>
-          <w:szCs w:val="24"/>
-        </w:rPr>
-        <w:t>, {{users[0].name_</w:t>
-      </w:r>
-      <w:proofErr w:type="gramStart"/>
-      <w:r>
-        <w:rPr>
-          <w:sz w:val="24"/>
-          <w:szCs w:val="24"/>
-        </w:rPr>
-        <w:t>full(</w:t>
+        <w:t>capitalize(</w:t>
+      </w:r>
+      <w:proofErr w:type="spellStart"/>
+      <w:r>
+        <w:rPr>
+          <w:sz w:val="24"/>
+          <w:szCs w:val="24"/>
+        </w:rPr>
+        <w:t>party_</w:t>
+      </w:r>
+      <w:proofErr w:type="gramStart"/>
+      <w:r>
+        <w:rPr>
+          <w:sz w:val="24"/>
+          <w:szCs w:val="24"/>
+        </w:rPr>
+        <w:t>label</w:t>
+      </w:r>
+      <w:proofErr w:type="spellEnd"/>
+      <w:r>
+        <w:rPr>
+          <w:sz w:val="24"/>
+          <w:szCs w:val="24"/>
+        </w:rPr>
+        <w:t>)}}</w:t>
+      </w:r>
+      <w:proofErr w:type="gramEnd"/>
+      <w:r>
+        <w:rPr>
+          <w:sz w:val="24"/>
+          <w:szCs w:val="24"/>
+        </w:rPr>
+        <w:t>, {{users[0].</w:t>
+      </w:r>
+      <w:proofErr w:type="spellStart"/>
+      <w:r>
+        <w:rPr>
+          <w:sz w:val="24"/>
+          <w:szCs w:val="24"/>
+        </w:rPr>
+        <w:t>name_</w:t>
+      </w:r>
+      <w:proofErr w:type="gramStart"/>
+      <w:r>
+        <w:rPr>
+          <w:sz w:val="24"/>
+          <w:szCs w:val="24"/>
+        </w:rPr>
+        <w:t>full</w:t>
+      </w:r>
+      <w:proofErr w:type="spellEnd"/>
+      <w:r>
+        <w:rPr>
+          <w:sz w:val="24"/>
+          <w:szCs w:val="24"/>
+        </w:rPr>
+        <w:t>(</w:t>
       </w:r>
       <w:proofErr w:type="gramEnd"/>
       <w:r>
@@ -3094,31 +3846,79 @@
           <w:sz w:val="24"/>
           <w:szCs w:val="24"/>
         </w:rPr>
-        <w:t xml:space="preserve"> Rule to Issue against {{other_parties[0].name_</w:t>
-      </w:r>
-      <w:proofErr w:type="gramStart"/>
-      <w:r>
-        <w:rPr>
-          <w:sz w:val="24"/>
-          <w:szCs w:val="24"/>
-        </w:rPr>
-        <w:t>full(</w:t>
-      </w:r>
-      <w:proofErr w:type="gramEnd"/>
-      <w:r>
-        <w:rPr>
-          <w:sz w:val="24"/>
-          <w:szCs w:val="24"/>
-        </w:rPr>
-        <w:t>)}} to show cause, if they have any, why they should not be held in contempt of this Court’s order of {{child_support_order_</w:t>
-      </w:r>
-      <w:proofErr w:type="gramStart"/>
-      <w:r>
-        <w:rPr>
-          <w:sz w:val="24"/>
-          <w:szCs w:val="24"/>
-        </w:rPr>
-        <w:t>date}}.</w:t>
+        <w:t xml:space="preserve"> Rule to Issue against {{</w:t>
+      </w:r>
+      <w:proofErr w:type="spellStart"/>
+      <w:r>
+        <w:rPr>
+          <w:sz w:val="24"/>
+          <w:szCs w:val="24"/>
+        </w:rPr>
+        <w:t>other_parties</w:t>
+      </w:r>
+      <w:proofErr w:type="spellEnd"/>
+      <w:r>
+        <w:rPr>
+          <w:sz w:val="24"/>
+          <w:szCs w:val="24"/>
+        </w:rPr>
+        <w:t>[0].</w:t>
+      </w:r>
+      <w:proofErr w:type="spellStart"/>
+      <w:r>
+        <w:rPr>
+          <w:sz w:val="24"/>
+          <w:szCs w:val="24"/>
+        </w:rPr>
+        <w:t>name_</w:t>
+      </w:r>
+      <w:proofErr w:type="gramStart"/>
+      <w:r>
+        <w:rPr>
+          <w:sz w:val="24"/>
+          <w:szCs w:val="24"/>
+        </w:rPr>
+        <w:t>full</w:t>
+      </w:r>
+      <w:proofErr w:type="spellEnd"/>
+      <w:r>
+        <w:rPr>
+          <w:sz w:val="24"/>
+          <w:szCs w:val="24"/>
+        </w:rPr>
+        <w:t>(</w:t>
+      </w:r>
+      <w:proofErr w:type="gramEnd"/>
+      <w:r>
+        <w:rPr>
+          <w:sz w:val="24"/>
+          <w:szCs w:val="24"/>
+        </w:rPr>
+        <w:t>)}} to show cause, if they have any, why they should not be held in contempt of this Court’s order of {{</w:t>
+      </w:r>
+      <w:proofErr w:type="spellStart"/>
+      <w:r>
+        <w:rPr>
+          <w:sz w:val="24"/>
+          <w:szCs w:val="24"/>
+        </w:rPr>
+        <w:t>child_support_order_</w:t>
+      </w:r>
+      <w:proofErr w:type="gramStart"/>
+      <w:r>
+        <w:rPr>
+          <w:sz w:val="24"/>
+          <w:szCs w:val="24"/>
+        </w:rPr>
+        <w:t>date</w:t>
+      </w:r>
+      <w:proofErr w:type="spellEnd"/>
+      <w:r>
+        <w:rPr>
+          <w:sz w:val="24"/>
+          <w:szCs w:val="24"/>
+        </w:rPr>
+        <w:t>}}.</w:t>
       </w:r>
       <w:proofErr w:type="gramEnd"/>
     </w:p>
@@ -3167,31 +3967,79 @@
           <w:sz w:val="24"/>
           <w:szCs w:val="24"/>
         </w:rPr>
-        <w:t>order that {{other_parties[0].name_</w:t>
-      </w:r>
-      <w:proofErr w:type="gramStart"/>
-      <w:r>
-        <w:rPr>
-          <w:sz w:val="24"/>
-          <w:szCs w:val="24"/>
-        </w:rPr>
-        <w:t>full(</w:t>
-      </w:r>
-      <w:proofErr w:type="gramEnd"/>
-      <w:r>
-        <w:rPr>
-          <w:sz w:val="24"/>
-          <w:szCs w:val="24"/>
-        </w:rPr>
-        <w:t>)}} pay to {{users[0].name_</w:t>
-      </w:r>
-      <w:proofErr w:type="gramStart"/>
-      <w:r>
-        <w:rPr>
-          <w:sz w:val="24"/>
-          <w:szCs w:val="24"/>
-        </w:rPr>
-        <w:t>full(</w:t>
+        <w:t>order that {{</w:t>
+      </w:r>
+      <w:proofErr w:type="spellStart"/>
+      <w:r>
+        <w:rPr>
+          <w:sz w:val="24"/>
+          <w:szCs w:val="24"/>
+        </w:rPr>
+        <w:t>other_parties</w:t>
+      </w:r>
+      <w:proofErr w:type="spellEnd"/>
+      <w:r>
+        <w:rPr>
+          <w:sz w:val="24"/>
+          <w:szCs w:val="24"/>
+        </w:rPr>
+        <w:t>[0].</w:t>
+      </w:r>
+      <w:proofErr w:type="spellStart"/>
+      <w:r>
+        <w:rPr>
+          <w:sz w:val="24"/>
+          <w:szCs w:val="24"/>
+        </w:rPr>
+        <w:t>name_</w:t>
+      </w:r>
+      <w:proofErr w:type="gramStart"/>
+      <w:r>
+        <w:rPr>
+          <w:sz w:val="24"/>
+          <w:szCs w:val="24"/>
+        </w:rPr>
+        <w:t>full</w:t>
+      </w:r>
+      <w:proofErr w:type="spellEnd"/>
+      <w:r>
+        <w:rPr>
+          <w:sz w:val="24"/>
+          <w:szCs w:val="24"/>
+        </w:rPr>
+        <w:t>(</w:t>
+      </w:r>
+      <w:proofErr w:type="gramEnd"/>
+      <w:r>
+        <w:rPr>
+          <w:sz w:val="24"/>
+          <w:szCs w:val="24"/>
+        </w:rPr>
+        <w:t>)}} pay to {{users[0].</w:t>
+      </w:r>
+      <w:proofErr w:type="spellStart"/>
+      <w:r>
+        <w:rPr>
+          <w:sz w:val="24"/>
+          <w:szCs w:val="24"/>
+        </w:rPr>
+        <w:t>name_</w:t>
+      </w:r>
+      <w:proofErr w:type="gramStart"/>
+      <w:r>
+        <w:rPr>
+          <w:sz w:val="24"/>
+          <w:szCs w:val="24"/>
+        </w:rPr>
+        <w:t>full</w:t>
+      </w:r>
+      <w:proofErr w:type="spellEnd"/>
+      <w:r>
+        <w:rPr>
+          <w:sz w:val="24"/>
+          <w:szCs w:val="24"/>
+        </w:rPr>
+        <w:t>(</w:t>
       </w:r>
       <w:proofErr w:type="gramEnd"/>
       <w:r>
@@ -3215,6 +4063,7 @@
         </w:rPr>
         <w:t>currency(</w:t>
       </w:r>
+      <w:proofErr w:type="spellStart"/>
       <w:r>
         <w:rPr>
           <w:sz w:val="24"/>
@@ -3230,6 +4079,7 @@
         </w:rPr>
         <w:t>amount</w:t>
       </w:r>
+      <w:proofErr w:type="spellEnd"/>
       <w:r>
         <w:rPr>
           <w:sz w:val="24"/>
@@ -3298,31 +4148,79 @@
           <w:sz w:val="24"/>
           <w:szCs w:val="24"/>
         </w:rPr>
-        <w:t>order that {{other_parties[0].name_</w:t>
-      </w:r>
-      <w:proofErr w:type="gramStart"/>
-      <w:r>
-        <w:rPr>
-          <w:sz w:val="24"/>
-          <w:szCs w:val="24"/>
-        </w:rPr>
-        <w:t>full(</w:t>
-      </w:r>
-      <w:proofErr w:type="gramEnd"/>
-      <w:r>
-        <w:rPr>
-          <w:sz w:val="24"/>
-          <w:szCs w:val="24"/>
-        </w:rPr>
-        <w:t>)}} pay to {{users[0].name_</w:t>
-      </w:r>
-      <w:proofErr w:type="gramStart"/>
-      <w:r>
-        <w:rPr>
-          <w:sz w:val="24"/>
-          <w:szCs w:val="24"/>
-        </w:rPr>
-        <w:t>full(</w:t>
+        <w:t>order that {{</w:t>
+      </w:r>
+      <w:proofErr w:type="spellStart"/>
+      <w:r>
+        <w:rPr>
+          <w:sz w:val="24"/>
+          <w:szCs w:val="24"/>
+        </w:rPr>
+        <w:t>other_parties</w:t>
+      </w:r>
+      <w:proofErr w:type="spellEnd"/>
+      <w:r>
+        <w:rPr>
+          <w:sz w:val="24"/>
+          <w:szCs w:val="24"/>
+        </w:rPr>
+        <w:t>[0].</w:t>
+      </w:r>
+      <w:proofErr w:type="spellStart"/>
+      <w:r>
+        <w:rPr>
+          <w:sz w:val="24"/>
+          <w:szCs w:val="24"/>
+        </w:rPr>
+        <w:t>name_</w:t>
+      </w:r>
+      <w:proofErr w:type="gramStart"/>
+      <w:r>
+        <w:rPr>
+          <w:sz w:val="24"/>
+          <w:szCs w:val="24"/>
+        </w:rPr>
+        <w:t>full</w:t>
+      </w:r>
+      <w:proofErr w:type="spellEnd"/>
+      <w:r>
+        <w:rPr>
+          <w:sz w:val="24"/>
+          <w:szCs w:val="24"/>
+        </w:rPr>
+        <w:t>(</w:t>
+      </w:r>
+      <w:proofErr w:type="gramEnd"/>
+      <w:r>
+        <w:rPr>
+          <w:sz w:val="24"/>
+          <w:szCs w:val="24"/>
+        </w:rPr>
+        <w:t>)}} pay to {{users[0].</w:t>
+      </w:r>
+      <w:proofErr w:type="spellStart"/>
+      <w:r>
+        <w:rPr>
+          <w:sz w:val="24"/>
+          <w:szCs w:val="24"/>
+        </w:rPr>
+        <w:t>name_</w:t>
+      </w:r>
+      <w:proofErr w:type="gramStart"/>
+      <w:r>
+        <w:rPr>
+          <w:sz w:val="24"/>
+          <w:szCs w:val="24"/>
+        </w:rPr>
+        <w:t>full</w:t>
+      </w:r>
+      <w:proofErr w:type="spellEnd"/>
+      <w:r>
+        <w:rPr>
+          <w:sz w:val="24"/>
+          <w:szCs w:val="24"/>
+        </w:rPr>
+        <w:t>(</w:t>
       </w:r>
       <w:proofErr w:type="gramEnd"/>
       <w:r>
@@ -3339,13 +4237,23 @@
         </w:rPr>
         <w:t>currency(</w:t>
       </w:r>
-      <w:r>
-        <w:rPr>
-          <w:sz w:val="24"/>
-          <w:szCs w:val="24"/>
-        </w:rPr>
-        <w:t>child_support_total_amount</w:t>
-      </w:r>
+      <w:proofErr w:type="spellStart"/>
+      <w:r>
+        <w:rPr>
+          <w:sz w:val="24"/>
+          <w:szCs w:val="24"/>
+        </w:rPr>
+        <w:t>child_support_total_</w:t>
+      </w:r>
+      <w:proofErr w:type="gramStart"/>
+      <w:r>
+        <w:rPr>
+          <w:sz w:val="24"/>
+          <w:szCs w:val="24"/>
+        </w:rPr>
+        <w:t>amount</w:t>
+      </w:r>
+      <w:proofErr w:type="spellEnd"/>
       <w:r>
         <w:rPr>
           <w:sz w:val="24"/>
@@ -3358,30 +4266,15 @@
           <w:sz w:val="24"/>
           <w:szCs w:val="24"/>
         </w:rPr>
-        <w:t xml:space="preserve">}} in accordance with section 505 of the </w:t>
-      </w:r>
-      <w:proofErr w:type="gramStart"/>
-      <w:r>
-        <w:rPr>
-          <w:sz w:val="24"/>
-          <w:szCs w:val="24"/>
-        </w:rPr>
-        <w:t>IMDMA.</w:t>
-      </w:r>
-      <w:r>
-        <w:rPr>
-          <w:sz w:val="24"/>
-          <w:szCs w:val="24"/>
-        </w:rPr>
-        <w:t>{</w:t>
-      </w:r>
-      <w:proofErr w:type="gramEnd"/>
-      <w:r>
-        <w:rPr>
-          <w:sz w:val="24"/>
-          <w:szCs w:val="24"/>
-        </w:rPr>
-        <w:t>% if contempt_request %}</w:t>
+        <w:t>}}</w:t>
+      </w:r>
+      <w:proofErr w:type="gramEnd"/>
+      <w:r>
+        <w:rPr>
+          <w:sz w:val="24"/>
+          <w:szCs w:val="24"/>
+        </w:rPr>
+        <w:t xml:space="preserve"> in accordance with section 505 of the IMDMA.</w:t>
       </w:r>
     </w:p>
     <w:p>
@@ -3415,15 +4308,15 @@
           <w:sz w:val="24"/>
           <w:szCs w:val="24"/>
         </w:rPr>
-        <w:t xml:space="preserve">Sanctions to issue, including jail time if there are continued violations, to prevent future </w:t>
-      </w:r>
-      <w:proofErr w:type="gramStart"/>
-      <w:r>
-        <w:rPr>
-          <w:sz w:val="24"/>
-          <w:szCs w:val="24"/>
-        </w:rPr>
-        <w:t>violations.</w:t>
+        <w:t xml:space="preserve">Sanctions to </w:t>
+      </w:r>
+      <w:proofErr w:type="gramStart"/>
+      <w:r>
+        <w:rPr>
+          <w:sz w:val="24"/>
+          <w:szCs w:val="24"/>
+        </w:rPr>
+        <w:t>issue</w:t>
       </w:r>
       <w:r>
         <w:rPr>
@@ -3438,6 +4331,61 @@
           <w:sz w:val="24"/>
           <w:szCs w:val="24"/>
         </w:rPr>
+        <w:t xml:space="preserve">% if </w:t>
+      </w:r>
+      <w:proofErr w:type="spellStart"/>
+      <w:r>
+        <w:rPr>
+          <w:sz w:val="24"/>
+          <w:szCs w:val="24"/>
+        </w:rPr>
+        <w:t>contempt_</w:t>
+      </w:r>
+      <w:proofErr w:type="gramStart"/>
+      <w:r>
+        <w:rPr>
+          <w:sz w:val="24"/>
+          <w:szCs w:val="24"/>
+        </w:rPr>
+        <w:t>request</w:t>
+      </w:r>
+      <w:proofErr w:type="spellEnd"/>
+      <w:r>
+        <w:rPr>
+          <w:sz w:val="24"/>
+          <w:szCs w:val="24"/>
+        </w:rPr>
+        <w:t xml:space="preserve"> %}</w:t>
+      </w:r>
+      <w:proofErr w:type="gramEnd"/>
+      <w:r>
+        <w:rPr>
+          <w:sz w:val="24"/>
+          <w:szCs w:val="24"/>
+        </w:rPr>
+        <w:t xml:space="preserve">, including jail time if there are continued </w:t>
+      </w:r>
+      <w:proofErr w:type="gramStart"/>
+      <w:r>
+        <w:rPr>
+          <w:sz w:val="24"/>
+          <w:szCs w:val="24"/>
+        </w:rPr>
+        <w:t>violations,</w:t>
+      </w:r>
+      <w:r>
+        <w:rPr>
+          <w:sz w:val="24"/>
+          <w:szCs w:val="24"/>
+        </w:rPr>
+        <w:t>{</w:t>
+      </w:r>
+      <w:proofErr w:type="gramEnd"/>
+      <w:r>
+        <w:rPr>
+          <w:sz w:val="24"/>
+          <w:szCs w:val="24"/>
+        </w:rPr>
         <w:t xml:space="preserve">% </w:t>
       </w:r>
       <w:proofErr w:type="gramStart"/>
@@ -3449,6 +4397,13 @@
         <w:t>endif %}</w:t>
       </w:r>
       <w:proofErr w:type="gramEnd"/>
+      <w:r>
+        <w:rPr>
+          <w:sz w:val="24"/>
+          <w:szCs w:val="24"/>
+        </w:rPr>
+        <w:t xml:space="preserve"> to prevent future violations.</w:t>
+      </w:r>
     </w:p>
     <w:p>
       <w:pPr>
@@ -3511,8 +4466,25 @@
           <w:sz w:val="24"/>
           <w:szCs w:val="24"/>
         </w:rPr>
-        <w:t xml:space="preserve">{% elif </w:t>
-      </w:r>
+        <w:t xml:space="preserve">{% </w:t>
+      </w:r>
+      <w:proofErr w:type="spellStart"/>
+      <w:r>
+        <w:rPr>
+          <w:sz w:val="24"/>
+          <w:szCs w:val="24"/>
+        </w:rPr>
+        <w:t>elif</w:t>
+      </w:r>
+      <w:proofErr w:type="spellEnd"/>
+      <w:r>
+        <w:rPr>
+          <w:sz w:val="24"/>
+          <w:szCs w:val="24"/>
+        </w:rPr>
+        <w:t xml:space="preserve"> </w:t>
+      </w:r>
+      <w:proofErr w:type="spellStart"/>
       <w:r>
         <w:rPr>
           <w:sz w:val="24"/>
@@ -3520,6 +4492,7 @@
         </w:rPr>
         <w:t>violation_type</w:t>
       </w:r>
+      <w:proofErr w:type="spellEnd"/>
       <w:r>
         <w:rPr>
           <w:sz w:val="24"/>
@@ -3559,29 +4532,66 @@
         <w:t xml:space="preserve">Now comes </w:t>
       </w:r>
       <w:r>
-        <w:t>{{capitalize(party_label)}}</w:t>
-      </w:r>
-      <w:r>
-        <w:t>, {{users[0].name_</w:t>
-      </w:r>
-      <w:proofErr w:type="gramStart"/>
-      <w:r>
-        <w:t>full(</w:t>
-      </w:r>
-      <w:proofErr w:type="gramEnd"/>
-      <w:r>
-        <w:t>)}}, pursuant to {{statute}}, and moves this Court to issue a Rule to Show Cause against {{opponent_label}},</w:t>
+        <w:t>{{capitalize(</w:t>
+      </w:r>
+      <w:proofErr w:type="spellStart"/>
+      <w:r>
+        <w:t>party_label</w:t>
+      </w:r>
+      <w:proofErr w:type="spellEnd"/>
+      <w:r>
+        <w:t>)}}</w:t>
+      </w:r>
+      <w:r>
+        <w:t>, {{users[0].</w:t>
+      </w:r>
+      <w:proofErr w:type="spellStart"/>
+      <w:r>
+        <w:t>name_</w:t>
+      </w:r>
+      <w:proofErr w:type="gramStart"/>
+      <w:r>
+        <w:t>full</w:t>
+      </w:r>
+      <w:proofErr w:type="spellEnd"/>
+      <w:r>
+        <w:t>(</w:t>
+      </w:r>
+      <w:proofErr w:type="gramEnd"/>
+      <w:r>
+        <w:t>)}}, pursuant to {{statute}}, and moves this Court to issue a Rule to Show Cause against {{</w:t>
+      </w:r>
+      <w:proofErr w:type="spellStart"/>
+      <w:r>
+        <w:t>opponent_label</w:t>
+      </w:r>
+      <w:proofErr w:type="spellEnd"/>
+      <w:r>
+        <w:t>}},</w:t>
       </w:r>
       <w:r>
         <w:t xml:space="preserve"> </w:t>
       </w:r>
       <w:r>
-        <w:t>{{other_parties[0].name_</w:t>
+        <w:t>{{</w:t>
+      </w:r>
+      <w:proofErr w:type="spellStart"/>
+      <w:r>
+        <w:t>other_parties</w:t>
+      </w:r>
+      <w:proofErr w:type="spellEnd"/>
+      <w:r>
+        <w:t>[0].</w:t>
+      </w:r>
+      <w:proofErr w:type="spellStart"/>
+      <w:r>
+        <w:t>name_</w:t>
       </w:r>
       <w:proofErr w:type="gramStart"/>
       <w:r>
         <w:t>full</w:t>
       </w:r>
+      <w:proofErr w:type="spellEnd"/>
       <w:r>
         <w:t>(</w:t>
       </w:r>
@@ -3598,11 +4608,19 @@
       </w:r>
       <w:proofErr w:type="gramEnd"/>
       <w:r>
-        <w:t>capitalize(party_</w:t>
-      </w:r>
-      <w:proofErr w:type="gramStart"/>
-      <w:r>
-        <w:t>label)}}</w:t>
+        <w:t>capitalize(</w:t>
+      </w:r>
+      <w:proofErr w:type="spellStart"/>
+      <w:r>
+        <w:t>party_</w:t>
+      </w:r>
+      <w:proofErr w:type="gramStart"/>
+      <w:r>
+        <w:t>label</w:t>
+      </w:r>
+      <w:proofErr w:type="spellEnd"/>
+      <w:r>
+        <w:t>)}}</w:t>
       </w:r>
       <w:proofErr w:type="gramEnd"/>
       <w:r>
@@ -3640,7 +4658,23 @@
           <w:sz w:val="24"/>
           <w:szCs w:val="24"/>
         </w:rPr>
-        <w:t xml:space="preserve">{% if case_type == “Other” </w:t>
+        <w:t xml:space="preserve">{% if </w:t>
+      </w:r>
+      <w:proofErr w:type="spellStart"/>
+      <w:r>
+        <w:rPr>
+          <w:sz w:val="24"/>
+          <w:szCs w:val="24"/>
+        </w:rPr>
+        <w:t>case_type</w:t>
+      </w:r>
+      <w:proofErr w:type="spellEnd"/>
+      <w:r>
+        <w:rPr>
+          <w:sz w:val="24"/>
+          <w:szCs w:val="24"/>
+        </w:rPr>
+        <w:t xml:space="preserve"> == “Other” </w:t>
       </w:r>
       <w:proofErr w:type="gramStart"/>
       <w:r>
@@ -3653,6 +4687,7 @@
       <w:r>
         <w:t xml:space="preserve"> </w:t>
       </w:r>
+      <w:proofErr w:type="spellStart"/>
       <w:r>
         <w:rPr>
           <w:sz w:val="24"/>
@@ -3668,6 +4703,7 @@
         </w:rPr>
         <w:t>_case_type</w:t>
       </w:r>
+      <w:proofErr w:type="spellEnd"/>
       <w:proofErr w:type="gramStart"/>
       <w:r>
         <w:rPr>
@@ -3705,8 +4741,17 @@
           <w:sz w:val="24"/>
           <w:szCs w:val="24"/>
         </w:rPr>
-        <w:t>{case_type</w:t>
-      </w:r>
+        <w:t>{</w:t>
+      </w:r>
+      <w:proofErr w:type="spellStart"/>
+      <w:r>
+        <w:rPr>
+          <w:sz w:val="24"/>
+          <w:szCs w:val="24"/>
+        </w:rPr>
+        <w:t>case_type</w:t>
+      </w:r>
+      <w:proofErr w:type="spellEnd"/>
       <w:proofErr w:type="gramStart"/>
       <w:r>
         <w:rPr>
@@ -3735,7 +4780,39 @@
           <w:sz w:val="24"/>
           <w:szCs w:val="24"/>
         </w:rPr>
-        <w:t xml:space="preserve"> on {{filing_date}}. {% if case_completed </w:t>
+        <w:t xml:space="preserve"> on {{</w:t>
+      </w:r>
+      <w:proofErr w:type="spellStart"/>
+      <w:r>
+        <w:rPr>
+          <w:sz w:val="24"/>
+          <w:szCs w:val="24"/>
+        </w:rPr>
+        <w:t>filing_date</w:t>
+      </w:r>
+      <w:proofErr w:type="spellEnd"/>
+      <w:r>
+        <w:rPr>
+          <w:sz w:val="24"/>
+          <w:szCs w:val="24"/>
+        </w:rPr>
+        <w:t xml:space="preserve">}}. {% if </w:t>
+      </w:r>
+      <w:proofErr w:type="spellStart"/>
+      <w:r>
+        <w:rPr>
+          <w:sz w:val="24"/>
+          <w:szCs w:val="24"/>
+        </w:rPr>
+        <w:t>case_completed</w:t>
+      </w:r>
+      <w:proofErr w:type="spellEnd"/>
+      <w:r>
+        <w:rPr>
+          <w:sz w:val="24"/>
+          <w:szCs w:val="24"/>
+        </w:rPr>
+        <w:t xml:space="preserve"> </w:t>
       </w:r>
       <w:proofErr w:type="gramStart"/>
       <w:r>
@@ -3751,7 +4828,23 @@
           <w:sz w:val="24"/>
           <w:szCs w:val="24"/>
         </w:rPr>
-        <w:t xml:space="preserve"> final judgment was entered in said action on {{final_order_date}</w:t>
+        <w:t xml:space="preserve"> final judgment was entered in said action on {{</w:t>
+      </w:r>
+      <w:proofErr w:type="spellStart"/>
+      <w:r>
+        <w:rPr>
+          <w:sz w:val="24"/>
+          <w:szCs w:val="24"/>
+        </w:rPr>
+        <w:t>final_order_date</w:t>
+      </w:r>
+      <w:proofErr w:type="spellEnd"/>
+      <w:r>
+        <w:rPr>
+          <w:sz w:val="24"/>
+          <w:szCs w:val="24"/>
+        </w:rPr>
+        <w:t>}</w:t>
       </w:r>
       <w:proofErr w:type="gramStart"/>
       <w:r>
@@ -3828,6 +4921,7 @@
         </w:rPr>
         <w:t>On {{</w:t>
       </w:r>
+      <w:proofErr w:type="spellStart"/>
       <w:r>
         <w:rPr>
           <w:sz w:val="24"/>
@@ -3848,23 +4942,56 @@
           <w:sz w:val="24"/>
           <w:szCs w:val="24"/>
         </w:rPr>
-        <w:t>date}}, {{</w:t>
-      </w:r>
-      <w:proofErr w:type="gramEnd"/>
-      <w:r>
-        <w:rPr>
-          <w:sz w:val="24"/>
-          <w:szCs w:val="24"/>
-        </w:rPr>
-        <w:t>other_parties[0].name_</w:t>
-      </w:r>
-      <w:proofErr w:type="gramStart"/>
-      <w:r>
-        <w:rPr>
-          <w:sz w:val="24"/>
-          <w:szCs w:val="24"/>
-        </w:rPr>
-        <w:t>full(</w:t>
+        <w:t>date</w:t>
+      </w:r>
+      <w:proofErr w:type="spellEnd"/>
+      <w:r>
+        <w:rPr>
+          <w:sz w:val="24"/>
+          <w:szCs w:val="24"/>
+        </w:rPr>
+        <w:t>}}, {{</w:t>
+      </w:r>
+      <w:proofErr w:type="spellStart"/>
+      <w:proofErr w:type="gramEnd"/>
+      <w:r>
+        <w:rPr>
+          <w:sz w:val="24"/>
+          <w:szCs w:val="24"/>
+        </w:rPr>
+        <w:t>other_parties</w:t>
+      </w:r>
+      <w:proofErr w:type="spellEnd"/>
+      <w:r>
+        <w:rPr>
+          <w:sz w:val="24"/>
+          <w:szCs w:val="24"/>
+        </w:rPr>
+        <w:t>[0].</w:t>
+      </w:r>
+      <w:proofErr w:type="spellStart"/>
+      <w:r>
+        <w:rPr>
+          <w:sz w:val="24"/>
+          <w:szCs w:val="24"/>
+        </w:rPr>
+        <w:t>name_</w:t>
+      </w:r>
+      <w:proofErr w:type="gramStart"/>
+      <w:r>
+        <w:rPr>
+          <w:sz w:val="24"/>
+          <w:szCs w:val="24"/>
+        </w:rPr>
+        <w:t>full</w:t>
+      </w:r>
+      <w:proofErr w:type="spellEnd"/>
+      <w:r>
+        <w:rPr>
+          <w:sz w:val="24"/>
+          <w:szCs w:val="24"/>
+        </w:rPr>
+        <w:t>(</w:t>
       </w:r>
       <w:proofErr w:type="gramEnd"/>
       <w:r>
@@ -3918,6 +5045,7 @@
         </w:rPr>
         <w:t>(</w:t>
       </w:r>
+      <w:proofErr w:type="spellStart"/>
       <w:r>
         <w:rPr>
           <w:sz w:val="24"/>
@@ -3932,6 +5060,7 @@
         </w:rPr>
         <w:t>_amount</w:t>
       </w:r>
+      <w:proofErr w:type="spellEnd"/>
       <w:r>
         <w:rPr>
           <w:sz w:val="24"/>
@@ -3959,7 +5088,15 @@
           <w:sz w:val="24"/>
           <w:szCs w:val="24"/>
         </w:rPr>
-        <w:t xml:space="preserve"> maintenance</w:t>
+        <w:t xml:space="preserve"> </w:t>
+      </w:r>
+      <w:proofErr w:type="spellStart"/>
+      <w:r>
+        <w:rPr>
+          <w:sz w:val="24"/>
+          <w:szCs w:val="24"/>
+        </w:rPr>
+        <w:t>maintenance</w:t>
       </w:r>
       <w:proofErr w:type="gramEnd"/>
       <w:r>
@@ -3982,7 +5119,15 @@
           <w:sz w:val="24"/>
           <w:szCs w:val="24"/>
         </w:rPr>
-        <w:t>.lower()</w:t>
+        <w:t>.lower</w:t>
+      </w:r>
+      <w:proofErr w:type="spellEnd"/>
+      <w:r>
+        <w:rPr>
+          <w:sz w:val="24"/>
+          <w:szCs w:val="24"/>
+        </w:rPr>
+        <w:t>()</w:t>
       </w:r>
       <w:r>
         <w:rPr>
@@ -4004,7 +5149,23 @@
           <w:sz w:val="24"/>
           <w:szCs w:val="24"/>
         </w:rPr>
-        <w:t>{{maintenance_order_date}} Order</w:t>
+        <w:t>{{</w:t>
+      </w:r>
+      <w:proofErr w:type="spellStart"/>
+      <w:r>
+        <w:rPr>
+          <w:sz w:val="24"/>
+          <w:szCs w:val="24"/>
+        </w:rPr>
+        <w:t>maintenance_order_date</w:t>
+      </w:r>
+      <w:proofErr w:type="spellEnd"/>
+      <w:r>
+        <w:rPr>
+          <w:sz w:val="24"/>
+          <w:szCs w:val="24"/>
+        </w:rPr>
+        <w:t>}} Order</w:t>
       </w:r>
       <w:r>
         <w:rPr>
@@ -4038,15 +5199,31 @@
           <w:sz w:val="24"/>
           <w:szCs w:val="24"/>
         </w:rPr>
-        <w:t>As of the date of filing of this pleading, {{users[0].name_</w:t>
-      </w:r>
-      <w:proofErr w:type="gramStart"/>
-      <w:r>
-        <w:rPr>
-          <w:sz w:val="24"/>
-          <w:szCs w:val="24"/>
-        </w:rPr>
-        <w:t>full(</w:t>
+        <w:t>As of the date of filing of this pleading, {{users[0].</w:t>
+      </w:r>
+      <w:proofErr w:type="spellStart"/>
+      <w:r>
+        <w:rPr>
+          <w:sz w:val="24"/>
+          <w:szCs w:val="24"/>
+        </w:rPr>
+        <w:t>name_</w:t>
+      </w:r>
+      <w:proofErr w:type="gramStart"/>
+      <w:r>
+        <w:rPr>
+          <w:sz w:val="24"/>
+          <w:szCs w:val="24"/>
+        </w:rPr>
+        <w:t>full</w:t>
+      </w:r>
+      <w:proofErr w:type="spellEnd"/>
+      <w:r>
+        <w:rPr>
+          <w:sz w:val="24"/>
+          <w:szCs w:val="24"/>
+        </w:rPr>
+        <w:t>(</w:t>
       </w:r>
       <w:proofErr w:type="gramEnd"/>
       <w:r>
@@ -4061,7 +5238,23 @@
           <w:sz w:val="24"/>
           <w:szCs w:val="24"/>
         </w:rPr>
-        <w:t xml:space="preserve">{% if maintenance_never_paid </w:t>
+        <w:t xml:space="preserve">{% if </w:t>
+      </w:r>
+      <w:proofErr w:type="spellStart"/>
+      <w:r>
+        <w:rPr>
+          <w:sz w:val="24"/>
+          <w:szCs w:val="24"/>
+        </w:rPr>
+        <w:t>maintenance_never_paid</w:t>
+      </w:r>
+      <w:proofErr w:type="spellEnd"/>
+      <w:r>
+        <w:rPr>
+          <w:sz w:val="24"/>
+          <w:szCs w:val="24"/>
+        </w:rPr>
+        <w:t xml:space="preserve"> </w:t>
       </w:r>
       <w:proofErr w:type="gramStart"/>
       <w:r>
@@ -4099,8 +5292,17 @@
           <w:szCs w:val="24"/>
         </w:rPr>
         <w:lastRenderedPageBreak/>
-        <w:t>{{maintenance_order_date</w:t>
-      </w:r>
+        <w:t>{{</w:t>
+      </w:r>
+      <w:proofErr w:type="spellStart"/>
+      <w:r>
+        <w:rPr>
+          <w:sz w:val="24"/>
+          <w:szCs w:val="24"/>
+        </w:rPr>
+        <w:t>maintenance_order_date</w:t>
+      </w:r>
+      <w:proofErr w:type="spellEnd"/>
       <w:proofErr w:type="gramStart"/>
       <w:r>
         <w:rPr>
@@ -4159,8 +5361,17 @@
           <w:sz w:val="24"/>
           <w:szCs w:val="24"/>
         </w:rPr>
-        <w:t xml:space="preserve"> payment since {{maintenance_last_payment_date</w:t>
-      </w:r>
+        <w:t xml:space="preserve"> payment since {{</w:t>
+      </w:r>
+      <w:proofErr w:type="spellStart"/>
+      <w:r>
+        <w:rPr>
+          <w:sz w:val="24"/>
+          <w:szCs w:val="24"/>
+        </w:rPr>
+        <w:t>maintenance_last_payment_date</w:t>
+      </w:r>
+      <w:proofErr w:type="spellEnd"/>
       <w:proofErr w:type="gramStart"/>
       <w:r>
         <w:rPr>
@@ -4216,15 +5427,47 @@
           <w:sz w:val="24"/>
           <w:szCs w:val="24"/>
         </w:rPr>
-        <w:t>{{other_parties[0].name_</w:t>
-      </w:r>
-      <w:proofErr w:type="gramStart"/>
-      <w:r>
-        <w:rPr>
-          <w:sz w:val="24"/>
-          <w:szCs w:val="24"/>
-        </w:rPr>
-        <w:t>full(</w:t>
+        <w:t>{{</w:t>
+      </w:r>
+      <w:proofErr w:type="spellStart"/>
+      <w:r>
+        <w:rPr>
+          <w:sz w:val="24"/>
+          <w:szCs w:val="24"/>
+        </w:rPr>
+        <w:t>other_parties</w:t>
+      </w:r>
+      <w:proofErr w:type="spellEnd"/>
+      <w:r>
+        <w:rPr>
+          <w:sz w:val="24"/>
+          <w:szCs w:val="24"/>
+        </w:rPr>
+        <w:t>[0].</w:t>
+      </w:r>
+      <w:proofErr w:type="spellStart"/>
+      <w:r>
+        <w:rPr>
+          <w:sz w:val="24"/>
+          <w:szCs w:val="24"/>
+        </w:rPr>
+        <w:t>name_</w:t>
+      </w:r>
+      <w:proofErr w:type="gramStart"/>
+      <w:r>
+        <w:rPr>
+          <w:sz w:val="24"/>
+          <w:szCs w:val="24"/>
+        </w:rPr>
+        <w:t>full</w:t>
+      </w:r>
+      <w:proofErr w:type="spellEnd"/>
+      <w:r>
+        <w:rPr>
+          <w:sz w:val="24"/>
+          <w:szCs w:val="24"/>
+        </w:rPr>
+        <w:t>(</w:t>
       </w:r>
       <w:proofErr w:type="gramEnd"/>
       <w:r>
@@ -4253,8 +5496,17 @@
           <w:sz w:val="24"/>
           <w:szCs w:val="24"/>
         </w:rPr>
-        <w:t xml:space="preserve"> ordered on {{maintenance_order_date</w:t>
-      </w:r>
+        <w:t xml:space="preserve"> ordered on {{</w:t>
+      </w:r>
+      <w:proofErr w:type="spellStart"/>
+      <w:r>
+        <w:rPr>
+          <w:sz w:val="24"/>
+          <w:szCs w:val="24"/>
+        </w:rPr>
+        <w:t>maintenance_order_date</w:t>
+      </w:r>
+      <w:proofErr w:type="spellEnd"/>
       <w:proofErr w:type="gramStart"/>
       <w:r>
         <w:rPr>
@@ -4276,7 +5528,23 @@
           <w:sz w:val="24"/>
           <w:szCs w:val="24"/>
         </w:rPr>
-        <w:t>% if not maintenance_never_paid %}</w:t>
+        <w:t xml:space="preserve">% if not </w:t>
+      </w:r>
+      <w:proofErr w:type="spellStart"/>
+      <w:r>
+        <w:rPr>
+          <w:sz w:val="24"/>
+          <w:szCs w:val="24"/>
+        </w:rPr>
+        <w:t>maintenance_never_paid</w:t>
+      </w:r>
+      <w:proofErr w:type="spellEnd"/>
+      <w:r>
+        <w:rPr>
+          <w:sz w:val="24"/>
+          <w:szCs w:val="24"/>
+        </w:rPr>
+        <w:t xml:space="preserve"> %}</w:t>
       </w:r>
       <w:r>
         <w:rPr>
@@ -4285,6 +5553,7 @@
         </w:rPr>
         <w:t xml:space="preserve"> since the {{</w:t>
       </w:r>
+      <w:proofErr w:type="spellStart"/>
       <w:r>
         <w:rPr>
           <w:sz w:val="24"/>
@@ -4297,7 +5566,15 @@
           <w:sz w:val="24"/>
           <w:szCs w:val="24"/>
         </w:rPr>
-        <w:t xml:space="preserve">last_payment_date}} </w:t>
+        <w:t>last_payment_date</w:t>
+      </w:r>
+      <w:proofErr w:type="spellEnd"/>
+      <w:r>
+        <w:rPr>
+          <w:sz w:val="24"/>
+          <w:szCs w:val="24"/>
+        </w:rPr>
+        <w:t xml:space="preserve">}} </w:t>
       </w:r>
       <w:proofErr w:type="gramStart"/>
       <w:r>
@@ -4354,15 +5631,47 @@
           <w:sz w:val="24"/>
           <w:szCs w:val="24"/>
         </w:rPr>
-        <w:t>{{other_parties[0].name_</w:t>
-      </w:r>
-      <w:proofErr w:type="gramStart"/>
-      <w:r>
-        <w:rPr>
-          <w:sz w:val="24"/>
-          <w:szCs w:val="24"/>
-        </w:rPr>
-        <w:t>full(</w:t>
+        <w:t>{{</w:t>
+      </w:r>
+      <w:proofErr w:type="spellStart"/>
+      <w:r>
+        <w:rPr>
+          <w:sz w:val="24"/>
+          <w:szCs w:val="24"/>
+        </w:rPr>
+        <w:t>other_parties</w:t>
+      </w:r>
+      <w:proofErr w:type="spellEnd"/>
+      <w:r>
+        <w:rPr>
+          <w:sz w:val="24"/>
+          <w:szCs w:val="24"/>
+        </w:rPr>
+        <w:t>[0].</w:t>
+      </w:r>
+      <w:proofErr w:type="spellStart"/>
+      <w:r>
+        <w:rPr>
+          <w:sz w:val="24"/>
+          <w:szCs w:val="24"/>
+        </w:rPr>
+        <w:t>name_</w:t>
+      </w:r>
+      <w:proofErr w:type="gramStart"/>
+      <w:r>
+        <w:rPr>
+          <w:sz w:val="24"/>
+          <w:szCs w:val="24"/>
+        </w:rPr>
+        <w:t>full</w:t>
+      </w:r>
+      <w:proofErr w:type="spellEnd"/>
+      <w:r>
+        <w:rPr>
+          <w:sz w:val="24"/>
+          <w:szCs w:val="24"/>
+        </w:rPr>
+        <w:t>(</w:t>
       </w:r>
       <w:proofErr w:type="gramEnd"/>
       <w:r>
@@ -4395,6 +5704,7 @@
         </w:rPr>
         <w:t>(</w:t>
       </w:r>
+      <w:proofErr w:type="spellStart"/>
       <w:r>
         <w:rPr>
           <w:sz w:val="24"/>
@@ -4410,6 +5720,7 @@
         </w:rPr>
         <w:t>amount</w:t>
       </w:r>
+      <w:proofErr w:type="spellEnd"/>
       <w:r>
         <w:rPr>
           <w:sz w:val="24"/>
@@ -4437,7 +5748,31 @@
           <w:sz w:val="24"/>
           <w:szCs w:val="24"/>
         </w:rPr>
-        <w:t>{{nice_number(maintenance_missed_payment_</w:t>
+        <w:t>{{</w:t>
+      </w:r>
+      <w:proofErr w:type="spellStart"/>
+      <w:r>
+        <w:rPr>
+          <w:sz w:val="24"/>
+          <w:szCs w:val="24"/>
+        </w:rPr>
+        <w:t>nice_number</w:t>
+      </w:r>
+      <w:proofErr w:type="spellEnd"/>
+      <w:r>
+        <w:rPr>
+          <w:sz w:val="24"/>
+          <w:szCs w:val="24"/>
+        </w:rPr>
+        <w:t>(</w:t>
+      </w:r>
+      <w:proofErr w:type="spellStart"/>
+      <w:r>
+        <w:rPr>
+          <w:sz w:val="24"/>
+          <w:szCs w:val="24"/>
+        </w:rPr>
+        <w:t>maintenance_missed_payment_</w:t>
       </w:r>
       <w:proofErr w:type="gramStart"/>
       <w:r>
@@ -4460,7 +5795,15 @@
           <w:sz w:val="24"/>
           <w:szCs w:val="24"/>
         </w:rPr>
-        <w:t>_word=True</w:t>
+        <w:t>_word</w:t>
+      </w:r>
+      <w:proofErr w:type="spellEnd"/>
+      <w:r>
+        <w:rPr>
+          <w:sz w:val="24"/>
+          <w:szCs w:val="24"/>
+        </w:rPr>
+        <w:t>=True</w:t>
       </w:r>
       <w:r>
         <w:rPr>
@@ -4477,6 +5820,7 @@
         </w:rPr>
         <w:t xml:space="preserve">{{ </w:t>
       </w:r>
+      <w:proofErr w:type="spellStart"/>
       <w:r>
         <w:rPr>
           <w:sz w:val="24"/>
@@ -4490,8 +5834,17 @@
           <w:sz w:val="24"/>
           <w:szCs w:val="24"/>
         </w:rPr>
-        <w:t>_number(</w:t>
-      </w:r>
+        <w:t>_number</w:t>
+      </w:r>
+      <w:proofErr w:type="spellEnd"/>
+      <w:r>
+        <w:rPr>
+          <w:sz w:val="24"/>
+          <w:szCs w:val="24"/>
+        </w:rPr>
+        <w:t>(</w:t>
+      </w:r>
+      <w:proofErr w:type="spellStart"/>
       <w:r>
         <w:rPr>
           <w:sz w:val="24"/>
@@ -4529,6 +5882,7 @@
         </w:rPr>
         <w:t>_word</w:t>
       </w:r>
+      <w:proofErr w:type="spellEnd"/>
       <w:r>
         <w:rPr>
           <w:sz w:val="24"/>
@@ -4587,6 +5941,7 @@
         </w:rPr>
         <w:t>(</w:t>
       </w:r>
+      <w:proofErr w:type="spellStart"/>
       <w:r>
         <w:rPr>
           <w:sz w:val="24"/>
@@ -4601,6 +5956,7 @@
         </w:rPr>
         <w:t>_amount</w:t>
       </w:r>
+      <w:proofErr w:type="spellEnd"/>
       <w:r>
         <w:rPr>
           <w:sz w:val="24"/>
@@ -4624,6 +5980,7 @@
         </w:rPr>
         <w:t xml:space="preserve">% if </w:t>
       </w:r>
+      <w:proofErr w:type="spellStart"/>
       <w:r>
         <w:rPr>
           <w:sz w:val="24"/>
@@ -4636,7 +5993,15 @@
           <w:sz w:val="24"/>
           <w:szCs w:val="24"/>
         </w:rPr>
-        <w:t>_arrears_check %} and an arrearage of</w:t>
+        <w:t>_arrears_check</w:t>
+      </w:r>
+      <w:proofErr w:type="spellEnd"/>
+      <w:r>
+        <w:rPr>
+          <w:sz w:val="24"/>
+          <w:szCs w:val="24"/>
+        </w:rPr>
+        <w:t xml:space="preserve"> %} and an arrearage of</w:t>
       </w:r>
       <w:r>
         <w:rPr>
@@ -4659,6 +6024,7 @@
         </w:rPr>
         <w:t>currency(</w:t>
       </w:r>
+      <w:proofErr w:type="spellStart"/>
       <w:r>
         <w:rPr>
           <w:sz w:val="24"/>
@@ -4673,6 +6039,7 @@
         </w:rPr>
         <w:t>arrears_amount</w:t>
       </w:r>
+      <w:proofErr w:type="spellEnd"/>
       <w:r>
         <w:rPr>
           <w:sz w:val="24"/>
@@ -4721,15 +6088,31 @@
           <w:sz w:val="24"/>
           <w:szCs w:val="24"/>
         </w:rPr>
-        <w:t>The lapse in payment has been in indirect contravention of the Court’s order and has caused undue financial hardship to {{users[0].name_</w:t>
-      </w:r>
-      <w:proofErr w:type="gramStart"/>
-      <w:r>
-        <w:rPr>
-          <w:sz w:val="24"/>
-          <w:szCs w:val="24"/>
-        </w:rPr>
-        <w:t>full(</w:t>
+        <w:t>The lapse in payment has been in indirect contravention of the Court’s order and has caused undue financial hardship to {{users[0].</w:t>
+      </w:r>
+      <w:proofErr w:type="spellStart"/>
+      <w:r>
+        <w:rPr>
+          <w:sz w:val="24"/>
+          <w:szCs w:val="24"/>
+        </w:rPr>
+        <w:t>name_</w:t>
+      </w:r>
+      <w:proofErr w:type="gramStart"/>
+      <w:r>
+        <w:rPr>
+          <w:sz w:val="24"/>
+          <w:szCs w:val="24"/>
+        </w:rPr>
+        <w:t>full</w:t>
+      </w:r>
+      <w:proofErr w:type="spellEnd"/>
+      <w:r>
+        <w:rPr>
+          <w:sz w:val="24"/>
+          <w:szCs w:val="24"/>
+        </w:rPr>
+        <w:t>(</w:t>
       </w:r>
       <w:proofErr w:type="gramEnd"/>
       <w:r>
@@ -4764,15 +6147,47 @@
           <w:sz w:val="24"/>
           <w:szCs w:val="24"/>
         </w:rPr>
-        <w:t>{{other_parties[0].name_</w:t>
-      </w:r>
-      <w:proofErr w:type="gramStart"/>
-      <w:r>
-        <w:rPr>
-          <w:sz w:val="24"/>
-          <w:szCs w:val="24"/>
-        </w:rPr>
-        <w:t>full(</w:t>
+        <w:t>{{</w:t>
+      </w:r>
+      <w:proofErr w:type="spellStart"/>
+      <w:r>
+        <w:rPr>
+          <w:sz w:val="24"/>
+          <w:szCs w:val="24"/>
+        </w:rPr>
+        <w:t>other_parties</w:t>
+      </w:r>
+      <w:proofErr w:type="spellEnd"/>
+      <w:r>
+        <w:rPr>
+          <w:sz w:val="24"/>
+          <w:szCs w:val="24"/>
+        </w:rPr>
+        <w:t>[0].</w:t>
+      </w:r>
+      <w:proofErr w:type="spellStart"/>
+      <w:r>
+        <w:rPr>
+          <w:sz w:val="24"/>
+          <w:szCs w:val="24"/>
+        </w:rPr>
+        <w:t>name_</w:t>
+      </w:r>
+      <w:proofErr w:type="gramStart"/>
+      <w:r>
+        <w:rPr>
+          <w:sz w:val="24"/>
+          <w:szCs w:val="24"/>
+        </w:rPr>
+        <w:t>full</w:t>
+      </w:r>
+      <w:proofErr w:type="spellEnd"/>
+      <w:r>
+        <w:rPr>
+          <w:sz w:val="24"/>
+          <w:szCs w:val="24"/>
+        </w:rPr>
+        <w:t>(</w:t>
       </w:r>
       <w:proofErr w:type="gramEnd"/>
       <w:r>
@@ -4821,15 +6236,47 @@
           <w:sz w:val="24"/>
           <w:szCs w:val="24"/>
         </w:rPr>
-        <w:t>Said behavior by {{other_parties[0].name_</w:t>
-      </w:r>
-      <w:proofErr w:type="gramStart"/>
-      <w:r>
-        <w:rPr>
-          <w:sz w:val="24"/>
-          <w:szCs w:val="24"/>
-        </w:rPr>
-        <w:t>full(</w:t>
+        <w:t>Said behavior by {{</w:t>
+      </w:r>
+      <w:proofErr w:type="spellStart"/>
+      <w:r>
+        <w:rPr>
+          <w:sz w:val="24"/>
+          <w:szCs w:val="24"/>
+        </w:rPr>
+        <w:t>other_parties</w:t>
+      </w:r>
+      <w:proofErr w:type="spellEnd"/>
+      <w:r>
+        <w:rPr>
+          <w:sz w:val="24"/>
+          <w:szCs w:val="24"/>
+        </w:rPr>
+        <w:t>[0].</w:t>
+      </w:r>
+      <w:proofErr w:type="spellStart"/>
+      <w:r>
+        <w:rPr>
+          <w:sz w:val="24"/>
+          <w:szCs w:val="24"/>
+        </w:rPr>
+        <w:t>name_</w:t>
+      </w:r>
+      <w:proofErr w:type="gramStart"/>
+      <w:r>
+        <w:rPr>
+          <w:sz w:val="24"/>
+          <w:szCs w:val="24"/>
+        </w:rPr>
+        <w:t>full</w:t>
+      </w:r>
+      <w:proofErr w:type="spellEnd"/>
+      <w:r>
+        <w:rPr>
+          <w:sz w:val="24"/>
+          <w:szCs w:val="24"/>
+        </w:rPr>
+        <w:t>(</w:t>
       </w:r>
       <w:proofErr w:type="gramEnd"/>
       <w:r>
@@ -4953,31 +6400,63 @@
           <w:sz w:val="24"/>
           <w:szCs w:val="24"/>
         </w:rPr>
-        <w:t>capitalize(party_</w:t>
-      </w:r>
-      <w:proofErr w:type="gramStart"/>
-      <w:r>
-        <w:rPr>
-          <w:sz w:val="24"/>
-          <w:szCs w:val="24"/>
-        </w:rPr>
-        <w:t>label)}}</w:t>
-      </w:r>
-      <w:proofErr w:type="gramEnd"/>
-      <w:r>
-        <w:rPr>
-          <w:sz w:val="24"/>
-          <w:szCs w:val="24"/>
-        </w:rPr>
-        <w:t>, {{users[0].name_</w:t>
-      </w:r>
-      <w:proofErr w:type="gramStart"/>
-      <w:r>
-        <w:rPr>
-          <w:sz w:val="24"/>
-          <w:szCs w:val="24"/>
-        </w:rPr>
-        <w:t>full(</w:t>
+        <w:t>capitalize(</w:t>
+      </w:r>
+      <w:proofErr w:type="spellStart"/>
+      <w:r>
+        <w:rPr>
+          <w:sz w:val="24"/>
+          <w:szCs w:val="24"/>
+        </w:rPr>
+        <w:t>party_</w:t>
+      </w:r>
+      <w:proofErr w:type="gramStart"/>
+      <w:r>
+        <w:rPr>
+          <w:sz w:val="24"/>
+          <w:szCs w:val="24"/>
+        </w:rPr>
+        <w:t>label</w:t>
+      </w:r>
+      <w:proofErr w:type="spellEnd"/>
+      <w:r>
+        <w:rPr>
+          <w:sz w:val="24"/>
+          <w:szCs w:val="24"/>
+        </w:rPr>
+        <w:t>)}}</w:t>
+      </w:r>
+      <w:proofErr w:type="gramEnd"/>
+      <w:r>
+        <w:rPr>
+          <w:sz w:val="24"/>
+          <w:szCs w:val="24"/>
+        </w:rPr>
+        <w:t>, {{users[0].</w:t>
+      </w:r>
+      <w:proofErr w:type="spellStart"/>
+      <w:r>
+        <w:rPr>
+          <w:sz w:val="24"/>
+          <w:szCs w:val="24"/>
+        </w:rPr>
+        <w:t>name_</w:t>
+      </w:r>
+      <w:proofErr w:type="gramStart"/>
+      <w:r>
+        <w:rPr>
+          <w:sz w:val="24"/>
+          <w:szCs w:val="24"/>
+        </w:rPr>
+        <w:t>full</w:t>
+      </w:r>
+      <w:proofErr w:type="spellEnd"/>
+      <w:r>
+        <w:rPr>
+          <w:sz w:val="24"/>
+          <w:szCs w:val="24"/>
+        </w:rPr>
+        <w:t>(</w:t>
       </w:r>
       <w:proofErr w:type="gramEnd"/>
       <w:r>
@@ -5047,31 +6526,79 @@
           <w:sz w:val="24"/>
           <w:szCs w:val="24"/>
         </w:rPr>
-        <w:t xml:space="preserve"> Rule to Issue against {{other_parties[0].name_</w:t>
-      </w:r>
-      <w:proofErr w:type="gramStart"/>
-      <w:r>
-        <w:rPr>
-          <w:sz w:val="24"/>
-          <w:szCs w:val="24"/>
-        </w:rPr>
-        <w:t>full(</w:t>
-      </w:r>
-      <w:proofErr w:type="gramEnd"/>
-      <w:r>
-        <w:rPr>
-          <w:sz w:val="24"/>
-          <w:szCs w:val="24"/>
-        </w:rPr>
-        <w:t>)}} to show cause, if they have any, why they should not be held in contempt of this Court’s order of {{maintenance_order_</w:t>
-      </w:r>
-      <w:proofErr w:type="gramStart"/>
-      <w:r>
-        <w:rPr>
-          <w:sz w:val="24"/>
-          <w:szCs w:val="24"/>
-        </w:rPr>
-        <w:t>date}}.</w:t>
+        <w:t xml:space="preserve"> Rule to Issue against {{</w:t>
+      </w:r>
+      <w:proofErr w:type="spellStart"/>
+      <w:r>
+        <w:rPr>
+          <w:sz w:val="24"/>
+          <w:szCs w:val="24"/>
+        </w:rPr>
+        <w:t>other_parties</w:t>
+      </w:r>
+      <w:proofErr w:type="spellEnd"/>
+      <w:r>
+        <w:rPr>
+          <w:sz w:val="24"/>
+          <w:szCs w:val="24"/>
+        </w:rPr>
+        <w:t>[0].</w:t>
+      </w:r>
+      <w:proofErr w:type="spellStart"/>
+      <w:r>
+        <w:rPr>
+          <w:sz w:val="24"/>
+          <w:szCs w:val="24"/>
+        </w:rPr>
+        <w:t>name_</w:t>
+      </w:r>
+      <w:proofErr w:type="gramStart"/>
+      <w:r>
+        <w:rPr>
+          <w:sz w:val="24"/>
+          <w:szCs w:val="24"/>
+        </w:rPr>
+        <w:t>full</w:t>
+      </w:r>
+      <w:proofErr w:type="spellEnd"/>
+      <w:r>
+        <w:rPr>
+          <w:sz w:val="24"/>
+          <w:szCs w:val="24"/>
+        </w:rPr>
+        <w:t>(</w:t>
+      </w:r>
+      <w:proofErr w:type="gramEnd"/>
+      <w:r>
+        <w:rPr>
+          <w:sz w:val="24"/>
+          <w:szCs w:val="24"/>
+        </w:rPr>
+        <w:t>)}} to show cause, if they have any, why they should not be held in contempt of this Court’s order of {{</w:t>
+      </w:r>
+      <w:proofErr w:type="spellStart"/>
+      <w:r>
+        <w:rPr>
+          <w:sz w:val="24"/>
+          <w:szCs w:val="24"/>
+        </w:rPr>
+        <w:t>maintenance_order_</w:t>
+      </w:r>
+      <w:proofErr w:type="gramStart"/>
+      <w:r>
+        <w:rPr>
+          <w:sz w:val="24"/>
+          <w:szCs w:val="24"/>
+        </w:rPr>
+        <w:t>date</w:t>
+      </w:r>
+      <w:proofErr w:type="spellEnd"/>
+      <w:r>
+        <w:rPr>
+          <w:sz w:val="24"/>
+          <w:szCs w:val="24"/>
+        </w:rPr>
+        <w:t>}}.</w:t>
       </w:r>
       <w:proofErr w:type="gramEnd"/>
     </w:p>
@@ -5120,31 +6647,79 @@
           <w:sz w:val="24"/>
           <w:szCs w:val="24"/>
         </w:rPr>
-        <w:t>order that {{other_parties[0].name_</w:t>
-      </w:r>
-      <w:proofErr w:type="gramStart"/>
-      <w:r>
-        <w:rPr>
-          <w:sz w:val="24"/>
-          <w:szCs w:val="24"/>
-        </w:rPr>
-        <w:t>full(</w:t>
-      </w:r>
-      <w:proofErr w:type="gramEnd"/>
-      <w:r>
-        <w:rPr>
-          <w:sz w:val="24"/>
-          <w:szCs w:val="24"/>
-        </w:rPr>
-        <w:t>)}} pay to {{users[0].name_</w:t>
-      </w:r>
-      <w:proofErr w:type="gramStart"/>
-      <w:r>
-        <w:rPr>
-          <w:sz w:val="24"/>
-          <w:szCs w:val="24"/>
-        </w:rPr>
-        <w:t>full(</w:t>
+        <w:t>order that {{</w:t>
+      </w:r>
+      <w:proofErr w:type="spellStart"/>
+      <w:r>
+        <w:rPr>
+          <w:sz w:val="24"/>
+          <w:szCs w:val="24"/>
+        </w:rPr>
+        <w:t>other_parties</w:t>
+      </w:r>
+      <w:proofErr w:type="spellEnd"/>
+      <w:r>
+        <w:rPr>
+          <w:sz w:val="24"/>
+          <w:szCs w:val="24"/>
+        </w:rPr>
+        <w:t>[0].</w:t>
+      </w:r>
+      <w:proofErr w:type="spellStart"/>
+      <w:r>
+        <w:rPr>
+          <w:sz w:val="24"/>
+          <w:szCs w:val="24"/>
+        </w:rPr>
+        <w:t>name_</w:t>
+      </w:r>
+      <w:proofErr w:type="gramStart"/>
+      <w:r>
+        <w:rPr>
+          <w:sz w:val="24"/>
+          <w:szCs w:val="24"/>
+        </w:rPr>
+        <w:t>full</w:t>
+      </w:r>
+      <w:proofErr w:type="spellEnd"/>
+      <w:r>
+        <w:rPr>
+          <w:sz w:val="24"/>
+          <w:szCs w:val="24"/>
+        </w:rPr>
+        <w:t>(</w:t>
+      </w:r>
+      <w:proofErr w:type="gramEnd"/>
+      <w:r>
+        <w:rPr>
+          <w:sz w:val="24"/>
+          <w:szCs w:val="24"/>
+        </w:rPr>
+        <w:t>)}} pay to {{users[0].</w:t>
+      </w:r>
+      <w:proofErr w:type="spellStart"/>
+      <w:r>
+        <w:rPr>
+          <w:sz w:val="24"/>
+          <w:szCs w:val="24"/>
+        </w:rPr>
+        <w:t>name_</w:t>
+      </w:r>
+      <w:proofErr w:type="gramStart"/>
+      <w:r>
+        <w:rPr>
+          <w:sz w:val="24"/>
+          <w:szCs w:val="24"/>
+        </w:rPr>
+        <w:t>full</w:t>
+      </w:r>
+      <w:proofErr w:type="spellEnd"/>
+      <w:r>
+        <w:rPr>
+          <w:sz w:val="24"/>
+          <w:szCs w:val="24"/>
+        </w:rPr>
+        <w:t>(</w:t>
       </w:r>
       <w:proofErr w:type="gramEnd"/>
       <w:r>
@@ -5161,6 +6736,7 @@
         </w:rPr>
         <w:t>currency(</w:t>
       </w:r>
+      <w:proofErr w:type="spellStart"/>
       <w:r>
         <w:rPr>
           <w:sz w:val="24"/>
@@ -5176,6 +6752,7 @@
         </w:rPr>
         <w:t>amount</w:t>
       </w:r>
+      <w:proofErr w:type="spellEnd"/>
       <w:r>
         <w:rPr>
           <w:sz w:val="24"/>
@@ -5251,15 +6828,47 @@
           <w:sz w:val="24"/>
           <w:szCs w:val="24"/>
         </w:rPr>
-        <w:t>order that {{other_parties[0].name_</w:t>
-      </w:r>
-      <w:proofErr w:type="gramStart"/>
-      <w:r>
-        <w:rPr>
-          <w:sz w:val="24"/>
-          <w:szCs w:val="24"/>
-        </w:rPr>
-        <w:t>full(</w:t>
+        <w:t>order that {{</w:t>
+      </w:r>
+      <w:proofErr w:type="spellStart"/>
+      <w:r>
+        <w:rPr>
+          <w:sz w:val="24"/>
+          <w:szCs w:val="24"/>
+        </w:rPr>
+        <w:t>other_parties</w:t>
+      </w:r>
+      <w:proofErr w:type="spellEnd"/>
+      <w:r>
+        <w:rPr>
+          <w:sz w:val="24"/>
+          <w:szCs w:val="24"/>
+        </w:rPr>
+        <w:t>[0].</w:t>
+      </w:r>
+      <w:proofErr w:type="spellStart"/>
+      <w:r>
+        <w:rPr>
+          <w:sz w:val="24"/>
+          <w:szCs w:val="24"/>
+        </w:rPr>
+        <w:t>name_</w:t>
+      </w:r>
+      <w:proofErr w:type="gramStart"/>
+      <w:r>
+        <w:rPr>
+          <w:sz w:val="24"/>
+          <w:szCs w:val="24"/>
+        </w:rPr>
+        <w:t>full</w:t>
+      </w:r>
+      <w:proofErr w:type="spellEnd"/>
+      <w:r>
+        <w:rPr>
+          <w:sz w:val="24"/>
+          <w:szCs w:val="24"/>
+        </w:rPr>
+        <w:t>(</w:t>
       </w:r>
       <w:proofErr w:type="gramEnd"/>
       <w:r>
@@ -5275,15 +6884,31 @@
           <w:szCs w:val="24"/>
         </w:rPr>
         <w:lastRenderedPageBreak/>
-        <w:t>{{users[0].name_</w:t>
-      </w:r>
-      <w:proofErr w:type="gramStart"/>
-      <w:r>
-        <w:rPr>
-          <w:sz w:val="24"/>
-          <w:szCs w:val="24"/>
-        </w:rPr>
-        <w:t>full(</w:t>
+        <w:t>{{users[0].</w:t>
+      </w:r>
+      <w:proofErr w:type="spellStart"/>
+      <w:r>
+        <w:rPr>
+          <w:sz w:val="24"/>
+          <w:szCs w:val="24"/>
+        </w:rPr>
+        <w:t>name_</w:t>
+      </w:r>
+      <w:proofErr w:type="gramStart"/>
+      <w:r>
+        <w:rPr>
+          <w:sz w:val="24"/>
+          <w:szCs w:val="24"/>
+        </w:rPr>
+        <w:t>full</w:t>
+      </w:r>
+      <w:proofErr w:type="spellEnd"/>
+      <w:r>
+        <w:rPr>
+          <w:sz w:val="24"/>
+          <w:szCs w:val="24"/>
+        </w:rPr>
+        <w:t>(</w:t>
       </w:r>
       <w:proofErr w:type="gramEnd"/>
       <w:r>
@@ -5293,6 +6918,7 @@
         </w:rPr>
         <w:t>)}} interest on {{currency(</w:t>
       </w:r>
+      <w:proofErr w:type="spellStart"/>
       <w:r>
         <w:rPr>
           <w:sz w:val="24"/>
@@ -5305,7 +6931,15 @@
           <w:sz w:val="24"/>
           <w:szCs w:val="24"/>
         </w:rPr>
-        <w:t>_amount)}} in accordance with section 50</w:t>
+        <w:t>_amount</w:t>
+      </w:r>
+      <w:proofErr w:type="spellEnd"/>
+      <w:r>
+        <w:rPr>
+          <w:sz w:val="24"/>
+          <w:szCs w:val="24"/>
+        </w:rPr>
+        <w:t>)}} in accordance with section 50</w:t>
       </w:r>
       <w:r>
         <w:rPr>
@@ -5320,13 +6954,6 @@
           <w:szCs w:val="24"/>
         </w:rPr>
         <w:t xml:space="preserve"> of the IMDMA.</w:t>
-      </w:r>
-      <w:r>
-        <w:rPr>
-          <w:sz w:val="24"/>
-          <w:szCs w:val="24"/>
-        </w:rPr>
-        <w:t>{% if contempt_request %}</w:t>
       </w:r>
     </w:p>
     <w:p>
@@ -5360,15 +6987,15 @@
           <w:sz w:val="24"/>
           <w:szCs w:val="24"/>
         </w:rPr>
-        <w:t xml:space="preserve">Sanctions to issue, including jail time if there are continued violations, to prevent future </w:t>
-      </w:r>
-      <w:proofErr w:type="gramStart"/>
-      <w:r>
-        <w:rPr>
-          <w:sz w:val="24"/>
-          <w:szCs w:val="24"/>
-        </w:rPr>
-        <w:t>violations.</w:t>
+        <w:t xml:space="preserve">Sanctions to </w:t>
+      </w:r>
+      <w:proofErr w:type="gramStart"/>
+      <w:r>
+        <w:rPr>
+          <w:sz w:val="24"/>
+          <w:szCs w:val="24"/>
+        </w:rPr>
+        <w:t>issue</w:t>
       </w:r>
       <w:r>
         <w:rPr>
@@ -5383,6 +7010,61 @@
           <w:sz w:val="24"/>
           <w:szCs w:val="24"/>
         </w:rPr>
+        <w:t xml:space="preserve">% if </w:t>
+      </w:r>
+      <w:proofErr w:type="spellStart"/>
+      <w:r>
+        <w:rPr>
+          <w:sz w:val="24"/>
+          <w:szCs w:val="24"/>
+        </w:rPr>
+        <w:t>contempt_</w:t>
+      </w:r>
+      <w:proofErr w:type="gramStart"/>
+      <w:r>
+        <w:rPr>
+          <w:sz w:val="24"/>
+          <w:szCs w:val="24"/>
+        </w:rPr>
+        <w:t>request</w:t>
+      </w:r>
+      <w:proofErr w:type="spellEnd"/>
+      <w:r>
+        <w:rPr>
+          <w:sz w:val="24"/>
+          <w:szCs w:val="24"/>
+        </w:rPr>
+        <w:t xml:space="preserve"> %}</w:t>
+      </w:r>
+      <w:proofErr w:type="gramEnd"/>
+      <w:r>
+        <w:rPr>
+          <w:sz w:val="24"/>
+          <w:szCs w:val="24"/>
+        </w:rPr>
+        <w:t xml:space="preserve">, including jail time if there are continued </w:t>
+      </w:r>
+      <w:proofErr w:type="gramStart"/>
+      <w:r>
+        <w:rPr>
+          <w:sz w:val="24"/>
+          <w:szCs w:val="24"/>
+        </w:rPr>
+        <w:t>violations,</w:t>
+      </w:r>
+      <w:r>
+        <w:rPr>
+          <w:sz w:val="24"/>
+          <w:szCs w:val="24"/>
+        </w:rPr>
+        <w:t>{</w:t>
+      </w:r>
+      <w:proofErr w:type="gramEnd"/>
+      <w:r>
+        <w:rPr>
+          <w:sz w:val="24"/>
+          <w:szCs w:val="24"/>
+        </w:rPr>
         <w:t xml:space="preserve">% </w:t>
       </w:r>
       <w:proofErr w:type="gramStart"/>
@@ -5394,6 +7076,13 @@
         <w:t>endif %}</w:t>
       </w:r>
       <w:proofErr w:type="gramEnd"/>
+      <w:r>
+        <w:rPr>
+          <w:sz w:val="24"/>
+          <w:szCs w:val="24"/>
+        </w:rPr>
+        <w:t xml:space="preserve"> to prevent future violations.</w:t>
+      </w:r>
     </w:p>
     <w:p>
       <w:pPr>
@@ -5474,17 +7163,54 @@
         <w:t xml:space="preserve">Now comes </w:t>
       </w:r>
       <w:r>
-        <w:t>{{capitalize(party_label)}}</w:t>
-      </w:r>
-      <w:r>
-        <w:t>, {{users[0].name_full()}}, pursuant to {{statute}}, and moves this Court to issue a Rule to Show Cause against {{opponent_label}},</w:t>
+        <w:t>{{capitalize(</w:t>
+      </w:r>
+      <w:proofErr w:type="spellStart"/>
+      <w:r>
+        <w:t>party_label</w:t>
+      </w:r>
+      <w:proofErr w:type="spellEnd"/>
+      <w:r>
+        <w:t>)}}</w:t>
+      </w:r>
+      <w:r>
+        <w:t>, {{users[0].</w:t>
+      </w:r>
+      <w:proofErr w:type="spellStart"/>
+      <w:r>
+        <w:t>name_full</w:t>
+      </w:r>
+      <w:proofErr w:type="spellEnd"/>
+      <w:r>
+        <w:t>()}}, pursuant to {{statute}}, and moves this Court to issue a Rule to Show Cause against {{</w:t>
+      </w:r>
+      <w:proofErr w:type="spellStart"/>
+      <w:r>
+        <w:t>opponent_label</w:t>
+      </w:r>
+      <w:proofErr w:type="spellEnd"/>
+      <w:r>
+        <w:t>}},</w:t>
       </w:r>
       <w:r>
         <w:t xml:space="preserve"> </w:t>
       </w:r>
       <w:r>
-        <w:t>{{other_parties[0].name_full</w:t>
-      </w:r>
+        <w:t>{{</w:t>
+      </w:r>
+      <w:proofErr w:type="spellStart"/>
+      <w:r>
+        <w:t>other_parties</w:t>
+      </w:r>
+      <w:proofErr w:type="spellEnd"/>
+      <w:r>
+        <w:t>[0].</w:t>
+      </w:r>
+      <w:proofErr w:type="spellStart"/>
+      <w:r>
+        <w:t>name_full</w:t>
+      </w:r>
+      <w:proofErr w:type="spellEnd"/>
       <w:r>
         <w:t>(</w:t>
       </w:r>
@@ -5492,28 +7218,76 @@
         <w:t xml:space="preserve">)}}, as to why they should not be held in Indirect Civil Contempt of Court for their refusal to abide by this Court's </w:t>
       </w:r>
       <w:r>
-        <w:t>{% if case_type == “Other” %}{{ other_case_type}}{% else %}</w:t>
-      </w:r>
-      <w:r>
-        <w:t>{{case_type}}</w:t>
+        <w:t xml:space="preserve">{% if </w:t>
+      </w:r>
+      <w:proofErr w:type="spellStart"/>
+      <w:r>
+        <w:t>case_type</w:t>
+      </w:r>
+      <w:proofErr w:type="spellEnd"/>
+      <w:r>
+        <w:t xml:space="preserve"> == “Other” %}{{ </w:t>
+      </w:r>
+      <w:proofErr w:type="spellStart"/>
+      <w:r>
+        <w:t>other_case_type</w:t>
+      </w:r>
+      <w:proofErr w:type="spellEnd"/>
+      <w:r>
+        <w:t>}}{% else %}</w:t>
+      </w:r>
+      <w:r>
+        <w:t>{{</w:t>
+      </w:r>
+      <w:proofErr w:type="spellStart"/>
+      <w:r>
+        <w:t>case_type</w:t>
+      </w:r>
+      <w:proofErr w:type="spellEnd"/>
+      <w:r>
+        <w:t>}}</w:t>
       </w:r>
       <w:r>
         <w:t>{% endif %}</w:t>
       </w:r>
       <w:r>
-        <w:t>{% if case_type != “</w:t>
+        <w:t xml:space="preserve">{% if </w:t>
+      </w:r>
+      <w:proofErr w:type="spellStart"/>
+      <w:r>
+        <w:t>case_type</w:t>
+      </w:r>
+      <w:proofErr w:type="spellEnd"/>
+      <w:r>
+        <w:t xml:space="preserve"> != “</w:t>
       </w:r>
       <w:r>
         <w:t>Stalking No Contact Order</w:t>
       </w:r>
       <w:r>
-        <w:t>” and case_type != “</w:t>
+        <w:t xml:space="preserve">” and </w:t>
+      </w:r>
+      <w:proofErr w:type="spellStart"/>
+      <w:r>
+        <w:t>case_type</w:t>
+      </w:r>
+      <w:proofErr w:type="spellEnd"/>
+      <w:r>
+        <w:t xml:space="preserve"> != “</w:t>
       </w:r>
       <w:r>
         <w:t>Civil No Contact Order</w:t>
       </w:r>
       <w:r>
-        <w:t>” and case_type != “</w:t>
+        <w:t xml:space="preserve">” and </w:t>
+      </w:r>
+      <w:proofErr w:type="spellStart"/>
+      <w:r>
+        <w:t>case_type</w:t>
+      </w:r>
+      <w:proofErr w:type="spellEnd"/>
+      <w:r>
+        <w:t xml:space="preserve"> != “</w:t>
       </w:r>
       <w:r>
         <w:t>Order of Protection</w:t>
@@ -5542,11 +7316,19 @@
       </w:r>
       <w:proofErr w:type="gramEnd"/>
       <w:r>
-        <w:t>capitalize(party_</w:t>
-      </w:r>
-      <w:proofErr w:type="gramStart"/>
-      <w:r>
-        <w:t>label)}}</w:t>
+        <w:t>capitalize(</w:t>
+      </w:r>
+      <w:proofErr w:type="spellStart"/>
+      <w:r>
+        <w:t>party_</w:t>
+      </w:r>
+      <w:proofErr w:type="gramStart"/>
+      <w:r>
+        <w:t>label</w:t>
+      </w:r>
+      <w:proofErr w:type="spellEnd"/>
+      <w:r>
+        <w:t>)}}</w:t>
       </w:r>
       <w:proofErr w:type="gramEnd"/>
       <w:r>
@@ -5577,7 +7359,23 @@
           <w:sz w:val="24"/>
           <w:szCs w:val="24"/>
         </w:rPr>
-        <w:t xml:space="preserve">{% if case_completed </w:t>
+        <w:t xml:space="preserve">{% if </w:t>
+      </w:r>
+      <w:proofErr w:type="spellStart"/>
+      <w:r>
+        <w:rPr>
+          <w:sz w:val="24"/>
+          <w:szCs w:val="24"/>
+        </w:rPr>
+        <w:t>case_completed</w:t>
+      </w:r>
+      <w:proofErr w:type="spellEnd"/>
+      <w:r>
+        <w:rPr>
+          <w:sz w:val="24"/>
+          <w:szCs w:val="24"/>
+        </w:rPr>
+        <w:t xml:space="preserve"> </w:t>
       </w:r>
       <w:proofErr w:type="gramStart"/>
       <w:r>
@@ -5601,22 +7399,54 @@
           <w:sz w:val="24"/>
           <w:szCs w:val="24"/>
         </w:rPr>
-        <w:t>{{ final</w:t>
-      </w:r>
-      <w:proofErr w:type="gramEnd"/>
-      <w:r>
-        <w:rPr>
-          <w:sz w:val="24"/>
-          <w:szCs w:val="24"/>
-        </w:rPr>
-        <w:t xml:space="preserve">_order_date}}, a </w:t>
-      </w:r>
-      <w:r>
-        <w:rPr>
-          <w:sz w:val="24"/>
-          <w:szCs w:val="24"/>
-        </w:rPr>
-        <w:t xml:space="preserve">{% if case_type == “Other” </w:t>
+        <w:t xml:space="preserve">{{ </w:t>
+      </w:r>
+      <w:proofErr w:type="spellStart"/>
+      <w:r>
+        <w:rPr>
+          <w:sz w:val="24"/>
+          <w:szCs w:val="24"/>
+        </w:rPr>
+        <w:t>final</w:t>
+      </w:r>
+      <w:proofErr w:type="gramEnd"/>
+      <w:r>
+        <w:rPr>
+          <w:sz w:val="24"/>
+          <w:szCs w:val="24"/>
+        </w:rPr>
+        <w:t>_order_date</w:t>
+      </w:r>
+      <w:proofErr w:type="spellEnd"/>
+      <w:r>
+        <w:rPr>
+          <w:sz w:val="24"/>
+          <w:szCs w:val="24"/>
+        </w:rPr>
+        <w:t xml:space="preserve">}}, a </w:t>
+      </w:r>
+      <w:r>
+        <w:rPr>
+          <w:sz w:val="24"/>
+          <w:szCs w:val="24"/>
+        </w:rPr>
+        <w:t xml:space="preserve">{% if </w:t>
+      </w:r>
+      <w:proofErr w:type="spellStart"/>
+      <w:r>
+        <w:rPr>
+          <w:sz w:val="24"/>
+          <w:szCs w:val="24"/>
+        </w:rPr>
+        <w:t>case_type</w:t>
+      </w:r>
+      <w:proofErr w:type="spellEnd"/>
+      <w:r>
+        <w:rPr>
+          <w:sz w:val="24"/>
+          <w:szCs w:val="24"/>
+        </w:rPr>
+        <w:t xml:space="preserve"> == “Other” </w:t>
       </w:r>
       <w:proofErr w:type="gramStart"/>
       <w:r>
@@ -5629,6 +7459,7 @@
       <w:r>
         <w:t xml:space="preserve"> </w:t>
       </w:r>
+      <w:proofErr w:type="spellStart"/>
       <w:r>
         <w:rPr>
           <w:sz w:val="24"/>
@@ -5644,6 +7475,7 @@
         </w:rPr>
         <w:t>_case_type</w:t>
       </w:r>
+      <w:proofErr w:type="spellEnd"/>
       <w:proofErr w:type="gramStart"/>
       <w:r>
         <w:rPr>
@@ -5681,8 +7513,17 @@
           <w:sz w:val="24"/>
           <w:szCs w:val="24"/>
         </w:rPr>
-        <w:t>{case_type</w:t>
-      </w:r>
+        <w:t>{</w:t>
+      </w:r>
+      <w:proofErr w:type="spellStart"/>
+      <w:r>
+        <w:rPr>
+          <w:sz w:val="24"/>
+          <w:szCs w:val="24"/>
+        </w:rPr>
+        <w:t>case_type</w:t>
+      </w:r>
+      <w:proofErr w:type="spellEnd"/>
       <w:proofErr w:type="gramStart"/>
       <w:r>
         <w:rPr>
@@ -5719,11 +7560,19 @@
       </w:r>
       <w:proofErr w:type="gramEnd"/>
       <w:r>
-        <w:t>% if case_</w:t>
-      </w:r>
-      <w:proofErr w:type="gramStart"/>
-      <w:r>
-        <w:t>type !</w:t>
+        <w:t xml:space="preserve">% if </w:t>
+      </w:r>
+      <w:proofErr w:type="spellStart"/>
+      <w:r>
+        <w:t>case_</w:t>
+      </w:r>
+      <w:proofErr w:type="gramStart"/>
+      <w:r>
+        <w:t>type</w:t>
+      </w:r>
+      <w:proofErr w:type="spellEnd"/>
+      <w:r>
+        <w:t xml:space="preserve"> !</w:t>
       </w:r>
       <w:proofErr w:type="gramEnd"/>
       <w:r>
@@ -5733,11 +7582,19 @@
         <w:t>Stalking No Contact Order</w:t>
       </w:r>
       <w:r>
-        <w:t>” and case_</w:t>
-      </w:r>
-      <w:proofErr w:type="gramStart"/>
-      <w:r>
-        <w:t>type !</w:t>
+        <w:t xml:space="preserve">” and </w:t>
+      </w:r>
+      <w:proofErr w:type="spellStart"/>
+      <w:r>
+        <w:t>case_</w:t>
+      </w:r>
+      <w:proofErr w:type="gramStart"/>
+      <w:r>
+        <w:t>type</w:t>
+      </w:r>
+      <w:proofErr w:type="spellEnd"/>
+      <w:r>
+        <w:t xml:space="preserve"> !</w:t>
       </w:r>
       <w:proofErr w:type="gramEnd"/>
       <w:r>
@@ -5747,11 +7604,19 @@
         <w:t>Civil No Contact Order</w:t>
       </w:r>
       <w:r>
-        <w:t>” and case_</w:t>
-      </w:r>
-      <w:proofErr w:type="gramStart"/>
-      <w:r>
-        <w:t>type !</w:t>
+        <w:t xml:space="preserve">” and </w:t>
+      </w:r>
+      <w:proofErr w:type="spellStart"/>
+      <w:r>
+        <w:t>case_</w:t>
+      </w:r>
+      <w:proofErr w:type="gramStart"/>
+      <w:r>
+        <w:t>type</w:t>
+      </w:r>
+      <w:proofErr w:type="spellEnd"/>
+      <w:r>
+        <w:t xml:space="preserve"> !</w:t>
       </w:r>
       <w:proofErr w:type="gramEnd"/>
       <w:r>
@@ -5830,7 +7695,23 @@
           <w:sz w:val="24"/>
           <w:szCs w:val="24"/>
         </w:rPr>
-        <w:t xml:space="preserve"> {{filing_date}}, this case was </w:t>
+        <w:t xml:space="preserve"> {{</w:t>
+      </w:r>
+      <w:proofErr w:type="spellStart"/>
+      <w:r>
+        <w:rPr>
+          <w:sz w:val="24"/>
+          <w:szCs w:val="24"/>
+        </w:rPr>
+        <w:t>filing_date</w:t>
+      </w:r>
+      <w:proofErr w:type="spellEnd"/>
+      <w:r>
+        <w:rPr>
+          <w:sz w:val="24"/>
+          <w:szCs w:val="24"/>
+        </w:rPr>
+        <w:t xml:space="preserve">}}, this case was </w:t>
       </w:r>
       <w:proofErr w:type="gramStart"/>
       <w:r>
@@ -5876,7 +7757,15 @@
           <w:sz w:val="24"/>
           <w:szCs w:val="24"/>
         </w:rPr>
-        <w:t>para in order_paragraph</w:t>
+        <w:t xml:space="preserve">para in </w:t>
+      </w:r>
+      <w:proofErr w:type="spellStart"/>
+      <w:r>
+        <w:rPr>
+          <w:sz w:val="24"/>
+          <w:szCs w:val="24"/>
+        </w:rPr>
+        <w:t>order_paragraph</w:t>
       </w:r>
       <w:r>
         <w:rPr>
@@ -5885,6 +7774,7 @@
         </w:rPr>
         <w:t>s</w:t>
       </w:r>
+      <w:proofErr w:type="spellEnd"/>
       <w:r>
         <w:rPr>
           <w:sz w:val="24"/>
@@ -5919,6 +7809,7 @@
         </w:rPr>
         <w:t>In paragraph {{</w:t>
       </w:r>
+      <w:proofErr w:type="spellStart"/>
       <w:r>
         <w:rPr>
           <w:sz w:val="24"/>
@@ -5933,6 +7824,7 @@
         </w:rPr>
         <w:t>.name.text</w:t>
       </w:r>
+      <w:proofErr w:type="spellEnd"/>
       <w:r>
         <w:rPr>
           <w:sz w:val="24"/>
@@ -5962,13 +7854,38 @@
         </w:rPr>
         <w:t>{{</w:t>
       </w:r>
-      <w:proofErr w:type="gramEnd"/>
-      <w:r>
-        <w:rPr>
-          <w:sz w:val="24"/>
-          <w:szCs w:val="24"/>
-        </w:rPr>
-        <w:t xml:space="preserve">other_parties[0].name_full()}} was ordered </w:t>
+      <w:proofErr w:type="spellStart"/>
+      <w:proofErr w:type="gramEnd"/>
+      <w:r>
+        <w:rPr>
+          <w:sz w:val="24"/>
+          <w:szCs w:val="24"/>
+        </w:rPr>
+        <w:t>other_parties</w:t>
+      </w:r>
+      <w:proofErr w:type="spellEnd"/>
+      <w:r>
+        <w:rPr>
+          <w:sz w:val="24"/>
+          <w:szCs w:val="24"/>
+        </w:rPr>
+        <w:t>[0].</w:t>
+      </w:r>
+      <w:proofErr w:type="spellStart"/>
+      <w:r>
+        <w:rPr>
+          <w:sz w:val="24"/>
+          <w:szCs w:val="24"/>
+        </w:rPr>
+        <w:t>name_full</w:t>
+      </w:r>
+      <w:proofErr w:type="spellEnd"/>
+      <w:r>
+        <w:rPr>
+          <w:sz w:val="24"/>
+          <w:szCs w:val="24"/>
+        </w:rPr>
+        <w:t xml:space="preserve">()}} was ordered </w:t>
       </w:r>
       <w:proofErr w:type="gramStart"/>
       <w:r>
@@ -6062,15 +7979,47 @@
           <w:sz w:val="24"/>
           <w:szCs w:val="24"/>
         </w:rPr>
-        <w:t>{{other_parties[0].name_</w:t>
-      </w:r>
-      <w:proofErr w:type="gramStart"/>
-      <w:r>
-        <w:rPr>
-          <w:sz w:val="24"/>
-          <w:szCs w:val="24"/>
-        </w:rPr>
-        <w:t>full(</w:t>
+        <w:t>{{</w:t>
+      </w:r>
+      <w:proofErr w:type="spellStart"/>
+      <w:r>
+        <w:rPr>
+          <w:sz w:val="24"/>
+          <w:szCs w:val="24"/>
+        </w:rPr>
+        <w:t>other_parties</w:t>
+      </w:r>
+      <w:proofErr w:type="spellEnd"/>
+      <w:r>
+        <w:rPr>
+          <w:sz w:val="24"/>
+          <w:szCs w:val="24"/>
+        </w:rPr>
+        <w:t>[0].</w:t>
+      </w:r>
+      <w:proofErr w:type="spellStart"/>
+      <w:r>
+        <w:rPr>
+          <w:sz w:val="24"/>
+          <w:szCs w:val="24"/>
+        </w:rPr>
+        <w:t>name_</w:t>
+      </w:r>
+      <w:proofErr w:type="gramStart"/>
+      <w:r>
+        <w:rPr>
+          <w:sz w:val="24"/>
+          <w:szCs w:val="24"/>
+        </w:rPr>
+        <w:t>full</w:t>
+      </w:r>
+      <w:proofErr w:type="spellEnd"/>
+      <w:r>
+        <w:rPr>
+          <w:sz w:val="24"/>
+          <w:szCs w:val="24"/>
+        </w:rPr>
+        <w:t>(</w:t>
       </w:r>
       <w:proofErr w:type="gramEnd"/>
       <w:r>
@@ -6092,7 +8041,15 @@
           <w:sz w:val="24"/>
           <w:szCs w:val="24"/>
         </w:rPr>
-        <w:t>paragraph {{para</w:t>
+        <w:t>paragraph {{</w:t>
+      </w:r>
+      <w:proofErr w:type="spellStart"/>
+      <w:r>
+        <w:rPr>
+          <w:sz w:val="24"/>
+          <w:szCs w:val="24"/>
+        </w:rPr>
+        <w:t>para</w:t>
       </w:r>
       <w:r>
         <w:rPr>
@@ -6101,6 +8058,7 @@
         </w:rPr>
         <w:t>.name.text</w:t>
       </w:r>
+      <w:proofErr w:type="spellEnd"/>
       <w:r>
         <w:rPr>
           <w:sz w:val="24"/>
@@ -6228,7 +8186,23 @@
           <w:sz w:val="24"/>
           <w:szCs w:val="24"/>
         </w:rPr>
-        <w:t>% endfor %}</w:t>
+        <w:t xml:space="preserve">% </w:t>
+      </w:r>
+      <w:proofErr w:type="spellStart"/>
+      <w:r>
+        <w:rPr>
+          <w:sz w:val="24"/>
+          <w:szCs w:val="24"/>
+        </w:rPr>
+        <w:t>endfor</w:t>
+      </w:r>
+      <w:proofErr w:type="spellEnd"/>
+      <w:r>
+        <w:rPr>
+          <w:sz w:val="24"/>
+          <w:szCs w:val="24"/>
+        </w:rPr>
+        <w:t xml:space="preserve"> %}</w:t>
       </w:r>
     </w:p>
     <w:p>
@@ -6255,15 +8229,47 @@
           <w:sz w:val="24"/>
           <w:szCs w:val="24"/>
         </w:rPr>
-        <w:t>Said behavior by {{other_parties[0].name_</w:t>
-      </w:r>
-      <w:proofErr w:type="gramStart"/>
-      <w:r>
-        <w:rPr>
-          <w:sz w:val="24"/>
-          <w:szCs w:val="24"/>
-        </w:rPr>
-        <w:t>full(</w:t>
+        <w:t>Said behavior by {{</w:t>
+      </w:r>
+      <w:proofErr w:type="spellStart"/>
+      <w:r>
+        <w:rPr>
+          <w:sz w:val="24"/>
+          <w:szCs w:val="24"/>
+        </w:rPr>
+        <w:t>other_parties</w:t>
+      </w:r>
+      <w:proofErr w:type="spellEnd"/>
+      <w:r>
+        <w:rPr>
+          <w:sz w:val="24"/>
+          <w:szCs w:val="24"/>
+        </w:rPr>
+        <w:t>[0].</w:t>
+      </w:r>
+      <w:proofErr w:type="spellStart"/>
+      <w:r>
+        <w:rPr>
+          <w:sz w:val="24"/>
+          <w:szCs w:val="24"/>
+        </w:rPr>
+        <w:t>name_</w:t>
+      </w:r>
+      <w:proofErr w:type="gramStart"/>
+      <w:r>
+        <w:rPr>
+          <w:sz w:val="24"/>
+          <w:szCs w:val="24"/>
+        </w:rPr>
+        <w:t>full</w:t>
+      </w:r>
+      <w:proofErr w:type="spellEnd"/>
+      <w:r>
+        <w:rPr>
+          <w:sz w:val="24"/>
+          <w:szCs w:val="24"/>
+        </w:rPr>
+        <w:t>(</w:t>
       </w:r>
       <w:proofErr w:type="gramEnd"/>
       <w:r>
@@ -6308,31 +8314,63 @@
           <w:sz w:val="24"/>
           <w:szCs w:val="24"/>
         </w:rPr>
-        <w:t>capitalize(party_</w:t>
-      </w:r>
-      <w:proofErr w:type="gramStart"/>
-      <w:r>
-        <w:rPr>
-          <w:sz w:val="24"/>
-          <w:szCs w:val="24"/>
-        </w:rPr>
-        <w:t>label)}}</w:t>
-      </w:r>
-      <w:proofErr w:type="gramEnd"/>
-      <w:r>
-        <w:rPr>
-          <w:sz w:val="24"/>
-          <w:szCs w:val="24"/>
-        </w:rPr>
-        <w:t>, {{users[0].name_</w:t>
-      </w:r>
-      <w:proofErr w:type="gramStart"/>
-      <w:r>
-        <w:rPr>
-          <w:sz w:val="24"/>
-          <w:szCs w:val="24"/>
-        </w:rPr>
-        <w:t>full(</w:t>
+        <w:t>capitalize(</w:t>
+      </w:r>
+      <w:proofErr w:type="spellStart"/>
+      <w:r>
+        <w:rPr>
+          <w:sz w:val="24"/>
+          <w:szCs w:val="24"/>
+        </w:rPr>
+        <w:t>party_</w:t>
+      </w:r>
+      <w:proofErr w:type="gramStart"/>
+      <w:r>
+        <w:rPr>
+          <w:sz w:val="24"/>
+          <w:szCs w:val="24"/>
+        </w:rPr>
+        <w:t>label</w:t>
+      </w:r>
+      <w:proofErr w:type="spellEnd"/>
+      <w:r>
+        <w:rPr>
+          <w:sz w:val="24"/>
+          <w:szCs w:val="24"/>
+        </w:rPr>
+        <w:t>)}}</w:t>
+      </w:r>
+      <w:proofErr w:type="gramEnd"/>
+      <w:r>
+        <w:rPr>
+          <w:sz w:val="24"/>
+          <w:szCs w:val="24"/>
+        </w:rPr>
+        <w:t>, {{users[0].</w:t>
+      </w:r>
+      <w:proofErr w:type="spellStart"/>
+      <w:r>
+        <w:rPr>
+          <w:sz w:val="24"/>
+          <w:szCs w:val="24"/>
+        </w:rPr>
+        <w:t>name_</w:t>
+      </w:r>
+      <w:proofErr w:type="gramStart"/>
+      <w:r>
+        <w:rPr>
+          <w:sz w:val="24"/>
+          <w:szCs w:val="24"/>
+        </w:rPr>
+        <w:t>full</w:t>
+      </w:r>
+      <w:proofErr w:type="spellEnd"/>
+      <w:r>
+        <w:rPr>
+          <w:sz w:val="24"/>
+          <w:szCs w:val="24"/>
+        </w:rPr>
+        <w:t>(</w:t>
       </w:r>
       <w:proofErr w:type="gramEnd"/>
       <w:r>
@@ -6388,15 +8426,47 @@
           <w:sz w:val="24"/>
           <w:szCs w:val="24"/>
         </w:rPr>
-        <w:t xml:space="preserve"> Rule to issue against {{other_parties[0].name_</w:t>
-      </w:r>
-      <w:proofErr w:type="gramStart"/>
-      <w:r>
-        <w:rPr>
-          <w:sz w:val="24"/>
-          <w:szCs w:val="24"/>
-        </w:rPr>
-        <w:t>full(</w:t>
+        <w:t xml:space="preserve"> Rule to issue against {{</w:t>
+      </w:r>
+      <w:proofErr w:type="spellStart"/>
+      <w:r>
+        <w:rPr>
+          <w:sz w:val="24"/>
+          <w:szCs w:val="24"/>
+        </w:rPr>
+        <w:t>other_parties</w:t>
+      </w:r>
+      <w:proofErr w:type="spellEnd"/>
+      <w:r>
+        <w:rPr>
+          <w:sz w:val="24"/>
+          <w:szCs w:val="24"/>
+        </w:rPr>
+        <w:t>[0].</w:t>
+      </w:r>
+      <w:proofErr w:type="spellStart"/>
+      <w:r>
+        <w:rPr>
+          <w:sz w:val="24"/>
+          <w:szCs w:val="24"/>
+        </w:rPr>
+        <w:t>name_</w:t>
+      </w:r>
+      <w:proofErr w:type="gramStart"/>
+      <w:r>
+        <w:rPr>
+          <w:sz w:val="24"/>
+          <w:szCs w:val="24"/>
+        </w:rPr>
+        <w:t>full</w:t>
+      </w:r>
+      <w:proofErr w:type="spellEnd"/>
+      <w:r>
+        <w:rPr>
+          <w:sz w:val="24"/>
+          <w:szCs w:val="24"/>
+        </w:rPr>
+        <w:t>(</w:t>
       </w:r>
       <w:proofErr w:type="gramEnd"/>
       <w:r>
@@ -6442,15 +8512,40 @@
           <w:sz w:val="24"/>
           <w:szCs w:val="24"/>
         </w:rPr>
-        <w:t>% if case_completed %}</w:t>
-      </w:r>
-      <w:r>
-        <w:rPr>
-          <w:sz w:val="24"/>
-          <w:szCs w:val="24"/>
-        </w:rPr>
-        <w:t xml:space="preserve"> of {{final_order_date</w:t>
-      </w:r>
+        <w:t xml:space="preserve">% if </w:t>
+      </w:r>
+      <w:proofErr w:type="spellStart"/>
+      <w:r>
+        <w:rPr>
+          <w:sz w:val="24"/>
+          <w:szCs w:val="24"/>
+        </w:rPr>
+        <w:t>case_completed</w:t>
+      </w:r>
+      <w:proofErr w:type="spellEnd"/>
+      <w:r>
+        <w:rPr>
+          <w:sz w:val="24"/>
+          <w:szCs w:val="24"/>
+        </w:rPr>
+        <w:t xml:space="preserve"> %}</w:t>
+      </w:r>
+      <w:r>
+        <w:rPr>
+          <w:sz w:val="24"/>
+          <w:szCs w:val="24"/>
+        </w:rPr>
+        <w:t xml:space="preserve"> of {{</w:t>
+      </w:r>
+      <w:proofErr w:type="spellStart"/>
+      <w:r>
+        <w:rPr>
+          <w:sz w:val="24"/>
+          <w:szCs w:val="24"/>
+        </w:rPr>
+        <w:t>final_order_date</w:t>
+      </w:r>
+      <w:proofErr w:type="spellEnd"/>
       <w:proofErr w:type="gramStart"/>
       <w:r>
         <w:rPr>
@@ -6495,7 +8590,15 @@
           <w:sz w:val="24"/>
           <w:szCs w:val="24"/>
         </w:rPr>
-        <w:t>% for para in order_paragraph</w:t>
+        <w:t xml:space="preserve">% for para in </w:t>
+      </w:r>
+      <w:proofErr w:type="spellStart"/>
+      <w:r>
+        <w:rPr>
+          <w:sz w:val="24"/>
+          <w:szCs w:val="24"/>
+        </w:rPr>
+        <w:t>order_paragraph</w:t>
       </w:r>
       <w:r>
         <w:rPr>
@@ -6504,6 +8607,7 @@
         </w:rPr>
         <w:t>s</w:t>
       </w:r>
+      <w:proofErr w:type="spellEnd"/>
       <w:r>
         <w:rPr>
           <w:sz w:val="24"/>
@@ -6557,15 +8661,47 @@
           <w:sz w:val="24"/>
           <w:szCs w:val="24"/>
         </w:rPr>
-        <w:t>order that {{other_parties[0].name_</w:t>
-      </w:r>
-      <w:proofErr w:type="gramStart"/>
-      <w:r>
-        <w:rPr>
-          <w:sz w:val="24"/>
-          <w:szCs w:val="24"/>
-        </w:rPr>
-        <w:t>full(</w:t>
+        <w:t>order that {{</w:t>
+      </w:r>
+      <w:proofErr w:type="spellStart"/>
+      <w:r>
+        <w:rPr>
+          <w:sz w:val="24"/>
+          <w:szCs w:val="24"/>
+        </w:rPr>
+        <w:t>other_parties</w:t>
+      </w:r>
+      <w:proofErr w:type="spellEnd"/>
+      <w:r>
+        <w:rPr>
+          <w:sz w:val="24"/>
+          <w:szCs w:val="24"/>
+        </w:rPr>
+        <w:t>[0].</w:t>
+      </w:r>
+      <w:proofErr w:type="spellStart"/>
+      <w:r>
+        <w:rPr>
+          <w:sz w:val="24"/>
+          <w:szCs w:val="24"/>
+        </w:rPr>
+        <w:t>name_</w:t>
+      </w:r>
+      <w:proofErr w:type="gramStart"/>
+      <w:r>
+        <w:rPr>
+          <w:sz w:val="24"/>
+          <w:szCs w:val="24"/>
+        </w:rPr>
+        <w:t>full</w:t>
+      </w:r>
+      <w:proofErr w:type="spellEnd"/>
+      <w:r>
+        <w:rPr>
+          <w:sz w:val="24"/>
+          <w:szCs w:val="24"/>
+        </w:rPr>
+        <w:t>(</w:t>
       </w:r>
       <w:proofErr w:type="gramEnd"/>
       <w:r>
@@ -6725,30 +8861,23 @@
           <w:sz w:val="24"/>
           <w:szCs w:val="24"/>
         </w:rPr>
-        <w:t xml:space="preserve">% endfor </w:t>
-      </w:r>
-      <w:proofErr w:type="gramStart"/>
-      <w:r>
-        <w:rPr>
-          <w:sz w:val="24"/>
-          <w:szCs w:val="24"/>
-        </w:rPr>
-        <w:t>%}</w:t>
-      </w:r>
-      <w:r>
-        <w:rPr>
-          <w:sz w:val="24"/>
-          <w:szCs w:val="24"/>
-        </w:rPr>
-        <w:t>{</w:t>
-      </w:r>
-      <w:proofErr w:type="gramEnd"/>
-      <w:r>
-        <w:rPr>
-          <w:sz w:val="24"/>
-          <w:szCs w:val="24"/>
-        </w:rPr>
-        <w:t>% if contempt_request %}</w:t>
+        <w:t xml:space="preserve">% </w:t>
+      </w:r>
+      <w:proofErr w:type="spellStart"/>
+      <w:r>
+        <w:rPr>
+          <w:sz w:val="24"/>
+          <w:szCs w:val="24"/>
+        </w:rPr>
+        <w:t>endfor</w:t>
+      </w:r>
+      <w:proofErr w:type="spellEnd"/>
+      <w:r>
+        <w:rPr>
+          <w:sz w:val="24"/>
+          <w:szCs w:val="24"/>
+        </w:rPr>
+        <w:t xml:space="preserve"> %}</w:t>
       </w:r>
     </w:p>
     <w:p>
@@ -6775,14 +8904,85 @@
           <w:sz w:val="24"/>
           <w:szCs w:val="24"/>
         </w:rPr>
-        <w:t>Sanctions to issue, including jail time if there are continued violations, to prevent future violations.</w:t>
-      </w:r>
-      <w:r>
-        <w:rPr>
-          <w:sz w:val="24"/>
-          <w:szCs w:val="24"/>
-        </w:rPr>
-        <w:t xml:space="preserve">{% </w:t>
+        <w:t xml:space="preserve">Sanctions to </w:t>
+      </w:r>
+      <w:proofErr w:type="gramStart"/>
+      <w:r>
+        <w:rPr>
+          <w:sz w:val="24"/>
+          <w:szCs w:val="24"/>
+        </w:rPr>
+        <w:t>issue</w:t>
+      </w:r>
+      <w:r>
+        <w:rPr>
+          <w:sz w:val="24"/>
+          <w:szCs w:val="24"/>
+        </w:rPr>
+        <w:t>{</w:t>
+      </w:r>
+      <w:proofErr w:type="gramEnd"/>
+      <w:r>
+        <w:rPr>
+          <w:sz w:val="24"/>
+          <w:szCs w:val="24"/>
+        </w:rPr>
+        <w:t xml:space="preserve">% if </w:t>
+      </w:r>
+      <w:proofErr w:type="spellStart"/>
+      <w:r>
+        <w:rPr>
+          <w:sz w:val="24"/>
+          <w:szCs w:val="24"/>
+        </w:rPr>
+        <w:t>contempt_</w:t>
+      </w:r>
+      <w:proofErr w:type="gramStart"/>
+      <w:r>
+        <w:rPr>
+          <w:sz w:val="24"/>
+          <w:szCs w:val="24"/>
+        </w:rPr>
+        <w:t>request</w:t>
+      </w:r>
+      <w:proofErr w:type="spellEnd"/>
+      <w:r>
+        <w:rPr>
+          <w:sz w:val="24"/>
+          <w:szCs w:val="24"/>
+        </w:rPr>
+        <w:t xml:space="preserve"> %}</w:t>
+      </w:r>
+      <w:proofErr w:type="gramEnd"/>
+      <w:r>
+        <w:rPr>
+          <w:sz w:val="24"/>
+          <w:szCs w:val="24"/>
+        </w:rPr>
+        <w:t xml:space="preserve">, including jail time if there are continued </w:t>
+      </w:r>
+      <w:proofErr w:type="gramStart"/>
+      <w:r>
+        <w:rPr>
+          <w:sz w:val="24"/>
+          <w:szCs w:val="24"/>
+        </w:rPr>
+        <w:t>violations,</w:t>
+      </w:r>
+      <w:r>
+        <w:rPr>
+          <w:sz w:val="24"/>
+          <w:szCs w:val="24"/>
+        </w:rPr>
+        <w:t>{</w:t>
+      </w:r>
+      <w:proofErr w:type="gramEnd"/>
+      <w:r>
+        <w:rPr>
+          <w:sz w:val="24"/>
+          <w:szCs w:val="24"/>
+        </w:rPr>
+        <w:t xml:space="preserve">% </w:t>
       </w:r>
       <w:proofErr w:type="gramStart"/>
       <w:r>
@@ -6793,6 +8993,13 @@
         <w:t>endif %}</w:t>
       </w:r>
       <w:proofErr w:type="gramEnd"/>
+      <w:r>
+        <w:rPr>
+          <w:sz w:val="24"/>
+          <w:szCs w:val="24"/>
+        </w:rPr>
+        <w:t xml:space="preserve"> to prevent future violations.</w:t>
+      </w:r>
     </w:p>
     <w:p>
       <w:pPr>
@@ -6825,15 +9032,31 @@
           <w:sz w:val="24"/>
           <w:szCs w:val="24"/>
         </w:rPr>
-        <w:t>{{capitalize(party_</w:t>
-      </w:r>
-      <w:proofErr w:type="gramStart"/>
-      <w:r>
-        <w:rPr>
-          <w:sz w:val="24"/>
-          <w:szCs w:val="24"/>
-        </w:rPr>
-        <w:t>label)}}</w:t>
+        <w:t>{{capitalize(</w:t>
+      </w:r>
+      <w:proofErr w:type="spellStart"/>
+      <w:r>
+        <w:rPr>
+          <w:sz w:val="24"/>
+          <w:szCs w:val="24"/>
+        </w:rPr>
+        <w:t>party_</w:t>
+      </w:r>
+      <w:proofErr w:type="gramStart"/>
+      <w:r>
+        <w:rPr>
+          <w:sz w:val="24"/>
+          <w:szCs w:val="24"/>
+        </w:rPr>
+        <w:t>label</w:t>
+      </w:r>
+      <w:proofErr w:type="spellEnd"/>
+      <w:r>
+        <w:rPr>
+          <w:sz w:val="24"/>
+          <w:szCs w:val="24"/>
+        </w:rPr>
+        <w:t>)}}</w:t>
       </w:r>
       <w:proofErr w:type="gramEnd"/>
       <w:r>
@@ -6961,31 +9184,31 @@
                 <w:sz w:val="24"/>
                 <w:szCs w:val="24"/>
               </w:rPr>
-              <w:t>{% if e_</w:t>
-            </w:r>
-            <w:proofErr w:type="gramStart"/>
+              <w:t xml:space="preserve">{% if </w:t>
+            </w:r>
+            <w:proofErr w:type="spellStart"/>
             <w:r>
               <w:rPr>
                 <w:sz w:val="24"/>
                 <w:szCs w:val="24"/>
               </w:rPr>
-              <w:t>signature %}</w:t>
-            </w:r>
-            <w:proofErr w:type="gramEnd"/>
+              <w:t>e_</w:t>
+            </w:r>
+            <w:proofErr w:type="gramStart"/>
             <w:r>
               <w:rPr>
                 <w:sz w:val="24"/>
                 <w:szCs w:val="24"/>
               </w:rPr>
-              <w:t>/</w:t>
-            </w:r>
-            <w:proofErr w:type="gramStart"/>
+              <w:t>signature</w:t>
+            </w:r>
+            <w:proofErr w:type="spellEnd"/>
             <w:r>
               <w:rPr>
                 <w:sz w:val="24"/>
                 <w:szCs w:val="24"/>
               </w:rPr>
-              <w:t>s/ {{</w:t>
+              <w:t xml:space="preserve"> %}</w:t>
             </w:r>
             <w:proofErr w:type="gramEnd"/>
             <w:r>
@@ -6993,7 +9216,7 @@
                 <w:sz w:val="24"/>
                 <w:szCs w:val="24"/>
               </w:rPr>
-              <w:t>users[0].name_</w:t>
+              <w:t>/</w:t>
             </w:r>
             <w:proofErr w:type="gramStart"/>
             <w:r>
@@ -7001,7 +9224,39 @@
                 <w:sz w:val="24"/>
                 <w:szCs w:val="24"/>
               </w:rPr>
-              <w:t>full(</w:t>
+              <w:t>s/ {{</w:t>
+            </w:r>
+            <w:proofErr w:type="gramEnd"/>
+            <w:r>
+              <w:rPr>
+                <w:sz w:val="24"/>
+                <w:szCs w:val="24"/>
+              </w:rPr>
+              <w:t>users[0].</w:t>
+            </w:r>
+            <w:proofErr w:type="spellStart"/>
+            <w:r>
+              <w:rPr>
+                <w:sz w:val="24"/>
+                <w:szCs w:val="24"/>
+              </w:rPr>
+              <w:t>name_</w:t>
+            </w:r>
+            <w:proofErr w:type="gramStart"/>
+            <w:r>
+              <w:rPr>
+                <w:sz w:val="24"/>
+                <w:szCs w:val="24"/>
+              </w:rPr>
+              <w:t>full</w:t>
+            </w:r>
+            <w:proofErr w:type="spellEnd"/>
+            <w:r>
+              <w:rPr>
+                <w:sz w:val="24"/>
+                <w:szCs w:val="24"/>
+              </w:rPr>
+              <w:t>(</w:t>
             </w:r>
             <w:proofErr w:type="gramEnd"/>
             <w:r>
@@ -7052,15 +9307,31 @@
           <w:sz w:val="24"/>
           <w:szCs w:val="24"/>
         </w:rPr>
-        <w:t>{{users[0].name_</w:t>
-      </w:r>
-      <w:proofErr w:type="gramStart"/>
-      <w:r>
-        <w:rPr>
-          <w:sz w:val="24"/>
-          <w:szCs w:val="24"/>
-        </w:rPr>
-        <w:t>full(</w:t>
+        <w:t>{{users[0].</w:t>
+      </w:r>
+      <w:proofErr w:type="spellStart"/>
+      <w:r>
+        <w:rPr>
+          <w:sz w:val="24"/>
+          <w:szCs w:val="24"/>
+        </w:rPr>
+        <w:t>name_</w:t>
+      </w:r>
+      <w:proofErr w:type="gramStart"/>
+      <w:r>
+        <w:rPr>
+          <w:sz w:val="24"/>
+          <w:szCs w:val="24"/>
+        </w:rPr>
+        <w:t>full</w:t>
+      </w:r>
+      <w:proofErr w:type="spellEnd"/>
+      <w:r>
+        <w:rPr>
+          <w:sz w:val="24"/>
+          <w:szCs w:val="24"/>
+        </w:rPr>
+        <w:t>(</w:t>
       </w:r>
       <w:proofErr w:type="gramEnd"/>
       <w:r>
@@ -7246,31 +9517,31 @@
                 <w:sz w:val="24"/>
                 <w:szCs w:val="24"/>
               </w:rPr>
-              <w:t>{% if e_</w:t>
-            </w:r>
-            <w:proofErr w:type="gramStart"/>
+              <w:t xml:space="preserve">{% if </w:t>
+            </w:r>
+            <w:proofErr w:type="spellStart"/>
             <w:r>
               <w:rPr>
                 <w:sz w:val="24"/>
                 <w:szCs w:val="24"/>
               </w:rPr>
-              <w:t>signature %}</w:t>
-            </w:r>
-            <w:proofErr w:type="gramEnd"/>
+              <w:t>e_</w:t>
+            </w:r>
+            <w:proofErr w:type="gramStart"/>
             <w:r>
               <w:rPr>
                 <w:sz w:val="24"/>
                 <w:szCs w:val="24"/>
               </w:rPr>
-              <w:t>/</w:t>
-            </w:r>
-            <w:proofErr w:type="gramStart"/>
+              <w:t>signature</w:t>
+            </w:r>
+            <w:proofErr w:type="spellEnd"/>
             <w:r>
               <w:rPr>
                 <w:sz w:val="24"/>
                 <w:szCs w:val="24"/>
               </w:rPr>
-              <w:t>s/ {{</w:t>
+              <w:t xml:space="preserve"> %}</w:t>
             </w:r>
             <w:proofErr w:type="gramEnd"/>
             <w:r>
@@ -7278,7 +9549,7 @@
                 <w:sz w:val="24"/>
                 <w:szCs w:val="24"/>
               </w:rPr>
-              <w:t>users[0].name_</w:t>
+              <w:t>/</w:t>
             </w:r>
             <w:proofErr w:type="gramStart"/>
             <w:r>
@@ -7286,7 +9557,39 @@
                 <w:sz w:val="24"/>
                 <w:szCs w:val="24"/>
               </w:rPr>
-              <w:t>full(</w:t>
+              <w:t>s/ {{</w:t>
+            </w:r>
+            <w:proofErr w:type="gramEnd"/>
+            <w:r>
+              <w:rPr>
+                <w:sz w:val="24"/>
+                <w:szCs w:val="24"/>
+              </w:rPr>
+              <w:t>users[0].</w:t>
+            </w:r>
+            <w:proofErr w:type="spellStart"/>
+            <w:r>
+              <w:rPr>
+                <w:sz w:val="24"/>
+                <w:szCs w:val="24"/>
+              </w:rPr>
+              <w:t>name_</w:t>
+            </w:r>
+            <w:proofErr w:type="gramStart"/>
+            <w:r>
+              <w:rPr>
+                <w:sz w:val="24"/>
+                <w:szCs w:val="24"/>
+              </w:rPr>
+              <w:t>full</w:t>
+            </w:r>
+            <w:proofErr w:type="spellEnd"/>
+            <w:r>
+              <w:rPr>
+                <w:sz w:val="24"/>
+                <w:szCs w:val="24"/>
+              </w:rPr>
+              <w:t>(</w:t>
             </w:r>
             <w:proofErr w:type="gramEnd"/>
             <w:r>
@@ -7363,7 +9666,23 @@
                 <w:sz w:val="24"/>
                 <w:szCs w:val="24"/>
               </w:rPr>
-              <w:t xml:space="preserve">{% if e_signature </w:t>
+              <w:t xml:space="preserve">{% if </w:t>
+            </w:r>
+            <w:proofErr w:type="spellStart"/>
+            <w:r>
+              <w:rPr>
+                <w:sz w:val="24"/>
+                <w:szCs w:val="24"/>
+              </w:rPr>
+              <w:t>e_signature</w:t>
+            </w:r>
+            <w:proofErr w:type="spellEnd"/>
+            <w:r>
+              <w:rPr>
+                <w:sz w:val="24"/>
+                <w:szCs w:val="24"/>
+              </w:rPr>
+              <w:t xml:space="preserve"> </w:t>
             </w:r>
             <w:proofErr w:type="gramStart"/>
             <w:r>
@@ -7543,15 +9862,31 @@
                 <w:sz w:val="24"/>
                 <w:szCs w:val="24"/>
               </w:rPr>
-              <w:t>{{users[0].name_</w:t>
-            </w:r>
-            <w:proofErr w:type="gramStart"/>
+              <w:t>{{users[0].</w:t>
+            </w:r>
+            <w:proofErr w:type="spellStart"/>
             <w:r>
               <w:rPr>
                 <w:sz w:val="24"/>
                 <w:szCs w:val="24"/>
               </w:rPr>
-              <w:t>full(</w:t>
+              <w:t>name_</w:t>
+            </w:r>
+            <w:proofErr w:type="gramStart"/>
+            <w:r>
+              <w:rPr>
+                <w:sz w:val="24"/>
+                <w:szCs w:val="24"/>
+              </w:rPr>
+              <w:t>full</w:t>
+            </w:r>
+            <w:proofErr w:type="spellEnd"/>
+            <w:r>
+              <w:rPr>
+                <w:sz w:val="24"/>
+                <w:szCs w:val="24"/>
+              </w:rPr>
+              <w:t>(</w:t>
             </w:r>
             <w:proofErr w:type="gramEnd"/>
             <w:r>
@@ -7751,15 +10086,31 @@
                 <w:sz w:val="24"/>
                 <w:szCs w:val="24"/>
               </w:rPr>
-              <w:t>].has</w:t>
-            </w:r>
-            <w:proofErr w:type="gramEnd"/>
+              <w:t>].</w:t>
+            </w:r>
+            <w:proofErr w:type="spellStart"/>
             <w:r>
               <w:rPr>
                 <w:sz w:val="24"/>
                 <w:szCs w:val="24"/>
               </w:rPr>
-              <w:t xml:space="preserve">_email_address </w:t>
+              <w:t>has</w:t>
+            </w:r>
+            <w:proofErr w:type="gramEnd"/>
+            <w:r>
+              <w:rPr>
+                <w:sz w:val="24"/>
+                <w:szCs w:val="24"/>
+              </w:rPr>
+              <w:t>_email_address</w:t>
+            </w:r>
+            <w:proofErr w:type="spellEnd"/>
+            <w:r>
+              <w:rPr>
+                <w:sz w:val="24"/>
+                <w:szCs w:val="24"/>
+              </w:rPr>
+              <w:t xml:space="preserve"> </w:t>
             </w:r>
             <w:proofErr w:type="gramStart"/>
             <w:r>
@@ -7868,84 +10219,132 @@
                 <w:sz w:val="24"/>
                 <w:szCs w:val="24"/>
               </w:rPr>
-              <w:t>].phone</w:t>
-            </w:r>
-            <w:proofErr w:type="gramEnd"/>
+              <w:t>].</w:t>
+            </w:r>
+            <w:proofErr w:type="spellStart"/>
             <w:r>
               <w:rPr>
                 <w:sz w:val="24"/>
                 <w:szCs w:val="24"/>
               </w:rPr>
-              <w:t>_</w:t>
-            </w:r>
-            <w:proofErr w:type="gramStart"/>
+              <w:t>phone</w:t>
+            </w:r>
+            <w:proofErr w:type="gramEnd"/>
             <w:r>
               <w:rPr>
                 <w:sz w:val="24"/>
                 <w:szCs w:val="24"/>
               </w:rPr>
-              <w:t>number !</w:t>
-            </w:r>
-            <w:proofErr w:type="gramEnd"/>
+              <w:t>_</w:t>
+            </w:r>
+            <w:proofErr w:type="gramStart"/>
             <w:r>
               <w:rPr>
                 <w:sz w:val="24"/>
                 <w:szCs w:val="24"/>
               </w:rPr>
-              <w:t xml:space="preserve">= “” </w:t>
-            </w:r>
-            <w:proofErr w:type="gramStart"/>
+              <w:t>number</w:t>
+            </w:r>
+            <w:proofErr w:type="spellEnd"/>
             <w:r>
               <w:rPr>
                 <w:sz w:val="24"/>
                 <w:szCs w:val="24"/>
               </w:rPr>
-              <w:t>%}</w:t>
-            </w:r>
+              <w:t xml:space="preserve"> !</w:t>
+            </w:r>
+            <w:proofErr w:type="gramEnd"/>
             <w:r>
               <w:rPr>
                 <w:sz w:val="24"/>
                 <w:szCs w:val="24"/>
               </w:rPr>
-              <w:t>{</w:t>
-            </w:r>
-            <w:proofErr w:type="gramEnd"/>
+              <w:t xml:space="preserve">= “” </w:t>
+            </w:r>
+            <w:proofErr w:type="gramStart"/>
             <w:r>
               <w:rPr>
                 <w:sz w:val="24"/>
                 <w:szCs w:val="24"/>
               </w:rPr>
-              <w:t>{phone_number_formatted(users[0</w:t>
-            </w:r>
-            <w:proofErr w:type="gramStart"/>
+              <w:t>%}</w:t>
+            </w:r>
             <w:r>
               <w:rPr>
                 <w:sz w:val="24"/>
                 <w:szCs w:val="24"/>
               </w:rPr>
-              <w:t>].pho</w:t>
-            </w:r>
+              <w:t>{</w:t>
+            </w:r>
+            <w:proofErr w:type="gramEnd"/>
             <w:r>
               <w:rPr>
                 <w:sz w:val="24"/>
                 <w:szCs w:val="24"/>
               </w:rPr>
-              <w:t>n</w:t>
-            </w:r>
+              <w:t>{</w:t>
+            </w:r>
+            <w:proofErr w:type="spellStart"/>
             <w:r>
               <w:rPr>
                 <w:sz w:val="24"/>
                 <w:szCs w:val="24"/>
               </w:rPr>
-              <w:t>e</w:t>
-            </w:r>
-            <w:proofErr w:type="gramEnd"/>
+              <w:t>phone_number_formatted</w:t>
+            </w:r>
+            <w:proofErr w:type="spellEnd"/>
             <w:r>
               <w:rPr>
                 <w:sz w:val="24"/>
                 <w:szCs w:val="24"/>
               </w:rPr>
-              <w:t>_number)</w:t>
+              <w:t>(users[0</w:t>
+            </w:r>
+            <w:proofErr w:type="gramStart"/>
+            <w:r>
+              <w:rPr>
+                <w:sz w:val="24"/>
+                <w:szCs w:val="24"/>
+              </w:rPr>
+              <w:t>].</w:t>
+            </w:r>
+            <w:proofErr w:type="spellStart"/>
+            <w:r>
+              <w:rPr>
+                <w:sz w:val="24"/>
+                <w:szCs w:val="24"/>
+              </w:rPr>
+              <w:t>pho</w:t>
+            </w:r>
+            <w:r>
+              <w:rPr>
+                <w:sz w:val="24"/>
+                <w:szCs w:val="24"/>
+              </w:rPr>
+              <w:t>n</w:t>
+            </w:r>
+            <w:r>
+              <w:rPr>
+                <w:sz w:val="24"/>
+                <w:szCs w:val="24"/>
+              </w:rPr>
+              <w:t>e</w:t>
+            </w:r>
+            <w:proofErr w:type="gramEnd"/>
+            <w:r>
+              <w:rPr>
+                <w:sz w:val="24"/>
+                <w:szCs w:val="24"/>
+              </w:rPr>
+              <w:t>_number</w:t>
+            </w:r>
+            <w:proofErr w:type="spellEnd"/>
+            <w:r>
+              <w:rPr>
+                <w:sz w:val="24"/>
+                <w:szCs w:val="24"/>
+              </w:rPr>
+              <w:t>)</w:t>
             </w:r>
             <w:proofErr w:type="gramStart"/>
             <w:r>
@@ -8119,15 +10518,31 @@
                 <w:sz w:val="24"/>
                 <w:szCs w:val="24"/>
               </w:rPr>
-              <w:t>].address</w:t>
-            </w:r>
-            <w:proofErr w:type="gramEnd"/>
+              <w:t>].</w:t>
+            </w:r>
+            <w:proofErr w:type="spellStart"/>
             <w:r>
               <w:rPr>
                 <w:sz w:val="24"/>
                 <w:szCs w:val="24"/>
               </w:rPr>
-              <w:t>.on_one_line(bare=True)}}</w:t>
+              <w:t>address</w:t>
+            </w:r>
+            <w:proofErr w:type="gramEnd"/>
+            <w:r>
+              <w:rPr>
+                <w:sz w:val="24"/>
+                <w:szCs w:val="24"/>
+              </w:rPr>
+              <w:t>.on_one_line</w:t>
+            </w:r>
+            <w:proofErr w:type="spellEnd"/>
+            <w:r>
+              <w:rPr>
+                <w:sz w:val="24"/>
+                <w:szCs w:val="24"/>
+              </w:rPr>
+              <w:t>(bare=True)}}</w:t>
             </w:r>
           </w:p>
         </w:tc>
